--- a/docs/week-10/cen429-week-10-ders-notu.en.docx
+++ b/docs/week-10/cen429-week-10-ders-notu.en.docx
@@ -222,6 +222,296 @@
       </w:r>
       <w:r>
         <w:t xml:space="preserve">altından. Tümüyle sentetik ve güvenlidir; öğrenci bilgisayarına zarar vermez.</w:t>
+      </w:r>
+    </w:p>
+    <w:p>
+      <w:pPr>
+        <w:pStyle w:val="BlockText"/>
+      </w:pPr>
+      <w:r>
+        <w:rPr>
+          <w:b/>
+          <w:bCs/>
+        </w:rPr>
+        <w:t xml:space="preserve">Demoyu kendiniz çalıştırın — adım adım (kopyala-yapıştır)</w:t>
+      </w:r>
+    </w:p>
+    <w:p>
+      <w:pPr>
+        <w:pStyle w:val="BlockText"/>
+      </w:pPr>
+      <w:r>
+        <w:t xml:space="preserve">Bu iki demo</w:t>
+      </w:r>
+      <w:r>
+        <w:t xml:space="preserve"> </w:t>
+      </w:r>
+      <w:r>
+        <w:rPr>
+          <w:b/>
+          <w:bCs/>
+        </w:rPr>
+        <w:t xml:space="preserve">OpenSSL</w:t>
+      </w:r>
+      <w:r>
+        <w:t xml:space="preserve"> </w:t>
+      </w:r>
+      <w:r>
+        <w:t xml:space="preserve">ve kabuk betiği kullanır; Windows’ta</w:t>
+      </w:r>
+      <w:r>
+        <w:t xml:space="preserve"> </w:t>
+      </w:r>
+      <w:r>
+        <w:rPr>
+          <w:b/>
+          <w:bCs/>
+        </w:rPr>
+        <w:t xml:space="preserve">WSL</w:t>
+      </w:r>
+      <w:r>
+        <w:t xml:space="preserve"> </w:t>
+      </w:r>
+      <w:r>
+        <w:t xml:space="preserve">ya da</w:t>
+      </w:r>
+      <w:r>
+        <w:t xml:space="preserve"> </w:t>
+      </w:r>
+      <w:r>
+        <w:rPr>
+          <w:b/>
+          <w:bCs/>
+        </w:rPr>
+        <w:t xml:space="preserve">Git Bash</w:t>
+      </w:r>
+      <w:r>
+        <w:t xml:space="preserve"> </w:t>
+      </w:r>
+      <w:r>
+        <w:t xml:space="preserve">açın.</w:t>
+      </w:r>
+      <w:r>
+        <w:t xml:space="preserve"> </w:t>
+      </w:r>
+      <w:r>
+        <w:rPr>
+          <w:rStyle w:val="VerbatimChar"/>
+          <w:b/>
+          <w:bCs/>
+        </w:rPr>
+        <w:t xml:space="preserve">code</w:t>
+      </w:r>
+      <w:r>
+        <w:t xml:space="preserve"> </w:t>
+      </w:r>
+      <w:r>
+        <w:t xml:space="preserve">klasöründen:</w:t>
+      </w:r>
+    </w:p>
+    <w:p>
+      <w:pPr>
+        <w:pStyle w:val="SourceCode"/>
+      </w:pPr>
+      <w:r>
+        <w:rPr>
+          <w:rStyle w:val="CommentTok"/>
+        </w:rPr>
+        <w:t xml:space="preserve"># WSL / Linux / Git Bash</w:t>
+      </w:r>
+      <w:r>
+        <w:br/>
+      </w:r>
+      <w:r>
+        <w:rPr>
+          <w:rStyle w:val="BuiltInTok"/>
+        </w:rPr>
+        <w:t xml:space="preserve">cd</w:t>
+      </w:r>
+      <w:r>
+        <w:rPr>
+          <w:rStyle w:val="NormalTok"/>
+        </w:rPr>
+        <w:t xml:space="preserve"> week-10/01-pki-zincir</w:t>
+      </w:r>
+      <w:r>
+        <w:br/>
+      </w:r>
+      <w:r>
+        <w:rPr>
+          <w:rStyle w:val="FunctionTok"/>
+        </w:rPr>
+        <w:t xml:space="preserve">sh</w:t>
+      </w:r>
+      <w:r>
+        <w:rPr>
+          <w:rStyle w:val="NormalTok"/>
+        </w:rPr>
+        <w:t xml:space="preserve"> demo.sh            </w:t>
+      </w:r>
+      <w:r>
+        <w:rPr>
+          <w:rStyle w:val="CommentTok"/>
+        </w:rPr>
+        <w:t xml:space="preserve"># kök CA → ara CA → sunucu sertifikası üretir ve zinciri doğrular</w:t>
+      </w:r>
+      <w:r>
+        <w:br/>
+      </w:r>
+      <w:r>
+        <w:br/>
+      </w:r>
+      <w:r>
+        <w:rPr>
+          <w:rStyle w:val="BuiltInTok"/>
+        </w:rPr>
+        <w:t xml:space="preserve">cd</w:t>
+      </w:r>
+      <w:r>
+        <w:rPr>
+          <w:rStyle w:val="NormalTok"/>
+        </w:rPr>
+        <w:t xml:space="preserve"> ../02-imza-dogrulama</w:t>
+      </w:r>
+      <w:r>
+        <w:br/>
+      </w:r>
+      <w:r>
+        <w:rPr>
+          <w:rStyle w:val="FunctionTok"/>
+        </w:rPr>
+        <w:t xml:space="preserve">sh</w:t>
+      </w:r>
+      <w:r>
+        <w:rPr>
+          <w:rStyle w:val="NormalTok"/>
+        </w:rPr>
+        <w:t xml:space="preserve"> demo.sh            </w:t>
+      </w:r>
+      <w:r>
+        <w:rPr>
+          <w:rStyle w:val="CommentTok"/>
+        </w:rPr>
+        <w:t xml:space="preserve"># Ed25519 ile imzala → doğrula → tek bayt kurcala → doğrulama reddetsin</w:t>
+      </w:r>
+    </w:p>
+    <w:p>
+      <w:pPr>
+        <w:pStyle w:val="BlockText"/>
+      </w:pPr>
+      <w:r>
+        <w:rPr>
+          <w:b/>
+          <w:bCs/>
+        </w:rPr>
+        <w:t xml:space="preserve">Beklenen çıktı:</w:t>
+      </w:r>
+      <w:r>
+        <w:t xml:space="preserve"> </w:t>
+      </w:r>
+      <w:r>
+        <w:t xml:space="preserve">Birinci demo üç halkalı bir</w:t>
+      </w:r>
+      <w:r>
+        <w:t xml:space="preserve"> </w:t>
+      </w:r>
+      <w:r>
+        <w:rPr>
+          <w:b/>
+          <w:bCs/>
+        </w:rPr>
+        <w:t xml:space="preserve">zincir</w:t>
+      </w:r>
+      <w:r>
+        <w:t xml:space="preserve"> </w:t>
+      </w:r>
+      <w:r>
+        <w:t xml:space="preserve">kurar;</w:t>
+      </w:r>
+      <w:r>
+        <w:t xml:space="preserve"> </w:t>
+      </w:r>
+      <w:r>
+        <w:rPr>
+          <w:rStyle w:val="VerbatimChar"/>
+        </w:rPr>
+        <w:t xml:space="preserve">openssl verify</w:t>
+      </w:r>
+      <w:r>
+        <w:t xml:space="preserve"> </w:t>
+      </w:r>
+      <w:r>
+        <w:t xml:space="preserve">zinciri</w:t>
+      </w:r>
+      <w:r>
+        <w:t xml:space="preserve"> </w:t>
+      </w:r>
+      <w:r>
+        <w:rPr>
+          <w:b/>
+          <w:bCs/>
+        </w:rPr>
+        <w:t xml:space="preserve">geçerli</w:t>
+      </w:r>
+      <w:r>
+        <w:t xml:space="preserve"> </w:t>
+      </w:r>
+      <w:r>
+        <w:t xml:space="preserve">bulur,</w:t>
+      </w:r>
+      <w:r>
+        <w:t xml:space="preserve"> </w:t>
+      </w:r>
+      <w:r>
+        <w:rPr>
+          <w:b/>
+          <w:bCs/>
+        </w:rPr>
+        <w:t xml:space="preserve">ara sertifika çıkarılınca doğrulama başarısız</w:t>
+      </w:r>
+      <w:r>
+        <w:t xml:space="preserve"> </w:t>
+      </w:r>
+      <w:r>
+        <w:t xml:space="preserve">olur (bu haftanın</w:t>
+      </w:r>
+      <w:r>
+        <w:t xml:space="preserve"> </w:t>
+      </w:r>
+      <w:r>
+        <w:t xml:space="preserve">“eksik ara sertifika”</w:t>
+      </w:r>
+      <w:r>
+        <w:t xml:space="preserve"> </w:t>
+      </w:r>
+      <w:r>
+        <w:t xml:space="preserve">kuralı). İkinci demo bir dosyayı imzalayıp doğrular (</w:t>
+      </w:r>
+      <w:r>
+        <w:rPr>
+          <w:b/>
+          <w:bCs/>
+        </w:rPr>
+        <w:t xml:space="preserve">OK</w:t>
+      </w:r>
+      <w:r>
+        <w:t xml:space="preserve">), sonra tek bir baytı değiştirir ve doğrulama</w:t>
+      </w:r>
+      <w:r>
+        <w:t xml:space="preserve"> </w:t>
+      </w:r>
+      <w:r>
+        <w:rPr>
+          <w:b/>
+          <w:bCs/>
+        </w:rPr>
+        <w:t xml:space="preserve">reddeder</w:t>
+      </w:r>
+      <w:r>
+        <w:t xml:space="preserve"> </w:t>
+      </w:r>
+      <w:r>
+        <w:t xml:space="preserve">— imza bütünlüğü böyle yakalar.</w:t>
       </w:r>
     </w:p>
     <w:p>
@@ -1254,6 +1544,315 @@
       </w:r>
       <w:r>
         <w:t xml:space="preserve">işler; 2003’ten beri algoritmaların çoğu değiştiği için her birini güncel karşılığıyla veriyoruz.</w:t>
+      </w:r>
+    </w:p>
+    <w:p>
+      <w:pPr>
+        <w:pStyle w:val="BlockText"/>
+      </w:pPr>
+      <w:r>
+        <w:rPr>
+          <w:b/>
+          <w:bCs/>
+        </w:rPr>
+        <w:t xml:space="preserve">Kısa tarihçe: anahtarlar, sertifikalar ve PKI</w:t>
+      </w:r>
+    </w:p>
+    <w:p>
+      <w:pPr>
+        <w:pStyle w:val="Compact"/>
+        <w:numPr>
+          <w:ilvl w:val="0"/>
+          <w:numId w:val="1002"/>
+        </w:numPr>
+      </w:pPr>
+      <w:r>
+        <w:rPr>
+          <w:b/>
+          <w:bCs/>
+        </w:rPr>
+        <w:t xml:space="preserve">1976–77</w:t>
+      </w:r>
+      <w:r>
+        <w:t xml:space="preserve"> </w:t>
+      </w:r>
+      <w:r>
+        <w:t xml:space="preserve">— Diffie–Hellman ve</w:t>
+      </w:r>
+      <w:r>
+        <w:t xml:space="preserve"> </w:t>
+      </w:r>
+      <w:r>
+        <w:rPr>
+          <w:b/>
+          <w:bCs/>
+        </w:rPr>
+        <w:t xml:space="preserve">RSA</w:t>
+      </w:r>
+      <w:r>
+        <w:t xml:space="preserve">: açık anahtar,</w:t>
+      </w:r>
+      <w:r>
+        <w:t xml:space="preserve"> </w:t>
+      </w:r>
+      <w:r>
+        <w:t xml:space="preserve">“tanımadığın biriyle güvenli konuşma”</w:t>
+      </w:r>
+      <w:r>
+        <w:t xml:space="preserve"> </w:t>
+      </w:r>
+      <w:r>
+        <w:t xml:space="preserve">sorununu çözer.</w:t>
+      </w:r>
+    </w:p>
+    <w:p>
+      <w:pPr>
+        <w:pStyle w:val="Compact"/>
+        <w:numPr>
+          <w:ilvl w:val="0"/>
+          <w:numId w:val="1002"/>
+        </w:numPr>
+      </w:pPr>
+      <w:r>
+        <w:rPr>
+          <w:b/>
+          <w:bCs/>
+        </w:rPr>
+        <w:t xml:space="preserve">1988</w:t>
+      </w:r>
+      <w:r>
+        <w:t xml:space="preserve"> </w:t>
+      </w:r>
+      <w:r>
+        <w:t xml:space="preserve">—</w:t>
+      </w:r>
+      <w:r>
+        <w:t xml:space="preserve"> </w:t>
+      </w:r>
+      <w:r>
+        <w:rPr>
+          <w:b/>
+          <w:bCs/>
+        </w:rPr>
+        <w:t xml:space="preserve">X.509</w:t>
+      </w:r>
+      <w:r>
+        <w:t xml:space="preserve"> </w:t>
+      </w:r>
+      <w:r>
+        <w:t xml:space="preserve">sertifika biçimi standartlaşır; kimliği bir</w:t>
+      </w:r>
+      <w:r>
+        <w:t xml:space="preserve"> </w:t>
+      </w:r>
+      <w:r>
+        <w:rPr>
+          <w:b/>
+          <w:bCs/>
+        </w:rPr>
+        <w:t xml:space="preserve">CA imzası</w:t>
+      </w:r>
+      <w:r>
+        <w:t xml:space="preserve"> </w:t>
+      </w:r>
+      <w:r>
+        <w:t xml:space="preserve">taşır.</w:t>
+      </w:r>
+    </w:p>
+    <w:p>
+      <w:pPr>
+        <w:pStyle w:val="Compact"/>
+        <w:numPr>
+          <w:ilvl w:val="0"/>
+          <w:numId w:val="1002"/>
+        </w:numPr>
+      </w:pPr>
+      <w:r>
+        <w:rPr>
+          <w:b/>
+          <w:bCs/>
+        </w:rPr>
+        <w:t xml:space="preserve">1995</w:t>
+      </w:r>
+      <w:r>
+        <w:t xml:space="preserve"> </w:t>
+      </w:r>
+      <w:r>
+        <w:t xml:space="preserve">— ilk ticari CA’lar (VeriSign) ve</w:t>
+      </w:r>
+      <w:r>
+        <w:t xml:space="preserve"> </w:t>
+      </w:r>
+      <w:r>
+        <w:rPr>
+          <w:b/>
+          <w:bCs/>
+        </w:rPr>
+        <w:t xml:space="preserve">PKI</w:t>
+      </w:r>
+      <w:r>
+        <w:t xml:space="preserve"> </w:t>
+      </w:r>
+      <w:r>
+        <w:t xml:space="preserve">yaygınlaşır; ardından iptal mekanizmaları</w:t>
+      </w:r>
+      <w:r>
+        <w:t xml:space="preserve"> </w:t>
+      </w:r>
+      <w:r>
+        <w:rPr>
+          <w:b/>
+          <w:bCs/>
+        </w:rPr>
+        <w:t xml:space="preserve">CRL</w:t>
+      </w:r>
+      <w:r>
+        <w:t xml:space="preserve"> </w:t>
+      </w:r>
+      <w:r>
+        <w:t xml:space="preserve">ve</w:t>
+      </w:r>
+      <w:r>
+        <w:t xml:space="preserve"> </w:t>
+      </w:r>
+      <w:r>
+        <w:rPr>
+          <w:b/>
+          <w:bCs/>
+        </w:rPr>
+        <w:t xml:space="preserve">OCSP</w:t>
+      </w:r>
+      <w:r>
+        <w:t xml:space="preserve"> </w:t>
+      </w:r>
+      <w:r>
+        <w:t xml:space="preserve">gelir.</w:t>
+      </w:r>
+    </w:p>
+    <w:p>
+      <w:pPr>
+        <w:pStyle w:val="Compact"/>
+        <w:numPr>
+          <w:ilvl w:val="0"/>
+          <w:numId w:val="1002"/>
+        </w:numPr>
+      </w:pPr>
+      <w:r>
+        <w:rPr>
+          <w:b/>
+          <w:bCs/>
+        </w:rPr>
+        <w:t xml:space="preserve">2014</w:t>
+      </w:r>
+      <w:r>
+        <w:t xml:space="preserve"> </w:t>
+      </w:r>
+      <w:r>
+        <w:t xml:space="preserve">—</w:t>
+      </w:r>
+      <w:r>
+        <w:t xml:space="preserve"> </w:t>
+      </w:r>
+      <w:r>
+        <w:rPr>
+          <w:b/>
+          <w:bCs/>
+        </w:rPr>
+        <w:t xml:space="preserve">Heartbleed</w:t>
+      </w:r>
+      <w:r>
+        <w:t xml:space="preserve"> </w:t>
+      </w:r>
+      <w:r>
+        <w:t xml:space="preserve">ve POODLE, TLS ekosistemini sıkılaştırır;</w:t>
+      </w:r>
+      <w:r>
+        <w:t xml:space="preserve"> </w:t>
+      </w:r>
+      <w:r>
+        <w:rPr>
+          <w:b/>
+          <w:bCs/>
+        </w:rPr>
+        <w:t xml:space="preserve">2015</w:t>
+      </w:r>
+      <w:r>
+        <w:t xml:space="preserve"> </w:t>
+      </w:r>
+      <w:r>
+        <w:rPr>
+          <w:b/>
+          <w:bCs/>
+        </w:rPr>
+        <w:t xml:space="preserve">Let’s Encrypt</w:t>
+      </w:r>
+      <w:r>
+        <w:t xml:space="preserve"> </w:t>
+      </w:r>
+      <w:r>
+        <w:t xml:space="preserve">ücretsiz sertifikayla HTTPS’i yaygınlaştırır;</w:t>
+      </w:r>
+      <w:r>
+        <w:t xml:space="preserve"> </w:t>
+      </w:r>
+      <w:r>
+        <w:rPr>
+          <w:b/>
+          <w:bCs/>
+        </w:rPr>
+        <w:t xml:space="preserve">2018</w:t>
+      </w:r>
+      <w:r>
+        <w:t xml:space="preserve"> </w:t>
+      </w:r>
+      <w:r>
+        <w:t xml:space="preserve">TLS 1.3.</w:t>
+      </w:r>
+    </w:p>
+    <w:p>
+      <w:pPr>
+        <w:pStyle w:val="Compact"/>
+        <w:numPr>
+          <w:ilvl w:val="0"/>
+          <w:numId w:val="1002"/>
+        </w:numPr>
+      </w:pPr>
+      <w:r>
+        <w:rPr>
+          <w:b/>
+          <w:bCs/>
+        </w:rPr>
+        <w:t xml:space="preserve">2022–2024</w:t>
+      </w:r>
+      <w:r>
+        <w:t xml:space="preserve"> </w:t>
+      </w:r>
+      <w:r>
+        <w:t xml:space="preserve">— NIST</w:t>
+      </w:r>
+      <w:r>
+        <w:t xml:space="preserve"> </w:t>
+      </w:r>
+      <w:r>
+        <w:rPr>
+          <w:b/>
+          <w:bCs/>
+        </w:rPr>
+        <w:t xml:space="preserve">kuantum sonrası</w:t>
+      </w:r>
+      <w:r>
+        <w:t xml:space="preserve"> </w:t>
+      </w:r>
+      <w:r>
+        <w:t xml:space="preserve">algoritmaları seçer (Kyber/ML-KEM, Dilithium/ML-DSA).</w:t>
+      </w:r>
+    </w:p>
+    <w:p>
+      <w:pPr>
+        <w:pStyle w:val="BlockText"/>
+      </w:pPr>
+      <w:r>
+        <w:t xml:space="preserve">Bu haftanın tüm kuralları (doğru kip, doğru dolgu, zincir doğrulama, iptal) bu çizginin acı derslerinden çıkmıştır.</w:t>
       </w:r>
     </w:p>
     <w:bookmarkStart w:id="20" w:name="beş-temel-iş-beş-araç-ailesi"/>
@@ -2975,7 +3574,7 @@
         <w:pStyle w:val="Compact"/>
         <w:numPr>
           <w:ilvl w:val="0"/>
-          <w:numId w:val="1002"/>
+          <w:numId w:val="1003"/>
         </w:numPr>
       </w:pPr>
       <w:r>
@@ -2997,7 +3596,7 @@
         <w:pStyle w:val="Compact"/>
         <w:numPr>
           <w:ilvl w:val="0"/>
-          <w:numId w:val="1002"/>
+          <w:numId w:val="1003"/>
         </w:numPr>
       </w:pPr>
       <w:r>
@@ -3041,7 +3640,7 @@
         <w:pStyle w:val="Compact"/>
         <w:numPr>
           <w:ilvl w:val="0"/>
-          <w:numId w:val="1002"/>
+          <w:numId w:val="1003"/>
         </w:numPr>
       </w:pPr>
       <w:r>
@@ -6739,7 +7338,7 @@
         <w:pStyle w:val="Compact"/>
         <w:numPr>
           <w:ilvl w:val="0"/>
-          <w:numId w:val="1003"/>
+          <w:numId w:val="1004"/>
         </w:numPr>
       </w:pPr>
       <w:r>
@@ -6830,7 +7429,7 @@
         <w:pStyle w:val="Compact"/>
         <w:numPr>
           <w:ilvl w:val="0"/>
-          <w:numId w:val="1003"/>
+          <w:numId w:val="1004"/>
         </w:numPr>
       </w:pPr>
       <w:r>
@@ -6880,7 +7479,7 @@
         <w:pStyle w:val="Compact"/>
         <w:numPr>
           <w:ilvl w:val="0"/>
-          <w:numId w:val="1003"/>
+          <w:numId w:val="1004"/>
         </w:numPr>
       </w:pPr>
       <w:r>
@@ -7196,7 +7795,7 @@
         <w:pStyle w:val="Compact"/>
         <w:numPr>
           <w:ilvl w:val="0"/>
-          <w:numId w:val="1004"/>
+          <w:numId w:val="1005"/>
         </w:numPr>
       </w:pPr>
       <w:r>
@@ -7218,7 +7817,7 @@
         <w:pStyle w:val="Compact"/>
         <w:numPr>
           <w:ilvl w:val="0"/>
-          <w:numId w:val="1004"/>
+          <w:numId w:val="1005"/>
         </w:numPr>
       </w:pPr>
       <w:r>
@@ -7867,7 +8466,7 @@
         <w:pStyle w:val="Compact"/>
         <w:numPr>
           <w:ilvl w:val="0"/>
-          <w:numId w:val="1005"/>
+          <w:numId w:val="1006"/>
         </w:numPr>
       </w:pPr>
       <w:r>
@@ -7895,7 +8494,7 @@
         <w:pStyle w:val="Compact"/>
         <w:numPr>
           <w:ilvl w:val="0"/>
-          <w:numId w:val="1005"/>
+          <w:numId w:val="1006"/>
         </w:numPr>
       </w:pPr>
       <w:r>
@@ -7917,7 +8516,7 @@
         <w:pStyle w:val="Compact"/>
         <w:numPr>
           <w:ilvl w:val="0"/>
-          <w:numId w:val="1005"/>
+          <w:numId w:val="1006"/>
         </w:numPr>
       </w:pPr>
       <w:r>
@@ -7960,7 +8559,7 @@
         <w:pStyle w:val="Compact"/>
         <w:numPr>
           <w:ilvl w:val="0"/>
-          <w:numId w:val="1005"/>
+          <w:numId w:val="1006"/>
         </w:numPr>
       </w:pPr>
       <w:r>
@@ -9725,7 +10324,7 @@
         <w:pStyle w:val="Compact"/>
         <w:numPr>
           <w:ilvl w:val="0"/>
-          <w:numId w:val="1006"/>
+          <w:numId w:val="1007"/>
         </w:numPr>
       </w:pPr>
       <w:r>
@@ -9753,7 +10352,7 @@
         <w:pStyle w:val="Compact"/>
         <w:numPr>
           <w:ilvl w:val="0"/>
-          <w:numId w:val="1006"/>
+          <w:numId w:val="1007"/>
         </w:numPr>
       </w:pPr>
       <w:r>
@@ -9780,7 +10379,7 @@
         <w:pStyle w:val="Compact"/>
         <w:numPr>
           <w:ilvl w:val="0"/>
-          <w:numId w:val="1006"/>
+          <w:numId w:val="1007"/>
         </w:numPr>
       </w:pPr>
       <w:r>
@@ -9801,7 +10400,7 @@
         <w:pStyle w:val="Compact"/>
         <w:numPr>
           <w:ilvl w:val="0"/>
-          <w:numId w:val="1006"/>
+          <w:numId w:val="1007"/>
         </w:numPr>
       </w:pPr>
       <w:r>
@@ -11503,34 +12102,6 @@
         <w:pStyle w:val="Compact"/>
         <w:numPr>
           <w:ilvl w:val="0"/>
-          <w:numId w:val="1007"/>
-        </w:numPr>
-      </w:pPr>
-      <w:r>
-        <w:rPr>
-          <w:b/>
-          <w:bCs/>
-        </w:rPr>
-        <w:t xml:space="preserve">S8 — Algoritma envanteri:</w:t>
-      </w:r>
-      <w:r>
-        <w:t xml:space="preserve"> </w:t>
-      </w:r>
-      <w:r>
-        <w:t xml:space="preserve">projenizde kullanılan her algoritma için amaç, anahtar uzunluğu, kip, dayandığı</w:t>
-      </w:r>
-      <w:r>
-        <w:t xml:space="preserve"> </w:t>
-      </w:r>
-      <w:r>
-        <w:t xml:space="preserve">standart ve kütüphane. Tabloda eskimiş bir algoritma varsa gerekçesi ve geçiş planı.</w:t>
-      </w:r>
-    </w:p>
-    <w:p>
-      <w:pPr>
-        <w:pStyle w:val="Compact"/>
-        <w:numPr>
-          <w:ilvl w:val="0"/>
           <w:numId w:val="1008"/>
         </w:numPr>
       </w:pPr>
@@ -11539,19 +12110,19 @@
           <w:b/>
           <w:bCs/>
         </w:rPr>
-        <w:t xml:space="preserve">S8 — Anahtar yaşam döngüsü tablosu:</w:t>
-      </w:r>
-      <w:r>
-        <w:t xml:space="preserve"> </w:t>
-      </w:r>
-      <w:r>
-        <w:t xml:space="preserve">her anahtar için üretildiği yer, saklandığı yer, kripto-periyot, yenileme</w:t>
-      </w:r>
-      <w:r>
-        <w:t xml:space="preserve"> </w:t>
-      </w:r>
-      <w:r>
-        <w:t xml:space="preserve">ve imha (3. hafta).</w:t>
+        <w:t xml:space="preserve">S8 — Algoritma envanteri:</w:t>
+      </w:r>
+      <w:r>
+        <w:t xml:space="preserve"> </w:t>
+      </w:r>
+      <w:r>
+        <w:t xml:space="preserve">projenizde kullanılan her algoritma için amaç, anahtar uzunluğu, kip, dayandığı</w:t>
+      </w:r>
+      <w:r>
+        <w:t xml:space="preserve"> </w:t>
+      </w:r>
+      <w:r>
+        <w:t xml:space="preserve">standart ve kütüphane. Tabloda eskimiş bir algoritma varsa gerekçesi ve geçiş planı.</w:t>
       </w:r>
     </w:p>
     <w:p>
@@ -11567,13 +12138,19 @@
           <w:b/>
           <w:bCs/>
         </w:rPr>
-        <w:t xml:space="preserve">S11 — Güvenli iletişim:</w:t>
-      </w:r>
-      <w:r>
-        <w:t xml:space="preserve"> </w:t>
-      </w:r>
-      <w:r>
-        <w:t xml:space="preserve">TLS sürümü ve doğrulama; sabitleme varsa SPKI ve yedek pin; mesaj düzeyi koruma.</w:t>
+        <w:t xml:space="preserve">S8 — Anahtar yaşam döngüsü tablosu:</w:t>
+      </w:r>
+      <w:r>
+        <w:t xml:space="preserve"> </w:t>
+      </w:r>
+      <w:r>
+        <w:t xml:space="preserve">her anahtar için üretildiği yer, saklandığı yer, kripto-periyot, yenileme</w:t>
+      </w:r>
+      <w:r>
+        <w:t xml:space="preserve"> </w:t>
+      </w:r>
+      <w:r>
+        <w:t xml:space="preserve">ve imha (3. hafta).</w:t>
       </w:r>
     </w:p>
     <w:p>
@@ -11585,29 +12162,17 @@
         </w:numPr>
       </w:pPr>
       <w:r>
-        <w:t xml:space="preserve">Projenizde bir güncelleme ya da yapılandırma dosyası varsa,</w:t>
-      </w:r>
-      <w:r>
-        <w:t xml:space="preserve"> </w:t>
-      </w:r>
-      <w:r>
-        <w:rPr>
-          <w:b/>
-          <w:bCs/>
-        </w:rPr>
-        <w:t xml:space="preserve">imza doğrulamasını</w:t>
-      </w:r>
-      <w:r>
-        <w:t xml:space="preserve"> </w:t>
-      </w:r>
-      <w:r>
-        <w:t xml:space="preserve">ekleyin (Ed25519 önerilir) ve</w:t>
-      </w:r>
-      <w:r>
-        <w:t xml:space="preserve"> </w:t>
-      </w:r>
-      <w:r>
-        <w:t xml:space="preserve">sürüm geri almayı reddedin.</w:t>
+        <w:rPr>
+          <w:b/>
+          <w:bCs/>
+        </w:rPr>
+        <w:t xml:space="preserve">S11 — Güvenli iletişim:</w:t>
+      </w:r>
+      <w:r>
+        <w:t xml:space="preserve"> </w:t>
+      </w:r>
+      <w:r>
+        <w:t xml:space="preserve">TLS sürümü ve doğrulama; sabitleme varsa SPKI ve yedek pin; mesaj düzeyi koruma.</w:t>
       </w:r>
     </w:p>
     <w:p>
@@ -11619,1006 +12184,29 @@
         </w:numPr>
       </w:pPr>
       <w:r>
-        <w:t xml:space="preserve">İsteğe bağlı: projenizin test sertifikaları için bu haftanın kök → ara → uç zincirini kullanın; kök anahtarı</w:t>
-      </w:r>
-      <w:r>
-        <w:t xml:space="preserve"> </w:t>
-      </w:r>
-      <w:r>
-        <w:t xml:space="preserve">depoya</w:t>
-      </w:r>
-      <w:r>
-        <w:t xml:space="preserve"> </w:t>
-      </w:r>
-      <w:r>
-        <w:rPr>
-          <w:b/>
-          <w:bCs/>
-        </w:rPr>
-        <w:t xml:space="preserve">koymayın</w:t>
-      </w:r>
-      <w:r>
-        <w:t xml:space="preserve">.</w:t>
-      </w:r>
-    </w:p>
-    <w:p>
-      <w:r>
-        <w:pict>
-          <v:rect style="width:0;height:1.5pt" o:hralign="center" o:hrstd="t" o:hr="t"/>
-        </w:pict>
-      </w:r>
-    </w:p>
-    <w:bookmarkEnd w:id="54"/>
-    <w:bookmarkStart w:id="55" w:name="kendi-başına-çalış"/>
-    <w:p>
-      <w:pPr>
-        <w:pStyle w:val="Heading2"/>
-      </w:pPr>
-      <w:r>
-        <w:t xml:space="preserve">14. Kendi başına çalış</w:t>
-      </w:r>
-    </w:p>
-    <w:p>
-      <w:pPr>
-        <w:pStyle w:val="BlockText"/>
-      </w:pPr>
-      <w:r>
-        <w:rPr>
-          <w:b/>
-          <w:bCs/>
-        </w:rPr>
-        <w:t xml:space="preserve">Alıştırma 1 — Kolay: HMAC ve uzunluk uzatma</w:t>
-      </w:r>
-    </w:p>
-    <w:p>
-      <w:pPr>
-        <w:pStyle w:val="BlockText"/>
-      </w:pPr>
-      <w:r>
-        <w:t xml:space="preserve">Aynı mesaj ve anahtar için</w:t>
-      </w:r>
-      <w:r>
-        <w:t xml:space="preserve"> </w:t>
-      </w:r>
-      <w:r>
-        <w:rPr>
-          <w:rStyle w:val="VerbatimChar"/>
-        </w:rPr>
-        <w:t xml:space="preserve">openssl dgst -sha256 -mac HMAC</w:t>
-      </w:r>
-      <w:r>
-        <w:t xml:space="preserve"> </w:t>
-      </w:r>
-      <w:r>
-        <w:t xml:space="preserve">ile HMAC ve</w:t>
-      </w:r>
-      <w:r>
-        <w:t xml:space="preserve"> </w:t>
-      </w:r>
-      <w:r>
-        <w:rPr>
-          <w:rStyle w:val="VerbatimChar"/>
-        </w:rPr>
-        <w:t xml:space="preserve">printf 'anahtar+mesaj' | openssl dgst -sha256</w:t>
-      </w:r>
-      <w:r>
-        <w:t xml:space="preserve"> </w:t>
-      </w:r>
-      <w:r>
-        <w:t xml:space="preserve">ile düz özet hesaplayın. Düz</w:t>
-      </w:r>
-      <w:r>
-        <w:t xml:space="preserve"> </w:t>
-      </w:r>
-      <w:r>
-        <w:rPr>
-          <w:rStyle w:val="VerbatimChar"/>
-        </w:rPr>
-        <w:t xml:space="preserve">H(K ‖ m)</w:t>
-      </w:r>
-      <w:r>
-        <w:t xml:space="preserve"> </w:t>
-      </w:r>
-      <w:r>
-        <w:t xml:space="preserve">yapısının neden güvensiz olduğunu uzunluk uzatma kavramıyla</w:t>
-      </w:r>
-      <w:r>
-        <w:t xml:space="preserve"> </w:t>
-      </w:r>
-      <w:r>
-        <w:t xml:space="preserve">açıklayın.</w:t>
-      </w:r>
-    </w:p>
-    <w:p>
-      <w:pPr>
-        <w:pStyle w:val="BlockText"/>
-      </w:pPr>
-      <w:r>
-        <w:rPr>
-          <w:b/>
-          <w:bCs/>
-        </w:rPr>
-        <w:t xml:space="preserve">Alıştırma 2 — Kolay: RSA ve Ed25519 karşılaştırması</w:t>
-      </w:r>
-    </w:p>
-    <w:p>
-      <w:pPr>
-        <w:pStyle w:val="BlockText"/>
-      </w:pPr>
-      <w:r>
-        <w:t xml:space="preserve">3072 bitlik bir RSA anahtarı ve bir Ed25519 anahtarı üretin. Açık anahtar dosyalarının, imzaların boyutlarını ve</w:t>
-      </w:r>
-      <w:r>
-        <w:t xml:space="preserve"> </w:t>
-      </w:r>
-      <w:r>
-        <w:t xml:space="preserve">100 imzalama işleminin süresini karşılaştırın (</w:t>
-      </w:r>
-      <w:r>
-        <w:rPr>
-          <w:rStyle w:val="VerbatimChar"/>
-        </w:rPr>
-        <w:t xml:space="preserve">openssl speed rsa3072 ed25519</w:t>
-      </w:r>
-      <w:r>
-        <w:t xml:space="preserve"> </w:t>
-      </w:r>
-      <w:r>
-        <w:t xml:space="preserve">de kullanılabilir).</w:t>
-      </w:r>
-    </w:p>
-    <w:p>
-      <w:pPr>
-        <w:pStyle w:val="BlockText"/>
-      </w:pPr>
-      <w:r>
-        <w:rPr>
-          <w:b/>
-          <w:bCs/>
-        </w:rPr>
-        <w:t xml:space="preserve">Alıştırma 3 — Orta: İmza doğrulamasının dönüş değeri</w:t>
-      </w:r>
-    </w:p>
-    <w:p>
-      <w:pPr>
-        <w:pStyle w:val="BlockText"/>
-      </w:pPr>
-      <w:r>
-        <w:t xml:space="preserve">“Dijital imza”</w:t>
-      </w:r>
-      <w:r>
-        <w:t xml:space="preserve"> </w:t>
-      </w:r>
-      <w:r>
-        <w:t xml:space="preserve">bölümündeki</w:t>
-      </w:r>
-      <w:r>
-        <w:t xml:space="preserve"> </w:t>
-      </w:r>
-      <w:r>
-        <w:rPr>
-          <w:rStyle w:val="VerbatimChar"/>
-        </w:rPr>
-        <w:t xml:space="preserve">imza_dogrula</w:t>
-      </w:r>
-      <w:r>
-        <w:t xml:space="preserve"> </w:t>
-      </w:r>
-      <w:r>
-        <w:t xml:space="preserve">fonksiyonunu çalıştırın. Önce doğru bir imzayla, sonra bir baytı</w:t>
-      </w:r>
-      <w:r>
-        <w:t xml:space="preserve"> </w:t>
-      </w:r>
-      <w:r>
-        <w:t xml:space="preserve">değiştirilmiş imzayla, sonra hatalı bir anahtar nesnesiyle deneyin.</w:t>
-      </w:r>
-      <w:r>
-        <w:t xml:space="preserve"> </w:t>
-      </w:r>
-      <w:r>
-        <w:rPr>
-          <w:rStyle w:val="VerbatimChar"/>
-        </w:rPr>
-        <w:t xml:space="preserve">if (sonuc)</w:t>
-      </w:r>
-      <w:r>
-        <w:t xml:space="preserve"> </w:t>
-      </w:r>
-      <w:r>
-        <w:t xml:space="preserve">ile</w:t>
-      </w:r>
-      <w:r>
-        <w:t xml:space="preserve"> </w:t>
-      </w:r>
-      <w:r>
-        <w:rPr>
-          <w:rStyle w:val="VerbatimChar"/>
-        </w:rPr>
-        <w:t xml:space="preserve">if (sonuc == 1)</w:t>
-      </w:r>
-      <w:r>
-        <w:t xml:space="preserve"> </w:t>
-      </w:r>
-      <w:r>
-        <w:t xml:space="preserve">arasındaki</w:t>
-      </w:r>
-      <w:r>
-        <w:t xml:space="preserve"> </w:t>
-      </w:r>
-      <w:r>
-        <w:t xml:space="preserve">farkın hangi durumda güvenlik açığına dönüştüğünü gösterin.</w:t>
-      </w:r>
-    </w:p>
-    <w:p>
-      <w:pPr>
-        <w:pStyle w:val="BlockText"/>
-      </w:pPr>
-      <w:r>
-        <w:rPr>
-          <w:b/>
-          <w:bCs/>
-        </w:rPr>
-        <w:t xml:space="preserve">Alıştırma 4 — Orta: Zinciri bozmak</w:t>
-      </w:r>
-    </w:p>
-    <w:p>
-      <w:pPr>
-        <w:pStyle w:val="BlockText"/>
-      </w:pPr>
-      <w:r>
-        <w:t xml:space="preserve">“Sınıf etkinliği”</w:t>
-      </w:r>
-      <w:r>
-        <w:t xml:space="preserve"> </w:t>
-      </w:r>
-      <w:r>
-        <w:t xml:space="preserve">bölümündeki dört senaryoyu uygulayın ve her birinde</w:t>
-      </w:r>
-      <w:r>
-        <w:t xml:space="preserve"> </w:t>
-      </w:r>
-      <w:r>
-        <w:rPr>
-          <w:rStyle w:val="VerbatimChar"/>
-        </w:rPr>
-        <w:t xml:space="preserve">openssl verify</w:t>
-      </w:r>
-      <w:r>
-        <w:t xml:space="preserve"> </w:t>
-      </w:r>
-      <w:r>
-        <w:t xml:space="preserve">ile</w:t>
-      </w:r>
-      <w:r>
-        <w:t xml:space="preserve"> </w:t>
-      </w:r>
-      <w:r>
-        <w:rPr>
-          <w:rStyle w:val="VerbatimChar"/>
-        </w:rPr>
-        <w:t xml:space="preserve">openssl s_client</w:t>
-      </w:r>
-      <w:r>
-        <w:t xml:space="preserve"> </w:t>
-      </w:r>
-      <w:r>
-        <w:t xml:space="preserve">hata iletilerini bir tabloya yazın.</w:t>
-      </w:r>
-    </w:p>
-    <w:p>
-      <w:pPr>
-        <w:pStyle w:val="BlockText"/>
-      </w:pPr>
-      <w:r>
-        <w:rPr>
-          <w:b/>
-          <w:bCs/>
-        </w:rPr>
-        <w:t xml:space="preserve">Alıştırma 5 — Orta: TLS sunucusu ve zincir</w:t>
-      </w:r>
-    </w:p>
-    <w:p>
-      <w:pPr>
-        <w:pStyle w:val="BlockText"/>
-      </w:pPr>
-      <w:r>
-        <w:t xml:space="preserve">Oluşturduğunuz sunucu sertifikasıyla yerel bir TLS sunucusu başlatın (</w:t>
-      </w:r>
-      <w:r>
-        <w:rPr>
-          <w:rStyle w:val="VerbatimChar"/>
-        </w:rPr>
-        <w:t xml:space="preserve">openssl s_server -cert sunucu.crt -key sunucu.key -cert_chain ara.crt -accept 8443</w:t>
-      </w:r>
-      <w:r>
-        <w:t xml:space="preserve">) ve</w:t>
-      </w:r>
-      <w:r>
-        <w:t xml:space="preserve"> </w:t>
-      </w:r>
-      <w:r>
-        <w:rPr>
-          <w:rStyle w:val="VerbatimChar"/>
-        </w:rPr>
-        <w:t xml:space="preserve">openssl s_client -connect localhost:8443 -CAfile kok.crt -verify_return_error</w:t>
-      </w:r>
-      <w:r>
-        <w:t xml:space="preserve"> </w:t>
-      </w:r>
-      <w:r>
-        <w:t xml:space="preserve">ile bağlanın. Sunucu ara sertifikayı göndermezse ne olur?</w:t>
-      </w:r>
-    </w:p>
-    <w:p>
-      <w:pPr>
-        <w:pStyle w:val="BlockText"/>
-      </w:pPr>
-      <w:r>
-        <w:rPr>
-          <w:b/>
-          <w:bCs/>
-        </w:rPr>
-        <w:t xml:space="preserve">Alıştırma 6 — Orta: İptal</w:t>
-      </w:r>
-    </w:p>
-    <w:p>
-      <w:pPr>
-        <w:pStyle w:val="BlockText"/>
-      </w:pPr>
-      <w:r>
-        <w:t xml:space="preserve">Laboratuvar ara CA’nız için bir</w:t>
-      </w:r>
-      <w:r>
-        <w:t xml:space="preserve"> </w:t>
-      </w:r>
-      <w:r>
-        <w:rPr>
-          <w:rStyle w:val="VerbatimChar"/>
-        </w:rPr>
-        <w:t xml:space="preserve">openssl ca</w:t>
-      </w:r>
-      <w:r>
-        <w:t xml:space="preserve"> </w:t>
-      </w:r>
-      <w:r>
-        <w:t xml:space="preserve">yapılandırması hazırlayın, sunucu sertifikasını iptal edin, CRL üretin</w:t>
-      </w:r>
-      <w:r>
-        <w:t xml:space="preserve"> </w:t>
-      </w:r>
-      <w:r>
-        <w:t xml:space="preserve">ve</w:t>
-      </w:r>
-      <w:r>
-        <w:t xml:space="preserve"> </w:t>
-      </w:r>
-      <w:r>
-        <w:rPr>
-          <w:rStyle w:val="VerbatimChar"/>
-        </w:rPr>
-        <w:t xml:space="preserve">openssl verify -crl_check</w:t>
-      </w:r>
-      <w:r>
-        <w:t xml:space="preserve"> </w:t>
-      </w:r>
-      <w:r>
-        <w:t xml:space="preserve">ile iptalin fark edildiğini gösterin.</w:t>
-      </w:r>
-    </w:p>
-    <w:p>
-      <w:pPr>
-        <w:pStyle w:val="BlockText"/>
-      </w:pPr>
-      <w:r>
-        <w:rPr>
-          <w:b/>
-          <w:bCs/>
-        </w:rPr>
-        <w:t xml:space="preserve">Alıştırma 7 — Zor: Yeniden oynatmaya dayanıklı ileti</w:t>
-      </w:r>
-    </w:p>
-    <w:p>
-      <w:pPr>
-        <w:pStyle w:val="BlockText"/>
-      </w:pPr>
-      <w:r>
-        <w:t xml:space="preserve">İki program yazın: biri</w:t>
-      </w:r>
-      <w:r>
-        <w:t xml:space="preserve"> </w:t>
-      </w:r>
-      <w:r>
-        <w:rPr>
-          <w:rStyle w:val="VerbatimChar"/>
-        </w:rPr>
-        <w:t xml:space="preserve">sayaç ‖ veri</w:t>
-      </w:r>
-      <w:r>
-        <w:t xml:space="preserve"> </w:t>
-      </w:r>
-      <w:r>
-        <w:t xml:space="preserve">biçiminde iletiyi AES-GCM ile şifreleyip (sayaç AAD olsun) gönderir, diğeri</w:t>
-      </w:r>
-      <w:r>
-        <w:t xml:space="preserve"> </w:t>
-      </w:r>
-      <w:r>
-        <w:t xml:space="preserve">alır ve daha önce görülen ya da daha küçük bir sayacı reddeder. Kaydedilen bir iletiyi yeniden gönderip reddedildiğini</w:t>
-      </w:r>
-      <w:r>
-        <w:t xml:space="preserve"> </w:t>
-      </w:r>
-      <w:r>
-        <w:t xml:space="preserve">gösterin.</w:t>
-      </w:r>
-    </w:p>
-    <w:p>
-      <w:pPr>
-        <w:pStyle w:val="BlockText"/>
-      </w:pPr>
-      <w:r>
-        <w:rPr>
-          <w:b/>
-          <w:bCs/>
-        </w:rPr>
-        <w:t xml:space="preserve">Alıştırma 8 — Zor: PKCS#11 ile imza</w:t>
-      </w:r>
-    </w:p>
-    <w:p>
-      <w:pPr>
-        <w:pStyle w:val="BlockText"/>
-      </w:pPr>
-      <w:r>
-        <w:t xml:space="preserve">SoftHSM’de ürettiğiniz anahtarla</w:t>
-      </w:r>
-      <w:r>
-        <w:t xml:space="preserve"> </w:t>
-      </w:r>
-      <w:r>
-        <w:rPr>
-          <w:rStyle w:val="VerbatimChar"/>
-        </w:rPr>
-        <w:t xml:space="preserve">pkcs11-tool --sign</w:t>
-      </w:r>
-      <w:r>
-        <w:t xml:space="preserve"> </w:t>
-      </w:r>
-      <w:r>
-        <w:t xml:space="preserve">kullanarak bir dosyayı imzalayın ve imzayı OpenSSL ile açık</w:t>
-      </w:r>
-      <w:r>
-        <w:t xml:space="preserve"> </w:t>
-      </w:r>
-      <w:r>
-        <w:t xml:space="preserve">anahtardan doğrulayın. Özel anahtarı SoftHSM’den dışa aktarmaya çalışın;</w:t>
-      </w:r>
-      <w:r>
-        <w:t xml:space="preserve"> </w:t>
-      </w:r>
-      <w:r>
-        <w:rPr>
-          <w:rStyle w:val="VerbatimChar"/>
-        </w:rPr>
-        <w:t xml:space="preserve">CKA_EXTRACTABLE</w:t>
-      </w:r>
-      <w:r>
-        <w:t xml:space="preserve"> </w:t>
-      </w:r>
-      <w:r>
-        <w:t xml:space="preserve">özniteliği bunu nasıl</w:t>
-      </w:r>
-      <w:r>
-        <w:t xml:space="preserve"> </w:t>
-      </w:r>
-      <w:r>
-        <w:t xml:space="preserve">engelliyor?</w:t>
-      </w:r>
-    </w:p>
-    <w:p>
-      <w:r>
-        <w:pict>
-          <v:rect style="width:0;height:1.5pt" o:hralign="center" o:hrstd="t" o:hr="t"/>
-        </w:pict>
-      </w:r>
-    </w:p>
-    <w:bookmarkEnd w:id="55"/>
-    <w:bookmarkStart w:id="56" w:name="kendini-sınama"/>
-    <w:p>
-      <w:pPr>
-        <w:pStyle w:val="Heading2"/>
-      </w:pPr>
-      <w:r>
-        <w:t xml:space="preserve">15. Kendini sınama</w:t>
-      </w:r>
-    </w:p>
-    <w:p>
-      <w:pPr>
-        <w:pStyle w:val="BlockText"/>
-      </w:pPr>
-      <w:r>
-        <w:rPr>
-          <w:b/>
-          <w:bCs/>
-        </w:rPr>
-        <w:t xml:space="preserve">1. 128 bit güvenlik düzeyi için RSA ve eliptik eğride anahtar uzunluğu nedir?</w:t>
-      </w:r>
-    </w:p>
-    <w:p>
-      <w:pPr>
-        <w:pStyle w:val="BlockText"/>
-      </w:pPr>
-      <w:r>
-        <w:t xml:space="preserve">RSA 3072 bit, eliptik eğri 256 bit (P-256, Ed25519/X25519).</w:t>
-      </w:r>
-    </w:p>
-    <w:p>
-      <w:pPr>
-        <w:pStyle w:val="BlockText"/>
-      </w:pPr>
-      <w:r>
-        <w:rPr>
-          <w:b/>
-          <w:bCs/>
-        </w:rPr>
-        <w:t xml:space="preserve">2. Dolgu kâhini saldırısı hangi koşulda mümkündür? İki savunma verin.</w:t>
-      </w:r>
-    </w:p>
-    <w:p>
-      <w:pPr>
-        <w:pStyle w:val="BlockText"/>
-      </w:pPr>
-      <w:r>
-        <w:t xml:space="preserve">Çözücü</w:t>
-      </w:r>
-      <w:r>
-        <w:t xml:space="preserve"> </w:t>
-      </w:r>
-      <w:r>
-        <w:t xml:space="preserve">“dolgu geçersiz”</w:t>
-      </w:r>
-      <w:r>
-        <w:t xml:space="preserve"> </w:t>
-      </w:r>
-      <w:r>
-        <w:t xml:space="preserve">ile başka hataları (farklı ileti ya da süreyle) ayırt edilebilir biçimde bildiriyorsa. AEAD</w:t>
-      </w:r>
-      <w:r>
-        <w:t xml:space="preserve"> </w:t>
-      </w:r>
-      <w:r>
-        <w:t xml:space="preserve">kullanmak; CBC zorunluysa şifrele-sonra-MAC ve MAC’i dolgudan önce doğrulamak, bütün hataları aynı biçimde döndürmek.</w:t>
-      </w:r>
-    </w:p>
-    <w:p>
-      <w:pPr>
-        <w:pStyle w:val="BlockText"/>
-      </w:pPr>
-      <w:r>
-        <w:rPr>
-          <w:b/>
-          <w:bCs/>
-        </w:rPr>
-        <w:t xml:space="preserve">3. Neden HMAC kullanılır da H(K ‖ m) kullanılmaz?</w:t>
-      </w:r>
-    </w:p>
-    <w:p>
-      <w:pPr>
-        <w:pStyle w:val="BlockText"/>
-      </w:pPr>
-      <w:r>
-        <w:t xml:space="preserve">Merkle–Damgård yapısındaki özetlerde H(K ‖ m) uzunluk uzatma saldırısına açıktır; HMAC’in iç içe yapısı bunu önler.</w:t>
-      </w:r>
-    </w:p>
-    <w:p>
-      <w:pPr>
-        <w:pStyle w:val="BlockText"/>
-      </w:pPr>
-      <w:r>
-        <w:rPr>
-          <w:b/>
-          <w:bCs/>
-        </w:rPr>
-        <w:t xml:space="preserve">4. Şifrele-sonra-MAC neden doğru sıradır?</w:t>
-      </w:r>
-    </w:p>
-    <w:p>
-      <w:pPr>
-        <w:pStyle w:val="BlockText"/>
-      </w:pPr>
-      <w:r>
-        <w:t xml:space="preserve">MAC şifreli metin üzerinden hesaplanır ve çözmeden önce doğrulanır; geçersiz ileti hiç çözülmez, dolgu kâhini ve</w:t>
-      </w:r>
-      <w:r>
-        <w:t xml:space="preserve"> </w:t>
-      </w:r>
-      <w:r>
-        <w:t xml:space="preserve">düz metin sızıntısı oluşmaz.</w:t>
-      </w:r>
-    </w:p>
-    <w:p>
-      <w:pPr>
-        <w:pStyle w:val="BlockText"/>
-      </w:pPr>
-      <w:r>
-        <w:rPr>
-          <w:b/>
-          <w:bCs/>
-        </w:rPr>
-        <w:t xml:space="preserve">5. MAC yeniden oynatmayı neden tek başına önlemez? Nasıl önlenir?</w:t>
-      </w:r>
-    </w:p>
-    <w:p>
-      <w:pPr>
-        <w:pStyle w:val="BlockText"/>
-      </w:pPr>
-      <w:r>
-        <w:t xml:space="preserve">MAC iletinin değiştirilmediğini kanıtlar, yeni olduğunu kanıtlamaz. Sayaç, zaman damgası ya da sunucunun verdiği tek</w:t>
-      </w:r>
-      <w:r>
-        <w:t xml:space="preserve"> </w:t>
-      </w:r>
-      <w:r>
-        <w:t xml:space="preserve">kullanımlık değer MAC’e katılır ve alıcı tekrarları reddeder.</w:t>
-      </w:r>
-    </w:p>
-    <w:p>
-      <w:pPr>
-        <w:pStyle w:val="BlockText"/>
-      </w:pPr>
-      <w:r>
-        <w:rPr>
-          <w:b/>
-          <w:bCs/>
-        </w:rPr>
-        <w:t xml:space="preserve">6. RSA şifrelemede ve imzada hangi dolgu şemaları önerilir?</w:t>
-      </w:r>
-    </w:p>
-    <w:p>
-      <w:pPr>
-        <w:pStyle w:val="BlockText"/>
-      </w:pPr>
-      <w:r>
-        <w:t xml:space="preserve">Şifrelemede OAEP (SHA-256), imzada PSS.</w:t>
-      </w:r>
-    </w:p>
-    <w:p>
-      <w:pPr>
-        <w:pStyle w:val="BlockText"/>
-      </w:pPr>
-      <w:r>
-        <w:rPr>
-          <w:b/>
-          <w:bCs/>
-        </w:rPr>
-        <w:t xml:space="preserve">7. ECDSA’da aynı rastgele değerin iki imzada kullanılması neden felakettir?</w:t>
-      </w:r>
-    </w:p>
-    <w:p>
-      <w:pPr>
-        <w:pStyle w:val="BlockText"/>
-      </w:pPr>
-      <w:r>
-        <w:t xml:space="preserve">İki imzadan özel anahtar hesaplanabilir. Ed25519 ya da deterministik ECDSA (RFC 6979) bu riski ortadan kaldırır.</w:t>
-      </w:r>
-    </w:p>
-    <w:p>
-      <w:pPr>
-        <w:pStyle w:val="BlockText"/>
-      </w:pPr>
-      <w:r>
-        <w:rPr>
-          <w:b/>
-          <w:bCs/>
-        </w:rPr>
-        <w:t xml:space="preserve">8.</w:t>
-      </w:r>
-      <w:r>
-        <w:rPr>
-          <w:b/>
-          <w:bCs/>
-        </w:rPr>
-        <w:t xml:space="preserve"> </w:t>
-      </w:r>
-      <w:r>
-        <w:rPr>
-          <w:rStyle w:val="VerbatimChar"/>
-          <w:b/>
-          <w:bCs/>
-        </w:rPr>
-        <w:t xml:space="preserve">EVP_DigestVerify</w:t>
-      </w:r>
-      <w:r>
-        <w:rPr>
-          <w:b/>
-          <w:bCs/>
-        </w:rPr>
-        <w:t xml:space="preserve"> </w:t>
-      </w:r>
-      <w:r>
-        <w:rPr>
-          <w:b/>
-          <w:bCs/>
-        </w:rPr>
-        <w:t xml:space="preserve">sonucunu</w:t>
-      </w:r>
-      <w:r>
-        <w:rPr>
-          <w:b/>
-          <w:bCs/>
-        </w:rPr>
-        <w:t xml:space="preserve"> </w:t>
-      </w:r>
-      <w:r>
-        <w:rPr>
-          <w:rStyle w:val="VerbatimChar"/>
-          <w:b/>
-          <w:bCs/>
-        </w:rPr>
-        <w:t xml:space="preserve">if (sonuc)</w:t>
-      </w:r>
-      <w:r>
-        <w:rPr>
-          <w:b/>
-          <w:bCs/>
-        </w:rPr>
-        <w:t xml:space="preserve"> </w:t>
-      </w:r>
-      <w:r>
-        <w:rPr>
-          <w:b/>
-          <w:bCs/>
-        </w:rPr>
-        <w:t xml:space="preserve">ile denetlemek neden hatalıdır?</w:t>
-      </w:r>
-    </w:p>
-    <w:p>
-      <w:pPr>
-        <w:pStyle w:val="BlockText"/>
-      </w:pPr>
-      <w:r>
-        <w:t xml:space="preserve">Negatif hata değerleri de doğru sayılır; hata durumunda imza geçerli kabul edilir. Denetim</w:t>
-      </w:r>
-      <w:r>
-        <w:t xml:space="preserve"> </w:t>
-      </w:r>
-      <w:r>
-        <w:rPr>
-          <w:rStyle w:val="VerbatimChar"/>
-        </w:rPr>
-        <w:t xml:space="preserve">== 1</w:t>
-      </w:r>
-      <w:r>
-        <w:t xml:space="preserve"> </w:t>
-      </w:r>
-      <w:r>
-        <w:t xml:space="preserve">olmalıdır.</w:t>
-      </w:r>
-    </w:p>
-    <w:p>
-      <w:pPr>
-        <w:pStyle w:val="BlockText"/>
-      </w:pPr>
-      <w:r>
-        <w:rPr>
-          <w:b/>
-          <w:bCs/>
-        </w:rPr>
-        <w:t xml:space="preserve">9. Kimliksiz Diffie–Hellman neden araya girmeye açıktır? TLS 1.3 bunu nasıl çözer?</w:t>
-      </w:r>
-    </w:p>
-    <w:p>
-      <w:pPr>
-        <w:pStyle w:val="BlockText"/>
-      </w:pPr>
-      <w:r>
-        <w:t xml:space="preserve">DH kiminle anlaşıldığını söylemez; aradaki biri iki tarafla ayrı ayrı DH yapabilir. TLS 1.3’te sunucu, geçici DH</w:t>
-      </w:r>
-      <w:r>
-        <w:t xml:space="preserve"> </w:t>
-      </w:r>
-      <w:r>
-        <w:t xml:space="preserve">değerlerini de içeren el sıkışma özetini sertifikasındaki anahtarla imzalar; istemci sertifikayı doğrular.</w:t>
-      </w:r>
-    </w:p>
-    <w:p>
-      <w:pPr>
-        <w:pStyle w:val="BlockText"/>
-      </w:pPr>
-      <w:r>
-        <w:rPr>
-          <w:b/>
-          <w:bCs/>
-        </w:rPr>
-        <w:t xml:space="preserve">10. Kök CA neden çevrimdışı tutulur ve ara CA neden vardır?</w:t>
-      </w:r>
-    </w:p>
-    <w:p>
-      <w:pPr>
-        <w:pStyle w:val="BlockText"/>
-      </w:pPr>
-      <w:r>
-        <w:t xml:space="preserve">Kök anahtarın ele geçirilmesi bütün zinciri çökertir ve kökü güven depolarından çıkarmak yıllar sürer. Günlük işi ara</w:t>
-      </w:r>
-      <w:r>
-        <w:t xml:space="preserve"> </w:t>
-      </w:r>
-      <w:r>
-        <w:t xml:space="preserve">CA yapar; ele geçirilirse yalnız o iptal edilir.</w:t>
-      </w:r>
-    </w:p>
-    <w:p>
-      <w:pPr>
-        <w:pStyle w:val="BlockText"/>
-      </w:pPr>
-      <w:r>
-        <w:rPr>
-          <w:b/>
-          <w:bCs/>
-        </w:rPr>
-        <w:t xml:space="preserve">11. Ad denetimi neden CN’ye değil SAN’a yapılır?</w:t>
-      </w:r>
-    </w:p>
-    <w:p>
-      <w:pPr>
-        <w:pStyle w:val="BlockText"/>
-      </w:pPr>
-      <w:r>
-        <w:t xml:space="preserve">Güncel standartlar ve istemciler yalnız SAN uzantısını dikkate alır; CN’ye bakmak eski ve belirsiz bir yöntemdir.</w:t>
-      </w:r>
-    </w:p>
-    <w:p>
-      <w:pPr>
-        <w:pStyle w:val="BlockText"/>
-      </w:pPr>
-      <w:r>
-        <w:rPr>
-          <w:b/>
-          <w:bCs/>
-        </w:rPr>
-        <w:t xml:space="preserve">12. OCSP’de</w:t>
-      </w:r>
-      <w:r>
-        <w:rPr>
-          <w:b/>
-          <w:bCs/>
-        </w:rPr>
-        <w:t xml:space="preserve"> </w:t>
-      </w:r>
-      <w:r>
-        <w:rPr>
-          <w:b/>
-          <w:bCs/>
-        </w:rPr>
-        <w:t xml:space="preserve">‘yumuşak başarısızlık’</w:t>
-      </w:r>
-      <w:r>
-        <w:rPr>
-          <w:b/>
-          <w:bCs/>
-        </w:rPr>
-        <w:t xml:space="preserve"> </w:t>
-      </w:r>
-      <w:r>
-        <w:rPr>
-          <w:b/>
-          <w:bCs/>
-        </w:rPr>
-        <w:t xml:space="preserve">nedir ve neden tehlikelidir?</w:t>
-      </w:r>
-    </w:p>
-    <w:p>
-      <w:pPr>
-        <w:pStyle w:val="BlockText"/>
-      </w:pPr>
-      <w:r>
-        <w:t xml:space="preserve">Yanıtlayıcıya ulaşılamazsa sertifikanın kabul edilmesidir. Araya giren saldırgan OCSP isteğini engelleyerek iptal</w:t>
-      </w:r>
-      <w:r>
-        <w:t xml:space="preserve"> </w:t>
-      </w:r>
-      <w:r>
-        <w:t xml:space="preserve">denetimini atlatabilir (fail-open). Zımbalama zorunluluğu ya da kısa ömürlü sertifikalar bunu azaltır.</w:t>
-      </w:r>
-    </w:p>
-    <w:p>
-      <w:pPr>
-        <w:pStyle w:val="BlockText"/>
-      </w:pPr>
-      <w:r>
-        <w:rPr>
-          <w:b/>
-          <w:bCs/>
-        </w:rPr>
-        <w:t xml:space="preserve">13. SoftHSM’in gerçek bir HSM’den farkı nedir? Neden yine de kullanılır?</w:t>
-      </w:r>
-    </w:p>
-    <w:p>
-      <w:pPr>
-        <w:pStyle w:val="BlockText"/>
-      </w:pPr>
-      <w:r>
-        <w:t xml:space="preserve">Anahtarları diskte saklar, donanım koruması yoktur. Uygulamayı PKCS#11 arayüzüne göre yazmayı sağlar; üretimde aynı</w:t>
-      </w:r>
-      <w:r>
-        <w:t xml:space="preserve"> </w:t>
-      </w:r>
-      <w:r>
-        <w:t xml:space="preserve">kod gerçek HSM’e bağlanır.</w:t>
-      </w:r>
-    </w:p>
-    <w:p>
-      <w:pPr>
-        <w:pStyle w:val="BlockText"/>
-      </w:pPr>
-      <w:r>
-        <w:rPr>
-          <w:b/>
-          <w:bCs/>
-        </w:rPr>
-        <w:t xml:space="preserve">14. Kripto çevikliği nedir ve kuantum sonrası geçişle ilişkisi nedir?</w:t>
-      </w:r>
-    </w:p>
-    <w:p>
-      <w:pPr>
-        <w:pStyle w:val="BlockText"/>
-      </w:pPr>
-      <w:r>
-        <w:t xml:space="preserve">Algoritmaları kodun her yerine gömmeden, sürüm ve algoritma kimliği taşıyan biçimlerle değiştirilebilir tutmak. ML-KEM</w:t>
-      </w:r>
-      <w:r>
-        <w:t xml:space="preserve"> </w:t>
-      </w:r>
-      <w:r>
-        <w:t xml:space="preserve">ve ML-DSA gibi yeni algoritmalara geçiş, yalnız yapılandırma ve yeniden şifrelemeyle yapılabilir.</w:t>
-      </w:r>
-    </w:p>
-    <w:p>
-      <w:r>
-        <w:pict>
-          <v:rect style="width:0;height:1.5pt" o:hralign="center" o:hrstd="t" o:hr="t"/>
-        </w:pict>
-      </w:r>
-    </w:p>
-    <w:bookmarkEnd w:id="56"/>
-    <w:bookmarkStart w:id="57" w:name="kaynaklar-ve-ileri-okuma"/>
-    <w:p>
-      <w:pPr>
-        <w:pStyle w:val="Heading2"/>
-      </w:pPr>
-      <w:r>
-        <w:t xml:space="preserve">16. Kaynaklar ve ileri okuma</w:t>
-      </w:r>
-    </w:p>
-    <w:p>
-      <w:pPr>
-        <w:pStyle w:val="FirstParagraph"/>
-      </w:pPr>
-      <w:r>
-        <w:rPr>
-          <w:b/>
-          <w:bCs/>
-        </w:rPr>
-        <w:t xml:space="preserve">Ders kitabı</w:t>
-      </w:r>
-      <w:r>
-        <w:t xml:space="preserve"> </w:t>
-      </w:r>
-      <w:r>
-        <w:t xml:space="preserve">— J. Viega, M. Messier,</w:t>
-      </w:r>
-      <w:r>
-        <w:t xml:space="preserve"> </w:t>
-      </w:r>
-      <w:r>
-        <w:rPr>
-          <w:i/>
-          <w:iCs/>
-        </w:rPr>
-        <w:t xml:space="preserve">Secure Programming Cookbook for C and C++</w:t>
-      </w:r>
-      <w:r>
-        <w:t xml:space="preserve">, O’Reilly, 2003:</w:t>
+        <w:t xml:space="preserve">Projenizde bir güncelleme ya da yapılandırma dosyası varsa,</w:t>
+      </w:r>
+      <w:r>
+        <w:t xml:space="preserve"> </w:t>
+      </w:r>
+      <w:r>
+        <w:rPr>
+          <w:b/>
+          <w:bCs/>
+        </w:rPr>
+        <w:t xml:space="preserve">imza doğrulamasını</w:t>
+      </w:r>
+      <w:r>
+        <w:t xml:space="preserve"> </w:t>
+      </w:r>
+      <w:r>
+        <w:t xml:space="preserve">ekleyin (Ed25519 önerilir) ve</w:t>
+      </w:r>
+      <w:r>
+        <w:t xml:space="preserve"> </w:t>
+      </w:r>
+      <w:r>
+        <w:t xml:space="preserve">sürüm geri almayı reddedin.</w:t>
       </w:r>
     </w:p>
     <w:p>
@@ -12630,73 +12218,975 @@
         </w:numPr>
       </w:pPr>
       <w:r>
-        <w:t xml:space="preserve">Tarif 5.2–5.4 (algoritma, anahtar uzunluğu ve kip seçimi), 5.11 (dolgu), 5.16 (hata yapmaya dirençli API)</w:t>
-      </w:r>
-    </w:p>
-    <w:p>
-      <w:pPr>
-        <w:pStyle w:val="Compact"/>
-        <w:numPr>
-          <w:ilvl w:val="0"/>
-          <w:numId w:val="1012"/>
-        </w:numPr>
-      </w:pPr>
-      <w:r>
-        <w:t xml:space="preserve">Tarif 6.3–6.4 (özet ve MAC seçimi), 6.10 (HMAC), 6.18 (şifreleme ve bütünlüğün birleştirilmesi), 6.19 (kendi MAC’ini</w:t>
-      </w:r>
-      <w:r>
-        <w:t xml:space="preserve"> </w:t>
-      </w:r>
-      <w:r>
-        <w:t xml:space="preserve">yapma — uyarı), 6.21 (yeniden oynatmaya karşı MAC)</w:t>
-      </w:r>
-    </w:p>
-    <w:p>
-      <w:pPr>
-        <w:pStyle w:val="Compact"/>
-        <w:numPr>
-          <w:ilvl w:val="0"/>
-          <w:numId w:val="1012"/>
-        </w:numPr>
-      </w:pPr>
-      <w:r>
-        <w:t xml:space="preserve">Tarif 7.1–7.3 (açık anahtar kullanımı ve seçimi), 7.10–7.14 (RSA şifreleme, imza ve güvenli birleştirme), 7.16–7.17</w:t>
-      </w:r>
-      <w:r>
-        <w:t xml:space="preserve"> </w:t>
-      </w:r>
-      <w:r>
-        <w:t xml:space="preserve">(DER ve PEM)</w:t>
-      </w:r>
-    </w:p>
-    <w:p>
-      <w:pPr>
-        <w:pStyle w:val="Compact"/>
-        <w:numPr>
-          <w:ilvl w:val="0"/>
-          <w:numId w:val="1012"/>
-        </w:numPr>
-      </w:pPr>
-      <w:r>
-        <w:t xml:space="preserve">Tarif 8.15–8.19 (parola tabanlı anahtar değişimi, RSA ile kimlikli anahtar değişimi, Diffie–Hellman, DH + imza, PKI’siz</w:t>
-      </w:r>
-      <w:r>
-        <w:t xml:space="preserve"> </w:t>
-      </w:r>
-      <w:r>
-        <w:t xml:space="preserve">doğrulama)</w:t>
-      </w:r>
-    </w:p>
-    <w:p>
-      <w:pPr>
-        <w:pStyle w:val="Compact"/>
-        <w:numPr>
-          <w:ilvl w:val="0"/>
-          <w:numId w:val="1012"/>
-        </w:numPr>
-      </w:pPr>
-      <w:r>
-        <w:t xml:space="preserve">Tarif 10.1, 10.4–10.5 (PKI ve X.509 doğrulama), 10.10–10.12 (CRL ve OCSP)</w:t>
+        <w:t xml:space="preserve">İsteğe bağlı: projenizin test sertifikaları için bu haftanın kök → ara → uç zincirini kullanın; kök anahtarı</w:t>
+      </w:r>
+      <w:r>
+        <w:t xml:space="preserve"> </w:t>
+      </w:r>
+      <w:r>
+        <w:t xml:space="preserve">depoya</w:t>
+      </w:r>
+      <w:r>
+        <w:t xml:space="preserve"> </w:t>
+      </w:r>
+      <w:r>
+        <w:rPr>
+          <w:b/>
+          <w:bCs/>
+        </w:rPr>
+        <w:t xml:space="preserve">koymayın</w:t>
+      </w:r>
+      <w:r>
+        <w:t xml:space="preserve">.</w:t>
+      </w:r>
+    </w:p>
+    <w:p>
+      <w:r>
+        <w:pict>
+          <v:rect style="width:0;height:1.5pt" o:hralign="center" o:hrstd="t" o:hr="t"/>
+        </w:pict>
+      </w:r>
+    </w:p>
+    <w:bookmarkEnd w:id="54"/>
+    <w:bookmarkStart w:id="55" w:name="kendi-başına-çalış"/>
+    <w:p>
+      <w:pPr>
+        <w:pStyle w:val="Heading2"/>
+      </w:pPr>
+      <w:r>
+        <w:t xml:space="preserve">14. Kendi başına çalış</w:t>
+      </w:r>
+    </w:p>
+    <w:p>
+      <w:pPr>
+        <w:pStyle w:val="BlockText"/>
+      </w:pPr>
+      <w:r>
+        <w:rPr>
+          <w:b/>
+          <w:bCs/>
+        </w:rPr>
+        <w:t xml:space="preserve">Alıştırma 1 — Kolay: HMAC ve uzunluk uzatma</w:t>
+      </w:r>
+    </w:p>
+    <w:p>
+      <w:pPr>
+        <w:pStyle w:val="BlockText"/>
+      </w:pPr>
+      <w:r>
+        <w:t xml:space="preserve">Aynı mesaj ve anahtar için</w:t>
+      </w:r>
+      <w:r>
+        <w:t xml:space="preserve"> </w:t>
+      </w:r>
+      <w:r>
+        <w:rPr>
+          <w:rStyle w:val="VerbatimChar"/>
+        </w:rPr>
+        <w:t xml:space="preserve">openssl dgst -sha256 -mac HMAC</w:t>
+      </w:r>
+      <w:r>
+        <w:t xml:space="preserve"> </w:t>
+      </w:r>
+      <w:r>
+        <w:t xml:space="preserve">ile HMAC ve</w:t>
+      </w:r>
+      <w:r>
+        <w:t xml:space="preserve"> </w:t>
+      </w:r>
+      <w:r>
+        <w:rPr>
+          <w:rStyle w:val="VerbatimChar"/>
+        </w:rPr>
+        <w:t xml:space="preserve">printf 'anahtar+mesaj' | openssl dgst -sha256</w:t>
+      </w:r>
+      <w:r>
+        <w:t xml:space="preserve"> </w:t>
+      </w:r>
+      <w:r>
+        <w:t xml:space="preserve">ile düz özet hesaplayın. Düz</w:t>
+      </w:r>
+      <w:r>
+        <w:t xml:space="preserve"> </w:t>
+      </w:r>
+      <w:r>
+        <w:rPr>
+          <w:rStyle w:val="VerbatimChar"/>
+        </w:rPr>
+        <w:t xml:space="preserve">H(K ‖ m)</w:t>
+      </w:r>
+      <w:r>
+        <w:t xml:space="preserve"> </w:t>
+      </w:r>
+      <w:r>
+        <w:t xml:space="preserve">yapısının neden güvensiz olduğunu uzunluk uzatma kavramıyla</w:t>
+      </w:r>
+      <w:r>
+        <w:t xml:space="preserve"> </w:t>
+      </w:r>
+      <w:r>
+        <w:t xml:space="preserve">açıklayın.</w:t>
+      </w:r>
+    </w:p>
+    <w:p>
+      <w:pPr>
+        <w:pStyle w:val="BlockText"/>
+      </w:pPr>
+      <w:r>
+        <w:rPr>
+          <w:b/>
+          <w:bCs/>
+        </w:rPr>
+        <w:t xml:space="preserve">Alıştırma 2 — Kolay: RSA ve Ed25519 karşılaştırması</w:t>
+      </w:r>
+    </w:p>
+    <w:p>
+      <w:pPr>
+        <w:pStyle w:val="BlockText"/>
+      </w:pPr>
+      <w:r>
+        <w:t xml:space="preserve">3072 bitlik bir RSA anahtarı ve bir Ed25519 anahtarı üretin. Açık anahtar dosyalarının, imzaların boyutlarını ve</w:t>
+      </w:r>
+      <w:r>
+        <w:t xml:space="preserve"> </w:t>
+      </w:r>
+      <w:r>
+        <w:t xml:space="preserve">100 imzalama işleminin süresini karşılaştırın (</w:t>
+      </w:r>
+      <w:r>
+        <w:rPr>
+          <w:rStyle w:val="VerbatimChar"/>
+        </w:rPr>
+        <w:t xml:space="preserve">openssl speed rsa3072 ed25519</w:t>
+      </w:r>
+      <w:r>
+        <w:t xml:space="preserve"> </w:t>
+      </w:r>
+      <w:r>
+        <w:t xml:space="preserve">de kullanılabilir).</w:t>
+      </w:r>
+    </w:p>
+    <w:p>
+      <w:pPr>
+        <w:pStyle w:val="BlockText"/>
+      </w:pPr>
+      <w:r>
+        <w:rPr>
+          <w:b/>
+          <w:bCs/>
+        </w:rPr>
+        <w:t xml:space="preserve">Alıştırma 3 — Orta: İmza doğrulamasının dönüş değeri</w:t>
+      </w:r>
+    </w:p>
+    <w:p>
+      <w:pPr>
+        <w:pStyle w:val="BlockText"/>
+      </w:pPr>
+      <w:r>
+        <w:t xml:space="preserve">“Dijital imza”</w:t>
+      </w:r>
+      <w:r>
+        <w:t xml:space="preserve"> </w:t>
+      </w:r>
+      <w:r>
+        <w:t xml:space="preserve">bölümündeki</w:t>
+      </w:r>
+      <w:r>
+        <w:t xml:space="preserve"> </w:t>
+      </w:r>
+      <w:r>
+        <w:rPr>
+          <w:rStyle w:val="VerbatimChar"/>
+        </w:rPr>
+        <w:t xml:space="preserve">imza_dogrula</w:t>
+      </w:r>
+      <w:r>
+        <w:t xml:space="preserve"> </w:t>
+      </w:r>
+      <w:r>
+        <w:t xml:space="preserve">fonksiyonunu çalıştırın. Önce doğru bir imzayla, sonra bir baytı</w:t>
+      </w:r>
+      <w:r>
+        <w:t xml:space="preserve"> </w:t>
+      </w:r>
+      <w:r>
+        <w:t xml:space="preserve">değiştirilmiş imzayla, sonra hatalı bir anahtar nesnesiyle deneyin.</w:t>
+      </w:r>
+      <w:r>
+        <w:t xml:space="preserve"> </w:t>
+      </w:r>
+      <w:r>
+        <w:rPr>
+          <w:rStyle w:val="VerbatimChar"/>
+        </w:rPr>
+        <w:t xml:space="preserve">if (sonuc)</w:t>
+      </w:r>
+      <w:r>
+        <w:t xml:space="preserve"> </w:t>
+      </w:r>
+      <w:r>
+        <w:t xml:space="preserve">ile</w:t>
+      </w:r>
+      <w:r>
+        <w:t xml:space="preserve"> </w:t>
+      </w:r>
+      <w:r>
+        <w:rPr>
+          <w:rStyle w:val="VerbatimChar"/>
+        </w:rPr>
+        <w:t xml:space="preserve">if (sonuc == 1)</w:t>
+      </w:r>
+      <w:r>
+        <w:t xml:space="preserve"> </w:t>
+      </w:r>
+      <w:r>
+        <w:t xml:space="preserve">arasındaki</w:t>
+      </w:r>
+      <w:r>
+        <w:t xml:space="preserve"> </w:t>
+      </w:r>
+      <w:r>
+        <w:t xml:space="preserve">farkın hangi durumda güvenlik açığına dönüştüğünü gösterin.</w:t>
+      </w:r>
+    </w:p>
+    <w:p>
+      <w:pPr>
+        <w:pStyle w:val="BlockText"/>
+      </w:pPr>
+      <w:r>
+        <w:rPr>
+          <w:b/>
+          <w:bCs/>
+        </w:rPr>
+        <w:t xml:space="preserve">Alıştırma 4 — Orta: Zinciri bozmak</w:t>
+      </w:r>
+    </w:p>
+    <w:p>
+      <w:pPr>
+        <w:pStyle w:val="BlockText"/>
+      </w:pPr>
+      <w:r>
+        <w:t xml:space="preserve">“Sınıf etkinliği”</w:t>
+      </w:r>
+      <w:r>
+        <w:t xml:space="preserve"> </w:t>
+      </w:r>
+      <w:r>
+        <w:t xml:space="preserve">bölümündeki dört senaryoyu uygulayın ve her birinde</w:t>
+      </w:r>
+      <w:r>
+        <w:t xml:space="preserve"> </w:t>
+      </w:r>
+      <w:r>
+        <w:rPr>
+          <w:rStyle w:val="VerbatimChar"/>
+        </w:rPr>
+        <w:t xml:space="preserve">openssl verify</w:t>
+      </w:r>
+      <w:r>
+        <w:t xml:space="preserve"> </w:t>
+      </w:r>
+      <w:r>
+        <w:t xml:space="preserve">ile</w:t>
+      </w:r>
+      <w:r>
+        <w:t xml:space="preserve"> </w:t>
+      </w:r>
+      <w:r>
+        <w:rPr>
+          <w:rStyle w:val="VerbatimChar"/>
+        </w:rPr>
+        <w:t xml:space="preserve">openssl s_client</w:t>
+      </w:r>
+      <w:r>
+        <w:t xml:space="preserve"> </w:t>
+      </w:r>
+      <w:r>
+        <w:t xml:space="preserve">hata iletilerini bir tabloya yazın.</w:t>
+      </w:r>
+    </w:p>
+    <w:p>
+      <w:pPr>
+        <w:pStyle w:val="BlockText"/>
+      </w:pPr>
+      <w:r>
+        <w:rPr>
+          <w:b/>
+          <w:bCs/>
+        </w:rPr>
+        <w:t xml:space="preserve">Alıştırma 5 — Orta: TLS sunucusu ve zincir</w:t>
+      </w:r>
+    </w:p>
+    <w:p>
+      <w:pPr>
+        <w:pStyle w:val="BlockText"/>
+      </w:pPr>
+      <w:r>
+        <w:t xml:space="preserve">Oluşturduğunuz sunucu sertifikasıyla yerel bir TLS sunucusu başlatın (</w:t>
+      </w:r>
+      <w:r>
+        <w:rPr>
+          <w:rStyle w:val="VerbatimChar"/>
+        </w:rPr>
+        <w:t xml:space="preserve">openssl s_server -cert sunucu.crt -key sunucu.key -cert_chain ara.crt -accept 8443</w:t>
+      </w:r>
+      <w:r>
+        <w:t xml:space="preserve">) ve</w:t>
+      </w:r>
+      <w:r>
+        <w:t xml:space="preserve"> </w:t>
+      </w:r>
+      <w:r>
+        <w:rPr>
+          <w:rStyle w:val="VerbatimChar"/>
+        </w:rPr>
+        <w:t xml:space="preserve">openssl s_client -connect localhost:8443 -CAfile kok.crt -verify_return_error</w:t>
+      </w:r>
+      <w:r>
+        <w:t xml:space="preserve"> </w:t>
+      </w:r>
+      <w:r>
+        <w:t xml:space="preserve">ile bağlanın. Sunucu ara sertifikayı göndermezse ne olur?</w:t>
+      </w:r>
+    </w:p>
+    <w:p>
+      <w:pPr>
+        <w:pStyle w:val="BlockText"/>
+      </w:pPr>
+      <w:r>
+        <w:rPr>
+          <w:b/>
+          <w:bCs/>
+        </w:rPr>
+        <w:t xml:space="preserve">Alıştırma 6 — Orta: İptal</w:t>
+      </w:r>
+    </w:p>
+    <w:p>
+      <w:pPr>
+        <w:pStyle w:val="BlockText"/>
+      </w:pPr>
+      <w:r>
+        <w:t xml:space="preserve">Laboratuvar ara CA’nız için bir</w:t>
+      </w:r>
+      <w:r>
+        <w:t xml:space="preserve"> </w:t>
+      </w:r>
+      <w:r>
+        <w:rPr>
+          <w:rStyle w:val="VerbatimChar"/>
+        </w:rPr>
+        <w:t xml:space="preserve">openssl ca</w:t>
+      </w:r>
+      <w:r>
+        <w:t xml:space="preserve"> </w:t>
+      </w:r>
+      <w:r>
+        <w:t xml:space="preserve">yapılandırması hazırlayın, sunucu sertifikasını iptal edin, CRL üretin</w:t>
+      </w:r>
+      <w:r>
+        <w:t xml:space="preserve"> </w:t>
+      </w:r>
+      <w:r>
+        <w:t xml:space="preserve">ve</w:t>
+      </w:r>
+      <w:r>
+        <w:t xml:space="preserve"> </w:t>
+      </w:r>
+      <w:r>
+        <w:rPr>
+          <w:rStyle w:val="VerbatimChar"/>
+        </w:rPr>
+        <w:t xml:space="preserve">openssl verify -crl_check</w:t>
+      </w:r>
+      <w:r>
+        <w:t xml:space="preserve"> </w:t>
+      </w:r>
+      <w:r>
+        <w:t xml:space="preserve">ile iptalin fark edildiğini gösterin.</w:t>
+      </w:r>
+    </w:p>
+    <w:p>
+      <w:pPr>
+        <w:pStyle w:val="BlockText"/>
+      </w:pPr>
+      <w:r>
+        <w:rPr>
+          <w:b/>
+          <w:bCs/>
+        </w:rPr>
+        <w:t xml:space="preserve">Alıştırma 7 — Zor: Yeniden oynatmaya dayanıklı ileti</w:t>
+      </w:r>
+    </w:p>
+    <w:p>
+      <w:pPr>
+        <w:pStyle w:val="BlockText"/>
+      </w:pPr>
+      <w:r>
+        <w:t xml:space="preserve">İki program yazın: biri</w:t>
+      </w:r>
+      <w:r>
+        <w:t xml:space="preserve"> </w:t>
+      </w:r>
+      <w:r>
+        <w:rPr>
+          <w:rStyle w:val="VerbatimChar"/>
+        </w:rPr>
+        <w:t xml:space="preserve">sayaç ‖ veri</w:t>
+      </w:r>
+      <w:r>
+        <w:t xml:space="preserve"> </w:t>
+      </w:r>
+      <w:r>
+        <w:t xml:space="preserve">biçiminde iletiyi AES-GCM ile şifreleyip (sayaç AAD olsun) gönderir, diğeri</w:t>
+      </w:r>
+      <w:r>
+        <w:t xml:space="preserve"> </w:t>
+      </w:r>
+      <w:r>
+        <w:t xml:space="preserve">alır ve daha önce görülen ya da daha küçük bir sayacı reddeder. Kaydedilen bir iletiyi yeniden gönderip reddedildiğini</w:t>
+      </w:r>
+      <w:r>
+        <w:t xml:space="preserve"> </w:t>
+      </w:r>
+      <w:r>
+        <w:t xml:space="preserve">gösterin.</w:t>
+      </w:r>
+    </w:p>
+    <w:p>
+      <w:pPr>
+        <w:pStyle w:val="BlockText"/>
+      </w:pPr>
+      <w:r>
+        <w:rPr>
+          <w:b/>
+          <w:bCs/>
+        </w:rPr>
+        <w:t xml:space="preserve">Alıştırma 8 — Zor: PKCS#11 ile imza</w:t>
+      </w:r>
+    </w:p>
+    <w:p>
+      <w:pPr>
+        <w:pStyle w:val="BlockText"/>
+      </w:pPr>
+      <w:r>
+        <w:t xml:space="preserve">SoftHSM’de ürettiğiniz anahtarla</w:t>
+      </w:r>
+      <w:r>
+        <w:t xml:space="preserve"> </w:t>
+      </w:r>
+      <w:r>
+        <w:rPr>
+          <w:rStyle w:val="VerbatimChar"/>
+        </w:rPr>
+        <w:t xml:space="preserve">pkcs11-tool --sign</w:t>
+      </w:r>
+      <w:r>
+        <w:t xml:space="preserve"> </w:t>
+      </w:r>
+      <w:r>
+        <w:t xml:space="preserve">kullanarak bir dosyayı imzalayın ve imzayı OpenSSL ile açık</w:t>
+      </w:r>
+      <w:r>
+        <w:t xml:space="preserve"> </w:t>
+      </w:r>
+      <w:r>
+        <w:t xml:space="preserve">anahtardan doğrulayın. Özel anahtarı SoftHSM’den dışa aktarmaya çalışın;</w:t>
+      </w:r>
+      <w:r>
+        <w:t xml:space="preserve"> </w:t>
+      </w:r>
+      <w:r>
+        <w:rPr>
+          <w:rStyle w:val="VerbatimChar"/>
+        </w:rPr>
+        <w:t xml:space="preserve">CKA_EXTRACTABLE</w:t>
+      </w:r>
+      <w:r>
+        <w:t xml:space="preserve"> </w:t>
+      </w:r>
+      <w:r>
+        <w:t xml:space="preserve">özniteliği bunu nasıl</w:t>
+      </w:r>
+      <w:r>
+        <w:t xml:space="preserve"> </w:t>
+      </w:r>
+      <w:r>
+        <w:t xml:space="preserve">engelliyor?</w:t>
+      </w:r>
+    </w:p>
+    <w:p>
+      <w:r>
+        <w:pict>
+          <v:rect style="width:0;height:1.5pt" o:hralign="center" o:hrstd="t" o:hr="t"/>
+        </w:pict>
+      </w:r>
+    </w:p>
+    <w:bookmarkEnd w:id="55"/>
+    <w:bookmarkStart w:id="56" w:name="kendini-sınama"/>
+    <w:p>
+      <w:pPr>
+        <w:pStyle w:val="Heading2"/>
+      </w:pPr>
+      <w:r>
+        <w:t xml:space="preserve">15. Kendini sınama</w:t>
+      </w:r>
+    </w:p>
+    <w:p>
+      <w:pPr>
+        <w:pStyle w:val="BlockText"/>
+      </w:pPr>
+      <w:r>
+        <w:rPr>
+          <w:b/>
+          <w:bCs/>
+        </w:rPr>
+        <w:t xml:space="preserve">1. 128 bit güvenlik düzeyi için RSA ve eliptik eğride anahtar uzunluğu nedir?</w:t>
+      </w:r>
+    </w:p>
+    <w:p>
+      <w:pPr>
+        <w:pStyle w:val="BlockText"/>
+      </w:pPr>
+      <w:r>
+        <w:t xml:space="preserve">RSA 3072 bit, eliptik eğri 256 bit (P-256, Ed25519/X25519).</w:t>
+      </w:r>
+    </w:p>
+    <w:p>
+      <w:pPr>
+        <w:pStyle w:val="BlockText"/>
+      </w:pPr>
+      <w:r>
+        <w:rPr>
+          <w:b/>
+          <w:bCs/>
+        </w:rPr>
+        <w:t xml:space="preserve">2. Dolgu kâhini saldırısı hangi koşulda mümkündür? İki savunma verin.</w:t>
+      </w:r>
+    </w:p>
+    <w:p>
+      <w:pPr>
+        <w:pStyle w:val="BlockText"/>
+      </w:pPr>
+      <w:r>
+        <w:t xml:space="preserve">Çözücü</w:t>
+      </w:r>
+      <w:r>
+        <w:t xml:space="preserve"> </w:t>
+      </w:r>
+      <w:r>
+        <w:t xml:space="preserve">“dolgu geçersiz”</w:t>
+      </w:r>
+      <w:r>
+        <w:t xml:space="preserve"> </w:t>
+      </w:r>
+      <w:r>
+        <w:t xml:space="preserve">ile başka hataları (farklı ileti ya da süreyle) ayırt edilebilir biçimde bildiriyorsa. AEAD</w:t>
+      </w:r>
+      <w:r>
+        <w:t xml:space="preserve"> </w:t>
+      </w:r>
+      <w:r>
+        <w:t xml:space="preserve">kullanmak; CBC zorunluysa şifrele-sonra-MAC ve MAC’i dolgudan önce doğrulamak, bütün hataları aynı biçimde döndürmek.</w:t>
+      </w:r>
+    </w:p>
+    <w:p>
+      <w:pPr>
+        <w:pStyle w:val="BlockText"/>
+      </w:pPr>
+      <w:r>
+        <w:rPr>
+          <w:b/>
+          <w:bCs/>
+        </w:rPr>
+        <w:t xml:space="preserve">3. Neden HMAC kullanılır da H(K ‖ m) kullanılmaz?</w:t>
+      </w:r>
+    </w:p>
+    <w:p>
+      <w:pPr>
+        <w:pStyle w:val="BlockText"/>
+      </w:pPr>
+      <w:r>
+        <w:t xml:space="preserve">Merkle–Damgård yapısındaki özetlerde H(K ‖ m) uzunluk uzatma saldırısına açıktır; HMAC’in iç içe yapısı bunu önler.</w:t>
+      </w:r>
+    </w:p>
+    <w:p>
+      <w:pPr>
+        <w:pStyle w:val="BlockText"/>
+      </w:pPr>
+      <w:r>
+        <w:rPr>
+          <w:b/>
+          <w:bCs/>
+        </w:rPr>
+        <w:t xml:space="preserve">4. Şifrele-sonra-MAC neden doğru sıradır?</w:t>
+      </w:r>
+    </w:p>
+    <w:p>
+      <w:pPr>
+        <w:pStyle w:val="BlockText"/>
+      </w:pPr>
+      <w:r>
+        <w:t xml:space="preserve">MAC şifreli metin üzerinden hesaplanır ve çözmeden önce doğrulanır; geçersiz ileti hiç çözülmez, dolgu kâhini ve</w:t>
+      </w:r>
+      <w:r>
+        <w:t xml:space="preserve"> </w:t>
+      </w:r>
+      <w:r>
+        <w:t xml:space="preserve">düz metin sızıntısı oluşmaz.</w:t>
+      </w:r>
+    </w:p>
+    <w:p>
+      <w:pPr>
+        <w:pStyle w:val="BlockText"/>
+      </w:pPr>
+      <w:r>
+        <w:rPr>
+          <w:b/>
+          <w:bCs/>
+        </w:rPr>
+        <w:t xml:space="preserve">5. MAC yeniden oynatmayı neden tek başına önlemez? Nasıl önlenir?</w:t>
+      </w:r>
+    </w:p>
+    <w:p>
+      <w:pPr>
+        <w:pStyle w:val="BlockText"/>
+      </w:pPr>
+      <w:r>
+        <w:t xml:space="preserve">MAC iletinin değiştirilmediğini kanıtlar, yeni olduğunu kanıtlamaz. Sayaç, zaman damgası ya da sunucunun verdiği tek</w:t>
+      </w:r>
+      <w:r>
+        <w:t xml:space="preserve"> </w:t>
+      </w:r>
+      <w:r>
+        <w:t xml:space="preserve">kullanımlık değer MAC’e katılır ve alıcı tekrarları reddeder.</w:t>
+      </w:r>
+    </w:p>
+    <w:p>
+      <w:pPr>
+        <w:pStyle w:val="BlockText"/>
+      </w:pPr>
+      <w:r>
+        <w:rPr>
+          <w:b/>
+          <w:bCs/>
+        </w:rPr>
+        <w:t xml:space="preserve">6. RSA şifrelemede ve imzada hangi dolgu şemaları önerilir?</w:t>
+      </w:r>
+    </w:p>
+    <w:p>
+      <w:pPr>
+        <w:pStyle w:val="BlockText"/>
+      </w:pPr>
+      <w:r>
+        <w:t xml:space="preserve">Şifrelemede OAEP (SHA-256), imzada PSS.</w:t>
+      </w:r>
+    </w:p>
+    <w:p>
+      <w:pPr>
+        <w:pStyle w:val="BlockText"/>
+      </w:pPr>
+      <w:r>
+        <w:rPr>
+          <w:b/>
+          <w:bCs/>
+        </w:rPr>
+        <w:t xml:space="preserve">7. ECDSA’da aynı rastgele değerin iki imzada kullanılması neden felakettir?</w:t>
+      </w:r>
+    </w:p>
+    <w:p>
+      <w:pPr>
+        <w:pStyle w:val="BlockText"/>
+      </w:pPr>
+      <w:r>
+        <w:t xml:space="preserve">İki imzadan özel anahtar hesaplanabilir. Ed25519 ya da deterministik ECDSA (RFC 6979) bu riski ortadan kaldırır.</w:t>
+      </w:r>
+    </w:p>
+    <w:p>
+      <w:pPr>
+        <w:pStyle w:val="BlockText"/>
+      </w:pPr>
+      <w:r>
+        <w:rPr>
+          <w:b/>
+          <w:bCs/>
+        </w:rPr>
+        <w:t xml:space="preserve">8.</w:t>
+      </w:r>
+      <w:r>
+        <w:rPr>
+          <w:b/>
+          <w:bCs/>
+        </w:rPr>
+        <w:t xml:space="preserve"> </w:t>
+      </w:r>
+      <w:r>
+        <w:rPr>
+          <w:rStyle w:val="VerbatimChar"/>
+          <w:b/>
+          <w:bCs/>
+        </w:rPr>
+        <w:t xml:space="preserve">EVP_DigestVerify</w:t>
+      </w:r>
+      <w:r>
+        <w:rPr>
+          <w:b/>
+          <w:bCs/>
+        </w:rPr>
+        <w:t xml:space="preserve"> </w:t>
+      </w:r>
+      <w:r>
+        <w:rPr>
+          <w:b/>
+          <w:bCs/>
+        </w:rPr>
+        <w:t xml:space="preserve">sonucunu</w:t>
+      </w:r>
+      <w:r>
+        <w:rPr>
+          <w:b/>
+          <w:bCs/>
+        </w:rPr>
+        <w:t xml:space="preserve"> </w:t>
+      </w:r>
+      <w:r>
+        <w:rPr>
+          <w:rStyle w:val="VerbatimChar"/>
+          <w:b/>
+          <w:bCs/>
+        </w:rPr>
+        <w:t xml:space="preserve">if (sonuc)</w:t>
+      </w:r>
+      <w:r>
+        <w:rPr>
+          <w:b/>
+          <w:bCs/>
+        </w:rPr>
+        <w:t xml:space="preserve"> </w:t>
+      </w:r>
+      <w:r>
+        <w:rPr>
+          <w:b/>
+          <w:bCs/>
+        </w:rPr>
+        <w:t xml:space="preserve">ile denetlemek neden hatalıdır?</w:t>
+      </w:r>
+    </w:p>
+    <w:p>
+      <w:pPr>
+        <w:pStyle w:val="BlockText"/>
+      </w:pPr>
+      <w:r>
+        <w:t xml:space="preserve">Negatif hata değerleri de doğru sayılır; hata durumunda imza geçerli kabul edilir. Denetim</w:t>
+      </w:r>
+      <w:r>
+        <w:t xml:space="preserve"> </w:t>
+      </w:r>
+      <w:r>
+        <w:rPr>
+          <w:rStyle w:val="VerbatimChar"/>
+        </w:rPr>
+        <w:t xml:space="preserve">== 1</w:t>
+      </w:r>
+      <w:r>
+        <w:t xml:space="preserve"> </w:t>
+      </w:r>
+      <w:r>
+        <w:t xml:space="preserve">olmalıdır.</w:t>
+      </w:r>
+    </w:p>
+    <w:p>
+      <w:pPr>
+        <w:pStyle w:val="BlockText"/>
+      </w:pPr>
+      <w:r>
+        <w:rPr>
+          <w:b/>
+          <w:bCs/>
+        </w:rPr>
+        <w:t xml:space="preserve">9. Kimliksiz Diffie–Hellman neden araya girmeye açıktır? TLS 1.3 bunu nasıl çözer?</w:t>
+      </w:r>
+    </w:p>
+    <w:p>
+      <w:pPr>
+        <w:pStyle w:val="BlockText"/>
+      </w:pPr>
+      <w:r>
+        <w:t xml:space="preserve">DH kiminle anlaşıldığını söylemez; aradaki biri iki tarafla ayrı ayrı DH yapabilir. TLS 1.3’te sunucu, geçici DH</w:t>
+      </w:r>
+      <w:r>
+        <w:t xml:space="preserve"> </w:t>
+      </w:r>
+      <w:r>
+        <w:t xml:space="preserve">değerlerini de içeren el sıkışma özetini sertifikasındaki anahtarla imzalar; istemci sertifikayı doğrular.</w:t>
+      </w:r>
+    </w:p>
+    <w:p>
+      <w:pPr>
+        <w:pStyle w:val="BlockText"/>
+      </w:pPr>
+      <w:r>
+        <w:rPr>
+          <w:b/>
+          <w:bCs/>
+        </w:rPr>
+        <w:t xml:space="preserve">10. Kök CA neden çevrimdışı tutulur ve ara CA neden vardır?</w:t>
+      </w:r>
+    </w:p>
+    <w:p>
+      <w:pPr>
+        <w:pStyle w:val="BlockText"/>
+      </w:pPr>
+      <w:r>
+        <w:t xml:space="preserve">Kök anahtarın ele geçirilmesi bütün zinciri çökertir ve kökü güven depolarından çıkarmak yıllar sürer. Günlük işi ara</w:t>
+      </w:r>
+      <w:r>
+        <w:t xml:space="preserve"> </w:t>
+      </w:r>
+      <w:r>
+        <w:t xml:space="preserve">CA yapar; ele geçirilirse yalnız o iptal edilir.</w:t>
+      </w:r>
+    </w:p>
+    <w:p>
+      <w:pPr>
+        <w:pStyle w:val="BlockText"/>
+      </w:pPr>
+      <w:r>
+        <w:rPr>
+          <w:b/>
+          <w:bCs/>
+        </w:rPr>
+        <w:t xml:space="preserve">11. Ad denetimi neden CN’ye değil SAN’a yapılır?</w:t>
+      </w:r>
+    </w:p>
+    <w:p>
+      <w:pPr>
+        <w:pStyle w:val="BlockText"/>
+      </w:pPr>
+      <w:r>
+        <w:t xml:space="preserve">Güncel standartlar ve istemciler yalnız SAN uzantısını dikkate alır; CN’ye bakmak eski ve belirsiz bir yöntemdir.</w:t>
+      </w:r>
+    </w:p>
+    <w:p>
+      <w:pPr>
+        <w:pStyle w:val="BlockText"/>
+      </w:pPr>
+      <w:r>
+        <w:rPr>
+          <w:b/>
+          <w:bCs/>
+        </w:rPr>
+        <w:t xml:space="preserve">12. OCSP’de</w:t>
+      </w:r>
+      <w:r>
+        <w:rPr>
+          <w:b/>
+          <w:bCs/>
+        </w:rPr>
+        <w:t xml:space="preserve"> </w:t>
+      </w:r>
+      <w:r>
+        <w:rPr>
+          <w:b/>
+          <w:bCs/>
+        </w:rPr>
+        <w:t xml:space="preserve">‘yumuşak başarısızlık’</w:t>
+      </w:r>
+      <w:r>
+        <w:rPr>
+          <w:b/>
+          <w:bCs/>
+        </w:rPr>
+        <w:t xml:space="preserve"> </w:t>
+      </w:r>
+      <w:r>
+        <w:rPr>
+          <w:b/>
+          <w:bCs/>
+        </w:rPr>
+        <w:t xml:space="preserve">nedir ve neden tehlikelidir?</w:t>
+      </w:r>
+    </w:p>
+    <w:p>
+      <w:pPr>
+        <w:pStyle w:val="BlockText"/>
+      </w:pPr>
+      <w:r>
+        <w:t xml:space="preserve">Yanıtlayıcıya ulaşılamazsa sertifikanın kabul edilmesidir. Araya giren saldırgan OCSP isteğini engelleyerek iptal</w:t>
+      </w:r>
+      <w:r>
+        <w:t xml:space="preserve"> </w:t>
+      </w:r>
+      <w:r>
+        <w:t xml:space="preserve">denetimini atlatabilir (fail-open). Zımbalama zorunluluğu ya da kısa ömürlü sertifikalar bunu azaltır.</w:t>
+      </w:r>
+    </w:p>
+    <w:p>
+      <w:pPr>
+        <w:pStyle w:val="BlockText"/>
+      </w:pPr>
+      <w:r>
+        <w:rPr>
+          <w:b/>
+          <w:bCs/>
+        </w:rPr>
+        <w:t xml:space="preserve">13. SoftHSM’in gerçek bir HSM’den farkı nedir? Neden yine de kullanılır?</w:t>
+      </w:r>
+    </w:p>
+    <w:p>
+      <w:pPr>
+        <w:pStyle w:val="BlockText"/>
+      </w:pPr>
+      <w:r>
+        <w:t xml:space="preserve">Anahtarları diskte saklar, donanım koruması yoktur. Uygulamayı PKCS#11 arayüzüne göre yazmayı sağlar; üretimde aynı</w:t>
+      </w:r>
+      <w:r>
+        <w:t xml:space="preserve"> </w:t>
+      </w:r>
+      <w:r>
+        <w:t xml:space="preserve">kod gerçek HSM’e bağlanır.</w:t>
+      </w:r>
+    </w:p>
+    <w:p>
+      <w:pPr>
+        <w:pStyle w:val="BlockText"/>
+      </w:pPr>
+      <w:r>
+        <w:rPr>
+          <w:b/>
+          <w:bCs/>
+        </w:rPr>
+        <w:t xml:space="preserve">14. Kripto çevikliği nedir ve kuantum sonrası geçişle ilişkisi nedir?</w:t>
+      </w:r>
+    </w:p>
+    <w:p>
+      <w:pPr>
+        <w:pStyle w:val="BlockText"/>
+      </w:pPr>
+      <w:r>
+        <w:t xml:space="preserve">Algoritmaları kodun her yerine gömmeden, sürüm ve algoritma kimliği taşıyan biçimlerle değiştirilebilir tutmak. ML-KEM</w:t>
+      </w:r>
+      <w:r>
+        <w:t xml:space="preserve"> </w:t>
+      </w:r>
+      <w:r>
+        <w:t xml:space="preserve">ve ML-DSA gibi yeni algoritmalara geçiş, yalnız yapılandırma ve yeniden şifrelemeyle yapılabilir.</w:t>
+      </w:r>
+    </w:p>
+    <w:p>
+      <w:r>
+        <w:pict>
+          <v:rect style="width:0;height:1.5pt" o:hralign="center" o:hrstd="t" o:hr="t"/>
+        </w:pict>
+      </w:r>
+    </w:p>
+    <w:bookmarkEnd w:id="56"/>
+    <w:bookmarkStart w:id="57" w:name="kaynaklar-ve-ileri-okuma"/>
+    <w:p>
+      <w:pPr>
+        <w:pStyle w:val="Heading2"/>
+      </w:pPr>
+      <w:r>
+        <w:t xml:space="preserve">16. Kaynaklar ve ileri okuma</w:t>
       </w:r>
     </w:p>
     <w:p>
@@ -12708,7 +13198,26 @@
           <w:b/>
           <w:bCs/>
         </w:rPr>
-        <w:t xml:space="preserve">Açık standartlar ve kaynaklar</w:t>
+        <w:t xml:space="preserve">Ders kitabı</w:t>
+      </w:r>
+      <w:r>
+        <w:t xml:space="preserve"> </w:t>
+      </w:r>
+      <w:r>
+        <w:t xml:space="preserve">— J. Viega, M. Messier,</w:t>
+      </w:r>
+      <w:r>
+        <w:t xml:space="preserve"> </w:t>
+      </w:r>
+      <w:r>
+        <w:rPr>
+          <w:i/>
+          <w:iCs/>
+        </w:rPr>
+        <w:t xml:space="preserve">Secure Programming Cookbook for C and C++</w:t>
+      </w:r>
+      <w:r>
+        <w:t xml:space="preserve">, O’Reilly, 2003:</w:t>
       </w:r>
     </w:p>
     <w:p>
@@ -12720,13 +13229,7 @@
         </w:numPr>
       </w:pPr>
       <w:r>
-        <w:t xml:space="preserve">NIST SP 800-57 Part 1 (anahtar yönetimi ve güvenlik düzeyleri), SP 800-131A (algoritma geçişleri), SP 800-38A/D</w:t>
-      </w:r>
-      <w:r>
-        <w:t xml:space="preserve"> </w:t>
-      </w:r>
-      <w:r>
-        <w:t xml:space="preserve">(kipler, GCM), FIPS 186-5 (dijital imza), FIPS 203/204/205 (kuantum sonrası).</w:t>
+        <w:t xml:space="preserve">Tarif 5.2–5.4 (algoritma, anahtar uzunluğu ve kip seçimi), 5.11 (dolgu), 5.16 (hata yapmaya dirençli API)</w:t>
       </w:r>
     </w:p>
     <w:p>
@@ -12738,13 +13241,13 @@
         </w:numPr>
       </w:pPr>
       <w:r>
-        <w:t xml:space="preserve">RFC 2104 (HMAC), RFC 8017 (PKCS#1 v2.2: OAEP, PSS), RFC 8032 (Ed25519), RFC 7748 (X25519), RFC 5280 (X.509 ve CRL),</w:t>
-      </w:r>
-      <w:r>
-        <w:t xml:space="preserve"> </w:t>
-      </w:r>
-      <w:r>
-        <w:t xml:space="preserve">RFC 6960 (OCSP), RFC 6979 (deterministik ECDSA), RFC 8446 (TLS 1.3).</w:t>
+        <w:t xml:space="preserve">Tarif 6.3–6.4 (özet ve MAC seçimi), 6.10 (HMAC), 6.18 (şifreleme ve bütünlüğün birleştirilmesi), 6.19 (kendi MAC’ini</w:t>
+      </w:r>
+      <w:r>
+        <w:t xml:space="preserve"> </w:t>
+      </w:r>
+      <w:r>
+        <w:t xml:space="preserve">yapma — uyarı), 6.21 (yeniden oynatmaya karşı MAC)</w:t>
       </w:r>
     </w:p>
     <w:p>
@@ -12756,76 +13259,13 @@
         </w:numPr>
       </w:pPr>
       <w:r>
-        <w:t xml:space="preserve">OASIS PKCS#11 v3; SoftHSM belgeleri; OpenSSL 3 kılavuz sayfaları (</w:t>
-      </w:r>
-      <w:r>
-        <w:rPr>
-          <w:rStyle w:val="VerbatimChar"/>
-        </w:rPr>
-        <w:t xml:space="preserve">genpkey</w:t>
-      </w:r>
-      <w:r>
-        <w:t xml:space="preserve">,</w:t>
-      </w:r>
-      <w:r>
-        <w:t xml:space="preserve"> </w:t>
-      </w:r>
-      <w:r>
-        <w:rPr>
-          <w:rStyle w:val="VerbatimChar"/>
-        </w:rPr>
-        <w:t xml:space="preserve">req</w:t>
-      </w:r>
-      <w:r>
-        <w:t xml:space="preserve">,</w:t>
-      </w:r>
-      <w:r>
-        <w:t xml:space="preserve"> </w:t>
-      </w:r>
-      <w:r>
-        <w:rPr>
-          <w:rStyle w:val="VerbatimChar"/>
-        </w:rPr>
-        <w:t xml:space="preserve">x509</w:t>
-      </w:r>
-      <w:r>
-        <w:t xml:space="preserve">,</w:t>
-      </w:r>
-      <w:r>
-        <w:t xml:space="preserve"> </w:t>
-      </w:r>
-      <w:r>
-        <w:rPr>
-          <w:rStyle w:val="VerbatimChar"/>
-        </w:rPr>
-        <w:t xml:space="preserve">verify</w:t>
-      </w:r>
-      <w:r>
-        <w:t xml:space="preserve">,</w:t>
-      </w:r>
-      <w:r>
-        <w:t xml:space="preserve"> </w:t>
-      </w:r>
-      <w:r>
-        <w:rPr>
-          <w:rStyle w:val="VerbatimChar"/>
-        </w:rPr>
-        <w:t xml:space="preserve">ca</w:t>
-      </w:r>
-      <w:r>
-        <w:t xml:space="preserve">,</w:t>
-      </w:r>
-      <w:r>
-        <w:t xml:space="preserve"> </w:t>
-      </w:r>
-      <w:r>
-        <w:rPr>
-          <w:rStyle w:val="VerbatimChar"/>
-        </w:rPr>
-        <w:t xml:space="preserve">pkeyutl</w:t>
-      </w:r>
-      <w:r>
-        <w:t xml:space="preserve">).</w:t>
+        <w:t xml:space="preserve">Tarif 7.1–7.3 (açık anahtar kullanımı ve seçimi), 7.10–7.14 (RSA şifreleme, imza ve güvenli birleştirme), 7.16–7.17</w:t>
+      </w:r>
+      <w:r>
+        <w:t xml:space="preserve"> </w:t>
+      </w:r>
+      <w:r>
+        <w:t xml:space="preserve">(DER ve PEM)</w:t>
       </w:r>
     </w:p>
     <w:p>
@@ -12834,6 +13274,165 @@
         <w:numPr>
           <w:ilvl w:val="0"/>
           <w:numId w:val="1013"/>
+        </w:numPr>
+      </w:pPr>
+      <w:r>
+        <w:t xml:space="preserve">Tarif 8.15–8.19 (parola tabanlı anahtar değişimi, RSA ile kimlikli anahtar değişimi, Diffie–Hellman, DH + imza, PKI’siz</w:t>
+      </w:r>
+      <w:r>
+        <w:t xml:space="preserve"> </w:t>
+      </w:r>
+      <w:r>
+        <w:t xml:space="preserve">doğrulama)</w:t>
+      </w:r>
+    </w:p>
+    <w:p>
+      <w:pPr>
+        <w:pStyle w:val="Compact"/>
+        <w:numPr>
+          <w:ilvl w:val="0"/>
+          <w:numId w:val="1013"/>
+        </w:numPr>
+      </w:pPr>
+      <w:r>
+        <w:t xml:space="preserve">Tarif 10.1, 10.4–10.5 (PKI ve X.509 doğrulama), 10.10–10.12 (CRL ve OCSP)</w:t>
+      </w:r>
+    </w:p>
+    <w:p>
+      <w:pPr>
+        <w:pStyle w:val="FirstParagraph"/>
+      </w:pPr>
+      <w:r>
+        <w:rPr>
+          <w:b/>
+          <w:bCs/>
+        </w:rPr>
+        <w:t xml:space="preserve">Açık standartlar ve kaynaklar</w:t>
+      </w:r>
+    </w:p>
+    <w:p>
+      <w:pPr>
+        <w:pStyle w:val="Compact"/>
+        <w:numPr>
+          <w:ilvl w:val="0"/>
+          <w:numId w:val="1014"/>
+        </w:numPr>
+      </w:pPr>
+      <w:r>
+        <w:t xml:space="preserve">NIST SP 800-57 Part 1 (anahtar yönetimi ve güvenlik düzeyleri), SP 800-131A (algoritma geçişleri), SP 800-38A/D</w:t>
+      </w:r>
+      <w:r>
+        <w:t xml:space="preserve"> </w:t>
+      </w:r>
+      <w:r>
+        <w:t xml:space="preserve">(kipler, GCM), FIPS 186-5 (dijital imza), FIPS 203/204/205 (kuantum sonrası).</w:t>
+      </w:r>
+    </w:p>
+    <w:p>
+      <w:pPr>
+        <w:pStyle w:val="Compact"/>
+        <w:numPr>
+          <w:ilvl w:val="0"/>
+          <w:numId w:val="1014"/>
+        </w:numPr>
+      </w:pPr>
+      <w:r>
+        <w:t xml:space="preserve">RFC 2104 (HMAC), RFC 8017 (PKCS#1 v2.2: OAEP, PSS), RFC 8032 (Ed25519), RFC 7748 (X25519), RFC 5280 (X.509 ve CRL),</w:t>
+      </w:r>
+      <w:r>
+        <w:t xml:space="preserve"> </w:t>
+      </w:r>
+      <w:r>
+        <w:t xml:space="preserve">RFC 6960 (OCSP), RFC 6979 (deterministik ECDSA), RFC 8446 (TLS 1.3).</w:t>
+      </w:r>
+    </w:p>
+    <w:p>
+      <w:pPr>
+        <w:pStyle w:val="Compact"/>
+        <w:numPr>
+          <w:ilvl w:val="0"/>
+          <w:numId w:val="1014"/>
+        </w:numPr>
+      </w:pPr>
+      <w:r>
+        <w:t xml:space="preserve">OASIS PKCS#11 v3; SoftHSM belgeleri; OpenSSL 3 kılavuz sayfaları (</w:t>
+      </w:r>
+      <w:r>
+        <w:rPr>
+          <w:rStyle w:val="VerbatimChar"/>
+        </w:rPr>
+        <w:t xml:space="preserve">genpkey</w:t>
+      </w:r>
+      <w:r>
+        <w:t xml:space="preserve">,</w:t>
+      </w:r>
+      <w:r>
+        <w:t xml:space="preserve"> </w:t>
+      </w:r>
+      <w:r>
+        <w:rPr>
+          <w:rStyle w:val="VerbatimChar"/>
+        </w:rPr>
+        <w:t xml:space="preserve">req</w:t>
+      </w:r>
+      <w:r>
+        <w:t xml:space="preserve">,</w:t>
+      </w:r>
+      <w:r>
+        <w:t xml:space="preserve"> </w:t>
+      </w:r>
+      <w:r>
+        <w:rPr>
+          <w:rStyle w:val="VerbatimChar"/>
+        </w:rPr>
+        <w:t xml:space="preserve">x509</w:t>
+      </w:r>
+      <w:r>
+        <w:t xml:space="preserve">,</w:t>
+      </w:r>
+      <w:r>
+        <w:t xml:space="preserve"> </w:t>
+      </w:r>
+      <w:r>
+        <w:rPr>
+          <w:rStyle w:val="VerbatimChar"/>
+        </w:rPr>
+        <w:t xml:space="preserve">verify</w:t>
+      </w:r>
+      <w:r>
+        <w:t xml:space="preserve">,</w:t>
+      </w:r>
+      <w:r>
+        <w:t xml:space="preserve"> </w:t>
+      </w:r>
+      <w:r>
+        <w:rPr>
+          <w:rStyle w:val="VerbatimChar"/>
+        </w:rPr>
+        <w:t xml:space="preserve">ca</w:t>
+      </w:r>
+      <w:r>
+        <w:t xml:space="preserve">,</w:t>
+      </w:r>
+      <w:r>
+        <w:t xml:space="preserve"> </w:t>
+      </w:r>
+      <w:r>
+        <w:rPr>
+          <w:rStyle w:val="VerbatimChar"/>
+        </w:rPr>
+        <w:t xml:space="preserve">pkeyutl</w:t>
+      </w:r>
+      <w:r>
+        <w:t xml:space="preserve">).</w:t>
+      </w:r>
+    </w:p>
+    <w:p>
+      <w:pPr>
+        <w:pStyle w:val="Compact"/>
+        <w:numPr>
+          <w:ilvl w:val="0"/>
+          <w:numId w:val="1014"/>
         </w:numPr>
       </w:pPr>
       <w:r>
@@ -13881,34 +14480,7 @@
     </w:lvlOverride>
   </w:num>
   <w:num w:numId="1002">
-    <w:abstractNumId w:val="99411"/>
-    <w:lvlOverride w:ilvl="0">
-      <w:startOverride w:val="1"/>
-    </w:lvlOverride>
-    <w:lvlOverride w:ilvl="1">
-      <w:startOverride w:val="1"/>
-    </w:lvlOverride>
-    <w:lvlOverride w:ilvl="2">
-      <w:startOverride w:val="1"/>
-    </w:lvlOverride>
-    <w:lvlOverride w:ilvl="3">
-      <w:startOverride w:val="1"/>
-    </w:lvlOverride>
-    <w:lvlOverride w:ilvl="4">
-      <w:startOverride w:val="1"/>
-    </w:lvlOverride>
-    <w:lvlOverride w:ilvl="5">
-      <w:startOverride w:val="1"/>
-    </w:lvlOverride>
-    <w:lvlOverride w:ilvl="6">
-      <w:startOverride w:val="1"/>
-    </w:lvlOverride>
-    <w:lvlOverride w:ilvl="7">
-      <w:startOverride w:val="1"/>
-    </w:lvlOverride>
-    <w:lvlOverride w:ilvl="8">
-      <w:startOverride w:val="1"/>
-    </w:lvlOverride>
+    <w:abstractNumId w:val="991"/>
   </w:num>
   <w:num w:numId="1003">
     <w:abstractNumId w:val="99411"/>
@@ -13941,9 +14513,6 @@
     </w:lvlOverride>
   </w:num>
   <w:num w:numId="1004">
-    <w:abstractNumId w:val="991"/>
-  </w:num>
-  <w:num w:numId="1005">
     <w:abstractNumId w:val="99411"/>
     <w:lvlOverride w:ilvl="0">
       <w:startOverride w:val="1"/>
@@ -13972,6 +14541,9 @@
     <w:lvlOverride w:ilvl="8">
       <w:startOverride w:val="1"/>
     </w:lvlOverride>
+  </w:num>
+  <w:num w:numId="1005">
+    <w:abstractNumId w:val="991"/>
   </w:num>
   <w:num w:numId="1006">
     <w:abstractNumId w:val="99411"/>
@@ -14004,7 +14576,34 @@
     </w:lvlOverride>
   </w:num>
   <w:num w:numId="1007">
-    <w:abstractNumId w:val="992"/>
+    <w:abstractNumId w:val="99411"/>
+    <w:lvlOverride w:ilvl="0">
+      <w:startOverride w:val="1"/>
+    </w:lvlOverride>
+    <w:lvlOverride w:ilvl="1">
+      <w:startOverride w:val="1"/>
+    </w:lvlOverride>
+    <w:lvlOverride w:ilvl="2">
+      <w:startOverride w:val="1"/>
+    </w:lvlOverride>
+    <w:lvlOverride w:ilvl="3">
+      <w:startOverride w:val="1"/>
+    </w:lvlOverride>
+    <w:lvlOverride w:ilvl="4">
+      <w:startOverride w:val="1"/>
+    </w:lvlOverride>
+    <w:lvlOverride w:ilvl="5">
+      <w:startOverride w:val="1"/>
+    </w:lvlOverride>
+    <w:lvlOverride w:ilvl="6">
+      <w:startOverride w:val="1"/>
+    </w:lvlOverride>
+    <w:lvlOverride w:ilvl="7">
+      <w:startOverride w:val="1"/>
+    </w:lvlOverride>
+    <w:lvlOverride w:ilvl="8">
+      <w:startOverride w:val="1"/>
+    </w:lvlOverride>
   </w:num>
   <w:num w:numId="1008">
     <w:abstractNumId w:val="992"/>
@@ -14019,9 +14618,12 @@
     <w:abstractNumId w:val="992"/>
   </w:num>
   <w:num w:numId="1012">
+    <w:abstractNumId w:val="992"/>
+  </w:num>
+  <w:num w:numId="1013">
     <w:abstractNumId w:val="991"/>
   </w:num>
-  <w:num w:numId="1013">
+  <w:num w:numId="1014">
     <w:abstractNumId w:val="991"/>
   </w:num>
 </w:numbering>

--- a/docs/week-10/cen429-week-10-ders-notu.en.docx
+++ b/docs/week-10/cen429-week-10-ders-notu.en.docx
@@ -2,7 +2,7 @@
 <file path=word/document.xml><?xml version="1.0" encoding="utf-8"?>
 <w:document xmlns:w="http://schemas.openxmlformats.org/wordprocessingml/2006/main" xmlns:m="http://schemas.openxmlformats.org/officeDocument/2006/math" xmlns:r="http://schemas.openxmlformats.org/officeDocument/2006/relationships" xmlns:o="urn:schemas-microsoft-com:office:office" xmlns:v="urn:schemas-microsoft-com:vml" xmlns:w10="urn:schemas-microsoft-com:office:word" xmlns:a="http://schemas.openxmlformats.org/drawingml/2006/main" xmlns:pic="http://schemas.openxmlformats.org/drawingml/2006/picture" xmlns:wp="http://schemas.openxmlformats.org/drawingml/2006/wordprocessingDrawing">
   <w:body>
-    <w:bookmarkStart w:id="58" w:name="Xb453c1af0fe1cc67261921e51d334e08c344a3e"/>
+    <w:bookmarkStart w:id="74" w:name="Xb453c1af0fe1cc67261921e51d334e08c344a3e"/>
     <w:p>
       <w:pPr>
         <w:pStyle w:val="Heading1"/>
@@ -1495,13 +1495,13 @@
         </w:pict>
       </w:r>
     </w:p>
-    <w:bookmarkStart w:id="23" w:name="X47c4d8a348c15ec8732a2f3c0d4b29c056fbad9"/>
+    <w:bookmarkStart w:id="35" w:name="temel-kavramlar-sıfırdan"/>
     <w:p>
       <w:pPr>
         <w:pStyle w:val="Heading2"/>
       </w:pPr>
       <w:r>
-        <w:t xml:space="preserve">1. Kriptografinin haritası ve algoritma seçimi</w:t>
+        <w:t xml:space="preserve">0. Temel kavramlar (sıfırdan)</w:t>
       </w:r>
     </w:p>
     <w:p>
@@ -1509,53 +1509,29 @@
         <w:pStyle w:val="FirstParagraph"/>
       </w:pPr>
       <w:r>
-        <w:t xml:space="preserve">Üçüncü haftada veriyi aktarımda, beklemede ve kullanımda korumak için kriptografiyi bir</w:t>
-      </w:r>
-      <w:r>
-        <w:t xml:space="preserve"> </w:t>
-      </w:r>
-      <w:r>
-        <w:rPr>
-          <w:b/>
-          <w:bCs/>
-        </w:rPr>
-        <w:t xml:space="preserve">araç</w:t>
-      </w:r>
-      <w:r>
-        <w:t xml:space="preserve"> </w:t>
-      </w:r>
-      <w:r>
-        <w:t xml:space="preserve">olarak kullandık. Bu hafta</w:t>
-      </w:r>
-      <w:r>
-        <w:t xml:space="preserve"> </w:t>
-      </w:r>
-      <w:r>
-        <w:t xml:space="preserve">aynı araçların içine bakıyoruz: hangi algoritma hangi işi yapar, neden bazıları terk edildi, nasıl seçilir ve bir</w:t>
-      </w:r>
-      <w:r>
-        <w:t xml:space="preserve"> </w:t>
-      </w:r>
-      <w:r>
-        <w:t xml:space="preserve">sertifika otoritesi (CA) bu yapıya nasıl oturur. Kitabın 4–8. ve 10–11. bölümleri, 55’ten fazla tarifle bu konuları</w:t>
-      </w:r>
-      <w:r>
-        <w:t xml:space="preserve"> </w:t>
-      </w:r>
-      <w:r>
-        <w:t xml:space="preserve">işler; 2003’ten beri algoritmaların çoğu değiştiği için her birini güncel karşılığıyla veriyoruz.</w:t>
-      </w:r>
-    </w:p>
-    <w:p>
-      <w:pPr>
-        <w:pStyle w:val="BlockText"/>
-      </w:pPr>
-      <w:r>
-        <w:rPr>
-          <w:b/>
-          <w:bCs/>
-        </w:rPr>
-        <w:t xml:space="preserve">Kısa tarihçe: anahtarlar, sertifikalar ve PKI</w:t>
+        <w:t xml:space="preserve">Bu bölüm</w:t>
+      </w:r>
+      <w:r>
+        <w:t xml:space="preserve"> </w:t>
+      </w:r>
+      <w:r>
+        <w:rPr>
+          <w:b/>
+          <w:bCs/>
+        </w:rPr>
+        <w:t xml:space="preserve">hiçbir ön bilgi varsaymaz</w:t>
+      </w:r>
+      <w:r>
+        <w:t xml:space="preserve">. Haftanın geri kalanında kullanacağımız terimleri sıfırdan tanımlıyoruz. Bir terimi bilmiyorsanız önce burayı okuyun; sonraki bölümler bunların üzerine kurulur.</w:t>
+      </w:r>
+    </w:p>
+    <w:bookmarkStart w:id="20" w:name="simetrik-vs-asimetrik-hatırlatma"/>
+    <w:p>
+      <w:pPr>
+        <w:pStyle w:val="Heading3"/>
+      </w:pPr>
+      <w:r>
+        <w:t xml:space="preserve">Simetrik vs asimetrik (hatırlatma)</w:t>
       </w:r>
     </w:p>
     <w:p>
@@ -1571,38 +1547,13 @@
           <w:b/>
           <w:bCs/>
         </w:rPr>
-        <w:t xml:space="preserve">1976–77</w:t>
-      </w:r>
-      <w:r>
-        <w:t xml:space="preserve"> </w:t>
-      </w:r>
-      <w:r>
-        <w:t xml:space="preserve">— Diffie–Hellman ve</w:t>
-      </w:r>
-      <w:r>
-        <w:t xml:space="preserve"> </w:t>
-      </w:r>
-      <w:r>
-        <w:rPr>
-          <w:b/>
-          <w:bCs/>
-        </w:rPr>
-        <w:t xml:space="preserve">RSA</w:t>
-      </w:r>
-      <w:r>
-        <w:t xml:space="preserve">: açık anahtar,</w:t>
-      </w:r>
-      <w:r>
-        <w:t xml:space="preserve"> </w:t>
-      </w:r>
-      <w:r>
-        <w:t xml:space="preserve">“tanımadığın biriyle güvenli konuşma”</w:t>
-      </w:r>
-      <w:r>
-        <w:t xml:space="preserve"> </w:t>
-      </w:r>
-      <w:r>
-        <w:t xml:space="preserve">sorununu çözer.</w:t>
+        <w:t xml:space="preserve">Simetrik:</w:t>
+      </w:r>
+      <w:r>
+        <w:t xml:space="preserve"> </w:t>
+      </w:r>
+      <w:r>
+        <w:t xml:space="preserve">tek anahtar, şifrele ve çöz (AES). Hızlı.</w:t>
       </w:r>
     </w:p>
     <w:p>
@@ -1618,45 +1569,13 @@
           <w:b/>
           <w:bCs/>
         </w:rPr>
-        <w:t xml:space="preserve">1988</w:t>
-      </w:r>
-      <w:r>
-        <w:t xml:space="preserve"> </w:t>
-      </w:r>
-      <w:r>
-        <w:t xml:space="preserve">—</w:t>
-      </w:r>
-      <w:r>
-        <w:t xml:space="preserve"> </w:t>
-      </w:r>
-      <w:r>
-        <w:rPr>
-          <w:b/>
-          <w:bCs/>
-        </w:rPr>
-        <w:t xml:space="preserve">X.509</w:t>
-      </w:r>
-      <w:r>
-        <w:t xml:space="preserve"> </w:t>
-      </w:r>
-      <w:r>
-        <w:t xml:space="preserve">sertifika biçimi standartlaşır; kimliği bir</w:t>
-      </w:r>
-      <w:r>
-        <w:t xml:space="preserve"> </w:t>
-      </w:r>
-      <w:r>
-        <w:rPr>
-          <w:b/>
-          <w:bCs/>
-        </w:rPr>
-        <w:t xml:space="preserve">CA imzası</w:t>
-      </w:r>
-      <w:r>
-        <w:t xml:space="preserve"> </w:t>
-      </w:r>
-      <w:r>
-        <w:t xml:space="preserve">taşır.</w:t>
+        <w:t xml:space="preserve">Asimetrik:</w:t>
+      </w:r>
+      <w:r>
+        <w:t xml:space="preserve"> </w:t>
+      </w:r>
+      <w:r>
+        <w:t xml:space="preserve">açık + gizli anahtar çifti (RSA, ECC). Yavaş ama anahtar dağıtımı kolay.</w:t>
       </w:r>
     </w:p>
     <w:p>
@@ -1668,65 +1587,30 @@
         </w:numPr>
       </w:pPr>
       <w:r>
-        <w:rPr>
-          <w:b/>
-          <w:bCs/>
-        </w:rPr>
-        <w:t xml:space="preserve">1995</w:t>
-      </w:r>
-      <w:r>
-        <w:t xml:space="preserve"> </w:t>
-      </w:r>
-      <w:r>
-        <w:t xml:space="preserve">— ilk ticari CA’lar (VeriSign) ve</w:t>
-      </w:r>
-      <w:r>
-        <w:t xml:space="preserve"> </w:t>
-      </w:r>
-      <w:r>
-        <w:rPr>
-          <w:b/>
-          <w:bCs/>
-        </w:rPr>
-        <w:t xml:space="preserve">PKI</w:t>
-      </w:r>
-      <w:r>
-        <w:t xml:space="preserve"> </w:t>
-      </w:r>
-      <w:r>
-        <w:t xml:space="preserve">yaygınlaşır; ardından iptal mekanizmaları</w:t>
-      </w:r>
-      <w:r>
-        <w:t xml:space="preserve"> </w:t>
-      </w:r>
-      <w:r>
-        <w:rPr>
-          <w:b/>
-          <w:bCs/>
-        </w:rPr>
-        <w:t xml:space="preserve">CRL</w:t>
-      </w:r>
-      <w:r>
-        <w:t xml:space="preserve"> </w:t>
-      </w:r>
-      <w:r>
-        <w:t xml:space="preserve">ve</w:t>
-      </w:r>
-      <w:r>
-        <w:t xml:space="preserve"> </w:t>
-      </w:r>
-      <w:r>
-        <w:rPr>
-          <w:b/>
-          <w:bCs/>
-        </w:rPr>
-        <w:t xml:space="preserve">OCSP</w:t>
-      </w:r>
-      <w:r>
-        <w:t xml:space="preserve"> </w:t>
-      </w:r>
-      <w:r>
-        <w:t xml:space="preserve">gelir.</w:t>
+        <w:t xml:space="preserve">Pratikte</w:t>
+      </w:r>
+      <w:r>
+        <w:t xml:space="preserve"> </w:t>
+      </w:r>
+      <w:r>
+        <w:rPr>
+          <w:b/>
+          <w:bCs/>
+        </w:rPr>
+        <w:t xml:space="preserve">birlikte</w:t>
+      </w:r>
+      <w:r>
+        <w:t xml:space="preserve">: asimetrik ile anahtar taşı, simetrik ile veri şifrele.</w:t>
+      </w:r>
+    </w:p>
+    <w:bookmarkEnd w:id="20"/>
+    <w:bookmarkStart w:id="21" w:name="blok-şifre-ve-kip"/>
+    <w:p>
+      <w:pPr>
+        <w:pStyle w:val="Heading3"/>
+      </w:pPr>
+      <w:r>
+        <w:t xml:space="preserve">Blok şifre ve kip</w:t>
       </w:r>
     </w:p>
     <w:p>
@@ -1734,7 +1618,7 @@
         <w:pStyle w:val="Compact"/>
         <w:numPr>
           <w:ilvl w:val="0"/>
-          <w:numId w:val="1002"/>
+          <w:numId w:val="1003"/>
         </w:numPr>
       </w:pPr>
       <w:r>
@@ -1742,71 +1626,13 @@
           <w:b/>
           <w:bCs/>
         </w:rPr>
-        <w:t xml:space="preserve">2014</w:t>
-      </w:r>
-      <w:r>
-        <w:t xml:space="preserve"> </w:t>
-      </w:r>
-      <w:r>
-        <w:t xml:space="preserve">—</w:t>
-      </w:r>
-      <w:r>
-        <w:t xml:space="preserve"> </w:t>
-      </w:r>
-      <w:r>
-        <w:rPr>
-          <w:b/>
-          <w:bCs/>
-        </w:rPr>
-        <w:t xml:space="preserve">Heartbleed</w:t>
-      </w:r>
-      <w:r>
-        <w:t xml:space="preserve"> </w:t>
-      </w:r>
-      <w:r>
-        <w:t xml:space="preserve">ve POODLE, TLS ekosistemini sıkılaştırır;</w:t>
-      </w:r>
-      <w:r>
-        <w:t xml:space="preserve"> </w:t>
-      </w:r>
-      <w:r>
-        <w:rPr>
-          <w:b/>
-          <w:bCs/>
-        </w:rPr>
-        <w:t xml:space="preserve">2015</w:t>
-      </w:r>
-      <w:r>
-        <w:t xml:space="preserve"> </w:t>
-      </w:r>
-      <w:r>
-        <w:rPr>
-          <w:b/>
-          <w:bCs/>
-        </w:rPr>
-        <w:t xml:space="preserve">Let’s Encrypt</w:t>
-      </w:r>
-      <w:r>
-        <w:t xml:space="preserve"> </w:t>
-      </w:r>
-      <w:r>
-        <w:t xml:space="preserve">ücretsiz sertifikayla HTTPS’i yaygınlaştırır;</w:t>
-      </w:r>
-      <w:r>
-        <w:t xml:space="preserve"> </w:t>
-      </w:r>
-      <w:r>
-        <w:rPr>
-          <w:b/>
-          <w:bCs/>
-        </w:rPr>
-        <w:t xml:space="preserve">2018</w:t>
-      </w:r>
-      <w:r>
-        <w:t xml:space="preserve"> </w:t>
-      </w:r>
-      <w:r>
-        <w:t xml:space="preserve">TLS 1.3.</w:t>
+        <w:t xml:space="preserve">Blok şifre:</w:t>
+      </w:r>
+      <w:r>
+        <w:t xml:space="preserve"> </w:t>
+      </w:r>
+      <w:r>
+        <w:t xml:space="preserve">sabit boyutlu bloğu şifreler (AES: 16 bayt).</w:t>
       </w:r>
     </w:p>
     <w:p>
@@ -1814,7 +1640,7 @@
         <w:pStyle w:val="Compact"/>
         <w:numPr>
           <w:ilvl w:val="0"/>
-          <w:numId w:val="1002"/>
+          <w:numId w:val="1003"/>
         </w:numPr>
       </w:pPr>
       <w:r>
@@ -1822,6 +1648,1391 @@
           <w:b/>
           <w:bCs/>
         </w:rPr>
+        <w:t xml:space="preserve">Kip (mode):</w:t>
+      </w:r>
+      <w:r>
+        <w:t xml:space="preserve"> </w:t>
+      </w:r>
+      <w:r>
+        <w:t xml:space="preserve">blokları</w:t>
+      </w:r>
+      <w:r>
+        <w:t xml:space="preserve"> </w:t>
+      </w:r>
+      <w:r>
+        <w:rPr>
+          <w:b/>
+          <w:bCs/>
+        </w:rPr>
+        <w:t xml:space="preserve">nasıl</w:t>
+      </w:r>
+      <w:r>
+        <w:t xml:space="preserve"> </w:t>
+      </w:r>
+      <w:r>
+        <w:t xml:space="preserve">zincirleyeceğimiz (CBC, GCM…).</w:t>
+      </w:r>
+    </w:p>
+    <w:p>
+      <w:pPr>
+        <w:pStyle w:val="Compact"/>
+        <w:numPr>
+          <w:ilvl w:val="0"/>
+          <w:numId w:val="1003"/>
+        </w:numPr>
+      </w:pPr>
+      <w:r>
+        <w:t xml:space="preserve">Kip seçimi güvenliğin</w:t>
+      </w:r>
+      <w:r>
+        <w:t xml:space="preserve"> </w:t>
+      </w:r>
+      <w:r>
+        <w:rPr>
+          <w:b/>
+          <w:bCs/>
+        </w:rPr>
+        <w:t xml:space="preserve">kalbidir</w:t>
+      </w:r>
+      <w:r>
+        <w:t xml:space="preserve">.</w:t>
+      </w:r>
+    </w:p>
+    <w:bookmarkEnd w:id="21"/>
+    <w:bookmarkStart w:id="22" w:name="dolgu-padding"/>
+    <w:p>
+      <w:pPr>
+        <w:pStyle w:val="Heading3"/>
+      </w:pPr>
+      <w:r>
+        <w:t xml:space="preserve">Dolgu (padding)</w:t>
+      </w:r>
+    </w:p>
+    <w:p>
+      <w:pPr>
+        <w:pStyle w:val="Compact"/>
+        <w:numPr>
+          <w:ilvl w:val="0"/>
+          <w:numId w:val="1004"/>
+        </w:numPr>
+      </w:pPr>
+      <w:r>
+        <w:rPr>
+          <w:b/>
+          <w:bCs/>
+        </w:rPr>
+        <w:t xml:space="preserve">Dolgu:</w:t>
+      </w:r>
+      <w:r>
+        <w:t xml:space="preserve"> </w:t>
+      </w:r>
+      <w:r>
+        <w:t xml:space="preserve">veri blok boyutunun katı değilse tamamlama.</w:t>
+      </w:r>
+    </w:p>
+    <w:p>
+      <w:pPr>
+        <w:pStyle w:val="Compact"/>
+        <w:numPr>
+          <w:ilvl w:val="0"/>
+          <w:numId w:val="1004"/>
+        </w:numPr>
+      </w:pPr>
+      <w:r>
+        <w:t xml:space="preserve">Bazı kiplerde gerekir (CBC), bazılarında</w:t>
+      </w:r>
+      <w:r>
+        <w:t xml:space="preserve"> </w:t>
+      </w:r>
+      <w:r>
+        <w:rPr>
+          <w:b/>
+          <w:bCs/>
+        </w:rPr>
+        <w:t xml:space="preserve">yok</w:t>
+      </w:r>
+      <w:r>
+        <w:t xml:space="preserve"> </w:t>
+      </w:r>
+      <w:r>
+        <w:t xml:space="preserve">(GCM).</w:t>
+      </w:r>
+    </w:p>
+    <w:p>
+      <w:pPr>
+        <w:pStyle w:val="Compact"/>
+        <w:numPr>
+          <w:ilvl w:val="0"/>
+          <w:numId w:val="1004"/>
+        </w:numPr>
+      </w:pPr>
+      <w:r>
+        <w:t xml:space="preserve">Yanlış dolgu işleme →</w:t>
+      </w:r>
+      <w:r>
+        <w:t xml:space="preserve"> </w:t>
+      </w:r>
+      <w:r>
+        <w:rPr>
+          <w:b/>
+          <w:bCs/>
+        </w:rPr>
+        <w:t xml:space="preserve">dolgu kâhini</w:t>
+      </w:r>
+      <w:r>
+        <w:t xml:space="preserve"> </w:t>
+      </w:r>
+      <w:r>
+        <w:t xml:space="preserve">saldırısı.</w:t>
+      </w:r>
+    </w:p>
+    <w:bookmarkEnd w:id="22"/>
+    <w:bookmarkStart w:id="23" w:name="aead-nedir"/>
+    <w:p>
+      <w:pPr>
+        <w:pStyle w:val="Heading3"/>
+      </w:pPr>
+      <w:r>
+        <w:t xml:space="preserve">AEAD nedir?</w:t>
+      </w:r>
+    </w:p>
+    <w:p>
+      <w:pPr>
+        <w:pStyle w:val="Compact"/>
+        <w:numPr>
+          <w:ilvl w:val="0"/>
+          <w:numId w:val="1005"/>
+        </w:numPr>
+      </w:pPr>
+      <w:r>
+        <w:rPr>
+          <w:b/>
+          <w:bCs/>
+        </w:rPr>
+        <w:t xml:space="preserve">AEAD (Authenticated Encryption with Associated Data):</w:t>
+      </w:r>
+      <w:r>
+        <w:t xml:space="preserve"> </w:t>
+      </w:r>
+      <w:r>
+        <w:t xml:space="preserve">gizlilik</w:t>
+      </w:r>
+      <w:r>
+        <w:t xml:space="preserve"> </w:t>
+      </w:r>
+      <w:r>
+        <w:rPr>
+          <w:b/>
+          <w:bCs/>
+        </w:rPr>
+        <w:t xml:space="preserve">+</w:t>
+      </w:r>
+      <w:r>
+        <w:t xml:space="preserve"> </w:t>
+      </w:r>
+      <w:r>
+        <w:t xml:space="preserve">bütünlüğü</w:t>
+      </w:r>
+      <w:r>
+        <w:t xml:space="preserve"> </w:t>
+      </w:r>
+      <w:r>
+        <w:rPr>
+          <w:b/>
+          <w:bCs/>
+        </w:rPr>
+        <w:t xml:space="preserve">birlikte</w:t>
+      </w:r>
+      <w:r>
+        <w:t xml:space="preserve"> </w:t>
+      </w:r>
+      <w:r>
+        <w:t xml:space="preserve">veren şifreleme.</w:t>
+      </w:r>
+    </w:p>
+    <w:p>
+      <w:pPr>
+        <w:pStyle w:val="Compact"/>
+        <w:numPr>
+          <w:ilvl w:val="0"/>
+          <w:numId w:val="1005"/>
+        </w:numPr>
+      </w:pPr>
+      <w:r>
+        <w:t xml:space="preserve">Örnek: AES-GCM, ChaCha20-Poly1305.</w:t>
+      </w:r>
+    </w:p>
+    <w:p>
+      <w:pPr>
+        <w:pStyle w:val="Compact"/>
+        <w:numPr>
+          <w:ilvl w:val="0"/>
+          <w:numId w:val="1005"/>
+        </w:numPr>
+      </w:pPr>
+      <w:r>
+        <w:t xml:space="preserve">Modern tercih: ayrı MAC uğraşma, AEAD kullan.</w:t>
+      </w:r>
+    </w:p>
+    <w:bookmarkEnd w:id="23"/>
+    <w:bookmarkStart w:id="24" w:name="mac-ve-hmac"/>
+    <w:p>
+      <w:pPr>
+        <w:pStyle w:val="Heading3"/>
+      </w:pPr>
+      <w:r>
+        <w:t xml:space="preserve">MAC ve HMAC</w:t>
+      </w:r>
+    </w:p>
+    <w:p>
+      <w:pPr>
+        <w:pStyle w:val="Compact"/>
+        <w:numPr>
+          <w:ilvl w:val="0"/>
+          <w:numId w:val="1006"/>
+        </w:numPr>
+      </w:pPr>
+      <w:r>
+        <w:rPr>
+          <w:b/>
+          <w:bCs/>
+        </w:rPr>
+        <w:t xml:space="preserve">MAC (Message Authentication Code):</w:t>
+      </w:r>
+      <w:r>
+        <w:t xml:space="preserve"> </w:t>
+      </w:r>
+      <w:r>
+        <w:t xml:space="preserve">bir mesajın</w:t>
+      </w:r>
+      <w:r>
+        <w:t xml:space="preserve"> </w:t>
+      </w:r>
+      <w:r>
+        <w:rPr>
+          <w:b/>
+          <w:bCs/>
+        </w:rPr>
+        <w:t xml:space="preserve">değişmediğini</w:t>
+      </w:r>
+      <w:r>
+        <w:t xml:space="preserve"> </w:t>
+      </w:r>
+      <w:r>
+        <w:t xml:space="preserve">ve doğru taraftan geldiğini kanıtlayan etiket (simetrik).</w:t>
+      </w:r>
+    </w:p>
+    <w:p>
+      <w:pPr>
+        <w:pStyle w:val="Compact"/>
+        <w:numPr>
+          <w:ilvl w:val="0"/>
+          <w:numId w:val="1006"/>
+        </w:numPr>
+      </w:pPr>
+      <w:r>
+        <w:rPr>
+          <w:b/>
+          <w:bCs/>
+        </w:rPr>
+        <w:t xml:space="preserve">HMAC:</w:t>
+      </w:r>
+      <w:r>
+        <w:t xml:space="preserve"> </w:t>
+      </w:r>
+      <w:r>
+        <w:t xml:space="preserve">özet fonksiyonuna dayalı yaygın bir MAC.</w:t>
+      </w:r>
+    </w:p>
+    <w:p>
+      <w:pPr>
+        <w:pStyle w:val="Compact"/>
+        <w:numPr>
+          <w:ilvl w:val="0"/>
+          <w:numId w:val="1006"/>
+        </w:numPr>
+      </w:pPr>
+      <w:r>
+        <w:t xml:space="preserve">Bütünlük için.</w:t>
+      </w:r>
+    </w:p>
+    <w:bookmarkEnd w:id="24"/>
+    <w:bookmarkStart w:id="25" w:name="özet-hash"/>
+    <w:p>
+      <w:pPr>
+        <w:pStyle w:val="Heading3"/>
+      </w:pPr>
+      <w:r>
+        <w:t xml:space="preserve">Özet (hash)</w:t>
+      </w:r>
+    </w:p>
+    <w:p>
+      <w:pPr>
+        <w:pStyle w:val="Compact"/>
+        <w:numPr>
+          <w:ilvl w:val="0"/>
+          <w:numId w:val="1007"/>
+        </w:numPr>
+      </w:pPr>
+      <w:r>
+        <w:rPr>
+          <w:b/>
+          <w:bCs/>
+        </w:rPr>
+        <w:t xml:space="preserve">Özet:</w:t>
+      </w:r>
+      <w:r>
+        <w:t xml:space="preserve"> </w:t>
+      </w:r>
+      <w:r>
+        <w:t xml:space="preserve">veriden hesaplanan sabit parmak izi (SHA-256).</w:t>
+      </w:r>
+    </w:p>
+    <w:p>
+      <w:pPr>
+        <w:pStyle w:val="Compact"/>
+        <w:numPr>
+          <w:ilvl w:val="0"/>
+          <w:numId w:val="1007"/>
+        </w:numPr>
+      </w:pPr>
+      <w:r>
+        <w:t xml:space="preserve">Tek yönlü: özetten veri geri gelmez.</w:t>
+      </w:r>
+    </w:p>
+    <w:p>
+      <w:pPr>
+        <w:pStyle w:val="Compact"/>
+        <w:numPr>
+          <w:ilvl w:val="0"/>
+          <w:numId w:val="1007"/>
+        </w:numPr>
+      </w:pPr>
+      <w:r>
+        <w:t xml:space="preserve">İmza ve MAC’in yapı taşı.</w:t>
+      </w:r>
+    </w:p>
+    <w:bookmarkEnd w:id="25"/>
+    <w:bookmarkStart w:id="26" w:name="dijital-imza"/>
+    <w:p>
+      <w:pPr>
+        <w:pStyle w:val="Heading3"/>
+      </w:pPr>
+      <w:r>
+        <w:t xml:space="preserve">Dijital imza</w:t>
+      </w:r>
+    </w:p>
+    <w:p>
+      <w:pPr>
+        <w:pStyle w:val="Compact"/>
+        <w:numPr>
+          <w:ilvl w:val="0"/>
+          <w:numId w:val="1008"/>
+        </w:numPr>
+      </w:pPr>
+      <w:r>
+        <w:rPr>
+          <w:b/>
+          <w:bCs/>
+        </w:rPr>
+        <w:t xml:space="preserve">İmza:</w:t>
+      </w:r>
+      <w:r>
+        <w:t xml:space="preserve"> </w:t>
+      </w:r>
+      <w:r>
+        <w:t xml:space="preserve">asimetrik;</w:t>
+      </w:r>
+      <w:r>
+        <w:t xml:space="preserve"> </w:t>
+      </w:r>
+      <w:r>
+        <w:rPr>
+          <w:b/>
+          <w:bCs/>
+        </w:rPr>
+        <w:t xml:space="preserve">gizli</w:t>
+      </w:r>
+      <w:r>
+        <w:t xml:space="preserve"> </w:t>
+      </w:r>
+      <w:r>
+        <w:t xml:space="preserve">anahtarla imzala,</w:t>
+      </w:r>
+      <w:r>
+        <w:t xml:space="preserve"> </w:t>
+      </w:r>
+      <w:r>
+        <w:rPr>
+          <w:b/>
+          <w:bCs/>
+        </w:rPr>
+        <w:t xml:space="preserve">açık</w:t>
+      </w:r>
+      <w:r>
+        <w:t xml:space="preserve"> </w:t>
+      </w:r>
+      <w:r>
+        <w:t xml:space="preserve">anahtarla doğrula.</w:t>
+      </w:r>
+    </w:p>
+    <w:p>
+      <w:pPr>
+        <w:pStyle w:val="Compact"/>
+        <w:numPr>
+          <w:ilvl w:val="0"/>
+          <w:numId w:val="1008"/>
+        </w:numPr>
+      </w:pPr>
+      <w:r>
+        <w:t xml:space="preserve">Sağlar: bütünlük +</w:t>
+      </w:r>
+      <w:r>
+        <w:t xml:space="preserve"> </w:t>
+      </w:r>
+      <w:r>
+        <w:rPr>
+          <w:b/>
+          <w:bCs/>
+        </w:rPr>
+        <w:t xml:space="preserve">inkâr edilemezlik</w:t>
+      </w:r>
+      <w:r>
+        <w:t xml:space="preserve"> </w:t>
+      </w:r>
+      <w:r>
+        <w:t xml:space="preserve">(kim imzaladı).</w:t>
+      </w:r>
+    </w:p>
+    <w:p>
+      <w:pPr>
+        <w:pStyle w:val="Compact"/>
+        <w:numPr>
+          <w:ilvl w:val="0"/>
+          <w:numId w:val="1008"/>
+        </w:numPr>
+      </w:pPr>
+      <w:r>
+        <w:t xml:space="preserve">MAC’ten farkı: asimetrik, herkes doğrulayabilir.</w:t>
+      </w:r>
+    </w:p>
+    <w:bookmarkEnd w:id="26"/>
+    <w:bookmarkStart w:id="27" w:name="rsa-ve-eliptik-eğri-ecc"/>
+    <w:p>
+      <w:pPr>
+        <w:pStyle w:val="Heading3"/>
+      </w:pPr>
+      <w:r>
+        <w:t xml:space="preserve">RSA ve eliptik eğri (ECC)</w:t>
+      </w:r>
+    </w:p>
+    <w:p>
+      <w:pPr>
+        <w:pStyle w:val="Compact"/>
+        <w:numPr>
+          <w:ilvl w:val="0"/>
+          <w:numId w:val="1009"/>
+        </w:numPr>
+      </w:pPr>
+      <w:r>
+        <w:rPr>
+          <w:b/>
+          <w:bCs/>
+        </w:rPr>
+        <w:t xml:space="preserve">RSA:</w:t>
+      </w:r>
+      <w:r>
+        <w:t xml:space="preserve"> </w:t>
+      </w:r>
+      <w:r>
+        <w:t xml:space="preserve">klasik asimetrik; büyük anahtarlar (2048+ bit).</w:t>
+      </w:r>
+    </w:p>
+    <w:p>
+      <w:pPr>
+        <w:pStyle w:val="Compact"/>
+        <w:numPr>
+          <w:ilvl w:val="0"/>
+          <w:numId w:val="1009"/>
+        </w:numPr>
+      </w:pPr>
+      <w:r>
+        <w:rPr>
+          <w:b/>
+          <w:bCs/>
+        </w:rPr>
+        <w:t xml:space="preserve">ECC:</w:t>
+      </w:r>
+      <w:r>
+        <w:t xml:space="preserve"> </w:t>
+      </w:r>
+      <w:r>
+        <w:t xml:space="preserve">eliptik eğri; aynı güvenlik</w:t>
+      </w:r>
+      <w:r>
+        <w:t xml:space="preserve"> </w:t>
+      </w:r>
+      <w:r>
+        <w:rPr>
+          <w:b/>
+          <w:bCs/>
+        </w:rPr>
+        <w:t xml:space="preserve">daha küçük</w:t>
+      </w:r>
+      <w:r>
+        <w:t xml:space="preserve"> </w:t>
+      </w:r>
+      <w:r>
+        <w:t xml:space="preserve">anahtarla (Ed25519, X25519).</w:t>
+      </w:r>
+    </w:p>
+    <w:p>
+      <w:pPr>
+        <w:pStyle w:val="Compact"/>
+        <w:numPr>
+          <w:ilvl w:val="0"/>
+          <w:numId w:val="1009"/>
+        </w:numPr>
+      </w:pPr>
+      <w:r>
+        <w:t xml:space="preserve">Modern tercih giderek ECC.</w:t>
+      </w:r>
+    </w:p>
+    <w:bookmarkEnd w:id="27"/>
+    <w:bookmarkStart w:id="28" w:name="diffiehellman-dh"/>
+    <w:p>
+      <w:pPr>
+        <w:pStyle w:val="Heading3"/>
+      </w:pPr>
+      <w:r>
+        <w:t xml:space="preserve">Diffie–Hellman (DH)</w:t>
+      </w:r>
+    </w:p>
+    <w:p>
+      <w:pPr>
+        <w:pStyle w:val="Compact"/>
+        <w:numPr>
+          <w:ilvl w:val="0"/>
+          <w:numId w:val="1010"/>
+        </w:numPr>
+      </w:pPr>
+      <w:r>
+        <w:rPr>
+          <w:b/>
+          <w:bCs/>
+        </w:rPr>
+        <w:t xml:space="preserve">DH:</w:t>
+      </w:r>
+      <w:r>
+        <w:t xml:space="preserve"> </w:t>
+      </w:r>
+      <w:r>
+        <w:t xml:space="preserve">iki tarafın, gizli anahtar</w:t>
+      </w:r>
+      <w:r>
+        <w:t xml:space="preserve"> </w:t>
+      </w:r>
+      <w:r>
+        <w:rPr>
+          <w:b/>
+          <w:bCs/>
+        </w:rPr>
+        <w:t xml:space="preserve">paylaşmadan</w:t>
+      </w:r>
+      <w:r>
+        <w:t xml:space="preserve"> </w:t>
+      </w:r>
+      <w:r>
+        <w:t xml:space="preserve">ortak bir sır türetmesi.</w:t>
+      </w:r>
+    </w:p>
+    <w:p>
+      <w:pPr>
+        <w:pStyle w:val="Compact"/>
+        <w:numPr>
+          <w:ilvl w:val="0"/>
+          <w:numId w:val="1010"/>
+        </w:numPr>
+      </w:pPr>
+      <w:r>
+        <w:t xml:space="preserve">Ağ üzerinden anahtar anlaşması.</w:t>
+      </w:r>
+    </w:p>
+    <w:p>
+      <w:pPr>
+        <w:pStyle w:val="Compact"/>
+        <w:numPr>
+          <w:ilvl w:val="0"/>
+          <w:numId w:val="1010"/>
+        </w:numPr>
+      </w:pPr>
+      <w:r>
+        <w:t xml:space="preserve">Kimlik doğrulanmazsa</w:t>
+      </w:r>
+      <w:r>
+        <w:t xml:space="preserve"> </w:t>
+      </w:r>
+      <w:r>
+        <w:rPr>
+          <w:b/>
+          <w:bCs/>
+        </w:rPr>
+        <w:t xml:space="preserve">araya girme</w:t>
+      </w:r>
+      <w:r>
+        <w:t xml:space="preserve"> </w:t>
+      </w:r>
+      <w:r>
+        <w:t xml:space="preserve">(MITM) riski.</w:t>
+      </w:r>
+    </w:p>
+    <w:bookmarkEnd w:id="28"/>
+    <w:bookmarkStart w:id="29" w:name="pki-ve-ca"/>
+    <w:p>
+      <w:pPr>
+        <w:pStyle w:val="Heading3"/>
+      </w:pPr>
+      <w:r>
+        <w:t xml:space="preserve">PKI ve CA</w:t>
+      </w:r>
+    </w:p>
+    <w:p>
+      <w:pPr>
+        <w:pStyle w:val="Compact"/>
+        <w:numPr>
+          <w:ilvl w:val="0"/>
+          <w:numId w:val="1011"/>
+        </w:numPr>
+      </w:pPr>
+      <w:r>
+        <w:rPr>
+          <w:b/>
+          <w:bCs/>
+        </w:rPr>
+        <w:t xml:space="preserve">PKI (Public Key Infrastructure):</w:t>
+      </w:r>
+      <w:r>
+        <w:t xml:space="preserve"> </w:t>
+      </w:r>
+      <w:r>
+        <w:t xml:space="preserve">“hangi açık anahtar kime ait?”</w:t>
+      </w:r>
+      <w:r>
+        <w:t xml:space="preserve"> </w:t>
+      </w:r>
+      <w:r>
+        <w:t xml:space="preserve">sorusunu çözen güven sistemi.</w:t>
+      </w:r>
+    </w:p>
+    <w:p>
+      <w:pPr>
+        <w:pStyle w:val="Compact"/>
+        <w:numPr>
+          <w:ilvl w:val="0"/>
+          <w:numId w:val="1011"/>
+        </w:numPr>
+      </w:pPr>
+      <w:r>
+        <w:rPr>
+          <w:b/>
+          <w:bCs/>
+        </w:rPr>
+        <w:t xml:space="preserve">CA (Certificate Authority):</w:t>
+      </w:r>
+      <w:r>
+        <w:t xml:space="preserve"> </w:t>
+      </w:r>
+      <w:r>
+        <w:t xml:space="preserve">sertifikaları imzalayan güvenilir taraf.</w:t>
+      </w:r>
+    </w:p>
+    <w:p>
+      <w:pPr>
+        <w:pStyle w:val="Compact"/>
+        <w:numPr>
+          <w:ilvl w:val="0"/>
+          <w:numId w:val="1011"/>
+        </w:numPr>
+      </w:pPr>
+      <w:r>
+        <w:t xml:space="preserve">Kök CA → ara CA → sunucu sertifikası.</w:t>
+      </w:r>
+    </w:p>
+    <w:bookmarkEnd w:id="29"/>
+    <w:bookmarkStart w:id="30" w:name="sertifika-ve-x.509"/>
+    <w:p>
+      <w:pPr>
+        <w:pStyle w:val="Heading3"/>
+      </w:pPr>
+      <w:r>
+        <w:t xml:space="preserve">Sertifika ve X.509</w:t>
+      </w:r>
+    </w:p>
+    <w:p>
+      <w:pPr>
+        <w:pStyle w:val="Compact"/>
+        <w:numPr>
+          <w:ilvl w:val="0"/>
+          <w:numId w:val="1012"/>
+        </w:numPr>
+      </w:pPr>
+      <w:r>
+        <w:rPr>
+          <w:b/>
+          <w:bCs/>
+        </w:rPr>
+        <w:t xml:space="preserve">Sertifika:</w:t>
+      </w:r>
+      <w:r>
+        <w:t xml:space="preserve"> </w:t>
+      </w:r>
+      <w:r>
+        <w:t xml:space="preserve">bir açık anahtarı bir kimliğe (alan adı) bağlayan, CA’nın imzaladığı belge.</w:t>
+      </w:r>
+    </w:p>
+    <w:p>
+      <w:pPr>
+        <w:pStyle w:val="Compact"/>
+        <w:numPr>
+          <w:ilvl w:val="0"/>
+          <w:numId w:val="1012"/>
+        </w:numPr>
+      </w:pPr>
+      <w:r>
+        <w:rPr>
+          <w:b/>
+          <w:bCs/>
+        </w:rPr>
+        <w:t xml:space="preserve">X.509:</w:t>
+      </w:r>
+      <w:r>
+        <w:t xml:space="preserve"> </w:t>
+      </w:r>
+      <w:r>
+        <w:t xml:space="preserve">sertifikaların standart biçimi.</w:t>
+      </w:r>
+    </w:p>
+    <w:p>
+      <w:pPr>
+        <w:pStyle w:val="Compact"/>
+        <w:numPr>
+          <w:ilvl w:val="0"/>
+          <w:numId w:val="1012"/>
+        </w:numPr>
+      </w:pPr>
+      <w:r>
+        <w:t xml:space="preserve">İçinde: konu, açık anahtar, geçerlilik, imza, SAN.</w:t>
+      </w:r>
+    </w:p>
+    <w:bookmarkEnd w:id="30"/>
+    <w:bookmarkStart w:id="31" w:name="crl-ve-ocsp"/>
+    <w:p>
+      <w:pPr>
+        <w:pStyle w:val="Heading3"/>
+      </w:pPr>
+      <w:r>
+        <w:t xml:space="preserve">CRL ve OCSP</w:t>
+      </w:r>
+    </w:p>
+    <w:p>
+      <w:pPr>
+        <w:pStyle w:val="Compact"/>
+        <w:numPr>
+          <w:ilvl w:val="0"/>
+          <w:numId w:val="1013"/>
+        </w:numPr>
+      </w:pPr>
+      <w:r>
+        <w:rPr>
+          <w:b/>
+          <w:bCs/>
+        </w:rPr>
+        <w:t xml:space="preserve">CRL (Certificate Revocation List):</w:t>
+      </w:r>
+      <w:r>
+        <w:t xml:space="preserve"> </w:t>
+      </w:r>
+      <w:r>
+        <w:t xml:space="preserve">iptal edilmiş sertifikaların</w:t>
+      </w:r>
+      <w:r>
+        <w:t xml:space="preserve"> </w:t>
+      </w:r>
+      <w:r>
+        <w:rPr>
+          <w:b/>
+          <w:bCs/>
+        </w:rPr>
+        <w:t xml:space="preserve">listesi</w:t>
+      </w:r>
+      <w:r>
+        <w:t xml:space="preserve">.</w:t>
+      </w:r>
+    </w:p>
+    <w:p>
+      <w:pPr>
+        <w:pStyle w:val="Compact"/>
+        <w:numPr>
+          <w:ilvl w:val="0"/>
+          <w:numId w:val="1013"/>
+        </w:numPr>
+      </w:pPr>
+      <w:r>
+        <w:rPr>
+          <w:b/>
+          <w:bCs/>
+        </w:rPr>
+        <w:t xml:space="preserve">OCSP:</w:t>
+      </w:r>
+      <w:r>
+        <w:t xml:space="preserve"> </w:t>
+      </w:r>
+      <w:r>
+        <w:t xml:space="preserve">bir sertifikanın iptal durumunu</w:t>
+      </w:r>
+      <w:r>
+        <w:t xml:space="preserve"> </w:t>
+      </w:r>
+      <w:r>
+        <w:rPr>
+          <w:b/>
+          <w:bCs/>
+        </w:rPr>
+        <w:t xml:space="preserve">anlık</w:t>
+      </w:r>
+      <w:r>
+        <w:t xml:space="preserve"> </w:t>
+      </w:r>
+      <w:r>
+        <w:t xml:space="preserve">sorma.</w:t>
+      </w:r>
+    </w:p>
+    <w:p>
+      <w:pPr>
+        <w:pStyle w:val="Compact"/>
+        <w:numPr>
+          <w:ilvl w:val="0"/>
+          <w:numId w:val="1013"/>
+        </w:numPr>
+      </w:pPr>
+      <w:r>
+        <w:t xml:space="preserve">“Bu sertifika hâlâ geçerli mi?”</w:t>
+      </w:r>
+      <w:r>
+        <w:t xml:space="preserve"> </w:t>
+      </w:r>
+      <w:r>
+        <w:t xml:space="preserve">sorusu.</w:t>
+      </w:r>
+    </w:p>
+    <w:bookmarkEnd w:id="31"/>
+    <w:bookmarkStart w:id="32" w:name="hsm-pkcs11-softhsm"/>
+    <w:p>
+      <w:pPr>
+        <w:pStyle w:val="Heading3"/>
+      </w:pPr>
+      <w:r>
+        <w:t xml:space="preserve">HSM, PKCS#11, SoftHSM</w:t>
+      </w:r>
+    </w:p>
+    <w:p>
+      <w:pPr>
+        <w:pStyle w:val="Compact"/>
+        <w:numPr>
+          <w:ilvl w:val="0"/>
+          <w:numId w:val="1014"/>
+        </w:numPr>
+      </w:pPr>
+      <w:r>
+        <w:rPr>
+          <w:b/>
+          <w:bCs/>
+        </w:rPr>
+        <w:t xml:space="preserve">HSM:</w:t>
+      </w:r>
+      <w:r>
+        <w:t xml:space="preserve"> </w:t>
+      </w:r>
+      <w:r>
+        <w:t xml:space="preserve">anahtarları saklayan/işleten özel</w:t>
+      </w:r>
+      <w:r>
+        <w:t xml:space="preserve"> </w:t>
+      </w:r>
+      <w:r>
+        <w:rPr>
+          <w:b/>
+          <w:bCs/>
+        </w:rPr>
+        <w:t xml:space="preserve">donanım</w:t>
+      </w:r>
+      <w:r>
+        <w:t xml:space="preserve">; anahtar dışarı çıkmaz.</w:t>
+      </w:r>
+    </w:p>
+    <w:p>
+      <w:pPr>
+        <w:pStyle w:val="Compact"/>
+        <w:numPr>
+          <w:ilvl w:val="0"/>
+          <w:numId w:val="1014"/>
+        </w:numPr>
+      </w:pPr>
+      <w:r>
+        <w:rPr>
+          <w:b/>
+          <w:bCs/>
+        </w:rPr>
+        <w:t xml:space="preserve">PKCS#11:</w:t>
+      </w:r>
+      <w:r>
+        <w:t xml:space="preserve"> </w:t>
+      </w:r>
+      <w:r>
+        <w:t xml:space="preserve">anahtar modülleriyle konuşmanın standart arayüzü.</w:t>
+      </w:r>
+    </w:p>
+    <w:p>
+      <w:pPr>
+        <w:pStyle w:val="Compact"/>
+        <w:numPr>
+          <w:ilvl w:val="0"/>
+          <w:numId w:val="1014"/>
+        </w:numPr>
+      </w:pPr>
+      <w:r>
+        <w:rPr>
+          <w:b/>
+          <w:bCs/>
+        </w:rPr>
+        <w:t xml:space="preserve">SoftHSM:</w:t>
+      </w:r>
+      <w:r>
+        <w:t xml:space="preserve"> </w:t>
+      </w:r>
+      <w:r>
+        <w:t xml:space="preserve">HSM’in yazılım benzetimi (test için).</w:t>
+      </w:r>
+    </w:p>
+    <w:bookmarkEnd w:id="32"/>
+    <w:bookmarkStart w:id="33" w:name="kuantum-sonrası-pqc"/>
+    <w:p>
+      <w:pPr>
+        <w:pStyle w:val="Heading3"/>
+      </w:pPr>
+      <w:r>
+        <w:t xml:space="preserve">Kuantum sonrası (PQC)</w:t>
+      </w:r>
+    </w:p>
+    <w:p>
+      <w:pPr>
+        <w:pStyle w:val="Compact"/>
+        <w:numPr>
+          <w:ilvl w:val="0"/>
+          <w:numId w:val="1015"/>
+        </w:numPr>
+      </w:pPr>
+      <w:r>
+        <w:rPr>
+          <w:b/>
+          <w:bCs/>
+        </w:rPr>
+        <w:t xml:space="preserve">PQC (Post-Quantum Cryptography):</w:t>
+      </w:r>
+      <w:r>
+        <w:t xml:space="preserve"> </w:t>
+      </w:r>
+      <w:r>
+        <w:t xml:space="preserve">kuantum bilgisayara dayanıklı algoritmalar.</w:t>
+      </w:r>
+    </w:p>
+    <w:p>
+      <w:pPr>
+        <w:pStyle w:val="Compact"/>
+        <w:numPr>
+          <w:ilvl w:val="0"/>
+          <w:numId w:val="1015"/>
+        </w:numPr>
+      </w:pPr>
+      <w:r>
+        <w:t xml:space="preserve">Bugünkü RSA/ECC gelecekte tehdit altında.</w:t>
+      </w:r>
+    </w:p>
+    <w:p>
+      <w:pPr>
+        <w:pStyle w:val="Compact"/>
+        <w:numPr>
+          <w:ilvl w:val="0"/>
+          <w:numId w:val="1015"/>
+        </w:numPr>
+      </w:pPr>
+      <w:r>
+        <w:t xml:space="preserve">Standartlaşma sürüyor (ör. ML-KEM).</w:t>
+      </w:r>
+    </w:p>
+    <w:bookmarkEnd w:id="33"/>
+    <w:bookmarkStart w:id="34" w:name="şimdi-hazırız"/>
+    <w:p>
+      <w:pPr>
+        <w:pStyle w:val="Heading3"/>
+      </w:pPr>
+      <w:r>
+        <w:t xml:space="preserve">Şimdi hazırız</w:t>
+      </w:r>
+    </w:p>
+    <w:p>
+      <w:pPr>
+        <w:pStyle w:val="FirstParagraph"/>
+      </w:pPr>
+      <w:r>
+        <w:t xml:space="preserve">Terimler:</w:t>
+      </w:r>
+    </w:p>
+    <w:p>
+      <w:pPr>
+        <w:pStyle w:val="BodyText"/>
+      </w:pPr>
+      <w:r>
+        <w:t xml:space="preserve">simetrik/asimetrik · blok şifre/kip · dolgu · AEAD · MAC/HMAC · özet · imza · RSA/ECC · DH · PKI/CA · sertifika/X.509 · CRL/OCSP · HSM/PKCS#11 · PQC</w:t>
+      </w:r>
+    </w:p>
+    <w:p>
+      <w:pPr>
+        <w:pStyle w:val="BodyText"/>
+      </w:pPr>
+      <w:r>
+        <w:t xml:space="preserve">Şimdi: doğru algoritma ve anahtar seçimi.</w:t>
+      </w:r>
+    </w:p>
+    <w:bookmarkEnd w:id="34"/>
+    <w:bookmarkEnd w:id="35"/>
+    <w:bookmarkStart w:id="39" w:name="X47c4d8a348c15ec8732a2f3c0d4b29c056fbad9"/>
+    <w:p>
+      <w:pPr>
+        <w:pStyle w:val="Heading2"/>
+      </w:pPr>
+      <w:r>
+        <w:t xml:space="preserve">1. Kriptografinin haritası ve algoritma seçimi</w:t>
+      </w:r>
+    </w:p>
+    <w:p>
+      <w:pPr>
+        <w:pStyle w:val="FirstParagraph"/>
+      </w:pPr>
+      <w:r>
+        <w:t xml:space="preserve">Üçüncü haftada veriyi aktarımda, beklemede ve kullanımda korumak için kriptografiyi bir</w:t>
+      </w:r>
+      <w:r>
+        <w:t xml:space="preserve"> </w:t>
+      </w:r>
+      <w:r>
+        <w:rPr>
+          <w:b/>
+          <w:bCs/>
+        </w:rPr>
+        <w:t xml:space="preserve">araç</w:t>
+      </w:r>
+      <w:r>
+        <w:t xml:space="preserve"> </w:t>
+      </w:r>
+      <w:r>
+        <w:t xml:space="preserve">olarak kullandık. Bu hafta</w:t>
+      </w:r>
+      <w:r>
+        <w:t xml:space="preserve"> </w:t>
+      </w:r>
+      <w:r>
+        <w:t xml:space="preserve">aynı araçların içine bakıyoruz: hangi algoritma hangi işi yapar, neden bazıları terk edildi, nasıl seçilir ve bir</w:t>
+      </w:r>
+      <w:r>
+        <w:t xml:space="preserve"> </w:t>
+      </w:r>
+      <w:r>
+        <w:t xml:space="preserve">sertifika otoritesi (CA) bu yapıya nasıl oturur. Kitabın 4–8. ve 10–11. bölümleri, 55’ten fazla tarifle bu konuları</w:t>
+      </w:r>
+      <w:r>
+        <w:t xml:space="preserve"> </w:t>
+      </w:r>
+      <w:r>
+        <w:t xml:space="preserve">işler; 2003’ten beri algoritmaların çoğu değiştiği için her birini güncel karşılığıyla veriyoruz.</w:t>
+      </w:r>
+    </w:p>
+    <w:p>
+      <w:pPr>
+        <w:pStyle w:val="BlockText"/>
+      </w:pPr>
+      <w:r>
+        <w:rPr>
+          <w:b/>
+          <w:bCs/>
+        </w:rPr>
+        <w:t xml:space="preserve">Kısa tarihçe: anahtarlar, sertifikalar ve PKI</w:t>
+      </w:r>
+    </w:p>
+    <w:p>
+      <w:pPr>
+        <w:pStyle w:val="Compact"/>
+        <w:numPr>
+          <w:ilvl w:val="0"/>
+          <w:numId w:val="1016"/>
+        </w:numPr>
+      </w:pPr>
+      <w:r>
+        <w:rPr>
+          <w:b/>
+          <w:bCs/>
+        </w:rPr>
+        <w:t xml:space="preserve">1976–77</w:t>
+      </w:r>
+      <w:r>
+        <w:t xml:space="preserve"> </w:t>
+      </w:r>
+      <w:r>
+        <w:t xml:space="preserve">— Diffie–Hellman ve</w:t>
+      </w:r>
+      <w:r>
+        <w:t xml:space="preserve"> </w:t>
+      </w:r>
+      <w:r>
+        <w:rPr>
+          <w:b/>
+          <w:bCs/>
+        </w:rPr>
+        <w:t xml:space="preserve">RSA</w:t>
+      </w:r>
+      <w:r>
+        <w:t xml:space="preserve">: açık anahtar,</w:t>
+      </w:r>
+      <w:r>
+        <w:t xml:space="preserve"> </w:t>
+      </w:r>
+      <w:r>
+        <w:t xml:space="preserve">“tanımadığın biriyle güvenli konuşma”</w:t>
+      </w:r>
+      <w:r>
+        <w:t xml:space="preserve"> </w:t>
+      </w:r>
+      <w:r>
+        <w:t xml:space="preserve">sorununu çözer.</w:t>
+      </w:r>
+    </w:p>
+    <w:p>
+      <w:pPr>
+        <w:pStyle w:val="Compact"/>
+        <w:numPr>
+          <w:ilvl w:val="0"/>
+          <w:numId w:val="1016"/>
+        </w:numPr>
+      </w:pPr>
+      <w:r>
+        <w:rPr>
+          <w:b/>
+          <w:bCs/>
+        </w:rPr>
+        <w:t xml:space="preserve">1988</w:t>
+      </w:r>
+      <w:r>
+        <w:t xml:space="preserve"> </w:t>
+      </w:r>
+      <w:r>
+        <w:t xml:space="preserve">—</w:t>
+      </w:r>
+      <w:r>
+        <w:t xml:space="preserve"> </w:t>
+      </w:r>
+      <w:r>
+        <w:rPr>
+          <w:b/>
+          <w:bCs/>
+        </w:rPr>
+        <w:t xml:space="preserve">X.509</w:t>
+      </w:r>
+      <w:r>
+        <w:t xml:space="preserve"> </w:t>
+      </w:r>
+      <w:r>
+        <w:t xml:space="preserve">sertifika biçimi standartlaşır; kimliği bir</w:t>
+      </w:r>
+      <w:r>
+        <w:t xml:space="preserve"> </w:t>
+      </w:r>
+      <w:r>
+        <w:rPr>
+          <w:b/>
+          <w:bCs/>
+        </w:rPr>
+        <w:t xml:space="preserve">CA imzası</w:t>
+      </w:r>
+      <w:r>
+        <w:t xml:space="preserve"> </w:t>
+      </w:r>
+      <w:r>
+        <w:t xml:space="preserve">taşır.</w:t>
+      </w:r>
+    </w:p>
+    <w:p>
+      <w:pPr>
+        <w:pStyle w:val="Compact"/>
+        <w:numPr>
+          <w:ilvl w:val="0"/>
+          <w:numId w:val="1016"/>
+        </w:numPr>
+      </w:pPr>
+      <w:r>
+        <w:rPr>
+          <w:b/>
+          <w:bCs/>
+        </w:rPr>
+        <w:t xml:space="preserve">1995</w:t>
+      </w:r>
+      <w:r>
+        <w:t xml:space="preserve"> </w:t>
+      </w:r>
+      <w:r>
+        <w:t xml:space="preserve">— ilk ticari CA’lar (VeriSign) ve</w:t>
+      </w:r>
+      <w:r>
+        <w:t xml:space="preserve"> </w:t>
+      </w:r>
+      <w:r>
+        <w:rPr>
+          <w:b/>
+          <w:bCs/>
+        </w:rPr>
+        <w:t xml:space="preserve">PKI</w:t>
+      </w:r>
+      <w:r>
+        <w:t xml:space="preserve"> </w:t>
+      </w:r>
+      <w:r>
+        <w:t xml:space="preserve">yaygınlaşır; ardından iptal mekanizmaları</w:t>
+      </w:r>
+      <w:r>
+        <w:t xml:space="preserve"> </w:t>
+      </w:r>
+      <w:r>
+        <w:rPr>
+          <w:b/>
+          <w:bCs/>
+        </w:rPr>
+        <w:t xml:space="preserve">CRL</w:t>
+      </w:r>
+      <w:r>
+        <w:t xml:space="preserve"> </w:t>
+      </w:r>
+      <w:r>
+        <w:t xml:space="preserve">ve</w:t>
+      </w:r>
+      <w:r>
+        <w:t xml:space="preserve"> </w:t>
+      </w:r>
+      <w:r>
+        <w:rPr>
+          <w:b/>
+          <w:bCs/>
+        </w:rPr>
+        <w:t xml:space="preserve">OCSP</w:t>
+      </w:r>
+      <w:r>
+        <w:t xml:space="preserve"> </w:t>
+      </w:r>
+      <w:r>
+        <w:t xml:space="preserve">gelir.</w:t>
+      </w:r>
+    </w:p>
+    <w:p>
+      <w:pPr>
+        <w:pStyle w:val="Compact"/>
+        <w:numPr>
+          <w:ilvl w:val="0"/>
+          <w:numId w:val="1016"/>
+        </w:numPr>
+      </w:pPr>
+      <w:r>
+        <w:rPr>
+          <w:b/>
+          <w:bCs/>
+        </w:rPr>
+        <w:t xml:space="preserve">2014</w:t>
+      </w:r>
+      <w:r>
+        <w:t xml:space="preserve"> </w:t>
+      </w:r>
+      <w:r>
+        <w:t xml:space="preserve">—</w:t>
+      </w:r>
+      <w:r>
+        <w:t xml:space="preserve"> </w:t>
+      </w:r>
+      <w:r>
+        <w:rPr>
+          <w:b/>
+          <w:bCs/>
+        </w:rPr>
+        <w:t xml:space="preserve">Heartbleed</w:t>
+      </w:r>
+      <w:r>
+        <w:t xml:space="preserve"> </w:t>
+      </w:r>
+      <w:r>
+        <w:t xml:space="preserve">ve POODLE, TLS ekosistemini sıkılaştırır;</w:t>
+      </w:r>
+      <w:r>
+        <w:t xml:space="preserve"> </w:t>
+      </w:r>
+      <w:r>
+        <w:rPr>
+          <w:b/>
+          <w:bCs/>
+        </w:rPr>
+        <w:t xml:space="preserve">2015</w:t>
+      </w:r>
+      <w:r>
+        <w:t xml:space="preserve"> </w:t>
+      </w:r>
+      <w:r>
+        <w:rPr>
+          <w:b/>
+          <w:bCs/>
+        </w:rPr>
+        <w:t xml:space="preserve">Let’s Encrypt</w:t>
+      </w:r>
+      <w:r>
+        <w:t xml:space="preserve"> </w:t>
+      </w:r>
+      <w:r>
+        <w:t xml:space="preserve">ücretsiz sertifikayla HTTPS’i yaygınlaştırır;</w:t>
+      </w:r>
+      <w:r>
+        <w:t xml:space="preserve"> </w:t>
+      </w:r>
+      <w:r>
+        <w:rPr>
+          <w:b/>
+          <w:bCs/>
+        </w:rPr>
+        <w:t xml:space="preserve">2018</w:t>
+      </w:r>
+      <w:r>
+        <w:t xml:space="preserve"> </w:t>
+      </w:r>
+      <w:r>
+        <w:t xml:space="preserve">TLS 1.3.</w:t>
+      </w:r>
+    </w:p>
+    <w:p>
+      <w:pPr>
+        <w:pStyle w:val="Compact"/>
+        <w:numPr>
+          <w:ilvl w:val="0"/>
+          <w:numId w:val="1016"/>
+        </w:numPr>
+      </w:pPr>
+      <w:r>
+        <w:rPr>
+          <w:b/>
+          <w:bCs/>
+        </w:rPr>
         <w:t xml:space="preserve">2022–2024</w:t>
       </w:r>
       <w:r>
@@ -1855,7 +3066,7 @@
         <w:t xml:space="preserve">Bu haftanın tüm kuralları (doğru kip, doğru dolgu, zincir doğrulama, iptal) bu çizginin acı derslerinden çıkmıştır.</w:t>
       </w:r>
     </w:p>
-    <w:bookmarkStart w:id="20" w:name="beş-temel-iş-beş-araç-ailesi"/>
+    <w:bookmarkStart w:id="36" w:name="beş-temel-iş-beş-araç-ailesi"/>
     <w:p>
       <w:pPr>
         <w:pStyle w:val="Heading3"/>
@@ -2195,8 +3406,8 @@
         </w:tc>
       </w:tr>
     </w:tbl>
-    <w:bookmarkEnd w:id="20"/>
-    <w:bookmarkStart w:id="21" w:name="anahtar-uzunluğu-güvenlik-düzeyi"/>
+    <w:bookmarkEnd w:id="36"/>
+    <w:bookmarkStart w:id="37" w:name="anahtar-uzunluğu-güvenlik-düzeyi"/>
     <w:p>
       <w:pPr>
         <w:pStyle w:val="Heading3"/>
@@ -2683,8 +3894,8 @@
         <w:t xml:space="preserve">algoritmaların kendisidir.</w:t>
       </w:r>
     </w:p>
-    <w:bookmarkEnd w:id="21"/>
-    <w:bookmarkStart w:id="22" w:name="Xa54182dd8a99a0bc1ab6fd568d653bbeb750ea0"/>
+    <w:bookmarkEnd w:id="37"/>
+    <w:bookmarkStart w:id="38" w:name="Xa54182dd8a99a0bc1ab6fd568d653bbeb750ea0"/>
     <w:p>
       <w:pPr>
         <w:pStyle w:val="Heading3"/>
@@ -2742,9 +3953,9 @@
         </w:pict>
       </w:r>
     </w:p>
-    <w:bookmarkEnd w:id="22"/>
-    <w:bookmarkEnd w:id="23"/>
-    <w:bookmarkStart w:id="25" w:name="X3bb5fa96356dba327c969b5a7ec1e80f00cc271"/>
+    <w:bookmarkEnd w:id="38"/>
+    <w:bookmarkEnd w:id="39"/>
+    <w:bookmarkStart w:id="41" w:name="X3bb5fa96356dba327c969b5a7ec1e80f00cc271"/>
     <w:p>
       <w:pPr>
         <w:pStyle w:val="Heading2"/>
@@ -3361,7 +4572,7 @@
         </w:tc>
       </w:tr>
     </w:tbl>
-    <w:bookmarkStart w:id="24" w:name="dolgu-ve-dolgu-kâhini"/>
+    <w:bookmarkStart w:id="40" w:name="dolgu-ve-dolgu-kâhini"/>
     <w:p>
       <w:pPr>
         <w:pStyle w:val="Heading3"/>
@@ -3574,7 +4785,7 @@
         <w:pStyle w:val="Compact"/>
         <w:numPr>
           <w:ilvl w:val="0"/>
-          <w:numId w:val="1003"/>
+          <w:numId w:val="1017"/>
         </w:numPr>
       </w:pPr>
       <w:r>
@@ -3596,7 +4807,7 @@
         <w:pStyle w:val="Compact"/>
         <w:numPr>
           <w:ilvl w:val="0"/>
-          <w:numId w:val="1003"/>
+          <w:numId w:val="1017"/>
         </w:numPr>
       </w:pPr>
       <w:r>
@@ -3640,7 +4851,7 @@
         <w:pStyle w:val="Compact"/>
         <w:numPr>
           <w:ilvl w:val="0"/>
-          <w:numId w:val="1003"/>
+          <w:numId w:val="1017"/>
         </w:numPr>
       </w:pPr>
       <w:r>
@@ -3714,9 +4925,9 @@
         </w:pict>
       </w:r>
     </w:p>
-    <w:bookmarkEnd w:id="24"/>
-    <w:bookmarkEnd w:id="25"/>
-    <w:bookmarkStart w:id="29" w:name="Xcd5a4b84a9eaf432e3b249b3d62274aea95c2c7"/>
+    <w:bookmarkEnd w:id="40"/>
+    <w:bookmarkEnd w:id="41"/>
+    <w:bookmarkStart w:id="45" w:name="Xcd5a4b84a9eaf432e3b249b3d62274aea95c2c7"/>
     <w:p>
       <w:pPr>
         <w:pStyle w:val="Heading2"/>
@@ -3725,7 +4936,7 @@
         <w:t xml:space="preserve">3. MAC, HMAC ve şifreleme ile bütünlüğün birleştirilmesi (Tarif 6.4, 6.10, 6.18, 6.21)</w:t>
       </w:r>
     </w:p>
-    <w:bookmarkStart w:id="26" w:name="hmac-nasıl-çalışır"/>
+    <w:bookmarkStart w:id="42" w:name="hmac-nasıl-çalışır"/>
     <w:p>
       <w:pPr>
         <w:pStyle w:val="Heading3"/>
@@ -4021,8 +5232,8 @@
         <w:t xml:space="preserve">)</w:t>
       </w:r>
     </w:p>
-    <w:bookmarkEnd w:id="26"/>
-    <w:bookmarkStart w:id="27" w:name="X7e35fca67d04b0b25118a54d591c60a5479fe62"/>
+    <w:bookmarkEnd w:id="42"/>
+    <w:bookmarkStart w:id="43" w:name="X7e35fca67d04b0b25118a54d591c60a5479fe62"/>
     <w:p>
       <w:pPr>
         <w:pStyle w:val="Heading3"/>
@@ -4325,8 +5536,8 @@
         <w:t xml:space="preserve">MAC’e IV’yi ve bağlam bilgisini de katın, karşılaştırmayı sabit zamanlı yapın.</w:t>
       </w:r>
     </w:p>
-    <w:bookmarkEnd w:id="27"/>
-    <w:bookmarkStart w:id="28" w:name="yeniden-oynatma-geçerli-ama-eski-mesaj"/>
+    <w:bookmarkEnd w:id="43"/>
+    <w:bookmarkStart w:id="44" w:name="yeniden-oynatma-geçerli-ama-eski-mesaj"/>
     <w:p>
       <w:pPr>
         <w:pStyle w:val="Heading3"/>
@@ -4656,9 +5867,9 @@
         </w:pict>
       </w:r>
     </w:p>
-    <w:bookmarkEnd w:id="28"/>
-    <w:bookmarkEnd w:id="29"/>
-    <w:bookmarkStart w:id="32" w:name="X894d7ec1ef08a32ec8666de07060ba11da1586b"/>
+    <w:bookmarkEnd w:id="44"/>
+    <w:bookmarkEnd w:id="45"/>
+    <w:bookmarkStart w:id="48" w:name="X894d7ec1ef08a32ec8666de07060ba11da1586b"/>
     <w:p>
       <w:pPr>
         <w:pStyle w:val="Heading2"/>
@@ -4797,7 +6008,7 @@
         <w:t xml:space="preserve">her zaman simetrik şifreyle korunur (3. haftadaki hibrit şema).</w:t>
       </w:r>
     </w:p>
-    <w:bookmarkStart w:id="30" w:name="rsa-doğru-dolguyla"/>
+    <w:bookmarkStart w:id="46" w:name="rsa-doğru-dolguyla"/>
     <w:p>
       <w:pPr>
         <w:pStyle w:val="Heading3"/>
@@ -5466,8 +6677,8 @@
         <w:t xml:space="preserve"> belge.sig belge.txt</w:t>
       </w:r>
     </w:p>
-    <w:bookmarkEnd w:id="30"/>
-    <w:bookmarkStart w:id="31" w:name="Xb7809da19cb7c31c1581e3fac33aa31face064e"/>
+    <w:bookmarkEnd w:id="46"/>
+    <w:bookmarkStart w:id="47" w:name="Xb7809da19cb7c31c1581e3fac33aa31face064e"/>
     <w:p>
       <w:pPr>
         <w:pStyle w:val="Heading3"/>
@@ -6080,9 +7291,9 @@
         </w:pict>
       </w:r>
     </w:p>
-    <w:bookmarkEnd w:id="31"/>
-    <w:bookmarkEnd w:id="32"/>
-    <w:bookmarkStart w:id="35" w:name="Xf25ed3eacfb12216da4583e6edd8ff972fa0edf"/>
+    <w:bookmarkEnd w:id="47"/>
+    <w:bookmarkEnd w:id="48"/>
+    <w:bookmarkStart w:id="51" w:name="Xf25ed3eacfb12216da4583e6edd8ff972fa0edf"/>
     <w:p>
       <w:pPr>
         <w:pStyle w:val="Heading2"/>
@@ -6150,7 +7361,7 @@
         <w:t xml:space="preserve">sağlar (STRIDE’daki R), MAC sağlamaz.</w:t>
       </w:r>
     </w:p>
-    <w:bookmarkStart w:id="33" w:name="imza-nerelerde-kullanılır"/>
+    <w:bookmarkStart w:id="49" w:name="imza-nerelerde-kullanılır"/>
     <w:p>
       <w:pPr>
         <w:pStyle w:val="Heading3"/>
@@ -6406,8 +7617,8 @@
         </w:tc>
       </w:tr>
     </w:tbl>
-    <w:bookmarkEnd w:id="33"/>
-    <w:bookmarkStart w:id="34" w:name="kodda-imza-doğrulama-openssl-evp"/>
+    <w:bookmarkEnd w:id="49"/>
+    <w:bookmarkStart w:id="50" w:name="kodda-imza-doğrulama-openssl-evp"/>
     <w:p>
       <w:pPr>
         <w:pStyle w:val="Heading3"/>
@@ -7338,7 +8549,7 @@
         <w:pStyle w:val="Compact"/>
         <w:numPr>
           <w:ilvl w:val="0"/>
-          <w:numId w:val="1004"/>
+          <w:numId w:val="1018"/>
         </w:numPr>
       </w:pPr>
       <w:r>
@@ -7429,7 +8640,7 @@
         <w:pStyle w:val="Compact"/>
         <w:numPr>
           <w:ilvl w:val="0"/>
-          <w:numId w:val="1004"/>
+          <w:numId w:val="1018"/>
         </w:numPr>
       </w:pPr>
       <w:r>
@@ -7479,7 +8690,7 @@
         <w:pStyle w:val="Compact"/>
         <w:numPr>
           <w:ilvl w:val="0"/>
-          <w:numId w:val="1004"/>
+          <w:numId w:val="1018"/>
         </w:numPr>
       </w:pPr>
       <w:r>
@@ -7525,9 +8736,9 @@
         </w:pict>
       </w:r>
     </w:p>
-    <w:bookmarkEnd w:id="34"/>
-    <w:bookmarkEnd w:id="35"/>
-    <w:bookmarkStart w:id="41" w:name="Xb1fd965b0113255b1c47ac4530c4f53fdbb078f"/>
+    <w:bookmarkEnd w:id="50"/>
+    <w:bookmarkEnd w:id="51"/>
+    <w:bookmarkStart w:id="57" w:name="Xb1fd965b0113255b1c47ac4530c4f53fdbb078f"/>
     <w:p>
       <w:pPr>
         <w:pStyle w:val="Heading2"/>
@@ -7601,7 +8812,7 @@
         <w:t xml:space="preserve">’dir (X25519).</w:t>
       </w:r>
     </w:p>
-    <w:bookmarkStart w:id="39" w:name="kimliksiz-dhnin-zayıflığı-araya-girme"/>
+    <w:bookmarkStart w:id="55" w:name="kimliksiz-dhnin-zayıflığı-araya-girme"/>
     <w:p>
       <w:pPr>
         <w:pStyle w:val="Heading3"/>
@@ -7659,18 +8870,18 @@
           <wp:inline>
             <wp:extent cx="2627999" cy="1680586"/>
             <wp:effectExtent b="0" l="0" r="0" t="0"/>
-            <wp:docPr descr="" title="" id="37" name="Picture"/>
+            <wp:docPr descr="" title="" id="53" name="Picture"/>
             <a:graphic>
               <a:graphicData uri="http://schemas.openxmlformats.org/drawingml/2006/picture">
                 <pic:pic>
                   <pic:nvPicPr>
-                    <pic:cNvPr descr="diyagram-1.png" id="38" name="Picture"/>
+                    <pic:cNvPr descr="diyagram-1.png" id="54" name="Picture"/>
                     <pic:cNvPicPr>
                       <a:picLocks noChangeArrowheads="1" noChangeAspect="1"/>
                     </pic:cNvPicPr>
                   </pic:nvPicPr>
                   <pic:blipFill>
-                    <a:blip r:embed="rId36"/>
+                    <a:blip r:embed="rId52"/>
                     <a:stretch>
                       <a:fillRect/>
                     </a:stretch>
@@ -7717,8 +8928,8 @@
         <w:t xml:space="preserve">sanır; aslında her mesaj saldırganın elinden geçer.</w:t>
       </w:r>
     </w:p>
-    <w:bookmarkEnd w:id="39"/>
-    <w:bookmarkStart w:id="40" w:name="Xe5a2795c222be48635b1920a13635964ec162fc"/>
+    <w:bookmarkEnd w:id="55"/>
+    <w:bookmarkStart w:id="56" w:name="Xe5a2795c222be48635b1920a13635964ec162fc"/>
     <w:p>
       <w:pPr>
         <w:pStyle w:val="Heading3"/>
@@ -7795,7 +9006,7 @@
         <w:pStyle w:val="Compact"/>
         <w:numPr>
           <w:ilvl w:val="0"/>
-          <w:numId w:val="1005"/>
+          <w:numId w:val="1019"/>
         </w:numPr>
       </w:pPr>
       <w:r>
@@ -7817,7 +9028,7 @@
         <w:pStyle w:val="Compact"/>
         <w:numPr>
           <w:ilvl w:val="0"/>
-          <w:numId w:val="1005"/>
+          <w:numId w:val="1019"/>
         </w:numPr>
       </w:pPr>
       <w:r>
@@ -7915,9 +9126,9 @@
         </w:pict>
       </w:r>
     </w:p>
-    <w:bookmarkEnd w:id="40"/>
-    <w:bookmarkEnd w:id="41"/>
-    <w:bookmarkStart w:id="47" w:name="X8f513256ad623ebf09fea50f49d80d9639ca4b1"/>
+    <w:bookmarkEnd w:id="56"/>
+    <w:bookmarkEnd w:id="57"/>
+    <w:bookmarkStart w:id="63" w:name="X8f513256ad623ebf09fea50f49d80d9639ca4b1"/>
     <w:p>
       <w:pPr>
         <w:pStyle w:val="Heading2"/>
@@ -7978,7 +9189,7 @@
         <w:t xml:space="preserve">güvenilen üçüncü taraflar aracılığıyla cevap veren kurallar, roller ve belgeler bütünüdür.</w:t>
       </w:r>
     </w:p>
-    <w:bookmarkStart w:id="45" w:name="bileşenler"/>
+    <w:bookmarkStart w:id="61" w:name="bileşenler"/>
     <w:p>
       <w:pPr>
         <w:pStyle w:val="Heading3"/>
@@ -8363,18 +9574,18 @@
           <wp:inline>
             <wp:extent cx="3599999" cy="4961904"/>
             <wp:effectExtent b="0" l="0" r="0" t="0"/>
-            <wp:docPr descr="" title="" id="43" name="Picture"/>
+            <wp:docPr descr="" title="" id="59" name="Picture"/>
             <a:graphic>
               <a:graphicData uri="http://schemas.openxmlformats.org/drawingml/2006/picture">
                 <pic:pic>
                   <pic:nvPicPr>
-                    <pic:cNvPr descr="diyagram-2.png" id="44" name="Picture"/>
+                    <pic:cNvPr descr="diyagram-2.png" id="60" name="Picture"/>
                     <pic:cNvPicPr>
                       <a:picLocks noChangeArrowheads="1" noChangeAspect="1"/>
                     </pic:cNvPicPr>
                   </pic:nvPicPr>
                   <pic:blipFill>
-                    <a:blip r:embed="rId42"/>
+                    <a:blip r:embed="rId58"/>
                     <a:stretch>
                       <a:fillRect/>
                     </a:stretch>
@@ -8443,8 +9654,8 @@
         <w:t xml:space="preserve">Günlük işi ara CA yapar; ele geçirilirse yalnız o ara CA iptal edilir.</w:t>
       </w:r>
     </w:p>
-    <w:bookmarkEnd w:id="45"/>
-    <w:bookmarkStart w:id="46" w:name="sertifika-doğrulama-dört-soru-tarif-10.4"/>
+    <w:bookmarkEnd w:id="61"/>
+    <w:bookmarkStart w:id="62" w:name="sertifika-doğrulama-dört-soru-tarif-10.4"/>
     <w:p>
       <w:pPr>
         <w:pStyle w:val="Heading3"/>
@@ -8466,7 +9677,7 @@
         <w:pStyle w:val="Compact"/>
         <w:numPr>
           <w:ilvl w:val="0"/>
-          <w:numId w:val="1006"/>
+          <w:numId w:val="1020"/>
         </w:numPr>
       </w:pPr>
       <w:r>
@@ -8494,7 +9705,7 @@
         <w:pStyle w:val="Compact"/>
         <w:numPr>
           <w:ilvl w:val="0"/>
-          <w:numId w:val="1006"/>
+          <w:numId w:val="1020"/>
         </w:numPr>
       </w:pPr>
       <w:r>
@@ -8516,7 +9727,7 @@
         <w:pStyle w:val="Compact"/>
         <w:numPr>
           <w:ilvl w:val="0"/>
-          <w:numId w:val="1006"/>
+          <w:numId w:val="1020"/>
         </w:numPr>
       </w:pPr>
       <w:r>
@@ -8559,7 +9770,7 @@
         <w:pStyle w:val="Compact"/>
         <w:numPr>
           <w:ilvl w:val="0"/>
-          <w:numId w:val="1006"/>
+          <w:numId w:val="1020"/>
         </w:numPr>
       </w:pPr>
       <w:r>
@@ -8634,9 +9845,9 @@
         </w:pict>
       </w:r>
     </w:p>
-    <w:bookmarkEnd w:id="46"/>
-    <w:bookmarkEnd w:id="47"/>
-    <w:bookmarkStart w:id="48" w:name="x.509-sertifikasının-yapısı"/>
+    <w:bookmarkEnd w:id="62"/>
+    <w:bookmarkEnd w:id="63"/>
+    <w:bookmarkStart w:id="64" w:name="x.509-sertifikasının-yapısı"/>
     <w:p>
       <w:pPr>
         <w:pStyle w:val="Heading2"/>
@@ -9125,8 +10336,8 @@
         </w:pict>
       </w:r>
     </w:p>
-    <w:bookmarkEnd w:id="48"/>
-    <w:bookmarkStart w:id="50" w:name="openssl-ile-sertifika-zinciri-kurmak"/>
+    <w:bookmarkEnd w:id="64"/>
+    <w:bookmarkStart w:id="66" w:name="openssl-ile-sertifika-zinciri-kurmak"/>
     <w:p>
       <w:pPr>
         <w:pStyle w:val="Heading2"/>
@@ -10287,7 +11498,7 @@
         <w:t xml:space="preserve">sertifikayı gönderip ara sertifikayı unutması, sahada sık görülen bir yapılandırma hatasıdır.</w:t>
       </w:r>
     </w:p>
-    <w:bookmarkStart w:id="49" w:name="sınıf-etkinliği-zinciri-bozmak"/>
+    <w:bookmarkStart w:id="65" w:name="sınıf-etkinliği-zinciri-bozmak"/>
     <w:p>
       <w:pPr>
         <w:pStyle w:val="Heading3"/>
@@ -10324,7 +11535,7 @@
         <w:pStyle w:val="Compact"/>
         <w:numPr>
           <w:ilvl w:val="0"/>
-          <w:numId w:val="1007"/>
+          <w:numId w:val="1021"/>
         </w:numPr>
       </w:pPr>
       <w:r>
@@ -10352,7 +11563,7 @@
         <w:pStyle w:val="Compact"/>
         <w:numPr>
           <w:ilvl w:val="0"/>
-          <w:numId w:val="1007"/>
+          <w:numId w:val="1021"/>
         </w:numPr>
       </w:pPr>
       <w:r>
@@ -10379,7 +11590,7 @@
         <w:pStyle w:val="Compact"/>
         <w:numPr>
           <w:ilvl w:val="0"/>
-          <w:numId w:val="1007"/>
+          <w:numId w:val="1021"/>
         </w:numPr>
       </w:pPr>
       <w:r>
@@ -10400,7 +11611,7 @@
         <w:pStyle w:val="Compact"/>
         <w:numPr>
           <w:ilvl w:val="0"/>
-          <w:numId w:val="1007"/>
+          <w:numId w:val="1021"/>
         </w:numPr>
       </w:pPr>
       <w:r>
@@ -10444,9 +11655,9 @@
         </w:pict>
       </w:r>
     </w:p>
-    <w:bookmarkEnd w:id="49"/>
-    <w:bookmarkEnd w:id="50"/>
-    <w:bookmarkStart w:id="51" w:name="X998aaa043ae3e8b86db372ba51e1dc9369fc76e"/>
+    <w:bookmarkEnd w:id="65"/>
+    <w:bookmarkEnd w:id="66"/>
+    <w:bookmarkStart w:id="67" w:name="X998aaa043ae3e8b86db372ba51e1dc9369fc76e"/>
     <w:p>
       <w:pPr>
         <w:pStyle w:val="Heading2"/>
@@ -10990,8 +12201,8 @@
         </w:pict>
       </w:r>
     </w:p>
-    <w:bookmarkEnd w:id="51"/>
-    <w:bookmarkStart w:id="52" w:name="X724fab415a7c9757ca722fdb6473ed51d4a7a4f"/>
+    <w:bookmarkEnd w:id="67"/>
+    <w:bookmarkStart w:id="68" w:name="X724fab415a7c9757ca722fdb6473ed51d4a7a4f"/>
     <w:p>
       <w:pPr>
         <w:pStyle w:val="Heading2"/>
@@ -11778,8 +12989,8 @@
         </w:pict>
       </w:r>
     </w:p>
-    <w:bookmarkEnd w:id="52"/>
-    <w:bookmarkStart w:id="53" w:name="kuantum-sonrası-kriptografiye-bakış"/>
+    <w:bookmarkEnd w:id="68"/>
+    <w:bookmarkStart w:id="69" w:name="kuantum-sonrası-kriptografiye-bakış"/>
     <w:p>
       <w:pPr>
         <w:pStyle w:val="Heading2"/>
@@ -12047,8 +13258,8 @@
         </w:pict>
       </w:r>
     </w:p>
-    <w:bookmarkEnd w:id="53"/>
-    <w:bookmarkStart w:id="54" w:name="dönem-projesi-bu-hafta"/>
+    <w:bookmarkEnd w:id="69"/>
+    <w:bookmarkStart w:id="70" w:name="dönem-projesi-bu-hafta"/>
     <w:p>
       <w:pPr>
         <w:pStyle w:val="Heading2"/>
@@ -12102,7 +13313,7 @@
         <w:pStyle w:val="Compact"/>
         <w:numPr>
           <w:ilvl w:val="0"/>
-          <w:numId w:val="1008"/>
+          <w:numId w:val="1022"/>
         </w:numPr>
       </w:pPr>
       <w:r>
@@ -12130,7 +13341,7 @@
         <w:pStyle w:val="Compact"/>
         <w:numPr>
           <w:ilvl w:val="0"/>
-          <w:numId w:val="1009"/>
+          <w:numId w:val="1023"/>
         </w:numPr>
       </w:pPr>
       <w:r>
@@ -12158,7 +13369,7 @@
         <w:pStyle w:val="Compact"/>
         <w:numPr>
           <w:ilvl w:val="0"/>
-          <w:numId w:val="1010"/>
+          <w:numId w:val="1024"/>
         </w:numPr>
       </w:pPr>
       <w:r>
@@ -12180,7 +13391,7 @@
         <w:pStyle w:val="Compact"/>
         <w:numPr>
           <w:ilvl w:val="0"/>
-          <w:numId w:val="1011"/>
+          <w:numId w:val="1025"/>
         </w:numPr>
       </w:pPr>
       <w:r>
@@ -12214,7 +13425,7 @@
         <w:pStyle w:val="Compact"/>
         <w:numPr>
           <w:ilvl w:val="0"/>
-          <w:numId w:val="1012"/>
+          <w:numId w:val="1026"/>
         </w:numPr>
       </w:pPr>
       <w:r>
@@ -12247,8 +13458,8 @@
         </w:pict>
       </w:r>
     </w:p>
-    <w:bookmarkEnd w:id="54"/>
-    <w:bookmarkStart w:id="55" w:name="kendi-başına-çalış"/>
+    <w:bookmarkEnd w:id="70"/>
+    <w:bookmarkStart w:id="71" w:name="kendi-başına-çalış"/>
     <w:p>
       <w:pPr>
         <w:pStyle w:val="Heading2"/>
@@ -12721,8 +13932,8 @@
         </w:pict>
       </w:r>
     </w:p>
-    <w:bookmarkEnd w:id="55"/>
-    <w:bookmarkStart w:id="56" w:name="kendini-sınama"/>
+    <w:bookmarkEnd w:id="71"/>
+    <w:bookmarkStart w:id="72" w:name="kendini-sınama"/>
     <w:p>
       <w:pPr>
         <w:pStyle w:val="Heading2"/>
@@ -13179,8 +14390,8 @@
         </w:pict>
       </w:r>
     </w:p>
-    <w:bookmarkEnd w:id="56"/>
-    <w:bookmarkStart w:id="57" w:name="kaynaklar-ve-ileri-okuma"/>
+    <w:bookmarkEnd w:id="72"/>
+    <w:bookmarkStart w:id="73" w:name="kaynaklar-ve-ileri-okuma"/>
     <w:p>
       <w:pPr>
         <w:pStyle w:val="Heading2"/>
@@ -13225,7 +14436,7 @@
         <w:pStyle w:val="Compact"/>
         <w:numPr>
           <w:ilvl w:val="0"/>
-          <w:numId w:val="1013"/>
+          <w:numId w:val="1027"/>
         </w:numPr>
       </w:pPr>
       <w:r>
@@ -13237,7 +14448,7 @@
         <w:pStyle w:val="Compact"/>
         <w:numPr>
           <w:ilvl w:val="0"/>
-          <w:numId w:val="1013"/>
+          <w:numId w:val="1027"/>
         </w:numPr>
       </w:pPr>
       <w:r>
@@ -13255,7 +14466,7 @@
         <w:pStyle w:val="Compact"/>
         <w:numPr>
           <w:ilvl w:val="0"/>
-          <w:numId w:val="1013"/>
+          <w:numId w:val="1027"/>
         </w:numPr>
       </w:pPr>
       <w:r>
@@ -13273,7 +14484,7 @@
         <w:pStyle w:val="Compact"/>
         <w:numPr>
           <w:ilvl w:val="0"/>
-          <w:numId w:val="1013"/>
+          <w:numId w:val="1027"/>
         </w:numPr>
       </w:pPr>
       <w:r>
@@ -13291,7 +14502,7 @@
         <w:pStyle w:val="Compact"/>
         <w:numPr>
           <w:ilvl w:val="0"/>
-          <w:numId w:val="1013"/>
+          <w:numId w:val="1027"/>
         </w:numPr>
       </w:pPr>
       <w:r>
@@ -13315,7 +14526,7 @@
         <w:pStyle w:val="Compact"/>
         <w:numPr>
           <w:ilvl w:val="0"/>
-          <w:numId w:val="1014"/>
+          <w:numId w:val="1028"/>
         </w:numPr>
       </w:pPr>
       <w:r>
@@ -13333,7 +14544,7 @@
         <w:pStyle w:val="Compact"/>
         <w:numPr>
           <w:ilvl w:val="0"/>
-          <w:numId w:val="1014"/>
+          <w:numId w:val="1028"/>
         </w:numPr>
       </w:pPr>
       <w:r>
@@ -13351,7 +14562,7 @@
         <w:pStyle w:val="Compact"/>
         <w:numPr>
           <w:ilvl w:val="0"/>
-          <w:numId w:val="1014"/>
+          <w:numId w:val="1028"/>
         </w:numPr>
       </w:pPr>
       <w:r>
@@ -13432,7 +14643,7 @@
         <w:pStyle w:val="Compact"/>
         <w:numPr>
           <w:ilvl w:val="0"/>
-          <w:numId w:val="1014"/>
+          <w:numId w:val="1028"/>
         </w:numPr>
       </w:pPr>
       <w:r>
@@ -13963,8 +15174,8 @@
         </w:tc>
       </w:tr>
     </w:tbl>
-    <w:bookmarkEnd w:id="57"/>
-    <w:bookmarkEnd w:id="58"/>
+    <w:bookmarkEnd w:id="73"/>
+    <w:bookmarkEnd w:id="74"/>
     <w:sectPr>
       <w:headerReference r:id="rId9" w:type="default"/>
       <w:footerReference r:id="rId10" w:type="default"/>
@@ -14483,6 +15694,48 @@
     <w:abstractNumId w:val="991"/>
   </w:num>
   <w:num w:numId="1003">
+    <w:abstractNumId w:val="991"/>
+  </w:num>
+  <w:num w:numId="1004">
+    <w:abstractNumId w:val="991"/>
+  </w:num>
+  <w:num w:numId="1005">
+    <w:abstractNumId w:val="991"/>
+  </w:num>
+  <w:num w:numId="1006">
+    <w:abstractNumId w:val="991"/>
+  </w:num>
+  <w:num w:numId="1007">
+    <w:abstractNumId w:val="991"/>
+  </w:num>
+  <w:num w:numId="1008">
+    <w:abstractNumId w:val="991"/>
+  </w:num>
+  <w:num w:numId="1009">
+    <w:abstractNumId w:val="991"/>
+  </w:num>
+  <w:num w:numId="1010">
+    <w:abstractNumId w:val="991"/>
+  </w:num>
+  <w:num w:numId="1011">
+    <w:abstractNumId w:val="991"/>
+  </w:num>
+  <w:num w:numId="1012">
+    <w:abstractNumId w:val="991"/>
+  </w:num>
+  <w:num w:numId="1013">
+    <w:abstractNumId w:val="991"/>
+  </w:num>
+  <w:num w:numId="1014">
+    <w:abstractNumId w:val="991"/>
+  </w:num>
+  <w:num w:numId="1015">
+    <w:abstractNumId w:val="991"/>
+  </w:num>
+  <w:num w:numId="1016">
+    <w:abstractNumId w:val="991"/>
+  </w:num>
+  <w:num w:numId="1017">
     <w:abstractNumId w:val="99411"/>
     <w:lvlOverride w:ilvl="0">
       <w:startOverride w:val="1"/>
@@ -14512,7 +15765,7 @@
       <w:startOverride w:val="1"/>
     </w:lvlOverride>
   </w:num>
-  <w:num w:numId="1004">
+  <w:num w:numId="1018">
     <w:abstractNumId w:val="99411"/>
     <w:lvlOverride w:ilvl="0">
       <w:startOverride w:val="1"/>
@@ -14542,10 +15795,10 @@
       <w:startOverride w:val="1"/>
     </w:lvlOverride>
   </w:num>
-  <w:num w:numId="1005">
+  <w:num w:numId="1019">
     <w:abstractNumId w:val="991"/>
   </w:num>
-  <w:num w:numId="1006">
+  <w:num w:numId="1020">
     <w:abstractNumId w:val="99411"/>
     <w:lvlOverride w:ilvl="0">
       <w:startOverride w:val="1"/>
@@ -14575,7 +15828,7 @@
       <w:startOverride w:val="1"/>
     </w:lvlOverride>
   </w:num>
-  <w:num w:numId="1007">
+  <w:num w:numId="1021">
     <w:abstractNumId w:val="99411"/>
     <w:lvlOverride w:ilvl="0">
       <w:startOverride w:val="1"/>
@@ -14605,25 +15858,25 @@
       <w:startOverride w:val="1"/>
     </w:lvlOverride>
   </w:num>
-  <w:num w:numId="1008">
+  <w:num w:numId="1022">
     <w:abstractNumId w:val="992"/>
   </w:num>
-  <w:num w:numId="1009">
+  <w:num w:numId="1023">
     <w:abstractNumId w:val="992"/>
   </w:num>
-  <w:num w:numId="1010">
+  <w:num w:numId="1024">
     <w:abstractNumId w:val="992"/>
   </w:num>
-  <w:num w:numId="1011">
+  <w:num w:numId="1025">
     <w:abstractNumId w:val="992"/>
   </w:num>
-  <w:num w:numId="1012">
+  <w:num w:numId="1026">
     <w:abstractNumId w:val="992"/>
   </w:num>
-  <w:num w:numId="1013">
+  <w:num w:numId="1027">
     <w:abstractNumId w:val="991"/>
   </w:num>
-  <w:num w:numId="1014">
+  <w:num w:numId="1028">
     <w:abstractNumId w:val="991"/>
   </w:num>
 </w:numbering>

--- a/docs/week-10/cen429-week-10-ders-notu.en.docx
+++ b/docs/week-10/cen429-week-10-ders-notu.en.docx
@@ -2,7 +2,7 @@
 <file path=word/document.xml><?xml version="1.0" encoding="utf-8"?>
 <w:document xmlns:w="http://schemas.openxmlformats.org/wordprocessingml/2006/main" xmlns:m="http://schemas.openxmlformats.org/officeDocument/2006/math" xmlns:r="http://schemas.openxmlformats.org/officeDocument/2006/relationships" xmlns:o="urn:schemas-microsoft-com:office:office" xmlns:v="urn:schemas-microsoft-com:vml" xmlns:w10="urn:schemas-microsoft-com:office:word" xmlns:a="http://schemas.openxmlformats.org/drawingml/2006/main" xmlns:pic="http://schemas.openxmlformats.org/drawingml/2006/picture" xmlns:wp="http://schemas.openxmlformats.org/drawingml/2006/wordprocessingDrawing">
   <w:body>
-    <w:bookmarkStart w:id="74" w:name="Xb453c1af0fe1cc67261921e51d334e08c344a3e"/>
+    <w:bookmarkStart w:id="80" w:name="Xb453c1af0fe1cc67261921e51d334e08c344a3e"/>
     <w:p>
       <w:pPr>
         <w:pStyle w:val="Heading1"/>
@@ -4927,7 +4927,7 @@
     </w:p>
     <w:bookmarkEnd w:id="40"/>
     <w:bookmarkEnd w:id="41"/>
-    <w:bookmarkStart w:id="45" w:name="Xcd5a4b84a9eaf432e3b249b3d62274aea95c2c7"/>
+    <w:bookmarkStart w:id="48" w:name="Xcd5a4b84a9eaf432e3b249b3d62274aea95c2c7"/>
     <w:p>
       <w:pPr>
         <w:pStyle w:val="Heading2"/>
@@ -4936,7 +4936,7 @@
         <w:t xml:space="preserve">3. MAC, HMAC ve şifreleme ile bütünlüğün birleştirilmesi (Tarif 6.4, 6.10, 6.18, 6.21)</w:t>
       </w:r>
     </w:p>
-    <w:bookmarkStart w:id="42" w:name="hmac-nasıl-çalışır"/>
+    <w:bookmarkStart w:id="45" w:name="hmac-nasıl-çalışır"/>
     <w:p>
       <w:pPr>
         <w:pStyle w:val="Heading3"/>
@@ -4950,6 +4950,80 @@
         <w:pStyle w:val="FirstParagraph"/>
       </w:pPr>
       <w:r>
+        <w:drawing>
+          <wp:inline>
+            <wp:extent cx="5759999" cy="2283460"/>
+            <wp:effectExtent b="0" l="0" r="0" t="0"/>
+            <wp:docPr descr="Encrypt-then-MAC sırası ve doğrulamadan önce çözmeme kuralı" title="" id="43" name="Picture"/>
+            <a:graphic>
+              <a:graphicData uri="http://schemas.openxmlformats.org/drawingml/2006/picture">
+                <pic:pic>
+                  <pic:nvPicPr>
+                    <pic:cNvPr descr="h10-01-encrypt-then-mac.png" id="44" name="Picture"/>
+                    <pic:cNvPicPr>
+                      <a:picLocks noChangeArrowheads="1" noChangeAspect="1"/>
+                    </pic:cNvPicPr>
+                  </pic:nvPicPr>
+                  <pic:blipFill>
+                    <a:blip r:embed="rId42"/>
+                    <a:stretch>
+                      <a:fillRect/>
+                    </a:stretch>
+                  </pic:blipFill>
+                  <pic:spPr bwMode="auto">
+                    <a:xfrm>
+                      <a:off x="0" y="0"/>
+                      <a:ext cx="5759999" cy="2283460"/>
+                    </a:xfrm>
+                    <a:prstGeom prst="rect">
+                      <a:avLst/>
+                    </a:prstGeom>
+                    <a:noFill/>
+                    <a:ln w="9525">
+                      <a:noFill/>
+                      <a:headEnd/>
+                      <a:tailEnd/>
+                    </a:ln>
+                  </pic:spPr>
+                </pic:pic>
+              </a:graphicData>
+            </a:graphic>
+          </wp:inline>
+        </w:drawing>
+      </w:r>
+    </w:p>
+    <w:p>
+      <w:pPr>
+        <w:pStyle w:val="BodyText"/>
+      </w:pPr>
+      <w:r>
+        <w:rPr>
+          <w:b/>
+          <w:bCs/>
+        </w:rPr>
+        <w:t xml:space="preserve">Encrypt-then-MAC</w:t>
+      </w:r>
+      <w:r>
+        <w:t xml:space="preserve">: alıcı geçersiz metni hiç çözmediği için dolgu kâhini (padding oracle) için gereken</w:t>
+      </w:r>
+      <w:r>
+        <w:t xml:space="preserve"> </w:t>
+      </w:r>
+      <w:r>
+        <w:t xml:space="preserve">“hata sızıntısı”</w:t>
+      </w:r>
+      <w:r>
+        <w:t xml:space="preserve"> </w:t>
+      </w:r>
+      <w:r>
+        <w:t xml:space="preserve">oluşmaz. AES-GCM bu iki adımı tek işlemde yapar.</w:t>
+      </w:r>
+    </w:p>
+    <w:p>
+      <w:pPr>
+        <w:pStyle w:val="BodyText"/>
+      </w:pPr>
+      <w:r>
         <w:rPr>
           <w:b/>
           <w:bCs/>
@@ -5232,8 +5306,8 @@
         <w:t xml:space="preserve">)</w:t>
       </w:r>
     </w:p>
-    <w:bookmarkEnd w:id="42"/>
-    <w:bookmarkStart w:id="43" w:name="X7e35fca67d04b0b25118a54d591c60a5479fe62"/>
+    <w:bookmarkEnd w:id="45"/>
+    <w:bookmarkStart w:id="46" w:name="X7e35fca67d04b0b25118a54d591c60a5479fe62"/>
     <w:p>
       <w:pPr>
         <w:pStyle w:val="Heading3"/>
@@ -5536,8 +5610,8 @@
         <w:t xml:space="preserve">MAC’e IV’yi ve bağlam bilgisini de katın, karşılaştırmayı sabit zamanlı yapın.</w:t>
       </w:r>
     </w:p>
-    <w:bookmarkEnd w:id="43"/>
-    <w:bookmarkStart w:id="44" w:name="yeniden-oynatma-geçerli-ama-eski-mesaj"/>
+    <w:bookmarkEnd w:id="46"/>
+    <w:bookmarkStart w:id="47" w:name="yeniden-oynatma-geçerli-ama-eski-mesaj"/>
     <w:p>
       <w:pPr>
         <w:pStyle w:val="Heading3"/>
@@ -5867,9 +5941,9 @@
         </w:pict>
       </w:r>
     </w:p>
-    <w:bookmarkEnd w:id="44"/>
-    <w:bookmarkEnd w:id="45"/>
-    <w:bookmarkStart w:id="48" w:name="X894d7ec1ef08a32ec8666de07060ba11da1586b"/>
+    <w:bookmarkEnd w:id="47"/>
+    <w:bookmarkEnd w:id="48"/>
+    <w:bookmarkStart w:id="51" w:name="X894d7ec1ef08a32ec8666de07060ba11da1586b"/>
     <w:p>
       <w:pPr>
         <w:pStyle w:val="Heading2"/>
@@ -6008,7 +6082,7 @@
         <w:t xml:space="preserve">her zaman simetrik şifreyle korunur (3. haftadaki hibrit şema).</w:t>
       </w:r>
     </w:p>
-    <w:bookmarkStart w:id="46" w:name="rsa-doğru-dolguyla"/>
+    <w:bookmarkStart w:id="49" w:name="rsa-doğru-dolguyla"/>
     <w:p>
       <w:pPr>
         <w:pStyle w:val="Heading3"/>
@@ -6677,8 +6751,8 @@
         <w:t xml:space="preserve"> belge.sig belge.txt</w:t>
       </w:r>
     </w:p>
-    <w:bookmarkEnd w:id="46"/>
-    <w:bookmarkStart w:id="47" w:name="Xb7809da19cb7c31c1581e3fac33aa31face064e"/>
+    <w:bookmarkEnd w:id="49"/>
+    <w:bookmarkStart w:id="50" w:name="Xb7809da19cb7c31c1581e3fac33aa31face064e"/>
     <w:p>
       <w:pPr>
         <w:pStyle w:val="Heading3"/>
@@ -7291,9 +7365,9 @@
         </w:pict>
       </w:r>
     </w:p>
-    <w:bookmarkEnd w:id="47"/>
-    <w:bookmarkEnd w:id="48"/>
-    <w:bookmarkStart w:id="51" w:name="Xf25ed3eacfb12216da4583e6edd8ff972fa0edf"/>
+    <w:bookmarkEnd w:id="50"/>
+    <w:bookmarkEnd w:id="51"/>
+    <w:bookmarkStart w:id="54" w:name="Xf25ed3eacfb12216da4583e6edd8ff972fa0edf"/>
     <w:p>
       <w:pPr>
         <w:pStyle w:val="Heading2"/>
@@ -7361,7 +7435,7 @@
         <w:t xml:space="preserve">sağlar (STRIDE’daki R), MAC sağlamaz.</w:t>
       </w:r>
     </w:p>
-    <w:bookmarkStart w:id="49" w:name="imza-nerelerde-kullanılır"/>
+    <w:bookmarkStart w:id="52" w:name="imza-nerelerde-kullanılır"/>
     <w:p>
       <w:pPr>
         <w:pStyle w:val="Heading3"/>
@@ -7617,8 +7691,8 @@
         </w:tc>
       </w:tr>
     </w:tbl>
-    <w:bookmarkEnd w:id="49"/>
-    <w:bookmarkStart w:id="50" w:name="kodda-imza-doğrulama-openssl-evp"/>
+    <w:bookmarkEnd w:id="52"/>
+    <w:bookmarkStart w:id="53" w:name="kodda-imza-doğrulama-openssl-evp"/>
     <w:p>
       <w:pPr>
         <w:pStyle w:val="Heading3"/>
@@ -8736,9 +8810,9 @@
         </w:pict>
       </w:r>
     </w:p>
-    <w:bookmarkEnd w:id="50"/>
-    <w:bookmarkEnd w:id="51"/>
-    <w:bookmarkStart w:id="57" w:name="Xb1fd965b0113255b1c47ac4530c4f53fdbb078f"/>
+    <w:bookmarkEnd w:id="53"/>
+    <w:bookmarkEnd w:id="54"/>
+    <w:bookmarkStart w:id="60" w:name="Xb1fd965b0113255b1c47ac4530c4f53fdbb078f"/>
     <w:p>
       <w:pPr>
         <w:pStyle w:val="Heading2"/>
@@ -8812,7 +8886,7 @@
         <w:t xml:space="preserve">’dir (X25519).</w:t>
       </w:r>
     </w:p>
-    <w:bookmarkStart w:id="55" w:name="kimliksiz-dhnin-zayıflığı-araya-girme"/>
+    <w:bookmarkStart w:id="58" w:name="kimliksiz-dhnin-zayıflığı-araya-girme"/>
     <w:p>
       <w:pPr>
         <w:pStyle w:val="Heading3"/>
@@ -8868,20 +8942,20 @@
       <w:r>
         <w:drawing>
           <wp:inline>
-            <wp:extent cx="2627999" cy="1680586"/>
+            <wp:extent cx="5759999" cy="3102231"/>
             <wp:effectExtent b="0" l="0" r="0" t="0"/>
-            <wp:docPr descr="" title="" id="53" name="Picture"/>
+            <wp:docPr descr="Kimliksiz Diffie-Hellman’da araya girme saldırısı" title="" id="56" name="Picture"/>
             <a:graphic>
               <a:graphicData uri="http://schemas.openxmlformats.org/drawingml/2006/picture">
                 <pic:pic>
                   <pic:nvPicPr>
-                    <pic:cNvPr descr="diyagram-1.png" id="54" name="Picture"/>
+                    <pic:cNvPr descr="h10-02-dh-mitm.png" id="57" name="Picture"/>
                     <pic:cNvPicPr>
                       <a:picLocks noChangeArrowheads="1" noChangeAspect="1"/>
                     </pic:cNvPicPr>
                   </pic:nvPicPr>
                   <pic:blipFill>
-                    <a:blip r:embed="rId52"/>
+                    <a:blip r:embed="rId55"/>
                     <a:stretch>
                       <a:fillRect/>
                     </a:stretch>
@@ -8889,7 +8963,7 @@
                   <pic:spPr bwMode="auto">
                     <a:xfrm>
                       <a:off x="0" y="0"/>
-                      <a:ext cx="2627999" cy="1680586"/>
+                      <a:ext cx="5759999" cy="3102231"/>
                     </a:xfrm>
                     <a:prstGeom prst="rect">
                       <a:avLst/>
@@ -8928,8 +9002,8 @@
         <w:t xml:space="preserve">sanır; aslında her mesaj saldırganın elinden geçer.</w:t>
       </w:r>
     </w:p>
-    <w:bookmarkEnd w:id="55"/>
-    <w:bookmarkStart w:id="56" w:name="Xe5a2795c222be48635b1920a13635964ec162fc"/>
+    <w:bookmarkEnd w:id="58"/>
+    <w:bookmarkStart w:id="59" w:name="Xe5a2795c222be48635b1920a13635964ec162fc"/>
     <w:p>
       <w:pPr>
         <w:pStyle w:val="Heading3"/>
@@ -9126,9 +9200,9 @@
         </w:pict>
       </w:r>
     </w:p>
-    <w:bookmarkEnd w:id="56"/>
-    <w:bookmarkEnd w:id="57"/>
-    <w:bookmarkStart w:id="63" w:name="X8f513256ad623ebf09fea50f49d80d9639ca4b1"/>
+    <w:bookmarkEnd w:id="59"/>
+    <w:bookmarkEnd w:id="60"/>
+    <w:bookmarkStart w:id="66" w:name="X8f513256ad623ebf09fea50f49d80d9639ca4b1"/>
     <w:p>
       <w:pPr>
         <w:pStyle w:val="Heading2"/>
@@ -9189,7 +9263,7 @@
         <w:t xml:space="preserve">güvenilen üçüncü taraflar aracılığıyla cevap veren kurallar, roller ve belgeler bütünüdür.</w:t>
       </w:r>
     </w:p>
-    <w:bookmarkStart w:id="61" w:name="bileşenler"/>
+    <w:bookmarkStart w:id="64" w:name="bileşenler"/>
     <w:p>
       <w:pPr>
         <w:pStyle w:val="Heading3"/>
@@ -9572,20 +9646,20 @@
       <w:r>
         <w:drawing>
           <wp:inline>
-            <wp:extent cx="3599999" cy="4961904"/>
+            <wp:extent cx="5759999" cy="2377094"/>
             <wp:effectExtent b="0" l="0" r="0" t="0"/>
-            <wp:docPr descr="" title="" id="59" name="Picture"/>
+            <wp:docPr descr="PKI güven zinciri: kök CA, ara CA ve uç sertifikalar" title="" id="62" name="Picture"/>
             <a:graphic>
               <a:graphicData uri="http://schemas.openxmlformats.org/drawingml/2006/picture">
                 <pic:pic>
                   <pic:nvPicPr>
-                    <pic:cNvPr descr="diyagram-2.png" id="60" name="Picture"/>
+                    <pic:cNvPr descr="h10-03-pki.png" id="63" name="Picture"/>
                     <pic:cNvPicPr>
                       <a:picLocks noChangeArrowheads="1" noChangeAspect="1"/>
                     </pic:cNvPicPr>
                   </pic:nvPicPr>
                   <pic:blipFill>
-                    <a:blip r:embed="rId58"/>
+                    <a:blip r:embed="rId61"/>
                     <a:stretch>
                       <a:fillRect/>
                     </a:stretch>
@@ -9593,7 +9667,7 @@
                   <pic:spPr bwMode="auto">
                     <a:xfrm>
                       <a:off x="0" y="0"/>
-                      <a:ext cx="3599999" cy="4961904"/>
+                      <a:ext cx="5759999" cy="2377094"/>
                     </a:xfrm>
                     <a:prstGeom prst="rect">
                       <a:avLst/>
@@ -9654,8 +9728,8 @@
         <w:t xml:space="preserve">Günlük işi ara CA yapar; ele geçirilirse yalnız o ara CA iptal edilir.</w:t>
       </w:r>
     </w:p>
-    <w:bookmarkEnd w:id="61"/>
-    <w:bookmarkStart w:id="62" w:name="sertifika-doğrulama-dört-soru-tarif-10.4"/>
+    <w:bookmarkEnd w:id="64"/>
+    <w:bookmarkStart w:id="65" w:name="sertifika-doğrulama-dört-soru-tarif-10.4"/>
     <w:p>
       <w:pPr>
         <w:pStyle w:val="Heading3"/>
@@ -9845,9 +9919,9 @@
         </w:pict>
       </w:r>
     </w:p>
-    <w:bookmarkEnd w:id="62"/>
-    <w:bookmarkEnd w:id="63"/>
-    <w:bookmarkStart w:id="64" w:name="x.509-sertifikasının-yapısı"/>
+    <w:bookmarkEnd w:id="65"/>
+    <w:bookmarkEnd w:id="66"/>
+    <w:bookmarkStart w:id="67" w:name="x.509-sertifikasının-yapısı"/>
     <w:p>
       <w:pPr>
         <w:pStyle w:val="Heading2"/>
@@ -10336,8 +10410,8 @@
         </w:pict>
       </w:r>
     </w:p>
-    <w:bookmarkEnd w:id="64"/>
-    <w:bookmarkStart w:id="66" w:name="openssl-ile-sertifika-zinciri-kurmak"/>
+    <w:bookmarkEnd w:id="67"/>
+    <w:bookmarkStart w:id="69" w:name="openssl-ile-sertifika-zinciri-kurmak"/>
     <w:p>
       <w:pPr>
         <w:pStyle w:val="Heading2"/>
@@ -11498,7 +11572,7 @@
         <w:t xml:space="preserve">sertifikayı gönderip ara sertifikayı unutması, sahada sık görülen bir yapılandırma hatasıdır.</w:t>
       </w:r>
     </w:p>
-    <w:bookmarkStart w:id="65" w:name="sınıf-etkinliği-zinciri-bozmak"/>
+    <w:bookmarkStart w:id="68" w:name="sınıf-etkinliği-zinciri-bozmak"/>
     <w:p>
       <w:pPr>
         <w:pStyle w:val="Heading3"/>
@@ -11655,9 +11729,9 @@
         </w:pict>
       </w:r>
     </w:p>
-    <w:bookmarkEnd w:id="65"/>
-    <w:bookmarkEnd w:id="66"/>
-    <w:bookmarkStart w:id="67" w:name="X998aaa043ae3e8b86db372ba51e1dc9369fc76e"/>
+    <w:bookmarkEnd w:id="68"/>
+    <w:bookmarkEnd w:id="69"/>
+    <w:bookmarkStart w:id="73" w:name="X998aaa043ae3e8b86db372ba51e1dc9369fc76e"/>
     <w:p>
       <w:pPr>
         <w:pStyle w:val="Heading2"/>
@@ -11688,6 +11762,53 @@
       </w:r>
       <w:r>
         <w:t xml:space="preserve">edilmesi gerekir. İstemcinin bunu öğrenmesinin üç yolu vardır:</w:t>
+      </w:r>
+    </w:p>
+    <w:p>
+      <w:pPr>
+        <w:pStyle w:val="BodyText"/>
+      </w:pPr>
+      <w:r>
+        <w:drawing>
+          <wp:inline>
+            <wp:extent cx="5759999" cy="2377094"/>
+            <wp:effectExtent b="0" l="0" r="0" t="0"/>
+            <wp:docPr descr="Sertifika iptali: CRL, OCSP ve zımbalama karşılaştırması" title="" id="71" name="Picture"/>
+            <a:graphic>
+              <a:graphicData uri="http://schemas.openxmlformats.org/drawingml/2006/picture">
+                <pic:pic>
+                  <pic:nvPicPr>
+                    <pic:cNvPr descr="h10-04-sertifika-iptali.png" id="72" name="Picture"/>
+                    <pic:cNvPicPr>
+                      <a:picLocks noChangeArrowheads="1" noChangeAspect="1"/>
+                    </pic:cNvPicPr>
+                  </pic:nvPicPr>
+                  <pic:blipFill>
+                    <a:blip r:embed="rId70"/>
+                    <a:stretch>
+                      <a:fillRect/>
+                    </a:stretch>
+                  </pic:blipFill>
+                  <pic:spPr bwMode="auto">
+                    <a:xfrm>
+                      <a:off x="0" y="0"/>
+                      <a:ext cx="5759999" cy="2377094"/>
+                    </a:xfrm>
+                    <a:prstGeom prst="rect">
+                      <a:avLst/>
+                    </a:prstGeom>
+                    <a:noFill/>
+                    <a:ln w="9525">
+                      <a:noFill/>
+                      <a:headEnd/>
+                      <a:tailEnd/>
+                    </a:ln>
+                  </pic:spPr>
+                </pic:pic>
+              </a:graphicData>
+            </a:graphic>
+          </wp:inline>
+        </w:drawing>
       </w:r>
     </w:p>
     <w:tbl>
@@ -12201,8 +12322,8 @@
         </w:pict>
       </w:r>
     </w:p>
-    <w:bookmarkEnd w:id="67"/>
-    <w:bookmarkStart w:id="68" w:name="X724fab415a7c9757ca722fdb6473ed51d4a7a4f"/>
+    <w:bookmarkEnd w:id="73"/>
+    <w:bookmarkStart w:id="74" w:name="X724fab415a7c9757ca722fdb6473ed51d4a7a4f"/>
     <w:p>
       <w:pPr>
         <w:pStyle w:val="Heading2"/>
@@ -12989,8 +13110,8 @@
         </w:pict>
       </w:r>
     </w:p>
-    <w:bookmarkEnd w:id="68"/>
-    <w:bookmarkStart w:id="69" w:name="kuantum-sonrası-kriptografiye-bakış"/>
+    <w:bookmarkEnd w:id="74"/>
+    <w:bookmarkStart w:id="75" w:name="kuantum-sonrası-kriptografiye-bakış"/>
     <w:p>
       <w:pPr>
         <w:pStyle w:val="Heading2"/>
@@ -13258,8 +13379,8 @@
         </w:pict>
       </w:r>
     </w:p>
-    <w:bookmarkEnd w:id="69"/>
-    <w:bookmarkStart w:id="70" w:name="dönem-projesi-bu-hafta"/>
+    <w:bookmarkEnd w:id="75"/>
+    <w:bookmarkStart w:id="76" w:name="dönem-projesi-bu-hafta"/>
     <w:p>
       <w:pPr>
         <w:pStyle w:val="Heading2"/>
@@ -13458,8 +13579,8 @@
         </w:pict>
       </w:r>
     </w:p>
-    <w:bookmarkEnd w:id="70"/>
-    <w:bookmarkStart w:id="71" w:name="kendi-başına-çalış"/>
+    <w:bookmarkEnd w:id="76"/>
+    <w:bookmarkStart w:id="77" w:name="kendi-başına-çalış"/>
     <w:p>
       <w:pPr>
         <w:pStyle w:val="Heading2"/>
@@ -13932,8 +14053,8 @@
         </w:pict>
       </w:r>
     </w:p>
-    <w:bookmarkEnd w:id="71"/>
-    <w:bookmarkStart w:id="72" w:name="kendini-sınama"/>
+    <w:bookmarkEnd w:id="77"/>
+    <w:bookmarkStart w:id="78" w:name="kendini-sınama"/>
     <w:p>
       <w:pPr>
         <w:pStyle w:val="Heading2"/>
@@ -14390,8 +14511,8 @@
         </w:pict>
       </w:r>
     </w:p>
-    <w:bookmarkEnd w:id="72"/>
-    <w:bookmarkStart w:id="73" w:name="kaynaklar-ve-ileri-okuma"/>
+    <w:bookmarkEnd w:id="78"/>
+    <w:bookmarkStart w:id="79" w:name="kaynaklar-ve-ileri-okuma"/>
     <w:p>
       <w:pPr>
         <w:pStyle w:val="Heading2"/>
@@ -15174,8 +15295,8 @@
         </w:tc>
       </w:tr>
     </w:tbl>
-    <w:bookmarkEnd w:id="73"/>
-    <w:bookmarkEnd w:id="74"/>
+    <w:bookmarkEnd w:id="79"/>
+    <w:bookmarkEnd w:id="80"/>
     <w:sectPr>
       <w:headerReference r:id="rId9" w:type="default"/>
       <w:footerReference r:id="rId10" w:type="default"/>

--- a/docs/week-10/cen429-week-10-ders-notu.en.docx
+++ b/docs/week-10/cen429-week-10-ders-notu.en.docx
@@ -2,7 +2,7 @@
 <file path=word/document.xml><?xml version="1.0" encoding="utf-8"?>
 <w:document xmlns:w="http://schemas.openxmlformats.org/wordprocessingml/2006/main" xmlns:m="http://schemas.openxmlformats.org/officeDocument/2006/math" xmlns:r="http://schemas.openxmlformats.org/officeDocument/2006/relationships" xmlns:o="urn:schemas-microsoft-com:office:office" xmlns:v="urn:schemas-microsoft-com:vml" xmlns:w10="urn:schemas-microsoft-com:office:word" xmlns:a="http://schemas.openxmlformats.org/drawingml/2006/main" xmlns:pic="http://schemas.openxmlformats.org/drawingml/2006/picture" xmlns:wp="http://schemas.openxmlformats.org/drawingml/2006/wordprocessingDrawing">
   <w:body>
-    <w:bookmarkStart w:id="80" w:name="Xb453c1af0fe1cc67261921e51d334e08c344a3e"/>
+    <w:bookmarkStart w:id="104" w:name="Xb453c1af0fe1cc67261921e51d334e08c344a3e"/>
     <w:p>
       <w:pPr>
         <w:pStyle w:val="Heading1"/>
@@ -2706,7 +2706,7 @@
     </w:p>
     <w:bookmarkEnd w:id="34"/>
     <w:bookmarkEnd w:id="35"/>
-    <w:bookmarkStart w:id="39" w:name="X47c4d8a348c15ec8732a2f3c0d4b29c056fbad9"/>
+    <w:bookmarkStart w:id="42" w:name="X47c4d8a348c15ec8732a2f3c0d4b29c056fbad9"/>
     <w:p>
       <w:pPr>
         <w:pStyle w:val="Heading2"/>
@@ -2755,6 +2755,53 @@
       </w:r>
       <w:r>
         <w:t xml:space="preserve">işler; 2003’ten beri algoritmaların çoğu değiştiği için her birini güncel karşılığıyla veriyoruz.</w:t>
+      </w:r>
+    </w:p>
+    <w:p>
+      <w:pPr>
+        <w:pStyle w:val="BodyText"/>
+      </w:pPr>
+      <w:r>
+        <w:drawing>
+          <wp:inline>
+            <wp:extent cx="5759999" cy="2470728"/>
+            <wp:effectExtent b="0" l="0" r="0" t="0"/>
+            <wp:docPr descr="Simetrik ve asimetrik kriptografinin rolleri" title="" id="37" name="Picture"/>
+            <a:graphic>
+              <a:graphicData uri="http://schemas.openxmlformats.org/drawingml/2006/picture">
+                <pic:pic>
+                  <pic:nvPicPr>
+                    <pic:cNvPr descr="h10-05-simetrik-asimetrik.png" id="38" name="Picture"/>
+                    <pic:cNvPicPr>
+                      <a:picLocks noChangeArrowheads="1" noChangeAspect="1"/>
+                    </pic:cNvPicPr>
+                  </pic:nvPicPr>
+                  <pic:blipFill>
+                    <a:blip r:embed="rId36"/>
+                    <a:stretch>
+                      <a:fillRect/>
+                    </a:stretch>
+                  </pic:blipFill>
+                  <pic:spPr bwMode="auto">
+                    <a:xfrm>
+                      <a:off x="0" y="0"/>
+                      <a:ext cx="5759999" cy="2470728"/>
+                    </a:xfrm>
+                    <a:prstGeom prst="rect">
+                      <a:avLst/>
+                    </a:prstGeom>
+                    <a:noFill/>
+                    <a:ln w="9525">
+                      <a:noFill/>
+                      <a:headEnd/>
+                      <a:tailEnd/>
+                    </a:ln>
+                  </pic:spPr>
+                </pic:pic>
+              </a:graphicData>
+            </a:graphic>
+          </wp:inline>
+        </w:drawing>
       </w:r>
     </w:p>
     <w:p>
@@ -3066,7 +3113,7 @@
         <w:t xml:space="preserve">Bu haftanın tüm kuralları (doğru kip, doğru dolgu, zincir doğrulama, iptal) bu çizginin acı derslerinden çıkmıştır.</w:t>
       </w:r>
     </w:p>
-    <w:bookmarkStart w:id="36" w:name="beş-temel-iş-beş-araç-ailesi"/>
+    <w:bookmarkStart w:id="39" w:name="beş-temel-iş-beş-araç-ailesi"/>
     <w:p>
       <w:pPr>
         <w:pStyle w:val="Heading3"/>
@@ -3406,8 +3453,8 @@
         </w:tc>
       </w:tr>
     </w:tbl>
-    <w:bookmarkEnd w:id="36"/>
-    <w:bookmarkStart w:id="37" w:name="anahtar-uzunluğu-güvenlik-düzeyi"/>
+    <w:bookmarkEnd w:id="39"/>
+    <w:bookmarkStart w:id="40" w:name="anahtar-uzunluğu-güvenlik-düzeyi"/>
     <w:p>
       <w:pPr>
         <w:pStyle w:val="Heading3"/>
@@ -3894,8 +3941,8 @@
         <w:t xml:space="preserve">algoritmaların kendisidir.</w:t>
       </w:r>
     </w:p>
-    <w:bookmarkEnd w:id="37"/>
-    <w:bookmarkStart w:id="38" w:name="Xa54182dd8a99a0bc1ab6fd568d653bbeb750ea0"/>
+    <w:bookmarkEnd w:id="40"/>
+    <w:bookmarkStart w:id="41" w:name="Xa54182dd8a99a0bc1ab6fd568d653bbeb750ea0"/>
     <w:p>
       <w:pPr>
         <w:pStyle w:val="Heading3"/>
@@ -3953,9 +4000,9 @@
         </w:pict>
       </w:r>
     </w:p>
-    <w:bookmarkEnd w:id="38"/>
-    <w:bookmarkEnd w:id="39"/>
-    <w:bookmarkStart w:id="41" w:name="X3bb5fa96356dba327c969b5a7ec1e80f00cc271"/>
+    <w:bookmarkEnd w:id="41"/>
+    <w:bookmarkEnd w:id="42"/>
+    <w:bookmarkStart w:id="50" w:name="X3bb5fa96356dba327c969b5a7ec1e80f00cc271"/>
     <w:p>
       <w:pPr>
         <w:pStyle w:val="Heading2"/>
@@ -4013,959 +4060,27 @@
         <w:t xml:space="preserve">önemlidir; 3. haftadaki ECB penguenini hatırlayın.</w:t>
       </w:r>
     </w:p>
-    <w:tbl>
-      <w:tblPr>
-        <w:tblStyle w:val="Table"/>
-        <w:tblW w:type="pct" w:w="5000"/>
-        <w:tblLayout w:type="fixed"/>
-        <w:tblLook w:firstRow="1" w:lastRow="0" w:firstColumn="0" w:lastColumn="0" w:noHBand="0" w:noVBand="0" w:val="0020"/>
-      </w:tblPr>
-      <w:tblGrid>
-        <w:gridCol w:w="1131"/>
-        <w:gridCol w:w="1131"/>
-        <w:gridCol w:w="1131"/>
-        <w:gridCol w:w="1131"/>
-        <w:gridCol w:w="1131"/>
-        <w:gridCol w:w="1131"/>
-        <w:gridCol w:w="1131"/>
-      </w:tblGrid>
-      <w:tr>
-        <w:trPr>
-          <w:tblHeader w:val="on"/>
-        </w:trPr>
-        <w:tc>
-          <w:tcPr/>
-          <w:p>
-            <w:pPr>
-              <w:pStyle w:val="Compact"/>
-            </w:pPr>
-            <w:r>
-              <w:t xml:space="preserve">Kip</w:t>
-            </w:r>
-          </w:p>
-        </w:tc>
-        <w:tc>
-          <w:tcPr/>
-          <w:p>
-            <w:pPr>
-              <w:pStyle w:val="Compact"/>
-            </w:pPr>
-            <w:r>
-              <w:t xml:space="preserve">Nasıl çalışır?</w:t>
-            </w:r>
-          </w:p>
-        </w:tc>
-        <w:tc>
-          <w:tcPr/>
-          <w:p>
-            <w:pPr>
-              <w:pStyle w:val="Compact"/>
-              <w:jc w:val="center"/>
-            </w:pPr>
-            <w:r>
-              <w:t xml:space="preserve">Gizlilik</w:t>
-            </w:r>
-          </w:p>
-        </w:tc>
-        <w:tc>
-          <w:tcPr/>
-          <w:p>
-            <w:pPr>
-              <w:pStyle w:val="Compact"/>
-              <w:jc w:val="center"/>
-            </w:pPr>
-            <w:r>
-              <w:t xml:space="preserve">Bütünlük</w:t>
-            </w:r>
-          </w:p>
-        </w:tc>
-        <w:tc>
-          <w:tcPr/>
-          <w:p>
-            <w:pPr>
-              <w:pStyle w:val="Compact"/>
-              <w:jc w:val="center"/>
-            </w:pPr>
-            <w:r>
-              <w:t xml:space="preserve">Paralel</w:t>
-            </w:r>
-          </w:p>
-        </w:tc>
-        <w:tc>
-          <w:tcPr/>
-          <w:p>
-            <w:pPr>
-              <w:pStyle w:val="Compact"/>
-              <w:jc w:val="center"/>
-            </w:pPr>
-            <w:r>
-              <w:t xml:space="preserve">Dolgu</w:t>
-            </w:r>
-          </w:p>
-        </w:tc>
-        <w:tc>
-          <w:tcPr/>
-          <w:p>
-            <w:pPr>
-              <w:pStyle w:val="Compact"/>
-            </w:pPr>
-            <w:r>
-              <w:t xml:space="preserve">Değerlendirme</w:t>
-            </w:r>
-          </w:p>
-        </w:tc>
-      </w:tr>
-      <w:tr>
-        <w:tc>
-          <w:tcPr/>
-          <w:p>
-            <w:pPr>
-              <w:pStyle w:val="Compact"/>
-            </w:pPr>
-            <w:r>
-              <w:rPr>
-                <w:b/>
-                <w:bCs/>
-              </w:rPr>
-              <w:t xml:space="preserve">ECB</w:t>
-            </w:r>
-          </w:p>
-        </w:tc>
-        <w:tc>
-          <w:tcPr/>
-          <w:p>
-            <w:pPr>
-              <w:pStyle w:val="Compact"/>
-            </w:pPr>
-            <w:r>
-              <w:t xml:space="preserve">Her blok bağımsız şifrelenir</w:t>
-            </w:r>
-          </w:p>
-        </w:tc>
-        <w:tc>
-          <w:tcPr/>
-          <w:p>
-            <w:pPr>
-              <w:pStyle w:val="Compact"/>
-              <w:jc w:val="center"/>
-            </w:pPr>
-            <w:r>
-              <w:t xml:space="preserve">✗ (desen sızar)</w:t>
-            </w:r>
-          </w:p>
-        </w:tc>
-        <w:tc>
-          <w:tcPr/>
-          <w:p>
-            <w:pPr>
-              <w:pStyle w:val="Compact"/>
-              <w:jc w:val="center"/>
-            </w:pPr>
-            <w:r>
-              <w:t xml:space="preserve">✗</w:t>
-            </w:r>
-          </w:p>
-        </w:tc>
-        <w:tc>
-          <w:tcPr/>
-          <w:p>
-            <w:pPr>
-              <w:pStyle w:val="Compact"/>
-              <w:jc w:val="center"/>
-            </w:pPr>
-            <w:r>
-              <w:t xml:space="preserve">✓</w:t>
-            </w:r>
-          </w:p>
-        </w:tc>
-        <w:tc>
-          <w:tcPr/>
-          <w:p>
-            <w:pPr>
-              <w:pStyle w:val="Compact"/>
-              <w:jc w:val="center"/>
-            </w:pPr>
-            <w:r>
-              <w:t xml:space="preserve">Gerekir</w:t>
-            </w:r>
-          </w:p>
-        </w:tc>
-        <w:tc>
-          <w:tcPr/>
-          <w:p>
-            <w:pPr>
-              <w:pStyle w:val="Compact"/>
-            </w:pPr>
-            <w:r>
-              <w:rPr>
-                <w:b/>
-                <w:bCs/>
-              </w:rPr>
-              <w:t xml:space="preserve">Kullanmayın</w:t>
-            </w:r>
-          </w:p>
-        </w:tc>
-      </w:tr>
-      <w:tr>
-        <w:tc>
-          <w:tcPr/>
-          <w:p>
-            <w:pPr>
-              <w:pStyle w:val="Compact"/>
-            </w:pPr>
-            <w:r>
-              <w:rPr>
-                <w:b/>
-                <w:bCs/>
-              </w:rPr>
-              <w:t xml:space="preserve">CBC</w:t>
-            </w:r>
-          </w:p>
-        </w:tc>
-        <w:tc>
-          <w:tcPr/>
-          <w:p>
-            <w:pPr>
-              <w:pStyle w:val="Compact"/>
-            </w:pPr>
-            <w:r>
-              <w:t xml:space="preserve">Her blok önceki şifreli blokla XOR’lanır</w:t>
-            </w:r>
-          </w:p>
-        </w:tc>
-        <w:tc>
-          <w:tcPr/>
-          <w:p>
-            <w:pPr>
-              <w:pStyle w:val="Compact"/>
-              <w:jc w:val="center"/>
-            </w:pPr>
-            <w:r>
-              <w:t xml:space="preserve">✓ (IV tahmin edilemezse)</w:t>
-            </w:r>
-          </w:p>
-        </w:tc>
-        <w:tc>
-          <w:tcPr/>
-          <w:p>
-            <w:pPr>
-              <w:pStyle w:val="Compact"/>
-              <w:jc w:val="center"/>
-            </w:pPr>
-            <w:r>
-              <w:t xml:space="preserve">✗</w:t>
-            </w:r>
-          </w:p>
-        </w:tc>
-        <w:tc>
-          <w:tcPr/>
-          <w:p>
-            <w:pPr>
-              <w:pStyle w:val="Compact"/>
-              <w:jc w:val="center"/>
-            </w:pPr>
-            <w:r>
-              <w:t xml:space="preserve">Yalnız çözme</w:t>
-            </w:r>
-          </w:p>
-        </w:tc>
-        <w:tc>
-          <w:tcPr/>
-          <w:p>
-            <w:pPr>
-              <w:pStyle w:val="Compact"/>
-              <w:jc w:val="center"/>
-            </w:pPr>
-            <w:r>
-              <w:t xml:space="preserve">Gerekir</w:t>
-            </w:r>
-          </w:p>
-        </w:tc>
-        <w:tc>
-          <w:tcPr/>
-          <w:p>
-            <w:pPr>
-              <w:pStyle w:val="Compact"/>
-            </w:pPr>
-            <w:r>
-              <w:t xml:space="preserve">Ayrı MAC ile; dolgu kâhinine dikkat</w:t>
-            </w:r>
-          </w:p>
-        </w:tc>
-      </w:tr>
-      <w:tr>
-        <w:tc>
-          <w:tcPr/>
-          <w:p>
-            <w:pPr>
-              <w:pStyle w:val="Compact"/>
-            </w:pPr>
-            <w:r>
-              <w:rPr>
-                <w:b/>
-                <w:bCs/>
-              </w:rPr>
-              <w:t xml:space="preserve">CTR</w:t>
-            </w:r>
-          </w:p>
-        </w:tc>
-        <w:tc>
-          <w:tcPr/>
-          <w:p>
-            <w:pPr>
-              <w:pStyle w:val="Compact"/>
-            </w:pPr>
-            <w:r>
-              <w:t xml:space="preserve">Sayaç şifrelenip anahtar akışı üretilir</w:t>
-            </w:r>
-          </w:p>
-        </w:tc>
-        <w:tc>
-          <w:tcPr/>
-          <w:p>
-            <w:pPr>
-              <w:pStyle w:val="Compact"/>
-              <w:jc w:val="center"/>
-            </w:pPr>
-            <w:r>
-              <w:t xml:space="preserve">✓ (nonce benzersizse)</w:t>
-            </w:r>
-          </w:p>
-        </w:tc>
-        <w:tc>
-          <w:tcPr/>
-          <w:p>
-            <w:pPr>
-              <w:pStyle w:val="Compact"/>
-              <w:jc w:val="center"/>
-            </w:pPr>
-            <w:r>
-              <w:t xml:space="preserve">✗</w:t>
-            </w:r>
-          </w:p>
-        </w:tc>
-        <w:tc>
-          <w:tcPr/>
-          <w:p>
-            <w:pPr>
-              <w:pStyle w:val="Compact"/>
-              <w:jc w:val="center"/>
-            </w:pPr>
-            <w:r>
-              <w:t xml:space="preserve">✓</w:t>
-            </w:r>
-          </w:p>
-        </w:tc>
-        <w:tc>
-          <w:tcPr/>
-          <w:p>
-            <w:pPr>
-              <w:pStyle w:val="Compact"/>
-              <w:jc w:val="center"/>
-            </w:pPr>
-            <w:r>
-              <w:t xml:space="preserve">Gerekmez</w:t>
-            </w:r>
-          </w:p>
-        </w:tc>
-        <w:tc>
-          <w:tcPr/>
-          <w:p>
-            <w:pPr>
-              <w:pStyle w:val="Compact"/>
-            </w:pPr>
-            <w:r>
-              <w:t xml:space="preserve">Ayrı MAC ile</w:t>
-            </w:r>
-          </w:p>
-        </w:tc>
-      </w:tr>
-      <w:tr>
-        <w:tc>
-          <w:tcPr/>
-          <w:p>
-            <w:pPr>
-              <w:pStyle w:val="Compact"/>
-            </w:pPr>
-            <w:r>
-              <w:rPr>
-                <w:b/>
-                <w:bCs/>
-              </w:rPr>
-              <w:t xml:space="preserve">GCM</w:t>
-            </w:r>
-          </w:p>
-        </w:tc>
-        <w:tc>
-          <w:tcPr/>
-          <w:p>
-            <w:pPr>
-              <w:pStyle w:val="Compact"/>
-            </w:pPr>
-            <w:r>
-              <w:t xml:space="preserve">CTR + çarpım tabanlı kimlik doğrulama</w:t>
-            </w:r>
-          </w:p>
-        </w:tc>
-        <w:tc>
-          <w:tcPr/>
-          <w:p>
-            <w:pPr>
-              <w:pStyle w:val="Compact"/>
-              <w:jc w:val="center"/>
-            </w:pPr>
-            <w:r>
-              <w:t xml:space="preserve">✓</w:t>
-            </w:r>
-          </w:p>
-        </w:tc>
-        <w:tc>
-          <w:tcPr/>
-          <w:p>
-            <w:pPr>
-              <w:pStyle w:val="Compact"/>
-              <w:jc w:val="center"/>
-            </w:pPr>
-            <w:r>
-              <w:t xml:space="preserve">✓</w:t>
-            </w:r>
-          </w:p>
-        </w:tc>
-        <w:tc>
-          <w:tcPr/>
-          <w:p>
-            <w:pPr>
-              <w:pStyle w:val="Compact"/>
-              <w:jc w:val="center"/>
-            </w:pPr>
-            <w:r>
-              <w:t xml:space="preserve">✓</w:t>
-            </w:r>
-          </w:p>
-        </w:tc>
-        <w:tc>
-          <w:tcPr/>
-          <w:p>
-            <w:pPr>
-              <w:pStyle w:val="Compact"/>
-              <w:jc w:val="center"/>
-            </w:pPr>
-            <w:r>
-              <w:t xml:space="preserve">Gerekmez</w:t>
-            </w:r>
-          </w:p>
-        </w:tc>
-        <w:tc>
-          <w:tcPr/>
-          <w:p>
-            <w:pPr>
-              <w:pStyle w:val="Compact"/>
-            </w:pPr>
-            <w:r>
-              <w:rPr>
-                <w:b/>
-                <w:bCs/>
-              </w:rPr>
-              <w:t xml:space="preserve">Önerilen</w:t>
-            </w:r>
-            <w:r>
-              <w:t xml:space="preserve"> </w:t>
-            </w:r>
-            <w:r>
-              <w:t xml:space="preserve">(AEAD)</w:t>
-            </w:r>
-          </w:p>
-        </w:tc>
-      </w:tr>
-      <w:tr>
-        <w:tc>
-          <w:tcPr/>
-          <w:p>
-            <w:pPr>
-              <w:pStyle w:val="Compact"/>
-            </w:pPr>
-            <w:r>
-              <w:rPr>
-                <w:b/>
-                <w:bCs/>
-              </w:rPr>
-              <w:t xml:space="preserve">ChaCha20-Poly1305</w:t>
-            </w:r>
-          </w:p>
-        </w:tc>
-        <w:tc>
-          <w:tcPr/>
-          <w:p>
-            <w:pPr>
-              <w:pStyle w:val="Compact"/>
-            </w:pPr>
-            <w:r>
-              <w:t xml:space="preserve">Akış şifresi + Poly1305 MAC</w:t>
-            </w:r>
-          </w:p>
-        </w:tc>
-        <w:tc>
-          <w:tcPr/>
-          <w:p>
-            <w:pPr>
-              <w:pStyle w:val="Compact"/>
-              <w:jc w:val="center"/>
-            </w:pPr>
-            <w:r>
-              <w:t xml:space="preserve">✓</w:t>
-            </w:r>
-          </w:p>
-        </w:tc>
-        <w:tc>
-          <w:tcPr/>
-          <w:p>
-            <w:pPr>
-              <w:pStyle w:val="Compact"/>
-              <w:jc w:val="center"/>
-            </w:pPr>
-            <w:r>
-              <w:t xml:space="preserve">✓</w:t>
-            </w:r>
-          </w:p>
-        </w:tc>
-        <w:tc>
-          <w:tcPr/>
-          <w:p>
-            <w:pPr>
-              <w:pStyle w:val="Compact"/>
-              <w:jc w:val="center"/>
-            </w:pPr>
-            <w:r>
-              <w:t xml:space="preserve">✓</w:t>
-            </w:r>
-          </w:p>
-        </w:tc>
-        <w:tc>
-          <w:tcPr/>
-          <w:p>
-            <w:pPr>
-              <w:pStyle w:val="Compact"/>
-              <w:jc w:val="center"/>
-            </w:pPr>
-            <w:r>
-              <w:t xml:space="preserve">Gerekmez</w:t>
-            </w:r>
-          </w:p>
-        </w:tc>
-        <w:tc>
-          <w:tcPr/>
-          <w:p>
-            <w:pPr>
-              <w:pStyle w:val="Compact"/>
-            </w:pPr>
-            <w:r>
-              <w:rPr>
-                <w:b/>
-                <w:bCs/>
-              </w:rPr>
-              <w:t xml:space="preserve">Önerilen</w:t>
-            </w:r>
-            <w:r>
-              <w:t xml:space="preserve">; AES donanım desteği olmayan cihazlarda hızlı</w:t>
-            </w:r>
-          </w:p>
-        </w:tc>
-      </w:tr>
-    </w:tbl>
-    <w:bookmarkStart w:id="40" w:name="dolgu-ve-dolgu-kâhini"/>
-    <w:p>
-      <w:pPr>
-        <w:pStyle w:val="Heading3"/>
-      </w:pPr>
-      <w:r>
-        <w:t xml:space="preserve">Dolgu ve dolgu kâhini</w:t>
-      </w:r>
-    </w:p>
-    <w:p>
-      <w:pPr>
-        <w:pStyle w:val="FirstParagraph"/>
-      </w:pPr>
-      <w:r>
-        <w:t xml:space="preserve">ECB ve CBC, mesaj uzunluğunun blok boyutunun katı olmasını ister; eksik kısım</w:t>
-      </w:r>
-      <w:r>
-        <w:t xml:space="preserve"> </w:t>
-      </w:r>
-      <w:r>
-        <w:rPr>
-          <w:b/>
-          <w:bCs/>
-        </w:rPr>
-        <w:t xml:space="preserve">dolgu</w:t>
-      </w:r>
-      <w:r>
-        <w:t xml:space="preserve"> </w:t>
-      </w:r>
-      <w:r>
-        <w:t xml:space="preserve">ile tamamlanır. En yaygın</w:t>
-      </w:r>
-      <w:r>
-        <w:t xml:space="preserve"> </w:t>
-      </w:r>
-      <w:r>
-        <w:t xml:space="preserve">dolgu PKCS#7’dir: eksik bayt sayısı</w:t>
-      </w:r>
-      <w:r>
-        <w:t xml:space="preserve"> </w:t>
-      </w:r>
-      <w:r>
-        <w:rPr>
-          <w:rStyle w:val="VerbatimChar"/>
-        </w:rPr>
-        <w:t xml:space="preserve">n</w:t>
-      </w:r>
-      <w:r>
-        <w:t xml:space="preserve"> </w:t>
-      </w:r>
-      <w:r>
-        <w:t xml:space="preserve">ise,</w:t>
-      </w:r>
-      <w:r>
-        <w:t xml:space="preserve"> </w:t>
-      </w:r>
-      <w:r>
-        <w:rPr>
-          <w:rStyle w:val="VerbatimChar"/>
-        </w:rPr>
-        <w:t xml:space="preserve">n</w:t>
-      </w:r>
-      <w:r>
-        <w:t xml:space="preserve"> </w:t>
-      </w:r>
-      <w:r>
-        <w:t xml:space="preserve">adet</w:t>
-      </w:r>
-      <w:r>
-        <w:t xml:space="preserve"> </w:t>
-      </w:r>
-      <w:r>
-        <w:rPr>
-          <w:rStyle w:val="VerbatimChar"/>
-        </w:rPr>
-        <w:t xml:space="preserve">n</w:t>
-      </w:r>
-      <w:r>
-        <w:t xml:space="preserve"> </w:t>
-      </w:r>
-      <w:r>
-        <w:t xml:space="preserve">değerli bayt eklenir (ör. 3 bayt eksikse</w:t>
-      </w:r>
-      <w:r>
-        <w:t xml:space="preserve"> </w:t>
-      </w:r>
-      <w:r>
-        <w:rPr>
-          <w:rStyle w:val="VerbatimChar"/>
-        </w:rPr>
-        <w:t xml:space="preserve">03 03 03</w:t>
-      </w:r>
-      <w:r>
-        <w:t xml:space="preserve">). Çözen</w:t>
-      </w:r>
-      <w:r>
-        <w:t xml:space="preserve"> </w:t>
-      </w:r>
-      <w:r>
-        <w:t xml:space="preserve">taraf son baytı okuyup o kadar baytı atar; ama önce dolgunun</w:t>
-      </w:r>
-      <w:r>
-        <w:t xml:space="preserve"> </w:t>
-      </w:r>
-      <w:r>
-        <w:rPr>
-          <w:b/>
-          <w:bCs/>
-        </w:rPr>
-        <w:t xml:space="preserve">geçerli</w:t>
-      </w:r>
-      <w:r>
-        <w:t xml:space="preserve"> </w:t>
-      </w:r>
-      <w:r>
-        <w:t xml:space="preserve">olup olmadığını denetler.</w:t>
-      </w:r>
-    </w:p>
     <w:p>
       <w:pPr>
         <w:pStyle w:val="BodyText"/>
-      </w:pPr>
-      <w:r>
-        <w:t xml:space="preserve">Sorun burada başlar: çözme hatası</w:t>
-      </w:r>
-      <w:r>
-        <w:t xml:space="preserve"> </w:t>
-      </w:r>
-      <w:r>
-        <w:t xml:space="preserve">“dolgu geçersiz”</w:t>
-      </w:r>
-      <w:r>
-        <w:t xml:space="preserve"> </w:t>
-      </w:r>
-      <w:r>
-        <w:t xml:space="preserve">ve</w:t>
-      </w:r>
-      <w:r>
-        <w:t xml:space="preserve"> </w:t>
-      </w:r>
-      <w:r>
-        <w:t xml:space="preserve">“MAC geçersiz”</w:t>
-      </w:r>
-      <w:r>
-        <w:t xml:space="preserve"> </w:t>
-      </w:r>
-      <w:r>
-        <w:t xml:space="preserve">olarak</w:t>
-      </w:r>
-      <w:r>
-        <w:t xml:space="preserve"> </w:t>
-      </w:r>
-      <w:r>
-        <w:rPr>
-          <w:b/>
-          <w:bCs/>
-        </w:rPr>
-        <w:t xml:space="preserve">ayırt edilebiliyorsa</w:t>
-      </w:r>
-      <w:r>
-        <w:t xml:space="preserve"> </w:t>
-      </w:r>
-      <w:r>
-        <w:t xml:space="preserve">(farklı hata</w:t>
-      </w:r>
-      <w:r>
-        <w:t xml:space="preserve"> </w:t>
-      </w:r>
-      <w:r>
-        <w:t xml:space="preserve">iletisi, farklı yanıt süresi), saldırgan şifreli metnin baytlarını değiştirip sunucunun tepkisini gözleyerek mesajı</w:t>
-      </w:r>
-      <w:r>
-        <w:t xml:space="preserve"> </w:t>
-      </w:r>
-      <w:r>
-        <w:t xml:space="preserve">bayt bayt çözebilir. Buna</w:t>
-      </w:r>
-      <w:r>
-        <w:t xml:space="preserve"> </w:t>
-      </w:r>
-      <w:r>
-        <w:rPr>
-          <w:b/>
-          <w:bCs/>
-        </w:rPr>
-        <w:t xml:space="preserve">dolgu kâhini</w:t>
-      </w:r>
-      <w:r>
-        <w:t xml:space="preserve"> </w:t>
-      </w:r>
-      <w:r>
-        <w:t xml:space="preserve">(padding oracle) saldırısı denir; 2002’de tanımlandı, sonraki yıllarda web</w:t>
-      </w:r>
-      <w:r>
-        <w:t xml:space="preserve"> </w:t>
-      </w:r>
-      <w:r>
-        <w:t xml:space="preserve">çerçevelerinde ve TLS’te (POODLE, Lucky Thirteen) tekrar tekrar karşımıza çıktı.</w:t>
-      </w:r>
-    </w:p>
-    <w:p>
-      <w:pPr>
-        <w:pStyle w:val="BodyText"/>
-      </w:pPr>
-      <w:r>
-        <w:t xml:space="preserve">Savunmalar:</w:t>
-      </w:r>
-    </w:p>
-    <w:p>
-      <w:pPr>
-        <w:pStyle w:val="Compact"/>
-        <w:numPr>
-          <w:ilvl w:val="0"/>
-          <w:numId w:val="1017"/>
-        </w:numPr>
-      </w:pPr>
-      <w:r>
-        <w:rPr>
-          <w:b/>
-          <w:bCs/>
-        </w:rPr>
-        <w:t xml:space="preserve">AEAD kullanın</w:t>
-      </w:r>
-      <w:r>
-        <w:t xml:space="preserve"> </w:t>
-      </w:r>
-      <w:r>
-        <w:t xml:space="preserve">(GCM, ChaCha20-Poly1305): dolgu yoktur, etiket tutmazsa hiçbir şey çözülmez.</w:t>
-      </w:r>
-    </w:p>
-    <w:p>
-      <w:pPr>
-        <w:pStyle w:val="Compact"/>
-        <w:numPr>
-          <w:ilvl w:val="0"/>
-          <w:numId w:val="1017"/>
-        </w:numPr>
-      </w:pPr>
-      <w:r>
-        <w:t xml:space="preserve">CBC zorunluysa</w:t>
-      </w:r>
-      <w:r>
-        <w:t xml:space="preserve"> </w:t>
-      </w:r>
-      <w:r>
-        <w:rPr>
-          <w:b/>
-          <w:bCs/>
-        </w:rPr>
-        <w:t xml:space="preserve">önce şifrele, sonra MAC’le</w:t>
-      </w:r>
-      <w:r>
-        <w:t xml:space="preserve"> </w:t>
-      </w:r>
-      <w:r>
-        <w:t xml:space="preserve">(bir sonraki bölüm) ve MAC’i</w:t>
-      </w:r>
-      <w:r>
-        <w:t xml:space="preserve"> </w:t>
-      </w:r>
-      <w:r>
-        <w:rPr>
-          <w:b/>
-          <w:bCs/>
-        </w:rPr>
-        <w:t xml:space="preserve">dolguyu denetlemeden önce</w:t>
-      </w:r>
-      <w:r>
-        <w:t xml:space="preserve"> </w:t>
-      </w:r>
-      <w:r>
-        <w:t xml:space="preserve">doğrulayın.</w:t>
-      </w:r>
-    </w:p>
-    <w:p>
-      <w:pPr>
-        <w:pStyle w:val="Compact"/>
-        <w:numPr>
-          <w:ilvl w:val="0"/>
-          <w:numId w:val="1017"/>
-        </w:numPr>
-      </w:pPr>
-      <w:r>
-        <w:t xml:space="preserve">Bütün çözme hatalarını</w:t>
-      </w:r>
-      <w:r>
-        <w:t xml:space="preserve"> </w:t>
-      </w:r>
-      <w:r>
-        <w:rPr>
-          <w:b/>
-          <w:bCs/>
-        </w:rPr>
-        <w:t xml:space="preserve">tek ve aynı</w:t>
-      </w:r>
-      <w:r>
-        <w:t xml:space="preserve"> </w:t>
-      </w:r>
-      <w:r>
-        <w:t xml:space="preserve">hata olarak, aynı sürede döndürün.</w:t>
-      </w:r>
-    </w:p>
-    <w:p>
-      <w:pPr>
-        <w:pStyle w:val="BlockText"/>
-      </w:pPr>
-      <w:r>
-        <w:rPr>
-          <w:b/>
-          <w:bCs/>
-        </w:rPr>
-        <w:t xml:space="preserve">Sahada nasıl uygulanır?</w:t>
-      </w:r>
-    </w:p>
-    <w:p>
-      <w:pPr>
-        <w:pStyle w:val="BlockText"/>
-      </w:pPr>
-      <w:r>
-        <w:t xml:space="preserve">Sertifikasyondan geçmiş bir mobil ödeme kütüphanesinin algoritma envanterinde AES’in CBC ve CTR kiplerinde, ayrı bir</w:t>
-      </w:r>
-      <w:r>
-        <w:t xml:space="preserve"> </w:t>
-      </w:r>
-      <w:r>
-        <w:t xml:space="preserve">SHA-256 tabanlı MAC ile kullanıldığı görülür; ödeme şemalarının kriptogram hesabı için ise ISO/IEC 9797-1’e dayanan,</w:t>
-      </w:r>
-      <w:r>
-        <w:t xml:space="preserve"> </w:t>
-      </w:r>
-      <w:r>
-        <w:t xml:space="preserve">DES tabanlı bir MAC algoritması (şemaların belirlediği dolgu yöntemleriyle) kullanılır. Bu seçimler, uyulması gereken</w:t>
-      </w:r>
-      <w:r>
-        <w:t xml:space="preserve"> </w:t>
-      </w:r>
-      <w:r>
-        <w:t xml:space="preserve">şema belirtimlerinden gelir. Şemanın belirlemediği iç iletişimde ise bugün AEAD tercih edilir (3. haftadaki eleştirel</w:t>
-      </w:r>
-      <w:r>
-        <w:t xml:space="preserve"> </w:t>
-      </w:r>
-      <w:r>
-        <w:t xml:space="preserve">okuma).</w:t>
-      </w:r>
-    </w:p>
-    <w:p>
-      <w:r>
-        <w:pict>
-          <v:rect style="width:0;height:1.5pt" o:hralign="center" o:hrstd="t" o:hr="t"/>
-        </w:pict>
-      </w:r>
-    </w:p>
-    <w:bookmarkEnd w:id="40"/>
-    <w:bookmarkEnd w:id="41"/>
-    <w:bookmarkStart w:id="48" w:name="Xcd5a4b84a9eaf432e3b249b3d62274aea95c2c7"/>
-    <w:p>
-      <w:pPr>
-        <w:pStyle w:val="Heading2"/>
-      </w:pPr>
-      <w:r>
-        <w:t xml:space="preserve">3. MAC, HMAC ve şifreleme ile bütünlüğün birleştirilmesi (Tarif 6.4, 6.10, 6.18, 6.21)</w:t>
-      </w:r>
-    </w:p>
-    <w:bookmarkStart w:id="45" w:name="hmac-nasıl-çalışır"/>
-    <w:p>
-      <w:pPr>
-        <w:pStyle w:val="Heading3"/>
-      </w:pPr>
-      <w:r>
-        <w:t xml:space="preserve">HMAC nasıl çalışır?</w:t>
-      </w:r>
-    </w:p>
-    <w:p>
-      <w:pPr>
-        <w:pStyle w:val="FirstParagraph"/>
       </w:pPr>
       <w:r>
         <w:drawing>
           <wp:inline>
             <wp:extent cx="5759999" cy="2283460"/>
             <wp:effectExtent b="0" l="0" r="0" t="0"/>
-            <wp:docPr descr="Encrypt-then-MAC sırası ve doğrulamadan önce çözmeme kuralı" title="" id="43" name="Picture"/>
+            <wp:docPr descr="Nonce tekrarının sonuçları" title="" id="44" name="Picture"/>
             <a:graphic>
               <a:graphicData uri="http://schemas.openxmlformats.org/drawingml/2006/picture">
                 <pic:pic>
                   <pic:nvPicPr>
-                    <pic:cNvPr descr="h10-01-encrypt-then-mac.png" id="44" name="Picture"/>
+                    <pic:cNvPr descr="h10-07-nonce-tekrari.png" id="45" name="Picture"/>
                     <pic:cNvPicPr>
                       <a:picLocks noChangeArrowheads="1" noChangeAspect="1"/>
                     </pic:cNvPicPr>
                   </pic:nvPicPr>
                   <pic:blipFill>
-                    <a:blip r:embed="rId42"/>
+                    <a:blip r:embed="rId43"/>
                     <a:stretch>
                       <a:fillRect/>
                     </a:stretch>
@@ -4997,6 +4112,1079 @@
         <w:pStyle w:val="BodyText"/>
       </w:pPr>
       <w:r>
+        <w:drawing>
+          <wp:inline>
+            <wp:extent cx="5759999" cy="2470728"/>
+            <wp:effectExtent b="0" l="0" r="0" t="0"/>
+            <wp:docPr descr="ECB kipinin desen sızdırması" title="" id="47" name="Picture"/>
+            <a:graphic>
+              <a:graphicData uri="http://schemas.openxmlformats.org/drawingml/2006/picture">
+                <pic:pic>
+                  <pic:nvPicPr>
+                    <pic:cNvPr descr="h10-06-ecb.png" id="48" name="Picture"/>
+                    <pic:cNvPicPr>
+                      <a:picLocks noChangeArrowheads="1" noChangeAspect="1"/>
+                    </pic:cNvPicPr>
+                  </pic:nvPicPr>
+                  <pic:blipFill>
+                    <a:blip r:embed="rId46"/>
+                    <a:stretch>
+                      <a:fillRect/>
+                    </a:stretch>
+                  </pic:blipFill>
+                  <pic:spPr bwMode="auto">
+                    <a:xfrm>
+                      <a:off x="0" y="0"/>
+                      <a:ext cx="5759999" cy="2470728"/>
+                    </a:xfrm>
+                    <a:prstGeom prst="rect">
+                      <a:avLst/>
+                    </a:prstGeom>
+                    <a:noFill/>
+                    <a:ln w="9525">
+                      <a:noFill/>
+                      <a:headEnd/>
+                      <a:tailEnd/>
+                    </a:ln>
+                  </pic:spPr>
+                </pic:pic>
+              </a:graphicData>
+            </a:graphic>
+          </wp:inline>
+        </w:drawing>
+      </w:r>
+    </w:p>
+    <w:tbl>
+      <w:tblPr>
+        <w:tblStyle w:val="Table"/>
+        <w:tblW w:type="pct" w:w="5000"/>
+        <w:tblLayout w:type="fixed"/>
+        <w:tblLook w:firstRow="1" w:lastRow="0" w:firstColumn="0" w:lastColumn="0" w:noHBand="0" w:noVBand="0" w:val="0020"/>
+      </w:tblPr>
+      <w:tblGrid>
+        <w:gridCol w:w="1131"/>
+        <w:gridCol w:w="1131"/>
+        <w:gridCol w:w="1131"/>
+        <w:gridCol w:w="1131"/>
+        <w:gridCol w:w="1131"/>
+        <w:gridCol w:w="1131"/>
+        <w:gridCol w:w="1131"/>
+      </w:tblGrid>
+      <w:tr>
+        <w:trPr>
+          <w:tblHeader w:val="on"/>
+        </w:trPr>
+        <w:tc>
+          <w:tcPr/>
+          <w:p>
+            <w:pPr>
+              <w:pStyle w:val="Compact"/>
+            </w:pPr>
+            <w:r>
+              <w:t xml:space="preserve">Kip</w:t>
+            </w:r>
+          </w:p>
+        </w:tc>
+        <w:tc>
+          <w:tcPr/>
+          <w:p>
+            <w:pPr>
+              <w:pStyle w:val="Compact"/>
+            </w:pPr>
+            <w:r>
+              <w:t xml:space="preserve">Nasıl çalışır?</w:t>
+            </w:r>
+          </w:p>
+        </w:tc>
+        <w:tc>
+          <w:tcPr/>
+          <w:p>
+            <w:pPr>
+              <w:pStyle w:val="Compact"/>
+              <w:jc w:val="center"/>
+            </w:pPr>
+            <w:r>
+              <w:t xml:space="preserve">Gizlilik</w:t>
+            </w:r>
+          </w:p>
+        </w:tc>
+        <w:tc>
+          <w:tcPr/>
+          <w:p>
+            <w:pPr>
+              <w:pStyle w:val="Compact"/>
+              <w:jc w:val="center"/>
+            </w:pPr>
+            <w:r>
+              <w:t xml:space="preserve">Bütünlük</w:t>
+            </w:r>
+          </w:p>
+        </w:tc>
+        <w:tc>
+          <w:tcPr/>
+          <w:p>
+            <w:pPr>
+              <w:pStyle w:val="Compact"/>
+              <w:jc w:val="center"/>
+            </w:pPr>
+            <w:r>
+              <w:t xml:space="preserve">Paralel</w:t>
+            </w:r>
+          </w:p>
+        </w:tc>
+        <w:tc>
+          <w:tcPr/>
+          <w:p>
+            <w:pPr>
+              <w:pStyle w:val="Compact"/>
+              <w:jc w:val="center"/>
+            </w:pPr>
+            <w:r>
+              <w:t xml:space="preserve">Dolgu</w:t>
+            </w:r>
+          </w:p>
+        </w:tc>
+        <w:tc>
+          <w:tcPr/>
+          <w:p>
+            <w:pPr>
+              <w:pStyle w:val="Compact"/>
+            </w:pPr>
+            <w:r>
+              <w:t xml:space="preserve">Değerlendirme</w:t>
+            </w:r>
+          </w:p>
+        </w:tc>
+      </w:tr>
+      <w:tr>
+        <w:tc>
+          <w:tcPr/>
+          <w:p>
+            <w:pPr>
+              <w:pStyle w:val="Compact"/>
+            </w:pPr>
+            <w:r>
+              <w:rPr>
+                <w:b/>
+                <w:bCs/>
+              </w:rPr>
+              <w:t xml:space="preserve">ECB</w:t>
+            </w:r>
+          </w:p>
+        </w:tc>
+        <w:tc>
+          <w:tcPr/>
+          <w:p>
+            <w:pPr>
+              <w:pStyle w:val="Compact"/>
+            </w:pPr>
+            <w:r>
+              <w:t xml:space="preserve">Her blok bağımsız şifrelenir</w:t>
+            </w:r>
+          </w:p>
+        </w:tc>
+        <w:tc>
+          <w:tcPr/>
+          <w:p>
+            <w:pPr>
+              <w:pStyle w:val="Compact"/>
+              <w:jc w:val="center"/>
+            </w:pPr>
+            <w:r>
+              <w:t xml:space="preserve">✗ (desen sızar)</w:t>
+            </w:r>
+          </w:p>
+        </w:tc>
+        <w:tc>
+          <w:tcPr/>
+          <w:p>
+            <w:pPr>
+              <w:pStyle w:val="Compact"/>
+              <w:jc w:val="center"/>
+            </w:pPr>
+            <w:r>
+              <w:t xml:space="preserve">✗</w:t>
+            </w:r>
+          </w:p>
+        </w:tc>
+        <w:tc>
+          <w:tcPr/>
+          <w:p>
+            <w:pPr>
+              <w:pStyle w:val="Compact"/>
+              <w:jc w:val="center"/>
+            </w:pPr>
+            <w:r>
+              <w:t xml:space="preserve">✓</w:t>
+            </w:r>
+          </w:p>
+        </w:tc>
+        <w:tc>
+          <w:tcPr/>
+          <w:p>
+            <w:pPr>
+              <w:pStyle w:val="Compact"/>
+              <w:jc w:val="center"/>
+            </w:pPr>
+            <w:r>
+              <w:t xml:space="preserve">Gerekir</w:t>
+            </w:r>
+          </w:p>
+        </w:tc>
+        <w:tc>
+          <w:tcPr/>
+          <w:p>
+            <w:pPr>
+              <w:pStyle w:val="Compact"/>
+            </w:pPr>
+            <w:r>
+              <w:rPr>
+                <w:b/>
+                <w:bCs/>
+              </w:rPr>
+              <w:t xml:space="preserve">Kullanmayın</w:t>
+            </w:r>
+          </w:p>
+        </w:tc>
+      </w:tr>
+      <w:tr>
+        <w:tc>
+          <w:tcPr/>
+          <w:p>
+            <w:pPr>
+              <w:pStyle w:val="Compact"/>
+            </w:pPr>
+            <w:r>
+              <w:rPr>
+                <w:b/>
+                <w:bCs/>
+              </w:rPr>
+              <w:t xml:space="preserve">CBC</w:t>
+            </w:r>
+          </w:p>
+        </w:tc>
+        <w:tc>
+          <w:tcPr/>
+          <w:p>
+            <w:pPr>
+              <w:pStyle w:val="Compact"/>
+            </w:pPr>
+            <w:r>
+              <w:t xml:space="preserve">Her blok önceki şifreli blokla XOR’lanır</w:t>
+            </w:r>
+          </w:p>
+        </w:tc>
+        <w:tc>
+          <w:tcPr/>
+          <w:p>
+            <w:pPr>
+              <w:pStyle w:val="Compact"/>
+              <w:jc w:val="center"/>
+            </w:pPr>
+            <w:r>
+              <w:t xml:space="preserve">✓ (IV tahmin edilemezse)</w:t>
+            </w:r>
+          </w:p>
+        </w:tc>
+        <w:tc>
+          <w:tcPr/>
+          <w:p>
+            <w:pPr>
+              <w:pStyle w:val="Compact"/>
+              <w:jc w:val="center"/>
+            </w:pPr>
+            <w:r>
+              <w:t xml:space="preserve">✗</w:t>
+            </w:r>
+          </w:p>
+        </w:tc>
+        <w:tc>
+          <w:tcPr/>
+          <w:p>
+            <w:pPr>
+              <w:pStyle w:val="Compact"/>
+              <w:jc w:val="center"/>
+            </w:pPr>
+            <w:r>
+              <w:t xml:space="preserve">Yalnız çözme</w:t>
+            </w:r>
+          </w:p>
+        </w:tc>
+        <w:tc>
+          <w:tcPr/>
+          <w:p>
+            <w:pPr>
+              <w:pStyle w:val="Compact"/>
+              <w:jc w:val="center"/>
+            </w:pPr>
+            <w:r>
+              <w:t xml:space="preserve">Gerekir</w:t>
+            </w:r>
+          </w:p>
+        </w:tc>
+        <w:tc>
+          <w:tcPr/>
+          <w:p>
+            <w:pPr>
+              <w:pStyle w:val="Compact"/>
+            </w:pPr>
+            <w:r>
+              <w:t xml:space="preserve">Ayrı MAC ile; dolgu kâhinine dikkat</w:t>
+            </w:r>
+          </w:p>
+        </w:tc>
+      </w:tr>
+      <w:tr>
+        <w:tc>
+          <w:tcPr/>
+          <w:p>
+            <w:pPr>
+              <w:pStyle w:val="Compact"/>
+            </w:pPr>
+            <w:r>
+              <w:rPr>
+                <w:b/>
+                <w:bCs/>
+              </w:rPr>
+              <w:t xml:space="preserve">CTR</w:t>
+            </w:r>
+          </w:p>
+        </w:tc>
+        <w:tc>
+          <w:tcPr/>
+          <w:p>
+            <w:pPr>
+              <w:pStyle w:val="Compact"/>
+            </w:pPr>
+            <w:r>
+              <w:t xml:space="preserve">Sayaç şifrelenip anahtar akışı üretilir</w:t>
+            </w:r>
+          </w:p>
+        </w:tc>
+        <w:tc>
+          <w:tcPr/>
+          <w:p>
+            <w:pPr>
+              <w:pStyle w:val="Compact"/>
+              <w:jc w:val="center"/>
+            </w:pPr>
+            <w:r>
+              <w:t xml:space="preserve">✓ (nonce benzersizse)</w:t>
+            </w:r>
+          </w:p>
+        </w:tc>
+        <w:tc>
+          <w:tcPr/>
+          <w:p>
+            <w:pPr>
+              <w:pStyle w:val="Compact"/>
+              <w:jc w:val="center"/>
+            </w:pPr>
+            <w:r>
+              <w:t xml:space="preserve">✗</w:t>
+            </w:r>
+          </w:p>
+        </w:tc>
+        <w:tc>
+          <w:tcPr/>
+          <w:p>
+            <w:pPr>
+              <w:pStyle w:val="Compact"/>
+              <w:jc w:val="center"/>
+            </w:pPr>
+            <w:r>
+              <w:t xml:space="preserve">✓</w:t>
+            </w:r>
+          </w:p>
+        </w:tc>
+        <w:tc>
+          <w:tcPr/>
+          <w:p>
+            <w:pPr>
+              <w:pStyle w:val="Compact"/>
+              <w:jc w:val="center"/>
+            </w:pPr>
+            <w:r>
+              <w:t xml:space="preserve">Gerekmez</w:t>
+            </w:r>
+          </w:p>
+        </w:tc>
+        <w:tc>
+          <w:tcPr/>
+          <w:p>
+            <w:pPr>
+              <w:pStyle w:val="Compact"/>
+            </w:pPr>
+            <w:r>
+              <w:t xml:space="preserve">Ayrı MAC ile</w:t>
+            </w:r>
+          </w:p>
+        </w:tc>
+      </w:tr>
+      <w:tr>
+        <w:tc>
+          <w:tcPr/>
+          <w:p>
+            <w:pPr>
+              <w:pStyle w:val="Compact"/>
+            </w:pPr>
+            <w:r>
+              <w:rPr>
+                <w:b/>
+                <w:bCs/>
+              </w:rPr>
+              <w:t xml:space="preserve">GCM</w:t>
+            </w:r>
+          </w:p>
+        </w:tc>
+        <w:tc>
+          <w:tcPr/>
+          <w:p>
+            <w:pPr>
+              <w:pStyle w:val="Compact"/>
+            </w:pPr>
+            <w:r>
+              <w:t xml:space="preserve">CTR + çarpım tabanlı kimlik doğrulama</w:t>
+            </w:r>
+          </w:p>
+        </w:tc>
+        <w:tc>
+          <w:tcPr/>
+          <w:p>
+            <w:pPr>
+              <w:pStyle w:val="Compact"/>
+              <w:jc w:val="center"/>
+            </w:pPr>
+            <w:r>
+              <w:t xml:space="preserve">✓</w:t>
+            </w:r>
+          </w:p>
+        </w:tc>
+        <w:tc>
+          <w:tcPr/>
+          <w:p>
+            <w:pPr>
+              <w:pStyle w:val="Compact"/>
+              <w:jc w:val="center"/>
+            </w:pPr>
+            <w:r>
+              <w:t xml:space="preserve">✓</w:t>
+            </w:r>
+          </w:p>
+        </w:tc>
+        <w:tc>
+          <w:tcPr/>
+          <w:p>
+            <w:pPr>
+              <w:pStyle w:val="Compact"/>
+              <w:jc w:val="center"/>
+            </w:pPr>
+            <w:r>
+              <w:t xml:space="preserve">✓</w:t>
+            </w:r>
+          </w:p>
+        </w:tc>
+        <w:tc>
+          <w:tcPr/>
+          <w:p>
+            <w:pPr>
+              <w:pStyle w:val="Compact"/>
+              <w:jc w:val="center"/>
+            </w:pPr>
+            <w:r>
+              <w:t xml:space="preserve">Gerekmez</w:t>
+            </w:r>
+          </w:p>
+        </w:tc>
+        <w:tc>
+          <w:tcPr/>
+          <w:p>
+            <w:pPr>
+              <w:pStyle w:val="Compact"/>
+            </w:pPr>
+            <w:r>
+              <w:rPr>
+                <w:b/>
+                <w:bCs/>
+              </w:rPr>
+              <w:t xml:space="preserve">Önerilen</w:t>
+            </w:r>
+            <w:r>
+              <w:t xml:space="preserve"> </w:t>
+            </w:r>
+            <w:r>
+              <w:t xml:space="preserve">(AEAD)</w:t>
+            </w:r>
+          </w:p>
+        </w:tc>
+      </w:tr>
+      <w:tr>
+        <w:tc>
+          <w:tcPr/>
+          <w:p>
+            <w:pPr>
+              <w:pStyle w:val="Compact"/>
+            </w:pPr>
+            <w:r>
+              <w:rPr>
+                <w:b/>
+                <w:bCs/>
+              </w:rPr>
+              <w:t xml:space="preserve">ChaCha20-Poly1305</w:t>
+            </w:r>
+          </w:p>
+        </w:tc>
+        <w:tc>
+          <w:tcPr/>
+          <w:p>
+            <w:pPr>
+              <w:pStyle w:val="Compact"/>
+            </w:pPr>
+            <w:r>
+              <w:t xml:space="preserve">Akış şifresi + Poly1305 MAC</w:t>
+            </w:r>
+          </w:p>
+        </w:tc>
+        <w:tc>
+          <w:tcPr/>
+          <w:p>
+            <w:pPr>
+              <w:pStyle w:val="Compact"/>
+              <w:jc w:val="center"/>
+            </w:pPr>
+            <w:r>
+              <w:t xml:space="preserve">✓</w:t>
+            </w:r>
+          </w:p>
+        </w:tc>
+        <w:tc>
+          <w:tcPr/>
+          <w:p>
+            <w:pPr>
+              <w:pStyle w:val="Compact"/>
+              <w:jc w:val="center"/>
+            </w:pPr>
+            <w:r>
+              <w:t xml:space="preserve">✓</w:t>
+            </w:r>
+          </w:p>
+        </w:tc>
+        <w:tc>
+          <w:tcPr/>
+          <w:p>
+            <w:pPr>
+              <w:pStyle w:val="Compact"/>
+              <w:jc w:val="center"/>
+            </w:pPr>
+            <w:r>
+              <w:t xml:space="preserve">✓</w:t>
+            </w:r>
+          </w:p>
+        </w:tc>
+        <w:tc>
+          <w:tcPr/>
+          <w:p>
+            <w:pPr>
+              <w:pStyle w:val="Compact"/>
+              <w:jc w:val="center"/>
+            </w:pPr>
+            <w:r>
+              <w:t xml:space="preserve">Gerekmez</w:t>
+            </w:r>
+          </w:p>
+        </w:tc>
+        <w:tc>
+          <w:tcPr/>
+          <w:p>
+            <w:pPr>
+              <w:pStyle w:val="Compact"/>
+            </w:pPr>
+            <w:r>
+              <w:rPr>
+                <w:b/>
+                <w:bCs/>
+              </w:rPr>
+              <w:t xml:space="preserve">Önerilen</w:t>
+            </w:r>
+            <w:r>
+              <w:t xml:space="preserve">; AES donanım desteği olmayan cihazlarda hızlı</w:t>
+            </w:r>
+          </w:p>
+        </w:tc>
+      </w:tr>
+    </w:tbl>
+    <w:bookmarkStart w:id="49" w:name="dolgu-ve-dolgu-kâhini"/>
+    <w:p>
+      <w:pPr>
+        <w:pStyle w:val="Heading3"/>
+      </w:pPr>
+      <w:r>
+        <w:t xml:space="preserve">Dolgu ve dolgu kâhini</w:t>
+      </w:r>
+    </w:p>
+    <w:p>
+      <w:pPr>
+        <w:pStyle w:val="FirstParagraph"/>
+      </w:pPr>
+      <w:r>
+        <w:t xml:space="preserve">ECB ve CBC, mesaj uzunluğunun blok boyutunun katı olmasını ister; eksik kısım</w:t>
+      </w:r>
+      <w:r>
+        <w:t xml:space="preserve"> </w:t>
+      </w:r>
+      <w:r>
+        <w:rPr>
+          <w:b/>
+          <w:bCs/>
+        </w:rPr>
+        <w:t xml:space="preserve">dolgu</w:t>
+      </w:r>
+      <w:r>
+        <w:t xml:space="preserve"> </w:t>
+      </w:r>
+      <w:r>
+        <w:t xml:space="preserve">ile tamamlanır. En yaygın</w:t>
+      </w:r>
+      <w:r>
+        <w:t xml:space="preserve"> </w:t>
+      </w:r>
+      <w:r>
+        <w:t xml:space="preserve">dolgu PKCS#7’dir: eksik bayt sayısı</w:t>
+      </w:r>
+      <w:r>
+        <w:t xml:space="preserve"> </w:t>
+      </w:r>
+      <w:r>
+        <w:rPr>
+          <w:rStyle w:val="VerbatimChar"/>
+        </w:rPr>
+        <w:t xml:space="preserve">n</w:t>
+      </w:r>
+      <w:r>
+        <w:t xml:space="preserve"> </w:t>
+      </w:r>
+      <w:r>
+        <w:t xml:space="preserve">ise,</w:t>
+      </w:r>
+      <w:r>
+        <w:t xml:space="preserve"> </w:t>
+      </w:r>
+      <w:r>
+        <w:rPr>
+          <w:rStyle w:val="VerbatimChar"/>
+        </w:rPr>
+        <w:t xml:space="preserve">n</w:t>
+      </w:r>
+      <w:r>
+        <w:t xml:space="preserve"> </w:t>
+      </w:r>
+      <w:r>
+        <w:t xml:space="preserve">adet</w:t>
+      </w:r>
+      <w:r>
+        <w:t xml:space="preserve"> </w:t>
+      </w:r>
+      <w:r>
+        <w:rPr>
+          <w:rStyle w:val="VerbatimChar"/>
+        </w:rPr>
+        <w:t xml:space="preserve">n</w:t>
+      </w:r>
+      <w:r>
+        <w:t xml:space="preserve"> </w:t>
+      </w:r>
+      <w:r>
+        <w:t xml:space="preserve">değerli bayt eklenir (ör. 3 bayt eksikse</w:t>
+      </w:r>
+      <w:r>
+        <w:t xml:space="preserve"> </w:t>
+      </w:r>
+      <w:r>
+        <w:rPr>
+          <w:rStyle w:val="VerbatimChar"/>
+        </w:rPr>
+        <w:t xml:space="preserve">03 03 03</w:t>
+      </w:r>
+      <w:r>
+        <w:t xml:space="preserve">). Çözen</w:t>
+      </w:r>
+      <w:r>
+        <w:t xml:space="preserve"> </w:t>
+      </w:r>
+      <w:r>
+        <w:t xml:space="preserve">taraf son baytı okuyup o kadar baytı atar; ama önce dolgunun</w:t>
+      </w:r>
+      <w:r>
+        <w:t xml:space="preserve"> </w:t>
+      </w:r>
+      <w:r>
+        <w:rPr>
+          <w:b/>
+          <w:bCs/>
+        </w:rPr>
+        <w:t xml:space="preserve">geçerli</w:t>
+      </w:r>
+      <w:r>
+        <w:t xml:space="preserve"> </w:t>
+      </w:r>
+      <w:r>
+        <w:t xml:space="preserve">olup olmadığını denetler.</w:t>
+      </w:r>
+    </w:p>
+    <w:p>
+      <w:pPr>
+        <w:pStyle w:val="BodyText"/>
+      </w:pPr>
+      <w:r>
+        <w:t xml:space="preserve">Sorun burada başlar: çözme hatası</w:t>
+      </w:r>
+      <w:r>
+        <w:t xml:space="preserve"> </w:t>
+      </w:r>
+      <w:r>
+        <w:t xml:space="preserve">“dolgu geçersiz”</w:t>
+      </w:r>
+      <w:r>
+        <w:t xml:space="preserve"> </w:t>
+      </w:r>
+      <w:r>
+        <w:t xml:space="preserve">ve</w:t>
+      </w:r>
+      <w:r>
+        <w:t xml:space="preserve"> </w:t>
+      </w:r>
+      <w:r>
+        <w:t xml:space="preserve">“MAC geçersiz”</w:t>
+      </w:r>
+      <w:r>
+        <w:t xml:space="preserve"> </w:t>
+      </w:r>
+      <w:r>
+        <w:t xml:space="preserve">olarak</w:t>
+      </w:r>
+      <w:r>
+        <w:t xml:space="preserve"> </w:t>
+      </w:r>
+      <w:r>
+        <w:rPr>
+          <w:b/>
+          <w:bCs/>
+        </w:rPr>
+        <w:t xml:space="preserve">ayırt edilebiliyorsa</w:t>
+      </w:r>
+      <w:r>
+        <w:t xml:space="preserve"> </w:t>
+      </w:r>
+      <w:r>
+        <w:t xml:space="preserve">(farklı hata</w:t>
+      </w:r>
+      <w:r>
+        <w:t xml:space="preserve"> </w:t>
+      </w:r>
+      <w:r>
+        <w:t xml:space="preserve">iletisi, farklı yanıt süresi), saldırgan şifreli metnin baytlarını değiştirip sunucunun tepkisini gözleyerek mesajı</w:t>
+      </w:r>
+      <w:r>
+        <w:t xml:space="preserve"> </w:t>
+      </w:r>
+      <w:r>
+        <w:t xml:space="preserve">bayt bayt çözebilir. Buna</w:t>
+      </w:r>
+      <w:r>
+        <w:t xml:space="preserve"> </w:t>
+      </w:r>
+      <w:r>
+        <w:rPr>
+          <w:b/>
+          <w:bCs/>
+        </w:rPr>
+        <w:t xml:space="preserve">dolgu kâhini</w:t>
+      </w:r>
+      <w:r>
+        <w:t xml:space="preserve"> </w:t>
+      </w:r>
+      <w:r>
+        <w:t xml:space="preserve">(padding oracle) saldırısı denir; 2002’de tanımlandı, sonraki yıllarda web</w:t>
+      </w:r>
+      <w:r>
+        <w:t xml:space="preserve"> </w:t>
+      </w:r>
+      <w:r>
+        <w:t xml:space="preserve">çerçevelerinde ve TLS’te (POODLE, Lucky Thirteen) tekrar tekrar karşımıza çıktı.</w:t>
+      </w:r>
+    </w:p>
+    <w:p>
+      <w:pPr>
+        <w:pStyle w:val="BodyText"/>
+      </w:pPr>
+      <w:r>
+        <w:t xml:space="preserve">Savunmalar:</w:t>
+      </w:r>
+    </w:p>
+    <w:p>
+      <w:pPr>
+        <w:pStyle w:val="Compact"/>
+        <w:numPr>
+          <w:ilvl w:val="0"/>
+          <w:numId w:val="1017"/>
+        </w:numPr>
+      </w:pPr>
+      <w:r>
+        <w:rPr>
+          <w:b/>
+          <w:bCs/>
+        </w:rPr>
+        <w:t xml:space="preserve">AEAD kullanın</w:t>
+      </w:r>
+      <w:r>
+        <w:t xml:space="preserve"> </w:t>
+      </w:r>
+      <w:r>
+        <w:t xml:space="preserve">(GCM, ChaCha20-Poly1305): dolgu yoktur, etiket tutmazsa hiçbir şey çözülmez.</w:t>
+      </w:r>
+    </w:p>
+    <w:p>
+      <w:pPr>
+        <w:pStyle w:val="Compact"/>
+        <w:numPr>
+          <w:ilvl w:val="0"/>
+          <w:numId w:val="1017"/>
+        </w:numPr>
+      </w:pPr>
+      <w:r>
+        <w:t xml:space="preserve">CBC zorunluysa</w:t>
+      </w:r>
+      <w:r>
+        <w:t xml:space="preserve"> </w:t>
+      </w:r>
+      <w:r>
+        <w:rPr>
+          <w:b/>
+          <w:bCs/>
+        </w:rPr>
+        <w:t xml:space="preserve">önce şifrele, sonra MAC’le</w:t>
+      </w:r>
+      <w:r>
+        <w:t xml:space="preserve"> </w:t>
+      </w:r>
+      <w:r>
+        <w:t xml:space="preserve">(bir sonraki bölüm) ve MAC’i</w:t>
+      </w:r>
+      <w:r>
+        <w:t xml:space="preserve"> </w:t>
+      </w:r>
+      <w:r>
+        <w:rPr>
+          <w:b/>
+          <w:bCs/>
+        </w:rPr>
+        <w:t xml:space="preserve">dolguyu denetlemeden önce</w:t>
+      </w:r>
+      <w:r>
+        <w:t xml:space="preserve"> </w:t>
+      </w:r>
+      <w:r>
+        <w:t xml:space="preserve">doğrulayın.</w:t>
+      </w:r>
+    </w:p>
+    <w:p>
+      <w:pPr>
+        <w:pStyle w:val="Compact"/>
+        <w:numPr>
+          <w:ilvl w:val="0"/>
+          <w:numId w:val="1017"/>
+        </w:numPr>
+      </w:pPr>
+      <w:r>
+        <w:t xml:space="preserve">Bütün çözme hatalarını</w:t>
+      </w:r>
+      <w:r>
+        <w:t xml:space="preserve"> </w:t>
+      </w:r>
+      <w:r>
+        <w:rPr>
+          <w:b/>
+          <w:bCs/>
+        </w:rPr>
+        <w:t xml:space="preserve">tek ve aynı</w:t>
+      </w:r>
+      <w:r>
+        <w:t xml:space="preserve"> </w:t>
+      </w:r>
+      <w:r>
+        <w:t xml:space="preserve">hata olarak, aynı sürede döndürün.</w:t>
+      </w:r>
+    </w:p>
+    <w:p>
+      <w:pPr>
+        <w:pStyle w:val="BlockText"/>
+      </w:pPr>
+      <w:r>
+        <w:rPr>
+          <w:b/>
+          <w:bCs/>
+        </w:rPr>
+        <w:t xml:space="preserve">Sahada nasıl uygulanır?</w:t>
+      </w:r>
+    </w:p>
+    <w:p>
+      <w:pPr>
+        <w:pStyle w:val="BlockText"/>
+      </w:pPr>
+      <w:r>
+        <w:t xml:space="preserve">Sertifikasyondan geçmiş bir mobil ödeme kütüphanesinin algoritma envanterinde AES’in CBC ve CTR kiplerinde, ayrı bir</w:t>
+      </w:r>
+      <w:r>
+        <w:t xml:space="preserve"> </w:t>
+      </w:r>
+      <w:r>
+        <w:t xml:space="preserve">SHA-256 tabanlı MAC ile kullanıldığı görülür; ödeme şemalarının kriptogram hesabı için ise ISO/IEC 9797-1’e dayanan,</w:t>
+      </w:r>
+      <w:r>
+        <w:t xml:space="preserve"> </w:t>
+      </w:r>
+      <w:r>
+        <w:t xml:space="preserve">DES tabanlı bir MAC algoritması (şemaların belirlediği dolgu yöntemleriyle) kullanılır. Bu seçimler, uyulması gereken</w:t>
+      </w:r>
+      <w:r>
+        <w:t xml:space="preserve"> </w:t>
+      </w:r>
+      <w:r>
+        <w:t xml:space="preserve">şema belirtimlerinden gelir. Şemanın belirlemediği iç iletişimde ise bugün AEAD tercih edilir (3. haftadaki eleştirel</w:t>
+      </w:r>
+      <w:r>
+        <w:t xml:space="preserve"> </w:t>
+      </w:r>
+      <w:r>
+        <w:t xml:space="preserve">okuma).</w:t>
+      </w:r>
+    </w:p>
+    <w:p>
+      <w:r>
+        <w:pict>
+          <v:rect style="width:0;height:1.5pt" o:hralign="center" o:hrstd="t" o:hr="t"/>
+        </w:pict>
+      </w:r>
+    </w:p>
+    <w:bookmarkEnd w:id="49"/>
+    <w:bookmarkEnd w:id="50"/>
+    <w:bookmarkStart w:id="60" w:name="Xcd5a4b84a9eaf432e3b249b3d62274aea95c2c7"/>
+    <w:p>
+      <w:pPr>
+        <w:pStyle w:val="Heading2"/>
+      </w:pPr>
+      <w:r>
+        <w:t xml:space="preserve">3. MAC, HMAC ve şifreleme ile bütünlüğün birleştirilmesi (Tarif 6.4, 6.10, 6.18, 6.21)</w:t>
+      </w:r>
+    </w:p>
+    <w:bookmarkStart w:id="57" w:name="hmac-nasıl-çalışır"/>
+    <w:p>
+      <w:pPr>
+        <w:pStyle w:val="Heading3"/>
+      </w:pPr>
+      <w:r>
+        <w:t xml:space="preserve">HMAC nasıl çalışır?</w:t>
+      </w:r>
+    </w:p>
+    <w:p>
+      <w:pPr>
+        <w:pStyle w:val="FirstParagraph"/>
+      </w:pPr>
+      <w:r>
+        <w:drawing>
+          <wp:inline>
+            <wp:extent cx="5759999" cy="2470728"/>
+            <wp:effectExtent b="0" l="0" r="0" t="0"/>
+            <wp:docPr descr="HMAC ile H(K||m) karşılaştırması" title="" id="52" name="Picture"/>
+            <a:graphic>
+              <a:graphicData uri="http://schemas.openxmlformats.org/drawingml/2006/picture">
+                <pic:pic>
+                  <pic:nvPicPr>
+                    <pic:cNvPr descr="h10-08-hmac.png" id="53" name="Picture"/>
+                    <pic:cNvPicPr>
+                      <a:picLocks noChangeArrowheads="1" noChangeAspect="1"/>
+                    </pic:cNvPicPr>
+                  </pic:nvPicPr>
+                  <pic:blipFill>
+                    <a:blip r:embed="rId51"/>
+                    <a:stretch>
+                      <a:fillRect/>
+                    </a:stretch>
+                  </pic:blipFill>
+                  <pic:spPr bwMode="auto">
+                    <a:xfrm>
+                      <a:off x="0" y="0"/>
+                      <a:ext cx="5759999" cy="2470728"/>
+                    </a:xfrm>
+                    <a:prstGeom prst="rect">
+                      <a:avLst/>
+                    </a:prstGeom>
+                    <a:noFill/>
+                    <a:ln w="9525">
+                      <a:noFill/>
+                      <a:headEnd/>
+                      <a:tailEnd/>
+                    </a:ln>
+                  </pic:spPr>
+                </pic:pic>
+              </a:graphicData>
+            </a:graphic>
+          </wp:inline>
+        </w:drawing>
+      </w:r>
+    </w:p>
+    <w:p>
+      <w:pPr>
+        <w:pStyle w:val="BodyText"/>
+      </w:pPr>
+      <w:r>
+        <w:drawing>
+          <wp:inline>
+            <wp:extent cx="5759999" cy="2283460"/>
+            <wp:effectExtent b="0" l="0" r="0" t="0"/>
+            <wp:docPr descr="Encrypt-then-MAC sırası ve doğrulamadan önce çözmeme kuralı" title="" id="55" name="Picture"/>
+            <a:graphic>
+              <a:graphicData uri="http://schemas.openxmlformats.org/drawingml/2006/picture">
+                <pic:pic>
+                  <pic:nvPicPr>
+                    <pic:cNvPr descr="h10-01-encrypt-then-mac.png" id="56" name="Picture"/>
+                    <pic:cNvPicPr>
+                      <a:picLocks noChangeArrowheads="1" noChangeAspect="1"/>
+                    </pic:cNvPicPr>
+                  </pic:nvPicPr>
+                  <pic:blipFill>
+                    <a:blip r:embed="rId54"/>
+                    <a:stretch>
+                      <a:fillRect/>
+                    </a:stretch>
+                  </pic:blipFill>
+                  <pic:spPr bwMode="auto">
+                    <a:xfrm>
+                      <a:off x="0" y="0"/>
+                      <a:ext cx="5759999" cy="2283460"/>
+                    </a:xfrm>
+                    <a:prstGeom prst="rect">
+                      <a:avLst/>
+                    </a:prstGeom>
+                    <a:noFill/>
+                    <a:ln w="9525">
+                      <a:noFill/>
+                      <a:headEnd/>
+                      <a:tailEnd/>
+                    </a:ln>
+                  </pic:spPr>
+                </pic:pic>
+              </a:graphicData>
+            </a:graphic>
+          </wp:inline>
+        </w:drawing>
+      </w:r>
+    </w:p>
+    <w:p>
+      <w:pPr>
+        <w:pStyle w:val="BodyText"/>
+      </w:pPr>
+      <w:r>
         <w:rPr>
           <w:b/>
           <w:bCs/>
@@ -5306,8 +5494,8 @@
         <w:t xml:space="preserve">)</w:t>
       </w:r>
     </w:p>
-    <w:bookmarkEnd w:id="45"/>
-    <w:bookmarkStart w:id="46" w:name="X7e35fca67d04b0b25118a54d591c60a5479fe62"/>
+    <w:bookmarkEnd w:id="57"/>
+    <w:bookmarkStart w:id="58" w:name="X7e35fca67d04b0b25118a54d591c60a5479fe62"/>
     <w:p>
       <w:pPr>
         <w:pStyle w:val="Heading3"/>
@@ -5610,8 +5798,8 @@
         <w:t xml:space="preserve">MAC’e IV’yi ve bağlam bilgisini de katın, karşılaştırmayı sabit zamanlı yapın.</w:t>
       </w:r>
     </w:p>
-    <w:bookmarkEnd w:id="46"/>
-    <w:bookmarkStart w:id="47" w:name="yeniden-oynatma-geçerli-ama-eski-mesaj"/>
+    <w:bookmarkEnd w:id="58"/>
+    <w:bookmarkStart w:id="59" w:name="yeniden-oynatma-geçerli-ama-eski-mesaj"/>
     <w:p>
       <w:pPr>
         <w:pStyle w:val="Heading3"/>
@@ -5941,9 +6129,9 @@
         </w:pict>
       </w:r>
     </w:p>
-    <w:bookmarkEnd w:id="47"/>
-    <w:bookmarkEnd w:id="48"/>
-    <w:bookmarkStart w:id="51" w:name="X894d7ec1ef08a32ec8666de07060ba11da1586b"/>
+    <w:bookmarkEnd w:id="59"/>
+    <w:bookmarkEnd w:id="60"/>
+    <w:bookmarkStart w:id="66" w:name="X894d7ec1ef08a32ec8666de07060ba11da1586b"/>
     <w:p>
       <w:pPr>
         <w:pStyle w:val="Heading2"/>
@@ -6038,6 +6226,53 @@
         <w:pStyle w:val="BodyText"/>
       </w:pPr>
       <w:r>
+        <w:drawing>
+          <wp:inline>
+            <wp:extent cx="5759999" cy="2470728"/>
+            <wp:effectExtent b="0" l="0" r="0" t="0"/>
+            <wp:docPr descr="RSA dolgu şemaları: OAEP ve PSS" title="" id="62" name="Picture"/>
+            <a:graphic>
+              <a:graphicData uri="http://schemas.openxmlformats.org/drawingml/2006/picture">
+                <pic:pic>
+                  <pic:nvPicPr>
+                    <pic:cNvPr descr="h10-09-oaep-pss.png" id="63" name="Picture"/>
+                    <pic:cNvPicPr>
+                      <a:picLocks noChangeArrowheads="1" noChangeAspect="1"/>
+                    </pic:cNvPicPr>
+                  </pic:nvPicPr>
+                  <pic:blipFill>
+                    <a:blip r:embed="rId61"/>
+                    <a:stretch>
+                      <a:fillRect/>
+                    </a:stretch>
+                  </pic:blipFill>
+                  <pic:spPr bwMode="auto">
+                    <a:xfrm>
+                      <a:off x="0" y="0"/>
+                      <a:ext cx="5759999" cy="2470728"/>
+                    </a:xfrm>
+                    <a:prstGeom prst="rect">
+                      <a:avLst/>
+                    </a:prstGeom>
+                    <a:noFill/>
+                    <a:ln w="9525">
+                      <a:noFill/>
+                      <a:headEnd/>
+                      <a:tailEnd/>
+                    </a:ln>
+                  </pic:spPr>
+                </pic:pic>
+              </a:graphicData>
+            </a:graphic>
+          </wp:inline>
+        </w:drawing>
+      </w:r>
+    </w:p>
+    <w:p>
+      <w:pPr>
+        <w:pStyle w:val="BodyText"/>
+      </w:pPr>
+      <w:r>
         <w:t xml:space="preserve">Asimetrik işlemler simetrik olanlardan yüzlerce, binlerce kat yavaştır. Bu yüzden asimetrik kriptografi yalnız iki iş</w:t>
       </w:r>
       <w:r>
@@ -6082,7 +6317,7 @@
         <w:t xml:space="preserve">her zaman simetrik şifreyle korunur (3. haftadaki hibrit şema).</w:t>
       </w:r>
     </w:p>
-    <w:bookmarkStart w:id="49" w:name="rsa-doğru-dolguyla"/>
+    <w:bookmarkStart w:id="64" w:name="rsa-doğru-dolguyla"/>
     <w:p>
       <w:pPr>
         <w:pStyle w:val="Heading3"/>
@@ -6751,8 +6986,8 @@
         <w:t xml:space="preserve"> belge.sig belge.txt</w:t>
       </w:r>
     </w:p>
-    <w:bookmarkEnd w:id="49"/>
-    <w:bookmarkStart w:id="50" w:name="Xb7809da19cb7c31c1581e3fac33aa31face064e"/>
+    <w:bookmarkEnd w:id="64"/>
+    <w:bookmarkStart w:id="65" w:name="Xb7809da19cb7c31c1581e3fac33aa31face064e"/>
     <w:p>
       <w:pPr>
         <w:pStyle w:val="Heading3"/>
@@ -7365,9 +7600,9 @@
         </w:pict>
       </w:r>
     </w:p>
-    <w:bookmarkEnd w:id="50"/>
-    <w:bookmarkEnd w:id="51"/>
-    <w:bookmarkStart w:id="54" w:name="Xf25ed3eacfb12216da4583e6edd8ff972fa0edf"/>
+    <w:bookmarkEnd w:id="65"/>
+    <w:bookmarkEnd w:id="66"/>
+    <w:bookmarkStart w:id="72" w:name="Xf25ed3eacfb12216da4583e6edd8ff972fa0edf"/>
     <w:p>
       <w:pPr>
         <w:pStyle w:val="Heading2"/>
@@ -7435,7 +7670,54 @@
         <w:t xml:space="preserve">sağlar (STRIDE’daki R), MAC sağlamaz.</w:t>
       </w:r>
     </w:p>
-    <w:bookmarkStart w:id="52" w:name="imza-nerelerde-kullanılır"/>
+    <w:p>
+      <w:pPr>
+        <w:pStyle w:val="BodyText"/>
+      </w:pPr>
+      <w:r>
+        <w:drawing>
+          <wp:inline>
+            <wp:extent cx="5759999" cy="2283460"/>
+            <wp:effectExtent b="0" l="0" r="0" t="0"/>
+            <wp:docPr descr="Dijital imza oluşturma ve doğrulama" title="" id="68" name="Picture"/>
+            <a:graphic>
+              <a:graphicData uri="http://schemas.openxmlformats.org/drawingml/2006/picture">
+                <pic:pic>
+                  <pic:nvPicPr>
+                    <pic:cNvPr descr="h10-10-imza.png" id="69" name="Picture"/>
+                    <pic:cNvPicPr>
+                      <a:picLocks noChangeArrowheads="1" noChangeAspect="1"/>
+                    </pic:cNvPicPr>
+                  </pic:nvPicPr>
+                  <pic:blipFill>
+                    <a:blip r:embed="rId67"/>
+                    <a:stretch>
+                      <a:fillRect/>
+                    </a:stretch>
+                  </pic:blipFill>
+                  <pic:spPr bwMode="auto">
+                    <a:xfrm>
+                      <a:off x="0" y="0"/>
+                      <a:ext cx="5759999" cy="2283460"/>
+                    </a:xfrm>
+                    <a:prstGeom prst="rect">
+                      <a:avLst/>
+                    </a:prstGeom>
+                    <a:noFill/>
+                    <a:ln w="9525">
+                      <a:noFill/>
+                      <a:headEnd/>
+                      <a:tailEnd/>
+                    </a:ln>
+                  </pic:spPr>
+                </pic:pic>
+              </a:graphicData>
+            </a:graphic>
+          </wp:inline>
+        </w:drawing>
+      </w:r>
+    </w:p>
+    <w:bookmarkStart w:id="70" w:name="imza-nerelerde-kullanılır"/>
     <w:p>
       <w:pPr>
         <w:pStyle w:val="Heading3"/>
@@ -7691,8 +7973,8 @@
         </w:tc>
       </w:tr>
     </w:tbl>
-    <w:bookmarkEnd w:id="52"/>
-    <w:bookmarkStart w:id="53" w:name="kodda-imza-doğrulama-openssl-evp"/>
+    <w:bookmarkEnd w:id="70"/>
+    <w:bookmarkStart w:id="71" w:name="kodda-imza-doğrulama-openssl-evp"/>
     <w:p>
       <w:pPr>
         <w:pStyle w:val="Heading3"/>
@@ -8810,9 +9092,9 @@
         </w:pict>
       </w:r>
     </w:p>
-    <w:bookmarkEnd w:id="53"/>
-    <w:bookmarkEnd w:id="54"/>
-    <w:bookmarkStart w:id="60" w:name="Xb1fd965b0113255b1c47ac4530c4f53fdbb078f"/>
+    <w:bookmarkEnd w:id="71"/>
+    <w:bookmarkEnd w:id="72"/>
+    <w:bookmarkStart w:id="78" w:name="Xb1fd965b0113255b1c47ac4530c4f53fdbb078f"/>
     <w:p>
       <w:pPr>
         <w:pStyle w:val="Heading2"/>
@@ -8886,7 +9168,7 @@
         <w:t xml:space="preserve">’dir (X25519).</w:t>
       </w:r>
     </w:p>
-    <w:bookmarkStart w:id="58" w:name="kimliksiz-dhnin-zayıflığı-araya-girme"/>
+    <w:bookmarkStart w:id="76" w:name="kimliksiz-dhnin-zayıflığı-araya-girme"/>
     <w:p>
       <w:pPr>
         <w:pStyle w:val="Heading3"/>
@@ -8944,18 +9226,18 @@
           <wp:inline>
             <wp:extent cx="5759999" cy="3102231"/>
             <wp:effectExtent b="0" l="0" r="0" t="0"/>
-            <wp:docPr descr="Kimliksiz Diffie-Hellman’da araya girme saldırısı" title="" id="56" name="Picture"/>
+            <wp:docPr descr="Kimliksiz Diffie-Hellman’da araya girme saldırısı" title="" id="74" name="Picture"/>
             <a:graphic>
               <a:graphicData uri="http://schemas.openxmlformats.org/drawingml/2006/picture">
                 <pic:pic>
                   <pic:nvPicPr>
-                    <pic:cNvPr descr="h10-02-dh-mitm.png" id="57" name="Picture"/>
+                    <pic:cNvPr descr="h10-02-dh-mitm.png" id="75" name="Picture"/>
                     <pic:cNvPicPr>
                       <a:picLocks noChangeArrowheads="1" noChangeAspect="1"/>
                     </pic:cNvPicPr>
                   </pic:nvPicPr>
                   <pic:blipFill>
-                    <a:blip r:embed="rId55"/>
+                    <a:blip r:embed="rId73"/>
                     <a:stretch>
                       <a:fillRect/>
                     </a:stretch>
@@ -9002,8 +9284,8 @@
         <w:t xml:space="preserve">sanır; aslında her mesaj saldırganın elinden geçer.</w:t>
       </w:r>
     </w:p>
-    <w:bookmarkEnd w:id="58"/>
-    <w:bookmarkStart w:id="59" w:name="Xe5a2795c222be48635b1920a13635964ec162fc"/>
+    <w:bookmarkEnd w:id="76"/>
+    <w:bookmarkStart w:id="77" w:name="Xe5a2795c222be48635b1920a13635964ec162fc"/>
     <w:p>
       <w:pPr>
         <w:pStyle w:val="Heading3"/>
@@ -9200,9 +9482,9 @@
         </w:pict>
       </w:r>
     </w:p>
-    <w:bookmarkEnd w:id="59"/>
-    <w:bookmarkEnd w:id="60"/>
-    <w:bookmarkStart w:id="66" w:name="X8f513256ad623ebf09fea50f49d80d9639ca4b1"/>
+    <w:bookmarkEnd w:id="77"/>
+    <w:bookmarkEnd w:id="78"/>
+    <w:bookmarkStart w:id="84" w:name="X8f513256ad623ebf09fea50f49d80d9639ca4b1"/>
     <w:p>
       <w:pPr>
         <w:pStyle w:val="Heading2"/>
@@ -9263,7 +9545,7 @@
         <w:t xml:space="preserve">güvenilen üçüncü taraflar aracılığıyla cevap veren kurallar, roller ve belgeler bütünüdür.</w:t>
       </w:r>
     </w:p>
-    <w:bookmarkStart w:id="64" w:name="bileşenler"/>
+    <w:bookmarkStart w:id="82" w:name="bileşenler"/>
     <w:p>
       <w:pPr>
         <w:pStyle w:val="Heading3"/>
@@ -9648,18 +9930,18 @@
           <wp:inline>
             <wp:extent cx="5759999" cy="2377094"/>
             <wp:effectExtent b="0" l="0" r="0" t="0"/>
-            <wp:docPr descr="PKI güven zinciri: kök CA, ara CA ve uç sertifikalar" title="" id="62" name="Picture"/>
+            <wp:docPr descr="PKI güven zinciri: kök CA, ara CA ve uç sertifikalar" title="" id="80" name="Picture"/>
             <a:graphic>
               <a:graphicData uri="http://schemas.openxmlformats.org/drawingml/2006/picture">
                 <pic:pic>
                   <pic:nvPicPr>
-                    <pic:cNvPr descr="h10-03-pki.png" id="63" name="Picture"/>
+                    <pic:cNvPr descr="h10-03-pki.png" id="81" name="Picture"/>
                     <pic:cNvPicPr>
                       <a:picLocks noChangeArrowheads="1" noChangeAspect="1"/>
                     </pic:cNvPicPr>
                   </pic:nvPicPr>
                   <pic:blipFill>
-                    <a:blip r:embed="rId61"/>
+                    <a:blip r:embed="rId79"/>
                     <a:stretch>
                       <a:fillRect/>
                     </a:stretch>
@@ -9728,8 +10010,8 @@
         <w:t xml:space="preserve">Günlük işi ara CA yapar; ele geçirilirse yalnız o ara CA iptal edilir.</w:t>
       </w:r>
     </w:p>
-    <w:bookmarkEnd w:id="64"/>
-    <w:bookmarkStart w:id="65" w:name="sertifika-doğrulama-dört-soru-tarif-10.4"/>
+    <w:bookmarkEnd w:id="82"/>
+    <w:bookmarkStart w:id="83" w:name="sertifika-doğrulama-dört-soru-tarif-10.4"/>
     <w:p>
       <w:pPr>
         <w:pStyle w:val="Heading3"/>
@@ -9919,9 +10201,9 @@
         </w:pict>
       </w:r>
     </w:p>
-    <w:bookmarkEnd w:id="65"/>
-    <w:bookmarkEnd w:id="66"/>
-    <w:bookmarkStart w:id="67" w:name="x.509-sertifikasının-yapısı"/>
+    <w:bookmarkEnd w:id="83"/>
+    <w:bookmarkEnd w:id="84"/>
+    <w:bookmarkStart w:id="88" w:name="x.509-sertifikasının-yapısı"/>
     <w:p>
       <w:pPr>
         <w:pStyle w:val="Heading2"/>
@@ -9968,6 +10250,53 @@
       </w:r>
       <w:r>
         <w:t xml:space="preserve">oluşur:</w:t>
+      </w:r>
+    </w:p>
+    <w:p>
+      <w:pPr>
+        <w:pStyle w:val="BodyText"/>
+      </w:pPr>
+      <w:r>
+        <w:drawing>
+          <wp:inline>
+            <wp:extent cx="5759999" cy="2687780"/>
+            <wp:effectExtent b="0" l="0" r="0" t="0"/>
+            <wp:docPr descr="X.509 sertifikasının alanları" title="" id="86" name="Picture"/>
+            <a:graphic>
+              <a:graphicData uri="http://schemas.openxmlformats.org/drawingml/2006/picture">
+                <pic:pic>
+                  <pic:nvPicPr>
+                    <pic:cNvPr descr="h10-11-x509.png" id="87" name="Picture"/>
+                    <pic:cNvPicPr>
+                      <a:picLocks noChangeArrowheads="1" noChangeAspect="1"/>
+                    </pic:cNvPicPr>
+                  </pic:nvPicPr>
+                  <pic:blipFill>
+                    <a:blip r:embed="rId85"/>
+                    <a:stretch>
+                      <a:fillRect/>
+                    </a:stretch>
+                  </pic:blipFill>
+                  <pic:spPr bwMode="auto">
+                    <a:xfrm>
+                      <a:off x="0" y="0"/>
+                      <a:ext cx="5759999" cy="2687780"/>
+                    </a:xfrm>
+                    <a:prstGeom prst="rect">
+                      <a:avLst/>
+                    </a:prstGeom>
+                    <a:noFill/>
+                    <a:ln w="9525">
+                      <a:noFill/>
+                      <a:headEnd/>
+                      <a:tailEnd/>
+                    </a:ln>
+                  </pic:spPr>
+                </pic:pic>
+              </a:graphicData>
+            </a:graphic>
+          </wp:inline>
+        </w:drawing>
       </w:r>
     </w:p>
     <w:tbl>
@@ -10410,8 +10739,8 @@
         </w:pict>
       </w:r>
     </w:p>
-    <w:bookmarkEnd w:id="67"/>
-    <w:bookmarkStart w:id="69" w:name="openssl-ile-sertifika-zinciri-kurmak"/>
+    <w:bookmarkEnd w:id="88"/>
+    <w:bookmarkStart w:id="93" w:name="openssl-ile-sertifika-zinciri-kurmak"/>
     <w:p>
       <w:pPr>
         <w:pStyle w:val="Heading2"/>
@@ -10452,6 +10781,53 @@
         <w:pStyle w:val="BodyText"/>
       </w:pPr>
       <w:r>
+        <w:drawing>
+          <wp:inline>
+            <wp:extent cx="5759999" cy="2748610"/>
+            <wp:effectExtent b="0" l="0" r="0" t="0"/>
+            <wp:docPr descr="Zincir doğrulamanın dört sorusu" title="" id="90" name="Picture"/>
+            <a:graphic>
+              <a:graphicData uri="http://schemas.openxmlformats.org/drawingml/2006/picture">
+                <pic:pic>
+                  <pic:nvPicPr>
+                    <pic:cNvPr descr="h10-12-zincir-dogrulama.png" id="91" name="Picture"/>
+                    <pic:cNvPicPr>
+                      <a:picLocks noChangeArrowheads="1" noChangeAspect="1"/>
+                    </pic:cNvPicPr>
+                  </pic:nvPicPr>
+                  <pic:blipFill>
+                    <a:blip r:embed="rId89"/>
+                    <a:stretch>
+                      <a:fillRect/>
+                    </a:stretch>
+                  </pic:blipFill>
+                  <pic:spPr bwMode="auto">
+                    <a:xfrm>
+                      <a:off x="0" y="0"/>
+                      <a:ext cx="5759999" cy="2748610"/>
+                    </a:xfrm>
+                    <a:prstGeom prst="rect">
+                      <a:avLst/>
+                    </a:prstGeom>
+                    <a:noFill/>
+                    <a:ln w="9525">
+                      <a:noFill/>
+                      <a:headEnd/>
+                      <a:tailEnd/>
+                    </a:ln>
+                  </pic:spPr>
+                </pic:pic>
+              </a:graphicData>
+            </a:graphic>
+          </wp:inline>
+        </w:drawing>
+      </w:r>
+    </w:p>
+    <w:p>
+      <w:pPr>
+        <w:pStyle w:val="BodyText"/>
+      </w:pPr>
+      <w:r>
         <w:rPr>
           <w:b/>
           <w:bCs/>
@@ -11572,7 +11948,7 @@
         <w:t xml:space="preserve">sertifikayı gönderip ara sertifikayı unutması, sahada sık görülen bir yapılandırma hatasıdır.</w:t>
       </w:r>
     </w:p>
-    <w:bookmarkStart w:id="68" w:name="sınıf-etkinliği-zinciri-bozmak"/>
+    <w:bookmarkStart w:id="92" w:name="sınıf-etkinliği-zinciri-bozmak"/>
     <w:p>
       <w:pPr>
         <w:pStyle w:val="Heading3"/>
@@ -11729,9 +12105,9 @@
         </w:pict>
       </w:r>
     </w:p>
-    <w:bookmarkEnd w:id="68"/>
-    <w:bookmarkEnd w:id="69"/>
-    <w:bookmarkStart w:id="73" w:name="X998aaa043ae3e8b86db372ba51e1dc9369fc76e"/>
+    <w:bookmarkEnd w:id="92"/>
+    <w:bookmarkEnd w:id="93"/>
+    <w:bookmarkStart w:id="97" w:name="X998aaa043ae3e8b86db372ba51e1dc9369fc76e"/>
     <w:p>
       <w:pPr>
         <w:pStyle w:val="Heading2"/>
@@ -11773,18 +12149,18 @@
           <wp:inline>
             <wp:extent cx="5759999" cy="2377094"/>
             <wp:effectExtent b="0" l="0" r="0" t="0"/>
-            <wp:docPr descr="Sertifika iptali: CRL, OCSP ve zımbalama karşılaştırması" title="" id="71" name="Picture"/>
+            <wp:docPr descr="Sertifika iptali: CRL, OCSP ve zımbalama karşılaştırması" title="" id="95" name="Picture"/>
             <a:graphic>
               <a:graphicData uri="http://schemas.openxmlformats.org/drawingml/2006/picture">
                 <pic:pic>
                   <pic:nvPicPr>
-                    <pic:cNvPr descr="h10-04-sertifika-iptali.png" id="72" name="Picture"/>
+                    <pic:cNvPr descr="h10-04-sertifika-iptali.png" id="96" name="Picture"/>
                     <pic:cNvPicPr>
                       <a:picLocks noChangeArrowheads="1" noChangeAspect="1"/>
                     </pic:cNvPicPr>
                   </pic:nvPicPr>
                   <pic:blipFill>
-                    <a:blip r:embed="rId70"/>
+                    <a:blip r:embed="rId94"/>
                     <a:stretch>
                       <a:fillRect/>
                     </a:stretch>
@@ -12322,8 +12698,8 @@
         </w:pict>
       </w:r>
     </w:p>
-    <w:bookmarkEnd w:id="73"/>
-    <w:bookmarkStart w:id="74" w:name="X724fab415a7c9757ca722fdb6473ed51d4a7a4f"/>
+    <w:bookmarkEnd w:id="97"/>
+    <w:bookmarkStart w:id="98" w:name="X724fab415a7c9757ca722fdb6473ed51d4a7a4f"/>
     <w:p>
       <w:pPr>
         <w:pStyle w:val="Heading2"/>
@@ -13110,8 +13486,8 @@
         </w:pict>
       </w:r>
     </w:p>
-    <w:bookmarkEnd w:id="74"/>
-    <w:bookmarkStart w:id="75" w:name="kuantum-sonrası-kriptografiye-bakış"/>
+    <w:bookmarkEnd w:id="98"/>
+    <w:bookmarkStart w:id="99" w:name="kuantum-sonrası-kriptografiye-bakış"/>
     <w:p>
       <w:pPr>
         <w:pStyle w:val="Heading2"/>
@@ -13379,8 +13755,8 @@
         </w:pict>
       </w:r>
     </w:p>
-    <w:bookmarkEnd w:id="75"/>
-    <w:bookmarkStart w:id="76" w:name="dönem-projesi-bu-hafta"/>
+    <w:bookmarkEnd w:id="99"/>
+    <w:bookmarkStart w:id="100" w:name="dönem-projesi-bu-hafta"/>
     <w:p>
       <w:pPr>
         <w:pStyle w:val="Heading2"/>
@@ -13579,8 +13955,8 @@
         </w:pict>
       </w:r>
     </w:p>
-    <w:bookmarkEnd w:id="76"/>
-    <w:bookmarkStart w:id="77" w:name="kendi-başına-çalış"/>
+    <w:bookmarkEnd w:id="100"/>
+    <w:bookmarkStart w:id="101" w:name="kendi-başına-çalış"/>
     <w:p>
       <w:pPr>
         <w:pStyle w:val="Heading2"/>
@@ -14053,8 +14429,8 @@
         </w:pict>
       </w:r>
     </w:p>
-    <w:bookmarkEnd w:id="77"/>
-    <w:bookmarkStart w:id="78" w:name="kendini-sınama"/>
+    <w:bookmarkEnd w:id="101"/>
+    <w:bookmarkStart w:id="102" w:name="kendini-sınama"/>
     <w:p>
       <w:pPr>
         <w:pStyle w:val="Heading2"/>
@@ -14511,8 +14887,8 @@
         </w:pict>
       </w:r>
     </w:p>
-    <w:bookmarkEnd w:id="78"/>
-    <w:bookmarkStart w:id="79" w:name="kaynaklar-ve-ileri-okuma"/>
+    <w:bookmarkEnd w:id="102"/>
+    <w:bookmarkStart w:id="103" w:name="kaynaklar-ve-ileri-okuma"/>
     <w:p>
       <w:pPr>
         <w:pStyle w:val="Heading2"/>
@@ -15295,8 +15671,8 @@
         </w:tc>
       </w:tr>
     </w:tbl>
-    <w:bookmarkEnd w:id="79"/>
-    <w:bookmarkEnd w:id="80"/>
+    <w:bookmarkEnd w:id="103"/>
+    <w:bookmarkEnd w:id="104"/>
     <w:sectPr>
       <w:headerReference r:id="rId9" w:type="default"/>
       <w:footerReference r:id="rId10" w:type="default"/>

--- a/docs/week-10/cen429-week-10-ders-notu.en.docx
+++ b/docs/week-10/cen429-week-10-ders-notu.en.docx
@@ -2,7 +2,7 @@
 <file path=word/document.xml><?xml version="1.0" encoding="utf-8"?>
 <w:document xmlns:w="http://schemas.openxmlformats.org/wordprocessingml/2006/main" xmlns:m="http://schemas.openxmlformats.org/officeDocument/2006/math" xmlns:r="http://schemas.openxmlformats.org/officeDocument/2006/relationships" xmlns:o="urn:schemas-microsoft-com:office:office" xmlns:v="urn:schemas-microsoft-com:vml" xmlns:w10="urn:schemas-microsoft-com:office:word" xmlns:a="http://schemas.openxmlformats.org/drawingml/2006/main" xmlns:pic="http://schemas.openxmlformats.org/drawingml/2006/picture" xmlns:wp="http://schemas.openxmlformats.org/drawingml/2006/wordprocessingDrawing">
   <w:body>
-    <w:bookmarkStart w:id="104" w:name="Xb453c1af0fe1cc67261921e51d334e08c344a3e"/>
+    <w:bookmarkStart w:id="108" w:name="Xb453c1af0fe1cc67261921e51d334e08c344a3e"/>
     <w:p>
       <w:pPr>
         <w:pStyle w:val="Heading1"/>
@@ -2706,7 +2706,7 @@
     </w:p>
     <w:bookmarkEnd w:id="34"/>
     <w:bookmarkEnd w:id="35"/>
-    <w:bookmarkStart w:id="42" w:name="X47c4d8a348c15ec8732a2f3c0d4b29c056fbad9"/>
+    <w:bookmarkStart w:id="46" w:name="X47c4d8a348c15ec8732a2f3c0d4b29c056fbad9"/>
     <w:p>
       <w:pPr>
         <w:pStyle w:val="Heading2"/>
@@ -3454,7 +3454,7 @@
       </w:tr>
     </w:tbl>
     <w:bookmarkEnd w:id="39"/>
-    <w:bookmarkStart w:id="40" w:name="anahtar-uzunluğu-güvenlik-düzeyi"/>
+    <w:bookmarkStart w:id="44" w:name="anahtar-uzunluğu-güvenlik-düzeyi"/>
     <w:p>
       <w:pPr>
         <w:pStyle w:val="Heading3"/>
@@ -3941,14 +3941,13 @@
         <w:t xml:space="preserve">algoritmaların kendisidir.</w:t>
       </w:r>
     </w:p>
-    <w:bookmarkEnd w:id="40"/>
-    <w:bookmarkStart w:id="41" w:name="Xa54182dd8a99a0bc1ab6fd568d653bbeb750ea0"/>
-    <w:p>
-      <w:pPr>
-        <w:pStyle w:val="Heading3"/>
-      </w:pPr>
-      <w:r>
-        <w:t xml:space="preserve">Bir kural: kendi kriptonuzu yazmayın, kendi protokolünüzü de</w:t>
+    <w:bookmarkStart w:id="43" w:name="en-zayıf-halka-kuralı"/>
+    <w:p>
+      <w:pPr>
+        <w:pStyle w:val="Heading4"/>
+      </w:pPr>
+      <w:r>
+        <w:t xml:space="preserve">En zayıf halka kuralı</w:t>
       </w:r>
     </w:p>
     <w:p>
@@ -3956,108 +3955,57 @@
         <w:pStyle w:val="FirstParagraph"/>
       </w:pPr>
       <w:r>
-        <w:t xml:space="preserve">Algoritmaların hepsi doğru olsa bile, onları birleştirmek (hangi sırayla şifreleyip MAC’leyeceğinizi, nonce’u nereden</w:t>
-      </w:r>
-      <w:r>
-        <w:t xml:space="preserve"> </w:t>
-      </w:r>
-      <w:r>
-        <w:t xml:space="preserve">alacağınızı, anahtarları nasıl ayıracağınızı seçmek) ayrı bir uzmanlık ister. Bu haftanın bütün örnekleri, sahadaki</w:t>
-      </w:r>
-      <w:r>
-        <w:t xml:space="preserve"> </w:t>
-      </w:r>
-      <w:r>
-        <w:t xml:space="preserve">hataların neredeyse hepsinin</w:t>
-      </w:r>
-      <w:r>
-        <w:t xml:space="preserve"> </w:t>
-      </w:r>
-      <w:r>
-        <w:rPr>
-          <w:b/>
-          <w:bCs/>
-        </w:rPr>
-        <w:t xml:space="preserve">algoritmada değil, birleştirmede</w:t>
-      </w:r>
-      <w:r>
-        <w:t xml:space="preserve"> </w:t>
-      </w:r>
-      <w:r>
-        <w:t xml:space="preserve">olduğunu gösterecek. Mümkün olan her yerde hazır,</w:t>
-      </w:r>
-      <w:r>
-        <w:t xml:space="preserve"> </w:t>
-      </w:r>
-      <w:r>
-        <w:t xml:space="preserve">kanıtlanmış yapıları (TLS 1.3, AEAD, HPKE, Noise) kullanın.</w:t>
-      </w:r>
-    </w:p>
-    <w:p>
-      <w:r>
-        <w:pict>
-          <v:rect style="width:0;height:1.5pt" o:hralign="center" o:hrstd="t" o:hr="t"/>
-        </w:pict>
-      </w:r>
-    </w:p>
-    <w:bookmarkEnd w:id="41"/>
-    <w:bookmarkEnd w:id="42"/>
-    <w:bookmarkStart w:id="50" w:name="X3bb5fa96356dba327c969b5a7ec1e80f00cc271"/>
-    <w:p>
-      <w:pPr>
-        <w:pStyle w:val="Heading2"/>
-      </w:pPr>
-      <w:r>
-        <w:t xml:space="preserve">2. Blok şifre kipleri ve dolgu (Tarif 5.4, 5.11)</w:t>
-      </w:r>
-    </w:p>
-    <w:p>
-      <w:pPr>
-        <w:pStyle w:val="FirstParagraph"/>
-      </w:pPr>
-      <w:r>
-        <w:t xml:space="preserve">AES bir</w:t>
-      </w:r>
-      <w:r>
-        <w:t xml:space="preserve"> </w:t>
-      </w:r>
-      <w:r>
-        <w:rPr>
-          <w:b/>
-          <w:bCs/>
-        </w:rPr>
-        <w:t xml:space="preserve">blok şifredir</w:t>
-      </w:r>
-      <w:r>
-        <w:t xml:space="preserve">: tam olarak 16 baytlık bir bloğu, 16 baytlık başka bir bloğa çevirir. Daha uzun bir mesajı</w:t>
-      </w:r>
-      <w:r>
-        <w:t xml:space="preserve"> </w:t>
-      </w:r>
-      <w:r>
-        <w:t xml:space="preserve">şifrelemek için blokları birbirine bağlayan bir</w:t>
-      </w:r>
-      <w:r>
-        <w:t xml:space="preserve"> </w:t>
-      </w:r>
-      <w:r>
-        <w:rPr>
-          <w:b/>
-          <w:bCs/>
-        </w:rPr>
-        <w:t xml:space="preserve">kip</w:t>
-      </w:r>
-      <w:r>
-        <w:t xml:space="preserve"> </w:t>
-      </w:r>
-      <w:r>
-        <w:t xml:space="preserve">(mode of operation) gerekir. Kip seçimi, algoritma seçimi kadar</w:t>
-      </w:r>
-      <w:r>
-        <w:t xml:space="preserve"> </w:t>
-      </w:r>
-      <w:r>
-        <w:t xml:space="preserve">önemlidir; 3. haftadaki ECB penguenini hatırlayın.</w:t>
+        <w:t xml:space="preserve">Bir sistem birden çok kriptografik katman kullanır: anahtar değişimi bir algoritmayla, veri şifreleme başka biriyle</w:t>
+      </w:r>
+      <w:r>
+        <w:t xml:space="preserve"> </w:t>
+      </w:r>
+      <w:r>
+        <w:t xml:space="preserve">yapılır. Sistemin güvenlik düzeyi bu katmanların</w:t>
+      </w:r>
+      <w:r>
+        <w:t xml:space="preserve"> </w:t>
+      </w:r>
+      <w:r>
+        <w:rPr>
+          <w:b/>
+          <w:bCs/>
+        </w:rPr>
+        <w:t xml:space="preserve">en düşüğüne</w:t>
+      </w:r>
+      <w:r>
+        <w:t xml:space="preserve"> </w:t>
+      </w:r>
+      <w:r>
+        <w:t xml:space="preserve">eşittir — en güçlüsüne değil. RSA-2048 ile anahtar</w:t>
+      </w:r>
+      <w:r>
+        <w:t xml:space="preserve"> </w:t>
+      </w:r>
+      <w:r>
+        <w:t xml:space="preserve">taşıyıp veriyi AES-256 ile şifrelerseniz, saldırgan 256 bitlik AES’i kırmaya çalışmaz; ≈112 bitlik RSA katmanını hedef</w:t>
+      </w:r>
+      <w:r>
+        <w:t xml:space="preserve"> </w:t>
+      </w:r>
+      <w:r>
+        <w:t xml:space="preserve">alır. Bu yüzden katmanları tek tek değil,</w:t>
+      </w:r>
+      <w:r>
+        <w:t xml:space="preserve"> </w:t>
+      </w:r>
+      <w:r>
+        <w:rPr>
+          <w:b/>
+          <w:bCs/>
+        </w:rPr>
+        <w:t xml:space="preserve">birlikte</w:t>
+      </w:r>
+      <w:r>
+        <w:t xml:space="preserve"> </w:t>
+      </w:r>
+      <w:r>
+        <w:t xml:space="preserve">ve en düşük seviyeye göre değerlendirin.</w:t>
       </w:r>
     </w:p>
     <w:p>
@@ -4067,20 +4015,187 @@
       <w:r>
         <w:drawing>
           <wp:inline>
-            <wp:extent cx="5759999" cy="2283460"/>
+            <wp:extent cx="5759999" cy="2574688"/>
             <wp:effectExtent b="0" l="0" r="0" t="0"/>
-            <wp:docPr descr="Nonce tekrarının sonuçları" title="" id="44" name="Picture"/>
+            <wp:docPr descr="En zayıf halka kuralı" title="" id="41" name="Picture"/>
             <a:graphic>
               <a:graphicData uri="http://schemas.openxmlformats.org/drawingml/2006/picture">
                 <pic:pic>
                   <pic:nvPicPr>
-                    <pic:cNvPr descr="h10-07-nonce-tekrari.png" id="45" name="Picture"/>
+                    <pic:cNvPr descr="h10-13-en-zayif-halka.png" id="42" name="Picture"/>
                     <pic:cNvPicPr>
                       <a:picLocks noChangeArrowheads="1" noChangeAspect="1"/>
                     </pic:cNvPicPr>
                   </pic:nvPicPr>
                   <pic:blipFill>
-                    <a:blip r:embed="rId43"/>
+                    <a:blip r:embed="rId40"/>
+                    <a:stretch>
+                      <a:fillRect/>
+                    </a:stretch>
+                  </pic:blipFill>
+                  <pic:spPr bwMode="auto">
+                    <a:xfrm>
+                      <a:off x="0" y="0"/>
+                      <a:ext cx="5759999" cy="2574688"/>
+                    </a:xfrm>
+                    <a:prstGeom prst="rect">
+                      <a:avLst/>
+                    </a:prstGeom>
+                    <a:noFill/>
+                    <a:ln w="9525">
+                      <a:noFill/>
+                      <a:headEnd/>
+                      <a:tailEnd/>
+                    </a:ln>
+                  </pic:spPr>
+                </pic:pic>
+              </a:graphicData>
+            </a:graphic>
+          </wp:inline>
+        </w:drawing>
+      </w:r>
+    </w:p>
+    <w:bookmarkEnd w:id="43"/>
+    <w:bookmarkEnd w:id="44"/>
+    <w:bookmarkStart w:id="45" w:name="Xa54182dd8a99a0bc1ab6fd568d653bbeb750ea0"/>
+    <w:p>
+      <w:pPr>
+        <w:pStyle w:val="Heading3"/>
+      </w:pPr>
+      <w:r>
+        <w:t xml:space="preserve">Bir kural: kendi kriptonuzu yazmayın, kendi protokolünüzü de</w:t>
+      </w:r>
+    </w:p>
+    <w:p>
+      <w:pPr>
+        <w:pStyle w:val="FirstParagraph"/>
+      </w:pPr>
+      <w:r>
+        <w:t xml:space="preserve">Algoritmaların hepsi doğru olsa bile, onları birleştirmek (hangi sırayla şifreleyip MAC’leyeceğinizi, nonce’u nereden</w:t>
+      </w:r>
+      <w:r>
+        <w:t xml:space="preserve"> </w:t>
+      </w:r>
+      <w:r>
+        <w:t xml:space="preserve">alacağınızı, anahtarları nasıl ayıracağınızı seçmek) ayrı bir uzmanlık ister. Bu haftanın bütün örnekleri, sahadaki</w:t>
+      </w:r>
+      <w:r>
+        <w:t xml:space="preserve"> </w:t>
+      </w:r>
+      <w:r>
+        <w:t xml:space="preserve">hataların neredeyse hepsinin</w:t>
+      </w:r>
+      <w:r>
+        <w:t xml:space="preserve"> </w:t>
+      </w:r>
+      <w:r>
+        <w:rPr>
+          <w:b/>
+          <w:bCs/>
+        </w:rPr>
+        <w:t xml:space="preserve">algoritmada değil, birleştirmede</w:t>
+      </w:r>
+      <w:r>
+        <w:t xml:space="preserve"> </w:t>
+      </w:r>
+      <w:r>
+        <w:t xml:space="preserve">olduğunu gösterecek. Mümkün olan her yerde hazır,</w:t>
+      </w:r>
+      <w:r>
+        <w:t xml:space="preserve"> </w:t>
+      </w:r>
+      <w:r>
+        <w:t xml:space="preserve">kanıtlanmış yapıları (TLS 1.3, AEAD, HPKE, Noise) kullanın.</w:t>
+      </w:r>
+    </w:p>
+    <w:p>
+      <w:r>
+        <w:pict>
+          <v:rect style="width:0;height:1.5pt" o:hralign="center" o:hrstd="t" o:hr="t"/>
+        </w:pict>
+      </w:r>
+    </w:p>
+    <w:bookmarkEnd w:id="45"/>
+    <w:bookmarkEnd w:id="46"/>
+    <w:bookmarkStart w:id="54" w:name="X3bb5fa96356dba327c969b5a7ec1e80f00cc271"/>
+    <w:p>
+      <w:pPr>
+        <w:pStyle w:val="Heading2"/>
+      </w:pPr>
+      <w:r>
+        <w:t xml:space="preserve">2. Blok şifre kipleri ve dolgu (Tarif 5.4, 5.11)</w:t>
+      </w:r>
+    </w:p>
+    <w:p>
+      <w:pPr>
+        <w:pStyle w:val="FirstParagraph"/>
+      </w:pPr>
+      <w:r>
+        <w:t xml:space="preserve">AES bir</w:t>
+      </w:r>
+      <w:r>
+        <w:t xml:space="preserve"> </w:t>
+      </w:r>
+      <w:r>
+        <w:rPr>
+          <w:b/>
+          <w:bCs/>
+        </w:rPr>
+        <w:t xml:space="preserve">blok şifredir</w:t>
+      </w:r>
+      <w:r>
+        <w:t xml:space="preserve">: tam olarak 16 baytlık bir bloğu, 16 baytlık başka bir bloğa çevirir. Daha uzun bir mesajı</w:t>
+      </w:r>
+      <w:r>
+        <w:t xml:space="preserve"> </w:t>
+      </w:r>
+      <w:r>
+        <w:t xml:space="preserve">şifrelemek için blokları birbirine bağlayan bir</w:t>
+      </w:r>
+      <w:r>
+        <w:t xml:space="preserve"> </w:t>
+      </w:r>
+      <w:r>
+        <w:rPr>
+          <w:b/>
+          <w:bCs/>
+        </w:rPr>
+        <w:t xml:space="preserve">kip</w:t>
+      </w:r>
+      <w:r>
+        <w:t xml:space="preserve"> </w:t>
+      </w:r>
+      <w:r>
+        <w:t xml:space="preserve">(mode of operation) gerekir. Kip seçimi, algoritma seçimi kadar</w:t>
+      </w:r>
+      <w:r>
+        <w:t xml:space="preserve"> </w:t>
+      </w:r>
+      <w:r>
+        <w:t xml:space="preserve">önemlidir; 3. haftadaki ECB penguenini hatırlayın.</w:t>
+      </w:r>
+    </w:p>
+    <w:p>
+      <w:pPr>
+        <w:pStyle w:val="BodyText"/>
+      </w:pPr>
+      <w:r>
+        <w:drawing>
+          <wp:inline>
+            <wp:extent cx="5759999" cy="2283460"/>
+            <wp:effectExtent b="0" l="0" r="0" t="0"/>
+            <wp:docPr descr="Nonce tekrarının sonuçları" title="" id="48" name="Picture"/>
+            <a:graphic>
+              <a:graphicData uri="http://schemas.openxmlformats.org/drawingml/2006/picture">
+                <pic:pic>
+                  <pic:nvPicPr>
+                    <pic:cNvPr descr="h10-07-nonce-tekrari.png" id="49" name="Picture"/>
+                    <pic:cNvPicPr>
+                      <a:picLocks noChangeArrowheads="1" noChangeAspect="1"/>
+                    </pic:cNvPicPr>
+                  </pic:nvPicPr>
+                  <pic:blipFill>
+                    <a:blip r:embed="rId47"/>
                     <a:stretch>
                       <a:fillRect/>
                     </a:stretch>
@@ -4116,18 +4231,18 @@
           <wp:inline>
             <wp:extent cx="5759999" cy="2470728"/>
             <wp:effectExtent b="0" l="0" r="0" t="0"/>
-            <wp:docPr descr="ECB kipinin desen sızdırması" title="" id="47" name="Picture"/>
+            <wp:docPr descr="ECB kipinin desen sızdırması" title="" id="51" name="Picture"/>
             <a:graphic>
               <a:graphicData uri="http://schemas.openxmlformats.org/drawingml/2006/picture">
                 <pic:pic>
                   <pic:nvPicPr>
-                    <pic:cNvPr descr="h10-06-ecb.png" id="48" name="Picture"/>
+                    <pic:cNvPr descr="h10-06-ecb.png" id="52" name="Picture"/>
                     <pic:cNvPicPr>
                       <a:picLocks noChangeArrowheads="1" noChangeAspect="1"/>
                     </pic:cNvPicPr>
                   </pic:nvPicPr>
                   <pic:blipFill>
-                    <a:blip r:embed="rId46"/>
+                    <a:blip r:embed="rId50"/>
                     <a:stretch>
                       <a:fillRect/>
                     </a:stretch>
@@ -4713,7 +4828,7 @@
         </w:tc>
       </w:tr>
     </w:tbl>
-    <w:bookmarkStart w:id="49" w:name="dolgu-ve-dolgu-kâhini"/>
+    <w:bookmarkStart w:id="53" w:name="dolgu-ve-dolgu-kâhini"/>
     <w:p>
       <w:pPr>
         <w:pStyle w:val="Heading3"/>
@@ -5066,9 +5181,9 @@
         </w:pict>
       </w:r>
     </w:p>
-    <w:bookmarkEnd w:id="49"/>
-    <w:bookmarkEnd w:id="50"/>
-    <w:bookmarkStart w:id="60" w:name="Xcd5a4b84a9eaf432e3b249b3d62274aea95c2c7"/>
+    <w:bookmarkEnd w:id="53"/>
+    <w:bookmarkEnd w:id="54"/>
+    <w:bookmarkStart w:id="64" w:name="Xcd5a4b84a9eaf432e3b249b3d62274aea95c2c7"/>
     <w:p>
       <w:pPr>
         <w:pStyle w:val="Heading2"/>
@@ -5077,7 +5192,7 @@
         <w:t xml:space="preserve">3. MAC, HMAC ve şifreleme ile bütünlüğün birleştirilmesi (Tarif 6.4, 6.10, 6.18, 6.21)</w:t>
       </w:r>
     </w:p>
-    <w:bookmarkStart w:id="57" w:name="hmac-nasıl-çalışır"/>
+    <w:bookmarkStart w:id="61" w:name="hmac-nasıl-çalışır"/>
     <w:p>
       <w:pPr>
         <w:pStyle w:val="Heading3"/>
@@ -5095,18 +5210,18 @@
           <wp:inline>
             <wp:extent cx="5759999" cy="2470728"/>
             <wp:effectExtent b="0" l="0" r="0" t="0"/>
-            <wp:docPr descr="HMAC ile H(K||m) karşılaştırması" title="" id="52" name="Picture"/>
+            <wp:docPr descr="HMAC ile H(K||m) karşılaştırması" title="" id="56" name="Picture"/>
             <a:graphic>
               <a:graphicData uri="http://schemas.openxmlformats.org/drawingml/2006/picture">
                 <pic:pic>
                   <pic:nvPicPr>
-                    <pic:cNvPr descr="h10-08-hmac.png" id="53" name="Picture"/>
+                    <pic:cNvPr descr="h10-08-hmac.png" id="57" name="Picture"/>
                     <pic:cNvPicPr>
                       <a:picLocks noChangeArrowheads="1" noChangeAspect="1"/>
                     </pic:cNvPicPr>
                   </pic:nvPicPr>
                   <pic:blipFill>
-                    <a:blip r:embed="rId51"/>
+                    <a:blip r:embed="rId55"/>
                     <a:stretch>
                       <a:fillRect/>
                     </a:stretch>
@@ -5142,18 +5257,18 @@
           <wp:inline>
             <wp:extent cx="5759999" cy="2283460"/>
             <wp:effectExtent b="0" l="0" r="0" t="0"/>
-            <wp:docPr descr="Encrypt-then-MAC sırası ve doğrulamadan önce çözmeme kuralı" title="" id="55" name="Picture"/>
+            <wp:docPr descr="Encrypt-then-MAC sırası ve doğrulamadan önce çözmeme kuralı" title="" id="59" name="Picture"/>
             <a:graphic>
               <a:graphicData uri="http://schemas.openxmlformats.org/drawingml/2006/picture">
                 <pic:pic>
                   <pic:nvPicPr>
-                    <pic:cNvPr descr="h10-01-encrypt-then-mac.png" id="56" name="Picture"/>
+                    <pic:cNvPr descr="h10-01-encrypt-then-mac.png" id="60" name="Picture"/>
                     <pic:cNvPicPr>
                       <a:picLocks noChangeArrowheads="1" noChangeAspect="1"/>
                     </pic:cNvPicPr>
                   </pic:nvPicPr>
                   <pic:blipFill>
-                    <a:blip r:embed="rId54"/>
+                    <a:blip r:embed="rId58"/>
                     <a:stretch>
                       <a:fillRect/>
                     </a:stretch>
@@ -5494,8 +5609,8 @@
         <w:t xml:space="preserve">)</w:t>
       </w:r>
     </w:p>
-    <w:bookmarkEnd w:id="57"/>
-    <w:bookmarkStart w:id="58" w:name="X7e35fca67d04b0b25118a54d591c60a5479fe62"/>
+    <w:bookmarkEnd w:id="61"/>
+    <w:bookmarkStart w:id="62" w:name="X7e35fca67d04b0b25118a54d591c60a5479fe62"/>
     <w:p>
       <w:pPr>
         <w:pStyle w:val="Heading3"/>
@@ -5798,8 +5913,8 @@
         <w:t xml:space="preserve">MAC’e IV’yi ve bağlam bilgisini de katın, karşılaştırmayı sabit zamanlı yapın.</w:t>
       </w:r>
     </w:p>
-    <w:bookmarkEnd w:id="58"/>
-    <w:bookmarkStart w:id="59" w:name="yeniden-oynatma-geçerli-ama-eski-mesaj"/>
+    <w:bookmarkEnd w:id="62"/>
+    <w:bookmarkStart w:id="63" w:name="yeniden-oynatma-geçerli-ama-eski-mesaj"/>
     <w:p>
       <w:pPr>
         <w:pStyle w:val="Heading3"/>
@@ -6129,9 +6244,9 @@
         </w:pict>
       </w:r>
     </w:p>
-    <w:bookmarkEnd w:id="59"/>
-    <w:bookmarkEnd w:id="60"/>
-    <w:bookmarkStart w:id="66" w:name="X894d7ec1ef08a32ec8666de07060ba11da1586b"/>
+    <w:bookmarkEnd w:id="63"/>
+    <w:bookmarkEnd w:id="64"/>
+    <w:bookmarkStart w:id="70" w:name="X894d7ec1ef08a32ec8666de07060ba11da1586b"/>
     <w:p>
       <w:pPr>
         <w:pStyle w:val="Heading2"/>
@@ -6230,18 +6345,18 @@
           <wp:inline>
             <wp:extent cx="5759999" cy="2470728"/>
             <wp:effectExtent b="0" l="0" r="0" t="0"/>
-            <wp:docPr descr="RSA dolgu şemaları: OAEP ve PSS" title="" id="62" name="Picture"/>
+            <wp:docPr descr="RSA dolgu şemaları: OAEP ve PSS" title="" id="66" name="Picture"/>
             <a:graphic>
               <a:graphicData uri="http://schemas.openxmlformats.org/drawingml/2006/picture">
                 <pic:pic>
                   <pic:nvPicPr>
-                    <pic:cNvPr descr="h10-09-oaep-pss.png" id="63" name="Picture"/>
+                    <pic:cNvPr descr="h10-09-oaep-pss.png" id="67" name="Picture"/>
                     <pic:cNvPicPr>
                       <a:picLocks noChangeArrowheads="1" noChangeAspect="1"/>
                     </pic:cNvPicPr>
                   </pic:nvPicPr>
                   <pic:blipFill>
-                    <a:blip r:embed="rId61"/>
+                    <a:blip r:embed="rId65"/>
                     <a:stretch>
                       <a:fillRect/>
                     </a:stretch>
@@ -6317,7 +6432,7 @@
         <w:t xml:space="preserve">her zaman simetrik şifreyle korunur (3. haftadaki hibrit şema).</w:t>
       </w:r>
     </w:p>
-    <w:bookmarkStart w:id="64" w:name="rsa-doğru-dolguyla"/>
+    <w:bookmarkStart w:id="68" w:name="rsa-doğru-dolguyla"/>
     <w:p>
       <w:pPr>
         <w:pStyle w:val="Heading3"/>
@@ -6986,8 +7101,8 @@
         <w:t xml:space="preserve"> belge.sig belge.txt</w:t>
       </w:r>
     </w:p>
-    <w:bookmarkEnd w:id="64"/>
-    <w:bookmarkStart w:id="65" w:name="Xb7809da19cb7c31c1581e3fac33aa31face064e"/>
+    <w:bookmarkEnd w:id="68"/>
+    <w:bookmarkStart w:id="69" w:name="Xb7809da19cb7c31c1581e3fac33aa31face064e"/>
     <w:p>
       <w:pPr>
         <w:pStyle w:val="Heading3"/>
@@ -7600,9 +7715,9 @@
         </w:pict>
       </w:r>
     </w:p>
-    <w:bookmarkEnd w:id="65"/>
-    <w:bookmarkEnd w:id="66"/>
-    <w:bookmarkStart w:id="72" w:name="Xf25ed3eacfb12216da4583e6edd8ff972fa0edf"/>
+    <w:bookmarkEnd w:id="69"/>
+    <w:bookmarkEnd w:id="70"/>
+    <w:bookmarkStart w:id="76" w:name="Xf25ed3eacfb12216da4583e6edd8ff972fa0edf"/>
     <w:p>
       <w:pPr>
         <w:pStyle w:val="Heading2"/>
@@ -7679,18 +7794,18 @@
           <wp:inline>
             <wp:extent cx="5759999" cy="2283460"/>
             <wp:effectExtent b="0" l="0" r="0" t="0"/>
-            <wp:docPr descr="Dijital imza oluşturma ve doğrulama" title="" id="68" name="Picture"/>
+            <wp:docPr descr="Dijital imza oluşturma ve doğrulama" title="" id="72" name="Picture"/>
             <a:graphic>
               <a:graphicData uri="http://schemas.openxmlformats.org/drawingml/2006/picture">
                 <pic:pic>
                   <pic:nvPicPr>
-                    <pic:cNvPr descr="h10-10-imza.png" id="69" name="Picture"/>
+                    <pic:cNvPr descr="h10-10-imza.png" id="73" name="Picture"/>
                     <pic:cNvPicPr>
                       <a:picLocks noChangeArrowheads="1" noChangeAspect="1"/>
                     </pic:cNvPicPr>
                   </pic:nvPicPr>
                   <pic:blipFill>
-                    <a:blip r:embed="rId67"/>
+                    <a:blip r:embed="rId71"/>
                     <a:stretch>
                       <a:fillRect/>
                     </a:stretch>
@@ -7717,7 +7832,7 @@
         </w:drawing>
       </w:r>
     </w:p>
-    <w:bookmarkStart w:id="70" w:name="imza-nerelerde-kullanılır"/>
+    <w:bookmarkStart w:id="74" w:name="imza-nerelerde-kullanılır"/>
     <w:p>
       <w:pPr>
         <w:pStyle w:val="Heading3"/>
@@ -7973,8 +8088,8 @@
         </w:tc>
       </w:tr>
     </w:tbl>
-    <w:bookmarkEnd w:id="70"/>
-    <w:bookmarkStart w:id="71" w:name="kodda-imza-doğrulama-openssl-evp"/>
+    <w:bookmarkEnd w:id="74"/>
+    <w:bookmarkStart w:id="75" w:name="kodda-imza-doğrulama-openssl-evp"/>
     <w:p>
       <w:pPr>
         <w:pStyle w:val="Heading3"/>
@@ -9092,9 +9207,9 @@
         </w:pict>
       </w:r>
     </w:p>
-    <w:bookmarkEnd w:id="71"/>
-    <w:bookmarkEnd w:id="72"/>
-    <w:bookmarkStart w:id="78" w:name="Xb1fd965b0113255b1c47ac4530c4f53fdbb078f"/>
+    <w:bookmarkEnd w:id="75"/>
+    <w:bookmarkEnd w:id="76"/>
+    <w:bookmarkStart w:id="82" w:name="Xb1fd965b0113255b1c47ac4530c4f53fdbb078f"/>
     <w:p>
       <w:pPr>
         <w:pStyle w:val="Heading2"/>
@@ -9168,7 +9283,7 @@
         <w:t xml:space="preserve">’dir (X25519).</w:t>
       </w:r>
     </w:p>
-    <w:bookmarkStart w:id="76" w:name="kimliksiz-dhnin-zayıflığı-araya-girme"/>
+    <w:bookmarkStart w:id="80" w:name="kimliksiz-dhnin-zayıflığı-araya-girme"/>
     <w:p>
       <w:pPr>
         <w:pStyle w:val="Heading3"/>
@@ -9226,18 +9341,18 @@
           <wp:inline>
             <wp:extent cx="5759999" cy="3102231"/>
             <wp:effectExtent b="0" l="0" r="0" t="0"/>
-            <wp:docPr descr="Kimliksiz Diffie-Hellman’da araya girme saldırısı" title="" id="74" name="Picture"/>
+            <wp:docPr descr="Kimliksiz Diffie-Hellman’da araya girme saldırısı" title="" id="78" name="Picture"/>
             <a:graphic>
               <a:graphicData uri="http://schemas.openxmlformats.org/drawingml/2006/picture">
                 <pic:pic>
                   <pic:nvPicPr>
-                    <pic:cNvPr descr="h10-02-dh-mitm.png" id="75" name="Picture"/>
+                    <pic:cNvPr descr="h10-02-dh-mitm.png" id="79" name="Picture"/>
                     <pic:cNvPicPr>
                       <a:picLocks noChangeArrowheads="1" noChangeAspect="1"/>
                     </pic:cNvPicPr>
                   </pic:nvPicPr>
                   <pic:blipFill>
-                    <a:blip r:embed="rId73"/>
+                    <a:blip r:embed="rId77"/>
                     <a:stretch>
                       <a:fillRect/>
                     </a:stretch>
@@ -9284,8 +9399,8 @@
         <w:t xml:space="preserve">sanır; aslında her mesaj saldırganın elinden geçer.</w:t>
       </w:r>
     </w:p>
-    <w:bookmarkEnd w:id="76"/>
-    <w:bookmarkStart w:id="77" w:name="Xe5a2795c222be48635b1920a13635964ec162fc"/>
+    <w:bookmarkEnd w:id="80"/>
+    <w:bookmarkStart w:id="81" w:name="Xe5a2795c222be48635b1920a13635964ec162fc"/>
     <w:p>
       <w:pPr>
         <w:pStyle w:val="Heading3"/>
@@ -9482,9 +9597,9 @@
         </w:pict>
       </w:r>
     </w:p>
-    <w:bookmarkEnd w:id="77"/>
-    <w:bookmarkEnd w:id="78"/>
-    <w:bookmarkStart w:id="84" w:name="X8f513256ad623ebf09fea50f49d80d9639ca4b1"/>
+    <w:bookmarkEnd w:id="81"/>
+    <w:bookmarkEnd w:id="82"/>
+    <w:bookmarkStart w:id="88" w:name="X8f513256ad623ebf09fea50f49d80d9639ca4b1"/>
     <w:p>
       <w:pPr>
         <w:pStyle w:val="Heading2"/>
@@ -9545,7 +9660,7 @@
         <w:t xml:space="preserve">güvenilen üçüncü taraflar aracılığıyla cevap veren kurallar, roller ve belgeler bütünüdür.</w:t>
       </w:r>
     </w:p>
-    <w:bookmarkStart w:id="82" w:name="bileşenler"/>
+    <w:bookmarkStart w:id="86" w:name="bileşenler"/>
     <w:p>
       <w:pPr>
         <w:pStyle w:val="Heading3"/>
@@ -9930,18 +10045,18 @@
           <wp:inline>
             <wp:extent cx="5759999" cy="2377094"/>
             <wp:effectExtent b="0" l="0" r="0" t="0"/>
-            <wp:docPr descr="PKI güven zinciri: kök CA, ara CA ve uç sertifikalar" title="" id="80" name="Picture"/>
+            <wp:docPr descr="PKI güven zinciri: kök CA, ara CA ve uç sertifikalar" title="" id="84" name="Picture"/>
             <a:graphic>
               <a:graphicData uri="http://schemas.openxmlformats.org/drawingml/2006/picture">
                 <pic:pic>
                   <pic:nvPicPr>
-                    <pic:cNvPr descr="h10-03-pki.png" id="81" name="Picture"/>
+                    <pic:cNvPr descr="h10-03-pki.png" id="85" name="Picture"/>
                     <pic:cNvPicPr>
                       <a:picLocks noChangeArrowheads="1" noChangeAspect="1"/>
                     </pic:cNvPicPr>
                   </pic:nvPicPr>
                   <pic:blipFill>
-                    <a:blip r:embed="rId79"/>
+                    <a:blip r:embed="rId83"/>
                     <a:stretch>
                       <a:fillRect/>
                     </a:stretch>
@@ -10010,8 +10125,8 @@
         <w:t xml:space="preserve">Günlük işi ara CA yapar; ele geçirilirse yalnız o ara CA iptal edilir.</w:t>
       </w:r>
     </w:p>
-    <w:bookmarkEnd w:id="82"/>
-    <w:bookmarkStart w:id="83" w:name="sertifika-doğrulama-dört-soru-tarif-10.4"/>
+    <w:bookmarkEnd w:id="86"/>
+    <w:bookmarkStart w:id="87" w:name="sertifika-doğrulama-dört-soru-tarif-10.4"/>
     <w:p>
       <w:pPr>
         <w:pStyle w:val="Heading3"/>
@@ -10201,9 +10316,9 @@
         </w:pict>
       </w:r>
     </w:p>
-    <w:bookmarkEnd w:id="83"/>
-    <w:bookmarkEnd w:id="84"/>
-    <w:bookmarkStart w:id="88" w:name="x.509-sertifikasının-yapısı"/>
+    <w:bookmarkEnd w:id="87"/>
+    <w:bookmarkEnd w:id="88"/>
+    <w:bookmarkStart w:id="92" w:name="x.509-sertifikasının-yapısı"/>
     <w:p>
       <w:pPr>
         <w:pStyle w:val="Heading2"/>
@@ -10261,18 +10376,18 @@
           <wp:inline>
             <wp:extent cx="5759999" cy="2687780"/>
             <wp:effectExtent b="0" l="0" r="0" t="0"/>
-            <wp:docPr descr="X.509 sertifikasının alanları" title="" id="86" name="Picture"/>
+            <wp:docPr descr="X.509 sertifikasının alanları" title="" id="90" name="Picture"/>
             <a:graphic>
               <a:graphicData uri="http://schemas.openxmlformats.org/drawingml/2006/picture">
                 <pic:pic>
                   <pic:nvPicPr>
-                    <pic:cNvPr descr="h10-11-x509.png" id="87" name="Picture"/>
+                    <pic:cNvPr descr="h10-11-x509.png" id="91" name="Picture"/>
                     <pic:cNvPicPr>
                       <a:picLocks noChangeArrowheads="1" noChangeAspect="1"/>
                     </pic:cNvPicPr>
                   </pic:nvPicPr>
                   <pic:blipFill>
-                    <a:blip r:embed="rId85"/>
+                    <a:blip r:embed="rId89"/>
                     <a:stretch>
                       <a:fillRect/>
                     </a:stretch>
@@ -10739,8 +10854,8 @@
         </w:pict>
       </w:r>
     </w:p>
-    <w:bookmarkEnd w:id="88"/>
-    <w:bookmarkStart w:id="93" w:name="openssl-ile-sertifika-zinciri-kurmak"/>
+    <w:bookmarkEnd w:id="92"/>
+    <w:bookmarkStart w:id="97" w:name="openssl-ile-sertifika-zinciri-kurmak"/>
     <w:p>
       <w:pPr>
         <w:pStyle w:val="Heading2"/>
@@ -10785,18 +10900,18 @@
           <wp:inline>
             <wp:extent cx="5759999" cy="2748610"/>
             <wp:effectExtent b="0" l="0" r="0" t="0"/>
-            <wp:docPr descr="Zincir doğrulamanın dört sorusu" title="" id="90" name="Picture"/>
+            <wp:docPr descr="Zincir doğrulamanın dört sorusu" title="" id="94" name="Picture"/>
             <a:graphic>
               <a:graphicData uri="http://schemas.openxmlformats.org/drawingml/2006/picture">
                 <pic:pic>
                   <pic:nvPicPr>
-                    <pic:cNvPr descr="h10-12-zincir-dogrulama.png" id="91" name="Picture"/>
+                    <pic:cNvPr descr="h10-12-zincir-dogrulama.png" id="95" name="Picture"/>
                     <pic:cNvPicPr>
                       <a:picLocks noChangeArrowheads="1" noChangeAspect="1"/>
                     </pic:cNvPicPr>
                   </pic:nvPicPr>
                   <pic:blipFill>
-                    <a:blip r:embed="rId89"/>
+                    <a:blip r:embed="rId93"/>
                     <a:stretch>
                       <a:fillRect/>
                     </a:stretch>
@@ -11948,7 +12063,7 @@
         <w:t xml:space="preserve">sertifikayı gönderip ara sertifikayı unutması, sahada sık görülen bir yapılandırma hatasıdır.</w:t>
       </w:r>
     </w:p>
-    <w:bookmarkStart w:id="92" w:name="sınıf-etkinliği-zinciri-bozmak"/>
+    <w:bookmarkStart w:id="96" w:name="sınıf-etkinliği-zinciri-bozmak"/>
     <w:p>
       <w:pPr>
         <w:pStyle w:val="Heading3"/>
@@ -12105,9 +12220,9 @@
         </w:pict>
       </w:r>
     </w:p>
-    <w:bookmarkEnd w:id="92"/>
-    <w:bookmarkEnd w:id="93"/>
-    <w:bookmarkStart w:id="97" w:name="X998aaa043ae3e8b86db372ba51e1dc9369fc76e"/>
+    <w:bookmarkEnd w:id="96"/>
+    <w:bookmarkEnd w:id="97"/>
+    <w:bookmarkStart w:id="101" w:name="X998aaa043ae3e8b86db372ba51e1dc9369fc76e"/>
     <w:p>
       <w:pPr>
         <w:pStyle w:val="Heading2"/>
@@ -12149,18 +12264,18 @@
           <wp:inline>
             <wp:extent cx="5759999" cy="2377094"/>
             <wp:effectExtent b="0" l="0" r="0" t="0"/>
-            <wp:docPr descr="Sertifika iptali: CRL, OCSP ve zımbalama karşılaştırması" title="" id="95" name="Picture"/>
+            <wp:docPr descr="Sertifika iptali: CRL, OCSP ve zımbalama karşılaştırması" title="" id="99" name="Picture"/>
             <a:graphic>
               <a:graphicData uri="http://schemas.openxmlformats.org/drawingml/2006/picture">
                 <pic:pic>
                   <pic:nvPicPr>
-                    <pic:cNvPr descr="h10-04-sertifika-iptali.png" id="96" name="Picture"/>
+                    <pic:cNvPr descr="h10-04-sertifika-iptali.png" id="100" name="Picture"/>
                     <pic:cNvPicPr>
                       <a:picLocks noChangeArrowheads="1" noChangeAspect="1"/>
                     </pic:cNvPicPr>
                   </pic:nvPicPr>
                   <pic:blipFill>
-                    <a:blip r:embed="rId94"/>
+                    <a:blip r:embed="rId98"/>
                     <a:stretch>
                       <a:fillRect/>
                     </a:stretch>
@@ -12698,8 +12813,8 @@
         </w:pict>
       </w:r>
     </w:p>
-    <w:bookmarkEnd w:id="97"/>
-    <w:bookmarkStart w:id="98" w:name="X724fab415a7c9757ca722fdb6473ed51d4a7a4f"/>
+    <w:bookmarkEnd w:id="101"/>
+    <w:bookmarkStart w:id="102" w:name="X724fab415a7c9757ca722fdb6473ed51d4a7a4f"/>
     <w:p>
       <w:pPr>
         <w:pStyle w:val="Heading2"/>
@@ -13486,8 +13601,8 @@
         </w:pict>
       </w:r>
     </w:p>
-    <w:bookmarkEnd w:id="98"/>
-    <w:bookmarkStart w:id="99" w:name="kuantum-sonrası-kriptografiye-bakış"/>
+    <w:bookmarkEnd w:id="102"/>
+    <w:bookmarkStart w:id="103" w:name="kuantum-sonrası-kriptografiye-bakış"/>
     <w:p>
       <w:pPr>
         <w:pStyle w:val="Heading2"/>
@@ -13755,8 +13870,8 @@
         </w:pict>
       </w:r>
     </w:p>
-    <w:bookmarkEnd w:id="99"/>
-    <w:bookmarkStart w:id="100" w:name="dönem-projesi-bu-hafta"/>
+    <w:bookmarkEnd w:id="103"/>
+    <w:bookmarkStart w:id="104" w:name="dönem-projesi-bu-hafta"/>
     <w:p>
       <w:pPr>
         <w:pStyle w:val="Heading2"/>
@@ -13955,8 +14070,8 @@
         </w:pict>
       </w:r>
     </w:p>
-    <w:bookmarkEnd w:id="100"/>
-    <w:bookmarkStart w:id="101" w:name="kendi-başına-çalış"/>
+    <w:bookmarkEnd w:id="104"/>
+    <w:bookmarkStart w:id="105" w:name="kendi-başına-çalış"/>
     <w:p>
       <w:pPr>
         <w:pStyle w:val="Heading2"/>
@@ -14429,8 +14544,8 @@
         </w:pict>
       </w:r>
     </w:p>
-    <w:bookmarkEnd w:id="101"/>
-    <w:bookmarkStart w:id="102" w:name="kendini-sınama"/>
+    <w:bookmarkEnd w:id="105"/>
+    <w:bookmarkStart w:id="106" w:name="kendini-sınama"/>
     <w:p>
       <w:pPr>
         <w:pStyle w:val="Heading2"/>
@@ -14887,8 +15002,8 @@
         </w:pict>
       </w:r>
     </w:p>
-    <w:bookmarkEnd w:id="102"/>
-    <w:bookmarkStart w:id="103" w:name="kaynaklar-ve-ileri-okuma"/>
+    <w:bookmarkEnd w:id="106"/>
+    <w:bookmarkStart w:id="107" w:name="kaynaklar-ve-ileri-okuma"/>
     <w:p>
       <w:pPr>
         <w:pStyle w:val="Heading2"/>
@@ -15671,8 +15786,8 @@
         </w:tc>
       </w:tr>
     </w:tbl>
-    <w:bookmarkEnd w:id="103"/>
-    <w:bookmarkEnd w:id="104"/>
+    <w:bookmarkEnd w:id="107"/>
+    <w:bookmarkEnd w:id="108"/>
     <w:sectPr>
       <w:headerReference r:id="rId9" w:type="default"/>
       <w:footerReference r:id="rId10" w:type="default"/>

--- a/docs/week-10/cen429-week-10-ders-notu.en.docx
+++ b/docs/week-10/cen429-week-10-ders-notu.en.docx
@@ -2,7 +2,7 @@
 <file path=word/document.xml><?xml version="1.0" encoding="utf-8"?>
 <w:document xmlns:w="http://schemas.openxmlformats.org/wordprocessingml/2006/main" xmlns:m="http://schemas.openxmlformats.org/officeDocument/2006/math" xmlns:r="http://schemas.openxmlformats.org/officeDocument/2006/relationships" xmlns:o="urn:schemas-microsoft-com:office:office" xmlns:v="urn:schemas-microsoft-com:vml" xmlns:w10="urn:schemas-microsoft-com:office:word" xmlns:a="http://schemas.openxmlformats.org/drawingml/2006/main" xmlns:pic="http://schemas.openxmlformats.org/drawingml/2006/picture" xmlns:wp="http://schemas.openxmlformats.org/drawingml/2006/wordprocessingDrawing">
   <w:body>
-    <w:bookmarkStart w:id="138" w:name="X6b6b88c91d065f96e0bfbfaf9f60a7453971109"/>
+    <w:bookmarkStart w:id="149" w:name="X6b6b88c91d065f96e0bfbfaf9f60a7453971109"/>
     <w:p>
       <w:pPr>
         <w:pStyle w:val="Heading1"/>
@@ -129,7 +129,21 @@
               <w:pStyle w:val="Compact"/>
             </w:pPr>
             <w:r>
-              <w:t xml:space="preserve">AES-GCM, HMAC, key derivation and what TLS does, from Week 3; being able to run the</w:t>
+              <w:t xml:space="preserve">AES-GCM, HMAC, key derivation and what TLS does, from</w:t>
+            </w:r>
+            <w:r>
+              <w:t xml:space="preserve"> </w:t>
+            </w:r>
+            <w:hyperlink r:id="rId20">
+              <w:r>
+                <w:rPr>
+                  <w:rStyle w:val="Hyperlink"/>
+                </w:rPr>
+                <w:t xml:space="preserve">Week 3</w:t>
+              </w:r>
+            </w:hyperlink>
+            <w:r>
+              <w:t xml:space="preserve">; being able to run the</w:t>
             </w:r>
             <w:r>
               <w:t xml:space="preserve"> </w:t>
@@ -171,7 +185,7 @@
             <w:pPr>
               <w:pStyle w:val="Compact"/>
             </w:pPr>
-            <w:hyperlink r:id="rId20">
+            <w:hyperlink r:id="rId21">
               <w:r>
                 <w:rPr>
                   <w:rStyle w:val="VerbatimChar"/>
@@ -1598,7 +1612,7 @@
         </w:pict>
       </w:r>
     </w:p>
-    <w:bookmarkStart w:id="37" w:name="basic-concepts-from-scratch"/>
+    <w:bookmarkStart w:id="30" w:name="basic-concepts-from-scratch"/>
     <w:p>
       <w:pPr>
         <w:pStyle w:val="Heading2"/>
@@ -1612,35 +1626,22 @@
         <w:pStyle w:val="FirstParagraph"/>
       </w:pPr>
       <w:r>
-        <w:t xml:space="preserve">This section</w:t>
-      </w:r>
-      <w:r>
-        <w:t xml:space="preserve"> </w:t>
-      </w:r>
-      <w:r>
-        <w:rPr>
-          <w:b/>
-          <w:bCs/>
-        </w:rPr>
-        <w:t xml:space="preserve">assumes no prior knowledge</w:t>
-      </w:r>
-      <w:r>
-        <w:t xml:space="preserve">. We define, from scratch, the terms we will use throughout the rest of</w:t>
-      </w:r>
-      <w:r>
-        <w:t xml:space="preserve"> </w:t>
-      </w:r>
-      <w:r>
-        <w:t xml:space="preserve">the week. If you don’t know a term, read this section first; the later sections build on it.</w:t>
-      </w:r>
-    </w:p>
-    <w:bookmarkStart w:id="21" w:name="symmetric-vs.-asymmetric-reminder"/>
+        <w:t xml:space="preserve">This section prepares you for the week. It first briefly recalls the earlier topics this week builds on; it then</w:t>
+      </w:r>
+      <w:r>
+        <w:t xml:space="preserve"> </w:t>
+      </w:r>
+      <w:r>
+        <w:t xml:space="preserve">defines each of this week’s concepts in one sentence and links it to the section where it is explained in full.</w:t>
+      </w:r>
+    </w:p>
+    <w:bookmarkStart w:id="27" w:name="what-we-bring-from-earlier-weeks"/>
     <w:p>
       <w:pPr>
         <w:pStyle w:val="Heading3"/>
       </w:pPr>
       <w:r>
-        <w:t xml:space="preserve">Symmetric vs. asymmetric (reminder)</w:t>
+        <w:t xml:space="preserve">What we bring from earlier weeks</w:t>
       </w:r>
     </w:p>
     <w:p>
@@ -1656,13 +1657,48 @@
           <w:b/>
           <w:bCs/>
         </w:rPr>
-        <w:t xml:space="preserve">Symmetric:</w:t>
-      </w:r>
-      <w:r>
-        <w:t xml:space="preserve"> </w:t>
-      </w:r>
-      <w:r>
-        <w:t xml:space="preserve">a single key, encrypt and decrypt (AES). Fast.</w:t>
+        <w:t xml:space="preserve">Symmetric and asymmetric encryption</w:t>
+      </w:r>
+      <w:r>
+        <w:t xml:space="preserve"> </w:t>
+      </w:r>
+      <w:r>
+        <w:t xml:space="preserve">— symmetric encryption runs fast with a single key shared by both</w:t>
+      </w:r>
+      <w:r>
+        <w:t xml:space="preserve"> </w:t>
+      </w:r>
+      <w:r>
+        <w:t xml:space="preserve">parties; asymmetric encryption uses a public/private key pair, which makes key distribution easy but is slow</w:t>
+      </w:r>
+      <w:r>
+        <w:t xml:space="preserve"> </w:t>
+      </w:r>
+      <w:r>
+        <w:t xml:space="preserve">(</w:t>
+      </w:r>
+      <w:hyperlink r:id="rId22">
+        <w:r>
+          <w:rPr>
+            <w:rStyle w:val="Hyperlink"/>
+          </w:rPr>
+          <w:t xml:space="preserve">Week 3, §2.2</w:t>
+        </w:r>
+      </w:hyperlink>
+      <w:r>
+        <w:t xml:space="preserve">). This week we go</w:t>
+      </w:r>
+      <w:r>
+        <w:t xml:space="preserve"> </w:t>
+      </w:r>
+      <w:r>
+        <w:t xml:space="preserve">deeper into the asymmetric side’s mathematics (RSA, ECC — §4) and the symmetric side’s correct choice of mode and</w:t>
+      </w:r>
+      <w:r>
+        <w:t xml:space="preserve"> </w:t>
+      </w:r>
+      <w:r>
+        <w:t xml:space="preserve">padding (§2).</w:t>
       </w:r>
     </w:p>
     <w:p>
@@ -1678,13 +1714,48 @@
           <w:b/>
           <w:bCs/>
         </w:rPr>
-        <w:t xml:space="preserve">Asymmetric:</w:t>
-      </w:r>
-      <w:r>
-        <w:t xml:space="preserve"> </w:t>
-      </w:r>
-      <w:r>
-        <w:t xml:space="preserve">a public + private key pair (RSA, ECC). Slow, but key distribution is easy.</w:t>
+        <w:t xml:space="preserve">AEAD</w:t>
+      </w:r>
+      <w:r>
+        <w:t xml:space="preserve"> </w:t>
+      </w:r>
+      <w:r>
+        <w:t xml:space="preserve">— authenticated encryption gives confidentiality and integrity together, in a single call, by producing</w:t>
+      </w:r>
+      <w:r>
+        <w:t xml:space="preserve"> </w:t>
+      </w:r>
+      <w:r>
+        <w:t xml:space="preserve">a tag that also proves the data has not changed</w:t>
+      </w:r>
+      <w:r>
+        <w:t xml:space="preserve"> </w:t>
+      </w:r>
+      <w:r>
+        <w:t xml:space="preserve">(</w:t>
+      </w:r>
+      <w:hyperlink r:id="rId23">
+        <w:r>
+          <w:rPr>
+            <w:rStyle w:val="Hyperlink"/>
+          </w:rPr>
+          <w:t xml:space="preserve">Week 3, §2.1</w:t>
+        </w:r>
+      </w:hyperlink>
+      <w:r>
+        <w:t xml:space="preserve">).</w:t>
+      </w:r>
+      <w:r>
+        <w:t xml:space="preserve"> </w:t>
+      </w:r>
+      <w:r>
+        <w:t xml:space="preserve">This week we show why the mode inside AEAD (GCM) and the alternatives you should stay away from (ECB, CBC) give</w:t>
+      </w:r>
+      <w:r>
+        <w:t xml:space="preserve"> </w:t>
+      </w:r>
+      <w:r>
+        <w:t xml:space="preserve">such different security (§2).</w:t>
       </w:r>
     </w:p>
     <w:p>
@@ -1696,30 +1767,52 @@
         </w:numPr>
       </w:pPr>
       <w:r>
-        <w:t xml:space="preserve">In practice,</w:t>
-      </w:r>
-      <w:r>
-        <w:t xml:space="preserve"> </w:t>
-      </w:r>
-      <w:r>
-        <w:rPr>
-          <w:b/>
-          <w:bCs/>
-        </w:rPr>
-        <w:t xml:space="preserve">together</w:t>
-      </w:r>
-      <w:r>
-        <w:t xml:space="preserve">: carry the key with asymmetric, encrypt the data with symmetric.</w:t>
-      </w:r>
-    </w:p>
-    <w:bookmarkEnd w:id="21"/>
-    <w:bookmarkStart w:id="22" w:name="block-cipher-and-mode"/>
-    <w:p>
-      <w:pPr>
-        <w:pStyle w:val="Heading3"/>
-      </w:pPr>
-      <w:r>
-        <w:t xml:space="preserve">Block cipher and mode</w:t>
+        <w:rPr>
+          <w:b/>
+          <w:bCs/>
+        </w:rPr>
+        <w:t xml:space="preserve">Digest (hash), MAC, and digital signature</w:t>
+      </w:r>
+      <w:r>
+        <w:t xml:space="preserve"> </w:t>
+      </w:r>
+      <w:r>
+        <w:t xml:space="preserve">— a digest is a one-way fingerprint computed from data; a MAC</w:t>
+      </w:r>
+      <w:r>
+        <w:t xml:space="preserve"> </w:t>
+      </w:r>
+      <w:r>
+        <w:t xml:space="preserve">proves a message has not changed using a shared key, and a digital signature does the same with a public/private</w:t>
+      </w:r>
+      <w:r>
+        <w:t xml:space="preserve"> </w:t>
+      </w:r>
+      <w:r>
+        <w:t xml:space="preserve">key pair (</w:t>
+      </w:r>
+      <w:hyperlink r:id="rId24">
+        <w:r>
+          <w:rPr>
+            <w:rStyle w:val="Hyperlink"/>
+          </w:rPr>
+          <w:t xml:space="preserve">Week 3, §2.4</w:t>
+        </w:r>
+      </w:hyperlink>
+      <w:r>
+        <w:t xml:space="preserve">). This week we</w:t>
+      </w:r>
+      <w:r>
+        <w:t xml:space="preserve"> </w:t>
+      </w:r>
+      <w:r>
+        <w:t xml:space="preserve">cover HMAC’s internal construction and the correct order for combining it with encryption (§3), and the</w:t>
+      </w:r>
+      <w:r>
+        <w:t xml:space="preserve"> </w:t>
+      </w:r>
+      <w:r>
+        <w:t xml:space="preserve">practical pitfalls of signature verification (§5).</w:t>
       </w:r>
     </w:p>
     <w:p>
@@ -1727,7 +1820,7 @@
         <w:pStyle w:val="Compact"/>
         <w:numPr>
           <w:ilvl w:val="0"/>
-          <w:numId w:val="1003"/>
+          <w:numId w:val="1002"/>
         </w:numPr>
       </w:pPr>
       <w:r>
@@ -1735,13 +1828,42 @@
           <w:b/>
           <w:bCs/>
         </w:rPr>
-        <w:t xml:space="preserve">Block cipher:</w:t>
-      </w:r>
-      <w:r>
-        <w:t xml:space="preserve"> </w:t>
-      </w:r>
-      <w:r>
-        <w:t xml:space="preserve">encrypts a fixed-size block (AES: 16 bytes).</w:t>
+        <w:t xml:space="preserve">Forward secrecy</w:t>
+      </w:r>
+      <w:r>
+        <w:t xml:space="preserve"> </w:t>
+      </w:r>
+      <w:r>
+        <w:t xml:space="preserve">— deleting a session’s derived key right after use, so that even if today’s key leaks, past</w:t>
+      </w:r>
+      <w:r>
+        <w:t xml:space="preserve"> </w:t>
+      </w:r>
+      <w:r>
+        <w:t xml:space="preserve">sessions cannot be decrypted</w:t>
+      </w:r>
+      <w:r>
+        <w:t xml:space="preserve"> </w:t>
+      </w:r>
+      <w:r>
+        <w:t xml:space="preserve">(</w:t>
+      </w:r>
+      <w:hyperlink r:id="rId25">
+        <w:r>
+          <w:rPr>
+            <w:rStyle w:val="Hyperlink"/>
+          </w:rPr>
+          <w:t xml:space="preserve">Week 3, §7.1</w:t>
+        </w:r>
+      </w:hyperlink>
+      <w:r>
+        <w:t xml:space="preserve">). This week we build the Diffie–Hellman key</w:t>
+      </w:r>
+      <w:r>
+        <w:t xml:space="preserve"> </w:t>
+      </w:r>
+      <w:r>
+        <w:t xml:space="preserve">exchange and its authentication — the mechanism underneath forward secrecy — from scratch (§6).</w:t>
       </w:r>
     </w:p>
     <w:p>
@@ -1749,7 +1871,7 @@
         <w:pStyle w:val="Compact"/>
         <w:numPr>
           <w:ilvl w:val="0"/>
-          <w:numId w:val="1003"/>
+          <w:numId w:val="1002"/>
         </w:numPr>
       </w:pPr>
       <w:r>
@@ -1757,1073 +1879,513 @@
           <w:b/>
           <w:bCs/>
         </w:rPr>
-        <w:t xml:space="preserve">Mode:</w:t>
-      </w:r>
-      <w:r>
-        <w:t xml:space="preserve"> </w:t>
-      </w:r>
-      <w:r>
-        <w:rPr>
-          <w:b/>
-          <w:bCs/>
-        </w:rPr>
-        <w:t xml:space="preserve">how</w:t>
-      </w:r>
-      <w:r>
-        <w:t xml:space="preserve"> </w:t>
-      </w:r>
-      <w:r>
-        <w:t xml:space="preserve">we chain the blocks together (CBC, GCM, …).</w:t>
-      </w:r>
-    </w:p>
-    <w:p>
-      <w:pPr>
-        <w:pStyle w:val="Compact"/>
-        <w:numPr>
-          <w:ilvl w:val="0"/>
-          <w:numId w:val="1003"/>
-        </w:numPr>
-      </w:pPr>
-      <w:r>
-        <w:t xml:space="preserve">The choice of mode is the</w:t>
-      </w:r>
-      <w:r>
-        <w:t xml:space="preserve"> </w:t>
-      </w:r>
-      <w:r>
-        <w:rPr>
-          <w:b/>
-          <w:bCs/>
-        </w:rPr>
-        <w:t xml:space="preserve">heart</w:t>
-      </w:r>
-      <w:r>
-        <w:t xml:space="preserve"> </w:t>
-      </w:r>
-      <w:r>
-        <w:t xml:space="preserve">of security.</w:t>
-      </w:r>
-    </w:p>
-    <w:bookmarkEnd w:id="22"/>
-    <w:bookmarkStart w:id="23" w:name="padding"/>
+        <w:t xml:space="preserve">TLS certificate validation</w:t>
+      </w:r>
+      <w:r>
+        <w:t xml:space="preserve"> </w:t>
+      </w:r>
+      <w:r>
+        <w:t xml:space="preserve">— the client checking a server certificate’s chain, validity dates, intended</w:t>
+      </w:r>
+      <w:r>
+        <w:t xml:space="preserve"> </w:t>
+      </w:r>
+      <w:r>
+        <w:t xml:space="preserve">usage, and name</w:t>
+      </w:r>
+      <w:r>
+        <w:t xml:space="preserve"> </w:t>
+      </w:r>
+      <w:r>
+        <w:t xml:space="preserve">(</w:t>
+      </w:r>
+      <w:hyperlink r:id="rId26">
+        <w:r>
+          <w:rPr>
+            <w:rStyle w:val="Hyperlink"/>
+          </w:rPr>
+          <w:t xml:space="preserve">Week 3, §9.2</w:t>
+        </w:r>
+      </w:hyperlink>
+      <w:r>
+        <w:t xml:space="preserve">). This</w:t>
+      </w:r>
+      <w:r>
+        <w:t xml:space="preserve"> </w:t>
+      </w:r>
+      <w:r>
+        <w:t xml:space="preserve">week we build the PKI, X.509, and revocation (CRL/OCSP) machinery this validation rests on, from the ground up</w:t>
+      </w:r>
+      <w:r>
+        <w:t xml:space="preserve"> </w:t>
+      </w:r>
+      <w:r>
+        <w:t xml:space="preserve">(§7–10).</w:t>
+      </w:r>
+    </w:p>
+    <w:bookmarkEnd w:id="27"/>
+    <w:bookmarkStart w:id="28" w:name="this-weeks-concept-map"/>
     <w:p>
       <w:pPr>
         <w:pStyle w:val="Heading3"/>
       </w:pPr>
       <w:r>
-        <w:t xml:space="preserve">Padding</w:t>
-      </w:r>
-    </w:p>
-    <w:p>
-      <w:pPr>
-        <w:pStyle w:val="Compact"/>
-        <w:numPr>
-          <w:ilvl w:val="0"/>
-          <w:numId w:val="1004"/>
-        </w:numPr>
-      </w:pPr>
-      <w:r>
-        <w:rPr>
-          <w:b/>
-          <w:bCs/>
-        </w:rPr>
-        <w:t xml:space="preserve">Padding:</w:t>
-      </w:r>
-      <w:r>
-        <w:t xml:space="preserve"> </w:t>
-      </w:r>
-      <w:r>
-        <w:t xml:space="preserve">filling out the data when it is not a multiple of the block size.</w:t>
-      </w:r>
-    </w:p>
-    <w:p>
-      <w:pPr>
-        <w:pStyle w:val="Compact"/>
-        <w:numPr>
-          <w:ilvl w:val="0"/>
-          <w:numId w:val="1004"/>
-        </w:numPr>
-      </w:pPr>
-      <w:r>
-        <w:t xml:space="preserve">Required in some modes (CBC),</w:t>
-      </w:r>
-      <w:r>
-        <w:t xml:space="preserve"> </w:t>
-      </w:r>
-      <w:r>
-        <w:rPr>
-          <w:b/>
-          <w:bCs/>
-        </w:rPr>
-        <w:t xml:space="preserve">absent</w:t>
-      </w:r>
-      <w:r>
-        <w:t xml:space="preserve"> </w:t>
-      </w:r>
-      <w:r>
-        <w:t xml:space="preserve">in others (GCM).</w:t>
-      </w:r>
-    </w:p>
-    <w:p>
-      <w:pPr>
-        <w:pStyle w:val="Compact"/>
-        <w:numPr>
-          <w:ilvl w:val="0"/>
-          <w:numId w:val="1004"/>
-        </w:numPr>
-      </w:pPr>
-      <w:r>
-        <w:t xml:space="preserve">Handling padding incorrectly → the</w:t>
-      </w:r>
-      <w:r>
-        <w:t xml:space="preserve"> </w:t>
-      </w:r>
-      <w:r>
-        <w:rPr>
-          <w:b/>
-          <w:bCs/>
-        </w:rPr>
-        <w:t xml:space="preserve">padding oracle</w:t>
-      </w:r>
-      <w:r>
-        <w:t xml:space="preserve"> </w:t>
-      </w:r>
-      <w:r>
-        <w:t xml:space="preserve">attack.</w:t>
-      </w:r>
-    </w:p>
-    <w:bookmarkEnd w:id="23"/>
-    <w:bookmarkStart w:id="24" w:name="what-is-aead"/>
-    <w:p>
-      <w:pPr>
-        <w:pStyle w:val="Heading3"/>
-      </w:pPr>
-      <w:r>
-        <w:t xml:space="preserve">What is AEAD?</w:t>
-      </w:r>
-    </w:p>
-    <w:p>
-      <w:pPr>
-        <w:pStyle w:val="Compact"/>
-        <w:numPr>
-          <w:ilvl w:val="0"/>
-          <w:numId w:val="1005"/>
-        </w:numPr>
-      </w:pPr>
-      <w:r>
-        <w:rPr>
-          <w:b/>
-          <w:bCs/>
-        </w:rPr>
-        <w:t xml:space="preserve">AEAD (Authenticated Encryption with Associated Data):</w:t>
-      </w:r>
-      <w:r>
-        <w:t xml:space="preserve"> </w:t>
-      </w:r>
-      <w:r>
-        <w:t xml:space="preserve">encryption that gives confidentiality</w:t>
-      </w:r>
-      <w:r>
-        <w:t xml:space="preserve"> </w:t>
-      </w:r>
-      <w:r>
-        <w:rPr>
-          <w:b/>
-          <w:bCs/>
-        </w:rPr>
-        <w:t xml:space="preserve">and</w:t>
-      </w:r>
-      <w:r>
-        <w:t xml:space="preserve"> </w:t>
-      </w:r>
-      <w:r>
-        <w:t xml:space="preserve">integrity</w:t>
-      </w:r>
-      <w:r>
-        <w:t xml:space="preserve"> </w:t>
-      </w:r>
-      <w:r>
-        <w:rPr>
-          <w:b/>
-          <w:bCs/>
-        </w:rPr>
-        <w:t xml:space="preserve">together</w:t>
-      </w:r>
-      <w:r>
-        <w:t xml:space="preserve">.</w:t>
-      </w:r>
-    </w:p>
-    <w:p>
-      <w:pPr>
-        <w:pStyle w:val="Compact"/>
-        <w:numPr>
-          <w:ilvl w:val="0"/>
-          <w:numId w:val="1005"/>
-        </w:numPr>
-      </w:pPr>
-      <w:r>
-        <w:t xml:space="preserve">Example: AES-GCM, ChaCha20-Poly1305.</w:t>
-      </w:r>
-    </w:p>
-    <w:p>
-      <w:pPr>
-        <w:pStyle w:val="Compact"/>
-        <w:numPr>
-          <w:ilvl w:val="0"/>
-          <w:numId w:val="1005"/>
-        </w:numPr>
-      </w:pPr>
-      <w:r>
-        <w:t xml:space="preserve">Modern preference: don’t bother with a separate MAC, use AEAD.</w:t>
-      </w:r>
-    </w:p>
-    <w:bookmarkEnd w:id="24"/>
-    <w:bookmarkStart w:id="25" w:name="mac-and-hmac"/>
-    <w:p>
-      <w:pPr>
-        <w:pStyle w:val="Heading3"/>
-      </w:pPr>
-      <w:r>
-        <w:t xml:space="preserve">MAC and HMAC</w:t>
-      </w:r>
-    </w:p>
-    <w:p>
-      <w:pPr>
-        <w:pStyle w:val="Compact"/>
-        <w:numPr>
-          <w:ilvl w:val="0"/>
-          <w:numId w:val="1006"/>
-        </w:numPr>
-      </w:pPr>
-      <w:r>
-        <w:rPr>
-          <w:b/>
-          <w:bCs/>
-        </w:rPr>
-        <w:t xml:space="preserve">MAC (Message Authentication Code):</w:t>
-      </w:r>
-      <w:r>
-        <w:t xml:space="preserve"> </w:t>
-      </w:r>
-      <w:r>
-        <w:t xml:space="preserve">a tag that proves a message has</w:t>
-      </w:r>
-      <w:r>
-        <w:t xml:space="preserve"> </w:t>
-      </w:r>
-      <w:r>
-        <w:rPr>
-          <w:b/>
-          <w:bCs/>
-        </w:rPr>
-        <w:t xml:space="preserve">not changed</w:t>
-      </w:r>
-      <w:r>
-        <w:t xml:space="preserve"> </w:t>
-      </w:r>
-      <w:r>
-        <w:t xml:space="preserve">and comes from the</w:t>
-      </w:r>
-      <w:r>
-        <w:t xml:space="preserve"> </w:t>
-      </w:r>
-      <w:r>
-        <w:t xml:space="preserve">correct party (symmetric).</w:t>
-      </w:r>
-    </w:p>
-    <w:p>
-      <w:pPr>
-        <w:pStyle w:val="Compact"/>
-        <w:numPr>
-          <w:ilvl w:val="0"/>
-          <w:numId w:val="1006"/>
-        </w:numPr>
-      </w:pPr>
-      <w:r>
-        <w:rPr>
-          <w:b/>
-          <w:bCs/>
-        </w:rPr>
-        <w:t xml:space="preserve">HMAC:</w:t>
-      </w:r>
-      <w:r>
-        <w:t xml:space="preserve"> </w:t>
-      </w:r>
-      <w:r>
-        <w:t xml:space="preserve">a common MAC built on a hash function.</w:t>
-      </w:r>
-    </w:p>
-    <w:p>
-      <w:pPr>
-        <w:pStyle w:val="Compact"/>
-        <w:numPr>
-          <w:ilvl w:val="0"/>
-          <w:numId w:val="1006"/>
-        </w:numPr>
-      </w:pPr>
-      <w:r>
-        <w:t xml:space="preserve">For integrity.</w:t>
-      </w:r>
-    </w:p>
-    <w:bookmarkEnd w:id="25"/>
-    <w:bookmarkStart w:id="26" w:name="digest-hash"/>
-    <w:p>
-      <w:pPr>
-        <w:pStyle w:val="Heading3"/>
-      </w:pPr>
-      <w:r>
-        <w:t xml:space="preserve">Digest (hash)</w:t>
-      </w:r>
-    </w:p>
-    <w:p>
-      <w:pPr>
-        <w:pStyle w:val="Compact"/>
-        <w:numPr>
-          <w:ilvl w:val="0"/>
-          <w:numId w:val="1007"/>
-        </w:numPr>
-      </w:pPr>
-      <w:r>
-        <w:rPr>
-          <w:b/>
-          <w:bCs/>
-        </w:rPr>
-        <w:t xml:space="preserve">Digest:</w:t>
-      </w:r>
-      <w:r>
-        <w:t xml:space="preserve"> </w:t>
-      </w:r>
-      <w:r>
-        <w:t xml:space="preserve">a fixed-size fingerprint computed from data (SHA-256).</w:t>
-      </w:r>
-    </w:p>
-    <w:p>
-      <w:pPr>
-        <w:pStyle w:val="Compact"/>
-        <w:numPr>
-          <w:ilvl w:val="0"/>
-          <w:numId w:val="1007"/>
-        </w:numPr>
-      </w:pPr>
-      <w:r>
-        <w:t xml:space="preserve">One-way: you cannot get the data back from the digest.</w:t>
-      </w:r>
-    </w:p>
-    <w:p>
-      <w:pPr>
-        <w:pStyle w:val="Compact"/>
-        <w:numPr>
-          <w:ilvl w:val="0"/>
-          <w:numId w:val="1007"/>
-        </w:numPr>
-      </w:pPr>
-      <w:r>
-        <w:t xml:space="preserve">The building block of signatures and MACs.</w:t>
-      </w:r>
-    </w:p>
-    <w:bookmarkEnd w:id="26"/>
-    <w:bookmarkStart w:id="27" w:name="digital-signature"/>
-    <w:p>
-      <w:pPr>
-        <w:pStyle w:val="Heading3"/>
-      </w:pPr>
-      <w:r>
-        <w:t xml:space="preserve">Digital signature</w:t>
-      </w:r>
-    </w:p>
-    <w:p>
-      <w:pPr>
-        <w:pStyle w:val="Compact"/>
-        <w:numPr>
-          <w:ilvl w:val="0"/>
-          <w:numId w:val="1008"/>
-        </w:numPr>
-      </w:pPr>
-      <w:r>
-        <w:rPr>
-          <w:b/>
-          <w:bCs/>
-        </w:rPr>
-        <w:t xml:space="preserve">Signature:</w:t>
-      </w:r>
-      <w:r>
-        <w:t xml:space="preserve"> </w:t>
-      </w:r>
-      <w:r>
-        <w:t xml:space="preserve">asymmetric; sign with the</w:t>
-      </w:r>
-      <w:r>
-        <w:t xml:space="preserve"> </w:t>
-      </w:r>
-      <w:r>
-        <w:rPr>
-          <w:b/>
-          <w:bCs/>
-        </w:rPr>
-        <w:t xml:space="preserve">private</w:t>
-      </w:r>
-      <w:r>
-        <w:t xml:space="preserve"> </w:t>
-      </w:r>
-      <w:r>
-        <w:t xml:space="preserve">key, verify with the</w:t>
-      </w:r>
-      <w:r>
-        <w:t xml:space="preserve"> </w:t>
-      </w:r>
-      <w:r>
-        <w:rPr>
-          <w:b/>
-          <w:bCs/>
-        </w:rPr>
-        <w:t xml:space="preserve">public</w:t>
-      </w:r>
-      <w:r>
-        <w:t xml:space="preserve"> </w:t>
-      </w:r>
-      <w:r>
-        <w:t xml:space="preserve">key.</w:t>
-      </w:r>
-    </w:p>
-    <w:p>
-      <w:pPr>
-        <w:pStyle w:val="Compact"/>
-        <w:numPr>
-          <w:ilvl w:val="0"/>
-          <w:numId w:val="1008"/>
-        </w:numPr>
-      </w:pPr>
-      <w:r>
-        <w:t xml:space="preserve">Provides: integrity +</w:t>
-      </w:r>
-      <w:r>
-        <w:t xml:space="preserve"> </w:t>
-      </w:r>
-      <w:r>
-        <w:rPr>
-          <w:b/>
-          <w:bCs/>
-        </w:rPr>
-        <w:t xml:space="preserve">non-repudiation</w:t>
-      </w:r>
-      <w:r>
-        <w:t xml:space="preserve"> </w:t>
-      </w:r>
-      <w:r>
-        <w:t xml:space="preserve">(who signed it).</w:t>
-      </w:r>
-    </w:p>
-    <w:p>
-      <w:pPr>
-        <w:pStyle w:val="Compact"/>
-        <w:numPr>
-          <w:ilvl w:val="0"/>
-          <w:numId w:val="1008"/>
-        </w:numPr>
-      </w:pPr>
-      <w:r>
-        <w:t xml:space="preserve">Difference from a MAC: asymmetric, anyone can verify.</w:t>
-      </w:r>
-    </w:p>
-    <w:bookmarkEnd w:id="27"/>
-    <w:bookmarkStart w:id="28" w:name="rsa-and-elliptic-curve-ecc"/>
-    <w:p>
-      <w:pPr>
-        <w:pStyle w:val="Heading3"/>
-      </w:pPr>
-      <w:r>
-        <w:t xml:space="preserve">RSA and elliptic curve (ECC)</w:t>
-      </w:r>
-    </w:p>
-    <w:p>
-      <w:pPr>
-        <w:pStyle w:val="Compact"/>
-        <w:numPr>
-          <w:ilvl w:val="0"/>
-          <w:numId w:val="1009"/>
-        </w:numPr>
-      </w:pPr>
-      <w:r>
-        <w:rPr>
-          <w:b/>
-          <w:bCs/>
-        </w:rPr>
-        <w:t xml:space="preserve">RSA:</w:t>
-      </w:r>
-      <w:r>
-        <w:t xml:space="preserve"> </w:t>
-      </w:r>
-      <w:r>
-        <w:t xml:space="preserve">the classic asymmetric algorithm; large keys (2048+ bits).</w:t>
-      </w:r>
-    </w:p>
-    <w:p>
-      <w:pPr>
-        <w:pStyle w:val="Compact"/>
-        <w:numPr>
-          <w:ilvl w:val="0"/>
-          <w:numId w:val="1009"/>
-        </w:numPr>
-      </w:pPr>
-      <w:r>
-        <w:rPr>
-          <w:b/>
-          <w:bCs/>
-        </w:rPr>
-        <w:t xml:space="preserve">ECC:</w:t>
-      </w:r>
-      <w:r>
-        <w:t xml:space="preserve"> </w:t>
-      </w:r>
-      <w:r>
-        <w:t xml:space="preserve">elliptic curve; the same security with a</w:t>
-      </w:r>
-      <w:r>
-        <w:t xml:space="preserve"> </w:t>
-      </w:r>
-      <w:r>
-        <w:rPr>
-          <w:b/>
-          <w:bCs/>
-        </w:rPr>
-        <w:t xml:space="preserve">smaller</w:t>
-      </w:r>
-      <w:r>
-        <w:t xml:space="preserve"> </w:t>
-      </w:r>
-      <w:r>
-        <w:t xml:space="preserve">key (Ed25519, X25519).</w:t>
-      </w:r>
-    </w:p>
-    <w:p>
-      <w:pPr>
-        <w:pStyle w:val="Compact"/>
-        <w:numPr>
-          <w:ilvl w:val="0"/>
-          <w:numId w:val="1009"/>
-        </w:numPr>
-      </w:pPr>
-      <w:r>
-        <w:t xml:space="preserve">The modern preference is increasingly ECC.</w:t>
-      </w:r>
-    </w:p>
+        <w:t xml:space="preserve">This week’s concept map</w:t>
+      </w:r>
+    </w:p>
+    <w:tbl>
+      <w:tblPr>
+        <w:tblStyle w:val="Table"/>
+        <w:tblW w:type="pct" w:w="5000"/>
+        <w:tblLayout w:type="fixed"/>
+        <w:tblLook w:firstRow="1" w:lastRow="0" w:firstColumn="0" w:lastColumn="0" w:noHBand="0" w:noVBand="0" w:val="0020"/>
+      </w:tblPr>
+      <w:tblGrid>
+        <w:gridCol w:w="2640"/>
+        <w:gridCol w:w="2640"/>
+        <w:gridCol w:w="2640"/>
+      </w:tblGrid>
+      <w:tr>
+        <w:trPr>
+          <w:tblHeader w:val="on"/>
+        </w:trPr>
+        <w:tc>
+          <w:tcPr/>
+          <w:p>
+            <w:pPr>
+              <w:pStyle w:val="Compact"/>
+            </w:pPr>
+            <w:r>
+              <w:t xml:space="preserve">Concept</w:t>
+            </w:r>
+          </w:p>
+        </w:tc>
+        <w:tc>
+          <w:tcPr/>
+          <w:p>
+            <w:pPr>
+              <w:pStyle w:val="Compact"/>
+            </w:pPr>
+            <w:r>
+              <w:t xml:space="preserve">In one sentence</w:t>
+            </w:r>
+          </w:p>
+        </w:tc>
+        <w:tc>
+          <w:tcPr/>
+          <w:p>
+            <w:pPr>
+              <w:pStyle w:val="Compact"/>
+            </w:pPr>
+            <w:r>
+              <w:t xml:space="preserve">Detail</w:t>
+            </w:r>
+          </w:p>
+        </w:tc>
+      </w:tr>
+      <w:tr>
+        <w:tc>
+          <w:tcPr/>
+          <w:p>
+            <w:pPr>
+              <w:pStyle w:val="Compact"/>
+            </w:pPr>
+            <w:r>
+              <w:t xml:space="preserve">Block cipher modes and padding</w:t>
+            </w:r>
+          </w:p>
+        </w:tc>
+        <w:tc>
+          <w:tcPr/>
+          <w:p>
+            <w:pPr>
+              <w:pStyle w:val="Compact"/>
+            </w:pPr>
+            <w:r>
+              <w:t xml:space="preserve">A block cipher encrypts a fixed-size block; the way we apply it to a longer message is called a mode, and if the message isn’t a multiple of the block size it is completed with padding; the choice of mode and padding matters as much as the algorithm itself.</w:t>
+            </w:r>
+          </w:p>
+        </w:tc>
+        <w:tc>
+          <w:tcPr/>
+          <w:p>
+            <w:pPr>
+              <w:pStyle w:val="Compact"/>
+            </w:pPr>
+            <w:hyperlink w:anchor="X49cf3df9131a10474edcb7bb28442bad4278470">
+              <w:r>
+                <w:rPr>
+                  <w:rStyle w:val="Hyperlink"/>
+                </w:rPr>
+                <w:t xml:space="preserve">§2</w:t>
+              </w:r>
+            </w:hyperlink>
+          </w:p>
+        </w:tc>
+      </w:tr>
+      <w:tr>
+        <w:tc>
+          <w:tcPr/>
+          <w:p>
+            <w:pPr>
+              <w:pStyle w:val="Compact"/>
+            </w:pPr>
+            <w:r>
+              <w:t xml:space="preserve">MAC and HMAC</w:t>
+            </w:r>
+          </w:p>
+        </w:tc>
+        <w:tc>
+          <w:tcPr/>
+          <w:p>
+            <w:pPr>
+              <w:pStyle w:val="Compact"/>
+            </w:pPr>
+            <w:r>
+              <w:t xml:space="preserve">A MAC is a function that produces a short tag from a secret key and a message, proving the message hasn’t changed; HMAC is the standard way to build one from a hash function using two nested calls.</w:t>
+            </w:r>
+          </w:p>
+        </w:tc>
+        <w:tc>
+          <w:tcPr/>
+          <w:p>
+            <w:pPr>
+              <w:pStyle w:val="Compact"/>
+            </w:pPr>
+            <w:hyperlink w:anchor="Xe5095c5aed51957e70a3de1f6b2b101a88fc823">
+              <w:r>
+                <w:rPr>
+                  <w:rStyle w:val="Hyperlink"/>
+                </w:rPr>
+                <w:t xml:space="preserve">§3</w:t>
+              </w:r>
+            </w:hyperlink>
+          </w:p>
+        </w:tc>
+      </w:tr>
+      <w:tr>
+        <w:tc>
+          <w:tcPr/>
+          <w:p>
+            <w:pPr>
+              <w:pStyle w:val="Compact"/>
+            </w:pPr>
+            <w:r>
+              <w:t xml:space="preserve">Asymmetric cryptography: RSA and ECC</w:t>
+            </w:r>
+          </w:p>
+        </w:tc>
+        <w:tc>
+          <w:tcPr/>
+          <w:p>
+            <w:pPr>
+              <w:pStyle w:val="Compact"/>
+            </w:pPr>
+            <w:r>
+              <w:t xml:space="preserve">RSA relies on the difficulty of factoring large integers, while elliptic curve cryptography (ECC) relies on the difficulty of the discrete logarithm problem on a curve; ECC gives the same security with a much shorter key.</w:t>
+            </w:r>
+          </w:p>
+        </w:tc>
+        <w:tc>
+          <w:tcPr/>
+          <w:p>
+            <w:pPr>
+              <w:pStyle w:val="Compact"/>
+            </w:pPr>
+            <w:hyperlink w:anchor="X96658019865f60acbfeb0ef3b654d6c3bd7d2b9">
+              <w:r>
+                <w:rPr>
+                  <w:rStyle w:val="Hyperlink"/>
+                </w:rPr>
+                <w:t xml:space="preserve">§4</w:t>
+              </w:r>
+            </w:hyperlink>
+          </w:p>
+        </w:tc>
+      </w:tr>
+      <w:tr>
+        <w:tc>
+          <w:tcPr/>
+          <w:p>
+            <w:pPr>
+              <w:pStyle w:val="Compact"/>
+            </w:pPr>
+            <w:r>
+              <w:t xml:space="preserve">Digital signature</w:t>
+            </w:r>
+          </w:p>
+        </w:tc>
+        <w:tc>
+          <w:tcPr/>
+          <w:p>
+            <w:pPr>
+              <w:pStyle w:val="Compact"/>
+            </w:pPr>
+            <w:r>
+              <w:t xml:space="preserve">A mechanism proving a message was created by the holder of a specific private key and has not been altered, verifiable by anyone with the public key; unlike a MAC, it also provides non-repudiation.</w:t>
+            </w:r>
+          </w:p>
+        </w:tc>
+        <w:tc>
+          <w:tcPr/>
+          <w:p>
+            <w:pPr>
+              <w:pStyle w:val="Compact"/>
+            </w:pPr>
+            <w:hyperlink w:anchor="X957bfafd49344b73f05e6c20b55420e5b3340c0">
+              <w:r>
+                <w:rPr>
+                  <w:rStyle w:val="Hyperlink"/>
+                </w:rPr>
+                <w:t xml:space="preserve">§5</w:t>
+              </w:r>
+            </w:hyperlink>
+          </w:p>
+        </w:tc>
+      </w:tr>
+      <w:tr>
+        <w:tc>
+          <w:tcPr/>
+          <w:p>
+            <w:pPr>
+              <w:pStyle w:val="Compact"/>
+            </w:pPr>
+            <w:r>
+              <w:t xml:space="preserve">Diffie–Hellman (DH)</w:t>
+            </w:r>
+          </w:p>
+        </w:tc>
+        <w:tc>
+          <w:tcPr/>
+          <w:p>
+            <w:pPr>
+              <w:pStyle w:val="Compact"/>
+            </w:pPr>
+            <w:r>
+              <w:t xml:space="preserve">A key-exchange method that lets two parties agree on a shared secret over an insecure channel without ever sharing a prior secret; without authentication it is open to a man-in-the-middle attack.</w:t>
+            </w:r>
+          </w:p>
+        </w:tc>
+        <w:tc>
+          <w:tcPr/>
+          <w:p>
+            <w:pPr>
+              <w:pStyle w:val="Compact"/>
+            </w:pPr>
+            <w:hyperlink w:anchor="X3f7eb96924f0e3bf3a4ff42976c8aa208ddd65d">
+              <w:r>
+                <w:rPr>
+                  <w:rStyle w:val="Hyperlink"/>
+                </w:rPr>
+                <w:t xml:space="preserve">§6</w:t>
+              </w:r>
+            </w:hyperlink>
+          </w:p>
+        </w:tc>
+      </w:tr>
+      <w:tr>
+        <w:tc>
+          <w:tcPr/>
+          <w:p>
+            <w:pPr>
+              <w:pStyle w:val="Compact"/>
+            </w:pPr>
+            <w:r>
+              <w:t xml:space="preserve">PKI and CA</w:t>
+            </w:r>
+          </w:p>
+        </w:tc>
+        <w:tc>
+          <w:tcPr/>
+          <w:p>
+            <w:pPr>
+              <w:pStyle w:val="Compact"/>
+            </w:pPr>
+            <w:r>
+              <w:t xml:space="preserve">Public key infrastructure (PKI) is the set of rules, roles, and documents that lets you verify, through certificate authorities (CAs), that a public key really belongs to the party who claims it.</w:t>
+            </w:r>
+          </w:p>
+        </w:tc>
+        <w:tc>
+          <w:tcPr/>
+          <w:p>
+            <w:pPr>
+              <w:pStyle w:val="Compact"/>
+            </w:pPr>
+            <w:hyperlink w:anchor="X1938a9d6ae32696efbf84926d1b8ae4a5c8f234">
+              <w:r>
+                <w:rPr>
+                  <w:rStyle w:val="Hyperlink"/>
+                </w:rPr>
+                <w:t xml:space="preserve">§7</w:t>
+              </w:r>
+            </w:hyperlink>
+          </w:p>
+        </w:tc>
+      </w:tr>
+      <w:tr>
+        <w:tc>
+          <w:tcPr/>
+          <w:p>
+            <w:pPr>
+              <w:pStyle w:val="Compact"/>
+            </w:pPr>
+            <w:r>
+              <w:t xml:space="preserve">Certificate and X.509</w:t>
+            </w:r>
+          </w:p>
+        </w:tc>
+        <w:tc>
+          <w:tcPr/>
+          <w:p>
+            <w:pPr>
+              <w:pStyle w:val="Compact"/>
+            </w:pPr>
+            <w:r>
+              <w:t xml:space="preserve">X.509 is the standard format for certificates that bind a public key to an identity and carry a CA’s signature; it contains the subject, public key, validity dates, and extensions (SAN, key usage).</w:t>
+            </w:r>
+          </w:p>
+        </w:tc>
+        <w:tc>
+          <w:tcPr/>
+          <w:p>
+            <w:pPr>
+              <w:pStyle w:val="Compact"/>
+            </w:pPr>
+            <w:hyperlink w:anchor="Xb675f9c14c1bfa4b65e5f58db105b186b90f538">
+              <w:r>
+                <w:rPr>
+                  <w:rStyle w:val="Hyperlink"/>
+                </w:rPr>
+                <w:t xml:space="preserve">§8</w:t>
+              </w:r>
+            </w:hyperlink>
+          </w:p>
+        </w:tc>
+      </w:tr>
+      <w:tr>
+        <w:tc>
+          <w:tcPr/>
+          <w:p>
+            <w:pPr>
+              <w:pStyle w:val="Compact"/>
+            </w:pPr>
+            <w:r>
+              <w:t xml:space="preserve">CRL and OCSP</w:t>
+            </w:r>
+          </w:p>
+        </w:tc>
+        <w:tc>
+          <w:tcPr/>
+          <w:p>
+            <w:pPr>
+              <w:pStyle w:val="Compact"/>
+            </w:pPr>
+            <w:r>
+              <w:t xml:space="preserve">A CRL is a CA-signed list of revoked certificates; OCSP is a protocol for querying a certificate’s revocation status on the spot.</w:t>
+            </w:r>
+          </w:p>
+        </w:tc>
+        <w:tc>
+          <w:tcPr/>
+          <w:p>
+            <w:pPr>
+              <w:pStyle w:val="Compact"/>
+            </w:pPr>
+            <w:hyperlink w:anchor="X9b3980d935ee72d4efce6fc96c6305c0f00818b">
+              <w:r>
+                <w:rPr>
+                  <w:rStyle w:val="Hyperlink"/>
+                </w:rPr>
+                <w:t xml:space="preserve">§10</w:t>
+              </w:r>
+            </w:hyperlink>
+          </w:p>
+        </w:tc>
+      </w:tr>
+      <w:tr>
+        <w:tc>
+          <w:tcPr/>
+          <w:p>
+            <w:pPr>
+              <w:pStyle w:val="Compact"/>
+            </w:pPr>
+            <w:r>
+              <w:t xml:space="preserve">HSM, PKCS#11, SoftHSM</w:t>
+            </w:r>
+          </w:p>
+        </w:tc>
+        <w:tc>
+          <w:tcPr/>
+          <w:p>
+            <w:pPr>
+              <w:pStyle w:val="Compact"/>
+            </w:pPr>
+            <w:r>
+              <w:t xml:space="preserve">An HSM is a tamper-resistant hardware module that generates and operates on keys without ever releasing them; PKCS#11 is the standard interface for talking to such modules, and SoftHSM is a software simulation of one for testing.</w:t>
+            </w:r>
+          </w:p>
+        </w:tc>
+        <w:tc>
+          <w:tcPr/>
+          <w:p>
+            <w:pPr>
+              <w:pStyle w:val="Compact"/>
+            </w:pPr>
+            <w:hyperlink w:anchor="X91be91f07a35dd232844d4ab554c3e092d78f3c">
+              <w:r>
+                <w:rPr>
+                  <w:rStyle w:val="Hyperlink"/>
+                </w:rPr>
+                <w:t xml:space="preserve">§11</w:t>
+              </w:r>
+            </w:hyperlink>
+          </w:p>
+        </w:tc>
+      </w:tr>
+      <w:tr>
+        <w:tc>
+          <w:tcPr/>
+          <w:p>
+            <w:pPr>
+              <w:pStyle w:val="Compact"/>
+            </w:pPr>
+            <w:r>
+              <w:t xml:space="preserve">Post-quantum cryptography (PQC)</w:t>
+            </w:r>
+          </w:p>
+        </w:tc>
+        <w:tc>
+          <w:tcPr/>
+          <w:p>
+            <w:pPr>
+              <w:pStyle w:val="Compact"/>
+            </w:pPr>
+            <w:r>
+              <w:t xml:space="preserve">New algorithms built on different mathematical problems, such as lattices, as a hedge against the assumption that a sufficiently large quantum computer could efficiently solve the problems RSA and elliptic curves rely on.</w:t>
+            </w:r>
+          </w:p>
+        </w:tc>
+        <w:tc>
+          <w:tcPr/>
+          <w:p>
+            <w:pPr>
+              <w:pStyle w:val="Compact"/>
+            </w:pPr>
+            <w:hyperlink w:anchor="Xf77cb8db8133df84d222f191347c085df868234">
+              <w:r>
+                <w:rPr>
+                  <w:rStyle w:val="Hyperlink"/>
+                </w:rPr>
+                <w:t xml:space="preserve">§12</w:t>
+              </w:r>
+            </w:hyperlink>
+          </w:p>
+        </w:tc>
+      </w:tr>
+    </w:tbl>
     <w:bookmarkEnd w:id="28"/>
-    <w:bookmarkStart w:id="29" w:name="diffiehellman-dh"/>
-    <w:p>
-      <w:pPr>
-        <w:pStyle w:val="Heading3"/>
-      </w:pPr>
-      <w:r>
-        <w:t xml:space="preserve">Diffie–Hellman (DH)</w:t>
-      </w:r>
-    </w:p>
-    <w:p>
-      <w:pPr>
-        <w:pStyle w:val="Compact"/>
-        <w:numPr>
-          <w:ilvl w:val="0"/>
-          <w:numId w:val="1010"/>
-        </w:numPr>
-      </w:pPr>
-      <w:r>
-        <w:rPr>
-          <w:b/>
-          <w:bCs/>
-        </w:rPr>
-        <w:t xml:space="preserve">DH:</w:t>
-      </w:r>
-      <w:r>
-        <w:t xml:space="preserve"> </w:t>
-      </w:r>
-      <w:r>
-        <w:t xml:space="preserve">two parties derive a shared secret</w:t>
-      </w:r>
-      <w:r>
-        <w:t xml:space="preserve"> </w:t>
-      </w:r>
-      <w:r>
-        <w:rPr>
-          <w:b/>
-          <w:bCs/>
-        </w:rPr>
-        <w:t xml:space="preserve">without sharing</w:t>
-      </w:r>
-      <w:r>
-        <w:t xml:space="preserve"> </w:t>
-      </w:r>
-      <w:r>
-        <w:t xml:space="preserve">a private key.</w:t>
-      </w:r>
-    </w:p>
-    <w:p>
-      <w:pPr>
-        <w:pStyle w:val="Compact"/>
-        <w:numPr>
-          <w:ilvl w:val="0"/>
-          <w:numId w:val="1010"/>
-        </w:numPr>
-      </w:pPr>
-      <w:r>
-        <w:t xml:space="preserve">Key agreement over a network.</w:t>
-      </w:r>
-    </w:p>
-    <w:p>
-      <w:pPr>
-        <w:pStyle w:val="Compact"/>
-        <w:numPr>
-          <w:ilvl w:val="0"/>
-          <w:numId w:val="1010"/>
-        </w:numPr>
-      </w:pPr>
-      <w:r>
-        <w:t xml:space="preserve">Risk of</w:t>
-      </w:r>
-      <w:r>
-        <w:t xml:space="preserve"> </w:t>
-      </w:r>
-      <w:r>
-        <w:rPr>
-          <w:b/>
-          <w:bCs/>
-        </w:rPr>
-        <w:t xml:space="preserve">man-in-the-middle</w:t>
-      </w:r>
-      <w:r>
-        <w:t xml:space="preserve"> </w:t>
-      </w:r>
-      <w:r>
-        <w:t xml:space="preserve">(MITM) if identity is not authenticated.</w:t>
-      </w:r>
-    </w:p>
-    <w:bookmarkEnd w:id="29"/>
-    <w:bookmarkStart w:id="30" w:name="pki-and-ca"/>
-    <w:p>
-      <w:pPr>
-        <w:pStyle w:val="Heading3"/>
-      </w:pPr>
-      <w:r>
-        <w:t xml:space="preserve">PKI and CA</w:t>
-      </w:r>
-    </w:p>
-    <w:p>
-      <w:pPr>
-        <w:pStyle w:val="Compact"/>
-        <w:numPr>
-          <w:ilvl w:val="0"/>
-          <w:numId w:val="1011"/>
-        </w:numPr>
-      </w:pPr>
-      <w:r>
-        <w:rPr>
-          <w:b/>
-          <w:bCs/>
-        </w:rPr>
-        <w:t xml:space="preserve">PKI (Public Key Infrastructure):</w:t>
-      </w:r>
-      <w:r>
-        <w:t xml:space="preserve"> </w:t>
-      </w:r>
-      <w:r>
-        <w:t xml:space="preserve">a trust system that answers the question</w:t>
-      </w:r>
-      <w:r>
-        <w:t xml:space="preserve"> </w:t>
-      </w:r>
-      <w:r>
-        <w:t xml:space="preserve">“which public key belongs to</w:t>
-      </w:r>
-      <w:r>
-        <w:t xml:space="preserve"> </w:t>
-      </w:r>
-      <w:r>
-        <w:t xml:space="preserve">whom?”</w:t>
-      </w:r>
-    </w:p>
-    <w:p>
-      <w:pPr>
-        <w:pStyle w:val="Compact"/>
-        <w:numPr>
-          <w:ilvl w:val="0"/>
-          <w:numId w:val="1011"/>
-        </w:numPr>
-      </w:pPr>
-      <w:r>
-        <w:rPr>
-          <w:b/>
-          <w:bCs/>
-        </w:rPr>
-        <w:t xml:space="preserve">CA (Certificate Authority):</w:t>
-      </w:r>
-      <w:r>
-        <w:t xml:space="preserve"> </w:t>
-      </w:r>
-      <w:r>
-        <w:t xml:space="preserve">the trusted party that signs certificates.</w:t>
-      </w:r>
-    </w:p>
-    <w:p>
-      <w:pPr>
-        <w:pStyle w:val="Compact"/>
-        <w:numPr>
-          <w:ilvl w:val="0"/>
-          <w:numId w:val="1011"/>
-        </w:numPr>
-      </w:pPr>
-      <w:r>
-        <w:t xml:space="preserve">Root CA → intermediate CA → server certificate.</w:t>
-      </w:r>
-    </w:p>
-    <w:bookmarkEnd w:id="30"/>
-    <w:bookmarkStart w:id="31" w:name="certificate-and-x.509"/>
-    <w:p>
-      <w:pPr>
-        <w:pStyle w:val="Heading3"/>
-      </w:pPr>
-      <w:r>
-        <w:t xml:space="preserve">Certificate and X.509</w:t>
-      </w:r>
-    </w:p>
-    <w:p>
-      <w:pPr>
-        <w:pStyle w:val="Compact"/>
-        <w:numPr>
-          <w:ilvl w:val="0"/>
-          <w:numId w:val="1012"/>
-        </w:numPr>
-      </w:pPr>
-      <w:r>
-        <w:rPr>
-          <w:b/>
-          <w:bCs/>
-        </w:rPr>
-        <w:t xml:space="preserve">Certificate:</w:t>
-      </w:r>
-      <w:r>
-        <w:t xml:space="preserve"> </w:t>
-      </w:r>
-      <w:r>
-        <w:t xml:space="preserve">a document, signed by a CA, that binds a public key to an identity (a domain name).</w:t>
-      </w:r>
-    </w:p>
-    <w:p>
-      <w:pPr>
-        <w:pStyle w:val="Compact"/>
-        <w:numPr>
-          <w:ilvl w:val="0"/>
-          <w:numId w:val="1012"/>
-        </w:numPr>
-      </w:pPr>
-      <w:r>
-        <w:rPr>
-          <w:b/>
-          <w:bCs/>
-        </w:rPr>
-        <w:t xml:space="preserve">X.509:</w:t>
-      </w:r>
-      <w:r>
-        <w:t xml:space="preserve"> </w:t>
-      </w:r>
-      <w:r>
-        <w:t xml:space="preserve">the standard format for certificates.</w:t>
-      </w:r>
-    </w:p>
-    <w:p>
-      <w:pPr>
-        <w:pStyle w:val="Compact"/>
-        <w:numPr>
-          <w:ilvl w:val="0"/>
-          <w:numId w:val="1012"/>
-        </w:numPr>
-      </w:pPr>
-      <w:r>
-        <w:t xml:space="preserve">It contains: subject, public key, validity, signature, SAN.</w:t>
-      </w:r>
-    </w:p>
-    <w:bookmarkEnd w:id="31"/>
-    <w:bookmarkStart w:id="32" w:name="crl-and-ocsp"/>
-    <w:p>
-      <w:pPr>
-        <w:pStyle w:val="Heading3"/>
-      </w:pPr>
-      <w:r>
-        <w:t xml:space="preserve">CRL and OCSP</w:t>
-      </w:r>
-    </w:p>
-    <w:p>
-      <w:pPr>
-        <w:pStyle w:val="Compact"/>
-        <w:numPr>
-          <w:ilvl w:val="0"/>
-          <w:numId w:val="1013"/>
-        </w:numPr>
-      </w:pPr>
-      <w:r>
-        <w:rPr>
-          <w:b/>
-          <w:bCs/>
-        </w:rPr>
-        <w:t xml:space="preserve">CRL (Certificate Revocation List):</w:t>
-      </w:r>
-      <w:r>
-        <w:t xml:space="preserve"> </w:t>
-      </w:r>
-      <w:r>
-        <w:t xml:space="preserve">a</w:t>
-      </w:r>
-      <w:r>
-        <w:t xml:space="preserve"> </w:t>
-      </w:r>
-      <w:r>
-        <w:rPr>
-          <w:b/>
-          <w:bCs/>
-        </w:rPr>
-        <w:t xml:space="preserve">list</w:t>
-      </w:r>
-      <w:r>
-        <w:t xml:space="preserve"> </w:t>
-      </w:r>
-      <w:r>
-        <w:t xml:space="preserve">of revoked certificates.</w:t>
-      </w:r>
-    </w:p>
-    <w:p>
-      <w:pPr>
-        <w:pStyle w:val="Compact"/>
-        <w:numPr>
-          <w:ilvl w:val="0"/>
-          <w:numId w:val="1013"/>
-        </w:numPr>
-      </w:pPr>
-      <w:r>
-        <w:rPr>
-          <w:b/>
-          <w:bCs/>
-        </w:rPr>
-        <w:t xml:space="preserve">OCSP:</w:t>
-      </w:r>
-      <w:r>
-        <w:t xml:space="preserve"> </w:t>
-      </w:r>
-      <w:r>
-        <w:t xml:space="preserve">asking about a certificate’s revocation status</w:t>
-      </w:r>
-      <w:r>
-        <w:t xml:space="preserve"> </w:t>
-      </w:r>
-      <w:r>
-        <w:rPr>
-          <w:b/>
-          <w:bCs/>
-        </w:rPr>
-        <w:t xml:space="preserve">on the spot</w:t>
-      </w:r>
-      <w:r>
-        <w:t xml:space="preserve">.</w:t>
-      </w:r>
-    </w:p>
-    <w:p>
-      <w:pPr>
-        <w:pStyle w:val="Compact"/>
-        <w:numPr>
-          <w:ilvl w:val="0"/>
-          <w:numId w:val="1013"/>
-        </w:numPr>
-      </w:pPr>
-      <w:r>
-        <w:t xml:space="preserve">The question</w:t>
-      </w:r>
-      <w:r>
-        <w:t xml:space="preserve"> </w:t>
-      </w:r>
-      <w:r>
-        <w:t xml:space="preserve">“is this certificate still valid?”</w:t>
-      </w:r>
-    </w:p>
-    <w:bookmarkEnd w:id="32"/>
-    <w:bookmarkStart w:id="33" w:name="hsm-pkcs11-softhsm"/>
-    <w:p>
-      <w:pPr>
-        <w:pStyle w:val="Heading3"/>
-      </w:pPr>
-      <w:r>
-        <w:t xml:space="preserve">HSM, PKCS#11, SoftHSM</w:t>
-      </w:r>
-    </w:p>
-    <w:p>
-      <w:pPr>
-        <w:pStyle w:val="Compact"/>
-        <w:numPr>
-          <w:ilvl w:val="0"/>
-          <w:numId w:val="1014"/>
-        </w:numPr>
-      </w:pPr>
-      <w:r>
-        <w:rPr>
-          <w:b/>
-          <w:bCs/>
-        </w:rPr>
-        <w:t xml:space="preserve">HSM:</w:t>
-      </w:r>
-      <w:r>
-        <w:t xml:space="preserve"> </w:t>
-      </w:r>
-      <w:r>
-        <w:t xml:space="preserve">dedicated</w:t>
-      </w:r>
-      <w:r>
-        <w:t xml:space="preserve"> </w:t>
-      </w:r>
-      <w:r>
-        <w:rPr>
-          <w:b/>
-          <w:bCs/>
-        </w:rPr>
-        <w:t xml:space="preserve">hardware</w:t>
-      </w:r>
-      <w:r>
-        <w:t xml:space="preserve"> </w:t>
-      </w:r>
-      <w:r>
-        <w:t xml:space="preserve">that stores and operates on keys; the key never leaves it.</w:t>
-      </w:r>
-    </w:p>
-    <w:p>
-      <w:pPr>
-        <w:pStyle w:val="Compact"/>
-        <w:numPr>
-          <w:ilvl w:val="0"/>
-          <w:numId w:val="1014"/>
-        </w:numPr>
-      </w:pPr>
-      <w:r>
-        <w:rPr>
-          <w:b/>
-          <w:bCs/>
-        </w:rPr>
-        <w:t xml:space="preserve">PKCS#11:</w:t>
-      </w:r>
-      <w:r>
-        <w:t xml:space="preserve"> </w:t>
-      </w:r>
-      <w:r>
-        <w:t xml:space="preserve">the standard interface for talking to key modules.</w:t>
-      </w:r>
-    </w:p>
-    <w:p>
-      <w:pPr>
-        <w:pStyle w:val="Compact"/>
-        <w:numPr>
-          <w:ilvl w:val="0"/>
-          <w:numId w:val="1014"/>
-        </w:numPr>
-      </w:pPr>
-      <w:r>
-        <w:rPr>
-          <w:b/>
-          <w:bCs/>
-        </w:rPr>
-        <w:t xml:space="preserve">SoftHSM:</w:t>
-      </w:r>
-      <w:r>
-        <w:t xml:space="preserve"> </w:t>
-      </w:r>
-      <w:r>
-        <w:t xml:space="preserve">a software simulation of an HSM (for testing).</w:t>
-      </w:r>
-    </w:p>
-    <w:bookmarkEnd w:id="33"/>
-    <w:bookmarkStart w:id="34" w:name="post-quantum-pqc"/>
-    <w:p>
-      <w:pPr>
-        <w:pStyle w:val="Heading3"/>
-      </w:pPr>
-      <w:r>
-        <w:t xml:space="preserve">Post-quantum (PQC)</w:t>
-      </w:r>
-    </w:p>
-    <w:p>
-      <w:pPr>
-        <w:pStyle w:val="Compact"/>
-        <w:numPr>
-          <w:ilvl w:val="0"/>
-          <w:numId w:val="1015"/>
-        </w:numPr>
-      </w:pPr>
-      <w:r>
-        <w:rPr>
-          <w:b/>
-          <w:bCs/>
-        </w:rPr>
-        <w:t xml:space="preserve">PQC (Post-Quantum Cryptography):</w:t>
-      </w:r>
-      <w:r>
-        <w:t xml:space="preserve"> </w:t>
-      </w:r>
-      <w:r>
-        <w:t xml:space="preserve">algorithms resistant to quantum computers.</w:t>
-      </w:r>
-    </w:p>
-    <w:p>
-      <w:pPr>
-        <w:pStyle w:val="Compact"/>
-        <w:numPr>
-          <w:ilvl w:val="0"/>
-          <w:numId w:val="1015"/>
-        </w:numPr>
-      </w:pPr>
-      <w:r>
-        <w:t xml:space="preserve">Today’s RSA/ECC will be under threat in the future.</w:t>
-      </w:r>
-    </w:p>
-    <w:p>
-      <w:pPr>
-        <w:pStyle w:val="Compact"/>
-        <w:numPr>
-          <w:ilvl w:val="0"/>
-          <w:numId w:val="1015"/>
-        </w:numPr>
-      </w:pPr>
-      <w:r>
-        <w:t xml:space="preserve">Standardization is ongoing (e.g., ML-KEM).</w:t>
-      </w:r>
-    </w:p>
-    <w:bookmarkEnd w:id="34"/>
-    <w:bookmarkStart w:id="35" w:name="now-were-ready"/>
-    <w:p>
-      <w:pPr>
-        <w:pStyle w:val="Heading3"/>
-      </w:pPr>
-      <w:r>
-        <w:t xml:space="preserve">Now we’re ready</w:t>
-      </w:r>
-    </w:p>
-    <w:p>
-      <w:pPr>
-        <w:pStyle w:val="FirstParagraph"/>
-      </w:pPr>
-      <w:r>
-        <w:t xml:space="preserve">Terms:</w:t>
-      </w:r>
-    </w:p>
-    <w:p>
-      <w:pPr>
-        <w:pStyle w:val="BodyText"/>
-      </w:pPr>
-      <w:r>
-        <w:t xml:space="preserve">symmetric/asymmetric · block cipher/mode · padding · AEAD · MAC/HMAC · digest · signature · RSA/ECC · DH · PKI/CA · certificate/X.509 · CRL/OCSP · HSM/PKCS#11 · PQC</w:t>
-      </w:r>
-    </w:p>
-    <w:p>
-      <w:pPr>
-        <w:pStyle w:val="BodyText"/>
-      </w:pPr>
-      <w:r>
-        <w:t xml:space="preserve">Now: choosing the right algorithm and key.</w:t>
-      </w:r>
-    </w:p>
-    <w:bookmarkEnd w:id="35"/>
-    <w:bookmarkStart w:id="36" w:name="how-do-the-concepts-connect"/>
+    <w:bookmarkStart w:id="29" w:name="how-do-the-concepts-connect"/>
     <w:p>
       <w:pPr>
         <w:pStyle w:val="Heading3"/>
@@ -3529,9 +3091,9 @@
         <w:t xml:space="preserve">meaningless. Re-read a section that feels hard a second time, then move on.</w:t>
       </w:r>
     </w:p>
-    <w:bookmarkEnd w:id="36"/>
-    <w:bookmarkEnd w:id="37"/>
-    <w:bookmarkStart w:id="49" w:name="Xaf7f26dbb390e07c0d9d430f6a93bb3e8e81202"/>
+    <w:bookmarkEnd w:id="29"/>
+    <w:bookmarkEnd w:id="30"/>
+    <w:bookmarkStart w:id="45" w:name="Xaf7f26dbb390e07c0d9d430f6a93bb3e8e81202"/>
     <w:p>
       <w:pPr>
         <w:pStyle w:val="Heading2"/>
@@ -3545,7 +3107,74 @@
         <w:pStyle w:val="FirstParagraph"/>
       </w:pPr>
       <w:r>
-        <w:t xml:space="preserve">In Week 3 we used cryptography as a</w:t>
+        <w:t xml:space="preserve">We ended Week 9 with a warning: obfuscating code does</w:t>
+      </w:r>
+      <w:r>
+        <w:t xml:space="preserve"> </w:t>
+      </w:r>
+      <w:r>
+        <w:rPr>
+          <w:b/>
+          <w:bCs/>
+        </w:rPr>
+        <w:t xml:space="preserve">not</w:t>
+      </w:r>
+      <w:r>
+        <w:t xml:space="preserve"> </w:t>
+      </w:r>
+      <w:r>
+        <w:t xml:space="preserve">store a key, it only makes the surroundings harder to</w:t>
+      </w:r>
+      <w:r>
+        <w:t xml:space="preserve"> </w:t>
+      </w:r>
+      <w:r>
+        <w:t xml:space="preserve">work with (</w:t>
+      </w:r>
+      <w:hyperlink r:id="rId31">
+        <w:r>
+          <w:rPr>
+            <w:rStyle w:val="Hyperlink"/>
+          </w:rPr>
+          <w:t xml:space="preserve">Week 9, §3</w:t>
+        </w:r>
+      </w:hyperlink>
+      <w:r>
+        <w:t xml:space="preserve">). This</w:t>
+      </w:r>
+      <w:r>
+        <w:t xml:space="preserve"> </w:t>
+      </w:r>
+      <w:r>
+        <w:t xml:space="preserve">week we move on to the actual fix — instead of hiding keys, we protect them</w:t>
+      </w:r>
+      <w:r>
+        <w:t xml:space="preserve"> </w:t>
+      </w:r>
+      <w:r>
+        <w:rPr>
+          <w:b/>
+          <w:bCs/>
+        </w:rPr>
+        <w:t xml:space="preserve">for real</w:t>
+      </w:r>
+      <w:r>
+        <w:t xml:space="preserve"> </w:t>
+      </w:r>
+      <w:r>
+        <w:t xml:space="preserve">with the right algorithm</w:t>
+      </w:r>
+      <w:r>
+        <w:t xml:space="preserve"> </w:t>
+      </w:r>
+      <w:r>
+        <w:t xml:space="preserve">choice, the right protocol, and, where needed, hardware-backed storage (PKI, HSM). In Week 3 we used cryptography</w:t>
+      </w:r>
+      <w:r>
+        <w:t xml:space="preserve"> </w:t>
+      </w:r>
+      <w:r>
+        <w:t xml:space="preserve">as a</w:t>
       </w:r>
       <w:r>
         <w:t xml:space="preserve"> </w:t>
@@ -3561,7 +3190,24 @@
         <w:t xml:space="preserve"> </w:t>
       </w:r>
       <w:r>
-        <w:t xml:space="preserve">to protect data in transit, at rest, and in use. This week we look</w:t>
+        <w:t xml:space="preserve">to protect data in transit, at rest, and in use</w:t>
+      </w:r>
+      <w:r>
+        <w:t xml:space="preserve"> </w:t>
+      </w:r>
+      <w:r>
+        <w:t xml:space="preserve">(</w:t>
+      </w:r>
+      <w:hyperlink r:id="rId32">
+        <w:r>
+          <w:rPr>
+            <w:rStyle w:val="Hyperlink"/>
+          </w:rPr>
+          <w:t xml:space="preserve">Week 3, §1</w:t>
+        </w:r>
+      </w:hyperlink>
+      <w:r>
+        <w:t xml:space="preserve">); this week we look</w:t>
       </w:r>
       <w:r>
         <w:t xml:space="preserve"> </w:t>
@@ -3589,20 +3235,20 @@
       <w:r>
         <w:drawing>
           <wp:inline>
-            <wp:extent cx="5759999" cy="2470728"/>
+            <wp:extent cx="5759999" cy="1569811"/>
             <wp:effectExtent b="0" l="0" r="0" t="0"/>
-            <wp:docPr descr="The roles of symmetric and asymmetric cryptography" title="" id="39" name="Picture"/>
+            <wp:docPr descr="The roles of symmetric and asymmetric cryptography" title="" id="34" name="Picture"/>
             <a:graphic>
               <a:graphicData uri="http://schemas.openxmlformats.org/drawingml/2006/picture">
                 <pic:pic>
                   <pic:nvPicPr>
-                    <pic:cNvPr descr="h10-05-simetrik-asimetrik.png" id="40" name="Picture"/>
+                    <pic:cNvPr descr="h10-05-simetrik-asimetrik.png" id="35" name="Picture"/>
                     <pic:cNvPicPr>
                       <a:picLocks noChangeArrowheads="1" noChangeAspect="1"/>
                     </pic:cNvPicPr>
                   </pic:nvPicPr>
                   <pic:blipFill>
-                    <a:blip r:embed="rId38"/>
+                    <a:blip r:embed="rId33"/>
                     <a:stretch>
                       <a:fillRect/>
                     </a:stretch>
@@ -3610,7 +3256,7 @@
                   <pic:spPr bwMode="auto">
                     <a:xfrm>
                       <a:off x="0" y="0"/>
-                      <a:ext cx="5759999" cy="2470728"/>
+                      <a:ext cx="5759999" cy="1569811"/>
                     </a:xfrm>
                     <a:prstGeom prst="rect">
                       <a:avLst/>
@@ -3646,7 +3292,7 @@
         <w:pStyle w:val="Compact"/>
         <w:numPr>
           <w:ilvl w:val="0"/>
-          <w:numId w:val="1016"/>
+          <w:numId w:val="1003"/>
         </w:numPr>
       </w:pPr>
       <w:r>
@@ -3693,7 +3339,7 @@
         <w:pStyle w:val="Compact"/>
         <w:numPr>
           <w:ilvl w:val="0"/>
-          <w:numId w:val="1016"/>
+          <w:numId w:val="1003"/>
         </w:numPr>
       </w:pPr>
       <w:r>
@@ -3744,7 +3390,7 @@
         <w:pStyle w:val="Compact"/>
         <w:numPr>
           <w:ilvl w:val="0"/>
-          <w:numId w:val="1016"/>
+          <w:numId w:val="1003"/>
         </w:numPr>
       </w:pPr>
       <w:r>
@@ -3814,7 +3460,7 @@
         <w:pStyle w:val="Compact"/>
         <w:numPr>
           <w:ilvl w:val="0"/>
-          <w:numId w:val="1016"/>
+          <w:numId w:val="1003"/>
         </w:numPr>
       </w:pPr>
       <w:r>
@@ -3900,7 +3546,7 @@
         <w:pStyle w:val="Compact"/>
         <w:numPr>
           <w:ilvl w:val="0"/>
-          <w:numId w:val="1016"/>
+          <w:numId w:val="1003"/>
         </w:numPr>
       </w:pPr>
       <w:r>
@@ -3947,7 +3593,7 @@
         <w:t xml:space="preserve">painful lessons of this timeline.</w:t>
       </w:r>
     </w:p>
-    <w:bookmarkStart w:id="41" w:name="five-basic-jobs-five-tool-families"/>
+    <w:bookmarkStart w:id="36" w:name="five-basic-jobs-five-tool-families"/>
     <w:p>
       <w:pPr>
         <w:pStyle w:val="Heading3"/>
@@ -4287,8 +3933,8 @@
         </w:tc>
       </w:tr>
     </w:tbl>
-    <w:bookmarkEnd w:id="41"/>
-    <w:bookmarkStart w:id="46" w:name="key-length-security-level"/>
+    <w:bookmarkEnd w:id="36"/>
+    <w:bookmarkStart w:id="41" w:name="key-length-security-level"/>
     <w:p>
       <w:pPr>
         <w:pStyle w:val="Heading3"/>
@@ -4747,7 +4393,7 @@
         <w:t xml:space="preserve">(Recipe 5.16). Only the algorithms themselves have changed.</w:t>
       </w:r>
     </w:p>
-    <w:bookmarkStart w:id="45" w:name="the-weakest-link-rule"/>
+    <w:bookmarkStart w:id="40" w:name="the-weakest-link-rule"/>
     <w:p>
       <w:pPr>
         <w:pStyle w:val="Heading4"/>
@@ -4818,20 +4464,20 @@
       <w:r>
         <w:drawing>
           <wp:inline>
-            <wp:extent cx="5759999" cy="2574688"/>
+            <wp:extent cx="5759999" cy="2439118"/>
             <wp:effectExtent b="0" l="0" r="0" t="0"/>
-            <wp:docPr descr="The weakest-link rule" title="" id="43" name="Picture"/>
+            <wp:docPr descr="The weakest-link rule" title="" id="38" name="Picture"/>
             <a:graphic>
               <a:graphicData uri="http://schemas.openxmlformats.org/drawingml/2006/picture">
                 <pic:pic>
                   <pic:nvPicPr>
-                    <pic:cNvPr descr="h10-13-en-zayif-halka.png" id="44" name="Picture"/>
+                    <pic:cNvPr descr="h10-13-en-zayif-halka.png" id="39" name="Picture"/>
                     <pic:cNvPicPr>
                       <a:picLocks noChangeArrowheads="1" noChangeAspect="1"/>
                     </pic:cNvPicPr>
                   </pic:nvPicPr>
                   <pic:blipFill>
-                    <a:blip r:embed="rId42"/>
+                    <a:blip r:embed="rId37"/>
                     <a:stretch>
                       <a:fillRect/>
                     </a:stretch>
@@ -4839,7 +4485,7 @@
                   <pic:spPr bwMode="auto">
                     <a:xfrm>
                       <a:off x="0" y="0"/>
-                      <a:ext cx="5759999" cy="2574688"/>
+                      <a:ext cx="5759999" cy="2439118"/>
                     </a:xfrm>
                     <a:prstGeom prst="rect">
                       <a:avLst/>
@@ -4858,9 +4504,9 @@
         </w:drawing>
       </w:r>
     </w:p>
-    <w:bookmarkEnd w:id="45"/>
-    <w:bookmarkEnd w:id="46"/>
-    <w:bookmarkStart w:id="47" w:name="X36f8cda3a6dd3421e344db3df598cb9d1efd7ae"/>
+    <w:bookmarkEnd w:id="40"/>
+    <w:bookmarkEnd w:id="41"/>
+    <w:bookmarkStart w:id="42" w:name="X36f8cda3a6dd3421e344db3df598cb9d1efd7ae"/>
     <w:p>
       <w:pPr>
         <w:pStyle w:val="Heading3"/>
@@ -4908,8 +4554,8 @@
         <w:t xml:space="preserve">ready-made, proven constructions (TLS 1.3, AEAD, HPKE, Noise).</w:t>
       </w:r>
     </w:p>
-    <w:bookmarkEnd w:id="47"/>
-    <w:bookmarkStart w:id="48" w:name="X904fc86a07f9402909ac1e3b0fea5ae32e6026b"/>
+    <w:bookmarkEnd w:id="42"/>
+    <w:bookmarkStart w:id="44" w:name="X904fc86a07f9402909ac1e3b0fea5ae32e6026b"/>
     <w:p>
       <w:pPr>
         <w:pStyle w:val="Heading3"/>
@@ -5421,14 +5067,31 @@
       <w:pPr>
         <w:pStyle w:val="FirstParagraph"/>
       </w:pPr>
-      <w:r>
-        <w:t xml:space="preserve">In Week 3 we only saw the</w:t>
-      </w:r>
-      <w:r>
-        <w:t xml:space="preserve"> </w:t>
-      </w:r>
-      <w:r>
-        <w:t xml:space="preserve">“which tool do I use when”</w:t>
+      <w:hyperlink r:id="rId43">
+        <w:r>
+          <w:rPr>
+            <w:rStyle w:val="Hyperlink"/>
+          </w:rPr>
+          <w:t xml:space="preserve">In Week 3</w:t>
+        </w:r>
+      </w:hyperlink>
+      <w:r>
+        <w:t xml:space="preserve"> </w:t>
+      </w:r>
+      <w:r>
+        <w:t xml:space="preserve">we only saw the</w:t>
+      </w:r>
+      <w:r>
+        <w:t xml:space="preserve"> </w:t>
+      </w:r>
+      <w:r>
+        <w:t xml:space="preserve">“which</w:t>
+      </w:r>
+      <w:r>
+        <w:t xml:space="preserve"> </w:t>
+      </w:r>
+      <w:r>
+        <w:t xml:space="preserve">tool do I use when”</w:t>
       </w:r>
       <w:r>
         <w:t xml:space="preserve"> </w:t>
@@ -5484,9 +5147,9 @@
         </w:pict>
       </w:r>
     </w:p>
-    <w:bookmarkEnd w:id="48"/>
-    <w:bookmarkEnd w:id="49"/>
-    <w:bookmarkStart w:id="59" w:name="X74fa26fb2f7984af8ea5e11cea6601c691258e6"/>
+    <w:bookmarkEnd w:id="44"/>
+    <w:bookmarkEnd w:id="45"/>
+    <w:bookmarkStart w:id="58" w:name="X74fa26fb2f7984af8ea5e11cea6601c691258e6"/>
     <w:p>
       <w:pPr>
         <w:pStyle w:val="Heading2"/>
@@ -5541,7 +5204,21 @@
         <w:t xml:space="preserve"> </w:t>
       </w:r>
       <w:r>
-        <w:t xml:space="preserve">the choice of algorithm; recall the ECB penguin from Week 3.</w:t>
+        <w:t xml:space="preserve">the choice of algorithm; recall</w:t>
+      </w:r>
+      <w:r>
+        <w:t xml:space="preserve"> </w:t>
+      </w:r>
+      <w:hyperlink r:id="rId46">
+        <w:r>
+          <w:rPr>
+            <w:rStyle w:val="Hyperlink"/>
+          </w:rPr>
+          <w:t xml:space="preserve">the ECB penguin from Week 3</w:t>
+        </w:r>
+      </w:hyperlink>
+      <w:r>
+        <w:t xml:space="preserve">.</w:t>
       </w:r>
     </w:p>
     <w:p>
@@ -5551,20 +5228,20 @@
       <w:r>
         <w:drawing>
           <wp:inline>
-            <wp:extent cx="5759999" cy="2283460"/>
+            <wp:extent cx="5759999" cy="1507167"/>
             <wp:effectExtent b="0" l="0" r="0" t="0"/>
-            <wp:docPr descr="Consequences of nonce reuse" title="" id="51" name="Picture"/>
+            <wp:docPr descr="Consequences of nonce reuse" title="" id="48" name="Picture"/>
             <a:graphic>
               <a:graphicData uri="http://schemas.openxmlformats.org/drawingml/2006/picture">
                 <pic:pic>
                   <pic:nvPicPr>
-                    <pic:cNvPr descr="h10-07-nonce-tekrari.png" id="52" name="Picture"/>
+                    <pic:cNvPr descr="h10-07-nonce-tekrari.png" id="49" name="Picture"/>
                     <pic:cNvPicPr>
                       <a:picLocks noChangeArrowheads="1" noChangeAspect="1"/>
                     </pic:cNvPicPr>
                   </pic:nvPicPr>
                   <pic:blipFill>
-                    <a:blip r:embed="rId50"/>
+                    <a:blip r:embed="rId47"/>
                     <a:stretch>
                       <a:fillRect/>
                     </a:stretch>
@@ -5572,7 +5249,7 @@
                   <pic:spPr bwMode="auto">
                     <a:xfrm>
                       <a:off x="0" y="0"/>
-                      <a:ext cx="5759999" cy="2283460"/>
+                      <a:ext cx="5759999" cy="1507167"/>
                     </a:xfrm>
                     <a:prstGeom prst="rect">
                       <a:avLst/>
@@ -5598,20 +5275,20 @@
       <w:r>
         <w:drawing>
           <wp:inline>
-            <wp:extent cx="5759999" cy="2470728"/>
+            <wp:extent cx="5759999" cy="1618113"/>
             <wp:effectExtent b="0" l="0" r="0" t="0"/>
-            <wp:docPr descr="ECB mode leaking patterns" title="" id="54" name="Picture"/>
+            <wp:docPr descr="ECB mode leaking patterns" title="" id="51" name="Picture"/>
             <a:graphic>
               <a:graphicData uri="http://schemas.openxmlformats.org/drawingml/2006/picture">
                 <pic:pic>
                   <pic:nvPicPr>
-                    <pic:cNvPr descr="h10-06-ecb.png" id="55" name="Picture"/>
+                    <pic:cNvPr descr="h10-06-ecb.png" id="52" name="Picture"/>
                     <pic:cNvPicPr>
                       <a:picLocks noChangeArrowheads="1" noChangeAspect="1"/>
                     </pic:cNvPicPr>
                   </pic:nvPicPr>
                   <pic:blipFill>
-                    <a:blip r:embed="rId53"/>
+                    <a:blip r:embed="rId50"/>
                     <a:stretch>
                       <a:fillRect/>
                     </a:stretch>
@@ -5619,7 +5296,7 @@
                   <pic:spPr bwMode="auto">
                     <a:xfrm>
                       <a:off x="0" y="0"/>
-                      <a:ext cx="5759999" cy="2470728"/>
+                      <a:ext cx="5759999" cy="1618113"/>
                     </a:xfrm>
                     <a:prstGeom prst="rect">
                       <a:avLst/>
@@ -6197,7 +5874,7 @@
         </w:tc>
       </w:tr>
     </w:tbl>
-    <w:bookmarkStart w:id="56" w:name="padding-and-the-padding-oracle"/>
+    <w:bookmarkStart w:id="54" w:name="padding-and-the-padding-oracle"/>
     <w:p>
       <w:pPr>
         <w:pStyle w:val="Heading3"/>
@@ -6395,7 +6072,7 @@
         <w:pStyle w:val="Compact"/>
         <w:numPr>
           <w:ilvl w:val="0"/>
-          <w:numId w:val="1017"/>
+          <w:numId w:val="1004"/>
         </w:numPr>
       </w:pPr>
       <w:r>
@@ -6417,7 +6094,7 @@
         <w:pStyle w:val="Compact"/>
         <w:numPr>
           <w:ilvl w:val="0"/>
-          <w:numId w:val="1017"/>
+          <w:numId w:val="1004"/>
         </w:numPr>
       </w:pPr>
       <w:r>
@@ -6472,7 +6149,7 @@
         <w:pStyle w:val="Compact"/>
         <w:numPr>
           <w:ilvl w:val="0"/>
-          <w:numId w:val="1017"/>
+          <w:numId w:val="1004"/>
         </w:numPr>
       </w:pPr>
       <w:r>
@@ -6536,11 +6213,28 @@
         <w:t xml:space="preserve"> </w:t>
       </w:r>
       <w:r>
-        <w:t xml:space="preserve">not specify, AEAD is preferred today (the critical reading from Week 3).</w:t>
-      </w:r>
-    </w:p>
-    <w:bookmarkEnd w:id="56"/>
-    <w:bookmarkStart w:id="57" w:name="X6a80adaf0fdc315ae0642f8a7501f520989940d"/>
+        <w:t xml:space="preserve">not specify, AEAD is preferred today</w:t>
+      </w:r>
+      <w:r>
+        <w:t xml:space="preserve"> </w:t>
+      </w:r>
+      <w:r>
+        <w:t xml:space="preserve">(</w:t>
+      </w:r>
+      <w:hyperlink r:id="rId53">
+        <w:r>
+          <w:rPr>
+            <w:rStyle w:val="Hyperlink"/>
+          </w:rPr>
+          <w:t xml:space="preserve">the critical reading from Week 3</w:t>
+        </w:r>
+      </w:hyperlink>
+      <w:r>
+        <w:t xml:space="preserve">).</w:t>
+      </w:r>
+    </w:p>
+    <w:bookmarkEnd w:id="54"/>
+    <w:bookmarkStart w:id="55" w:name="X6a80adaf0fdc315ae0642f8a7501f520989940d"/>
     <w:p>
       <w:pPr>
         <w:pStyle w:val="Heading3"/>
@@ -7404,8 +7098,8 @@
         <w:t xml:space="preserve">distinguish these two cases and reconstruct the plaintext byte by byte — without ever needing the key.</w:t>
       </w:r>
     </w:p>
-    <w:bookmarkEnd w:id="57"/>
-    <w:bookmarkStart w:id="58" w:name="X4ff64eec4cdebed080d844b3cf895d54640467e"/>
+    <w:bookmarkEnd w:id="55"/>
+    <w:bookmarkStart w:id="57" w:name="X4ff64eec4cdebed080d844b3cf895d54640467e"/>
     <w:p>
       <w:pPr>
         <w:pStyle w:val="Heading3"/>
@@ -8032,7 +7726,21 @@
         <w:pStyle w:val="FirstParagraph"/>
       </w:pPr>
       <w:r>
-        <w:t xml:space="preserve">In Week 2’s threat modelling,</w:t>
+        <w:t xml:space="preserve">In</w:t>
+      </w:r>
+      <w:r>
+        <w:t xml:space="preserve"> </w:t>
+      </w:r>
+      <w:hyperlink r:id="rId56">
+        <w:r>
+          <w:rPr>
+            <w:rStyle w:val="Hyperlink"/>
+          </w:rPr>
+          <w:t xml:space="preserve">Week 2</w:t>
+        </w:r>
+      </w:hyperlink>
+      <w:r>
+        <w:t xml:space="preserve">’s threat modelling,</w:t>
       </w:r>
       <w:r>
         <w:t xml:space="preserve"> </w:t>
@@ -8082,9 +7790,9 @@
         </w:pict>
       </w:r>
     </w:p>
+    <w:bookmarkEnd w:id="57"/>
     <w:bookmarkEnd w:id="58"/>
-    <w:bookmarkEnd w:id="59"/>
-    <w:bookmarkStart w:id="71" w:name="Xa336ae085ce7198d2673336a88293cb8c80b681"/>
+    <w:bookmarkStart w:id="70" w:name="Xa336ae085ce7198d2673336a88293cb8c80b681"/>
     <w:p>
       <w:pPr>
         <w:pStyle w:val="Heading2"/>
@@ -8093,7 +7801,7 @@
         <w:t xml:space="preserve">3. MAC, HMAC, and combining integrity with encryption (Recipe 6.4, 6.10, 6.18, 6.21)</w:t>
       </w:r>
     </w:p>
-    <w:bookmarkStart w:id="66" w:name="how-does-hmac-work"/>
+    <w:bookmarkStart w:id="65" w:name="how-does-hmac-work"/>
     <w:p>
       <w:pPr>
         <w:pStyle w:val="Heading3"/>
@@ -8109,20 +7817,20 @@
       <w:r>
         <w:drawing>
           <wp:inline>
-            <wp:extent cx="5759999" cy="2470728"/>
+            <wp:extent cx="5759999" cy="1654339"/>
             <wp:effectExtent b="0" l="0" r="0" t="0"/>
-            <wp:docPr descr="Comparing HMAC with H(K||m)" title="" id="61" name="Picture"/>
+            <wp:docPr descr="Comparing HMAC with H(K||m)" title="" id="60" name="Picture"/>
             <a:graphic>
               <a:graphicData uri="http://schemas.openxmlformats.org/drawingml/2006/picture">
                 <pic:pic>
                   <pic:nvPicPr>
-                    <pic:cNvPr descr="h10-08-hmac.png" id="62" name="Picture"/>
+                    <pic:cNvPr descr="h10-08-hmac.png" id="61" name="Picture"/>
                     <pic:cNvPicPr>
                       <a:picLocks noChangeArrowheads="1" noChangeAspect="1"/>
                     </pic:cNvPicPr>
                   </pic:nvPicPr>
                   <pic:blipFill>
-                    <a:blip r:embed="rId60"/>
+                    <a:blip r:embed="rId59"/>
                     <a:stretch>
                       <a:fillRect/>
                     </a:stretch>
@@ -8130,7 +7838,7 @@
                   <pic:spPr bwMode="auto">
                     <a:xfrm>
                       <a:off x="0" y="0"/>
-                      <a:ext cx="5759999" cy="2470728"/>
+                      <a:ext cx="5759999" cy="1654339"/>
                     </a:xfrm>
                     <a:prstGeom prst="rect">
                       <a:avLst/>
@@ -8156,20 +7864,20 @@
       <w:r>
         <w:drawing>
           <wp:inline>
-            <wp:extent cx="5759999" cy="2283460"/>
+            <wp:extent cx="5759999" cy="1366032"/>
             <wp:effectExtent b="0" l="0" r="0" t="0"/>
-            <wp:docPr descr="The Encrypt-then-MAC order and the rule of not decrypting before verification" title="" id="64" name="Picture"/>
+            <wp:docPr descr="The Encrypt-then-MAC order and the rule of not decrypting before verification" title="" id="63" name="Picture"/>
             <a:graphic>
               <a:graphicData uri="http://schemas.openxmlformats.org/drawingml/2006/picture">
                 <pic:pic>
                   <pic:nvPicPr>
-                    <pic:cNvPr descr="h10-01-encrypt-then-mac.png" id="65" name="Picture"/>
+                    <pic:cNvPr descr="h10-01-encrypt-then-mac.png" id="64" name="Picture"/>
                     <pic:cNvPicPr>
                       <a:picLocks noChangeArrowheads="1" noChangeAspect="1"/>
                     </pic:cNvPicPr>
                   </pic:nvPicPr>
                   <pic:blipFill>
-                    <a:blip r:embed="rId63"/>
+                    <a:blip r:embed="rId62"/>
                     <a:stretch>
                       <a:fillRect/>
                     </a:stretch>
@@ -8177,7 +7885,7 @@
                   <pic:spPr bwMode="auto">
                     <a:xfrm>
                       <a:off x="0" y="0"/>
-                      <a:ext cx="5759999" cy="2283460"/>
+                      <a:ext cx="5759999" cy="1366032"/>
                     </a:xfrm>
                     <a:prstGeom prst="rect">
                       <a:avLst/>
@@ -8523,8 +8231,8 @@
         <w:t xml:space="preserve">)</w:t>
       </w:r>
     </w:p>
-    <w:bookmarkEnd w:id="66"/>
-    <w:bookmarkStart w:id="67" w:name="Xeef9ac41c63848a68dc3091906ee3e0db89d57f"/>
+    <w:bookmarkEnd w:id="65"/>
+    <w:bookmarkStart w:id="66" w:name="Xeef9ac41c63848a68dc3091906ee3e0db89d57f"/>
     <w:p>
       <w:pPr>
         <w:pStyle w:val="Heading3"/>
@@ -8801,8 +8509,8 @@
         <w:t xml:space="preserve">comparison constant-time.</w:t>
       </w:r>
     </w:p>
-    <w:bookmarkEnd w:id="67"/>
-    <w:bookmarkStart w:id="68" w:name="replay-a-valid-but-old-message"/>
+    <w:bookmarkEnd w:id="66"/>
+    <w:bookmarkStart w:id="67" w:name="replay-a-valid-but-old-message"/>
     <w:p>
       <w:pPr>
         <w:pStyle w:val="Heading3"/>
@@ -9110,7 +8818,21 @@
         <w:t xml:space="preserve"> </w:t>
       </w:r>
       <w:r>
-        <w:t xml:space="preserve">in Week 2’s</w:t>
+        <w:t xml:space="preserve">in</w:t>
+      </w:r>
+      <w:r>
+        <w:t xml:space="preserve"> </w:t>
+      </w:r>
+      <w:hyperlink r:id="rId56">
+        <w:r>
+          <w:rPr>
+            <w:rStyle w:val="Hyperlink"/>
+          </w:rPr>
+          <w:t xml:space="preserve">Week 2</w:t>
+        </w:r>
+      </w:hyperlink>
+      <w:r>
+        <w:t xml:space="preserve">’s</w:t>
       </w:r>
       <w:r>
         <w:t xml:space="preserve"> </w:t>
@@ -9119,14 +8841,430 @@
         <w:t xml:space="preserve">threat table.</w:t>
       </w:r>
     </w:p>
+    <w:bookmarkEnd w:id="67"/>
+    <w:bookmarkStart w:id="68" w:name="X8916dd736a93dd53a66715a0d73f8c0d81a61ed"/>
+    <w:p>
+      <w:pPr>
+        <w:pStyle w:val="Heading3"/>
+      </w:pPr>
+      <w:r>
+        <w:t xml:space="preserve">Worked example: computing HMAC by hand and seeing the avalanche effect</w:t>
+      </w:r>
+    </w:p>
+    <w:p>
+      <w:pPr>
+        <w:pStyle w:val="FirstParagraph"/>
+      </w:pPr>
+      <w:r>
+        <w:t xml:space="preserve">Without leaving the rules abstract, let’s trace a real HMAC-SHA-256 computation end to end. Let’s use a fixed</w:t>
+      </w:r>
+      <w:r>
+        <w:t xml:space="preserve"> </w:t>
+      </w:r>
+      <w:r>
+        <w:t xml:space="preserve">(only for this example) 32-byte key and compute the HMAC of a payment instruction:</w:t>
+      </w:r>
+    </w:p>
+    <w:p>
+      <w:pPr>
+        <w:pStyle w:val="BodyText"/>
+      </w:pPr>
+      <w:r>
+        <w:rPr>
+          <w:b/>
+          <w:bCs/>
+        </w:rPr>
+        <w:t xml:space="preserve">HMAC-SHA-256 (real output)</w:t>
+      </w:r>
+    </w:p>
+    <w:p>
+      <w:pPr>
+        <w:pStyle w:val="SourceCode"/>
+      </w:pPr>
+      <w:r>
+        <w:rPr>
+          <w:rStyle w:val="VariableTok"/>
+        </w:rPr>
+        <w:t xml:space="preserve">ANAHTAR</w:t>
+      </w:r>
+      <w:r>
+        <w:rPr>
+          <w:rStyle w:val="OperatorTok"/>
+        </w:rPr>
+        <w:t xml:space="preserve">=</w:t>
+      </w:r>
+      <w:r>
+        <w:rPr>
+          <w:rStyle w:val="NormalTok"/>
+        </w:rPr>
+        <w:t xml:space="preserve">0000000000000000000000000000000000000000000000000000000000000001   </w:t>
+      </w:r>
+      <w:r>
+        <w:rPr>
+          <w:rStyle w:val="CommentTok"/>
+        </w:rPr>
+        <w:t xml:space="preserve"># 32 bytes, fixed only for this demonstration</w:t>
+      </w:r>
+      <w:r>
+        <w:br/>
+      </w:r>
+      <w:r>
+        <w:rPr>
+          <w:rStyle w:val="BuiltInTok"/>
+        </w:rPr>
+        <w:t xml:space="preserve">printf</w:t>
+      </w:r>
+      <w:r>
+        <w:rPr>
+          <w:rStyle w:val="NormalTok"/>
+        </w:rPr>
+        <w:t xml:space="preserve"> </w:t>
+      </w:r>
+      <w:r>
+        <w:rPr>
+          <w:rStyle w:val="StringTok"/>
+        </w:rPr>
+        <w:t xml:space="preserve">'tutar=100;alici=TR00'</w:t>
+      </w:r>
+      <w:r>
+        <w:rPr>
+          <w:rStyle w:val="NormalTok"/>
+        </w:rPr>
+        <w:t xml:space="preserve"> </w:t>
+      </w:r>
+      <w:r>
+        <w:rPr>
+          <w:rStyle w:val="KeywordTok"/>
+        </w:rPr>
+        <w:t xml:space="preserve">|</w:t>
+      </w:r>
+      <w:r>
+        <w:rPr>
+          <w:rStyle w:val="NormalTok"/>
+        </w:rPr>
+        <w:t xml:space="preserve"> </w:t>
+      </w:r>
+      <w:r>
+        <w:rPr>
+          <w:rStyle w:val="ExtensionTok"/>
+        </w:rPr>
+        <w:t xml:space="preserve">openssl</w:t>
+      </w:r>
+      <w:r>
+        <w:rPr>
+          <w:rStyle w:val="NormalTok"/>
+        </w:rPr>
+        <w:t xml:space="preserve"> dgst </w:t>
+      </w:r>
+      <w:r>
+        <w:rPr>
+          <w:rStyle w:val="AttributeTok"/>
+        </w:rPr>
+        <w:t xml:space="preserve">-sha256</w:t>
+      </w:r>
+      <w:r>
+        <w:rPr>
+          <w:rStyle w:val="NormalTok"/>
+        </w:rPr>
+        <w:t xml:space="preserve"> </w:t>
+      </w:r>
+      <w:r>
+        <w:rPr>
+          <w:rStyle w:val="AttributeTok"/>
+        </w:rPr>
+        <w:t xml:space="preserve">-mac</w:t>
+      </w:r>
+      <w:r>
+        <w:rPr>
+          <w:rStyle w:val="NormalTok"/>
+        </w:rPr>
+        <w:t xml:space="preserve"> HMAC </w:t>
+      </w:r>
+      <w:r>
+        <w:rPr>
+          <w:rStyle w:val="AttributeTok"/>
+        </w:rPr>
+        <w:t xml:space="preserve">-macopt</w:t>
+      </w:r>
+      <w:r>
+        <w:rPr>
+          <w:rStyle w:val="NormalTok"/>
+        </w:rPr>
+        <w:t xml:space="preserve"> hexkey:</w:t>
+      </w:r>
+      <w:r>
+        <w:rPr>
+          <w:rStyle w:val="VariableTok"/>
+        </w:rPr>
+        <w:t xml:space="preserve">$ANAHTAR</w:t>
+      </w:r>
+    </w:p>
+    <w:p>
+      <w:pPr>
+        <w:pStyle w:val="SourceCode"/>
+      </w:pPr>
+      <w:r>
+        <w:rPr>
+          <w:rStyle w:val="VerbatimChar"/>
+        </w:rPr>
+        <w:t xml:space="preserve">SHA2-256(stdin)= a08fb1159871e3b8110dedf3e3524cab7bea06f4795f2119394e11c42ac5f9a1</w:t>
+      </w:r>
+    </w:p>
+    <w:p>
+      <w:pPr>
+        <w:pStyle w:val="FirstParagraph"/>
+      </w:pPr>
+      <w:r>
+        <w:t xml:space="preserve">Now let the attacker change the amount from</w:t>
+      </w:r>
+      <w:r>
+        <w:t xml:space="preserve"> </w:t>
+      </w:r>
+      <w:r>
+        <w:rPr>
+          <w:rStyle w:val="VerbatimChar"/>
+        </w:rPr>
+        <w:t xml:space="preserve">100</w:t>
+      </w:r>
+      <w:r>
+        <w:t xml:space="preserve"> </w:t>
+      </w:r>
+      <w:r>
+        <w:t xml:space="preserve">to</w:t>
+      </w:r>
+      <w:r>
+        <w:t xml:space="preserve"> </w:t>
+      </w:r>
+      <w:r>
+        <w:rPr>
+          <w:rStyle w:val="VerbatimChar"/>
+        </w:rPr>
+        <w:t xml:space="preserve">900</w:t>
+      </w:r>
+      <w:r>
+        <w:t xml:space="preserve">; with the real key, the original message’s HMAC</w:t>
+      </w:r>
+      <w:r>
+        <w:t xml:space="preserve"> </w:t>
+      </w:r>
+      <w:r>
+        <w:t xml:space="preserve">changes as follows:</w:t>
+      </w:r>
+    </w:p>
+    <w:p>
+      <w:pPr>
+        <w:pStyle w:val="SourceCode"/>
+      </w:pPr>
+      <w:r>
+        <w:rPr>
+          <w:rStyle w:val="BuiltInTok"/>
+        </w:rPr>
+        <w:t xml:space="preserve">printf</w:t>
+      </w:r>
+      <w:r>
+        <w:rPr>
+          <w:rStyle w:val="NormalTok"/>
+        </w:rPr>
+        <w:t xml:space="preserve"> </w:t>
+      </w:r>
+      <w:r>
+        <w:rPr>
+          <w:rStyle w:val="StringTok"/>
+        </w:rPr>
+        <w:t xml:space="preserve">'tutar=900;alici=TR00'</w:t>
+      </w:r>
+      <w:r>
+        <w:rPr>
+          <w:rStyle w:val="NormalTok"/>
+        </w:rPr>
+        <w:t xml:space="preserve"> </w:t>
+      </w:r>
+      <w:r>
+        <w:rPr>
+          <w:rStyle w:val="KeywordTok"/>
+        </w:rPr>
+        <w:t xml:space="preserve">|</w:t>
+      </w:r>
+      <w:r>
+        <w:rPr>
+          <w:rStyle w:val="NormalTok"/>
+        </w:rPr>
+        <w:t xml:space="preserve"> </w:t>
+      </w:r>
+      <w:r>
+        <w:rPr>
+          <w:rStyle w:val="ExtensionTok"/>
+        </w:rPr>
+        <w:t xml:space="preserve">openssl</w:t>
+      </w:r>
+      <w:r>
+        <w:rPr>
+          <w:rStyle w:val="NormalTok"/>
+        </w:rPr>
+        <w:t xml:space="preserve"> dgst </w:t>
+      </w:r>
+      <w:r>
+        <w:rPr>
+          <w:rStyle w:val="AttributeTok"/>
+        </w:rPr>
+        <w:t xml:space="preserve">-sha256</w:t>
+      </w:r>
+      <w:r>
+        <w:rPr>
+          <w:rStyle w:val="NormalTok"/>
+        </w:rPr>
+        <w:t xml:space="preserve"> </w:t>
+      </w:r>
+      <w:r>
+        <w:rPr>
+          <w:rStyle w:val="AttributeTok"/>
+        </w:rPr>
+        <w:t xml:space="preserve">-mac</w:t>
+      </w:r>
+      <w:r>
+        <w:rPr>
+          <w:rStyle w:val="NormalTok"/>
+        </w:rPr>
+        <w:t xml:space="preserve"> HMAC </w:t>
+      </w:r>
+      <w:r>
+        <w:rPr>
+          <w:rStyle w:val="AttributeTok"/>
+        </w:rPr>
+        <w:t xml:space="preserve">-macopt</w:t>
+      </w:r>
+      <w:r>
+        <w:rPr>
+          <w:rStyle w:val="NormalTok"/>
+        </w:rPr>
+        <w:t xml:space="preserve"> hexkey:</w:t>
+      </w:r>
+      <w:r>
+        <w:rPr>
+          <w:rStyle w:val="VariableTok"/>
+        </w:rPr>
+        <w:t xml:space="preserve">$ANAHTAR</w:t>
+      </w:r>
+    </w:p>
+    <w:p>
+      <w:pPr>
+        <w:pStyle w:val="SourceCode"/>
+      </w:pPr>
+      <w:r>
+        <w:rPr>
+          <w:rStyle w:val="VerbatimChar"/>
+        </w:rPr>
+        <w:t xml:space="preserve">SHA2-256(stdin)= 8a786eacbef7863d44533b9ebcbcf288e5136204080258e838e283f1f91a46be</w:t>
+      </w:r>
+    </w:p>
+    <w:p>
+      <w:pPr>
+        <w:pStyle w:val="FirstParagraph"/>
+      </w:pPr>
+      <w:r>
+        <w:t xml:space="preserve">A single-character change (</w:t>
+      </w:r>
+      <w:r>
+        <w:rPr>
+          <w:rStyle w:val="VerbatimChar"/>
+        </w:rPr>
+        <w:t xml:space="preserve">1</w:t>
+      </w:r>
+      <w:r>
+        <w:t xml:space="preserve">→</w:t>
+      </w:r>
+      <w:r>
+        <w:rPr>
+          <w:rStyle w:val="VerbatimChar"/>
+        </w:rPr>
+        <w:t xml:space="preserve">9</w:t>
+      </w:r>
+      <w:r>
+        <w:t xml:space="preserve">) produced</w:t>
+      </w:r>
+      <w:r>
+        <w:t xml:space="preserve"> </w:t>
+      </w:r>
+      <w:r>
+        <w:rPr>
+          <w:b/>
+          <w:bCs/>
+        </w:rPr>
+        <w:t xml:space="preserve">completely different</w:t>
+      </w:r>
+      <w:r>
+        <w:t xml:space="preserve"> </w:t>
+      </w:r>
+      <w:r>
+        <w:t xml:space="preserve">32 bytes for the tag — this is a good</w:t>
+      </w:r>
+      <w:r>
+        <w:t xml:space="preserve"> </w:t>
+      </w:r>
+      <w:r>
+        <w:t xml:space="preserve">hash function’s</w:t>
+      </w:r>
+      <w:r>
+        <w:t xml:space="preserve"> </w:t>
+      </w:r>
+      <w:r>
+        <w:t xml:space="preserve">“avalanche effect”</w:t>
+      </w:r>
+      <w:r>
+        <w:t xml:space="preserve">: a single-bit change in the input changes roughly half of the output. Since</w:t>
+      </w:r>
+      <w:r>
+        <w:t xml:space="preserve"> </w:t>
+      </w:r>
+      <w:r>
+        <w:t xml:space="preserve">the attacker doesn’t know the key, they cannot change the message and produce a</w:t>
+      </w:r>
+      <w:r>
+        <w:t xml:space="preserve"> </w:t>
+      </w:r>
+      <w:r>
+        <w:rPr>
+          <w:b/>
+          <w:bCs/>
+        </w:rPr>
+        <w:t xml:space="preserve">valid</w:t>
+      </w:r>
+      <w:r>
+        <w:t xml:space="preserve"> </w:t>
+      </w:r>
+      <w:r>
+        <w:t xml:space="preserve">new tag; the receiver</w:t>
+      </w:r>
+      <w:r>
+        <w:t xml:space="preserve"> </w:t>
+      </w:r>
+      <w:r>
+        <w:t xml:space="preserve">compares the tags and catches the mismatch.</w:t>
+      </w:r>
+    </w:p>
     <w:bookmarkEnd w:id="68"/>
-    <w:bookmarkStart w:id="69" w:name="X8916dd736a93dd53a66715a0d73f8c0d81a61ed"/>
+    <w:bookmarkStart w:id="69" w:name="X8ea489c4a0e36a3aa9f59c2f0f3c40ceadf9804"/>
     <w:p>
       <w:pPr>
         <w:pStyle w:val="Heading3"/>
       </w:pPr>
       <w:r>
-        <w:t xml:space="preserve">Worked example: computing HMAC by hand and seeing the avalanche effect</w:t>
+        <w:t xml:space="preserve">Constant-time comparison: why</w:t>
+      </w:r>
+      <w:r>
+        <w:t xml:space="preserve"> </w:t>
+      </w:r>
+      <w:r>
+        <w:rPr>
+          <w:rStyle w:val="VerbatimChar"/>
+        </w:rPr>
+        <w:t xml:space="preserve">memcmp</w:t>
+      </w:r>
+      <w:r>
+        <w:t xml:space="preserve"> </w:t>
+      </w:r>
+      <w:r>
+        <w:t xml:space="preserve">is not enough</w:t>
       </w:r>
     </w:p>
     <w:p>
@@ -9134,13 +9272,91 @@
         <w:pStyle w:val="FirstParagraph"/>
       </w:pPr>
       <w:r>
-        <w:t xml:space="preserve">Without leaving the rules abstract, let’s trace a real HMAC-SHA-256 computation end to end. Let’s use a fixed</w:t>
-      </w:r>
-      <w:r>
-        <w:t xml:space="preserve"> </w:t>
-      </w:r>
-      <w:r>
-        <w:t xml:space="preserve">(only for this example) 32-byte key and compute the HMAC of a payment instruction:</w:t>
+        <w:t xml:space="preserve">On the receiving side, HMAC verification requires</w:t>
+      </w:r>
+      <w:r>
+        <w:t xml:space="preserve"> </w:t>
+      </w:r>
+      <w:r>
+        <w:rPr>
+          <w:b/>
+          <w:bCs/>
+        </w:rPr>
+        <w:t xml:space="preserve">comparing</w:t>
+      </w:r>
+      <w:r>
+        <w:t xml:space="preserve"> </w:t>
+      </w:r>
+      <w:r>
+        <w:t xml:space="preserve">the computed tag with the tag that arrived. An</w:t>
+      </w:r>
+      <w:r>
+        <w:t xml:space="preserve"> </w:t>
+      </w:r>
+      <w:r>
+        <w:t xml:space="preserve">ordinary</w:t>
+      </w:r>
+      <w:r>
+        <w:t xml:space="preserve"> </w:t>
+      </w:r>
+      <w:r>
+        <w:rPr>
+          <w:rStyle w:val="VerbatimChar"/>
+        </w:rPr>
+        <w:t xml:space="preserve">memcmp(a, b, 32)</w:t>
+      </w:r>
+      <w:r>
+        <w:t xml:space="preserve"> </w:t>
+      </w:r>
+      <w:r>
+        <w:t xml:space="preserve">compares bytes left to right and</w:t>
+      </w:r>
+      <w:r>
+        <w:t xml:space="preserve"> </w:t>
+      </w:r>
+      <w:r>
+        <w:rPr>
+          <w:b/>
+          <w:bCs/>
+        </w:rPr>
+        <w:t xml:space="preserve">stops at the first differing byte</w:t>
+      </w:r>
+      <w:r>
+        <w:t xml:space="preserve">; this means</w:t>
+      </w:r>
+      <w:r>
+        <w:t xml:space="preserve"> </w:t>
+      </w:r>
+      <w:r>
+        <w:t xml:space="preserve">the function’s running time varies depending on how many bytes matched. An attacker who can make enough attempts</w:t>
+      </w:r>
+      <w:r>
+        <w:t xml:space="preserve"> </w:t>
+      </w:r>
+      <w:r>
+        <w:t xml:space="preserve">over a network can guess the correct tag</w:t>
+      </w:r>
+      <w:r>
+        <w:t xml:space="preserve"> </w:t>
+      </w:r>
+      <w:r>
+        <w:rPr>
+          <w:b/>
+          <w:bCs/>
+        </w:rPr>
+        <w:t xml:space="preserve">byte by byte</w:t>
+      </w:r>
+      <w:r>
+        <w:t xml:space="preserve"> </w:t>
+      </w:r>
+      <w:r>
+        <w:t xml:space="preserve">from microsecond differences in response times (a</w:t>
+      </w:r>
+      <w:r>
+        <w:t xml:space="preserve"> </w:t>
+      </w:r>
+      <w:r>
+        <w:t xml:space="preserve">timing attack).</w:t>
       </w:r>
     </w:p>
     <w:p>
@@ -9152,7 +9368,7 @@
           <w:b/>
           <w:bCs/>
         </w:rPr>
-        <w:t xml:space="preserve">HMAC-SHA-256 (real output)</w:t>
+        <w:t xml:space="preserve">Incorrect and correct comparison</w:t>
       </w:r>
     </w:p>
     <w:p>
@@ -9161,1026 +9377,549 @@
       </w:pPr>
       <w:r>
         <w:rPr>
-          <w:rStyle w:val="VariableTok"/>
-        </w:rPr>
-        <w:t xml:space="preserve">ANAHTAR</w:t>
+          <w:rStyle w:val="CommentTok"/>
+        </w:rPr>
+        <w:t xml:space="preserve">/* WRONG: an early exit creates a timing difference */</w:t>
+      </w:r>
+      <w:r>
+        <w:br/>
+      </w:r>
+      <w:r>
+        <w:rPr>
+          <w:rStyle w:val="ControlFlowTok"/>
+        </w:rPr>
+        <w:t xml:space="preserve">if</w:t>
+      </w:r>
+      <w:r>
+        <w:rPr>
+          <w:rStyle w:val="NormalTok"/>
+        </w:rPr>
+        <w:t xml:space="preserve"> </w:t>
       </w:r>
       <w:r>
         <w:rPr>
           <w:rStyle w:val="OperatorTok"/>
         </w:rPr>
-        <w:t xml:space="preserve">=</w:t>
-      </w:r>
-      <w:r>
-        <w:rPr>
-          <w:rStyle w:val="NormalTok"/>
-        </w:rPr>
-        <w:t xml:space="preserve">0000000000000000000000000000000000000000000000000000000000000001   </w:t>
+        <w:t xml:space="preserve">(</w:t>
+      </w:r>
+      <w:r>
+        <w:rPr>
+          <w:rStyle w:val="NormalTok"/>
+        </w:rPr>
+        <w:t xml:space="preserve">memcmp</w:t>
+      </w:r>
+      <w:r>
+        <w:rPr>
+          <w:rStyle w:val="OperatorTok"/>
+        </w:rPr>
+        <w:t xml:space="preserve">(</w:t>
+      </w:r>
+      <w:r>
+        <w:rPr>
+          <w:rStyle w:val="NormalTok"/>
+        </w:rPr>
+        <w:t xml:space="preserve">hesaplanan</w:t>
+      </w:r>
+      <w:r>
+        <w:rPr>
+          <w:rStyle w:val="OperatorTok"/>
+        </w:rPr>
+        <w:t xml:space="preserve">,</w:t>
+      </w:r>
+      <w:r>
+        <w:rPr>
+          <w:rStyle w:val="NormalTok"/>
+        </w:rPr>
+        <w:t xml:space="preserve"> gelen</w:t>
+      </w:r>
+      <w:r>
+        <w:rPr>
+          <w:rStyle w:val="OperatorTok"/>
+        </w:rPr>
+        <w:t xml:space="preserve">,</w:t>
+      </w:r>
+      <w:r>
+        <w:rPr>
+          <w:rStyle w:val="NormalTok"/>
+        </w:rPr>
+        <w:t xml:space="preserve"> </w:t>
+      </w:r>
+      <w:r>
+        <w:rPr>
+          <w:rStyle w:val="DecValTok"/>
+        </w:rPr>
+        <w:t xml:space="preserve">32</w:t>
+      </w:r>
+      <w:r>
+        <w:rPr>
+          <w:rStyle w:val="OperatorTok"/>
+        </w:rPr>
+        <w:t xml:space="preserve">)</w:t>
+      </w:r>
+      <w:r>
+        <w:rPr>
+          <w:rStyle w:val="NormalTok"/>
+        </w:rPr>
+        <w:t xml:space="preserve"> </w:t>
+      </w:r>
+      <w:r>
+        <w:rPr>
+          <w:rStyle w:val="OperatorTok"/>
+        </w:rPr>
+        <w:t xml:space="preserve">==</w:t>
+      </w:r>
+      <w:r>
+        <w:rPr>
+          <w:rStyle w:val="NormalTok"/>
+        </w:rPr>
+        <w:t xml:space="preserve"> </w:t>
+      </w:r>
+      <w:r>
+        <w:rPr>
+          <w:rStyle w:val="DecValTok"/>
+        </w:rPr>
+        <w:t xml:space="preserve">0</w:t>
+      </w:r>
+      <w:r>
+        <w:rPr>
+          <w:rStyle w:val="OperatorTok"/>
+        </w:rPr>
+        <w:t xml:space="preserve">)</w:t>
+      </w:r>
+      <w:r>
+        <w:rPr>
+          <w:rStyle w:val="NormalTok"/>
+        </w:rPr>
+        <w:t xml:space="preserve"> </w:t>
+      </w:r>
+      <w:r>
+        <w:rPr>
+          <w:rStyle w:val="OperatorTok"/>
+        </w:rPr>
+        <w:t xml:space="preserve">{</w:t>
+      </w:r>
+      <w:r>
+        <w:rPr>
+          <w:rStyle w:val="NormalTok"/>
+        </w:rPr>
+        <w:t xml:space="preserve"> </w:t>
       </w:r>
       <w:r>
         <w:rPr>
           <w:rStyle w:val="CommentTok"/>
         </w:rPr>
-        <w:t xml:space="preserve"># 32 bytes, fixed only for this demonstration</w:t>
+        <w:t xml:space="preserve">/* accept */</w:t>
+      </w:r>
+      <w:r>
+        <w:rPr>
+          <w:rStyle w:val="NormalTok"/>
+        </w:rPr>
+        <w:t xml:space="preserve"> </w:t>
+      </w:r>
+      <w:r>
+        <w:rPr>
+          <w:rStyle w:val="OperatorTok"/>
+        </w:rPr>
+        <w:t xml:space="preserve">}</w:t>
       </w:r>
       <w:r>
         <w:br/>
       </w:r>
       <w:r>
-        <w:rPr>
-          <w:rStyle w:val="BuiltInTok"/>
-        </w:rPr>
-        <w:t xml:space="preserve">printf</w:t>
-      </w:r>
-      <w:r>
-        <w:rPr>
-          <w:rStyle w:val="NormalTok"/>
-        </w:rPr>
-        <w:t xml:space="preserve"> </w:t>
-      </w:r>
-      <w:r>
-        <w:rPr>
-          <w:rStyle w:val="StringTok"/>
-        </w:rPr>
-        <w:t xml:space="preserve">'tutar=100;alici=TR00'</w:t>
-      </w:r>
-      <w:r>
-        <w:rPr>
-          <w:rStyle w:val="NormalTok"/>
-        </w:rPr>
-        <w:t xml:space="preserve"> </w:t>
-      </w:r>
-      <w:r>
-        <w:rPr>
-          <w:rStyle w:val="KeywordTok"/>
-        </w:rPr>
-        <w:t xml:space="preserve">|</w:t>
-      </w:r>
-      <w:r>
-        <w:rPr>
-          <w:rStyle w:val="NormalTok"/>
-        </w:rPr>
-        <w:t xml:space="preserve"> </w:t>
-      </w:r>
-      <w:r>
-        <w:rPr>
-          <w:rStyle w:val="ExtensionTok"/>
-        </w:rPr>
-        <w:t xml:space="preserve">openssl</w:t>
-      </w:r>
-      <w:r>
-        <w:rPr>
-          <w:rStyle w:val="NormalTok"/>
-        </w:rPr>
-        <w:t xml:space="preserve"> dgst </w:t>
-      </w:r>
-      <w:r>
-        <w:rPr>
-          <w:rStyle w:val="AttributeTok"/>
-        </w:rPr>
-        <w:t xml:space="preserve">-sha256</w:t>
-      </w:r>
-      <w:r>
-        <w:rPr>
-          <w:rStyle w:val="NormalTok"/>
-        </w:rPr>
-        <w:t xml:space="preserve"> </w:t>
-      </w:r>
-      <w:r>
-        <w:rPr>
-          <w:rStyle w:val="AttributeTok"/>
-        </w:rPr>
-        <w:t xml:space="preserve">-mac</w:t>
-      </w:r>
-      <w:r>
-        <w:rPr>
-          <w:rStyle w:val="NormalTok"/>
-        </w:rPr>
-        <w:t xml:space="preserve"> HMAC </w:t>
-      </w:r>
-      <w:r>
-        <w:rPr>
-          <w:rStyle w:val="AttributeTok"/>
-        </w:rPr>
-        <w:t xml:space="preserve">-macopt</w:t>
-      </w:r>
-      <w:r>
-        <w:rPr>
-          <w:rStyle w:val="NormalTok"/>
-        </w:rPr>
-        <w:t xml:space="preserve"> hexkey:</w:t>
-      </w:r>
-      <w:r>
-        <w:rPr>
-          <w:rStyle w:val="VariableTok"/>
-        </w:rPr>
-        <w:t xml:space="preserve">$ANAHTAR</w:t>
-      </w:r>
-    </w:p>
-    <w:p>
-      <w:pPr>
-        <w:pStyle w:val="SourceCode"/>
-      </w:pPr>
+        <w:br/>
+      </w:r>
+      <w:r>
+        <w:rPr>
+          <w:rStyle w:val="CommentTok"/>
+        </w:rPr>
+        <w:t xml:space="preserve">/* CORRECT: constant-time, always walks through all 32 bytes */</w:t>
+      </w:r>
+      <w:r>
+        <w:br/>
+      </w:r>
+      <w:r>
+        <w:rPr>
+          <w:rStyle w:val="ControlFlowTok"/>
+        </w:rPr>
+        <w:t xml:space="preserve">if</w:t>
+      </w:r>
+      <w:r>
+        <w:rPr>
+          <w:rStyle w:val="NormalTok"/>
+        </w:rPr>
+        <w:t xml:space="preserve"> </w:t>
+      </w:r>
+      <w:r>
+        <w:rPr>
+          <w:rStyle w:val="OperatorTok"/>
+        </w:rPr>
+        <w:t xml:space="preserve">(</w:t>
+      </w:r>
+      <w:r>
+        <w:rPr>
+          <w:rStyle w:val="NormalTok"/>
+        </w:rPr>
+        <w:t xml:space="preserve">CRYPTO_memcmp</w:t>
+      </w:r>
+      <w:r>
+        <w:rPr>
+          <w:rStyle w:val="OperatorTok"/>
+        </w:rPr>
+        <w:t xml:space="preserve">(</w:t>
+      </w:r>
+      <w:r>
+        <w:rPr>
+          <w:rStyle w:val="NormalTok"/>
+        </w:rPr>
+        <w:t xml:space="preserve">hesaplanan</w:t>
+      </w:r>
+      <w:r>
+        <w:rPr>
+          <w:rStyle w:val="OperatorTok"/>
+        </w:rPr>
+        <w:t xml:space="preserve">,</w:t>
+      </w:r>
+      <w:r>
+        <w:rPr>
+          <w:rStyle w:val="NormalTok"/>
+        </w:rPr>
+        <w:t xml:space="preserve"> gelen</w:t>
+      </w:r>
+      <w:r>
+        <w:rPr>
+          <w:rStyle w:val="OperatorTok"/>
+        </w:rPr>
+        <w:t xml:space="preserve">,</w:t>
+      </w:r>
+      <w:r>
+        <w:rPr>
+          <w:rStyle w:val="NormalTok"/>
+        </w:rPr>
+        <w:t xml:space="preserve"> </w:t>
+      </w:r>
+      <w:r>
+        <w:rPr>
+          <w:rStyle w:val="DecValTok"/>
+        </w:rPr>
+        <w:t xml:space="preserve">32</w:t>
+      </w:r>
+      <w:r>
+        <w:rPr>
+          <w:rStyle w:val="OperatorTok"/>
+        </w:rPr>
+        <w:t xml:space="preserve">)</w:t>
+      </w:r>
+      <w:r>
+        <w:rPr>
+          <w:rStyle w:val="NormalTok"/>
+        </w:rPr>
+        <w:t xml:space="preserve"> </w:t>
+      </w:r>
+      <w:r>
+        <w:rPr>
+          <w:rStyle w:val="OperatorTok"/>
+        </w:rPr>
+        <w:t xml:space="preserve">==</w:t>
+      </w:r>
+      <w:r>
+        <w:rPr>
+          <w:rStyle w:val="NormalTok"/>
+        </w:rPr>
+        <w:t xml:space="preserve"> </w:t>
+      </w:r>
+      <w:r>
+        <w:rPr>
+          <w:rStyle w:val="DecValTok"/>
+        </w:rPr>
+        <w:t xml:space="preserve">0</w:t>
+      </w:r>
+      <w:r>
+        <w:rPr>
+          <w:rStyle w:val="OperatorTok"/>
+        </w:rPr>
+        <w:t xml:space="preserve">)</w:t>
+      </w:r>
+      <w:r>
+        <w:rPr>
+          <w:rStyle w:val="NormalTok"/>
+        </w:rPr>
+        <w:t xml:space="preserve"> </w:t>
+      </w:r>
+      <w:r>
+        <w:rPr>
+          <w:rStyle w:val="OperatorTok"/>
+        </w:rPr>
+        <w:t xml:space="preserve">{</w:t>
+      </w:r>
+      <w:r>
+        <w:rPr>
+          <w:rStyle w:val="NormalTok"/>
+        </w:rPr>
+        <w:t xml:space="preserve"> </w:t>
+      </w:r>
+      <w:r>
+        <w:rPr>
+          <w:rStyle w:val="CommentTok"/>
+        </w:rPr>
+        <w:t xml:space="preserve">/* accept */</w:t>
+      </w:r>
+      <w:r>
+        <w:rPr>
+          <w:rStyle w:val="NormalTok"/>
+        </w:rPr>
+        <w:t xml:space="preserve"> </w:t>
+      </w:r>
+      <w:r>
+        <w:rPr>
+          <w:rStyle w:val="OperatorTok"/>
+        </w:rPr>
+        <w:t xml:space="preserve">}</w:t>
+      </w:r>
+      <w:r>
+        <w:rPr>
+          <w:rStyle w:val="NormalTok"/>
+        </w:rPr>
+        <w:t xml:space="preserve">   </w:t>
+      </w:r>
+      <w:r>
+        <w:rPr>
+          <w:rStyle w:val="CommentTok"/>
+        </w:rPr>
+        <w:t xml:space="preserve">/* OpenSSL */</w:t>
+      </w:r>
+      <w:r>
+        <w:br/>
+      </w:r>
+      <w:r>
+        <w:rPr>
+          <w:rStyle w:val="CommentTok"/>
+        </w:rPr>
+        <w:t xml:space="preserve">/* or: sodium_memcmp (libsodium), hmac.compare_digest (Python) */</w:t>
+      </w:r>
+    </w:p>
+    <w:p>
+      <w:pPr>
+        <w:pStyle w:val="BlockText"/>
+      </w:pPr>
+      <w:r>
+        <w:rPr>
+          <w:b/>
+          <w:bCs/>
+        </w:rPr>
+        <w:t xml:space="preserve">Common mistake: comparing a MAC/tag with</w:t>
+      </w:r>
+      <w:r>
+        <w:rPr>
+          <w:b/>
+          <w:bCs/>
+        </w:rPr>
+        <w:t xml:space="preserve"> </w:t>
+      </w:r>
       <w:r>
         <w:rPr>
           <w:rStyle w:val="VerbatimChar"/>
-        </w:rPr>
-        <w:t xml:space="preserve">SHA2-256(stdin)= a08fb1159871e3b8110dedf3e3524cab7bea06f4795f2119394e11c42ac5f9a1</w:t>
+          <w:b/>
+          <w:bCs/>
+        </w:rPr>
+        <w:t xml:space="preserve">==</w:t>
+      </w:r>
+      <w:r>
+        <w:rPr>
+          <w:b/>
+          <w:bCs/>
+        </w:rPr>
+        <w:t xml:space="preserve"> </w:t>
+      </w:r>
+      <w:r>
+        <w:rPr>
+          <w:b/>
+          <w:bCs/>
+        </w:rPr>
+        <w:t xml:space="preserve">or</w:t>
+      </w:r>
+      <w:r>
+        <w:rPr>
+          <w:b/>
+          <w:bCs/>
+        </w:rPr>
+        <w:t xml:space="preserve"> </w:t>
+      </w:r>
+      <w:r>
+        <w:rPr>
+          <w:rStyle w:val="VerbatimChar"/>
+          <w:b/>
+          <w:bCs/>
+        </w:rPr>
+        <w:t xml:space="preserve">memcmp</w:t>
+      </w:r>
+    </w:p>
+    <w:p>
+      <w:pPr>
+        <w:pStyle w:val="BlockText"/>
+      </w:pPr>
+      <w:r>
+        <w:t xml:space="preserve">If a comparison like</w:t>
+      </w:r>
+      <w:r>
+        <w:t xml:space="preserve"> </w:t>
+      </w:r>
+      <w:r>
+        <w:rPr>
+          <w:rStyle w:val="VerbatimChar"/>
+        </w:rPr>
+        <w:t xml:space="preserve">strcmp(hesaplanan_imza, gelen_imza) == 0</w:t>
+      </w:r>
+      <w:r>
+        <w:t xml:space="preserve"> </w:t>
+      </w:r>
+      <w:r>
+        <w:t xml:space="preserve">is seen in a web service’s API signature</w:t>
+      </w:r>
+      <w:r>
+        <w:t xml:space="preserve"> </w:t>
+      </w:r>
+      <w:r>
+        <w:t xml:space="preserve">verification code, this is not a theoretical but a</w:t>
+      </w:r>
+      <w:r>
+        <w:t xml:space="preserve"> </w:t>
+      </w:r>
+      <w:r>
+        <w:rPr>
+          <w:b/>
+          <w:bCs/>
+        </w:rPr>
+        <w:t xml:space="preserve">usable</w:t>
+      </w:r>
+      <w:r>
+        <w:t xml:space="preserve"> </w:t>
+      </w:r>
+      <w:r>
+        <w:t xml:space="preserve">timing-attack risk: with enough requests</w:t>
+      </w:r>
+      <w:r>
+        <w:t xml:space="preserve"> </w:t>
+      </w:r>
+      <w:r>
+        <w:t xml:space="preserve">(thousands to tens of thousands), an attacker can discover the correct signature byte by byte. Rule:</w:t>
+      </w:r>
+      <w:r>
+        <w:t xml:space="preserve"> </w:t>
+      </w:r>
+      <w:r>
+        <w:rPr>
+          <w:b/>
+          <w:bCs/>
+        </w:rPr>
+        <w:t xml:space="preserve">no</w:t>
+      </w:r>
+      <w:r>
+        <w:t xml:space="preserve"> </w:t>
+      </w:r>
+      <w:r>
+        <w:t xml:space="preserve">secret-value comparison is ever done with an early-exit function.</w:t>
+      </w:r>
+    </w:p>
+    <w:p>
+      <w:pPr>
+        <w:pStyle w:val="BlockText"/>
+      </w:pPr>
+      <w:r>
+        <w:rPr>
+          <w:b/>
+          <w:bCs/>
+        </w:rPr>
+        <w:t xml:space="preserve">Rule</w:t>
+      </w:r>
+    </w:p>
+    <w:p>
+      <w:pPr>
+        <w:pStyle w:val="BlockText"/>
+      </w:pPr>
+      <w:r>
+        <w:t xml:space="preserve">Always compare secret values such as a MAC, a signature, or a password hash with a constant-time function</w:t>
+      </w:r>
+      <w:r>
+        <w:t xml:space="preserve"> </w:t>
+      </w:r>
+      <w:r>
+        <w:t xml:space="preserve">(</w:t>
+      </w:r>
+      <w:r>
+        <w:rPr>
+          <w:rStyle w:val="VerbatimChar"/>
+        </w:rPr>
+        <w:t xml:space="preserve">CRYPTO_memcmp</w:t>
+      </w:r>
+      <w:r>
+        <w:t xml:space="preserve">,</w:t>
+      </w:r>
+      <w:r>
+        <w:t xml:space="preserve"> </w:t>
+      </w:r>
+      <w:r>
+        <w:rPr>
+          <w:rStyle w:val="VerbatimChar"/>
+        </w:rPr>
+        <w:t xml:space="preserve">sodium_memcmp</w:t>
+      </w:r>
+      <w:r>
+        <w:t xml:space="preserve">, the language’s own</w:t>
+      </w:r>
+      <w:r>
+        <w:t xml:space="preserve"> </w:t>
+      </w:r>
+      <w:r>
+        <w:t xml:space="preserve">“constant-time compare”</w:t>
+      </w:r>
+      <w:r>
+        <w:t xml:space="preserve"> </w:t>
+      </w:r>
+      <w:r>
+        <w:t xml:space="preserve">function). Don’t write your own</w:t>
+      </w:r>
+      <w:r>
+        <w:t xml:space="preserve"> </w:t>
+      </w:r>
+      <w:r>
+        <w:t xml:space="preserve">comparison function; this is another appearance of this week’s</w:t>
+      </w:r>
+      <w:r>
+        <w:t xml:space="preserve"> </w:t>
+      </w:r>
+      <w:r>
+        <w:t xml:space="preserve">“don’t write your own crypto”</w:t>
+      </w:r>
+      <w:r>
+        <w:t xml:space="preserve"> </w:t>
+      </w:r>
+      <w:r>
+        <w:t xml:space="preserve">rule (Section 1).</w:t>
       </w:r>
     </w:p>
     <w:p>
       <w:pPr>
         <w:pStyle w:val="FirstParagraph"/>
       </w:pPr>
-      <w:r>
-        <w:t xml:space="preserve">Now let the attacker change the amount from</w:t>
-      </w:r>
-      <w:r>
-        <w:t xml:space="preserve"> </w:t>
-      </w:r>
-      <w:r>
-        <w:rPr>
-          <w:rStyle w:val="VerbatimChar"/>
-        </w:rPr>
-        <w:t xml:space="preserve">100</w:t>
-      </w:r>
-      <w:r>
-        <w:t xml:space="preserve"> </w:t>
-      </w:r>
-      <w:r>
-        <w:t xml:space="preserve">to</w:t>
-      </w:r>
-      <w:r>
-        <w:t xml:space="preserve"> </w:t>
-      </w:r>
-      <w:r>
-        <w:rPr>
-          <w:rStyle w:val="VerbatimChar"/>
-        </w:rPr>
-        <w:t xml:space="preserve">900</w:t>
-      </w:r>
-      <w:r>
-        <w:t xml:space="preserve">; with the real key, the original message’s HMAC</w:t>
-      </w:r>
-      <w:r>
-        <w:t xml:space="preserve"> </w:t>
-      </w:r>
-      <w:r>
-        <w:t xml:space="preserve">changes as follows:</w:t>
-      </w:r>
-    </w:p>
-    <w:p>
-      <w:pPr>
-        <w:pStyle w:val="SourceCode"/>
-      </w:pPr>
-      <w:r>
-        <w:rPr>
-          <w:rStyle w:val="BuiltInTok"/>
-        </w:rPr>
-        <w:t xml:space="preserve">printf</w:t>
-      </w:r>
-      <w:r>
-        <w:rPr>
-          <w:rStyle w:val="NormalTok"/>
-        </w:rPr>
-        <w:t xml:space="preserve"> </w:t>
-      </w:r>
-      <w:r>
-        <w:rPr>
-          <w:rStyle w:val="StringTok"/>
-        </w:rPr>
-        <w:t xml:space="preserve">'tutar=900;alici=TR00'</w:t>
-      </w:r>
-      <w:r>
-        <w:rPr>
-          <w:rStyle w:val="NormalTok"/>
-        </w:rPr>
-        <w:t xml:space="preserve"> </w:t>
-      </w:r>
-      <w:r>
-        <w:rPr>
-          <w:rStyle w:val="KeywordTok"/>
-        </w:rPr>
-        <w:t xml:space="preserve">|</w:t>
-      </w:r>
-      <w:r>
-        <w:rPr>
-          <w:rStyle w:val="NormalTok"/>
-        </w:rPr>
-        <w:t xml:space="preserve"> </w:t>
-      </w:r>
-      <w:r>
-        <w:rPr>
-          <w:rStyle w:val="ExtensionTok"/>
-        </w:rPr>
-        <w:t xml:space="preserve">openssl</w:t>
-      </w:r>
-      <w:r>
-        <w:rPr>
-          <w:rStyle w:val="NormalTok"/>
-        </w:rPr>
-        <w:t xml:space="preserve"> dgst </w:t>
-      </w:r>
-      <w:r>
-        <w:rPr>
-          <w:rStyle w:val="AttributeTok"/>
-        </w:rPr>
-        <w:t xml:space="preserve">-sha256</w:t>
-      </w:r>
-      <w:r>
-        <w:rPr>
-          <w:rStyle w:val="NormalTok"/>
-        </w:rPr>
-        <w:t xml:space="preserve"> </w:t>
-      </w:r>
-      <w:r>
-        <w:rPr>
-          <w:rStyle w:val="AttributeTok"/>
-        </w:rPr>
-        <w:t xml:space="preserve">-mac</w:t>
-      </w:r>
-      <w:r>
-        <w:rPr>
-          <w:rStyle w:val="NormalTok"/>
-        </w:rPr>
-        <w:t xml:space="preserve"> HMAC </w:t>
-      </w:r>
-      <w:r>
-        <w:rPr>
-          <w:rStyle w:val="AttributeTok"/>
-        </w:rPr>
-        <w:t xml:space="preserve">-macopt</w:t>
-      </w:r>
-      <w:r>
-        <w:rPr>
-          <w:rStyle w:val="NormalTok"/>
-        </w:rPr>
-        <w:t xml:space="preserve"> hexkey:</w:t>
-      </w:r>
-      <w:r>
-        <w:rPr>
-          <w:rStyle w:val="VariableTok"/>
-        </w:rPr>
-        <w:t xml:space="preserve">$ANAHTAR</w:t>
-      </w:r>
-    </w:p>
-    <w:p>
-      <w:pPr>
-        <w:pStyle w:val="SourceCode"/>
-      </w:pPr>
-      <w:r>
-        <w:rPr>
-          <w:rStyle w:val="VerbatimChar"/>
-        </w:rPr>
-        <w:t xml:space="preserve">SHA2-256(stdin)= 8a786eacbef7863d44533b9ebcbcf288e5136204080258e838e283f1f91a46be</w:t>
-      </w:r>
-    </w:p>
-    <w:p>
-      <w:pPr>
-        <w:pStyle w:val="FirstParagraph"/>
-      </w:pPr>
-      <w:r>
-        <w:t xml:space="preserve">A single-character change (</w:t>
-      </w:r>
-      <w:r>
-        <w:rPr>
-          <w:rStyle w:val="VerbatimChar"/>
-        </w:rPr>
-        <w:t xml:space="preserve">1</w:t>
-      </w:r>
-      <w:r>
-        <w:t xml:space="preserve">→</w:t>
-      </w:r>
-      <w:r>
-        <w:rPr>
-          <w:rStyle w:val="VerbatimChar"/>
-        </w:rPr>
-        <w:t xml:space="preserve">9</w:t>
-      </w:r>
-      <w:r>
-        <w:t xml:space="preserve">) produced</w:t>
-      </w:r>
-      <w:r>
-        <w:t xml:space="preserve"> </w:t>
-      </w:r>
-      <w:r>
-        <w:rPr>
-          <w:b/>
-          <w:bCs/>
-        </w:rPr>
-        <w:t xml:space="preserve">completely different</w:t>
-      </w:r>
-      <w:r>
-        <w:t xml:space="preserve"> </w:t>
-      </w:r>
-      <w:r>
-        <w:t xml:space="preserve">32 bytes for the tag — this is a good</w:t>
-      </w:r>
-      <w:r>
-        <w:t xml:space="preserve"> </w:t>
-      </w:r>
-      <w:r>
-        <w:t xml:space="preserve">hash function’s</w:t>
-      </w:r>
-      <w:r>
-        <w:t xml:space="preserve"> </w:t>
-      </w:r>
-      <w:r>
-        <w:t xml:space="preserve">“avalanche effect”</w:t>
-      </w:r>
-      <w:r>
-        <w:t xml:space="preserve">: a single-bit change in the input changes roughly half of the output. Since</w:t>
-      </w:r>
-      <w:r>
-        <w:t xml:space="preserve"> </w:t>
-      </w:r>
-      <w:r>
-        <w:t xml:space="preserve">the attacker doesn’t know the key, they cannot change the message and produce a</w:t>
-      </w:r>
-      <w:r>
-        <w:t xml:space="preserve"> </w:t>
-      </w:r>
-      <w:r>
-        <w:rPr>
-          <w:b/>
-          <w:bCs/>
-        </w:rPr>
-        <w:t xml:space="preserve">valid</w:t>
-      </w:r>
-      <w:r>
-        <w:t xml:space="preserve"> </w:t>
-      </w:r>
-      <w:r>
-        <w:t xml:space="preserve">new tag; the receiver</w:t>
-      </w:r>
-      <w:r>
-        <w:t xml:space="preserve"> </w:t>
-      </w:r>
-      <w:r>
-        <w:t xml:space="preserve">compares the tags and catches the mismatch.</w:t>
-      </w:r>
-    </w:p>
-    <w:bookmarkEnd w:id="69"/>
-    <w:bookmarkStart w:id="70" w:name="X8ea489c4a0e36a3aa9f59c2f0f3c40ceadf9804"/>
-    <w:p>
-      <w:pPr>
-        <w:pStyle w:val="Heading3"/>
-      </w:pPr>
-      <w:r>
-        <w:t xml:space="preserve">Constant-time comparison: why</w:t>
-      </w:r>
-      <w:r>
-        <w:t xml:space="preserve"> </w:t>
-      </w:r>
-      <w:r>
-        <w:rPr>
-          <w:rStyle w:val="VerbatimChar"/>
-        </w:rPr>
-        <w:t xml:space="preserve">memcmp</w:t>
-      </w:r>
-      <w:r>
-        <w:t xml:space="preserve"> </w:t>
-      </w:r>
-      <w:r>
-        <w:t xml:space="preserve">is not enough</w:t>
-      </w:r>
-    </w:p>
-    <w:p>
-      <w:pPr>
-        <w:pStyle w:val="FirstParagraph"/>
-      </w:pPr>
-      <w:r>
-        <w:t xml:space="preserve">On the receiving side, HMAC verification requires</w:t>
-      </w:r>
-      <w:r>
-        <w:t xml:space="preserve"> </w:t>
-      </w:r>
-      <w:r>
-        <w:rPr>
-          <w:b/>
-          <w:bCs/>
-        </w:rPr>
-        <w:t xml:space="preserve">comparing</w:t>
-      </w:r>
-      <w:r>
-        <w:t xml:space="preserve"> </w:t>
-      </w:r>
-      <w:r>
-        <w:t xml:space="preserve">the computed tag with the tag that arrived. An</w:t>
-      </w:r>
-      <w:r>
-        <w:t xml:space="preserve"> </w:t>
-      </w:r>
-      <w:r>
-        <w:t xml:space="preserve">ordinary</w:t>
-      </w:r>
-      <w:r>
-        <w:t xml:space="preserve"> </w:t>
-      </w:r>
-      <w:r>
-        <w:rPr>
-          <w:rStyle w:val="VerbatimChar"/>
-        </w:rPr>
-        <w:t xml:space="preserve">memcmp(a, b, 32)</w:t>
-      </w:r>
-      <w:r>
-        <w:t xml:space="preserve"> </w:t>
-      </w:r>
-      <w:r>
-        <w:t xml:space="preserve">compares bytes left to right and</w:t>
-      </w:r>
-      <w:r>
-        <w:t xml:space="preserve"> </w:t>
-      </w:r>
-      <w:r>
-        <w:rPr>
-          <w:b/>
-          <w:bCs/>
-        </w:rPr>
-        <w:t xml:space="preserve">stops at the first differing byte</w:t>
-      </w:r>
-      <w:r>
-        <w:t xml:space="preserve">; this means</w:t>
-      </w:r>
-      <w:r>
-        <w:t xml:space="preserve"> </w:t>
-      </w:r>
-      <w:r>
-        <w:t xml:space="preserve">the function’s running time varies depending on how many bytes matched. An attacker who can make enough attempts</w:t>
-      </w:r>
-      <w:r>
-        <w:t xml:space="preserve"> </w:t>
-      </w:r>
-      <w:r>
-        <w:t xml:space="preserve">over a network can guess the correct tag</w:t>
-      </w:r>
-      <w:r>
-        <w:t xml:space="preserve"> </w:t>
-      </w:r>
-      <w:r>
-        <w:rPr>
-          <w:b/>
-          <w:bCs/>
-        </w:rPr>
-        <w:t xml:space="preserve">byte by byte</w:t>
-      </w:r>
-      <w:r>
-        <w:t xml:space="preserve"> </w:t>
-      </w:r>
-      <w:r>
-        <w:t xml:space="preserve">from microsecond differences in response times (a</w:t>
-      </w:r>
-      <w:r>
-        <w:t xml:space="preserve"> </w:t>
-      </w:r>
-      <w:r>
-        <w:t xml:space="preserve">timing attack).</w:t>
-      </w:r>
-    </w:p>
-    <w:p>
-      <w:pPr>
-        <w:pStyle w:val="BodyText"/>
-      </w:pPr>
-      <w:r>
-        <w:rPr>
-          <w:b/>
-          <w:bCs/>
-        </w:rPr>
-        <w:t xml:space="preserve">Incorrect and correct comparison</w:t>
-      </w:r>
-    </w:p>
-    <w:p>
-      <w:pPr>
-        <w:pStyle w:val="SourceCode"/>
-      </w:pPr>
-      <w:r>
-        <w:rPr>
-          <w:rStyle w:val="CommentTok"/>
-        </w:rPr>
-        <w:t xml:space="preserve">/* WRONG: an early exit creates a timing difference */</w:t>
-      </w:r>
-      <w:r>
-        <w:br/>
-      </w:r>
-      <w:r>
-        <w:rPr>
-          <w:rStyle w:val="ControlFlowTok"/>
-        </w:rPr>
-        <w:t xml:space="preserve">if</w:t>
-      </w:r>
-      <w:r>
-        <w:rPr>
-          <w:rStyle w:val="NormalTok"/>
-        </w:rPr>
-        <w:t xml:space="preserve"> </w:t>
-      </w:r>
-      <w:r>
-        <w:rPr>
-          <w:rStyle w:val="OperatorTok"/>
-        </w:rPr>
-        <w:t xml:space="preserve">(</w:t>
-      </w:r>
-      <w:r>
-        <w:rPr>
-          <w:rStyle w:val="NormalTok"/>
-        </w:rPr>
-        <w:t xml:space="preserve">memcmp</w:t>
-      </w:r>
-      <w:r>
-        <w:rPr>
-          <w:rStyle w:val="OperatorTok"/>
-        </w:rPr>
-        <w:t xml:space="preserve">(</w:t>
-      </w:r>
-      <w:r>
-        <w:rPr>
-          <w:rStyle w:val="NormalTok"/>
-        </w:rPr>
-        <w:t xml:space="preserve">hesaplanan</w:t>
-      </w:r>
-      <w:r>
-        <w:rPr>
-          <w:rStyle w:val="OperatorTok"/>
-        </w:rPr>
-        <w:t xml:space="preserve">,</w:t>
-      </w:r>
-      <w:r>
-        <w:rPr>
-          <w:rStyle w:val="NormalTok"/>
-        </w:rPr>
-        <w:t xml:space="preserve"> gelen</w:t>
-      </w:r>
-      <w:r>
-        <w:rPr>
-          <w:rStyle w:val="OperatorTok"/>
-        </w:rPr>
-        <w:t xml:space="preserve">,</w:t>
-      </w:r>
-      <w:r>
-        <w:rPr>
-          <w:rStyle w:val="NormalTok"/>
-        </w:rPr>
-        <w:t xml:space="preserve"> </w:t>
-      </w:r>
-      <w:r>
-        <w:rPr>
-          <w:rStyle w:val="DecValTok"/>
-        </w:rPr>
-        <w:t xml:space="preserve">32</w:t>
-      </w:r>
-      <w:r>
-        <w:rPr>
-          <w:rStyle w:val="OperatorTok"/>
-        </w:rPr>
-        <w:t xml:space="preserve">)</w:t>
-      </w:r>
-      <w:r>
-        <w:rPr>
-          <w:rStyle w:val="NormalTok"/>
-        </w:rPr>
-        <w:t xml:space="preserve"> </w:t>
-      </w:r>
-      <w:r>
-        <w:rPr>
-          <w:rStyle w:val="OperatorTok"/>
-        </w:rPr>
-        <w:t xml:space="preserve">==</w:t>
-      </w:r>
-      <w:r>
-        <w:rPr>
-          <w:rStyle w:val="NormalTok"/>
-        </w:rPr>
-        <w:t xml:space="preserve"> </w:t>
-      </w:r>
-      <w:r>
-        <w:rPr>
-          <w:rStyle w:val="DecValTok"/>
-        </w:rPr>
-        <w:t xml:space="preserve">0</w:t>
-      </w:r>
-      <w:r>
-        <w:rPr>
-          <w:rStyle w:val="OperatorTok"/>
-        </w:rPr>
-        <w:t xml:space="preserve">)</w:t>
-      </w:r>
-      <w:r>
-        <w:rPr>
-          <w:rStyle w:val="NormalTok"/>
-        </w:rPr>
-        <w:t xml:space="preserve"> </w:t>
-      </w:r>
-      <w:r>
-        <w:rPr>
-          <w:rStyle w:val="OperatorTok"/>
-        </w:rPr>
-        <w:t xml:space="preserve">{</w:t>
-      </w:r>
-      <w:r>
-        <w:rPr>
-          <w:rStyle w:val="NormalTok"/>
-        </w:rPr>
-        <w:t xml:space="preserve"> </w:t>
-      </w:r>
-      <w:r>
-        <w:rPr>
-          <w:rStyle w:val="CommentTok"/>
-        </w:rPr>
-        <w:t xml:space="preserve">/* accept */</w:t>
-      </w:r>
-      <w:r>
-        <w:rPr>
-          <w:rStyle w:val="NormalTok"/>
-        </w:rPr>
-        <w:t xml:space="preserve"> </w:t>
-      </w:r>
-      <w:r>
-        <w:rPr>
-          <w:rStyle w:val="OperatorTok"/>
-        </w:rPr>
-        <w:t xml:space="preserve">}</w:t>
-      </w:r>
-      <w:r>
-        <w:br/>
-      </w:r>
-      <w:r>
-        <w:br/>
-      </w:r>
-      <w:r>
-        <w:rPr>
-          <w:rStyle w:val="CommentTok"/>
-        </w:rPr>
-        <w:t xml:space="preserve">/* CORRECT: constant-time, always walks through all 32 bytes */</w:t>
-      </w:r>
-      <w:r>
-        <w:br/>
-      </w:r>
-      <w:r>
-        <w:rPr>
-          <w:rStyle w:val="ControlFlowTok"/>
-        </w:rPr>
-        <w:t xml:space="preserve">if</w:t>
-      </w:r>
-      <w:r>
-        <w:rPr>
-          <w:rStyle w:val="NormalTok"/>
-        </w:rPr>
-        <w:t xml:space="preserve"> </w:t>
-      </w:r>
-      <w:r>
-        <w:rPr>
-          <w:rStyle w:val="OperatorTok"/>
-        </w:rPr>
-        <w:t xml:space="preserve">(</w:t>
-      </w:r>
-      <w:r>
-        <w:rPr>
-          <w:rStyle w:val="NormalTok"/>
-        </w:rPr>
-        <w:t xml:space="preserve">CRYPTO_memcmp</w:t>
-      </w:r>
-      <w:r>
-        <w:rPr>
-          <w:rStyle w:val="OperatorTok"/>
-        </w:rPr>
-        <w:t xml:space="preserve">(</w:t>
-      </w:r>
-      <w:r>
-        <w:rPr>
-          <w:rStyle w:val="NormalTok"/>
-        </w:rPr>
-        <w:t xml:space="preserve">hesaplanan</w:t>
-      </w:r>
-      <w:r>
-        <w:rPr>
-          <w:rStyle w:val="OperatorTok"/>
-        </w:rPr>
-        <w:t xml:space="preserve">,</w:t>
-      </w:r>
-      <w:r>
-        <w:rPr>
-          <w:rStyle w:val="NormalTok"/>
-        </w:rPr>
-        <w:t xml:space="preserve"> gelen</w:t>
-      </w:r>
-      <w:r>
-        <w:rPr>
-          <w:rStyle w:val="OperatorTok"/>
-        </w:rPr>
-        <w:t xml:space="preserve">,</w:t>
-      </w:r>
-      <w:r>
-        <w:rPr>
-          <w:rStyle w:val="NormalTok"/>
-        </w:rPr>
-        <w:t xml:space="preserve"> </w:t>
-      </w:r>
-      <w:r>
-        <w:rPr>
-          <w:rStyle w:val="DecValTok"/>
-        </w:rPr>
-        <w:t xml:space="preserve">32</w:t>
-      </w:r>
-      <w:r>
-        <w:rPr>
-          <w:rStyle w:val="OperatorTok"/>
-        </w:rPr>
-        <w:t xml:space="preserve">)</w:t>
-      </w:r>
-      <w:r>
-        <w:rPr>
-          <w:rStyle w:val="NormalTok"/>
-        </w:rPr>
-        <w:t xml:space="preserve"> </w:t>
-      </w:r>
-      <w:r>
-        <w:rPr>
-          <w:rStyle w:val="OperatorTok"/>
-        </w:rPr>
-        <w:t xml:space="preserve">==</w:t>
-      </w:r>
-      <w:r>
-        <w:rPr>
-          <w:rStyle w:val="NormalTok"/>
-        </w:rPr>
-        <w:t xml:space="preserve"> </w:t>
-      </w:r>
-      <w:r>
-        <w:rPr>
-          <w:rStyle w:val="DecValTok"/>
-        </w:rPr>
-        <w:t xml:space="preserve">0</w:t>
-      </w:r>
-      <w:r>
-        <w:rPr>
-          <w:rStyle w:val="OperatorTok"/>
-        </w:rPr>
-        <w:t xml:space="preserve">)</w:t>
-      </w:r>
-      <w:r>
-        <w:rPr>
-          <w:rStyle w:val="NormalTok"/>
-        </w:rPr>
-        <w:t xml:space="preserve"> </w:t>
-      </w:r>
-      <w:r>
-        <w:rPr>
-          <w:rStyle w:val="OperatorTok"/>
-        </w:rPr>
-        <w:t xml:space="preserve">{</w:t>
-      </w:r>
-      <w:r>
-        <w:rPr>
-          <w:rStyle w:val="NormalTok"/>
-        </w:rPr>
-        <w:t xml:space="preserve"> </w:t>
-      </w:r>
-      <w:r>
-        <w:rPr>
-          <w:rStyle w:val="CommentTok"/>
-        </w:rPr>
-        <w:t xml:space="preserve">/* accept */</w:t>
-      </w:r>
-      <w:r>
-        <w:rPr>
-          <w:rStyle w:val="NormalTok"/>
-        </w:rPr>
-        <w:t xml:space="preserve"> </w:t>
-      </w:r>
-      <w:r>
-        <w:rPr>
-          <w:rStyle w:val="OperatorTok"/>
-        </w:rPr>
-        <w:t xml:space="preserve">}</w:t>
-      </w:r>
-      <w:r>
-        <w:rPr>
-          <w:rStyle w:val="NormalTok"/>
-        </w:rPr>
-        <w:t xml:space="preserve">   </w:t>
-      </w:r>
-      <w:r>
-        <w:rPr>
-          <w:rStyle w:val="CommentTok"/>
-        </w:rPr>
-        <w:t xml:space="preserve">/* OpenSSL */</w:t>
-      </w:r>
-      <w:r>
-        <w:br/>
-      </w:r>
-      <w:r>
-        <w:rPr>
-          <w:rStyle w:val="CommentTok"/>
-        </w:rPr>
-        <w:t xml:space="preserve">/* or: sodium_memcmp (libsodium), hmac.compare_digest (Python) */</w:t>
-      </w:r>
-    </w:p>
-    <w:p>
-      <w:pPr>
-        <w:pStyle w:val="BlockText"/>
-      </w:pPr>
-      <w:r>
-        <w:rPr>
-          <w:b/>
-          <w:bCs/>
-        </w:rPr>
-        <w:t xml:space="preserve">Common mistake: comparing a MAC/tag with</w:t>
-      </w:r>
-      <w:r>
-        <w:rPr>
-          <w:b/>
-          <w:bCs/>
-        </w:rPr>
-        <w:t xml:space="preserve"> </w:t>
-      </w:r>
-      <w:r>
-        <w:rPr>
-          <w:rStyle w:val="VerbatimChar"/>
-          <w:b/>
-          <w:bCs/>
-        </w:rPr>
-        <w:t xml:space="preserve">==</w:t>
-      </w:r>
-      <w:r>
-        <w:rPr>
-          <w:b/>
-          <w:bCs/>
-        </w:rPr>
-        <w:t xml:space="preserve"> </w:t>
-      </w:r>
-      <w:r>
-        <w:rPr>
-          <w:b/>
-          <w:bCs/>
-        </w:rPr>
-        <w:t xml:space="preserve">or</w:t>
-      </w:r>
-      <w:r>
-        <w:rPr>
-          <w:b/>
-          <w:bCs/>
-        </w:rPr>
-        <w:t xml:space="preserve"> </w:t>
-      </w:r>
-      <w:r>
-        <w:rPr>
-          <w:rStyle w:val="VerbatimChar"/>
-          <w:b/>
-          <w:bCs/>
-        </w:rPr>
-        <w:t xml:space="preserve">memcmp</w:t>
-      </w:r>
-    </w:p>
-    <w:p>
-      <w:pPr>
-        <w:pStyle w:val="BlockText"/>
-      </w:pPr>
-      <w:r>
-        <w:t xml:space="preserve">If a comparison like</w:t>
-      </w:r>
-      <w:r>
-        <w:t xml:space="preserve"> </w:t>
-      </w:r>
-      <w:r>
-        <w:rPr>
-          <w:rStyle w:val="VerbatimChar"/>
-        </w:rPr>
-        <w:t xml:space="preserve">strcmp(hesaplanan_imza, gelen_imza) == 0</w:t>
-      </w:r>
-      <w:r>
-        <w:t xml:space="preserve"> </w:t>
-      </w:r>
-      <w:r>
-        <w:t xml:space="preserve">is seen in a web service’s API signature</w:t>
-      </w:r>
-      <w:r>
-        <w:t xml:space="preserve"> </w:t>
-      </w:r>
-      <w:r>
-        <w:t xml:space="preserve">verification code, this is not a theoretical but a</w:t>
-      </w:r>
-      <w:r>
-        <w:t xml:space="preserve"> </w:t>
-      </w:r>
-      <w:r>
-        <w:rPr>
-          <w:b/>
-          <w:bCs/>
-        </w:rPr>
-        <w:t xml:space="preserve">usable</w:t>
-      </w:r>
-      <w:r>
-        <w:t xml:space="preserve"> </w:t>
-      </w:r>
-      <w:r>
-        <w:t xml:space="preserve">timing-attack risk: with enough requests</w:t>
-      </w:r>
-      <w:r>
-        <w:t xml:space="preserve"> </w:t>
-      </w:r>
-      <w:r>
-        <w:t xml:space="preserve">(thousands to tens of thousands), an attacker can discover the correct signature byte by byte. Rule:</w:t>
-      </w:r>
-      <w:r>
-        <w:t xml:space="preserve"> </w:t>
-      </w:r>
-      <w:r>
-        <w:rPr>
-          <w:b/>
-          <w:bCs/>
-        </w:rPr>
-        <w:t xml:space="preserve">no</w:t>
-      </w:r>
-      <w:r>
-        <w:t xml:space="preserve"> </w:t>
-      </w:r>
-      <w:r>
-        <w:t xml:space="preserve">secret-value comparison is ever done with an early-exit function.</w:t>
-      </w:r>
-    </w:p>
-    <w:p>
-      <w:pPr>
-        <w:pStyle w:val="BlockText"/>
-      </w:pPr>
-      <w:r>
-        <w:rPr>
-          <w:b/>
-          <w:bCs/>
-        </w:rPr>
-        <w:t xml:space="preserve">Rule</w:t>
-      </w:r>
-    </w:p>
-    <w:p>
-      <w:pPr>
-        <w:pStyle w:val="BlockText"/>
-      </w:pPr>
-      <w:r>
-        <w:t xml:space="preserve">Always compare secret values such as a MAC, a signature, or a password hash with a constant-time function</w:t>
-      </w:r>
-      <w:r>
-        <w:t xml:space="preserve"> </w:t>
-      </w:r>
-      <w:r>
-        <w:t xml:space="preserve">(</w:t>
-      </w:r>
-      <w:r>
-        <w:rPr>
-          <w:rStyle w:val="VerbatimChar"/>
-        </w:rPr>
-        <w:t xml:space="preserve">CRYPTO_memcmp</w:t>
-      </w:r>
-      <w:r>
-        <w:t xml:space="preserve">,</w:t>
-      </w:r>
-      <w:r>
-        <w:t xml:space="preserve"> </w:t>
-      </w:r>
-      <w:r>
-        <w:rPr>
-          <w:rStyle w:val="VerbatimChar"/>
-        </w:rPr>
-        <w:t xml:space="preserve">sodium_memcmp</w:t>
-      </w:r>
-      <w:r>
-        <w:t xml:space="preserve">, the language’s own</w:t>
-      </w:r>
-      <w:r>
-        <w:t xml:space="preserve"> </w:t>
-      </w:r>
-      <w:r>
-        <w:t xml:space="preserve">“constant-time compare”</w:t>
-      </w:r>
-      <w:r>
-        <w:t xml:space="preserve"> </w:t>
-      </w:r>
-      <w:r>
-        <w:t xml:space="preserve">function). Don’t write your own</w:t>
-      </w:r>
-      <w:r>
-        <w:t xml:space="preserve"> </w:t>
-      </w:r>
-      <w:r>
-        <w:t xml:space="preserve">comparison function; this is another appearance of this week’s</w:t>
-      </w:r>
-      <w:r>
-        <w:t xml:space="preserve"> </w:t>
-      </w:r>
-      <w:r>
-        <w:t xml:space="preserve">“don’t write your own crypto”</w:t>
-      </w:r>
-      <w:r>
-        <w:t xml:space="preserve"> </w:t>
-      </w:r>
-      <w:r>
-        <w:t xml:space="preserve">rule (Section 1).</w:t>
-      </w:r>
-    </w:p>
-    <w:p>
-      <w:pPr>
-        <w:pStyle w:val="FirstParagraph"/>
-      </w:pPr>
-      <w:r>
-        <w:t xml:space="preserve">In Week 3 we introduced AEAD as</w:t>
+      <w:hyperlink r:id="rId23">
+        <w:r>
+          <w:rPr>
+            <w:rStyle w:val="Hyperlink"/>
+          </w:rPr>
+          <w:t xml:space="preserve">In Week 3</w:t>
+        </w:r>
+      </w:hyperlink>
+      <w:r>
+        <w:t xml:space="preserve"> </w:t>
+      </w:r>
+      <w:r>
+        <w:t xml:space="preserve">we</w:t>
+      </w:r>
+      <w:r>
+        <w:t xml:space="preserve"> </w:t>
+      </w:r>
+      <w:r>
+        <w:t xml:space="preserve">introduced AEAD as</w:t>
       </w:r>
       <w:r>
         <w:t xml:space="preserve"> </w:t>
@@ -10240,9 +9979,9 @@
         </w:pict>
       </w:r>
     </w:p>
+    <w:bookmarkEnd w:id="69"/>
     <w:bookmarkEnd w:id="70"/>
-    <w:bookmarkEnd w:id="71"/>
-    <w:bookmarkStart w:id="79" w:name="Xb043797b299433106263249d3c373c7af7c887d"/>
+    <w:bookmarkStart w:id="80" w:name="Xb043797b299433106263249d3c373c7af7c887d"/>
     <w:p>
       <w:pPr>
         <w:pStyle w:val="Heading2"/>
@@ -10336,20 +10075,20 @@
       <w:r>
         <w:drawing>
           <wp:inline>
-            <wp:extent cx="5759999" cy="2470728"/>
+            <wp:extent cx="5759999" cy="1542641"/>
             <wp:effectExtent b="0" l="0" r="0" t="0"/>
-            <wp:docPr descr="RSA padding schemes: OAEP and PSS" title="" id="73" name="Picture"/>
+            <wp:docPr descr="RSA padding schemes: OAEP and PSS" title="" id="72" name="Picture"/>
             <a:graphic>
               <a:graphicData uri="http://schemas.openxmlformats.org/drawingml/2006/picture">
                 <pic:pic>
                   <pic:nvPicPr>
-                    <pic:cNvPr descr="h10-09-oaep-pss.png" id="74" name="Picture"/>
+                    <pic:cNvPr descr="h10-09-oaep-pss.png" id="73" name="Picture"/>
                     <pic:cNvPicPr>
                       <a:picLocks noChangeArrowheads="1" noChangeAspect="1"/>
                     </pic:cNvPicPr>
                   </pic:nvPicPr>
                   <pic:blipFill>
-                    <a:blip r:embed="rId72"/>
+                    <a:blip r:embed="rId71"/>
                     <a:stretch>
                       <a:fillRect/>
                     </a:stretch>
@@ -10357,7 +10096,7 @@
                   <pic:spPr bwMode="auto">
                     <a:xfrm>
                       <a:off x="0" y="0"/>
-                      <a:ext cx="5759999" cy="2470728"/>
+                      <a:ext cx="5759999" cy="1542641"/>
                     </a:xfrm>
                     <a:prstGeom prst="rect">
                       <a:avLst/>
@@ -10416,10 +10155,27 @@
         <w:t xml:space="preserve">signing</w:t>
       </w:r>
       <w:r>
-        <w:t xml:space="preserve">. The data itself is always protected with a symmetric cipher (the hybrid scheme from Week 3).</w:t>
-      </w:r>
-    </w:p>
-    <w:bookmarkStart w:id="75" w:name="rsa-with-the-right-padding"/>
+        <w:t xml:space="preserve">. The data itself is always protected with a symmetric cipher</w:t>
+      </w:r>
+      <w:r>
+        <w:t xml:space="preserve"> </w:t>
+      </w:r>
+      <w:r>
+        <w:t xml:space="preserve">(</w:t>
+      </w:r>
+      <w:hyperlink r:id="rId22">
+        <w:r>
+          <w:rPr>
+            <w:rStyle w:val="Hyperlink"/>
+          </w:rPr>
+          <w:t xml:space="preserve">the hybrid scheme from Week 3</w:t>
+        </w:r>
+      </w:hyperlink>
+      <w:r>
+        <w:t xml:space="preserve">).</w:t>
+      </w:r>
+    </w:p>
+    <w:bookmarkStart w:id="74" w:name="rsa-with-the-right-padding"/>
     <w:p>
       <w:pPr>
         <w:pStyle w:val="Heading3"/>
@@ -11099,7 +10855,7 @@
         <w:t xml:space="preserve"> belge.sig belge.txt</w:t>
       </w:r>
     </w:p>
-    <w:bookmarkEnd w:id="75"/>
+    <w:bookmarkEnd w:id="74"/>
     <w:bookmarkStart w:id="76" w:name="X9e10d3d7fd271a7831785fd0e41e18fed577fc8"/>
     <w:p>
       <w:pPr>
@@ -11434,7 +11190,24 @@
         <w:t xml:space="preserve"> </w:t>
       </w:r>
       <w:r>
-        <w:t xml:space="preserve">generator. This is the most striking proof of Week 3’s sentence</w:t>
+        <w:t xml:space="preserve">generator. This is the most striking proof of</w:t>
+      </w:r>
+      <w:r>
+        <w:t xml:space="preserve"> </w:t>
+      </w:r>
+      <w:hyperlink r:id="rId75">
+        <w:r>
+          <w:rPr>
+            <w:rStyle w:val="Hyperlink"/>
+          </w:rPr>
+          <w:t xml:space="preserve">Week 3’s</w:t>
+        </w:r>
+      </w:hyperlink>
+      <w:r>
+        <w:t xml:space="preserve"> </w:t>
+      </w:r>
+      <w:r>
+        <w:t xml:space="preserve">sentence</w:t>
       </w:r>
       <w:r>
         <w:t xml:space="preserve"> </w:t>
@@ -12104,7 +11877,7 @@
       </w:r>
     </w:p>
     <w:bookmarkEnd w:id="77"/>
-    <w:bookmarkStart w:id="78" w:name="X671137b23583ce760c6eaf11029b698d3e6830f"/>
+    <w:bookmarkStart w:id="79" w:name="X671137b23583ce760c6eaf11029b698d3e6830f"/>
     <w:p>
       <w:pPr>
         <w:pStyle w:val="Heading3"/>
@@ -12839,8 +12612,25 @@
       <w:pPr>
         <w:pStyle w:val="FirstParagraph"/>
       </w:pPr>
-      <w:r>
-        <w:t xml:space="preserve">In Week 3 we used asymmetric cryptography (RSA or ECDHE back then) as a black box in TLS’s key setup. This</w:t>
+      <w:hyperlink r:id="rId78">
+        <w:r>
+          <w:rPr>
+            <w:rStyle w:val="Hyperlink"/>
+          </w:rPr>
+          <w:t xml:space="preserve">In Week 3</w:t>
+        </w:r>
+      </w:hyperlink>
+      <w:r>
+        <w:t xml:space="preserve"> </w:t>
+      </w:r>
+      <w:r>
+        <w:t xml:space="preserve">we used</w:t>
+      </w:r>
+      <w:r>
+        <w:t xml:space="preserve"> </w:t>
+      </w:r>
+      <w:r>
+        <w:t xml:space="preserve">asymmetric cryptography (RSA or ECDHE back then) as a black box in TLS’s key setup. This</w:t>
       </w:r>
       <w:r>
         <w:t xml:space="preserve"> </w:t>
@@ -12888,9 +12678,9 @@
         </w:pict>
       </w:r>
     </w:p>
-    <w:bookmarkEnd w:id="78"/>
     <w:bookmarkEnd w:id="79"/>
-    <w:bookmarkStart w:id="87" w:name="X2d4435b78046aa2337f56685321d33d2284d528"/>
+    <w:bookmarkEnd w:id="80"/>
+    <w:bookmarkStart w:id="91" w:name="X2d4435b78046aa2337f56685321d33d2284d528"/>
     <w:p>
       <w:pPr>
         <w:pStyle w:val="Heading2"/>
@@ -12977,20 +12767,20 @@
       <w:r>
         <w:drawing>
           <wp:inline>
-            <wp:extent cx="5759999" cy="2283460"/>
+            <wp:extent cx="5759999" cy="1380067"/>
             <wp:effectExtent b="0" l="0" r="0" t="0"/>
-            <wp:docPr descr="Creating and verifying a digital signature" title="" id="81" name="Picture"/>
+            <wp:docPr descr="Creating and verifying a digital signature" title="" id="82" name="Picture"/>
             <a:graphic>
               <a:graphicData uri="http://schemas.openxmlformats.org/drawingml/2006/picture">
                 <pic:pic>
                   <pic:nvPicPr>
-                    <pic:cNvPr descr="h10-10-imza.png" id="82" name="Picture"/>
+                    <pic:cNvPr descr="h10-10-imza.png" id="83" name="Picture"/>
                     <pic:cNvPicPr>
                       <a:picLocks noChangeArrowheads="1" noChangeAspect="1"/>
                     </pic:cNvPicPr>
                   </pic:nvPicPr>
                   <pic:blipFill>
-                    <a:blip r:embed="rId80"/>
+                    <a:blip r:embed="rId81"/>
                     <a:stretch>
                       <a:fillRect/>
                     </a:stretch>
@@ -12998,7 +12788,7 @@
                   <pic:spPr bwMode="auto">
                     <a:xfrm>
                       <a:off x="0" y="0"/>
-                      <a:ext cx="5759999" cy="2283460"/>
+                      <a:ext cx="5759999" cy="1380067"/>
                     </a:xfrm>
                     <a:prstGeom prst="rect">
                       <a:avLst/>
@@ -13017,7 +12807,7 @@
         </w:drawing>
       </w:r>
     </w:p>
-    <w:bookmarkStart w:id="83" w:name="where-are-signatures-used"/>
+    <w:bookmarkStart w:id="87" w:name="where-are-signatures-used"/>
     <w:p>
       <w:pPr>
         <w:pStyle w:val="Heading3"/>
@@ -13105,21 +12895,38 @@
             <w:pPr>
               <w:pStyle w:val="Compact"/>
             </w:pPr>
-            <w:r>
-              <w:t xml:space="preserve">Week 1’s</w:t>
-            </w:r>
-            <w:r>
-              <w:t xml:space="preserve"> </w:t>
-            </w:r>
-            <w:r>
-              <w:t xml:space="preserve">“Vault”</w:t>
-            </w:r>
-            <w:r>
-              <w:t xml:space="preserve"> </w:t>
-            </w:r>
-            <w:r>
-              <w:t xml:space="preserve">example, threat T6</w:t>
-            </w:r>
+            <w:hyperlink r:id="rId84">
+              <w:r>
+                <w:rPr>
+                  <w:rStyle w:val="Hyperlink"/>
+                </w:rPr>
+                <w:t xml:space="preserve">Week 1’s</w:t>
+              </w:r>
+              <w:r>
+                <w:rPr>
+                  <w:rStyle w:val="Hyperlink"/>
+                </w:rPr>
+                <w:t xml:space="preserve"> </w:t>
+              </w:r>
+              <w:r>
+                <w:rPr>
+                  <w:rStyle w:val="Hyperlink"/>
+                </w:rPr>
+                <w:t xml:space="preserve">“Vault”</w:t>
+              </w:r>
+              <w:r>
+                <w:rPr>
+                  <w:rStyle w:val="Hyperlink"/>
+                </w:rPr>
+                <w:t xml:space="preserve"> </w:t>
+              </w:r>
+              <w:r>
+                <w:rPr>
+                  <w:rStyle w:val="Hyperlink"/>
+                </w:rPr>
+                <w:t xml:space="preserve">example, threat T6</w:t>
+              </w:r>
+            </w:hyperlink>
           </w:p>
         </w:tc>
       </w:tr>
@@ -13152,9 +12959,14 @@
             <w:pPr>
               <w:pStyle w:val="Compact"/>
             </w:pPr>
-            <w:r>
-              <w:t xml:space="preserve">Week 6 signature verification</w:t>
-            </w:r>
+            <w:hyperlink r:id="rId85">
+              <w:r>
+                <w:rPr>
+                  <w:rStyle w:val="Hyperlink"/>
+                </w:rPr>
+                <w:t xml:space="preserve">Week 6 signature verification</w:t>
+              </w:r>
+            </w:hyperlink>
           </w:p>
         </w:tc>
       </w:tr>
@@ -13222,9 +13034,14 @@
             <w:pPr>
               <w:pStyle w:val="Compact"/>
             </w:pPr>
-            <w:r>
-              <w:t xml:space="preserve">Week 3’s</w:t>
-            </w:r>
+            <w:hyperlink r:id="rId86">
+              <w:r>
+                <w:rPr>
+                  <w:rStyle w:val="Hyperlink"/>
+                </w:rPr>
+                <w:t xml:space="preserve">Week 3’s</w:t>
+              </w:r>
+            </w:hyperlink>
             <w:r>
               <w:t xml:space="preserve"> </w:t>
             </w:r>
@@ -13273,8 +13090,8 @@
         </w:tc>
       </w:tr>
     </w:tbl>
-    <w:bookmarkEnd w:id="83"/>
-    <w:bookmarkStart w:id="84" w:name="X4753713dfc25e86add801007aae13720027d611"/>
+    <w:bookmarkEnd w:id="87"/>
+    <w:bookmarkStart w:id="88" w:name="X4753713dfc25e86add801007aae13720027d611"/>
     <w:p>
       <w:pPr>
         <w:pStyle w:val="Heading3"/>
@@ -14205,7 +14022,7 @@
         <w:pStyle w:val="Compact"/>
         <w:numPr>
           <w:ilvl w:val="0"/>
-          <w:numId w:val="1018"/>
+          <w:numId w:val="1005"/>
         </w:numPr>
       </w:pPr>
       <w:r>
@@ -14305,7 +14122,7 @@
         <w:pStyle w:val="Compact"/>
         <w:numPr>
           <w:ilvl w:val="0"/>
-          <w:numId w:val="1018"/>
+          <w:numId w:val="1005"/>
         </w:numPr>
       </w:pPr>
       <w:r>
@@ -14349,7 +14166,7 @@
         <w:pStyle w:val="Compact"/>
         <w:numPr>
           <w:ilvl w:val="0"/>
-          <w:numId w:val="1018"/>
+          <w:numId w:val="1005"/>
         </w:numPr>
       </w:pPr>
       <w:r>
@@ -14388,8 +14205,8 @@
         <w:t xml:space="preserve">integrity protected) or come from a trusted chain.</w:t>
       </w:r>
     </w:p>
-    <w:bookmarkEnd w:id="84"/>
-    <w:bookmarkStart w:id="85" w:name="X9484b837d0c8f8bb0289805311959a13ab661ed"/>
+    <w:bookmarkEnd w:id="88"/>
+    <w:bookmarkStart w:id="89" w:name="X9484b837d0c8f8bb0289805311959a13ab661ed"/>
     <w:p>
       <w:pPr>
         <w:pStyle w:val="Heading3"/>
@@ -14841,8 +14658,8 @@
         <w:t xml:space="preserve">.</w:t>
       </w:r>
     </w:p>
-    <w:bookmarkEnd w:id="85"/>
-    <w:bookmarkStart w:id="86" w:name="X06d11a683c043a9af46230d83139af03fff8ac3"/>
+    <w:bookmarkEnd w:id="89"/>
+    <w:bookmarkStart w:id="90" w:name="X06d11a683c043a9af46230d83139af03fff8ac3"/>
     <w:p>
       <w:pPr>
         <w:pStyle w:val="Heading3"/>
@@ -15332,19 +15149,48 @@
         <w:pStyle w:val="FirstParagraph"/>
       </w:pPr>
       <w:r>
-        <w:t xml:space="preserve">In Week 1’s</w:t>
-      </w:r>
-      <w:r>
-        <w:t xml:space="preserve"> </w:t>
-      </w:r>
-      <w:r>
-        <w:t xml:space="preserve">“Vault”</w:t>
-      </w:r>
-      <w:r>
-        <w:t xml:space="preserve"> </w:t>
-      </w:r>
-      <w:r>
-        <w:t xml:space="preserve">example we saw that accepting an update package without a signature leads to the T6 threat;</w:t>
+        <w:t xml:space="preserve">In</w:t>
+      </w:r>
+      <w:r>
+        <w:t xml:space="preserve"> </w:t>
+      </w:r>
+      <w:hyperlink r:id="rId84">
+        <w:r>
+          <w:rPr>
+            <w:rStyle w:val="Hyperlink"/>
+          </w:rPr>
+          <w:t xml:space="preserve">Week 1’s</w:t>
+        </w:r>
+        <w:r>
+          <w:rPr>
+            <w:rStyle w:val="Hyperlink"/>
+          </w:rPr>
+          <w:t xml:space="preserve"> </w:t>
+        </w:r>
+        <w:r>
+          <w:rPr>
+            <w:rStyle w:val="Hyperlink"/>
+          </w:rPr>
+          <w:t xml:space="preserve">“Vault”</w:t>
+        </w:r>
+        <w:r>
+          <w:rPr>
+            <w:rStyle w:val="Hyperlink"/>
+          </w:rPr>
+          <w:t xml:space="preserve"> </w:t>
+        </w:r>
+        <w:r>
+          <w:rPr>
+            <w:rStyle w:val="Hyperlink"/>
+          </w:rPr>
+          <w:t xml:space="preserve">example</w:t>
+        </w:r>
+      </w:hyperlink>
+      <w:r>
+        <w:t xml:space="preserve"> </w:t>
+      </w:r>
+      <w:r>
+        <w:t xml:space="preserve">we saw that accepting an update package without a signature leads to the T6 threat;</w:t>
       </w:r>
       <w:r>
         <w:t xml:space="preserve"> </w:t>
@@ -15412,9 +15258,9 @@
         </w:pict>
       </w:r>
     </w:p>
-    <w:bookmarkEnd w:id="86"/>
-    <w:bookmarkEnd w:id="87"/>
-    <w:bookmarkStart w:id="95" w:name="X98a63894f9af58f0c8cf764d025179cc664d464"/>
+    <w:bookmarkEnd w:id="90"/>
+    <w:bookmarkEnd w:id="91"/>
+    <w:bookmarkStart w:id="100" w:name="X98a63894f9af58f0c8cf764d025179cc664d464"/>
     <w:p>
       <w:pPr>
         <w:pStyle w:val="Heading2"/>
@@ -15497,7 +15343,7 @@
         <w:t xml:space="preserve">an elliptic curve (X25519).</w:t>
       </w:r>
     </w:p>
-    <w:bookmarkStart w:id="91" w:name="X7991e35626ccf7c3a5221836b56634bf142311b"/>
+    <w:bookmarkStart w:id="95" w:name="X7991e35626ccf7c3a5221836b56634bf142311b"/>
     <w:p>
       <w:pPr>
         <w:pStyle w:val="Heading3"/>
@@ -15553,20 +15399,20 @@
       <w:r>
         <w:drawing>
           <wp:inline>
-            <wp:extent cx="5759999" cy="3120125"/>
+            <wp:extent cx="5759999" cy="4895999"/>
             <wp:effectExtent b="0" l="0" r="0" t="0"/>
-            <wp:docPr descr="Man-in-the-middle attack against unauthenticated Diffie-Hellman" title="" id="89" name="Picture"/>
+            <wp:docPr descr="Man-in-the-middle attack against unauthenticated Diffie-Hellman" title="" id="93" name="Picture"/>
             <a:graphic>
               <a:graphicData uri="http://schemas.openxmlformats.org/drawingml/2006/picture">
                 <pic:pic>
                   <pic:nvPicPr>
-                    <pic:cNvPr descr="h10-02-dh-mitm.png" id="90" name="Picture"/>
+                    <pic:cNvPr descr="h10-02-dh-mitm.png" id="94" name="Picture"/>
                     <pic:cNvPicPr>
                       <a:picLocks noChangeArrowheads="1" noChangeAspect="1"/>
                     </pic:cNvPicPr>
                   </pic:nvPicPr>
                   <pic:blipFill>
-                    <a:blip r:embed="rId88"/>
+                    <a:blip r:embed="rId92"/>
                     <a:stretch>
                       <a:fillRect/>
                     </a:stretch>
@@ -15574,7 +15420,7 @@
                   <pic:spPr bwMode="auto">
                     <a:xfrm>
                       <a:off x="0" y="0"/>
-                      <a:ext cx="5759999" cy="3120125"/>
+                      <a:ext cx="5759999" cy="4895999"/>
                     </a:xfrm>
                     <a:prstGeom prst="rect">
                       <a:avLst/>
@@ -15610,8 +15456,8 @@
         <w:t xml:space="preserve">; in reality every message passes through the attacker’s hands.</w:t>
       </w:r>
     </w:p>
-    <w:bookmarkEnd w:id="91"/>
-    <w:bookmarkStart w:id="92" w:name="the-fix-authenticated-key-exchange"/>
+    <w:bookmarkEnd w:id="95"/>
+    <w:bookmarkStart w:id="96" w:name="the-fix-authenticated-key-exchange"/>
     <w:p>
       <w:pPr>
         <w:pStyle w:val="Heading3"/>
@@ -15680,7 +15526,24 @@
         <w:t xml:space="preserve">CertificateVerify</w:t>
       </w:r>
       <w:r>
-        <w:t xml:space="preserve">); the client verifies the certificate by chain and by name (Week 3). This way:</w:t>
+        <w:t xml:space="preserve">); the client verifies the certificate by chain and by name</w:t>
+      </w:r>
+      <w:r>
+        <w:t xml:space="preserve"> </w:t>
+      </w:r>
+      <w:r>
+        <w:t xml:space="preserve">(</w:t>
+      </w:r>
+      <w:hyperlink r:id="rId26">
+        <w:r>
+          <w:rPr>
+            <w:rStyle w:val="Hyperlink"/>
+          </w:rPr>
+          <w:t xml:space="preserve">Week 3</w:t>
+        </w:r>
+      </w:hyperlink>
+      <w:r>
+        <w:t xml:space="preserve">). This way:</w:t>
       </w:r>
     </w:p>
     <w:p>
@@ -15688,7 +15551,7 @@
         <w:pStyle w:val="Compact"/>
         <w:numPr>
           <w:ilvl w:val="0"/>
-          <w:numId w:val="1019"/>
+          <w:numId w:val="1006"/>
         </w:numPr>
       </w:pPr>
       <w:r>
@@ -15710,7 +15573,7 @@
         <w:pStyle w:val="Compact"/>
         <w:numPr>
           <w:ilvl w:val="0"/>
-          <w:numId w:val="1019"/>
+          <w:numId w:val="1006"/>
         </w:numPr>
       </w:pPr>
       <w:r>
@@ -15730,7 +15593,24 @@
         <w:t xml:space="preserve"> </w:t>
       </w:r>
       <w:r>
-        <w:t xml:space="preserve">signing key is stolen later, past sessions’ keys cannot be computed (Week 3).</w:t>
+        <w:t xml:space="preserve">signing key is stolen later, past sessions’ keys cannot be computed</w:t>
+      </w:r>
+      <w:r>
+        <w:t xml:space="preserve"> </w:t>
+      </w:r>
+      <w:r>
+        <w:t xml:space="preserve">(</w:t>
+      </w:r>
+      <w:hyperlink r:id="rId25">
+        <w:r>
+          <w:rPr>
+            <w:rStyle w:val="Hyperlink"/>
+          </w:rPr>
+          <w:t xml:space="preserve">Week 3</w:t>
+        </w:r>
+      </w:hyperlink>
+      <w:r>
+        <w:t xml:space="preserve">).</w:t>
       </w:r>
     </w:p>
     <w:p>
@@ -15801,8 +15681,8 @@
         <w:t xml:space="preserve">(PAKE, Recipe 8.15; today protocols like OPAQUE, SPAKE2).</w:t>
       </w:r>
     </w:p>
-    <w:bookmarkEnd w:id="92"/>
-    <w:bookmarkStart w:id="93" w:name="X45c2e3d644516415296009ab0adde94e470782f"/>
+    <w:bookmarkEnd w:id="96"/>
+    <w:bookmarkStart w:id="98" w:name="X45c2e3d644516415296009ab0adde94e470782f"/>
     <w:p>
       <w:pPr>
         <w:pStyle w:val="Heading3"/>
@@ -16394,7 +16274,30 @@
         <w:t xml:space="preserve"> </w:t>
       </w:r>
       <w:r>
-        <w:t xml:space="preserve">passed through a KDF (HKDF, the key-derivation topic from Week 3) and session keys are derived from it. A</w:t>
+        <w:t xml:space="preserve">passed through a KDF</w:t>
+      </w:r>
+      <w:r>
+        <w:t xml:space="preserve"> </w:t>
+      </w:r>
+      <w:r>
+        <w:t xml:space="preserve">(</w:t>
+      </w:r>
+      <w:hyperlink r:id="rId97">
+        <w:r>
+          <w:rPr>
+            <w:rStyle w:val="Hyperlink"/>
+          </w:rPr>
+          <w:t xml:space="preserve">HKDF, the key-derivation topic from Week 3</w:t>
+        </w:r>
+      </w:hyperlink>
+      <w:r>
+        <w:t xml:space="preserve">)</w:t>
+      </w:r>
+      <w:r>
+        <w:t xml:space="preserve"> </w:t>
+      </w:r>
+      <w:r>
+        <w:t xml:space="preserve">and session keys are derived from it. A</w:t>
       </w:r>
       <w:r>
         <w:t xml:space="preserve"> </w:t>
@@ -16436,8 +16339,8 @@
         <w:t xml:space="preserve">solving the elliptic-curve discrete logarithm problem) is not possible.</w:t>
       </w:r>
     </w:p>
-    <w:bookmarkEnd w:id="93"/>
-    <w:bookmarkStart w:id="94" w:name="X754a823a6bdb693bc427671750965456d7208ff"/>
+    <w:bookmarkEnd w:id="98"/>
+    <w:bookmarkStart w:id="99" w:name="X754a823a6bdb693bc427671750965456d7208ff"/>
     <w:p>
       <w:pPr>
         <w:pStyle w:val="Heading3"/>
@@ -16481,7 +16384,7 @@
         <w:pStyle w:val="Compact"/>
         <w:numPr>
           <w:ilvl w:val="0"/>
-          <w:numId w:val="1020"/>
+          <w:numId w:val="1007"/>
         </w:numPr>
       </w:pPr>
       <w:r>
@@ -16511,7 +16414,7 @@
         <w:pStyle w:val="Compact"/>
         <w:numPr>
           <w:ilvl w:val="0"/>
-          <w:numId w:val="1020"/>
+          <w:numId w:val="1007"/>
         </w:numPr>
       </w:pPr>
       <w:r>
@@ -16535,7 +16438,7 @@
         <w:pStyle w:val="Compact"/>
         <w:numPr>
           <w:ilvl w:val="0"/>
-          <w:numId w:val="1020"/>
+          <w:numId w:val="1007"/>
         </w:numPr>
       </w:pPr>
       <w:r>
@@ -16593,7 +16496,7 @@
         <w:pStyle w:val="Compact"/>
         <w:numPr>
           <w:ilvl w:val="0"/>
-          <w:numId w:val="1020"/>
+          <w:numId w:val="1007"/>
         </w:numPr>
       </w:pPr>
       <w:r>
@@ -16849,13 +16752,36 @@
         <w:pStyle w:val="FirstParagraph"/>
       </w:pPr>
       <w:r>
-        <w:t xml:space="preserve">In Week 3’s TLS 1.3 handshake we asked</w:t>
-      </w:r>
-      <w:r>
-        <w:t xml:space="preserve"> </w:t>
-      </w:r>
-      <w:r>
-        <w:t xml:space="preserve">“what would happen if someone in the middle could swap the keys”</w:t>
+        <w:t xml:space="preserve">In</w:t>
+      </w:r>
+      <w:r>
+        <w:t xml:space="preserve"> </w:t>
+      </w:r>
+      <w:hyperlink r:id="rId86">
+        <w:r>
+          <w:rPr>
+            <w:rStyle w:val="Hyperlink"/>
+          </w:rPr>
+          <w:t xml:space="preserve">Week 3’s</w:t>
+        </w:r>
+      </w:hyperlink>
+      <w:r>
+        <w:t xml:space="preserve"> </w:t>
+      </w:r>
+      <w:r>
+        <w:t xml:space="preserve">TLS 1.3 handshake we asked</w:t>
+      </w:r>
+      <w:r>
+        <w:t xml:space="preserve"> </w:t>
+      </w:r>
+      <w:r>
+        <w:t xml:space="preserve">“what would happen if</w:t>
+      </w:r>
+      <w:r>
+        <w:t xml:space="preserve"> </w:t>
+      </w:r>
+      <w:r>
+        <w:t xml:space="preserve">someone in the middle could swap the keys”</w:t>
       </w:r>
       <w:r>
         <w:t xml:space="preserve">; this</w:t>
@@ -16880,9 +16806,9 @@
         </w:pict>
       </w:r>
     </w:p>
-    <w:bookmarkEnd w:id="94"/>
-    <w:bookmarkEnd w:id="95"/>
-    <w:bookmarkStart w:id="102" w:name="X84aa6c6fd93c14697b1e146c7cb852065448526"/>
+    <w:bookmarkEnd w:id="99"/>
+    <w:bookmarkEnd w:id="100"/>
+    <w:bookmarkStart w:id="109" w:name="X84aa6c6fd93c14697b1e146c7cb852065448526"/>
     <w:p>
       <w:pPr>
         <w:pStyle w:val="Heading2"/>
@@ -16957,7 +16883,7 @@
         <w:t xml:space="preserve">third parties.</w:t>
       </w:r>
     </w:p>
-    <w:bookmarkStart w:id="99" w:name="components"/>
+    <w:bookmarkStart w:id="104" w:name="components"/>
     <w:p>
       <w:pPr>
         <w:pStyle w:val="Heading3"/>
@@ -17328,20 +17254,20 @@
       <w:r>
         <w:drawing>
           <wp:inline>
-            <wp:extent cx="5759999" cy="2377094"/>
+            <wp:extent cx="5759999" cy="3825890"/>
             <wp:effectExtent b="0" l="0" r="0" t="0"/>
-            <wp:docPr descr="PKI trust chain: root CA, intermediate CA, and leaf certificates" title="" id="97" name="Picture"/>
+            <wp:docPr descr="PKI trust chain: root CA, intermediate CA, and leaf certificates" title="" id="102" name="Picture"/>
             <a:graphic>
               <a:graphicData uri="http://schemas.openxmlformats.org/drawingml/2006/picture">
                 <pic:pic>
                   <pic:nvPicPr>
-                    <pic:cNvPr descr="h10-03-pki.png" id="98" name="Picture"/>
+                    <pic:cNvPr descr="h10-03-pki.png" id="103" name="Picture"/>
                     <pic:cNvPicPr>
                       <a:picLocks noChangeArrowheads="1" noChangeAspect="1"/>
                     </pic:cNvPicPr>
                   </pic:nvPicPr>
                   <pic:blipFill>
-                    <a:blip r:embed="rId96"/>
+                    <a:blip r:embed="rId101"/>
                     <a:stretch>
                       <a:fillRect/>
                     </a:stretch>
@@ -17349,7 +17275,7 @@
                   <pic:spPr bwMode="auto">
                     <a:xfrm>
                       <a:off x="0" y="0"/>
-                      <a:ext cx="5759999" cy="2377094"/>
+                      <a:ext cx="5759999" cy="3825890"/>
                     </a:xfrm>
                     <a:prstGeom prst="rect">
                       <a:avLst/>
@@ -17416,8 +17342,8 @@
         <w:t xml:space="preserve">only that intermediate CA is revoked.</w:t>
       </w:r>
     </w:p>
-    <w:bookmarkEnd w:id="99"/>
-    <w:bookmarkStart w:id="100" w:name="Xee37468853fa8b419a139157b10e07f8956c34a"/>
+    <w:bookmarkEnd w:id="104"/>
+    <w:bookmarkStart w:id="106" w:name="Xee37468853fa8b419a139157b10e07f8956c34a"/>
     <w:p>
       <w:pPr>
         <w:pStyle w:val="Heading3"/>
@@ -17439,7 +17365,7 @@
         <w:pStyle w:val="Compact"/>
         <w:numPr>
           <w:ilvl w:val="0"/>
-          <w:numId w:val="1021"/>
+          <w:numId w:val="1008"/>
         </w:numPr>
       </w:pPr>
       <w:r>
@@ -17467,7 +17393,7 @@
         <w:pStyle w:val="Compact"/>
         <w:numPr>
           <w:ilvl w:val="0"/>
-          <w:numId w:val="1021"/>
+          <w:numId w:val="1008"/>
         </w:numPr>
       </w:pPr>
       <w:r>
@@ -17489,7 +17415,7 @@
         <w:pStyle w:val="Compact"/>
         <w:numPr>
           <w:ilvl w:val="0"/>
-          <w:numId w:val="1021"/>
+          <w:numId w:val="1008"/>
         </w:numPr>
       </w:pPr>
       <w:r>
@@ -17526,7 +17452,7 @@
         <w:pStyle w:val="Compact"/>
         <w:numPr>
           <w:ilvl w:val="0"/>
-          <w:numId w:val="1021"/>
+          <w:numId w:val="1008"/>
         </w:numPr>
       </w:pPr>
       <w:r>
@@ -17564,7 +17490,24 @@
         <w:pStyle w:val="FirstParagraph"/>
       </w:pPr>
       <w:r>
-        <w:t xml:space="preserve">In Week 3 we saw how the first and fourth questions are asked in code (</w:t>
+        <w:t xml:space="preserve">In</w:t>
+      </w:r>
+      <w:r>
+        <w:t xml:space="preserve"> </w:t>
+      </w:r>
+      <w:hyperlink r:id="rId105">
+        <w:r>
+          <w:rPr>
+            <w:rStyle w:val="Hyperlink"/>
+          </w:rPr>
+          <w:t xml:space="preserve">Week 3</w:t>
+        </w:r>
+      </w:hyperlink>
+      <w:r>
+        <w:t xml:space="preserve"> </w:t>
+      </w:r>
+      <w:r>
+        <w:t xml:space="preserve">we saw how the first and fourth questions are asked in code (</w:t>
       </w:r>
       <w:r>
         <w:rPr>
@@ -17594,8 +17537,8 @@
         <w:t xml:space="preserve">In this section we build the same chain ourselves.</w:t>
       </w:r>
     </w:p>
-    <w:bookmarkEnd w:id="100"/>
-    <w:bookmarkStart w:id="101" w:name="X55c878a2b4d66a76956c27e6c0bd95bc6d1d9c0"/>
+    <w:bookmarkEnd w:id="106"/>
+    <w:bookmarkStart w:id="108" w:name="X55c878a2b4d66a76956c27e6c0bd95bc6d1d9c0"/>
     <w:p>
       <w:pPr>
         <w:pStyle w:val="Heading3"/>
@@ -18563,8 +18506,22 @@
         <w:t xml:space="preserve"> </w:t>
       </w:r>
       <w:r>
-        <w:t xml:space="preserve">functions (Week 3’s</w:t>
-      </w:r>
+        <w:t xml:space="preserve">functions</w:t>
+      </w:r>
+      <w:r>
+        <w:t xml:space="preserve"> </w:t>
+      </w:r>
+      <w:r>
+        <w:t xml:space="preserve">(</w:t>
+      </w:r>
+      <w:hyperlink r:id="rId105">
+        <w:r>
+          <w:rPr>
+            <w:rStyle w:val="Hyperlink"/>
+          </w:rPr>
+          <w:t xml:space="preserve">Week 3’s</w:t>
+        </w:r>
+      </w:hyperlink>
       <w:r>
         <w:t xml:space="preserve"> </w:t>
       </w:r>
@@ -18649,8 +18606,16 @@
         <w:t xml:space="preserve"> </w:t>
       </w:r>
       <w:r>
-        <w:t xml:space="preserve">(Week 3’s</w:t>
-      </w:r>
+        <w:t xml:space="preserve">(</w:t>
+      </w:r>
+      <w:hyperlink r:id="rId107">
+        <w:r>
+          <w:rPr>
+            <w:rStyle w:val="Hyperlink"/>
+          </w:rPr>
+          <w:t xml:space="preserve">Week 3’s</w:t>
+        </w:r>
+      </w:hyperlink>
       <w:r>
         <w:t xml:space="preserve"> </w:t>
       </w:r>
@@ -18882,9 +18847,9 @@
         </w:pict>
       </w:r>
     </w:p>
-    <w:bookmarkEnd w:id="101"/>
-    <w:bookmarkEnd w:id="102"/>
-    <w:bookmarkStart w:id="108" w:name="the-structure-of-an-x.509-certificate"/>
+    <w:bookmarkEnd w:id="108"/>
+    <w:bookmarkEnd w:id="109"/>
+    <w:bookmarkStart w:id="116" w:name="the-structure-of-an-x.509-certificate"/>
     <w:p>
       <w:pPr>
         <w:pStyle w:val="Heading2"/>
@@ -18946,20 +18911,20 @@
       <w:r>
         <w:drawing>
           <wp:inline>
-            <wp:extent cx="5759999" cy="2687780"/>
+            <wp:extent cx="5759999" cy="3159665"/>
             <wp:effectExtent b="0" l="0" r="0" t="0"/>
-            <wp:docPr descr="The fields of an X.509 certificate" title="" id="104" name="Picture"/>
+            <wp:docPr descr="The fields of an X.509 certificate" title="" id="111" name="Picture"/>
             <a:graphic>
               <a:graphicData uri="http://schemas.openxmlformats.org/drawingml/2006/picture">
                 <pic:pic>
                   <pic:nvPicPr>
-                    <pic:cNvPr descr="h10-11-x509.png" id="105" name="Picture"/>
+                    <pic:cNvPr descr="h10-11-x509.png" id="112" name="Picture"/>
                     <pic:cNvPicPr>
                       <a:picLocks noChangeArrowheads="1" noChangeAspect="1"/>
                     </pic:cNvPicPr>
                   </pic:nvPicPr>
                   <pic:blipFill>
-                    <a:blip r:embed="rId103"/>
+                    <a:blip r:embed="rId110"/>
                     <a:stretch>
                       <a:fillRect/>
                     </a:stretch>
@@ -18967,7 +18932,7 @@
                   <pic:spPr bwMode="auto">
                     <a:xfrm>
                       <a:off x="0" y="0"/>
-                      <a:ext cx="5759999" cy="2687780"/>
+                      <a:ext cx="5759999" cy="3159665"/>
                     </a:xfrm>
                     <a:prstGeom prst="rect">
                       <a:avLst/>
@@ -19231,18 +19196,33 @@
             <w:r>
               <w:t xml:space="preserve"> </w:t>
             </w:r>
-            <w:r>
-              <w:rPr>
-                <w:b/>
-                <w:bCs/>
-              </w:rPr>
-              <w:t xml:space="preserve">pinning</w:t>
-            </w:r>
+            <w:hyperlink r:id="rId113">
+              <w:r>
+                <w:rPr>
+                  <w:rStyle w:val="Hyperlink"/>
+                  <w:b/>
+                  <w:bCs/>
+                </w:rPr>
+                <w:t xml:space="preserve">pinning</w:t>
+              </w:r>
+              <w:r>
+                <w:rPr>
+                  <w:rStyle w:val="Hyperlink"/>
+                </w:rPr>
+                <w:t xml:space="preserve"> </w:t>
+              </w:r>
+              <w:r>
+                <w:rPr>
+                  <w:rStyle w:val="Hyperlink"/>
+                </w:rPr>
+                <w:t xml:space="preserve">from Week 3</w:t>
+              </w:r>
+            </w:hyperlink>
             <w:r>
               <w:t xml:space="preserve"> </w:t>
             </w:r>
             <w:r>
-              <w:t xml:space="preserve">from Week 3 uses the digest of this</w:t>
+              <w:t xml:space="preserve">uses the digest of this</w:t>
             </w:r>
           </w:p>
         </w:tc>
@@ -19438,7 +19418,7 @@
         <w:t xml:space="preserve">by modern clients. Don’t forget to add a SAN when generating your own certificates.</w:t>
       </w:r>
     </w:p>
-    <w:bookmarkStart w:id="106" w:name="X4265d81b4fe8819dd3c0f9060579e0850f3764d"/>
+    <w:bookmarkStart w:id="114" w:name="X4265d81b4fe8819dd3c0f9060579e0850f3764d"/>
     <w:p>
       <w:pPr>
         <w:pStyle w:val="Heading3"/>
@@ -20162,8 +20142,8 @@
         <w:t xml:space="preserve">— exactly the signing mechanism we learned in Section 5.</w:t>
       </w:r>
     </w:p>
-    <w:bookmarkEnd w:id="106"/>
-    <w:bookmarkStart w:id="107" w:name="X2fbdea42ed4a45ef26eafe29f66c21f08b21da7"/>
+    <w:bookmarkEnd w:id="114"/>
+    <w:bookmarkStart w:id="115" w:name="X2fbdea42ed4a45ef26eafe29f66c21f08b21da7"/>
     <w:p>
       <w:pPr>
         <w:pStyle w:val="Heading3"/>
@@ -20598,9 +20578,9 @@
         </w:pict>
       </w:r>
     </w:p>
-    <w:bookmarkEnd w:id="107"/>
-    <w:bookmarkEnd w:id="108"/>
-    <w:bookmarkStart w:id="114" w:name="X1e80392e998ac253052953a3b22f8225ba024c1"/>
+    <w:bookmarkEnd w:id="115"/>
+    <w:bookmarkEnd w:id="116"/>
+    <w:bookmarkStart w:id="122" w:name="X1e80392e998ac253052953a3b22f8225ba024c1"/>
     <w:p>
       <w:pPr>
         <w:pStyle w:val="Heading2"/>
@@ -20651,20 +20631,20 @@
       <w:r>
         <w:drawing>
           <wp:inline>
-            <wp:extent cx="5759999" cy="2748610"/>
+            <wp:extent cx="5759999" cy="1373829"/>
             <wp:effectExtent b="0" l="0" r="0" t="0"/>
-            <wp:docPr descr="The four questions of chain validation" title="" id="110" name="Picture"/>
+            <wp:docPr descr="The four questions of chain validation" title="" id="118" name="Picture"/>
             <a:graphic>
               <a:graphicData uri="http://schemas.openxmlformats.org/drawingml/2006/picture">
                 <pic:pic>
                   <pic:nvPicPr>
-                    <pic:cNvPr descr="h10-12-zincir-dogrulama.png" id="111" name="Picture"/>
+                    <pic:cNvPr descr="h10-12-zincir-dogrulama.png" id="119" name="Picture"/>
                     <pic:cNvPicPr>
                       <a:picLocks noChangeArrowheads="1" noChangeAspect="1"/>
                     </pic:cNvPicPr>
                   </pic:nvPicPr>
                   <pic:blipFill>
-                    <a:blip r:embed="rId109"/>
+                    <a:blip r:embed="rId117"/>
                     <a:stretch>
                       <a:fillRect/>
                     </a:stretch>
@@ -20672,7 +20652,7 @@
                   <pic:spPr bwMode="auto">
                     <a:xfrm>
                       <a:off x="0" y="0"/>
-                      <a:ext cx="5759999" cy="2748610"/>
+                      <a:ext cx="5759999" cy="1373829"/>
                     </a:xfrm>
                     <a:prstGeom prst="rect">
                       <a:avLst/>
@@ -21825,7 +21805,7 @@
         <w:t xml:space="preserve">configuration mistake commonly seen in the field.</w:t>
       </w:r>
     </w:p>
-    <w:bookmarkStart w:id="112" w:name="class-activity-breaking-the-chain"/>
+    <w:bookmarkStart w:id="120" w:name="class-activity-breaking-the-chain"/>
     <w:p>
       <w:pPr>
         <w:pStyle w:val="Heading3"/>
@@ -21862,7 +21842,7 @@
         <w:pStyle w:val="Compact"/>
         <w:numPr>
           <w:ilvl w:val="0"/>
-          <w:numId w:val="1022"/>
+          <w:numId w:val="1009"/>
         </w:numPr>
       </w:pPr>
       <w:r>
@@ -21890,7 +21870,7 @@
         <w:pStyle w:val="Compact"/>
         <w:numPr>
           <w:ilvl w:val="0"/>
-          <w:numId w:val="1022"/>
+          <w:numId w:val="1009"/>
         </w:numPr>
       </w:pPr>
       <w:r>
@@ -21923,7 +21903,7 @@
         <w:pStyle w:val="Compact"/>
         <w:numPr>
           <w:ilvl w:val="0"/>
-          <w:numId w:val="1022"/>
+          <w:numId w:val="1009"/>
         </w:numPr>
       </w:pPr>
       <w:r>
@@ -21947,7 +21927,7 @@
         <w:pStyle w:val="Compact"/>
         <w:numPr>
           <w:ilvl w:val="0"/>
-          <w:numId w:val="1022"/>
+          <w:numId w:val="1009"/>
         </w:numPr>
       </w:pPr>
       <w:r>
@@ -21981,8 +21961,8 @@
         <w:t xml:space="preserve">.</w:t>
       </w:r>
     </w:p>
-    <w:bookmarkEnd w:id="112"/>
-    <w:bookmarkStart w:id="113" w:name="Xb888cf006807f00204ddfb820d9187d94346a25"/>
+    <w:bookmarkEnd w:id="120"/>
+    <w:bookmarkStart w:id="121" w:name="Xb888cf006807f00204ddfb820d9187d94346a25"/>
     <w:p>
       <w:pPr>
         <w:pStyle w:val="Heading3"/>
@@ -23025,9 +23005,9 @@
         </w:pict>
       </w:r>
     </w:p>
-    <w:bookmarkEnd w:id="113"/>
-    <w:bookmarkEnd w:id="114"/>
-    <w:bookmarkStart w:id="120" w:name="X8d0e27b8af9643058bb5dd1e0b4dd587497cc5c"/>
+    <w:bookmarkEnd w:id="121"/>
+    <w:bookmarkEnd w:id="122"/>
+    <w:bookmarkStart w:id="128" w:name="X8d0e27b8af9643058bb5dd1e0b4dd587497cc5c"/>
     <w:p>
       <w:pPr>
         <w:pStyle w:val="Heading2"/>
@@ -23067,20 +23047,20 @@
       <w:r>
         <w:drawing>
           <wp:inline>
-            <wp:extent cx="5759999" cy="2377094"/>
+            <wp:extent cx="5759999" cy="2512751"/>
             <wp:effectExtent b="0" l="0" r="0" t="0"/>
-            <wp:docPr descr="Certificate revocation: comparing CRL, OCSP, and stapling" title="" id="116" name="Picture"/>
+            <wp:docPr descr="Certificate revocation: comparing CRL, OCSP, and stapling" title="" id="124" name="Picture"/>
             <a:graphic>
               <a:graphicData uri="http://schemas.openxmlformats.org/drawingml/2006/picture">
                 <pic:pic>
                   <pic:nvPicPr>
-                    <pic:cNvPr descr="h10-04-sertifika-iptali.png" id="117" name="Picture"/>
+                    <pic:cNvPr descr="h10-04-sertifika-iptali.png" id="125" name="Picture"/>
                     <pic:cNvPicPr>
                       <a:picLocks noChangeArrowheads="1" noChangeAspect="1"/>
                     </pic:cNvPicPr>
                   </pic:nvPicPr>
                   <pic:blipFill>
-                    <a:blip r:embed="rId115"/>
+                    <a:blip r:embed="rId123"/>
                     <a:stretch>
                       <a:fillRect/>
                     </a:stretch>
@@ -23088,7 +23068,7 @@
                   <pic:spPr bwMode="auto">
                     <a:xfrm>
                       <a:off x="0" y="0"/>
-                      <a:ext cx="5759999" cy="2377094"/>
+                      <a:ext cx="5759999" cy="2512751"/>
                     </a:xfrm>
                     <a:prstGeom prst="rect">
                       <a:avLst/>
@@ -23559,8 +23539,19 @@
         <w:t xml:space="preserve"> </w:t>
       </w:r>
       <w:r>
-        <w:t xml:space="preserve">revocation checking simply by blocking the OCSP request: the PKI counterpart of Week 3’s</w:t>
-      </w:r>
+        <w:t xml:space="preserve">revocation checking simply by blocking the OCSP request: the PKI counterpart of</w:t>
+      </w:r>
+      <w:r>
+        <w:t xml:space="preserve"> </w:t>
+      </w:r>
+      <w:hyperlink r:id="rId53">
+        <w:r>
+          <w:rPr>
+            <w:rStyle w:val="Hyperlink"/>
+          </w:rPr>
+          <w:t xml:space="preserve">Week 3’s</w:t>
+        </w:r>
+      </w:hyperlink>
       <w:r>
         <w:t xml:space="preserve"> </w:t>
       </w:r>
@@ -23602,7 +23593,7 @@
         <w:t xml:space="preserve">shorter.</w:t>
       </w:r>
     </w:p>
-    <w:bookmarkStart w:id="118" w:name="Xc9bcd40256375a27c2922908390a958f14589e3"/>
+    <w:bookmarkStart w:id="126" w:name="Xc9bcd40256375a27c2922908390a958f14589e3"/>
     <w:p>
       <w:pPr>
         <w:pStyle w:val="Heading3"/>
@@ -24632,8 +24623,8 @@
         <w:t xml:space="preserve">subject name).</w:t>
       </w:r>
     </w:p>
-    <w:bookmarkEnd w:id="118"/>
-    <w:bookmarkStart w:id="119" w:name="worked-example-how-big-does-a-crl-get"/>
+    <w:bookmarkEnd w:id="126"/>
+    <w:bookmarkStart w:id="127" w:name="worked-example-how-big-does-a-crl-get"/>
     <w:p>
       <w:pPr>
         <w:pStyle w:val="Heading3"/>
@@ -24909,9 +24900,9 @@
         </w:pict>
       </w:r>
     </w:p>
-    <w:bookmarkEnd w:id="119"/>
-    <w:bookmarkEnd w:id="120"/>
-    <w:bookmarkStart w:id="126" w:name="Xccca19c18463a15dbd95c3b88a40342bc0ba76e"/>
+    <w:bookmarkEnd w:id="127"/>
+    <w:bookmarkEnd w:id="128"/>
+    <w:bookmarkStart w:id="135" w:name="Xccca19c18463a15dbd95c3b88a40342bc0ba76e"/>
     <w:p>
       <w:pPr>
         <w:pStyle w:val="Heading2"/>
@@ -24969,20 +24960,20 @@
       <w:r>
         <w:drawing>
           <wp:inline>
-            <wp:extent cx="5759999" cy="2935878"/>
+            <wp:extent cx="5759999" cy="5773963"/>
             <wp:effectExtent b="0" l="0" r="0" t="0"/>
-            <wp:docPr descr="The signing flow with PKCS#11" title="" id="122" name="Picture"/>
+            <wp:docPr descr="The signing flow with PKCS#11" title="" id="130" name="Picture"/>
             <a:graphic>
               <a:graphicData uri="http://schemas.openxmlformats.org/drawingml/2006/picture">
                 <pic:pic>
                   <pic:nvPicPr>
-                    <pic:cNvPr descr="h10-14-pkcs11-imzalama.png" id="123" name="Picture"/>
+                    <pic:cNvPr descr="h10-14-pkcs11-imzalama.png" id="131" name="Picture"/>
                     <pic:cNvPicPr>
                       <a:picLocks noChangeArrowheads="1" noChangeAspect="1"/>
                     </pic:cNvPicPr>
                   </pic:nvPicPr>
                   <pic:blipFill>
-                    <a:blip r:embed="rId121"/>
+                    <a:blip r:embed="rId129"/>
                     <a:stretch>
                       <a:fillRect/>
                     </a:stretch>
@@ -24990,7 +24981,7 @@
                   <pic:spPr bwMode="auto">
                     <a:xfrm>
                       <a:off x="0" y="0"/>
-                      <a:ext cx="5759999" cy="2935878"/>
+                      <a:ext cx="5759999" cy="5773963"/>
                     </a:xfrm>
                     <a:prstGeom prst="rect">
                       <a:avLst/>
@@ -25661,7 +25652,21 @@
         <w:t xml:space="preserve"> </w:t>
       </w:r>
       <w:r>
-        <w:t xml:space="preserve">angle in Week 11.</w:t>
+        <w:t xml:space="preserve">angle in</w:t>
+      </w:r>
+      <w:r>
+        <w:t xml:space="preserve"> </w:t>
+      </w:r>
+      <w:hyperlink r:id="rId132">
+        <w:r>
+          <w:rPr>
+            <w:rStyle w:val="Hyperlink"/>
+          </w:rPr>
+          <w:t xml:space="preserve">Week 11</w:t>
+        </w:r>
+      </w:hyperlink>
+      <w:r>
+        <w:t xml:space="preserve">.</w:t>
       </w:r>
     </w:p>
     <w:p>
@@ -25693,7 +25698,30 @@
         <w:t xml:space="preserve"> </w:t>
       </w:r>
       <w:r>
-        <w:t xml:space="preserve">appears as a separate component in the architecture diagram (the example architecture from Week 1). The keys</w:t>
+        <w:t xml:space="preserve">appears as a separate component in the architecture diagram</w:t>
+      </w:r>
+      <w:r>
+        <w:t xml:space="preserve"> </w:t>
+      </w:r>
+      <w:r>
+        <w:t xml:space="preserve">(</w:t>
+      </w:r>
+      <w:hyperlink r:id="rId84">
+        <w:r>
+          <w:rPr>
+            <w:rStyle w:val="Hyperlink"/>
+          </w:rPr>
+          <w:t xml:space="preserve">the example architecture from Week 1</w:t>
+        </w:r>
+      </w:hyperlink>
+      <w:r>
+        <w:t xml:space="preserve">).</w:t>
+      </w:r>
+      <w:r>
+        <w:t xml:space="preserve"> </w:t>
+      </w:r>
+      <w:r>
+        <w:t xml:space="preserve">The keys</w:t>
       </w:r>
       <w:r>
         <w:t xml:space="preserve"> </w:t>
@@ -25730,7 +25758,7 @@
         <w:t xml:space="preserve">algorithm it uses together with the standard it rests on (NIST FIPS, ISO/IEC 9797-1, EMV specifications).</w:t>
       </w:r>
     </w:p>
-    <w:bookmarkStart w:id="124" w:name="Xbe1fb45f6b9f5fc32a2f4c5a10722311d7e7d2b"/>
+    <w:bookmarkStart w:id="133" w:name="Xbe1fb45f6b9f5fc32a2f4c5a10722311d7e7d2b"/>
     <w:p>
       <w:pPr>
         <w:pStyle w:val="Heading3"/>
@@ -25797,7 +25825,7 @@
         <w:pStyle w:val="Compact"/>
         <w:numPr>
           <w:ilvl w:val="0"/>
-          <w:numId w:val="1023"/>
+          <w:numId w:val="1010"/>
         </w:numPr>
       </w:pPr>
       <w:r>
@@ -25843,7 +25871,7 @@
         <w:pStyle w:val="Compact"/>
         <w:numPr>
           <w:ilvl w:val="0"/>
-          <w:numId w:val="1023"/>
+          <w:numId w:val="1010"/>
         </w:numPr>
       </w:pPr>
       <w:r>
@@ -25902,7 +25930,7 @@
         <w:pStyle w:val="Compact"/>
         <w:numPr>
           <w:ilvl w:val="0"/>
-          <w:numId w:val="1023"/>
+          <w:numId w:val="1010"/>
         </w:numPr>
       </w:pPr>
       <w:r>
@@ -25973,7 +26001,7 @@
         <w:pStyle w:val="Compact"/>
         <w:numPr>
           <w:ilvl w:val="0"/>
-          <w:numId w:val="1023"/>
+          <w:numId w:val="1010"/>
         </w:numPr>
       </w:pPr>
       <w:r>
@@ -26076,7 +26104,7 @@
         <w:pStyle w:val="Compact"/>
         <w:numPr>
           <w:ilvl w:val="0"/>
-          <w:numId w:val="1023"/>
+          <w:numId w:val="1010"/>
         </w:numPr>
       </w:pPr>
       <w:r>
@@ -26391,8 +26419,8 @@
         <w:t xml:space="preserve">side already only needs the public key, so it does not need the HSM.</w:t>
       </w:r>
     </w:p>
-    <w:bookmarkEnd w:id="124"/>
-    <w:bookmarkStart w:id="125" w:name="X47634321569d3ed00129e9a47b5b0e8a2e6e7df"/>
+    <w:bookmarkEnd w:id="133"/>
+    <w:bookmarkStart w:id="134" w:name="X47634321569d3ed00129e9a47b5b0e8a2e6e7df"/>
     <w:p>
       <w:pPr>
         <w:pStyle w:val="Heading3"/>
@@ -26761,7 +26789,27 @@
         <w:pStyle w:val="FirstParagraph"/>
       </w:pPr>
       <w:r>
-        <w:t xml:space="preserve">We will look again, in Week 11, at software-based security modules (structures like the Secure Enclave/TEE on</w:t>
+        <w:t xml:space="preserve">We will look again, in</w:t>
+      </w:r>
+      <w:r>
+        <w:t xml:space="preserve"> </w:t>
+      </w:r>
+      <w:hyperlink r:id="rId132">
+        <w:r>
+          <w:rPr>
+            <w:rStyle w:val="Hyperlink"/>
+          </w:rPr>
+          <w:t xml:space="preserve">Week 11</w:t>
+        </w:r>
+      </w:hyperlink>
+      <w:r>
+        <w:t xml:space="preserve">, at software-based</w:t>
+      </w:r>
+      <w:r>
+        <w:t xml:space="preserve"> </w:t>
+      </w:r>
+      <w:r>
+        <w:t xml:space="preserve">security modules (structures like the Secure Enclave/TEE on</w:t>
       </w:r>
       <w:r>
         <w:t xml:space="preserve"> </w:t>
@@ -26801,9 +26849,9 @@
         </w:pict>
       </w:r>
     </w:p>
-    <w:bookmarkEnd w:id="125"/>
-    <w:bookmarkEnd w:id="126"/>
-    <w:bookmarkStart w:id="132" w:name="a-look-at-post-quantum-cryptography"/>
+    <w:bookmarkEnd w:id="134"/>
+    <w:bookmarkEnd w:id="135"/>
+    <w:bookmarkStart w:id="142" w:name="a-look-at-post-quantum-cryptography"/>
     <w:p>
       <w:pPr>
         <w:pStyle w:val="Heading2"/>
@@ -26851,20 +26899,20 @@
       <w:r>
         <w:drawing>
           <wp:inline>
-            <wp:extent cx="5759999" cy="2574688"/>
+            <wp:extent cx="5759999" cy="1678490"/>
             <wp:effectExtent b="0" l="0" r="0" t="0"/>
-            <wp:docPr descr="Post-quantum: what changes, what doesn’t" title="" id="128" name="Picture"/>
+            <wp:docPr descr="Post-quantum: what changes, what doesn’t" title="" id="137" name="Picture"/>
             <a:graphic>
               <a:graphicData uri="http://schemas.openxmlformats.org/drawingml/2006/picture">
                 <pic:pic>
                   <pic:nvPicPr>
-                    <pic:cNvPr descr="h10-15-kuantum-sonrasi.png" id="129" name="Picture"/>
+                    <pic:cNvPr descr="h10-15-kuantum-sonrasi.png" id="138" name="Picture"/>
                     <pic:cNvPicPr>
                       <a:picLocks noChangeArrowheads="1" noChangeAspect="1"/>
                     </pic:cNvPicPr>
                   </pic:nvPicPr>
                   <pic:blipFill>
-                    <a:blip r:embed="rId127"/>
+                    <a:blip r:embed="rId136"/>
                     <a:stretch>
                       <a:fillRect/>
                     </a:stretch>
@@ -26872,7 +26920,7 @@
                   <pic:spPr bwMode="auto">
                     <a:xfrm>
                       <a:off x="0" y="0"/>
-                      <a:ext cx="5759999" cy="2574688"/>
+                      <a:ext cx="5759999" cy="1678490"/>
                     </a:xfrm>
                     <a:prstGeom prst="rect">
                       <a:avLst/>
@@ -27120,7 +27168,27 @@
         <w:t xml:space="preserve"> </w:t>
       </w:r>
       <w:r>
-        <w:t xml:space="preserve">version field from Week 3), so that when the algorithm changes, only configuration and re-encryption are</w:t>
+        <w:t xml:space="preserve">version field from</w:t>
+      </w:r>
+      <w:r>
+        <w:t xml:space="preserve"> </w:t>
+      </w:r>
+      <w:hyperlink r:id="rId139">
+        <w:r>
+          <w:rPr>
+            <w:rStyle w:val="Hyperlink"/>
+          </w:rPr>
+          <w:t xml:space="preserve">Week 3</w:t>
+        </w:r>
+      </w:hyperlink>
+      <w:r>
+        <w:t xml:space="preserve">),</w:t>
+      </w:r>
+      <w:r>
+        <w:t xml:space="preserve"> </w:t>
+      </w:r>
+      <w:r>
+        <w:t xml:space="preserve">so that when the algorithm changes, only configuration and re-encryption are</w:t>
       </w:r>
       <w:r>
         <w:t xml:space="preserve"> </w:t>
@@ -27129,7 +27197,7 @@
         <w:t xml:space="preserve">needed.</w:t>
       </w:r>
     </w:p>
-    <w:bookmarkStart w:id="130" w:name="X0baa8ab770a18a3bcb0b146a773a112b261dd70"/>
+    <w:bookmarkStart w:id="140" w:name="X0baa8ab770a18a3bcb0b146a773a112b261dd70"/>
     <w:p>
       <w:pPr>
         <w:pStyle w:val="Heading3"/>
@@ -28043,8 +28111,8 @@
         <w:t xml:space="preserve">not-yet-proven math) is broken, the classical side keeps protecting.</w:t>
       </w:r>
     </w:p>
-    <w:bookmarkEnd w:id="130"/>
-    <w:bookmarkStart w:id="131" w:name="why-lattice-problems-a-short-intuition"/>
+    <w:bookmarkEnd w:id="140"/>
+    <w:bookmarkStart w:id="141" w:name="why-lattice-problems-a-short-intuition"/>
     <w:p>
       <w:pPr>
         <w:pStyle w:val="Heading3"/>
@@ -28395,9 +28463,9 @@
         </w:pict>
       </w:r>
     </w:p>
-    <w:bookmarkEnd w:id="131"/>
-    <w:bookmarkEnd w:id="132"/>
-    <w:bookmarkStart w:id="134" w:name="term-project-this-week"/>
+    <w:bookmarkEnd w:id="141"/>
+    <w:bookmarkEnd w:id="142"/>
+    <w:bookmarkStart w:id="144" w:name="term-project-this-week"/>
     <w:p>
       <w:pPr>
         <w:pStyle w:val="Heading2"/>
@@ -28451,7 +28519,7 @@
         <w:pStyle w:val="Compact"/>
         <w:numPr>
           <w:ilvl w:val="0"/>
-          <w:numId w:val="1024"/>
+          <w:numId w:val="1011"/>
         </w:numPr>
       </w:pPr>
       <w:r>
@@ -28485,7 +28553,7 @@
         <w:pStyle w:val="Compact"/>
         <w:numPr>
           <w:ilvl w:val="0"/>
-          <w:numId w:val="1025"/>
+          <w:numId w:val="1012"/>
         </w:numPr>
       </w:pPr>
       <w:r>
@@ -28505,7 +28573,24 @@
         <w:t xml:space="preserve"> </w:t>
       </w:r>
       <w:r>
-        <w:t xml:space="preserve">and its renewal and destruction (Week 3).</w:t>
+        <w:t xml:space="preserve">and its renewal and destruction</w:t>
+      </w:r>
+      <w:r>
+        <w:t xml:space="preserve"> </w:t>
+      </w:r>
+      <w:r>
+        <w:t xml:space="preserve">(</w:t>
+      </w:r>
+      <w:hyperlink r:id="rId139">
+        <w:r>
+          <w:rPr>
+            <w:rStyle w:val="Hyperlink"/>
+          </w:rPr>
+          <w:t xml:space="preserve">Week 3</w:t>
+        </w:r>
+      </w:hyperlink>
+      <w:r>
+        <w:t xml:space="preserve">).</w:t>
       </w:r>
     </w:p>
     <w:p>
@@ -28513,7 +28598,7 @@
         <w:pStyle w:val="Compact"/>
         <w:numPr>
           <w:ilvl w:val="0"/>
-          <w:numId w:val="1026"/>
+          <w:numId w:val="1013"/>
         </w:numPr>
       </w:pPr>
       <w:r>
@@ -28541,7 +28626,7 @@
         <w:pStyle w:val="Compact"/>
         <w:numPr>
           <w:ilvl w:val="0"/>
-          <w:numId w:val="1027"/>
+          <w:numId w:val="1014"/>
         </w:numPr>
       </w:pPr>
       <w:r>
@@ -28575,7 +28660,7 @@
         <w:pStyle w:val="Compact"/>
         <w:numPr>
           <w:ilvl w:val="0"/>
-          <w:numId w:val="1028"/>
+          <w:numId w:val="1015"/>
         </w:numPr>
       </w:pPr>
       <w:r>
@@ -28598,7 +28683,7 @@
         <w:t xml:space="preserve">put the root key in the repository.</w:t>
       </w:r>
     </w:p>
-    <w:bookmarkStart w:id="133" w:name="X80a6d4987256ba9d31a9109d54d0f3926e58ba4"/>
+    <w:bookmarkStart w:id="143" w:name="X80a6d4987256ba9d31a9109d54d0f3926e58ba4"/>
     <w:p>
       <w:pPr>
         <w:pStyle w:val="Heading3"/>
@@ -29126,7 +29211,27 @@
         <w:pStyle w:val="BodyText"/>
       </w:pPr>
       <w:r>
-        <w:t xml:space="preserve">The key lifecycle table (this week’s counterpart to Week 3’s key management topic) for the same component:</w:t>
+        <w:t xml:space="preserve">The key lifecycle table (this week’s counterpart to</w:t>
+      </w:r>
+      <w:r>
+        <w:t xml:space="preserve"> </w:t>
+      </w:r>
+      <w:hyperlink r:id="rId139">
+        <w:r>
+          <w:rPr>
+            <w:rStyle w:val="Hyperlink"/>
+          </w:rPr>
+          <w:t xml:space="preserve">Week 3’s key management topic</w:t>
+        </w:r>
+      </w:hyperlink>
+      <w:r>
+        <w:t xml:space="preserve">)</w:t>
+      </w:r>
+      <w:r>
+        <w:t xml:space="preserve"> </w:t>
+      </w:r>
+      <w:r>
+        <w:t xml:space="preserve">for the same component:</w:t>
       </w:r>
     </w:p>
     <w:tbl>
@@ -29588,9 +29693,9 @@
         </w:pict>
       </w:r>
     </w:p>
-    <w:bookmarkEnd w:id="133"/>
-    <w:bookmarkEnd w:id="134"/>
-    <w:bookmarkStart w:id="135" w:name="work-on-your-own"/>
+    <w:bookmarkEnd w:id="143"/>
+    <w:bookmarkEnd w:id="144"/>
+    <w:bookmarkStart w:id="145" w:name="work-on-your-own"/>
     <w:p>
       <w:pPr>
         <w:pStyle w:val="Heading2"/>
@@ -30072,8 +30177,8 @@
         </w:pict>
       </w:r>
     </w:p>
-    <w:bookmarkEnd w:id="135"/>
-    <w:bookmarkStart w:id="136" w:name="self-check"/>
+    <w:bookmarkEnd w:id="145"/>
+    <w:bookmarkStart w:id="146" w:name="self-check"/>
     <w:p>
       <w:pPr>
         <w:pStyle w:val="Heading2"/>
@@ -31195,8 +31300,8 @@
         </w:pict>
       </w:r>
     </w:p>
-    <w:bookmarkEnd w:id="136"/>
-    <w:bookmarkStart w:id="137" w:name="resources-and-further-reading"/>
+    <w:bookmarkEnd w:id="146"/>
+    <w:bookmarkStart w:id="148" w:name="resources-and-further-reading"/>
     <w:p>
       <w:pPr>
         <w:pStyle w:val="Heading2"/>
@@ -31241,7 +31346,7 @@
         <w:pStyle w:val="Compact"/>
         <w:numPr>
           <w:ilvl w:val="0"/>
-          <w:numId w:val="1029"/>
+          <w:numId w:val="1016"/>
         </w:numPr>
       </w:pPr>
       <w:r>
@@ -31253,7 +31358,7 @@
         <w:pStyle w:val="Compact"/>
         <w:numPr>
           <w:ilvl w:val="0"/>
-          <w:numId w:val="1029"/>
+          <w:numId w:val="1016"/>
         </w:numPr>
       </w:pPr>
       <w:r>
@@ -31271,7 +31376,7 @@
         <w:pStyle w:val="Compact"/>
         <w:numPr>
           <w:ilvl w:val="0"/>
-          <w:numId w:val="1029"/>
+          <w:numId w:val="1016"/>
         </w:numPr>
       </w:pPr>
       <w:r>
@@ -31289,7 +31394,7 @@
         <w:pStyle w:val="Compact"/>
         <w:numPr>
           <w:ilvl w:val="0"/>
-          <w:numId w:val="1029"/>
+          <w:numId w:val="1016"/>
         </w:numPr>
       </w:pPr>
       <w:r>
@@ -31307,7 +31412,7 @@
         <w:pStyle w:val="Compact"/>
         <w:numPr>
           <w:ilvl w:val="0"/>
-          <w:numId w:val="1029"/>
+          <w:numId w:val="1016"/>
         </w:numPr>
       </w:pPr>
       <w:r>
@@ -31331,7 +31436,7 @@
         <w:pStyle w:val="Compact"/>
         <w:numPr>
           <w:ilvl w:val="0"/>
-          <w:numId w:val="1030"/>
+          <w:numId w:val="1017"/>
         </w:numPr>
       </w:pPr>
       <w:r>
@@ -31349,7 +31454,7 @@
         <w:pStyle w:val="Compact"/>
         <w:numPr>
           <w:ilvl w:val="0"/>
-          <w:numId w:val="1030"/>
+          <w:numId w:val="1017"/>
         </w:numPr>
       </w:pPr>
       <w:r>
@@ -31367,7 +31472,7 @@
         <w:pStyle w:val="Compact"/>
         <w:numPr>
           <w:ilvl w:val="0"/>
-          <w:numId w:val="1030"/>
+          <w:numId w:val="1017"/>
         </w:numPr>
       </w:pPr>
       <w:r>
@@ -31448,7 +31553,7 @@
         <w:pStyle w:val="Compact"/>
         <w:numPr>
           <w:ilvl w:val="0"/>
-          <w:numId w:val="1030"/>
+          <w:numId w:val="1017"/>
         </w:numPr>
       </w:pPr>
       <w:r>
@@ -31985,8 +32090,115 @@
         </w:tc>
       </w:tr>
     </w:tbl>
-    <w:bookmarkEnd w:id="137"/>
-    <w:bookmarkEnd w:id="138"/>
+    <w:p>
+      <w:pPr>
+        <w:pStyle w:val="BlockText"/>
+      </w:pPr>
+      <w:r>
+        <w:rPr>
+          <w:b/>
+          <w:bCs/>
+        </w:rPr>
+        <w:t xml:space="preserve">Next week</w:t>
+      </w:r>
+    </w:p>
+    <w:p>
+      <w:pPr>
+        <w:pStyle w:val="BlockText"/>
+      </w:pPr>
+      <w:hyperlink r:id="rId147">
+        <w:r>
+          <w:rPr>
+            <w:rStyle w:val="Hyperlink"/>
+            <w:b/>
+            <w:bCs/>
+          </w:rPr>
+          <w:t xml:space="preserve">Week 11</w:t>
+        </w:r>
+      </w:hyperlink>
+      <w:r>
+        <w:rPr>
+          <w:b/>
+          <w:bCs/>
+        </w:rPr>
+        <w:t xml:space="preserve"> </w:t>
+      </w:r>
+      <w:r>
+        <w:rPr>
+          <w:b/>
+          <w:bCs/>
+        </w:rPr>
+        <w:t xml:space="preserve">— Whitebox cryptography.</w:t>
+      </w:r>
+      <w:r>
+        <w:t xml:space="preserve"> </w:t>
+      </w:r>
+      <w:r>
+        <w:t xml:space="preserve">This week we saw the</w:t>
+      </w:r>
+      <w:r>
+        <w:t xml:space="preserve"> </w:t>
+      </w:r>
+      <w:r>
+        <w:t xml:space="preserve">“entrust it to hardware”</w:t>
+      </w:r>
+      <w:r>
+        <w:t xml:space="preserve"> </w:t>
+      </w:r>
+      <w:r>
+        <w:t xml:space="preserve">path for protecting a key</w:t>
+      </w:r>
+      <w:r>
+        <w:t xml:space="preserve"> </w:t>
+      </w:r>
+      <w:r>
+        <w:t xml:space="preserve">(HSM, PKCS#11,</w:t>
+      </w:r>
+      <w:r>
+        <w:t xml:space="preserve"> </w:t>
+      </w:r>
+      <w:r>
+        <w:rPr>
+          <w:rStyle w:val="VerbatimChar"/>
+        </w:rPr>
+        <w:t xml:space="preserve">CKA_EXTRACTABLE=false</w:t>
+      </w:r>
+      <w:r>
+        <w:t xml:space="preserve">, §11). Week 11 asks the same question with no hardware available: how</w:t>
+      </w:r>
+      <w:r>
+        <w:t xml:space="preserve"> </w:t>
+      </w:r>
+      <w:r>
+        <w:t xml:space="preserve">do you protect a key inside an application that is pure software, with no access to any HSM? Table-based</w:t>
+      </w:r>
+      <w:r>
+        <w:t xml:space="preserve"> </w:t>
+      </w:r>
+      <w:r>
+        <w:t xml:space="preserve">whitebox AES and the attacks built against it (BGE, DCA, DFA) are the software-side counterpart of this</w:t>
+      </w:r>
+      <w:r>
+        <w:t xml:space="preserve"> </w:t>
+      </w:r>
+      <w:r>
+        <w:t xml:space="preserve">week’s</w:t>
+      </w:r>
+      <w:r>
+        <w:t xml:space="preserve"> </w:t>
+      </w:r>
+      <w:r>
+        <w:t xml:space="preserve">“the key must never be exposed”</w:t>
+      </w:r>
+      <w:r>
+        <w:t xml:space="preserve"> </w:t>
+      </w:r>
+      <w:r>
+        <w:t xml:space="preserve">principle.</w:t>
+      </w:r>
+    </w:p>
+    <w:bookmarkEnd w:id="148"/>
+    <w:bookmarkEnd w:id="149"/>
     <w:sectPr>
       <w:headerReference r:id="rId9" w:type="default"/>
       <w:footerReference r:id="rId10" w:type="default"/>
@@ -32508,45 +32720,6 @@
     <w:abstractNumId w:val="991"/>
   </w:num>
   <w:num w:numId="1004">
-    <w:abstractNumId w:val="991"/>
-  </w:num>
-  <w:num w:numId="1005">
-    <w:abstractNumId w:val="991"/>
-  </w:num>
-  <w:num w:numId="1006">
-    <w:abstractNumId w:val="991"/>
-  </w:num>
-  <w:num w:numId="1007">
-    <w:abstractNumId w:val="991"/>
-  </w:num>
-  <w:num w:numId="1008">
-    <w:abstractNumId w:val="991"/>
-  </w:num>
-  <w:num w:numId="1009">
-    <w:abstractNumId w:val="991"/>
-  </w:num>
-  <w:num w:numId="1010">
-    <w:abstractNumId w:val="991"/>
-  </w:num>
-  <w:num w:numId="1011">
-    <w:abstractNumId w:val="991"/>
-  </w:num>
-  <w:num w:numId="1012">
-    <w:abstractNumId w:val="991"/>
-  </w:num>
-  <w:num w:numId="1013">
-    <w:abstractNumId w:val="991"/>
-  </w:num>
-  <w:num w:numId="1014">
-    <w:abstractNumId w:val="991"/>
-  </w:num>
-  <w:num w:numId="1015">
-    <w:abstractNumId w:val="991"/>
-  </w:num>
-  <w:num w:numId="1016">
-    <w:abstractNumId w:val="991"/>
-  </w:num>
-  <w:num w:numId="1017">
     <w:abstractNumId w:val="99411"/>
     <w:lvlOverride w:ilvl="0">
       <w:startOverride w:val="1"/>
@@ -32576,7 +32749,7 @@
       <w:startOverride w:val="1"/>
     </w:lvlOverride>
   </w:num>
-  <w:num w:numId="1018">
+  <w:num w:numId="1005">
     <w:abstractNumId w:val="99411"/>
     <w:lvlOverride w:ilvl="0">
       <w:startOverride w:val="1"/>
@@ -32606,10 +32779,10 @@
       <w:startOverride w:val="1"/>
     </w:lvlOverride>
   </w:num>
-  <w:num w:numId="1019">
+  <w:num w:numId="1006">
     <w:abstractNumId w:val="991"/>
   </w:num>
-  <w:num w:numId="1020">
+  <w:num w:numId="1007">
     <w:abstractNumId w:val="99411"/>
     <w:lvlOverride w:ilvl="0">
       <w:startOverride w:val="1"/>
@@ -32639,7 +32812,7 @@
       <w:startOverride w:val="1"/>
     </w:lvlOverride>
   </w:num>
-  <w:num w:numId="1021">
+  <w:num w:numId="1008">
     <w:abstractNumId w:val="99411"/>
     <w:lvlOverride w:ilvl="0">
       <w:startOverride w:val="1"/>
@@ -32669,7 +32842,7 @@
       <w:startOverride w:val="1"/>
     </w:lvlOverride>
   </w:num>
-  <w:num w:numId="1022">
+  <w:num w:numId="1009">
     <w:abstractNumId w:val="99411"/>
     <w:lvlOverride w:ilvl="0">
       <w:startOverride w:val="1"/>
@@ -32699,7 +32872,7 @@
       <w:startOverride w:val="1"/>
     </w:lvlOverride>
   </w:num>
-  <w:num w:numId="1023">
+  <w:num w:numId="1010">
     <w:abstractNumId w:val="99411"/>
     <w:lvlOverride w:ilvl="0">
       <w:startOverride w:val="1"/>
@@ -32729,25 +32902,25 @@
       <w:startOverride w:val="1"/>
     </w:lvlOverride>
   </w:num>
-  <w:num w:numId="1024">
+  <w:num w:numId="1011">
     <w:abstractNumId w:val="992"/>
   </w:num>
-  <w:num w:numId="1025">
+  <w:num w:numId="1012">
     <w:abstractNumId w:val="992"/>
   </w:num>
-  <w:num w:numId="1026">
+  <w:num w:numId="1013">
     <w:abstractNumId w:val="992"/>
   </w:num>
-  <w:num w:numId="1027">
+  <w:num w:numId="1014">
     <w:abstractNumId w:val="992"/>
   </w:num>
-  <w:num w:numId="1028">
+  <w:num w:numId="1015">
     <w:abstractNumId w:val="992"/>
   </w:num>
-  <w:num w:numId="1029">
+  <w:num w:numId="1016">
     <w:abstractNumId w:val="991"/>
   </w:num>
-  <w:num w:numId="1030">
+  <w:num w:numId="1017">
     <w:abstractNumId w:val="991"/>
   </w:num>
 </w:numbering>

--- a/docs/week-10/cen429-week-10-ders-notu.en.docx
+++ b/docs/week-10/cen429-week-10-ders-notu.en.docx
@@ -2,7 +2,7 @@
 <file path=word/document.xml><?xml version="1.0" encoding="utf-8"?>
 <w:document xmlns:w="http://schemas.openxmlformats.org/wordprocessingml/2006/main" xmlns:m="http://schemas.openxmlformats.org/officeDocument/2006/math" xmlns:r="http://schemas.openxmlformats.org/officeDocument/2006/relationships" xmlns:o="urn:schemas-microsoft-com:office:office" xmlns:v="urn:schemas-microsoft-com:vml" xmlns:w10="urn:schemas-microsoft-com:office:word" xmlns:a="http://schemas.openxmlformats.org/drawingml/2006/main" xmlns:pic="http://schemas.openxmlformats.org/drawingml/2006/picture" xmlns:wp="http://schemas.openxmlformats.org/drawingml/2006/wordprocessingDrawing">
   <w:body>
-    <w:bookmarkStart w:id="149" w:name="X6b6b88c91d065f96e0bfbfaf9f60a7453971109"/>
+    <w:bookmarkStart w:id="182" w:name="X6b6b88c91d065f96e0bfbfaf9f60a7453971109"/>
     <w:p>
       <w:pPr>
         <w:pStyle w:val="Heading1"/>
@@ -197,7 +197,7 @@
               <w:t xml:space="preserve"> </w:t>
             </w:r>
             <w:r>
-              <w:t xml:space="preserve">— 2 demos; requires OpenSSL 3;</w:t>
+              <w:t xml:space="preserve">— 11 demos (2 shell/OpenSSL, 9 Python); OpenSSL 1.1.1+ or 3.x is enough;</w:t>
             </w:r>
             <w:r>
               <w:t xml:space="preserve"> </w:t>
@@ -212,6 +212,21 @@
               <w:t xml:space="preserve"> </w:t>
             </w:r>
             <w:r>
+              <w:t xml:space="preserve">/</w:t>
+            </w:r>
+            <w:r>
+              <w:t xml:space="preserve"> </w:t>
+            </w:r>
+            <w:r>
+              <w:rPr>
+                <w:rStyle w:val="VerbatimChar"/>
+              </w:rPr>
+              <w:t xml:space="preserve">python &lt;demo&gt;.py</w:t>
+            </w:r>
+            <w:r>
+              <w:t xml:space="preserve"> </w:t>
+            </w:r>
+            <w:r>
               <w:t xml:space="preserve">in each demo folder</w:t>
             </w:r>
           </w:p>
@@ -227,7 +242,7 @@
           <w:b/>
           <w:bCs/>
         </w:rPr>
-        <w:t xml:space="preserve">This week’s working demo</w:t>
+        <w:t xml:space="preserve">This week’s working demos (11 demos)</w:t>
       </w:r>
     </w:p>
     <w:p>
@@ -238,7 +253,7 @@
         <w:rPr>
           <w:rStyle w:val="VerbatimChar"/>
         </w:rPr>
-        <w:t xml:space="preserve">code/week-10/01-pki-zincir</w:t>
+        <w:t xml:space="preserve">code/week-10/01-pki-chain</w:t>
       </w:r>
       <w:r>
         <w:t xml:space="preserve"> </w:t>
@@ -259,7 +274,7 @@
         <w:t xml:space="preserve"> </w:t>
       </w:r>
       <w:r>
-        <w:t xml:space="preserve">errors without the intermediate certificate, OK once it’s added.</w:t>
+        <w:t xml:space="preserve">errors without the intermediate certificate, OK once it’s added; an expired certificate, the wrong root, a non-CA issuer and the wrong hostname are each rejected too.</w:t>
       </w:r>
       <w:r>
         <w:t xml:space="preserve"> </w:t>
@@ -274,13 +289,19 @@
         <w:rPr>
           <w:rStyle w:val="VerbatimChar"/>
         </w:rPr>
-        <w:t xml:space="preserve">code/week-10/02-imza-dogrulama</w:t>
-      </w:r>
-      <w:r>
-        <w:t xml:space="preserve"> </w:t>
-      </w:r>
-      <w:r>
-        <w:t xml:space="preserve">— Ed25519 signature/verification: the correct signature is accepted, a tampered one is rejected; the</w:t>
+        <w:t xml:space="preserve">code/week-10/02-signature-verification</w:t>
+      </w:r>
+      <w:r>
+        <w:t xml:space="preserve"> </w:t>
+      </w:r>
+      <w:r>
+        <w:t xml:space="preserve">— ECDSA (P-256) signature/verification: the correct signature is accepted, a tampered one is rejected; the downgrade and wrong-key traps.</w:t>
+      </w:r>
+      <w:r>
+        <w:t xml:space="preserve"> </w:t>
+      </w:r>
+      <w:r>
+        <w:t xml:space="preserve">·</w:t>
       </w:r>
       <w:r>
         <w:t xml:space="preserve"> </w:t>
@@ -289,13 +310,28 @@
         <w:rPr>
           <w:rStyle w:val="VerbatimChar"/>
         </w:rPr>
-        <w:t xml:space="preserve">==1</w:t>
-      </w:r>
-      <w:r>
-        <w:t xml:space="preserve"> </w:t>
-      </w:r>
-      <w:r>
-        <w:t xml:space="preserve">trap.</w:t>
+        <w:t xml:space="preserve">code/week-10/03-block-cipher-modes</w:t>
+      </w:r>
+      <w:r>
+        <w:t xml:space="preserve"> </w:t>
+      </w:r>
+      <w:r>
+        <w:t xml:space="preserve">…</w:t>
+      </w:r>
+      <w:r>
+        <w:t xml:space="preserve"> </w:t>
+      </w:r>
+      <w:r>
+        <w:rPr>
+          <w:rStyle w:val="VerbatimChar"/>
+        </w:rPr>
+        <w:t xml:space="preserve">11-hsm-key-use</w:t>
+      </w:r>
+      <w:r>
+        <w:t xml:space="preserve"> </w:t>
+      </w:r>
+      <w:r>
+        <w:t xml:space="preserve">— Python: block modes (ECB/CBC/CTR/a GCM-like mode), PKCS#7 padding, HMAC’s inner/outer digest, the encrypt-then-MAC order, toy RSA, toy Diffie–Hellman with a man-in-the-middle, toy ECDH, CRL/OCSP, HSM/PKCS#11 key use.</w:t>
       </w:r>
     </w:p>
     <w:p>
@@ -318,7 +354,7 @@
         <w:t xml:space="preserve"> </w:t>
       </w:r>
       <w:r>
-        <w:t xml:space="preserve">(Linux/WSL) or build with CMake and run from</w:t>
+        <w:t xml:space="preserve">(the shell demos) or</w:t>
       </w:r>
       <w:r>
         <w:t xml:space="preserve"> </w:t>
@@ -327,10 +363,13 @@
         <w:rPr>
           <w:rStyle w:val="VerbatimChar"/>
         </w:rPr>
-        <w:t xml:space="preserve">bin/</w:t>
-      </w:r>
-      <w:r>
-        <w:t xml:space="preserve">. Entirely synthetic and safe; it does not harm the student’s computer.</w:t>
+        <w:t xml:space="preserve">python &lt;demo&gt;.py</w:t>
+      </w:r>
+      <w:r>
+        <w:t xml:space="preserve"> </w:t>
+      </w:r>
+      <w:r>
+        <w:t xml:space="preserve">(the Python demos); both only ever touch their own temporary folder.</w:t>
       </w:r>
     </w:p>
     <w:p>
@@ -350,7 +389,7 @@
         <w:pStyle w:val="BlockText"/>
       </w:pPr>
       <w:r>
-        <w:t xml:space="preserve">These two demos use</w:t>
+        <w:t xml:space="preserve">The first two demos use</w:t>
       </w:r>
       <w:r>
         <w:t xml:space="preserve"> </w:t>
@@ -438,7 +477,7 @@
         <w:rPr>
           <w:rStyle w:val="NormalTok"/>
         </w:rPr>
-        <w:t xml:space="preserve"> week-10/01-pki-zincir</w:t>
+        <w:t xml:space="preserve"> week-10/01-pki-chain</w:t>
       </w:r>
       <w:r>
         <w:br/>
@@ -459,7 +498,7 @@
         <w:rPr>
           <w:rStyle w:val="CommentTok"/>
         </w:rPr>
-        <w:t xml:space="preserve"># kök CA → ara CA → sunucu sertifikası üretir ve zinciri doğrular</w:t>
+        <w:t xml:space="preserve"># root CA -&gt; intermediate CA -&gt; server certificate, verified under nine scenarios</w:t>
       </w:r>
       <w:r>
         <w:br/>
@@ -477,7 +516,7 @@
         <w:rPr>
           <w:rStyle w:val="NormalTok"/>
         </w:rPr>
-        <w:t xml:space="preserve"> ../02-imza-dogrulama</w:t>
+        <w:t xml:space="preserve"> ../02-signature-verification</w:t>
       </w:r>
       <w:r>
         <w:br/>
@@ -498,7 +537,7 @@
         <w:rPr>
           <w:rStyle w:val="CommentTok"/>
         </w:rPr>
-        <w:t xml:space="preserve"># Ed25519 ile imzala → doğrula → tek bayt kurcala → doğrulama reddetsin</w:t>
+        <w:t xml:space="preserve"># sign with ECDSA (P-256) -&gt; verify -&gt; tamper one byte -&gt; verification rejects it</w:t>
       </w:r>
     </w:p>
     <w:p>
@@ -585,7 +624,19 @@
         <w:t xml:space="preserve"> </w:t>
       </w:r>
       <w:r>
-        <w:t xml:space="preserve">rule). The second demo signs a file and verifies it (</w:t>
+        <w:t xml:space="preserve">rule); the expired, wrong-root,</w:t>
+      </w:r>
+      <w:r>
+        <w:t xml:space="preserve"> </w:t>
+      </w:r>
+      <w:r>
+        <w:rPr>
+          <w:rStyle w:val="VerbatimChar"/>
+        </w:rPr>
+        <w:t xml:space="preserve">CA:FALSE</w:t>
+      </w:r>
+      <w:r>
+        <w:t xml:space="preserve">-issuer and wrong-hostname scenarios are each rejected separately too. The second demo signs a file and verifies it (</w:t>
       </w:r>
       <w:r>
         <w:rPr>
@@ -612,6 +663,279 @@
       </w:r>
       <w:r>
         <w:t xml:space="preserve">it — this is how signature integrity catches tampering.</w:t>
+      </w:r>
+    </w:p>
+    <w:p>
+      <w:pPr>
+        <w:pStyle w:val="BlockText"/>
+      </w:pPr>
+      <w:r>
+        <w:t xml:space="preserve">The remaining nine demos are pure Python, no dependencies needed:</w:t>
+      </w:r>
+    </w:p>
+    <w:p>
+      <w:pPr>
+        <w:pStyle w:val="SourceCode"/>
+      </w:pPr>
+      <w:r>
+        <w:rPr>
+          <w:rStyle w:val="BuiltInTok"/>
+        </w:rPr>
+        <w:t xml:space="preserve">cd</w:t>
+      </w:r>
+      <w:r>
+        <w:rPr>
+          <w:rStyle w:val="NormalTok"/>
+        </w:rPr>
+        <w:t xml:space="preserve"> ../03-block-cipher-modes</w:t>
+      </w:r>
+      <w:r>
+        <w:br/>
+      </w:r>
+      <w:r>
+        <w:rPr>
+          <w:rStyle w:val="ExtensionTok"/>
+        </w:rPr>
+        <w:t xml:space="preserve">python</w:t>
+      </w:r>
+      <w:r>
+        <w:rPr>
+          <w:rStyle w:val="NormalTok"/>
+        </w:rPr>
+        <w:t xml:space="preserve"> block_modes.py     </w:t>
+      </w:r>
+      <w:r>
+        <w:rPr>
+          <w:rStyle w:val="CommentTok"/>
+        </w:rPr>
+        <w:t xml:space="preserve"># ECB/CBC/CTR/a GCM-like mode: chaining, the IV, what a flipped bit does</w:t>
+      </w:r>
+    </w:p>
+    <w:p>
+      <w:pPr>
+        <w:pStyle w:val="BlockText"/>
+      </w:pPr>
+      <w:r>
+        <w:t xml:space="preserve">The same pattern applies to</w:t>
+      </w:r>
+      <w:r>
+        <w:t xml:space="preserve"> </w:t>
+      </w:r>
+      <w:r>
+        <w:rPr>
+          <w:rStyle w:val="VerbatimChar"/>
+        </w:rPr>
+        <w:t xml:space="preserve">04-pkcs7-padding</w:t>
+      </w:r>
+      <w:r>
+        <w:t xml:space="preserve"> </w:t>
+      </w:r>
+      <w:r>
+        <w:t xml:space="preserve">(</w:t>
+      </w:r>
+      <w:r>
+        <w:rPr>
+          <w:rStyle w:val="VerbatimChar"/>
+        </w:rPr>
+        <w:t xml:space="preserve">python pkcs7.py</w:t>
+      </w:r>
+      <w:r>
+        <w:t xml:space="preserve">),</w:t>
+      </w:r>
+      <w:r>
+        <w:t xml:space="preserve"> </w:t>
+      </w:r>
+      <w:r>
+        <w:rPr>
+          <w:rStyle w:val="VerbatimChar"/>
+        </w:rPr>
+        <w:t xml:space="preserve">05-hmac-construction</w:t>
+      </w:r>
+      <w:r>
+        <w:t xml:space="preserve"> </w:t>
+      </w:r>
+      <w:r>
+        <w:t xml:space="preserve">(</w:t>
+      </w:r>
+      <w:r>
+        <w:rPr>
+          <w:rStyle w:val="VerbatimChar"/>
+        </w:rPr>
+        <w:t xml:space="preserve">python hmac_construction.py</w:t>
+      </w:r>
+      <w:r>
+        <w:t xml:space="preserve">),</w:t>
+      </w:r>
+      <w:r>
+        <w:t xml:space="preserve"> </w:t>
+      </w:r>
+      <w:r>
+        <w:rPr>
+          <w:rStyle w:val="VerbatimChar"/>
+        </w:rPr>
+        <w:t xml:space="preserve">06-encrypt-then-mac</w:t>
+      </w:r>
+      <w:r>
+        <w:t xml:space="preserve"> </w:t>
+      </w:r>
+      <w:r>
+        <w:t xml:space="preserve">(</w:t>
+      </w:r>
+      <w:r>
+        <w:rPr>
+          <w:rStyle w:val="VerbatimChar"/>
+        </w:rPr>
+        <w:t xml:space="preserve">python ordering.py</w:t>
+      </w:r>
+      <w:r>
+        <w:t xml:space="preserve">),</w:t>
+      </w:r>
+      <w:r>
+        <w:t xml:space="preserve"> </w:t>
+      </w:r>
+      <w:r>
+        <w:rPr>
+          <w:rStyle w:val="VerbatimChar"/>
+        </w:rPr>
+        <w:t xml:space="preserve">07-rsa-toy</w:t>
+      </w:r>
+      <w:r>
+        <w:t xml:space="preserve"> </w:t>
+      </w:r>
+      <w:r>
+        <w:t xml:space="preserve">(</w:t>
+      </w:r>
+      <w:r>
+        <w:rPr>
+          <w:rStyle w:val="VerbatimChar"/>
+        </w:rPr>
+        <w:t xml:space="preserve">python rsa_toy.py</w:t>
+      </w:r>
+      <w:r>
+        <w:t xml:space="preserve">),</w:t>
+      </w:r>
+      <w:r>
+        <w:t xml:space="preserve"> </w:t>
+      </w:r>
+      <w:r>
+        <w:rPr>
+          <w:rStyle w:val="VerbatimChar"/>
+        </w:rPr>
+        <w:t xml:space="preserve">08-diffie-hellman</w:t>
+      </w:r>
+      <w:r>
+        <w:t xml:space="preserve"> </w:t>
+      </w:r>
+      <w:r>
+        <w:t xml:space="preserve">(</w:t>
+      </w:r>
+      <w:r>
+        <w:rPr>
+          <w:rStyle w:val="VerbatimChar"/>
+        </w:rPr>
+        <w:t xml:space="preserve">python dh_toy.py</w:t>
+      </w:r>
+      <w:r>
+        <w:t xml:space="preserve">),</w:t>
+      </w:r>
+      <w:r>
+        <w:t xml:space="preserve"> </w:t>
+      </w:r>
+      <w:r>
+        <w:rPr>
+          <w:rStyle w:val="VerbatimChar"/>
+        </w:rPr>
+        <w:t xml:space="preserve">09-ecdh-toy</w:t>
+      </w:r>
+      <w:r>
+        <w:t xml:space="preserve"> </w:t>
+      </w:r>
+      <w:r>
+        <w:t xml:space="preserve">(</w:t>
+      </w:r>
+      <w:r>
+        <w:rPr>
+          <w:rStyle w:val="VerbatimChar"/>
+        </w:rPr>
+        <w:t xml:space="preserve">python ecdh_toy.py</w:t>
+      </w:r>
+      <w:r>
+        <w:t xml:space="preserve">),</w:t>
+      </w:r>
+      <w:r>
+        <w:t xml:space="preserve"> </w:t>
+      </w:r>
+      <w:r>
+        <w:rPr>
+          <w:rStyle w:val="VerbatimChar"/>
+        </w:rPr>
+        <w:t xml:space="preserve">10-revocation</w:t>
+      </w:r>
+      <w:r>
+        <w:t xml:space="preserve"> </w:t>
+      </w:r>
+      <w:r>
+        <w:t xml:space="preserve">(</w:t>
+      </w:r>
+      <w:r>
+        <w:rPr>
+          <w:rStyle w:val="VerbatimChar"/>
+        </w:rPr>
+        <w:t xml:space="preserve">python revocation.py</w:t>
+      </w:r>
+      <w:r>
+        <w:t xml:space="preserve">) and</w:t>
+      </w:r>
+      <w:r>
+        <w:t xml:space="preserve"> </w:t>
+      </w:r>
+      <w:r>
+        <w:rPr>
+          <w:rStyle w:val="VerbatimChar"/>
+        </w:rPr>
+        <w:t xml:space="preserve">11-hsm-key-use</w:t>
+      </w:r>
+      <w:r>
+        <w:t xml:space="preserve"> </w:t>
+      </w:r>
+      <w:r>
+        <w:t xml:space="preserve">(</w:t>
+      </w:r>
+      <w:r>
+        <w:rPr>
+          <w:rStyle w:val="VerbatimChar"/>
+        </w:rPr>
+        <w:t xml:space="preserve">python hsm_sim.py</w:t>
+      </w:r>
+      <w:r>
+        <w:t xml:space="preserve">) — each folder’s own</w:t>
+      </w:r>
+      <w:r>
+        <w:t xml:space="preserve"> </w:t>
+      </w:r>
+      <w:r>
+        <w:rPr>
+          <w:rStyle w:val="VerbatimChar"/>
+        </w:rPr>
+        <w:t xml:space="preserve">README.md</w:t>
+      </w:r>
+      <w:r>
+        <w:t xml:space="preserve"> </w:t>
+      </w:r>
+      <w:r>
+        <w:t xml:space="preserve">gives a</w:t>
+      </w:r>
+      <w:r>
+        <w:t xml:space="preserve"> </w:t>
+      </w:r>
+      <w:r>
+        <w:t xml:space="preserve">“Try it yourself”</w:t>
+      </w:r>
+      <w:r>
+        <w:t xml:space="preserve"> </w:t>
+      </w:r>
+      <w:r>
+        <w:t xml:space="preserve">suggestion.</w:t>
       </w:r>
     </w:p>
     <w:p>
@@ -5149,7 +5473,7 @@
     </w:p>
     <w:bookmarkEnd w:id="44"/>
     <w:bookmarkEnd w:id="45"/>
-    <w:bookmarkStart w:id="58" w:name="X74fa26fb2f7984af8ea5e11cea6601c691258e6"/>
+    <w:bookmarkStart w:id="64" w:name="X74fa26fb2f7984af8ea5e11cea6601c691258e6"/>
     <w:p>
       <w:pPr>
         <w:pStyle w:val="Heading2"/>
@@ -6050,7 +6374,7 @@
         <w:t xml:space="preserve"> </w:t>
       </w:r>
       <w:r>
-        <w:t xml:space="preserve">attack; it was described in 2002, and it kept reappearing in the following years in web</w:t>
+        <w:t xml:space="preserve">attack; Serge Vaudenay described it in 2002, and it kept reappearing in the following years in web</w:t>
       </w:r>
       <w:r>
         <w:t xml:space="preserve"> </w:t>
@@ -6234,7 +6558,7 @@
       </w:r>
     </w:p>
     <w:bookmarkEnd w:id="54"/>
-    <w:bookmarkStart w:id="55" w:name="X6a80adaf0fdc315ae0642f8a7501f520989940d"/>
+    <w:bookmarkStart w:id="58" w:name="X6a80adaf0fdc315ae0642f8a7501f520989940d"/>
     <w:p>
       <w:pPr>
         <w:pStyle w:val="Heading3"/>
@@ -7098,8 +7422,152 @@
         <w:t xml:space="preserve">distinguish these two cases and reconstruct the plaintext byte by byte — without ever needing the key.</w:t>
       </w:r>
     </w:p>
-    <w:bookmarkEnd w:id="55"/>
-    <w:bookmarkStart w:id="57" w:name="X4ff64eec4cdebed080d844b3cf895d54640467e"/>
+    <w:p>
+      <w:pPr>
+        <w:pStyle w:val="BodyText"/>
+      </w:pPr>
+      <w:r>
+        <w:t xml:space="preserve">Watch padding being added and the three checks (length, last-byte range, every padding byte’s value) run in</w:t>
+      </w:r>
+      <w:r>
+        <w:t xml:space="preserve"> </w:t>
+      </w:r>
+      <w:r>
+        <w:t xml:space="preserve">order, and see which one fails for which kind of corruption:</w:t>
+      </w:r>
+    </w:p>
+    <w:p>
+      <w:pPr>
+        <w:pStyle w:val="BodyText"/>
+      </w:pPr>
+      <w:r>
+        <w:drawing>
+          <wp:inline>
+            <wp:extent cx="5111999" cy="1909873"/>
+            <wp:effectExtent b="0" l="0" r="0" t="0"/>
+            <wp:docPr descr="PKCS#7 padding — step by step" title="" id="56" name="Picture"/>
+            <a:graphic>
+              <a:graphicData uri="http://schemas.openxmlformats.org/drawingml/2006/picture">
+                <pic:pic>
+                  <pic:nvPicPr>
+                    <pic:cNvPr descr="pkcs7-padding.en.png" id="57" name="Picture"/>
+                    <pic:cNvPicPr>
+                      <a:picLocks noChangeArrowheads="1" noChangeAspect="1"/>
+                    </pic:cNvPicPr>
+                  </pic:nvPicPr>
+                  <pic:blipFill>
+                    <a:blip r:embed="rId55"/>
+                    <a:stretch>
+                      <a:fillRect/>
+                    </a:stretch>
+                  </pic:blipFill>
+                  <pic:spPr bwMode="auto">
+                    <a:xfrm>
+                      <a:off x="0" y="0"/>
+                      <a:ext cx="5111999" cy="1909873"/>
+                    </a:xfrm>
+                    <a:prstGeom prst="rect">
+                      <a:avLst/>
+                    </a:prstGeom>
+                    <a:noFill/>
+                    <a:ln w="9525">
+                      <a:noFill/>
+                      <a:headEnd/>
+                      <a:tailEnd/>
+                    </a:ln>
+                  </pic:spPr>
+                </pic:pic>
+              </a:graphicData>
+            </a:graphic>
+          </wp:inline>
+        </w:drawing>
+      </w:r>
+    </w:p>
+    <w:p>
+      <w:pPr>
+        <w:pStyle w:val="BodyText"/>
+      </w:pPr>
+      <w:r>
+        <w:t xml:space="preserve">Try</w:t>
+      </w:r>
+      <w:r>
+        <w:t xml:space="preserve"> </w:t>
+      </w:r>
+      <w:r>
+        <w:rPr>
+          <w:b/>
+          <w:bCs/>
+        </w:rPr>
+        <w:t xml:space="preserve">Fits: correct padding</w:t>
+      </w:r>
+      <w:r>
+        <w:t xml:space="preserve">,</w:t>
+      </w:r>
+      <w:r>
+        <w:t xml:space="preserve"> </w:t>
+      </w:r>
+      <w:r>
+        <w:rPr>
+          <w:b/>
+          <w:bCs/>
+        </w:rPr>
+        <w:t xml:space="preserve">Hard: last byte corrupted</w:t>
+      </w:r>
+      <w:r>
+        <w:t xml:space="preserve"> </w:t>
+      </w:r>
+      <w:r>
+        <w:t xml:space="preserve">and both</w:t>
+      </w:r>
+      <w:r>
+        <w:t xml:space="preserve"> </w:t>
+      </w:r>
+      <w:r>
+        <w:rPr>
+          <w:b/>
+          <w:bCs/>
+        </w:rPr>
+        <w:t xml:space="preserve">Edge case: length is no longer a block</w:t>
+      </w:r>
+      <w:r>
+        <w:rPr>
+          <w:b/>
+          <w:bCs/>
+        </w:rPr>
+        <w:t xml:space="preserve"> </w:t>
+      </w:r>
+      <w:r>
+        <w:rPr>
+          <w:b/>
+          <w:bCs/>
+        </w:rPr>
+        <w:t xml:space="preserve">multiple</w:t>
+      </w:r>
+      <w:r>
+        <w:t xml:space="preserve"> </w:t>
+      </w:r>
+      <w:r>
+        <w:t xml:space="preserve">/</w:t>
+      </w:r>
+      <w:r>
+        <w:t xml:space="preserve"> </w:t>
+      </w:r>
+      <w:r>
+        <w:rPr>
+          <w:b/>
+          <w:bCs/>
+        </w:rPr>
+        <w:t xml:space="preserve">Edge case: one padding byte corrupted</w:t>
+      </w:r>
+      <w:r>
+        <w:t xml:space="preserve"> </w:t>
+      </w:r>
+      <w:r>
+        <w:t xml:space="preserve">to compare where each check stops.</w:t>
+      </w:r>
+    </w:p>
+    <w:bookmarkEnd w:id="58"/>
+    <w:bookmarkStart w:id="63" w:name="X4ff64eec4cdebed080d844b3cf895d54640467e"/>
     <w:p>
       <w:pPr>
         <w:pStyle w:val="Heading3"/>
@@ -7540,6 +8008,134 @@
     </w:p>
     <w:p>
       <w:pPr>
+        <w:pStyle w:val="BodyText"/>
+      </w:pPr>
+      <w:r>
+        <w:t xml:space="preserve">Compare all four modes (ECB, CBC, CTR, a GCM-like mode) on the same small message, byte by byte, and see what a</w:t>
+      </w:r>
+      <w:r>
+        <w:t xml:space="preserve"> </w:t>
+      </w:r>
+      <w:r>
+        <w:t xml:space="preserve">tamper actually does under each one:</w:t>
+      </w:r>
+    </w:p>
+    <w:p>
+      <w:pPr>
+        <w:pStyle w:val="BodyText"/>
+      </w:pPr>
+      <w:r>
+        <w:drawing>
+          <wp:inline>
+            <wp:extent cx="5111999" cy="12105368"/>
+            <wp:effectExtent b="0" l="0" r="0" t="0"/>
+            <wp:docPr descr="Block cipher modes — step by step" title="" id="60" name="Picture"/>
+            <a:graphic>
+              <a:graphicData uri="http://schemas.openxmlformats.org/drawingml/2006/picture">
+                <pic:pic>
+                  <pic:nvPicPr>
+                    <pic:cNvPr descr="block-cipher-modes.en.png" id="61" name="Picture"/>
+                    <pic:cNvPicPr>
+                      <a:picLocks noChangeArrowheads="1" noChangeAspect="1"/>
+                    </pic:cNvPicPr>
+                  </pic:nvPicPr>
+                  <pic:blipFill>
+                    <a:blip r:embed="rId59"/>
+                    <a:stretch>
+                      <a:fillRect/>
+                    </a:stretch>
+                  </pic:blipFill>
+                  <pic:spPr bwMode="auto">
+                    <a:xfrm>
+                      <a:off x="0" y="0"/>
+                      <a:ext cx="5111999" cy="12105368"/>
+                    </a:xfrm>
+                    <a:prstGeom prst="rect">
+                      <a:avLst/>
+                    </a:prstGeom>
+                    <a:noFill/>
+                    <a:ln w="9525">
+                      <a:noFill/>
+                      <a:headEnd/>
+                      <a:tailEnd/>
+                    </a:ln>
+                  </pic:spPr>
+                </pic:pic>
+              </a:graphicData>
+            </a:graphic>
+          </wp:inline>
+        </w:drawing>
+      </w:r>
+    </w:p>
+    <w:p>
+      <w:pPr>
+        <w:pStyle w:val="BodyText"/>
+      </w:pPr>
+      <w:r>
+        <w:t xml:space="preserve">Try</w:t>
+      </w:r>
+      <w:r>
+        <w:t xml:space="preserve"> </w:t>
+      </w:r>
+      <w:r>
+        <w:rPr>
+          <w:b/>
+          <w:bCs/>
+        </w:rPr>
+        <w:t xml:space="preserve">Fits: ECB, a repeated pattern leaks</w:t>
+      </w:r>
+      <w:r>
+        <w:t xml:space="preserve">,</w:t>
+      </w:r>
+      <w:r>
+        <w:t xml:space="preserve"> </w:t>
+      </w:r>
+      <w:r>
+        <w:rPr>
+          <w:b/>
+          <w:bCs/>
+        </w:rPr>
+        <w:t xml:space="preserve">Hard: CBC, ciphertext tampered</w:t>
+      </w:r>
+      <w:r>
+        <w:t xml:space="preserve"> </w:t>
+      </w:r>
+      <w:r>
+        <w:t xml:space="preserve">and</w:t>
+      </w:r>
+      <w:r>
+        <w:t xml:space="preserve"> </w:t>
+      </w:r>
+      <w:r>
+        <w:rPr>
+          <w:b/>
+          <w:bCs/>
+        </w:rPr>
+        <w:t xml:space="preserve">Edge case: GCM-like,</w:t>
+      </w:r>
+      <w:r>
+        <w:rPr>
+          <w:b/>
+          <w:bCs/>
+        </w:rPr>
+        <w:t xml:space="preserve"> </w:t>
+      </w:r>
+      <w:r>
+        <w:rPr>
+          <w:b/>
+          <w:bCs/>
+        </w:rPr>
+        <w:t xml:space="preserve">tampering is REJECTED</w:t>
+      </w:r>
+      <w:r>
+        <w:t xml:space="preserve"> </w:t>
+      </w:r>
+      <w:r>
+        <w:t xml:space="preserve">from the picker; 🎲 also generates a random message/mode.</w:t>
+      </w:r>
+    </w:p>
+    <w:p>
+      <w:pPr>
         <w:pStyle w:val="BlockText"/>
       </w:pPr>
       <w:r>
@@ -7731,7 +8327,7 @@
       <w:r>
         <w:t xml:space="preserve"> </w:t>
       </w:r>
-      <w:hyperlink r:id="rId56">
+      <w:hyperlink r:id="rId62">
         <w:r>
           <w:rPr>
             <w:rStyle w:val="Hyperlink"/>
@@ -7790,9 +8386,9 @@
         </w:pict>
       </w:r>
     </w:p>
-    <w:bookmarkEnd w:id="57"/>
-    <w:bookmarkEnd w:id="58"/>
-    <w:bookmarkStart w:id="70" w:name="Xa336ae085ce7198d2673336a88293cb8c80b681"/>
+    <w:bookmarkEnd w:id="63"/>
+    <w:bookmarkEnd w:id="64"/>
+    <w:bookmarkStart w:id="82" w:name="Xa336ae085ce7198d2673336a88293cb8c80b681"/>
     <w:p>
       <w:pPr>
         <w:pStyle w:val="Heading2"/>
@@ -7801,7 +8397,7 @@
         <w:t xml:space="preserve">3. MAC, HMAC, and combining integrity with encryption (Recipe 6.4, 6.10, 6.18, 6.21)</w:t>
       </w:r>
     </w:p>
-    <w:bookmarkStart w:id="65" w:name="how-does-hmac-work"/>
+    <w:bookmarkStart w:id="74" w:name="how-does-hmac-work"/>
     <w:p>
       <w:pPr>
         <w:pStyle w:val="Heading3"/>
@@ -7819,18 +8415,18 @@
           <wp:inline>
             <wp:extent cx="5759999" cy="1654339"/>
             <wp:effectExtent b="0" l="0" r="0" t="0"/>
-            <wp:docPr descr="Comparing HMAC with H(K||m)" title="" id="60" name="Picture"/>
+            <wp:docPr descr="Comparing HMAC with H(K||m)" title="" id="66" name="Picture"/>
             <a:graphic>
               <a:graphicData uri="http://schemas.openxmlformats.org/drawingml/2006/picture">
                 <pic:pic>
                   <pic:nvPicPr>
-                    <pic:cNvPr descr="h10-08-hmac.png" id="61" name="Picture"/>
+                    <pic:cNvPr descr="h10-08-hmac.png" id="67" name="Picture"/>
                     <pic:cNvPicPr>
                       <a:picLocks noChangeArrowheads="1" noChangeAspect="1"/>
                     </pic:cNvPicPr>
                   </pic:nvPicPr>
                   <pic:blipFill>
-                    <a:blip r:embed="rId59"/>
+                    <a:blip r:embed="rId65"/>
                     <a:stretch>
                       <a:fillRect/>
                     </a:stretch>
@@ -7866,18 +8462,18 @@
           <wp:inline>
             <wp:extent cx="5759999" cy="1366032"/>
             <wp:effectExtent b="0" l="0" r="0" t="0"/>
-            <wp:docPr descr="The Encrypt-then-MAC order and the rule of not decrypting before verification" title="" id="63" name="Picture"/>
+            <wp:docPr descr="The Encrypt-then-MAC order and the rule of not decrypting before verification" title="" id="69" name="Picture"/>
             <a:graphic>
               <a:graphicData uri="http://schemas.openxmlformats.org/drawingml/2006/picture">
                 <pic:pic>
                   <pic:nvPicPr>
-                    <pic:cNvPr descr="h10-01-encrypt-then-mac.png" id="64" name="Picture"/>
+                    <pic:cNvPr descr="h10-01-encrypt-then-mac.png" id="70" name="Picture"/>
                     <pic:cNvPicPr>
                       <a:picLocks noChangeArrowheads="1" noChangeAspect="1"/>
                     </pic:cNvPicPr>
                   </pic:nvPicPr>
                   <pic:blipFill>
-                    <a:blip r:embed="rId62"/>
+                    <a:blip r:embed="rId68"/>
                     <a:stretch>
                       <a:fillRect/>
                     </a:stretch>
@@ -7964,7 +8560,7 @@
         <w:t xml:space="preserve"> </w:t>
       </w:r>
       <w:r>
-        <w:t xml:space="preserve">doesn’t know the key cannot produce a valid tag.</w:t>
+        <w:t xml:space="preserve">doesn’t know the key cannot produce a valid tag. Bellare, Canetti and Krawczyk defined</w:t>
       </w:r>
       <w:r>
         <w:t xml:space="preserve"> </w:t>
@@ -7980,13 +8576,13 @@
         <w:t xml:space="preserve"> </w:t>
       </w:r>
       <w:r>
-        <w:t xml:space="preserve">is the standard way of building a MAC from a hash</w:t>
-      </w:r>
-      <w:r>
-        <w:t xml:space="preserve"> </w:t>
-      </w:r>
-      <w:r>
-        <w:t xml:space="preserve">function (SHA-256) (RFC 2104):</w:t>
+        <w:t xml:space="preserve">in 1996; it was</w:t>
+      </w:r>
+      <w:r>
+        <w:t xml:space="preserve"> </w:t>
+      </w:r>
+      <w:r>
+        <w:t xml:space="preserve">standardized as RFC 2104 in 1997. It is the standard way of building a MAC from a hash function (SHA-256):</w:t>
       </w:r>
     </w:p>
     <w:p>
@@ -8099,6 +8695,117 @@
         <w:pStyle w:val="BodyText"/>
       </w:pPr>
       <w:r>
+        <w:t xml:space="preserve">Watch how the inner (ipad) and outer (opad) digest mix the key with two different constants, and what happens</w:t>
+      </w:r>
+      <w:r>
+        <w:t xml:space="preserve"> </w:t>
+      </w:r>
+      <w:r>
+        <w:t xml:space="preserve">when the key is longer or shorter than one block:</w:t>
+      </w:r>
+    </w:p>
+    <w:p>
+      <w:pPr>
+        <w:pStyle w:val="BodyText"/>
+      </w:pPr>
+      <w:r>
+        <w:drawing>
+          <wp:inline>
+            <wp:extent cx="5111999" cy="4674914"/>
+            <wp:effectExtent b="0" l="0" r="0" t="0"/>
+            <wp:docPr descr="HMAC inner/outer digest — step by step" title="" id="72" name="Picture"/>
+            <a:graphic>
+              <a:graphicData uri="http://schemas.openxmlformats.org/drawingml/2006/picture">
+                <pic:pic>
+                  <pic:nvPicPr>
+                    <pic:cNvPr descr="hmac-inner-outer.en.png" id="73" name="Picture"/>
+                    <pic:cNvPicPr>
+                      <a:picLocks noChangeArrowheads="1" noChangeAspect="1"/>
+                    </pic:cNvPicPr>
+                  </pic:nvPicPr>
+                  <pic:blipFill>
+                    <a:blip r:embed="rId71"/>
+                    <a:stretch>
+                      <a:fillRect/>
+                    </a:stretch>
+                  </pic:blipFill>
+                  <pic:spPr bwMode="auto">
+                    <a:xfrm>
+                      <a:off x="0" y="0"/>
+                      <a:ext cx="5111999" cy="4674914"/>
+                    </a:xfrm>
+                    <a:prstGeom prst="rect">
+                      <a:avLst/>
+                    </a:prstGeom>
+                    <a:noFill/>
+                    <a:ln w="9525">
+                      <a:noFill/>
+                      <a:headEnd/>
+                      <a:tailEnd/>
+                    </a:ln>
+                  </pic:spPr>
+                </pic:pic>
+              </a:graphicData>
+            </a:graphic>
+          </wp:inline>
+        </w:drawing>
+      </w:r>
+    </w:p>
+    <w:p>
+      <w:pPr>
+        <w:pStyle w:val="BodyText"/>
+      </w:pPr>
+      <w:r>
+        <w:t xml:space="preserve">Compare</w:t>
+      </w:r>
+      <w:r>
+        <w:t xml:space="preserve"> </w:t>
+      </w:r>
+      <w:r>
+        <w:rPr>
+          <w:b/>
+          <w:bCs/>
+        </w:rPr>
+        <w:t xml:space="preserve">Fits: short key</w:t>
+      </w:r>
+      <w:r>
+        <w:t xml:space="preserve">,</w:t>
+      </w:r>
+      <w:r>
+        <w:t xml:space="preserve"> </w:t>
+      </w:r>
+      <w:r>
+        <w:rPr>
+          <w:b/>
+          <w:bCs/>
+        </w:rPr>
+        <w:t xml:space="preserve">Hard: long key, hashed down first</w:t>
+      </w:r>
+      <w:r>
+        <w:t xml:space="preserve"> </w:t>
+      </w:r>
+      <w:r>
+        <w:t xml:space="preserve">and</w:t>
+      </w:r>
+      <w:r>
+        <w:t xml:space="preserve"> </w:t>
+      </w:r>
+      <w:r>
+        <w:rPr>
+          <w:b/>
+          <w:bCs/>
+        </w:rPr>
+        <w:t xml:space="preserve">Edge case: key exactly one block long</w:t>
+      </w:r>
+      <w:r>
+        <w:t xml:space="preserve">.</w:t>
+      </w:r>
+    </w:p>
+    <w:p>
+      <w:pPr>
+        <w:pStyle w:val="BodyText"/>
+      </w:pPr>
+      <w:r>
         <w:rPr>
           <w:b/>
           <w:bCs/>
@@ -8231,8 +8938,8 @@
         <w:t xml:space="preserve">)</w:t>
       </w:r>
     </w:p>
-    <w:bookmarkEnd w:id="65"/>
-    <w:bookmarkStart w:id="66" w:name="Xeef9ac41c63848a68dc3091906ee3e0db89d57f"/>
+    <w:bookmarkEnd w:id="74"/>
+    <w:bookmarkStart w:id="78" w:name="Xeef9ac41c63848a68dc3091906ee3e0db89d57f"/>
     <w:p>
       <w:pPr>
         <w:pStyle w:val="Heading3"/>
@@ -8509,8 +9216,121 @@
         <w:t xml:space="preserve">comparison constant-time.</w:t>
       </w:r>
     </w:p>
-    <w:bookmarkEnd w:id="66"/>
-    <w:bookmarkStart w:id="67" w:name="replay-a-valid-but-old-message"/>
+    <w:p>
+      <w:pPr>
+        <w:pStyle w:val="BodyText"/>
+      </w:pPr>
+      <w:r>
+        <w:t xml:space="preserve">Protect the same message both ways and apply the SAME tamper to each: encrypt-then-MAC rejects it immediately</w:t>
+      </w:r>
+      <w:r>
+        <w:t xml:space="preserve"> </w:t>
+      </w:r>
+      <w:r>
+        <w:t xml:space="preserve">for ONE reason (MAC mismatch); MAC-then-encrypt decrypts/checks padding first, so it can report TWO DIFFERENT</w:t>
+      </w:r>
+      <w:r>
+        <w:t xml:space="preserve"> </w:t>
+      </w:r>
+      <w:r>
+        <w:t xml:space="preserve">failures depending on what the tamper actually corrupted:</w:t>
+      </w:r>
+    </w:p>
+    <w:p>
+      <w:pPr>
+        <w:pStyle w:val="BodyText"/>
+      </w:pPr>
+      <w:r>
+        <w:drawing>
+          <wp:inline>
+            <wp:extent cx="5111999" cy="3776988"/>
+            <wp:effectExtent b="0" l="0" r="0" t="0"/>
+            <wp:docPr descr="Encrypt-then-MAC vs MAC-then-encrypt — step by step" title="" id="76" name="Picture"/>
+            <a:graphic>
+              <a:graphicData uri="http://schemas.openxmlformats.org/drawingml/2006/picture">
+                <pic:pic>
+                  <pic:nvPicPr>
+                    <pic:cNvPr descr="encrypt-then-mac-order.en.png" id="77" name="Picture"/>
+                    <pic:cNvPicPr>
+                      <a:picLocks noChangeArrowheads="1" noChangeAspect="1"/>
+                    </pic:cNvPicPr>
+                  </pic:nvPicPr>
+                  <pic:blipFill>
+                    <a:blip r:embed="rId75"/>
+                    <a:stretch>
+                      <a:fillRect/>
+                    </a:stretch>
+                  </pic:blipFill>
+                  <pic:spPr bwMode="auto">
+                    <a:xfrm>
+                      <a:off x="0" y="0"/>
+                      <a:ext cx="5111999" cy="3776988"/>
+                    </a:xfrm>
+                    <a:prstGeom prst="rect">
+                      <a:avLst/>
+                    </a:prstGeom>
+                    <a:noFill/>
+                    <a:ln w="9525">
+                      <a:noFill/>
+                      <a:headEnd/>
+                      <a:tailEnd/>
+                    </a:ln>
+                  </pic:spPr>
+                </pic:pic>
+              </a:graphicData>
+            </a:graphic>
+          </wp:inline>
+        </w:drawing>
+      </w:r>
+    </w:p>
+    <w:p>
+      <w:pPr>
+        <w:pStyle w:val="BodyText"/>
+      </w:pPr>
+      <w:r>
+        <w:t xml:space="preserve">Run</w:t>
+      </w:r>
+      <w:r>
+        <w:t xml:space="preserve"> </w:t>
+      </w:r>
+      <w:r>
+        <w:rPr>
+          <w:b/>
+          <w:bCs/>
+        </w:rPr>
+        <w:t xml:space="preserve">Hard: a tamper that spares the padding</w:t>
+      </w:r>
+      <w:r>
+        <w:t xml:space="preserve"> </w:t>
+      </w:r>
+      <w:r>
+        <w:t xml:space="preserve">next to</w:t>
+      </w:r>
+      <w:r>
+        <w:t xml:space="preserve"> </w:t>
+      </w:r>
+      <w:r>
+        <w:rPr>
+          <w:b/>
+          <w:bCs/>
+        </w:rPr>
+        <w:t xml:space="preserve">Edge case: a tamper that corrupts the padding</w:t>
+      </w:r>
+      <w:r>
+        <w:t xml:space="preserve"> </w:t>
+      </w:r>
+      <w:r>
+        <w:t xml:space="preserve">and</w:t>
+      </w:r>
+      <w:r>
+        <w:t xml:space="preserve"> </w:t>
+      </w:r>
+      <w:r>
+        <w:t xml:space="preserve">compare exactly where each path stops.</w:t>
+      </w:r>
+    </w:p>
+    <w:bookmarkEnd w:id="78"/>
+    <w:bookmarkStart w:id="79" w:name="replay-a-valid-but-old-message"/>
     <w:p>
       <w:pPr>
         <w:pStyle w:val="Heading3"/>
@@ -8823,7 +9643,7 @@
       <w:r>
         <w:t xml:space="preserve"> </w:t>
       </w:r>
-      <w:hyperlink r:id="rId56">
+      <w:hyperlink r:id="rId62">
         <w:r>
           <w:rPr>
             <w:rStyle w:val="Hyperlink"/>
@@ -8841,8 +9661,8 @@
         <w:t xml:space="preserve">threat table.</w:t>
       </w:r>
     </w:p>
-    <w:bookmarkEnd w:id="67"/>
-    <w:bookmarkStart w:id="68" w:name="X8916dd736a93dd53a66715a0d73f8c0d81a61ed"/>
+    <w:bookmarkEnd w:id="79"/>
+    <w:bookmarkStart w:id="80" w:name="X8916dd736a93dd53a66715a0d73f8c0d81a61ed"/>
     <w:p>
       <w:pPr>
         <w:pStyle w:val="Heading3"/>
@@ -9242,8 +10062,8 @@
         <w:t xml:space="preserve">compares the tags and catches the mismatch.</w:t>
       </w:r>
     </w:p>
-    <w:bookmarkEnd w:id="68"/>
-    <w:bookmarkStart w:id="69" w:name="X8ea489c4a0e36a3aa9f59c2f0f3c40ceadf9804"/>
+    <w:bookmarkEnd w:id="80"/>
+    <w:bookmarkStart w:id="81" w:name="X8ea489c4a0e36a3aa9f59c2f0f3c40ceadf9804"/>
     <w:p>
       <w:pPr>
         <w:pStyle w:val="Heading3"/>
@@ -9979,9 +10799,9 @@
         </w:pict>
       </w:r>
     </w:p>
-    <w:bookmarkEnd w:id="69"/>
-    <w:bookmarkEnd w:id="70"/>
-    <w:bookmarkStart w:id="80" w:name="Xb043797b299433106263249d3c373c7af7c887d"/>
+    <w:bookmarkEnd w:id="81"/>
+    <w:bookmarkEnd w:id="82"/>
+    <w:bookmarkStart w:id="98" w:name="Xb043797b299433106263249d3c373c7af7c887d"/>
     <w:p>
       <w:pPr>
         <w:pStyle w:val="Heading2"/>
@@ -10077,18 +10897,18 @@
           <wp:inline>
             <wp:extent cx="5759999" cy="1542641"/>
             <wp:effectExtent b="0" l="0" r="0" t="0"/>
-            <wp:docPr descr="RSA padding schemes: OAEP and PSS" title="" id="72" name="Picture"/>
+            <wp:docPr descr="RSA padding schemes: OAEP and PSS" title="" id="84" name="Picture"/>
             <a:graphic>
               <a:graphicData uri="http://schemas.openxmlformats.org/drawingml/2006/picture">
                 <pic:pic>
                   <pic:nvPicPr>
-                    <pic:cNvPr descr="h10-09-oaep-pss.png" id="73" name="Picture"/>
+                    <pic:cNvPr descr="h10-09-oaep-pss.png" id="85" name="Picture"/>
                     <pic:cNvPicPr>
                       <a:picLocks noChangeArrowheads="1" noChangeAspect="1"/>
                     </pic:cNvPicPr>
                   </pic:nvPicPr>
                   <pic:blipFill>
-                    <a:blip r:embed="rId71"/>
+                    <a:blip r:embed="rId83"/>
                     <a:stretch>
                       <a:fillRect/>
                     </a:stretch>
@@ -10175,7 +10995,7 @@
         <w:t xml:space="preserve">).</w:t>
       </w:r>
     </w:p>
-    <w:bookmarkStart w:id="74" w:name="rsa-with-the-right-padding"/>
+    <w:bookmarkStart w:id="89" w:name="rsa-with-the-right-padding"/>
     <w:p>
       <w:pPr>
         <w:pStyle w:val="Heading3"/>
@@ -10189,46 +11009,63 @@
         <w:pStyle w:val="FirstParagraph"/>
       </w:pPr>
       <w:r>
-        <w:t xml:space="preserve">RSA’s mathematics in its plain form (</w:t>
+        <w:t xml:space="preserve">Rivest, Shamir and Adleman published</w:t>
+      </w:r>
+      <w:r>
+        <w:t xml:space="preserve"> </w:t>
+      </w:r>
+      <w:r>
+        <w:rPr>
+          <w:b/>
+          <w:bCs/>
+        </w:rPr>
+        <w:t xml:space="preserve">RSA</w:t>
+      </w:r>
+      <w:r>
+        <w:t xml:space="preserve"> </w:t>
+      </w:r>
+      <w:r>
+        <w:t xml:space="preserve">in 1977. Its mathematics in plain form (</w:t>
       </w:r>
       <w:r>
         <w:t xml:space="preserve">“textbook RSA”</w:t>
       </w:r>
       <w:r>
-        <w:t xml:space="preserve">) is insecure: the same message always gives the same</w:t>
-      </w:r>
-      <w:r>
-        <w:t xml:space="preserve"> </w:t>
-      </w:r>
-      <w:r>
-        <w:t xml:space="preserve">ciphertext, and its mathematical structure is open to attacks. Secure use depends on the</w:t>
-      </w:r>
-      <w:r>
-        <w:t xml:space="preserve"> </w:t>
-      </w:r>
-      <w:r>
-        <w:rPr>
-          <w:b/>
-          <w:bCs/>
-        </w:rPr>
-        <w:t xml:space="preserve">correct padding</w:t>
-      </w:r>
-      <w:r>
-        <w:rPr>
-          <w:b/>
-          <w:bCs/>
-        </w:rPr>
-        <w:t xml:space="preserve"> </w:t>
-      </w:r>
-      <w:r>
-        <w:rPr>
-          <w:b/>
-          <w:bCs/>
-        </w:rPr>
-        <w:t xml:space="preserve">scheme</w:t>
-      </w:r>
-      <w:r>
-        <w:t xml:space="preserve">:</w:t>
+        <w:t xml:space="preserve">) is insecure:</w:t>
+      </w:r>
+      <w:r>
+        <w:t xml:space="preserve"> </w:t>
+      </w:r>
+      <w:r>
+        <w:t xml:space="preserve">the same message always gives the same ciphertext, and its mathematical structure is open to attacks. Secure use</w:t>
+      </w:r>
+      <w:r>
+        <w:t xml:space="preserve"> </w:t>
+      </w:r>
+      <w:r>
+        <w:t xml:space="preserve">depends on the</w:t>
+      </w:r>
+      <w:r>
+        <w:t xml:space="preserve"> </w:t>
+      </w:r>
+      <w:r>
+        <w:rPr>
+          <w:b/>
+          <w:bCs/>
+        </w:rPr>
+        <w:t xml:space="preserve">correct padding scheme</w:t>
+      </w:r>
+      <w:r>
+        <w:t xml:space="preserve"> </w:t>
+      </w:r>
+      <w:r>
+        <w:t xml:space="preserve">— the PKCS#1 (v1.5) padding scheme was published by RSA Laboratories in</w:t>
+      </w:r>
+      <w:r>
+        <w:t xml:space="preserve"> </w:t>
+      </w:r>
+      <w:r>
+        <w:t xml:space="preserve">1991; Daniel Bleichenbacher published a practical padding-oracle attack against v1.5 encryption in 1998:</w:t>
       </w:r>
     </w:p>
     <w:tbl>
@@ -10344,7 +11181,7 @@
               <w:pStyle w:val="Compact"/>
             </w:pPr>
             <w:r>
-              <w:t xml:space="preserve">Padding-oracle attacks against v1.5 encryption (since 1998, with recurring variants)</w:t>
+              <w:t xml:space="preserve">Bleichenbacher’s 1998 padding-oracle attack and its later variants</w:t>
             </w:r>
           </w:p>
         </w:tc>
@@ -10855,8 +11692,150 @@
         <w:t xml:space="preserve"> belge.sig belge.txt</w:t>
       </w:r>
     </w:p>
-    <w:bookmarkEnd w:id="74"/>
-    <w:bookmarkStart w:id="76" w:name="X9e10d3d7fd271a7831785fd0e41e18fed577fc8"/>
+    <w:p>
+      <w:pPr>
+        <w:pStyle w:val="FirstParagraph"/>
+      </w:pPr>
+      <w:r>
+        <w:t xml:space="preserve">A real 3072-bit key’s arithmetic can’t be traced by hand; follow the same operations (keygen, encrypt, decrypt,</w:t>
+      </w:r>
+      <w:r>
+        <w:t xml:space="preserve"> </w:t>
+      </w:r>
+      <w:r>
+        <w:t xml:space="preserve">sign, verify) end to end with</w:t>
+      </w:r>
+      <w:r>
+        <w:t xml:space="preserve"> </w:t>
+      </w:r>
+      <w:r>
+        <w:rPr>
+          <w:b/>
+          <w:bCs/>
+        </w:rPr>
+        <w:t xml:space="preserve">toy primes</w:t>
+      </w:r>
+      <w:r>
+        <w:t xml:space="preserve"> </w:t>
+      </w:r>
+      <w:r>
+        <w:t xml:space="preserve">(Wikipedia’s classic</w:t>
+      </w:r>
+      <w:r>
+        <w:t xml:space="preserve"> </w:t>
+      </w:r>
+      <w:r>
+        <w:rPr>
+          <w:rStyle w:val="VerbatimChar"/>
+        </w:rPr>
+        <w:t xml:space="preserve">p=61, q=53</w:t>
+      </w:r>
+      <w:r>
+        <w:t xml:space="preserve"> </w:t>
+      </w:r>
+      <w:r>
+        <w:t xml:space="preserve">example):</w:t>
+      </w:r>
+    </w:p>
+    <w:p>
+      <w:pPr>
+        <w:pStyle w:val="BodyText"/>
+      </w:pPr>
+      <w:r>
+        <w:drawing>
+          <wp:inline>
+            <wp:extent cx="5111999" cy="9630133"/>
+            <wp:effectExtent b="0" l="0" r="0" t="0"/>
+            <wp:docPr descr="Toy RSA — step by step" title="" id="87" name="Picture"/>
+            <a:graphic>
+              <a:graphicData uri="http://schemas.openxmlformats.org/drawingml/2006/picture">
+                <pic:pic>
+                  <pic:nvPicPr>
+                    <pic:cNvPr descr="rsa-toy.en.png" id="88" name="Picture"/>
+                    <pic:cNvPicPr>
+                      <a:picLocks noChangeArrowheads="1" noChangeAspect="1"/>
+                    </pic:cNvPicPr>
+                  </pic:nvPicPr>
+                  <pic:blipFill>
+                    <a:blip r:embed="rId86"/>
+                    <a:stretch>
+                      <a:fillRect/>
+                    </a:stretch>
+                  </pic:blipFill>
+                  <pic:spPr bwMode="auto">
+                    <a:xfrm>
+                      <a:off x="0" y="0"/>
+                      <a:ext cx="5111999" cy="9630133"/>
+                    </a:xfrm>
+                    <a:prstGeom prst="rect">
+                      <a:avLst/>
+                    </a:prstGeom>
+                    <a:noFill/>
+                    <a:ln w="9525">
+                      <a:noFill/>
+                      <a:headEnd/>
+                      <a:tailEnd/>
+                    </a:ln>
+                  </pic:spPr>
+                </pic:pic>
+              </a:graphicData>
+            </a:graphic>
+          </wp:inline>
+        </w:drawing>
+      </w:r>
+    </w:p>
+    <w:p>
+      <w:pPr>
+        <w:pStyle w:val="BodyText"/>
+      </w:pPr>
+      <w:r>
+        <w:t xml:space="preserve">Start with</w:t>
+      </w:r>
+      <w:r>
+        <w:t xml:space="preserve"> </w:t>
+      </w:r>
+      <w:r>
+        <w:rPr>
+          <w:b/>
+          <w:bCs/>
+        </w:rPr>
+        <w:t xml:space="preserve">Fits: the classic example</w:t>
+      </w:r>
+      <w:r>
+        <w:t xml:space="preserve">, then see why verification fails in</w:t>
+      </w:r>
+      <w:r>
+        <w:t xml:space="preserve"> </w:t>
+      </w:r>
+      <w:r>
+        <w:rPr>
+          <w:b/>
+          <w:bCs/>
+        </w:rPr>
+        <w:t xml:space="preserve">Edge case: signature tampered</w:t>
+      </w:r>
+      <w:r>
+        <w:t xml:space="preserve"> </w:t>
+      </w:r>
+      <w:r>
+        <w:t xml:space="preserve">and</w:t>
+      </w:r>
+      <w:r>
+        <w:t xml:space="preserve"> </w:t>
+      </w:r>
+      <w:r>
+        <w:rPr>
+          <w:b/>
+          <w:bCs/>
+        </w:rPr>
+        <w:t xml:space="preserve">Edge case: verifying with the wrong public key</w:t>
+      </w:r>
+      <w:r>
+        <w:t xml:space="preserve">.</w:t>
+      </w:r>
+    </w:p>
+    <w:bookmarkEnd w:id="89"/>
+    <w:bookmarkStart w:id="94" w:name="X9e10d3d7fd271a7831785fd0e41e18fed577fc8"/>
     <w:p>
       <w:pPr>
         <w:pStyle w:val="Heading3"/>
@@ -10870,7 +11849,13 @@
         <w:pStyle w:val="FirstParagraph"/>
       </w:pPr>
       <w:r>
-        <w:t xml:space="preserve">Elliptic-curve cryptography (ECC) provides the security level of 3072-bit RSA with a 256-bit key; its</w:t>
+        <w:t xml:space="preserve">Elliptic-curve cryptography (ECC) was independently proposed by Neal Koblitz (1987) and Victor Miller (1985). It</w:t>
+      </w:r>
+      <w:r>
+        <w:t xml:space="preserve"> </w:t>
+      </w:r>
+      <w:r>
+        <w:t xml:space="preserve">provides the security level of 3072-bit RSA with a 256-bit key; its</w:t>
       </w:r>
       <w:r>
         <w:t xml:space="preserve"> </w:t>
@@ -11195,7 +12180,7 @@
       <w:r>
         <w:t xml:space="preserve"> </w:t>
       </w:r>
-      <w:hyperlink r:id="rId75">
+      <w:hyperlink r:id="rId90">
         <w:r>
           <w:rPr>
             <w:rStyle w:val="Hyperlink"/>
@@ -11494,8 +12479,125 @@
         <w:t xml:space="preserve"> belge.ed.sig</w:t>
       </w:r>
     </w:p>
-    <w:bookmarkEnd w:id="76"/>
-    <w:bookmarkStart w:id="77" w:name="X2714a033396b6480732108f2950740f03f06367"/>
+    <w:p>
+      <w:pPr>
+        <w:pStyle w:val="FirstParagraph"/>
+      </w:pPr>
+      <w:r>
+        <w:t xml:space="preserve">The operation inside X25519/Ed25519 is</w:t>
+      </w:r>
+      <w:r>
+        <w:t xml:space="preserve"> </w:t>
+      </w:r>
+      <w:r>
+        <w:rPr>
+          <w:b/>
+          <w:bCs/>
+        </w:rPr>
+        <w:t xml:space="preserve">point addition</w:t>
+      </w:r>
+      <w:r>
+        <w:t xml:space="preserve"> </w:t>
+      </w:r>
+      <w:r>
+        <w:t xml:space="preserve">on a curve, not modular exponentiation. See the same</w:t>
+      </w:r>
+      <w:r>
+        <w:t xml:space="preserve"> </w:t>
+      </w:r>
+      <w:r>
+        <w:t xml:space="preserve">Diffie–Hellman idea (Section 6), at the same toy scale, as point addition on a small curve:</w:t>
+      </w:r>
+    </w:p>
+    <w:p>
+      <w:pPr>
+        <w:pStyle w:val="BodyText"/>
+      </w:pPr>
+      <w:r>
+        <w:drawing>
+          <wp:inline>
+            <wp:extent cx="5111999" cy="11383226"/>
+            <wp:effectExtent b="0" l="0" r="0" t="0"/>
+            <wp:docPr descr="ECDH point addition — step by step" title="" id="92" name="Picture"/>
+            <a:graphic>
+              <a:graphicData uri="http://schemas.openxmlformats.org/drawingml/2006/picture">
+                <pic:pic>
+                  <pic:nvPicPr>
+                    <pic:cNvPr descr="ecdh-toy.en.png" id="93" name="Picture"/>
+                    <pic:cNvPicPr>
+                      <a:picLocks noChangeArrowheads="1" noChangeAspect="1"/>
+                    </pic:cNvPicPr>
+                  </pic:nvPicPr>
+                  <pic:blipFill>
+                    <a:blip r:embed="rId91"/>
+                    <a:stretch>
+                      <a:fillRect/>
+                    </a:stretch>
+                  </pic:blipFill>
+                  <pic:spPr bwMode="auto">
+                    <a:xfrm>
+                      <a:off x="0" y="0"/>
+                      <a:ext cx="5111999" cy="11383226"/>
+                    </a:xfrm>
+                    <a:prstGeom prst="rect">
+                      <a:avLst/>
+                    </a:prstGeom>
+                    <a:noFill/>
+                    <a:ln w="9525">
+                      <a:noFill/>
+                      <a:headEnd/>
+                      <a:tailEnd/>
+                    </a:ln>
+                  </pic:spPr>
+                </pic:pic>
+              </a:graphicData>
+            </a:graphic>
+          </wp:inline>
+        </w:drawing>
+      </w:r>
+    </w:p>
+    <w:p>
+      <w:pPr>
+        <w:pStyle w:val="BodyText"/>
+      </w:pPr>
+      <w:r>
+        <w:t xml:space="preserve">In</w:t>
+      </w:r>
+      <w:r>
+        <w:t xml:space="preserve"> </w:t>
+      </w:r>
+      <w:r>
+        <w:rPr>
+          <w:b/>
+          <w:bCs/>
+        </w:rPr>
+        <w:t xml:space="preserve">Hard: large private values</w:t>
+      </w:r>
+      <w:r>
+        <w:t xml:space="preserve">, watch the step count grow; in</w:t>
+      </w:r>
+      <w:r>
+        <w:t xml:space="preserve"> </w:t>
+      </w:r>
+      <w:r>
+        <w:rPr>
+          <w:b/>
+          <w:bCs/>
+        </w:rPr>
+        <w:t xml:space="preserve">Edge case: Mallory intercepts</w:t>
+      </w:r>
+      <w:r>
+        <w:t xml:space="preserve">, see that an</w:t>
+      </w:r>
+      <w:r>
+        <w:t xml:space="preserve"> </w:t>
+      </w:r>
+      <w:r>
+        <w:t xml:space="preserve">unauthenticated curve exchange carries exactly the same weakness as Section 6’s.</w:t>
+      </w:r>
+    </w:p>
+    <w:bookmarkEnd w:id="94"/>
+    <w:bookmarkStart w:id="95" w:name="X2714a033396b6480732108f2950740f03f06367"/>
     <w:p>
       <w:pPr>
         <w:pStyle w:val="Heading3"/>
@@ -11876,8 +12978,8 @@
         <w:t xml:space="preserve">default in mobile/embedded systems and in new protocols (TLS 1.3, SSH, Signal).</w:t>
       </w:r>
     </w:p>
-    <w:bookmarkEnd w:id="77"/>
-    <w:bookmarkStart w:id="79" w:name="X671137b23583ce760c6eaf11029b698d3e6830f"/>
+    <w:bookmarkEnd w:id="95"/>
+    <w:bookmarkStart w:id="97" w:name="X671137b23583ce760c6eaf11029b698d3e6830f"/>
     <w:p>
       <w:pPr>
         <w:pStyle w:val="Heading3"/>
@@ -12612,7 +13714,7 @@
       <w:pPr>
         <w:pStyle w:val="FirstParagraph"/>
       </w:pPr>
-      <w:hyperlink r:id="rId78">
+      <w:hyperlink r:id="rId96">
         <w:r>
           <w:rPr>
             <w:rStyle w:val="Hyperlink"/>
@@ -12678,9 +13780,9 @@
         </w:pict>
       </w:r>
     </w:p>
-    <w:bookmarkEnd w:id="79"/>
-    <w:bookmarkEnd w:id="80"/>
-    <w:bookmarkStart w:id="91" w:name="X2d4435b78046aa2337f56685321d33d2284d528"/>
+    <w:bookmarkEnd w:id="97"/>
+    <w:bookmarkEnd w:id="98"/>
+    <w:bookmarkStart w:id="112" w:name="X2d4435b78046aa2337f56685321d33d2284d528"/>
     <w:p>
       <w:pPr>
         <w:pStyle w:val="Heading2"/>
@@ -12769,18 +13871,18 @@
           <wp:inline>
             <wp:extent cx="5759999" cy="1380067"/>
             <wp:effectExtent b="0" l="0" r="0" t="0"/>
-            <wp:docPr descr="Creating and verifying a digital signature" title="" id="82" name="Picture"/>
+            <wp:docPr descr="Creating and verifying a digital signature" title="" id="100" name="Picture"/>
             <a:graphic>
               <a:graphicData uri="http://schemas.openxmlformats.org/drawingml/2006/picture">
                 <pic:pic>
                   <pic:nvPicPr>
-                    <pic:cNvPr descr="h10-10-imza.png" id="83" name="Picture"/>
+                    <pic:cNvPr descr="h10-10-imza.png" id="101" name="Picture"/>
                     <pic:cNvPicPr>
                       <a:picLocks noChangeArrowheads="1" noChangeAspect="1"/>
                     </pic:cNvPicPr>
                   </pic:nvPicPr>
                   <pic:blipFill>
-                    <a:blip r:embed="rId81"/>
+                    <a:blip r:embed="rId99"/>
                     <a:stretch>
                       <a:fillRect/>
                     </a:stretch>
@@ -12807,7 +13909,7 @@
         </w:drawing>
       </w:r>
     </w:p>
-    <w:bookmarkStart w:id="87" w:name="where-are-signatures-used"/>
+    <w:bookmarkStart w:id="105" w:name="where-are-signatures-used"/>
     <w:p>
       <w:pPr>
         <w:pStyle w:val="Heading3"/>
@@ -12895,7 +13997,7 @@
             <w:pPr>
               <w:pStyle w:val="Compact"/>
             </w:pPr>
-            <w:hyperlink r:id="rId84">
+            <w:hyperlink r:id="rId102">
               <w:r>
                 <w:rPr>
                   <w:rStyle w:val="Hyperlink"/>
@@ -12959,7 +14061,7 @@
             <w:pPr>
               <w:pStyle w:val="Compact"/>
             </w:pPr>
-            <w:hyperlink r:id="rId85">
+            <w:hyperlink r:id="rId103">
               <w:r>
                 <w:rPr>
                   <w:rStyle w:val="Hyperlink"/>
@@ -13034,7 +14136,7 @@
             <w:pPr>
               <w:pStyle w:val="Compact"/>
             </w:pPr>
-            <w:hyperlink r:id="rId86">
+            <w:hyperlink r:id="rId104">
               <w:r>
                 <w:rPr>
                   <w:rStyle w:val="Hyperlink"/>
@@ -13090,8 +14192,8 @@
         </w:tc>
       </w:tr>
     </w:tbl>
-    <w:bookmarkEnd w:id="87"/>
-    <w:bookmarkStart w:id="88" w:name="X4753713dfc25e86add801007aae13720027d611"/>
+    <w:bookmarkEnd w:id="105"/>
+    <w:bookmarkStart w:id="106" w:name="X4753713dfc25e86add801007aae13720027d611"/>
     <w:p>
       <w:pPr>
         <w:pStyle w:val="Heading3"/>
@@ -14205,8 +15307,8 @@
         <w:t xml:space="preserve">integrity protected) or come from a trusted chain.</w:t>
       </w:r>
     </w:p>
-    <w:bookmarkEnd w:id="88"/>
-    <w:bookmarkStart w:id="89" w:name="X9484b837d0c8f8bb0289805311959a13ab661ed"/>
+    <w:bookmarkEnd w:id="106"/>
+    <w:bookmarkStart w:id="110" w:name="X9484b837d0c8f8bb0289805311959a13ab661ed"/>
     <w:p>
       <w:pPr>
         <w:pStyle w:val="Heading3"/>
@@ -14658,8 +15760,248 @@
         <w:t xml:space="preserve">.</w:t>
       </w:r>
     </w:p>
-    <w:bookmarkEnd w:id="89"/>
-    <w:bookmarkStart w:id="90" w:name="X06d11a683c043a9af46230d83139af03fff8ac3"/>
+    <w:p>
+      <w:pPr>
+        <w:pStyle w:val="BlockText"/>
+      </w:pPr>
+      <w:r>
+        <w:rPr>
+          <w:b/>
+          <w:bCs/>
+        </w:rPr>
+        <w:t xml:space="preserve">Why</w:t>
+      </w:r>
+      <w:r>
+        <w:rPr>
+          <w:b/>
+          <w:bCs/>
+        </w:rPr>
+        <w:t xml:space="preserve"> </w:t>
+      </w:r>
+      <w:r>
+        <w:rPr>
+          <w:rStyle w:val="VerbatimChar"/>
+          <w:b/>
+          <w:bCs/>
+        </w:rPr>
+        <w:t xml:space="preserve">code/week-10/02-signature-verification/demo.sh</w:t>
+      </w:r>
+      <w:r>
+        <w:rPr>
+          <w:b/>
+          <w:bCs/>
+        </w:rPr>
+        <w:t xml:space="preserve"> </w:t>
+      </w:r>
+      <w:r>
+        <w:rPr>
+          <w:b/>
+          <w:bCs/>
+        </w:rPr>
+        <w:t xml:space="preserve">uses ECDSA (P-256), not Ed25519</w:t>
+      </w:r>
+    </w:p>
+    <w:p>
+      <w:pPr>
+        <w:pStyle w:val="BlockText"/>
+      </w:pPr>
+      <w:r>
+        <w:t xml:space="preserve">The commands above use Ed25519 (</w:t>
+      </w:r>
+      <w:r>
+        <w:rPr>
+          <w:rStyle w:val="VerbatimChar"/>
+        </w:rPr>
+        <w:t xml:space="preserve">openssl pkeyutl -sign -rawin</w:t>
+      </w:r>
+      <w:r>
+        <w:t xml:space="preserve">), which needs OpenSSL</w:t>
+      </w:r>
+      <w:r>
+        <w:t xml:space="preserve"> </w:t>
+      </w:r>
+      <w:r>
+        <w:rPr>
+          <w:b/>
+          <w:bCs/>
+        </w:rPr>
+        <w:t xml:space="preserve">3.x</w:t>
+      </w:r>
+      <w:r>
+        <w:t xml:space="preserve">. The repository’s</w:t>
+      </w:r>
+      <w:r>
+        <w:t xml:space="preserve"> </w:t>
+      </w:r>
+      <w:r>
+        <w:t xml:space="preserve">own</w:t>
+      </w:r>
+      <w:r>
+        <w:t xml:space="preserve"> </w:t>
+      </w:r>
+      <w:r>
+        <w:rPr>
+          <w:rStyle w:val="VerbatimChar"/>
+        </w:rPr>
+        <w:t xml:space="preserve">demo.sh</w:t>
+      </w:r>
+      <w:r>
+        <w:t xml:space="preserve"> </w:t>
+      </w:r>
+      <w:r>
+        <w:t xml:space="preserve">uses</w:t>
+      </w:r>
+      <w:r>
+        <w:t xml:space="preserve"> </w:t>
+      </w:r>
+      <w:r>
+        <w:rPr>
+          <w:b/>
+          <w:bCs/>
+        </w:rPr>
+        <w:t xml:space="preserve">ECDSA (P-256)</w:t>
+      </w:r>
+      <w:r>
+        <w:t xml:space="preserve"> </w:t>
+      </w:r>
+      <w:r>
+        <w:t xml:space="preserve">instead, via</w:t>
+      </w:r>
+      <w:r>
+        <w:t xml:space="preserve"> </w:t>
+      </w:r>
+      <w:r>
+        <w:rPr>
+          <w:rStyle w:val="VerbatimChar"/>
+        </w:rPr>
+        <w:t xml:space="preserve">openssl dgst -sha256 -sign</w:t>
+      </w:r>
+      <w:r>
+        <w:t xml:space="preserve">, because that command works</w:t>
+      </w:r>
+      <w:r>
+        <w:t xml:space="preserve"> </w:t>
+      </w:r>
+      <w:r>
+        <w:t xml:space="preserve">identically on OpenSSL 1.1.1 and 3.x (even on older-OpenSSL environments like WSL/Ubuntu 20.04). The logic —</w:t>
+      </w:r>
+      <w:r>
+        <w:t xml:space="preserve"> </w:t>
+      </w:r>
+      <w:r>
+        <w:t xml:space="preserve">sign/verify/tamper/reject — is exactly the same; only the algorithm differs.</w:t>
+      </w:r>
+    </w:p>
+    <w:p>
+      <w:pPr>
+        <w:pStyle w:val="FirstParagraph"/>
+      </w:pPr>
+      <w:r>
+        <w:t xml:space="preserve">Follow that same logic on a real signature across six scenarios (correct signature, a tampered document, a</w:t>
+      </w:r>
+      <w:r>
+        <w:t xml:space="preserve"> </w:t>
+      </w:r>
+      <w:r>
+        <w:t xml:space="preserve">message signed with the attacker’s own key):</w:t>
+      </w:r>
+    </w:p>
+    <w:p>
+      <w:pPr>
+        <w:pStyle w:val="BodyText"/>
+      </w:pPr>
+      <w:r>
+        <w:drawing>
+          <wp:inline>
+            <wp:extent cx="5111999" cy="2194929"/>
+            <wp:effectExtent b="0" l="0" r="0" t="0"/>
+            <wp:docPr descr="Digital signature verification — step by step" title="" id="108" name="Picture"/>
+            <a:graphic>
+              <a:graphicData uri="http://schemas.openxmlformats.org/drawingml/2006/picture">
+                <pic:pic>
+                  <pic:nvPicPr>
+                    <pic:cNvPr descr="digital-signature-tamper.en.png" id="109" name="Picture"/>
+                    <pic:cNvPicPr>
+                      <a:picLocks noChangeArrowheads="1" noChangeAspect="1"/>
+                    </pic:cNvPicPr>
+                  </pic:nvPicPr>
+                  <pic:blipFill>
+                    <a:blip r:embed="rId107"/>
+                    <a:stretch>
+                      <a:fillRect/>
+                    </a:stretch>
+                  </pic:blipFill>
+                  <pic:spPr bwMode="auto">
+                    <a:xfrm>
+                      <a:off x="0" y="0"/>
+                      <a:ext cx="5111999" cy="2194929"/>
+                    </a:xfrm>
+                    <a:prstGeom prst="rect">
+                      <a:avLst/>
+                    </a:prstGeom>
+                    <a:noFill/>
+                    <a:ln w="9525">
+                      <a:noFill/>
+                      <a:headEnd/>
+                      <a:tailEnd/>
+                    </a:ln>
+                  </pic:spPr>
+                </pic:pic>
+              </a:graphicData>
+            </a:graphic>
+          </wp:inline>
+        </w:drawing>
+      </w:r>
+    </w:p>
+    <w:p>
+      <w:pPr>
+        <w:pStyle w:val="BodyText"/>
+      </w:pPr>
+      <w:r>
+        <w:t xml:space="preserve">Compare</w:t>
+      </w:r>
+      <w:r>
+        <w:t xml:space="preserve"> </w:t>
+      </w:r>
+      <w:r>
+        <w:rPr>
+          <w:b/>
+          <w:bCs/>
+        </w:rPr>
+        <w:t xml:space="preserve">Fits: correct signature, correct key</w:t>
+      </w:r>
+      <w:r>
+        <w:t xml:space="preserve">,</w:t>
+      </w:r>
+      <w:r>
+        <w:t xml:space="preserve"> </w:t>
+      </w:r>
+      <w:r>
+        <w:rPr>
+          <w:b/>
+          <w:bCs/>
+        </w:rPr>
+        <w:t xml:space="preserve">Hard: the document is tampered after signing</w:t>
+      </w:r>
+      <w:r>
+        <w:t xml:space="preserve">, and</w:t>
+      </w:r>
+      <w:r>
+        <w:t xml:space="preserve"> </w:t>
+      </w:r>
+      <w:r>
+        <w:rPr>
+          <w:b/>
+          <w:bCs/>
+        </w:rPr>
+        <w:t xml:space="preserve">Edge case: signed with the attackers own key</w:t>
+      </w:r>
+      <w:r>
+        <w:t xml:space="preserve">.</w:t>
+      </w:r>
+    </w:p>
+    <w:bookmarkEnd w:id="110"/>
+    <w:bookmarkStart w:id="111" w:name="X06d11a683c043a9af46230d83139af03fff8ac3"/>
     <w:p>
       <w:pPr>
         <w:pStyle w:val="Heading3"/>
@@ -15154,7 +16496,7 @@
       <w:r>
         <w:t xml:space="preserve"> </w:t>
       </w:r>
-      <w:hyperlink r:id="rId84">
+      <w:hyperlink r:id="rId102">
         <w:r>
           <w:rPr>
             <w:rStyle w:val="Hyperlink"/>
@@ -15258,9 +16600,9 @@
         </w:pict>
       </w:r>
     </w:p>
-    <w:bookmarkEnd w:id="90"/>
-    <w:bookmarkEnd w:id="91"/>
-    <w:bookmarkStart w:id="100" w:name="X98a63894f9af58f0c8cf764d025179cc664d464"/>
+    <w:bookmarkEnd w:id="111"/>
+    <w:bookmarkEnd w:id="112"/>
+    <w:bookmarkStart w:id="124" w:name="X98a63894f9af58f0c8cf764d025179cc664d464"/>
     <w:p>
       <w:pPr>
         <w:pStyle w:val="Heading2"/>
@@ -15343,7 +16685,7 @@
         <w:t xml:space="preserve">an elliptic curve (X25519).</w:t>
       </w:r>
     </w:p>
-    <w:bookmarkStart w:id="95" w:name="X7991e35626ccf7c3a5221836b56634bf142311b"/>
+    <w:bookmarkStart w:id="119" w:name="X7991e35626ccf7c3a5221836b56634bf142311b"/>
     <w:p>
       <w:pPr>
         <w:pStyle w:val="Heading3"/>
@@ -15401,18 +16743,18 @@
           <wp:inline>
             <wp:extent cx="5759999" cy="4895999"/>
             <wp:effectExtent b="0" l="0" r="0" t="0"/>
-            <wp:docPr descr="Man-in-the-middle attack against unauthenticated Diffie-Hellman" title="" id="93" name="Picture"/>
+            <wp:docPr descr="Man-in-the-middle attack against unauthenticated Diffie-Hellman" title="" id="114" name="Picture"/>
             <a:graphic>
               <a:graphicData uri="http://schemas.openxmlformats.org/drawingml/2006/picture">
                 <pic:pic>
                   <pic:nvPicPr>
-                    <pic:cNvPr descr="h10-02-dh-mitm.png" id="94" name="Picture"/>
+                    <pic:cNvPr descr="h10-02-dh-mitm.png" id="115" name="Picture"/>
                     <pic:cNvPicPr>
                       <a:picLocks noChangeArrowheads="1" noChangeAspect="1"/>
                     </pic:cNvPicPr>
                   </pic:nvPicPr>
                   <pic:blipFill>
-                    <a:blip r:embed="rId92"/>
+                    <a:blip r:embed="rId113"/>
                     <a:stretch>
                       <a:fillRect/>
                     </a:stretch>
@@ -15455,9 +16797,139 @@
       <w:r>
         <w:t xml:space="preserve">; in reality every message passes through the attacker’s hands.</w:t>
       </w:r>
-    </w:p>
-    <w:bookmarkEnd w:id="95"/>
-    <w:bookmarkStart w:id="96" w:name="the-fix-authenticated-key-exchange"/>
+      <w:r>
+        <w:t xml:space="preserve"> </w:t>
+      </w:r>
+      <w:r>
+        <w:t xml:space="preserve">Follow the same attack end to end with small numbers (the classic</w:t>
+      </w:r>
+      <w:r>
+        <w:t xml:space="preserve"> </w:t>
+      </w:r>
+      <w:r>
+        <w:rPr>
+          <w:rStyle w:val="VerbatimChar"/>
+        </w:rPr>
+        <w:t xml:space="preserve">p=23, g=5</w:t>
+      </w:r>
+      <w:r>
+        <w:t xml:space="preserve"> </w:t>
+      </w:r>
+      <w:r>
+        <w:t xml:space="preserve">example) below — first Alice and</w:t>
+      </w:r>
+      <w:r>
+        <w:t xml:space="preserve"> </w:t>
+      </w:r>
+      <w:r>
+        <w:t xml:space="preserve">Bob’s honest exchange, then watch both sides land on</w:t>
+      </w:r>
+      <w:r>
+        <w:t xml:space="preserve"> </w:t>
+      </w:r>
+      <w:r>
+        <w:rPr>
+          <w:b/>
+          <w:bCs/>
+        </w:rPr>
+        <w:t xml:space="preserve">different</w:t>
+      </w:r>
+      <w:r>
+        <w:t xml:space="preserve"> </w:t>
+      </w:r>
+      <w:r>
+        <w:t xml:space="preserve">keys once Mallory intercepts:</w:t>
+      </w:r>
+    </w:p>
+    <w:p>
+      <w:pPr>
+        <w:pStyle w:val="BodyText"/>
+      </w:pPr>
+      <w:r>
+        <w:drawing>
+          <wp:inline>
+            <wp:extent cx="5111999" cy="11896327"/>
+            <wp:effectExtent b="0" l="0" r="0" t="0"/>
+            <wp:docPr descr="Diffie–Hellman and the man-in-the-middle — step by step" title="" id="117" name="Picture"/>
+            <a:graphic>
+              <a:graphicData uri="http://schemas.openxmlformats.org/drawingml/2006/picture">
+                <pic:pic>
+                  <pic:nvPicPr>
+                    <pic:cNvPr descr="diffie-hellman-mitm.en.png" id="118" name="Picture"/>
+                    <pic:cNvPicPr>
+                      <a:picLocks noChangeArrowheads="1" noChangeAspect="1"/>
+                    </pic:cNvPicPr>
+                  </pic:nvPicPr>
+                  <pic:blipFill>
+                    <a:blip r:embed="rId116"/>
+                    <a:stretch>
+                      <a:fillRect/>
+                    </a:stretch>
+                  </pic:blipFill>
+                  <pic:spPr bwMode="auto">
+                    <a:xfrm>
+                      <a:off x="0" y="0"/>
+                      <a:ext cx="5111999" cy="11896327"/>
+                    </a:xfrm>
+                    <a:prstGeom prst="rect">
+                      <a:avLst/>
+                    </a:prstGeom>
+                    <a:noFill/>
+                    <a:ln w="9525">
+                      <a:noFill/>
+                      <a:headEnd/>
+                      <a:tailEnd/>
+                    </a:ln>
+                  </pic:spPr>
+                </pic:pic>
+              </a:graphicData>
+            </a:graphic>
+          </wp:inline>
+        </w:drawing>
+      </w:r>
+    </w:p>
+    <w:p>
+      <w:pPr>
+        <w:pStyle w:val="BodyText"/>
+      </w:pPr>
+      <w:r>
+        <w:t xml:space="preserve">Compare</w:t>
+      </w:r>
+      <w:r>
+        <w:t xml:space="preserve"> </w:t>
+      </w:r>
+      <w:r>
+        <w:rPr>
+          <w:b/>
+          <w:bCs/>
+        </w:rPr>
+        <w:t xml:space="preserve">Fits: the classic example</w:t>
+      </w:r>
+      <w:r>
+        <w:t xml:space="preserve"> </w:t>
+      </w:r>
+      <w:r>
+        <w:t xml:space="preserve">(the honest exchange) with</w:t>
+      </w:r>
+      <w:r>
+        <w:t xml:space="preserve"> </w:t>
+      </w:r>
+      <w:r>
+        <w:rPr>
+          <w:b/>
+          <w:bCs/>
+        </w:rPr>
+        <w:t xml:space="preserve">Edge case: Mallory intercepts</w:t>
+      </w:r>
+      <w:r>
+        <w:t xml:space="preserve"> </w:t>
+      </w:r>
+      <w:r>
+        <w:t xml:space="preserve">(the attack).</w:t>
+      </w:r>
+    </w:p>
+    <w:bookmarkEnd w:id="119"/>
+    <w:bookmarkStart w:id="120" w:name="the-fix-authenticated-key-exchange"/>
     <w:p>
       <w:pPr>
         <w:pStyle w:val="Heading3"/>
@@ -15681,8 +17153,8 @@
         <w:t xml:space="preserve">(PAKE, Recipe 8.15; today protocols like OPAQUE, SPAKE2).</w:t>
       </w:r>
     </w:p>
-    <w:bookmarkEnd w:id="96"/>
-    <w:bookmarkStart w:id="98" w:name="X45c2e3d644516415296009ab0adde94e470782f"/>
+    <w:bookmarkEnd w:id="120"/>
+    <w:bookmarkStart w:id="122" w:name="X45c2e3d644516415296009ab0adde94e470782f"/>
     <w:p>
       <w:pPr>
         <w:pStyle w:val="Heading3"/>
@@ -16282,7 +17754,7 @@
       <w:r>
         <w:t xml:space="preserve">(</w:t>
       </w:r>
-      <w:hyperlink r:id="rId97">
+      <w:hyperlink r:id="rId121">
         <w:r>
           <w:rPr>
             <w:rStyle w:val="Hyperlink"/>
@@ -16339,8 +17811,8 @@
         <w:t xml:space="preserve">solving the elliptic-curve discrete logarithm problem) is not possible.</w:t>
       </w:r>
     </w:p>
-    <w:bookmarkEnd w:id="98"/>
-    <w:bookmarkStart w:id="99" w:name="X754a823a6bdb693bc427671750965456d7208ff"/>
+    <w:bookmarkEnd w:id="122"/>
+    <w:bookmarkStart w:id="123" w:name="X754a823a6bdb693bc427671750965456d7208ff"/>
     <w:p>
       <w:pPr>
         <w:pStyle w:val="Heading3"/>
@@ -16757,7 +18229,7 @@
       <w:r>
         <w:t xml:space="preserve"> </w:t>
       </w:r>
-      <w:hyperlink r:id="rId86">
+      <w:hyperlink r:id="rId104">
         <w:r>
           <w:rPr>
             <w:rStyle w:val="Hyperlink"/>
@@ -16806,9 +18278,9 @@
         </w:pict>
       </w:r>
     </w:p>
-    <w:bookmarkEnd w:id="99"/>
-    <w:bookmarkEnd w:id="100"/>
-    <w:bookmarkStart w:id="109" w:name="X84aa6c6fd93c14697b1e146c7cb852065448526"/>
+    <w:bookmarkEnd w:id="123"/>
+    <w:bookmarkEnd w:id="124"/>
+    <w:bookmarkStart w:id="133" w:name="X84aa6c6fd93c14697b1e146c7cb852065448526"/>
     <w:p>
       <w:pPr>
         <w:pStyle w:val="Heading2"/>
@@ -16883,7 +18355,7 @@
         <w:t xml:space="preserve">third parties.</w:t>
       </w:r>
     </w:p>
-    <w:bookmarkStart w:id="104" w:name="components"/>
+    <w:bookmarkStart w:id="128" w:name="components"/>
     <w:p>
       <w:pPr>
         <w:pStyle w:val="Heading3"/>
@@ -17256,18 +18728,18 @@
           <wp:inline>
             <wp:extent cx="5759999" cy="3825890"/>
             <wp:effectExtent b="0" l="0" r="0" t="0"/>
-            <wp:docPr descr="PKI trust chain: root CA, intermediate CA, and leaf certificates" title="" id="102" name="Picture"/>
+            <wp:docPr descr="PKI trust chain: root CA, intermediate CA, and leaf certificates" title="" id="126" name="Picture"/>
             <a:graphic>
               <a:graphicData uri="http://schemas.openxmlformats.org/drawingml/2006/picture">
                 <pic:pic>
                   <pic:nvPicPr>
-                    <pic:cNvPr descr="h10-03-pki.png" id="103" name="Picture"/>
+                    <pic:cNvPr descr="h10-03-pki.png" id="127" name="Picture"/>
                     <pic:cNvPicPr>
                       <a:picLocks noChangeArrowheads="1" noChangeAspect="1"/>
                     </pic:cNvPicPr>
                   </pic:nvPicPr>
                   <pic:blipFill>
-                    <a:blip r:embed="rId101"/>
+                    <a:blip r:embed="rId125"/>
                     <a:stretch>
                       <a:fillRect/>
                     </a:stretch>
@@ -17342,8 +18814,8 @@
         <w:t xml:space="preserve">only that intermediate CA is revoked.</w:t>
       </w:r>
     </w:p>
-    <w:bookmarkEnd w:id="104"/>
-    <w:bookmarkStart w:id="106" w:name="Xee37468853fa8b419a139157b10e07f8956c34a"/>
+    <w:bookmarkEnd w:id="128"/>
+    <w:bookmarkStart w:id="130" w:name="Xee37468853fa8b419a139157b10e07f8956c34a"/>
     <w:p>
       <w:pPr>
         <w:pStyle w:val="Heading3"/>
@@ -17495,7 +18967,7 @@
       <w:r>
         <w:t xml:space="preserve"> </w:t>
       </w:r>
-      <w:hyperlink r:id="rId105">
+      <w:hyperlink r:id="rId129">
         <w:r>
           <w:rPr>
             <w:rStyle w:val="Hyperlink"/>
@@ -17537,8 +19009,8 @@
         <w:t xml:space="preserve">In this section we build the same chain ourselves.</w:t>
       </w:r>
     </w:p>
-    <w:bookmarkEnd w:id="106"/>
-    <w:bookmarkStart w:id="108" w:name="X55c878a2b4d66a76956c27e6c0bd95bc6d1d9c0"/>
+    <w:bookmarkEnd w:id="130"/>
+    <w:bookmarkStart w:id="132" w:name="X55c878a2b4d66a76956c27e6c0bd95bc6d1d9c0"/>
     <w:p>
       <w:pPr>
         <w:pStyle w:val="Heading3"/>
@@ -18514,7 +19986,7 @@
       <w:r>
         <w:t xml:space="preserve">(</w:t>
       </w:r>
-      <w:hyperlink r:id="rId105">
+      <w:hyperlink r:id="rId129">
         <w:r>
           <w:rPr>
             <w:rStyle w:val="Hyperlink"/>
@@ -18608,7 +20080,7 @@
       <w:r>
         <w:t xml:space="preserve">(</w:t>
       </w:r>
-      <w:hyperlink r:id="rId107">
+      <w:hyperlink r:id="rId131">
         <w:r>
           <w:rPr>
             <w:rStyle w:val="Hyperlink"/>
@@ -18847,9 +20319,9 @@
         </w:pict>
       </w:r>
     </w:p>
-    <w:bookmarkEnd w:id="108"/>
-    <w:bookmarkEnd w:id="109"/>
-    <w:bookmarkStart w:id="116" w:name="the-structure-of-an-x.509-certificate"/>
+    <w:bookmarkEnd w:id="132"/>
+    <w:bookmarkEnd w:id="133"/>
+    <w:bookmarkStart w:id="140" w:name="the-structure-of-an-x.509-certificate"/>
     <w:p>
       <w:pPr>
         <w:pStyle w:val="Heading2"/>
@@ -18913,18 +20385,18 @@
           <wp:inline>
             <wp:extent cx="5759999" cy="3159665"/>
             <wp:effectExtent b="0" l="0" r="0" t="0"/>
-            <wp:docPr descr="The fields of an X.509 certificate" title="" id="111" name="Picture"/>
+            <wp:docPr descr="The fields of an X.509 certificate" title="" id="135" name="Picture"/>
             <a:graphic>
               <a:graphicData uri="http://schemas.openxmlformats.org/drawingml/2006/picture">
                 <pic:pic>
                   <pic:nvPicPr>
-                    <pic:cNvPr descr="h10-11-x509.png" id="112" name="Picture"/>
+                    <pic:cNvPr descr="h10-11-x509.png" id="136" name="Picture"/>
                     <pic:cNvPicPr>
                       <a:picLocks noChangeArrowheads="1" noChangeAspect="1"/>
                     </pic:cNvPicPr>
                   </pic:nvPicPr>
                   <pic:blipFill>
-                    <a:blip r:embed="rId110"/>
+                    <a:blip r:embed="rId134"/>
                     <a:stretch>
                       <a:fillRect/>
                     </a:stretch>
@@ -19196,7 +20668,7 @@
             <w:r>
               <w:t xml:space="preserve"> </w:t>
             </w:r>
-            <w:hyperlink r:id="rId113">
+            <w:hyperlink r:id="rId137">
               <w:r>
                 <w:rPr>
                   <w:rStyle w:val="Hyperlink"/>
@@ -19418,7 +20890,7 @@
         <w:t xml:space="preserve">by modern clients. Don’t forget to add a SAN when generating your own certificates.</w:t>
       </w:r>
     </w:p>
-    <w:bookmarkStart w:id="114" w:name="X4265d81b4fe8819dd3c0f9060579e0850f3764d"/>
+    <w:bookmarkStart w:id="138" w:name="X4265d81b4fe8819dd3c0f9060579e0850f3764d"/>
     <w:p>
       <w:pPr>
         <w:pStyle w:val="Heading3"/>
@@ -20142,8 +21614,8 @@
         <w:t xml:space="preserve">— exactly the signing mechanism we learned in Section 5.</w:t>
       </w:r>
     </w:p>
-    <w:bookmarkEnd w:id="114"/>
-    <w:bookmarkStart w:id="115" w:name="X2fbdea42ed4a45ef26eafe29f66c21f08b21da7"/>
+    <w:bookmarkEnd w:id="138"/>
+    <w:bookmarkStart w:id="139" w:name="X2fbdea42ed4a45ef26eafe29f66c21f08b21da7"/>
     <w:p>
       <w:pPr>
         <w:pStyle w:val="Heading3"/>
@@ -20578,9 +22050,9 @@
         </w:pict>
       </w:r>
     </w:p>
-    <w:bookmarkEnd w:id="115"/>
-    <w:bookmarkEnd w:id="116"/>
-    <w:bookmarkStart w:id="122" w:name="X1e80392e998ac253052953a3b22f8225ba024c1"/>
+    <w:bookmarkEnd w:id="139"/>
+    <w:bookmarkEnd w:id="140"/>
+    <w:bookmarkStart w:id="149" w:name="X1e80392e998ac253052953a3b22f8225ba024c1"/>
     <w:p>
       <w:pPr>
         <w:pStyle w:val="Heading2"/>
@@ -20633,18 +22105,18 @@
           <wp:inline>
             <wp:extent cx="5759999" cy="1373829"/>
             <wp:effectExtent b="0" l="0" r="0" t="0"/>
-            <wp:docPr descr="The four questions of chain validation" title="" id="118" name="Picture"/>
+            <wp:docPr descr="The four questions of chain validation" title="" id="142" name="Picture"/>
             <a:graphic>
               <a:graphicData uri="http://schemas.openxmlformats.org/drawingml/2006/picture">
                 <pic:pic>
                   <pic:nvPicPr>
-                    <pic:cNvPr descr="h10-12-zincir-dogrulama.png" id="119" name="Picture"/>
+                    <pic:cNvPr descr="h10-12-zincir-dogrulama.png" id="143" name="Picture"/>
                     <pic:cNvPicPr>
                       <a:picLocks noChangeArrowheads="1" noChangeAspect="1"/>
                     </pic:cNvPicPr>
                   </pic:nvPicPr>
                   <pic:blipFill>
-                    <a:blip r:embed="rId117"/>
+                    <a:blip r:embed="rId141"/>
                     <a:stretch>
                       <a:fillRect/>
                     </a:stretch>
@@ -21805,7 +23277,7 @@
         <w:t xml:space="preserve">configuration mistake commonly seen in the field.</w:t>
       </w:r>
     </w:p>
-    <w:bookmarkStart w:id="120" w:name="class-activity-breaking-the-chain"/>
+    <w:bookmarkStart w:id="147" w:name="class-activity-breaking-the-chain"/>
     <w:p>
       <w:pPr>
         <w:pStyle w:val="Heading3"/>
@@ -21961,1083 +23433,39 @@
         <w:t xml:space="preserve">.</w:t>
       </w:r>
     </w:p>
-    <w:bookmarkEnd w:id="120"/>
-    <w:bookmarkStart w:id="121" w:name="Xb888cf006807f00204ddfb820d9187d94346a25"/>
-    <w:p>
-      <w:pPr>
-        <w:pStyle w:val="Heading3"/>
-      </w:pPr>
-      <w:r>
-        <w:t xml:space="preserve">Worked example: solving two scenarios of the class activity from start to finish</w:t>
-      </w:r>
-    </w:p>
     <w:p>
       <w:pPr>
         <w:pStyle w:val="FirstParagraph"/>
       </w:pPr>
       <w:r>
-        <w:t xml:space="preserve">Let’s solve the first two of the four scenarios above together; you will complete scenarios 3 and 4 yourself.</w:t>
-      </w:r>
-    </w:p>
-    <w:p>
-      <w:pPr>
-        <w:pStyle w:val="BodyText"/>
-      </w:pPr>
-      <w:r>
-        <w:rPr>
-          <w:b/>
-          <w:bCs/>
-        </w:rPr>
-        <w:t xml:space="preserve">Scenario 1 — Signing the server certificate directly with the root (skipping the intermediate CA):</w:t>
-      </w:r>
-    </w:p>
-    <w:p>
-      <w:pPr>
-        <w:pStyle w:val="SourceCode"/>
-      </w:pPr>
-      <w:r>
-        <w:rPr>
-          <w:rStyle w:val="ExtensionTok"/>
-        </w:rPr>
-        <w:t xml:space="preserve">openssl</w:t>
-      </w:r>
-      <w:r>
-        <w:rPr>
-          <w:rStyle w:val="NormalTok"/>
-        </w:rPr>
-        <w:t xml:space="preserve"> x509 </w:t>
-      </w:r>
-      <w:r>
-        <w:rPr>
-          <w:rStyle w:val="AttributeTok"/>
-        </w:rPr>
-        <w:t xml:space="preserve">-req</w:t>
-      </w:r>
-      <w:r>
-        <w:rPr>
-          <w:rStyle w:val="NormalTok"/>
-        </w:rPr>
-        <w:t xml:space="preserve"> </w:t>
-      </w:r>
-      <w:r>
-        <w:rPr>
-          <w:rStyle w:val="AttributeTok"/>
-        </w:rPr>
-        <w:t xml:space="preserve">-in</w:t>
-      </w:r>
-      <w:r>
-        <w:rPr>
-          <w:rStyle w:val="NormalTok"/>
-        </w:rPr>
-        <w:t xml:space="preserve"> sunucu.csr </w:t>
-      </w:r>
-      <w:r>
-        <w:rPr>
-          <w:rStyle w:val="AttributeTok"/>
-        </w:rPr>
-        <w:t xml:space="preserve">-CA</w:t>
-      </w:r>
-      <w:r>
-        <w:rPr>
-          <w:rStyle w:val="NormalTok"/>
-        </w:rPr>
-        <w:t xml:space="preserve"> kok.crt </w:t>
-      </w:r>
-      <w:r>
-        <w:rPr>
-          <w:rStyle w:val="AttributeTok"/>
-        </w:rPr>
-        <w:t xml:space="preserve">-CAkey</w:t>
-      </w:r>
-      <w:r>
-        <w:rPr>
-          <w:rStyle w:val="NormalTok"/>
-        </w:rPr>
-        <w:t xml:space="preserve"> kok.key </w:t>
-      </w:r>
-      <w:r>
-        <w:rPr>
-          <w:rStyle w:val="AttributeTok"/>
-        </w:rPr>
-        <w:t xml:space="preserve">-CAcreateserial</w:t>
-      </w:r>
-      <w:r>
-        <w:rPr>
-          <w:rStyle w:val="NormalTok"/>
-        </w:rPr>
-        <w:t xml:space="preserve"> </w:t>
-      </w:r>
-      <w:r>
-        <w:rPr>
-          <w:rStyle w:val="AttributeTok"/>
-        </w:rPr>
-        <w:t xml:space="preserve">-days</w:t>
-      </w:r>
-      <w:r>
-        <w:rPr>
-          <w:rStyle w:val="NormalTok"/>
-        </w:rPr>
-        <w:t xml:space="preserve"> 90 </w:t>
-      </w:r>
-      <w:r>
-        <w:rPr>
-          <w:rStyle w:val="AttributeTok"/>
-        </w:rPr>
-        <w:t xml:space="preserve">-sha256</w:t>
-      </w:r>
-      <w:r>
-        <w:rPr>
-          <w:rStyle w:val="NormalTok"/>
-        </w:rPr>
-        <w:t xml:space="preserve"> </w:t>
-      </w:r>
-      <w:r>
-        <w:rPr>
-          <w:rStyle w:val="DataTypeTok"/>
-        </w:rPr>
-        <w:t xml:space="preserve">\</w:t>
-      </w:r>
-      <w:r>
-        <w:br/>
-      </w:r>
-      <w:r>
-        <w:rPr>
-          <w:rStyle w:val="NormalTok"/>
-        </w:rPr>
-        <w:t xml:space="preserve">  </w:t>
-      </w:r>
-      <w:r>
-        <w:rPr>
-          <w:rStyle w:val="AttributeTok"/>
-        </w:rPr>
-        <w:t xml:space="preserve">-out</w:t>
-      </w:r>
-      <w:r>
-        <w:rPr>
-          <w:rStyle w:val="NormalTok"/>
-        </w:rPr>
-        <w:t xml:space="preserve"> sunucu_kok.crt </w:t>
-      </w:r>
-      <w:r>
-        <w:rPr>
-          <w:rStyle w:val="AttributeTok"/>
-        </w:rPr>
-        <w:t xml:space="preserve">-extfile</w:t>
-      </w:r>
-      <w:r>
-        <w:rPr>
-          <w:rStyle w:val="NormalTok"/>
-        </w:rPr>
-        <w:t xml:space="preserve"> sunucu.ext</w:t>
-      </w:r>
-      <w:r>
-        <w:br/>
-      </w:r>
-      <w:r>
-        <w:rPr>
-          <w:rStyle w:val="ExtensionTok"/>
-        </w:rPr>
-        <w:t xml:space="preserve">openssl</w:t>
-      </w:r>
-      <w:r>
-        <w:rPr>
-          <w:rStyle w:val="NormalTok"/>
-        </w:rPr>
-        <w:t xml:space="preserve"> verify </w:t>
-      </w:r>
-      <w:r>
-        <w:rPr>
-          <w:rStyle w:val="AttributeTok"/>
-        </w:rPr>
-        <w:t xml:space="preserve">-CAfile</w:t>
-      </w:r>
-      <w:r>
-        <w:rPr>
-          <w:rStyle w:val="NormalTok"/>
-        </w:rPr>
-        <w:t xml:space="preserve"> kok.crt </w:t>
-      </w:r>
-      <w:r>
-        <w:rPr>
-          <w:rStyle w:val="AttributeTok"/>
-        </w:rPr>
-        <w:t xml:space="preserve">-untrusted</w:t>
-      </w:r>
-      <w:r>
-        <w:rPr>
-          <w:rStyle w:val="NormalTok"/>
-        </w:rPr>
-        <w:t xml:space="preserve"> ara.crt sunucu_kok.crt</w:t>
-      </w:r>
-    </w:p>
-    <w:p>
-      <w:pPr>
-        <w:pStyle w:val="SourceCode"/>
-      </w:pPr>
+        <w:t xml:space="preserve">Try all six of the four questions’ cases (signature? reaches the root? still valid? name matches?) — missing</w:t>
+      </w:r>
+      <w:r>
+        <w:t xml:space="preserve"> </w:t>
+      </w:r>
+      <w:r>
+        <w:t xml:space="preserve">intermediate, expired, wrong root, a</w:t>
+      </w:r>
+      <w:r>
+        <w:t xml:space="preserve"> </w:t>
+      </w:r>
       <w:r>
         <w:rPr>
           <w:rStyle w:val="VerbatimChar"/>
         </w:rPr>
-        <w:t xml:space="preserve">sunucu_kok.crt: OK</w:t>
-      </w:r>
-    </w:p>
-    <w:p>
-      <w:pPr>
-        <w:pStyle w:val="FirstParagraph"/>
-      </w:pPr>
-      <w:r>
-        <w:t xml:space="preserve">This may be surprising: even though we also supplied</w:t>
-      </w:r>
-      <w:r>
-        <w:t xml:space="preserve"> </w:t>
-      </w:r>
-      <w:r>
-        <w:rPr>
-          <w:rStyle w:val="VerbatimChar"/>
-        </w:rPr>
-        <w:t xml:space="preserve">ara.crt</w:t>
-      </w:r>
-      <w:r>
-        <w:t xml:space="preserve">, validation</w:t>
-      </w:r>
-      <w:r>
-        <w:t xml:space="preserve"> </w:t>
-      </w:r>
-      <w:r>
-        <w:rPr>
-          <w:b/>
-          <w:bCs/>
-        </w:rPr>
-        <w:t xml:space="preserve">passed</w:t>
-      </w:r>
-      <w:r>
-        <w:t xml:space="preserve">, because OpenSSL could</w:t>
-      </w:r>
-      <w:r>
-        <w:t xml:space="preserve"> </w:t>
-      </w:r>
-      <w:r>
-        <w:t xml:space="preserve">build the chain from</w:t>
-      </w:r>
-      <w:r>
-        <w:t xml:space="preserve"> </w:t>
-      </w:r>
-      <w:r>
-        <w:rPr>
-          <w:rStyle w:val="VerbatimChar"/>
-        </w:rPr>
-        <w:t xml:space="preserve">sunucu_kok.crt</w:t>
-      </w:r>
-      <w:r>
-        <w:t xml:space="preserve"> </w:t>
-      </w:r>
-      <w:r>
-        <w:rPr>
-          <w:b/>
-          <w:bCs/>
-        </w:rPr>
-        <w:t xml:space="preserve">directly</w:t>
-      </w:r>
-      <w:r>
-        <w:t xml:space="preserve"> </w:t>
-      </w:r>
-      <w:r>
-        <w:t xml:space="preserve">to</w:t>
-      </w:r>
-      <w:r>
-        <w:t xml:space="preserve"> </w:t>
-      </w:r>
-      <w:r>
-        <w:rPr>
-          <w:rStyle w:val="VerbatimChar"/>
-        </w:rPr>
-        <w:t xml:space="preserve">kok.crt</w:t>
-      </w:r>
-      <w:r>
-        <w:t xml:space="preserve">;</w:t>
-      </w:r>
-      <w:r>
-        <w:t xml:space="preserve"> </w:t>
-      </w:r>
-      <w:r>
-        <w:rPr>
-          <w:rStyle w:val="VerbatimChar"/>
-        </w:rPr>
-        <w:t xml:space="preserve">ara.crt</w:t>
-      </w:r>
-      <w:r>
-        <w:t xml:space="preserve"> </w:t>
-      </w:r>
-      <w:r>
-        <w:t xml:space="preserve">was never used on this path, it just</w:t>
-      </w:r>
-      <w:r>
-        <w:t xml:space="preserve"> </w:t>
-      </w:r>
-      <w:r>
-        <w:t xml:space="preserve">sat in the pool as an available candidate. The lesson here is</w:t>
-      </w:r>
-      <w:r>
-        <w:t xml:space="preserve"> </w:t>
-      </w:r>
-      <w:r>
-        <w:rPr>
-          <w:b/>
-          <w:bCs/>
-        </w:rPr>
-        <w:t xml:space="preserve">operational, not cryptographic</w:t>
-      </w:r>
-      <w:r>
-        <w:t xml:space="preserve">: mathematically,</w:t>
-      </w:r>
-      <w:r>
-        <w:t xml:space="preserve"> </w:t>
-      </w:r>
-      <w:r>
-        <w:t xml:space="preserve">the root CA can directly sign any certificate it wants. But we</w:t>
-      </w:r>
-      <w:r>
-        <w:t xml:space="preserve"> </w:t>
-      </w:r>
-      <w:r>
-        <w:rPr>
-          <w:b/>
-          <w:bCs/>
-        </w:rPr>
-        <w:t xml:space="preserve">must not do this</w:t>
-      </w:r>
-      <w:r>
-        <w:t xml:space="preserve">, because if the root CA’s</w:t>
-      </w:r>
-      <w:r>
-        <w:t xml:space="preserve"> </w:t>
-      </w:r>
-      <w:r>
-        <w:t xml:space="preserve">private key sits on a system used every day (the</w:t>
-      </w:r>
-      <w:r>
-        <w:t xml:space="preserve"> </w:t>
-      </w:r>
-      <w:r>
-        <w:t xml:space="preserve">“why an intermediate CA”</w:t>
-      </w:r>
-      <w:r>
-        <w:t xml:space="preserve"> </w:t>
-      </w:r>
-      <w:r>
-        <w:t xml:space="preserve">explanation in Section 7), the risk of</w:t>
-      </w:r>
-      <w:r>
-        <w:t xml:space="preserve"> </w:t>
-      </w:r>
-      <w:r>
-        <w:t xml:space="preserve">compromise increases and the whole chain collapses.</w:t>
-      </w:r>
-    </w:p>
-    <w:p>
-      <w:pPr>
-        <w:pStyle w:val="BodyText"/>
-      </w:pPr>
-      <w:r>
-        <w:rPr>
-          <w:b/>
-          <w:bCs/>
-        </w:rPr>
-        <w:t xml:space="preserve">Scenario 2 — Producing the intermediate CA with</w:t>
-      </w:r>
-      <w:r>
-        <w:rPr>
-          <w:b/>
-          <w:bCs/>
-        </w:rPr>
-        <w:t xml:space="preserve"> </w:t>
-      </w:r>
-      <w:r>
-        <w:rPr>
-          <w:rStyle w:val="VerbatimChar"/>
-          <w:b/>
-          <w:bCs/>
-        </w:rPr>
         <w:t xml:space="preserve">CA:FALSE</w:t>
       </w:r>
       <w:r>
-        <w:rPr>
-          <w:b/>
-          <w:bCs/>
-        </w:rPr>
-        <w:t xml:space="preserve">:</w:t>
-      </w:r>
-    </w:p>
-    <w:p>
-      <w:pPr>
-        <w:pStyle w:val="SourceCode"/>
-      </w:pPr>
-      <w:r>
-        <w:rPr>
-          <w:rStyle w:val="BuiltInTok"/>
-        </w:rPr>
-        <w:t xml:space="preserve">printf</w:t>
-      </w:r>
-      <w:r>
-        <w:rPr>
-          <w:rStyle w:val="NormalTok"/>
-        </w:rPr>
-        <w:t xml:space="preserve"> </w:t>
-      </w:r>
-      <w:r>
-        <w:rPr>
-          <w:rStyle w:val="StringTok"/>
-        </w:rPr>
-        <w:t xml:space="preserve">"basicConstraints=critical,CA:FALSE\nkeyUsage=critical,keyCertSign,cRLSign\n"</w:t>
-      </w:r>
-      <w:r>
-        <w:rPr>
-          <w:rStyle w:val="NormalTok"/>
-        </w:rPr>
-        <w:t xml:space="preserve"> </w:t>
-      </w:r>
-      <w:r>
-        <w:rPr>
-          <w:rStyle w:val="OperatorTok"/>
-        </w:rPr>
-        <w:t xml:space="preserve">&gt;</w:t>
-      </w:r>
-      <w:r>
-        <w:rPr>
-          <w:rStyle w:val="NormalTok"/>
-        </w:rPr>
-        <w:t xml:space="preserve"> ara_yanlis.ext</w:t>
-      </w:r>
-      <w:r>
-        <w:br/>
-      </w:r>
-      <w:r>
-        <w:rPr>
-          <w:rStyle w:val="ExtensionTok"/>
-        </w:rPr>
-        <w:t xml:space="preserve">openssl</w:t>
-      </w:r>
-      <w:r>
-        <w:rPr>
-          <w:rStyle w:val="NormalTok"/>
-        </w:rPr>
-        <w:t xml:space="preserve"> x509 </w:t>
-      </w:r>
-      <w:r>
-        <w:rPr>
-          <w:rStyle w:val="AttributeTok"/>
-        </w:rPr>
-        <w:t xml:space="preserve">-req</w:t>
-      </w:r>
-      <w:r>
-        <w:rPr>
-          <w:rStyle w:val="NormalTok"/>
-        </w:rPr>
-        <w:t xml:space="preserve"> </w:t>
-      </w:r>
-      <w:r>
-        <w:rPr>
-          <w:rStyle w:val="AttributeTok"/>
-        </w:rPr>
-        <w:t xml:space="preserve">-in</w:t>
-      </w:r>
-      <w:r>
-        <w:rPr>
-          <w:rStyle w:val="NormalTok"/>
-        </w:rPr>
-        <w:t xml:space="preserve"> ara.csr </w:t>
-      </w:r>
-      <w:r>
-        <w:rPr>
-          <w:rStyle w:val="AttributeTok"/>
-        </w:rPr>
-        <w:t xml:space="preserve">-CA</w:t>
-      </w:r>
-      <w:r>
-        <w:rPr>
-          <w:rStyle w:val="NormalTok"/>
-        </w:rPr>
-        <w:t xml:space="preserve"> kok.crt </w:t>
-      </w:r>
-      <w:r>
-        <w:rPr>
-          <w:rStyle w:val="AttributeTok"/>
-        </w:rPr>
-        <w:t xml:space="preserve">-CAkey</w:t>
-      </w:r>
-      <w:r>
-        <w:rPr>
-          <w:rStyle w:val="NormalTok"/>
-        </w:rPr>
-        <w:t xml:space="preserve"> kok.key </w:t>
-      </w:r>
-      <w:r>
-        <w:rPr>
-          <w:rStyle w:val="AttributeTok"/>
-        </w:rPr>
-        <w:t xml:space="preserve">-CAcreateserial</w:t>
-      </w:r>
-      <w:r>
-        <w:rPr>
-          <w:rStyle w:val="NormalTok"/>
-        </w:rPr>
-        <w:t xml:space="preserve"> </w:t>
-      </w:r>
-      <w:r>
-        <w:rPr>
-          <w:rStyle w:val="AttributeTok"/>
-        </w:rPr>
-        <w:t xml:space="preserve">-days</w:t>
-      </w:r>
-      <w:r>
-        <w:rPr>
-          <w:rStyle w:val="NormalTok"/>
-        </w:rPr>
-        <w:t xml:space="preserve"> 1825 </w:t>
-      </w:r>
-      <w:r>
-        <w:rPr>
-          <w:rStyle w:val="AttributeTok"/>
-        </w:rPr>
-        <w:t xml:space="preserve">-sha256</w:t>
-      </w:r>
-      <w:r>
-        <w:rPr>
-          <w:rStyle w:val="NormalTok"/>
-        </w:rPr>
-        <w:t xml:space="preserve"> </w:t>
-      </w:r>
-      <w:r>
-        <w:rPr>
-          <w:rStyle w:val="DataTypeTok"/>
-        </w:rPr>
-        <w:t xml:space="preserve">\</w:t>
-      </w:r>
-      <w:r>
-        <w:br/>
-      </w:r>
-      <w:r>
-        <w:rPr>
-          <w:rStyle w:val="NormalTok"/>
-        </w:rPr>
-        <w:t xml:space="preserve">  </w:t>
-      </w:r>
-      <w:r>
-        <w:rPr>
-          <w:rStyle w:val="AttributeTok"/>
-        </w:rPr>
-        <w:t xml:space="preserve">-out</w:t>
-      </w:r>
-      <w:r>
-        <w:rPr>
-          <w:rStyle w:val="NormalTok"/>
-        </w:rPr>
-        <w:t xml:space="preserve"> ara_yanlis.crt </w:t>
-      </w:r>
-      <w:r>
-        <w:rPr>
-          <w:rStyle w:val="AttributeTok"/>
-        </w:rPr>
-        <w:t xml:space="preserve">-extfile</w:t>
-      </w:r>
-      <w:r>
-        <w:rPr>
-          <w:rStyle w:val="NormalTok"/>
-        </w:rPr>
-        <w:t xml:space="preserve"> ara_yanlis.ext</w:t>
-      </w:r>
-      <w:r>
-        <w:br/>
-      </w:r>
-      <w:r>
-        <w:br/>
-      </w:r>
-      <w:r>
-        <w:rPr>
-          <w:rStyle w:val="ExtensionTok"/>
-        </w:rPr>
-        <w:t xml:space="preserve">openssl</w:t>
-      </w:r>
-      <w:r>
-        <w:rPr>
-          <w:rStyle w:val="NormalTok"/>
-        </w:rPr>
-        <w:t xml:space="preserve"> x509 </w:t>
-      </w:r>
-      <w:r>
-        <w:rPr>
-          <w:rStyle w:val="AttributeTok"/>
-        </w:rPr>
-        <w:t xml:space="preserve">-req</w:t>
-      </w:r>
-      <w:r>
-        <w:rPr>
-          <w:rStyle w:val="NormalTok"/>
-        </w:rPr>
-        <w:t xml:space="preserve"> </w:t>
-      </w:r>
-      <w:r>
-        <w:rPr>
-          <w:rStyle w:val="AttributeTok"/>
-        </w:rPr>
-        <w:t xml:space="preserve">-in</w:t>
-      </w:r>
-      <w:r>
-        <w:rPr>
-          <w:rStyle w:val="NormalTok"/>
-        </w:rPr>
-        <w:t xml:space="preserve"> sunucu.csr </w:t>
-      </w:r>
-      <w:r>
-        <w:rPr>
-          <w:rStyle w:val="AttributeTok"/>
-        </w:rPr>
-        <w:t xml:space="preserve">-CA</w:t>
-      </w:r>
-      <w:r>
-        <w:rPr>
-          <w:rStyle w:val="NormalTok"/>
-        </w:rPr>
-        <w:t xml:space="preserve"> ara_yanlis.crt </w:t>
-      </w:r>
-      <w:r>
-        <w:rPr>
-          <w:rStyle w:val="AttributeTok"/>
-        </w:rPr>
-        <w:t xml:space="preserve">-CAkey</w:t>
-      </w:r>
-      <w:r>
-        <w:rPr>
-          <w:rStyle w:val="NormalTok"/>
-        </w:rPr>
-        <w:t xml:space="preserve"> ara.key </w:t>
-      </w:r>
-      <w:r>
-        <w:rPr>
-          <w:rStyle w:val="AttributeTok"/>
-        </w:rPr>
-        <w:t xml:space="preserve">-CAcreateserial</w:t>
-      </w:r>
-      <w:r>
-        <w:rPr>
-          <w:rStyle w:val="NormalTok"/>
-        </w:rPr>
-        <w:t xml:space="preserve"> </w:t>
-      </w:r>
-      <w:r>
-        <w:rPr>
-          <w:rStyle w:val="AttributeTok"/>
-        </w:rPr>
-        <w:t xml:space="preserve">-days</w:t>
-      </w:r>
-      <w:r>
-        <w:rPr>
-          <w:rStyle w:val="NormalTok"/>
-        </w:rPr>
-        <w:t xml:space="preserve"> 90 </w:t>
-      </w:r>
-      <w:r>
-        <w:rPr>
-          <w:rStyle w:val="AttributeTok"/>
-        </w:rPr>
-        <w:t xml:space="preserve">-sha256</w:t>
-      </w:r>
-      <w:r>
-        <w:rPr>
-          <w:rStyle w:val="NormalTok"/>
-        </w:rPr>
-        <w:t xml:space="preserve"> </w:t>
-      </w:r>
-      <w:r>
-        <w:rPr>
-          <w:rStyle w:val="DataTypeTok"/>
-        </w:rPr>
-        <w:t xml:space="preserve">\</w:t>
-      </w:r>
-      <w:r>
-        <w:br/>
-      </w:r>
-      <w:r>
-        <w:rPr>
-          <w:rStyle w:val="NormalTok"/>
-        </w:rPr>
-        <w:t xml:space="preserve">  </w:t>
-      </w:r>
-      <w:r>
-        <w:rPr>
-          <w:rStyle w:val="AttributeTok"/>
-        </w:rPr>
-        <w:t xml:space="preserve">-out</w:t>
-      </w:r>
-      <w:r>
-        <w:rPr>
-          <w:rStyle w:val="NormalTok"/>
-        </w:rPr>
-        <w:t xml:space="preserve"> sunucu_yanlis.crt </w:t>
-      </w:r>
-      <w:r>
-        <w:rPr>
-          <w:rStyle w:val="AttributeTok"/>
-        </w:rPr>
-        <w:t xml:space="preserve">-extfile</w:t>
-      </w:r>
-      <w:r>
-        <w:rPr>
-          <w:rStyle w:val="NormalTok"/>
-        </w:rPr>
-        <w:t xml:space="preserve"> sunucu.ext</w:t>
-      </w:r>
-      <w:r>
-        <w:br/>
-      </w:r>
-      <w:r>
-        <w:br/>
-      </w:r>
-      <w:r>
-        <w:rPr>
-          <w:rStyle w:val="ExtensionTok"/>
-        </w:rPr>
-        <w:t xml:space="preserve">openssl</w:t>
-      </w:r>
-      <w:r>
-        <w:rPr>
-          <w:rStyle w:val="NormalTok"/>
-        </w:rPr>
-        <w:t xml:space="preserve"> verify </w:t>
-      </w:r>
-      <w:r>
-        <w:rPr>
-          <w:rStyle w:val="AttributeTok"/>
-        </w:rPr>
-        <w:t xml:space="preserve">-CAfile</w:t>
-      </w:r>
-      <w:r>
-        <w:rPr>
-          <w:rStyle w:val="NormalTok"/>
-        </w:rPr>
-        <w:t xml:space="preserve"> kok.crt </w:t>
-      </w:r>
-      <w:r>
-        <w:rPr>
-          <w:rStyle w:val="AttributeTok"/>
-        </w:rPr>
-        <w:t xml:space="preserve">-untrusted</w:t>
-      </w:r>
-      <w:r>
-        <w:rPr>
-          <w:rStyle w:val="NormalTok"/>
-        </w:rPr>
-        <w:t xml:space="preserve"> ara_yanlis.crt sunucu_yanlis.crt</w:t>
-      </w:r>
-    </w:p>
-    <w:p>
-      <w:pPr>
-        <w:pStyle w:val="SourceCode"/>
-      </w:pPr>
-      <w:r>
-        <w:rPr>
-          <w:rStyle w:val="VerbatimChar"/>
-        </w:rPr>
-        <w:t xml:space="preserve">CN=CEN429 Lab Ara CA</w:t>
-      </w:r>
-      <w:r>
-        <w:br/>
-      </w:r>
-      <w:r>
-        <w:rPr>
-          <w:rStyle w:val="VerbatimChar"/>
-        </w:rPr>
-        <w:t xml:space="preserve">error 79 at 1 depth lookup: invalid CA certificate</w:t>
-      </w:r>
-      <w:r>
-        <w:br/>
-      </w:r>
-      <w:r>
-        <w:rPr>
-          <w:rStyle w:val="VerbatimChar"/>
-        </w:rPr>
-        <w:t xml:space="preserve">error sunucu_yanlis.crt: verification failed</w:t>
-      </w:r>
-    </w:p>
-    <w:p>
-      <w:pPr>
-        <w:pStyle w:val="FirstParagraph"/>
-      </w:pPr>
-      <w:r>
-        <w:t xml:space="preserve">This time validation was</w:t>
-      </w:r>
-      <w:r>
-        <w:t xml:space="preserve"> </w:t>
-      </w:r>
-      <w:r>
-        <w:rPr>
-          <w:b/>
-          <w:bCs/>
-        </w:rPr>
-        <w:t xml:space="preserve">rejected</w:t>
-      </w:r>
-      <w:r>
-        <w:t xml:space="preserve"> </w:t>
-      </w:r>
-      <w:r>
-        <w:t xml:space="preserve">— because</w:t>
-      </w:r>
-      <w:r>
-        <w:t xml:space="preserve"> </w:t>
-      </w:r>
-      <w:r>
-        <w:rPr>
-          <w:rStyle w:val="VerbatimChar"/>
-        </w:rPr>
-        <w:t xml:space="preserve">ara_yanlis.crt</w:t>
-      </w:r>
-      <w:r>
-        <w:t xml:space="preserve">’s</w:t>
-      </w:r>
-      <w:r>
-        <w:t xml:space="preserve"> </w:t>
-      </w:r>
-      <w:r>
-        <w:rPr>
-          <w:rStyle w:val="VerbatimChar"/>
-        </w:rPr>
-        <w:t xml:space="preserve">basicConstraints</w:t>
-      </w:r>
-      <w:r>
-        <w:t xml:space="preserve"> </w:t>
-      </w:r>
-      <w:r>
-        <w:t xml:space="preserve">is</w:t>
-      </w:r>
-      <w:r>
-        <w:t xml:space="preserve"> </w:t>
-      </w:r>
-      <w:r>
-        <w:rPr>
-          <w:rStyle w:val="VerbatimChar"/>
-        </w:rPr>
-        <w:t xml:space="preserve">CA:FALSE</w:t>
-      </w:r>
-      <w:r>
-        <w:t xml:space="preserve">, even</w:t>
-      </w:r>
-      <w:r>
-        <w:t xml:space="preserve"> </w:t>
-      </w:r>
-      <w:r>
-        <w:t xml:space="preserve">though the mathematical signature is correct, OpenSSL sees that this certificate has</w:t>
-      </w:r>
-      <w:r>
-        <w:t xml:space="preserve"> </w:t>
-      </w:r>
-      <w:r>
-        <w:rPr>
-          <w:b/>
-          <w:bCs/>
-        </w:rPr>
-        <w:t xml:space="preserve">no authority to sign</w:t>
-      </w:r>
-      <w:r>
-        <w:rPr>
-          <w:b/>
-          <w:bCs/>
-        </w:rPr>
-        <w:t xml:space="preserve"> </w:t>
-      </w:r>
-      <w:r>
-        <w:rPr>
-          <w:b/>
-          <w:bCs/>
-        </w:rPr>
-        <w:t xml:space="preserve">another certificate</w:t>
-      </w:r>
-      <w:r>
-        <w:t xml:space="preserve"> </w:t>
-      </w:r>
-      <w:r>
-        <w:t xml:space="preserve">and treats the chain as invalid at</w:t>
-      </w:r>
-      <w:r>
-        <w:t xml:space="preserve"> </w:t>
-      </w:r>
-      <w:r>
-        <w:t xml:space="preserve">“depth 1”</w:t>
-      </w:r>
-      <w:r>
-        <w:t xml:space="preserve"> </w:t>
-      </w:r>
-      <w:r>
-        <w:t xml:space="preserve">(the middle layer). This is proof that the</w:t>
-      </w:r>
-      <w:r>
-        <w:t xml:space="preserve"> </w:t>
-      </w:r>
-      <w:r>
-        <w:rPr>
-          <w:rStyle w:val="VerbatimChar"/>
-        </w:rPr>
-        <w:t xml:space="preserve">Basic Constraints</w:t>
-      </w:r>
-      <w:r>
-        <w:t xml:space="preserve"> </w:t>
-      </w:r>
-      <w:r>
-        <w:t xml:space="preserve">field from Section 8 is an extension that</w:t>
-      </w:r>
-      <w:r>
-        <w:t xml:space="preserve"> </w:t>
-      </w:r>
-      <w:r>
-        <w:rPr>
-          <w:b/>
-          <w:bCs/>
-        </w:rPr>
-        <w:t xml:space="preserve">actually changes behaviour</w:t>
-      </w:r>
-      <w:r>
-        <w:t xml:space="preserve"> </w:t>
-      </w:r>
-      <w:r>
-        <w:t xml:space="preserve">— not a fancy text</w:t>
-      </w:r>
-      <w:r>
-        <w:t xml:space="preserve"> </w:t>
-      </w:r>
-      <w:r>
-        <w:t xml:space="preserve">field.</w:t>
-      </w:r>
-    </w:p>
-    <w:p>
-      <w:pPr>
-        <w:pStyle w:val="BodyText"/>
-      </w:pPr>
-      <w:r>
-        <w:t xml:space="preserve">Compare Scenario 1 with Scenario 2: both build a</w:t>
-      </w:r>
-      <w:r>
-        <w:t xml:space="preserve"> </w:t>
-      </w:r>
-      <w:r>
-        <w:t xml:space="preserve">“wrong”</w:t>
-      </w:r>
-      <w:r>
-        <w:t xml:space="preserve"> </w:t>
-      </w:r>
-      <w:r>
-        <w:t xml:space="preserve">chain, but one (</w:t>
-      </w:r>
-      <w:r>
-        <w:rPr>
-          <w:b/>
-          <w:bCs/>
-        </w:rPr>
-        <w:t xml:space="preserve">signing directly with the root</w:t>
-      </w:r>
-      <w:r>
-        <w:t xml:space="preserve">) is</w:t>
-      </w:r>
-      <w:r>
-        <w:t xml:space="preserve"> </w:t>
-      </w:r>
-      <w:r>
-        <w:t xml:space="preserve">cryptographically valid and only an operational mistake; the other (</w:t>
-      </w:r>
-      <w:r>
-        <w:rPr>
-          <w:b/>
-          <w:bCs/>
-        </w:rPr>
-        <w:t xml:space="preserve">signing with</w:t>
-      </w:r>
-      <w:r>
-        <w:rPr>
-          <w:b/>
-          <w:bCs/>
-        </w:rPr>
-        <w:t xml:space="preserve"> </w:t>
-      </w:r>
-      <w:r>
-        <w:rPr>
-          <w:rStyle w:val="VerbatimChar"/>
-          <w:b/>
-          <w:bCs/>
-        </w:rPr>
-        <w:t xml:space="preserve">CA:FALSE</w:t>
-      </w:r>
-      <w:r>
-        <w:t xml:space="preserve">) is rejected at</w:t>
-      </w:r>
-      <w:r>
-        <w:t xml:space="preserve"> </w:t>
-      </w:r>
-      <w:r>
-        <w:t xml:space="preserve">the protocol level. When an evaluator inspects your PKI setup, this is exactly the distinction they look for:</w:t>
-      </w:r>
-      <w:r>
-        <w:t xml:space="preserve"> </w:t>
-      </w:r>
-      <w:r>
-        <w:t xml:space="preserve">“does the chain technically work”</w:t>
-      </w:r>
-      <w:r>
-        <w:t xml:space="preserve"> </w:t>
-      </w:r>
-      <w:r>
-        <w:t xml:space="preserve">and</w:t>
-      </w:r>
-      <w:r>
-        <w:t xml:space="preserve"> </w:t>
-      </w:r>
-      <w:r>
-        <w:t xml:space="preserve">“does the chain follow the design rules”</w:t>
-      </w:r>
-      <w:r>
-        <w:t xml:space="preserve"> </w:t>
-      </w:r>
-      <w:r>
-        <w:t xml:space="preserve">are two separate questions.</w:t>
-      </w:r>
-    </w:p>
-    <w:p>
-      <w:r>
-        <w:pict>
-          <v:rect style="width:0;height:1.5pt" o:hralign="center" o:hrstd="t" o:hr="t"/>
-        </w:pict>
-      </w:r>
-    </w:p>
-    <w:bookmarkEnd w:id="121"/>
-    <w:bookmarkEnd w:id="122"/>
-    <w:bookmarkStart w:id="128" w:name="X8d0e27b8af9643058bb5dd1e0b4dd587497cc5c"/>
-    <w:p>
-      <w:pPr>
-        <w:pStyle w:val="Heading2"/>
-      </w:pPr>
-      <w:r>
-        <w:t xml:space="preserve">10. Certificate revocation: CRL, OCSP, and stapling (Recipe 10.10–10.12)</w:t>
-      </w:r>
-    </w:p>
-    <w:p>
-      <w:pPr>
-        <w:pStyle w:val="FirstParagraph"/>
-      </w:pPr>
-      <w:r>
-        <w:t xml:space="preserve">If a certificate’s private key is stolen, or the certificate was issued incorrectly, it must be</w:t>
-      </w:r>
-      <w:r>
-        <w:t xml:space="preserve"> </w:t>
-      </w:r>
-      <w:r>
-        <w:rPr>
-          <w:b/>
-          <w:bCs/>
-        </w:rPr>
-        <w:t xml:space="preserve">revoked</w:t>
-      </w:r>
-      <w:r>
-        <w:t xml:space="preserve"> </w:t>
-      </w:r>
-      <w:r>
-        <w:t xml:space="preserve">before its validity period expires. There are three ways for the client to learn this:</w:t>
+        <w:t xml:space="preserve"> </w:t>
+      </w:r>
+      <w:r>
+        <w:t xml:space="preserve">issuer, wrong hostname and the complete chain — in the same</w:t>
+      </w:r>
+      <w:r>
+        <w:t xml:space="preserve"> </w:t>
+      </w:r>
+      <w:r>
+        <w:t xml:space="preserve">animation, and get a feel for it before you solve scenarios 3 and 4 yourself:</w:t>
       </w:r>
     </w:p>
     <w:p>
@@ -23047,20 +23475,1200 @@
       <w:r>
         <w:drawing>
           <wp:inline>
-            <wp:extent cx="5759999" cy="2512751"/>
+            <wp:extent cx="5111999" cy="2422973"/>
             <wp:effectExtent b="0" l="0" r="0" t="0"/>
-            <wp:docPr descr="Certificate revocation: comparing CRL, OCSP, and stapling" title="" id="124" name="Picture"/>
+            <wp:docPr descr="X.509 chain validation — step by step" title="" id="145" name="Picture"/>
             <a:graphic>
               <a:graphicData uri="http://schemas.openxmlformats.org/drawingml/2006/picture">
                 <pic:pic>
                   <pic:nvPicPr>
-                    <pic:cNvPr descr="h10-04-sertifika-iptali.png" id="125" name="Picture"/>
+                    <pic:cNvPr descr="x509-chain-validation.en.png" id="146" name="Picture"/>
                     <pic:cNvPicPr>
                       <a:picLocks noChangeArrowheads="1" noChangeAspect="1"/>
                     </pic:cNvPicPr>
                   </pic:nvPicPr>
                   <pic:blipFill>
-                    <a:blip r:embed="rId123"/>
+                    <a:blip r:embed="rId144"/>
+                    <a:stretch>
+                      <a:fillRect/>
+                    </a:stretch>
+                  </pic:blipFill>
+                  <pic:spPr bwMode="auto">
+                    <a:xfrm>
+                      <a:off x="0" y="0"/>
+                      <a:ext cx="5111999" cy="2422973"/>
+                    </a:xfrm>
+                    <a:prstGeom prst="rect">
+                      <a:avLst/>
+                    </a:prstGeom>
+                    <a:noFill/>
+                    <a:ln w="9525">
+                      <a:noFill/>
+                      <a:headEnd/>
+                      <a:tailEnd/>
+                    </a:ln>
+                  </pic:spPr>
+                </pic:pic>
+              </a:graphicData>
+            </a:graphic>
+          </wp:inline>
+        </w:drawing>
+      </w:r>
+    </w:p>
+    <w:p>
+      <w:pPr>
+        <w:pStyle w:val="BodyText"/>
+      </w:pPr>
+      <w:r>
+        <w:t xml:space="preserve">In the picker,</w:t>
+      </w:r>
+      <w:r>
+        <w:t xml:space="preserve"> </w:t>
+      </w:r>
+      <w:r>
+        <w:rPr>
+          <w:b/>
+          <w:bCs/>
+        </w:rPr>
+        <w:t xml:space="preserve">Edge case: the certificate has expired</w:t>
+      </w:r>
+      <w:r>
+        <w:t xml:space="preserve"> </w:t>
+      </w:r>
+      <w:r>
+        <w:t xml:space="preserve">and</w:t>
+      </w:r>
+      <w:r>
+        <w:t xml:space="preserve"> </w:t>
+      </w:r>
+      <w:r>
+        <w:rPr>
+          <w:b/>
+          <w:bCs/>
+        </w:rPr>
+        <w:t xml:space="preserve">Edge case: the requested name is not in the SAN</w:t>
+      </w:r>
+      <w:r>
+        <w:rPr>
+          <w:b/>
+          <w:bCs/>
+        </w:rPr>
+        <w:t xml:space="preserve"> </w:t>
+      </w:r>
+      <w:r>
+        <w:rPr>
+          <w:b/>
+          <w:bCs/>
+        </w:rPr>
+        <w:t xml:space="preserve">list</w:t>
+      </w:r>
+      <w:r>
+        <w:t xml:space="preserve"> </w:t>
+      </w:r>
+      <w:r>
+        <w:t xml:space="preserve">correspond to questions 3 and 4 above.</w:t>
+      </w:r>
+    </w:p>
+    <w:bookmarkEnd w:id="147"/>
+    <w:bookmarkStart w:id="148" w:name="Xb888cf006807f00204ddfb820d9187d94346a25"/>
+    <w:p>
+      <w:pPr>
+        <w:pStyle w:val="Heading3"/>
+      </w:pPr>
+      <w:r>
+        <w:t xml:space="preserve">Worked example: solving two scenarios of the class activity from start to finish</w:t>
+      </w:r>
+    </w:p>
+    <w:p>
+      <w:pPr>
+        <w:pStyle w:val="FirstParagraph"/>
+      </w:pPr>
+      <w:r>
+        <w:t xml:space="preserve">Let’s solve the first two of the four scenarios above together; you will complete scenarios 3 and 4 yourself.</w:t>
+      </w:r>
+    </w:p>
+    <w:p>
+      <w:pPr>
+        <w:pStyle w:val="BodyText"/>
+      </w:pPr>
+      <w:r>
+        <w:rPr>
+          <w:b/>
+          <w:bCs/>
+        </w:rPr>
+        <w:t xml:space="preserve">Scenario 1 — Signing the server certificate directly with the root (skipping the intermediate CA):</w:t>
+      </w:r>
+    </w:p>
+    <w:p>
+      <w:pPr>
+        <w:pStyle w:val="SourceCode"/>
+      </w:pPr>
+      <w:r>
+        <w:rPr>
+          <w:rStyle w:val="ExtensionTok"/>
+        </w:rPr>
+        <w:t xml:space="preserve">openssl</w:t>
+      </w:r>
+      <w:r>
+        <w:rPr>
+          <w:rStyle w:val="NormalTok"/>
+        </w:rPr>
+        <w:t xml:space="preserve"> x509 </w:t>
+      </w:r>
+      <w:r>
+        <w:rPr>
+          <w:rStyle w:val="AttributeTok"/>
+        </w:rPr>
+        <w:t xml:space="preserve">-req</w:t>
+      </w:r>
+      <w:r>
+        <w:rPr>
+          <w:rStyle w:val="NormalTok"/>
+        </w:rPr>
+        <w:t xml:space="preserve"> </w:t>
+      </w:r>
+      <w:r>
+        <w:rPr>
+          <w:rStyle w:val="AttributeTok"/>
+        </w:rPr>
+        <w:t xml:space="preserve">-in</w:t>
+      </w:r>
+      <w:r>
+        <w:rPr>
+          <w:rStyle w:val="NormalTok"/>
+        </w:rPr>
+        <w:t xml:space="preserve"> sunucu.csr </w:t>
+      </w:r>
+      <w:r>
+        <w:rPr>
+          <w:rStyle w:val="AttributeTok"/>
+        </w:rPr>
+        <w:t xml:space="preserve">-CA</w:t>
+      </w:r>
+      <w:r>
+        <w:rPr>
+          <w:rStyle w:val="NormalTok"/>
+        </w:rPr>
+        <w:t xml:space="preserve"> kok.crt </w:t>
+      </w:r>
+      <w:r>
+        <w:rPr>
+          <w:rStyle w:val="AttributeTok"/>
+        </w:rPr>
+        <w:t xml:space="preserve">-CAkey</w:t>
+      </w:r>
+      <w:r>
+        <w:rPr>
+          <w:rStyle w:val="NormalTok"/>
+        </w:rPr>
+        <w:t xml:space="preserve"> kok.key </w:t>
+      </w:r>
+      <w:r>
+        <w:rPr>
+          <w:rStyle w:val="AttributeTok"/>
+        </w:rPr>
+        <w:t xml:space="preserve">-CAcreateserial</w:t>
+      </w:r>
+      <w:r>
+        <w:rPr>
+          <w:rStyle w:val="NormalTok"/>
+        </w:rPr>
+        <w:t xml:space="preserve"> </w:t>
+      </w:r>
+      <w:r>
+        <w:rPr>
+          <w:rStyle w:val="AttributeTok"/>
+        </w:rPr>
+        <w:t xml:space="preserve">-days</w:t>
+      </w:r>
+      <w:r>
+        <w:rPr>
+          <w:rStyle w:val="NormalTok"/>
+        </w:rPr>
+        <w:t xml:space="preserve"> 90 </w:t>
+      </w:r>
+      <w:r>
+        <w:rPr>
+          <w:rStyle w:val="AttributeTok"/>
+        </w:rPr>
+        <w:t xml:space="preserve">-sha256</w:t>
+      </w:r>
+      <w:r>
+        <w:rPr>
+          <w:rStyle w:val="NormalTok"/>
+        </w:rPr>
+        <w:t xml:space="preserve"> </w:t>
+      </w:r>
+      <w:r>
+        <w:rPr>
+          <w:rStyle w:val="DataTypeTok"/>
+        </w:rPr>
+        <w:t xml:space="preserve">\</w:t>
+      </w:r>
+      <w:r>
+        <w:br/>
+      </w:r>
+      <w:r>
+        <w:rPr>
+          <w:rStyle w:val="NormalTok"/>
+        </w:rPr>
+        <w:t xml:space="preserve">  </w:t>
+      </w:r>
+      <w:r>
+        <w:rPr>
+          <w:rStyle w:val="AttributeTok"/>
+        </w:rPr>
+        <w:t xml:space="preserve">-out</w:t>
+      </w:r>
+      <w:r>
+        <w:rPr>
+          <w:rStyle w:val="NormalTok"/>
+        </w:rPr>
+        <w:t xml:space="preserve"> sunucu_kok.crt </w:t>
+      </w:r>
+      <w:r>
+        <w:rPr>
+          <w:rStyle w:val="AttributeTok"/>
+        </w:rPr>
+        <w:t xml:space="preserve">-extfile</w:t>
+      </w:r>
+      <w:r>
+        <w:rPr>
+          <w:rStyle w:val="NormalTok"/>
+        </w:rPr>
+        <w:t xml:space="preserve"> sunucu.ext</w:t>
+      </w:r>
+      <w:r>
+        <w:br/>
+      </w:r>
+      <w:r>
+        <w:rPr>
+          <w:rStyle w:val="ExtensionTok"/>
+        </w:rPr>
+        <w:t xml:space="preserve">openssl</w:t>
+      </w:r>
+      <w:r>
+        <w:rPr>
+          <w:rStyle w:val="NormalTok"/>
+        </w:rPr>
+        <w:t xml:space="preserve"> verify </w:t>
+      </w:r>
+      <w:r>
+        <w:rPr>
+          <w:rStyle w:val="AttributeTok"/>
+        </w:rPr>
+        <w:t xml:space="preserve">-CAfile</w:t>
+      </w:r>
+      <w:r>
+        <w:rPr>
+          <w:rStyle w:val="NormalTok"/>
+        </w:rPr>
+        <w:t xml:space="preserve"> kok.crt </w:t>
+      </w:r>
+      <w:r>
+        <w:rPr>
+          <w:rStyle w:val="AttributeTok"/>
+        </w:rPr>
+        <w:t xml:space="preserve">-untrusted</w:t>
+      </w:r>
+      <w:r>
+        <w:rPr>
+          <w:rStyle w:val="NormalTok"/>
+        </w:rPr>
+        <w:t xml:space="preserve"> ara.crt sunucu_kok.crt</w:t>
+      </w:r>
+    </w:p>
+    <w:p>
+      <w:pPr>
+        <w:pStyle w:val="SourceCode"/>
+      </w:pPr>
+      <w:r>
+        <w:rPr>
+          <w:rStyle w:val="VerbatimChar"/>
+        </w:rPr>
+        <w:t xml:space="preserve">sunucu_kok.crt: OK</w:t>
+      </w:r>
+    </w:p>
+    <w:p>
+      <w:pPr>
+        <w:pStyle w:val="FirstParagraph"/>
+      </w:pPr>
+      <w:r>
+        <w:t xml:space="preserve">This may be surprising: even though we also supplied</w:t>
+      </w:r>
+      <w:r>
+        <w:t xml:space="preserve"> </w:t>
+      </w:r>
+      <w:r>
+        <w:rPr>
+          <w:rStyle w:val="VerbatimChar"/>
+        </w:rPr>
+        <w:t xml:space="preserve">ara.crt</w:t>
+      </w:r>
+      <w:r>
+        <w:t xml:space="preserve">, validation</w:t>
+      </w:r>
+      <w:r>
+        <w:t xml:space="preserve"> </w:t>
+      </w:r>
+      <w:r>
+        <w:rPr>
+          <w:b/>
+          <w:bCs/>
+        </w:rPr>
+        <w:t xml:space="preserve">passed</w:t>
+      </w:r>
+      <w:r>
+        <w:t xml:space="preserve">, because OpenSSL could</w:t>
+      </w:r>
+      <w:r>
+        <w:t xml:space="preserve"> </w:t>
+      </w:r>
+      <w:r>
+        <w:t xml:space="preserve">build the chain from</w:t>
+      </w:r>
+      <w:r>
+        <w:t xml:space="preserve"> </w:t>
+      </w:r>
+      <w:r>
+        <w:rPr>
+          <w:rStyle w:val="VerbatimChar"/>
+        </w:rPr>
+        <w:t xml:space="preserve">sunucu_kok.crt</w:t>
+      </w:r>
+      <w:r>
+        <w:t xml:space="preserve"> </w:t>
+      </w:r>
+      <w:r>
+        <w:rPr>
+          <w:b/>
+          <w:bCs/>
+        </w:rPr>
+        <w:t xml:space="preserve">directly</w:t>
+      </w:r>
+      <w:r>
+        <w:t xml:space="preserve"> </w:t>
+      </w:r>
+      <w:r>
+        <w:t xml:space="preserve">to</w:t>
+      </w:r>
+      <w:r>
+        <w:t xml:space="preserve"> </w:t>
+      </w:r>
+      <w:r>
+        <w:rPr>
+          <w:rStyle w:val="VerbatimChar"/>
+        </w:rPr>
+        <w:t xml:space="preserve">kok.crt</w:t>
+      </w:r>
+      <w:r>
+        <w:t xml:space="preserve">;</w:t>
+      </w:r>
+      <w:r>
+        <w:t xml:space="preserve"> </w:t>
+      </w:r>
+      <w:r>
+        <w:rPr>
+          <w:rStyle w:val="VerbatimChar"/>
+        </w:rPr>
+        <w:t xml:space="preserve">ara.crt</w:t>
+      </w:r>
+      <w:r>
+        <w:t xml:space="preserve"> </w:t>
+      </w:r>
+      <w:r>
+        <w:t xml:space="preserve">was never used on this path, it just</w:t>
+      </w:r>
+      <w:r>
+        <w:t xml:space="preserve"> </w:t>
+      </w:r>
+      <w:r>
+        <w:t xml:space="preserve">sat in the pool as an available candidate. The lesson here is</w:t>
+      </w:r>
+      <w:r>
+        <w:t xml:space="preserve"> </w:t>
+      </w:r>
+      <w:r>
+        <w:rPr>
+          <w:b/>
+          <w:bCs/>
+        </w:rPr>
+        <w:t xml:space="preserve">operational, not cryptographic</w:t>
+      </w:r>
+      <w:r>
+        <w:t xml:space="preserve">: mathematically,</w:t>
+      </w:r>
+      <w:r>
+        <w:t xml:space="preserve"> </w:t>
+      </w:r>
+      <w:r>
+        <w:t xml:space="preserve">the root CA can directly sign any certificate it wants. But we</w:t>
+      </w:r>
+      <w:r>
+        <w:t xml:space="preserve"> </w:t>
+      </w:r>
+      <w:r>
+        <w:rPr>
+          <w:b/>
+          <w:bCs/>
+        </w:rPr>
+        <w:t xml:space="preserve">must not do this</w:t>
+      </w:r>
+      <w:r>
+        <w:t xml:space="preserve">, because if the root CA’s</w:t>
+      </w:r>
+      <w:r>
+        <w:t xml:space="preserve"> </w:t>
+      </w:r>
+      <w:r>
+        <w:t xml:space="preserve">private key sits on a system used every day (the</w:t>
+      </w:r>
+      <w:r>
+        <w:t xml:space="preserve"> </w:t>
+      </w:r>
+      <w:r>
+        <w:t xml:space="preserve">“why an intermediate CA”</w:t>
+      </w:r>
+      <w:r>
+        <w:t xml:space="preserve"> </w:t>
+      </w:r>
+      <w:r>
+        <w:t xml:space="preserve">explanation in Section 7), the risk of</w:t>
+      </w:r>
+      <w:r>
+        <w:t xml:space="preserve"> </w:t>
+      </w:r>
+      <w:r>
+        <w:t xml:space="preserve">compromise increases and the whole chain collapses.</w:t>
+      </w:r>
+    </w:p>
+    <w:p>
+      <w:pPr>
+        <w:pStyle w:val="BodyText"/>
+      </w:pPr>
+      <w:r>
+        <w:rPr>
+          <w:b/>
+          <w:bCs/>
+        </w:rPr>
+        <w:t xml:space="preserve">Scenario 2 — Producing the intermediate CA with</w:t>
+      </w:r>
+      <w:r>
+        <w:rPr>
+          <w:b/>
+          <w:bCs/>
+        </w:rPr>
+        <w:t xml:space="preserve"> </w:t>
+      </w:r>
+      <w:r>
+        <w:rPr>
+          <w:rStyle w:val="VerbatimChar"/>
+          <w:b/>
+          <w:bCs/>
+        </w:rPr>
+        <w:t xml:space="preserve">CA:FALSE</w:t>
+      </w:r>
+      <w:r>
+        <w:rPr>
+          <w:b/>
+          <w:bCs/>
+        </w:rPr>
+        <w:t xml:space="preserve">:</w:t>
+      </w:r>
+    </w:p>
+    <w:p>
+      <w:pPr>
+        <w:pStyle w:val="SourceCode"/>
+      </w:pPr>
+      <w:r>
+        <w:rPr>
+          <w:rStyle w:val="BuiltInTok"/>
+        </w:rPr>
+        <w:t xml:space="preserve">printf</w:t>
+      </w:r>
+      <w:r>
+        <w:rPr>
+          <w:rStyle w:val="NormalTok"/>
+        </w:rPr>
+        <w:t xml:space="preserve"> </w:t>
+      </w:r>
+      <w:r>
+        <w:rPr>
+          <w:rStyle w:val="StringTok"/>
+        </w:rPr>
+        <w:t xml:space="preserve">"basicConstraints=critical,CA:FALSE\nkeyUsage=critical,keyCertSign,cRLSign\n"</w:t>
+      </w:r>
+      <w:r>
+        <w:rPr>
+          <w:rStyle w:val="NormalTok"/>
+        </w:rPr>
+        <w:t xml:space="preserve"> </w:t>
+      </w:r>
+      <w:r>
+        <w:rPr>
+          <w:rStyle w:val="OperatorTok"/>
+        </w:rPr>
+        <w:t xml:space="preserve">&gt;</w:t>
+      </w:r>
+      <w:r>
+        <w:rPr>
+          <w:rStyle w:val="NormalTok"/>
+        </w:rPr>
+        <w:t xml:space="preserve"> ara_yanlis.ext</w:t>
+      </w:r>
+      <w:r>
+        <w:br/>
+      </w:r>
+      <w:r>
+        <w:rPr>
+          <w:rStyle w:val="ExtensionTok"/>
+        </w:rPr>
+        <w:t xml:space="preserve">openssl</w:t>
+      </w:r>
+      <w:r>
+        <w:rPr>
+          <w:rStyle w:val="NormalTok"/>
+        </w:rPr>
+        <w:t xml:space="preserve"> x509 </w:t>
+      </w:r>
+      <w:r>
+        <w:rPr>
+          <w:rStyle w:val="AttributeTok"/>
+        </w:rPr>
+        <w:t xml:space="preserve">-req</w:t>
+      </w:r>
+      <w:r>
+        <w:rPr>
+          <w:rStyle w:val="NormalTok"/>
+        </w:rPr>
+        <w:t xml:space="preserve"> </w:t>
+      </w:r>
+      <w:r>
+        <w:rPr>
+          <w:rStyle w:val="AttributeTok"/>
+        </w:rPr>
+        <w:t xml:space="preserve">-in</w:t>
+      </w:r>
+      <w:r>
+        <w:rPr>
+          <w:rStyle w:val="NormalTok"/>
+        </w:rPr>
+        <w:t xml:space="preserve"> ara.csr </w:t>
+      </w:r>
+      <w:r>
+        <w:rPr>
+          <w:rStyle w:val="AttributeTok"/>
+        </w:rPr>
+        <w:t xml:space="preserve">-CA</w:t>
+      </w:r>
+      <w:r>
+        <w:rPr>
+          <w:rStyle w:val="NormalTok"/>
+        </w:rPr>
+        <w:t xml:space="preserve"> kok.crt </w:t>
+      </w:r>
+      <w:r>
+        <w:rPr>
+          <w:rStyle w:val="AttributeTok"/>
+        </w:rPr>
+        <w:t xml:space="preserve">-CAkey</w:t>
+      </w:r>
+      <w:r>
+        <w:rPr>
+          <w:rStyle w:val="NormalTok"/>
+        </w:rPr>
+        <w:t xml:space="preserve"> kok.key </w:t>
+      </w:r>
+      <w:r>
+        <w:rPr>
+          <w:rStyle w:val="AttributeTok"/>
+        </w:rPr>
+        <w:t xml:space="preserve">-CAcreateserial</w:t>
+      </w:r>
+      <w:r>
+        <w:rPr>
+          <w:rStyle w:val="NormalTok"/>
+        </w:rPr>
+        <w:t xml:space="preserve"> </w:t>
+      </w:r>
+      <w:r>
+        <w:rPr>
+          <w:rStyle w:val="AttributeTok"/>
+        </w:rPr>
+        <w:t xml:space="preserve">-days</w:t>
+      </w:r>
+      <w:r>
+        <w:rPr>
+          <w:rStyle w:val="NormalTok"/>
+        </w:rPr>
+        <w:t xml:space="preserve"> 1825 </w:t>
+      </w:r>
+      <w:r>
+        <w:rPr>
+          <w:rStyle w:val="AttributeTok"/>
+        </w:rPr>
+        <w:t xml:space="preserve">-sha256</w:t>
+      </w:r>
+      <w:r>
+        <w:rPr>
+          <w:rStyle w:val="NormalTok"/>
+        </w:rPr>
+        <w:t xml:space="preserve"> </w:t>
+      </w:r>
+      <w:r>
+        <w:rPr>
+          <w:rStyle w:val="DataTypeTok"/>
+        </w:rPr>
+        <w:t xml:space="preserve">\</w:t>
+      </w:r>
+      <w:r>
+        <w:br/>
+      </w:r>
+      <w:r>
+        <w:rPr>
+          <w:rStyle w:val="NormalTok"/>
+        </w:rPr>
+        <w:t xml:space="preserve">  </w:t>
+      </w:r>
+      <w:r>
+        <w:rPr>
+          <w:rStyle w:val="AttributeTok"/>
+        </w:rPr>
+        <w:t xml:space="preserve">-out</w:t>
+      </w:r>
+      <w:r>
+        <w:rPr>
+          <w:rStyle w:val="NormalTok"/>
+        </w:rPr>
+        <w:t xml:space="preserve"> ara_yanlis.crt </w:t>
+      </w:r>
+      <w:r>
+        <w:rPr>
+          <w:rStyle w:val="AttributeTok"/>
+        </w:rPr>
+        <w:t xml:space="preserve">-extfile</w:t>
+      </w:r>
+      <w:r>
+        <w:rPr>
+          <w:rStyle w:val="NormalTok"/>
+        </w:rPr>
+        <w:t xml:space="preserve"> ara_yanlis.ext</w:t>
+      </w:r>
+      <w:r>
+        <w:br/>
+      </w:r>
+      <w:r>
+        <w:br/>
+      </w:r>
+      <w:r>
+        <w:rPr>
+          <w:rStyle w:val="ExtensionTok"/>
+        </w:rPr>
+        <w:t xml:space="preserve">openssl</w:t>
+      </w:r>
+      <w:r>
+        <w:rPr>
+          <w:rStyle w:val="NormalTok"/>
+        </w:rPr>
+        <w:t xml:space="preserve"> x509 </w:t>
+      </w:r>
+      <w:r>
+        <w:rPr>
+          <w:rStyle w:val="AttributeTok"/>
+        </w:rPr>
+        <w:t xml:space="preserve">-req</w:t>
+      </w:r>
+      <w:r>
+        <w:rPr>
+          <w:rStyle w:val="NormalTok"/>
+        </w:rPr>
+        <w:t xml:space="preserve"> </w:t>
+      </w:r>
+      <w:r>
+        <w:rPr>
+          <w:rStyle w:val="AttributeTok"/>
+        </w:rPr>
+        <w:t xml:space="preserve">-in</w:t>
+      </w:r>
+      <w:r>
+        <w:rPr>
+          <w:rStyle w:val="NormalTok"/>
+        </w:rPr>
+        <w:t xml:space="preserve"> sunucu.csr </w:t>
+      </w:r>
+      <w:r>
+        <w:rPr>
+          <w:rStyle w:val="AttributeTok"/>
+        </w:rPr>
+        <w:t xml:space="preserve">-CA</w:t>
+      </w:r>
+      <w:r>
+        <w:rPr>
+          <w:rStyle w:val="NormalTok"/>
+        </w:rPr>
+        <w:t xml:space="preserve"> ara_yanlis.crt </w:t>
+      </w:r>
+      <w:r>
+        <w:rPr>
+          <w:rStyle w:val="AttributeTok"/>
+        </w:rPr>
+        <w:t xml:space="preserve">-CAkey</w:t>
+      </w:r>
+      <w:r>
+        <w:rPr>
+          <w:rStyle w:val="NormalTok"/>
+        </w:rPr>
+        <w:t xml:space="preserve"> ara.key </w:t>
+      </w:r>
+      <w:r>
+        <w:rPr>
+          <w:rStyle w:val="AttributeTok"/>
+        </w:rPr>
+        <w:t xml:space="preserve">-CAcreateserial</w:t>
+      </w:r>
+      <w:r>
+        <w:rPr>
+          <w:rStyle w:val="NormalTok"/>
+        </w:rPr>
+        <w:t xml:space="preserve"> </w:t>
+      </w:r>
+      <w:r>
+        <w:rPr>
+          <w:rStyle w:val="AttributeTok"/>
+        </w:rPr>
+        <w:t xml:space="preserve">-days</w:t>
+      </w:r>
+      <w:r>
+        <w:rPr>
+          <w:rStyle w:val="NormalTok"/>
+        </w:rPr>
+        <w:t xml:space="preserve"> 90 </w:t>
+      </w:r>
+      <w:r>
+        <w:rPr>
+          <w:rStyle w:val="AttributeTok"/>
+        </w:rPr>
+        <w:t xml:space="preserve">-sha256</w:t>
+      </w:r>
+      <w:r>
+        <w:rPr>
+          <w:rStyle w:val="NormalTok"/>
+        </w:rPr>
+        <w:t xml:space="preserve"> </w:t>
+      </w:r>
+      <w:r>
+        <w:rPr>
+          <w:rStyle w:val="DataTypeTok"/>
+        </w:rPr>
+        <w:t xml:space="preserve">\</w:t>
+      </w:r>
+      <w:r>
+        <w:br/>
+      </w:r>
+      <w:r>
+        <w:rPr>
+          <w:rStyle w:val="NormalTok"/>
+        </w:rPr>
+        <w:t xml:space="preserve">  </w:t>
+      </w:r>
+      <w:r>
+        <w:rPr>
+          <w:rStyle w:val="AttributeTok"/>
+        </w:rPr>
+        <w:t xml:space="preserve">-out</w:t>
+      </w:r>
+      <w:r>
+        <w:rPr>
+          <w:rStyle w:val="NormalTok"/>
+        </w:rPr>
+        <w:t xml:space="preserve"> sunucu_yanlis.crt </w:t>
+      </w:r>
+      <w:r>
+        <w:rPr>
+          <w:rStyle w:val="AttributeTok"/>
+        </w:rPr>
+        <w:t xml:space="preserve">-extfile</w:t>
+      </w:r>
+      <w:r>
+        <w:rPr>
+          <w:rStyle w:val="NormalTok"/>
+        </w:rPr>
+        <w:t xml:space="preserve"> sunucu.ext</w:t>
+      </w:r>
+      <w:r>
+        <w:br/>
+      </w:r>
+      <w:r>
+        <w:br/>
+      </w:r>
+      <w:r>
+        <w:rPr>
+          <w:rStyle w:val="ExtensionTok"/>
+        </w:rPr>
+        <w:t xml:space="preserve">openssl</w:t>
+      </w:r>
+      <w:r>
+        <w:rPr>
+          <w:rStyle w:val="NormalTok"/>
+        </w:rPr>
+        <w:t xml:space="preserve"> verify </w:t>
+      </w:r>
+      <w:r>
+        <w:rPr>
+          <w:rStyle w:val="AttributeTok"/>
+        </w:rPr>
+        <w:t xml:space="preserve">-CAfile</w:t>
+      </w:r>
+      <w:r>
+        <w:rPr>
+          <w:rStyle w:val="NormalTok"/>
+        </w:rPr>
+        <w:t xml:space="preserve"> kok.crt </w:t>
+      </w:r>
+      <w:r>
+        <w:rPr>
+          <w:rStyle w:val="AttributeTok"/>
+        </w:rPr>
+        <w:t xml:space="preserve">-untrusted</w:t>
+      </w:r>
+      <w:r>
+        <w:rPr>
+          <w:rStyle w:val="NormalTok"/>
+        </w:rPr>
+        <w:t xml:space="preserve"> ara_yanlis.crt sunucu_yanlis.crt</w:t>
+      </w:r>
+    </w:p>
+    <w:p>
+      <w:pPr>
+        <w:pStyle w:val="SourceCode"/>
+      </w:pPr>
+      <w:r>
+        <w:rPr>
+          <w:rStyle w:val="VerbatimChar"/>
+        </w:rPr>
+        <w:t xml:space="preserve">CN=CEN429 Lab Ara CA</w:t>
+      </w:r>
+      <w:r>
+        <w:br/>
+      </w:r>
+      <w:r>
+        <w:rPr>
+          <w:rStyle w:val="VerbatimChar"/>
+        </w:rPr>
+        <w:t xml:space="preserve">error 79 at 1 depth lookup: invalid CA certificate</w:t>
+      </w:r>
+      <w:r>
+        <w:br/>
+      </w:r>
+      <w:r>
+        <w:rPr>
+          <w:rStyle w:val="VerbatimChar"/>
+        </w:rPr>
+        <w:t xml:space="preserve">error sunucu_yanlis.crt: verification failed</w:t>
+      </w:r>
+    </w:p>
+    <w:p>
+      <w:pPr>
+        <w:pStyle w:val="FirstParagraph"/>
+      </w:pPr>
+      <w:r>
+        <w:t xml:space="preserve">This time validation was</w:t>
+      </w:r>
+      <w:r>
+        <w:t xml:space="preserve"> </w:t>
+      </w:r>
+      <w:r>
+        <w:rPr>
+          <w:b/>
+          <w:bCs/>
+        </w:rPr>
+        <w:t xml:space="preserve">rejected</w:t>
+      </w:r>
+      <w:r>
+        <w:t xml:space="preserve"> </w:t>
+      </w:r>
+      <w:r>
+        <w:t xml:space="preserve">— because</w:t>
+      </w:r>
+      <w:r>
+        <w:t xml:space="preserve"> </w:t>
+      </w:r>
+      <w:r>
+        <w:rPr>
+          <w:rStyle w:val="VerbatimChar"/>
+        </w:rPr>
+        <w:t xml:space="preserve">ara_yanlis.crt</w:t>
+      </w:r>
+      <w:r>
+        <w:t xml:space="preserve">’s</w:t>
+      </w:r>
+      <w:r>
+        <w:t xml:space="preserve"> </w:t>
+      </w:r>
+      <w:r>
+        <w:rPr>
+          <w:rStyle w:val="VerbatimChar"/>
+        </w:rPr>
+        <w:t xml:space="preserve">basicConstraints</w:t>
+      </w:r>
+      <w:r>
+        <w:t xml:space="preserve"> </w:t>
+      </w:r>
+      <w:r>
+        <w:t xml:space="preserve">is</w:t>
+      </w:r>
+      <w:r>
+        <w:t xml:space="preserve"> </w:t>
+      </w:r>
+      <w:r>
+        <w:rPr>
+          <w:rStyle w:val="VerbatimChar"/>
+        </w:rPr>
+        <w:t xml:space="preserve">CA:FALSE</w:t>
+      </w:r>
+      <w:r>
+        <w:t xml:space="preserve">, even</w:t>
+      </w:r>
+      <w:r>
+        <w:t xml:space="preserve"> </w:t>
+      </w:r>
+      <w:r>
+        <w:t xml:space="preserve">though the mathematical signature is correct, OpenSSL sees that this certificate has</w:t>
+      </w:r>
+      <w:r>
+        <w:t xml:space="preserve"> </w:t>
+      </w:r>
+      <w:r>
+        <w:rPr>
+          <w:b/>
+          <w:bCs/>
+        </w:rPr>
+        <w:t xml:space="preserve">no authority to sign</w:t>
+      </w:r>
+      <w:r>
+        <w:rPr>
+          <w:b/>
+          <w:bCs/>
+        </w:rPr>
+        <w:t xml:space="preserve"> </w:t>
+      </w:r>
+      <w:r>
+        <w:rPr>
+          <w:b/>
+          <w:bCs/>
+        </w:rPr>
+        <w:t xml:space="preserve">another certificate</w:t>
+      </w:r>
+      <w:r>
+        <w:t xml:space="preserve"> </w:t>
+      </w:r>
+      <w:r>
+        <w:t xml:space="preserve">and treats the chain as invalid at</w:t>
+      </w:r>
+      <w:r>
+        <w:t xml:space="preserve"> </w:t>
+      </w:r>
+      <w:r>
+        <w:t xml:space="preserve">“depth 1”</w:t>
+      </w:r>
+      <w:r>
+        <w:t xml:space="preserve"> </w:t>
+      </w:r>
+      <w:r>
+        <w:t xml:space="preserve">(the middle layer). This is proof that the</w:t>
+      </w:r>
+      <w:r>
+        <w:t xml:space="preserve"> </w:t>
+      </w:r>
+      <w:r>
+        <w:rPr>
+          <w:rStyle w:val="VerbatimChar"/>
+        </w:rPr>
+        <w:t xml:space="preserve">Basic Constraints</w:t>
+      </w:r>
+      <w:r>
+        <w:t xml:space="preserve"> </w:t>
+      </w:r>
+      <w:r>
+        <w:t xml:space="preserve">field from Section 8 is an extension that</w:t>
+      </w:r>
+      <w:r>
+        <w:t xml:space="preserve"> </w:t>
+      </w:r>
+      <w:r>
+        <w:rPr>
+          <w:b/>
+          <w:bCs/>
+        </w:rPr>
+        <w:t xml:space="preserve">actually changes behaviour</w:t>
+      </w:r>
+      <w:r>
+        <w:t xml:space="preserve"> </w:t>
+      </w:r>
+      <w:r>
+        <w:t xml:space="preserve">— not a fancy text</w:t>
+      </w:r>
+      <w:r>
+        <w:t xml:space="preserve"> </w:t>
+      </w:r>
+      <w:r>
+        <w:t xml:space="preserve">field.</w:t>
+      </w:r>
+    </w:p>
+    <w:p>
+      <w:pPr>
+        <w:pStyle w:val="BodyText"/>
+      </w:pPr>
+      <w:r>
+        <w:t xml:space="preserve">Compare Scenario 1 with Scenario 2: both build a</w:t>
+      </w:r>
+      <w:r>
+        <w:t xml:space="preserve"> </w:t>
+      </w:r>
+      <w:r>
+        <w:t xml:space="preserve">“wrong”</w:t>
+      </w:r>
+      <w:r>
+        <w:t xml:space="preserve"> </w:t>
+      </w:r>
+      <w:r>
+        <w:t xml:space="preserve">chain, but one (</w:t>
+      </w:r>
+      <w:r>
+        <w:rPr>
+          <w:b/>
+          <w:bCs/>
+        </w:rPr>
+        <w:t xml:space="preserve">signing directly with the root</w:t>
+      </w:r>
+      <w:r>
+        <w:t xml:space="preserve">) is</w:t>
+      </w:r>
+      <w:r>
+        <w:t xml:space="preserve"> </w:t>
+      </w:r>
+      <w:r>
+        <w:t xml:space="preserve">cryptographically valid and only an operational mistake; the other (</w:t>
+      </w:r>
+      <w:r>
+        <w:rPr>
+          <w:b/>
+          <w:bCs/>
+        </w:rPr>
+        <w:t xml:space="preserve">signing with</w:t>
+      </w:r>
+      <w:r>
+        <w:rPr>
+          <w:b/>
+          <w:bCs/>
+        </w:rPr>
+        <w:t xml:space="preserve"> </w:t>
+      </w:r>
+      <w:r>
+        <w:rPr>
+          <w:rStyle w:val="VerbatimChar"/>
+          <w:b/>
+          <w:bCs/>
+        </w:rPr>
+        <w:t xml:space="preserve">CA:FALSE</w:t>
+      </w:r>
+      <w:r>
+        <w:t xml:space="preserve">) is rejected at</w:t>
+      </w:r>
+      <w:r>
+        <w:t xml:space="preserve"> </w:t>
+      </w:r>
+      <w:r>
+        <w:t xml:space="preserve">the protocol level. When an evaluator inspects your PKI setup, this is exactly the distinction they look for:</w:t>
+      </w:r>
+      <w:r>
+        <w:t xml:space="preserve"> </w:t>
+      </w:r>
+      <w:r>
+        <w:t xml:space="preserve">“does the chain technically work”</w:t>
+      </w:r>
+      <w:r>
+        <w:t xml:space="preserve"> </w:t>
+      </w:r>
+      <w:r>
+        <w:t xml:space="preserve">and</w:t>
+      </w:r>
+      <w:r>
+        <w:t xml:space="preserve"> </w:t>
+      </w:r>
+      <w:r>
+        <w:t xml:space="preserve">“does the chain follow the design rules”</w:t>
+      </w:r>
+      <w:r>
+        <w:t xml:space="preserve"> </w:t>
+      </w:r>
+      <w:r>
+        <w:t xml:space="preserve">are two separate questions.</w:t>
+      </w:r>
+    </w:p>
+    <w:p>
+      <w:r>
+        <w:pict>
+          <v:rect style="width:0;height:1.5pt" o:hralign="center" o:hrstd="t" o:hr="t"/>
+        </w:pict>
+      </w:r>
+    </w:p>
+    <w:bookmarkEnd w:id="148"/>
+    <w:bookmarkEnd w:id="149"/>
+    <w:bookmarkStart w:id="158" w:name="X8d0e27b8af9643058bb5dd1e0b4dd587497cc5c"/>
+    <w:p>
+      <w:pPr>
+        <w:pStyle w:val="Heading2"/>
+      </w:pPr>
+      <w:r>
+        <w:t xml:space="preserve">10. Certificate revocation: CRL, OCSP, and stapling (Recipe 10.10–10.12)</w:t>
+      </w:r>
+    </w:p>
+    <w:p>
+      <w:pPr>
+        <w:pStyle w:val="FirstParagraph"/>
+      </w:pPr>
+      <w:r>
+        <w:t xml:space="preserve">If a certificate’s private key is stolen, or the certificate was issued incorrectly, it must be</w:t>
+      </w:r>
+      <w:r>
+        <w:t xml:space="preserve"> </w:t>
+      </w:r>
+      <w:r>
+        <w:rPr>
+          <w:b/>
+          <w:bCs/>
+        </w:rPr>
+        <w:t xml:space="preserve">revoked</w:t>
+      </w:r>
+      <w:r>
+        <w:t xml:space="preserve"> </w:t>
+      </w:r>
+      <w:r>
+        <w:t xml:space="preserve">before its validity period expires. There are three ways for the client to learn this:</w:t>
+      </w:r>
+    </w:p>
+    <w:p>
+      <w:pPr>
+        <w:pStyle w:val="BodyText"/>
+      </w:pPr>
+      <w:r>
+        <w:drawing>
+          <wp:inline>
+            <wp:extent cx="5759999" cy="2512751"/>
+            <wp:effectExtent b="0" l="0" r="0" t="0"/>
+            <wp:docPr descr="Certificate revocation: comparing CRL, OCSP, and stapling" title="" id="151" name="Picture"/>
+            <a:graphic>
+              <a:graphicData uri="http://schemas.openxmlformats.org/drawingml/2006/picture">
+                <pic:pic>
+                  <pic:nvPicPr>
+                    <pic:cNvPr descr="h10-04-sertifika-iptali.png" id="152" name="Picture"/>
+                    <pic:cNvPicPr>
+                      <a:picLocks noChangeArrowheads="1" noChangeAspect="1"/>
+                    </pic:cNvPicPr>
+                  </pic:nvPicPr>
+                  <pic:blipFill>
+                    <a:blip r:embed="rId150"/>
                     <a:stretch>
                       <a:fillRect/>
                     </a:stretch>
@@ -23219,6 +24827,12 @@
               </w:rPr>
               <w:t xml:space="preserve">OCSP</w:t>
             </w:r>
+            <w:r>
+              <w:t xml:space="preserve"> </w:t>
+            </w:r>
+            <w:r>
+              <w:t xml:space="preserve">(RFC 2560, 1999)</w:t>
+            </w:r>
           </w:p>
         </w:tc>
         <w:tc>
@@ -23593,7 +25207,7 @@
         <w:t xml:space="preserve">shorter.</w:t>
       </w:r>
     </w:p>
-    <w:bookmarkStart w:id="126" w:name="Xc9bcd40256375a27c2922908390a958f14589e3"/>
+    <w:bookmarkStart w:id="156" w:name="Xc9bcd40256375a27c2922908390a958f14589e3"/>
     <w:p>
       <w:pPr>
         <w:pStyle w:val="Heading3"/>
@@ -24623,103 +26237,28 @@
         <w:t xml:space="preserve">subject name).</w:t>
       </w:r>
     </w:p>
-    <w:bookmarkEnd w:id="126"/>
-    <w:bookmarkStart w:id="127" w:name="worked-example-how-big-does-a-crl-get"/>
-    <w:p>
-      <w:pPr>
-        <w:pStyle w:val="Heading3"/>
-      </w:pPr>
-      <w:r>
-        <w:t xml:space="preserve">Worked example: how big does a CRL get?</w:t>
-      </w:r>
-    </w:p>
-    <w:p>
-      <w:pPr>
-        <w:pStyle w:val="FirstParagraph"/>
-      </w:pPr>
-      <w:r>
-        <w:t xml:space="preserve">If a CA issues 10,000 certificates a year and 1% of them (100) are revoked, since every CRL entry carries</w:t>
-      </w:r>
-      <w:r>
-        <w:t xml:space="preserve"> </w:t>
-      </w:r>
-      <w:r>
-        <w:t xml:space="preserve">~40–60 bytes (serial number + revocation date + reason code), the CRL size is ~4–6 KB — that looks small. But</w:t>
-      </w:r>
-      <w:r>
-        <w:t xml:space="preserve"> </w:t>
-      </w:r>
-      <w:r>
-        <w:t xml:space="preserve">for a large public CA (millions of certificates, hundreds of thousands of revocations), the CRL can reach</w:t>
-      </w:r>
-      <w:r>
-        <w:t xml:space="preserve"> </w:t>
-      </w:r>
-      <w:r>
-        <w:rPr>
-          <w:b/>
-          <w:bCs/>
-        </w:rPr>
-        <w:t xml:space="preserve">tens of megabytes</w:t>
-      </w:r>
-      <w:r>
-        <w:t xml:space="preserve">; every client downloading this periodically is not practical. OCSP solves this scaling</w:t>
-      </w:r>
-      <w:r>
-        <w:t xml:space="preserve"> </w:t>
-      </w:r>
-      <w:r>
-        <w:t xml:space="preserve">problem by</w:t>
-      </w:r>
-      <w:r>
-        <w:t xml:space="preserve"> </w:t>
-      </w:r>
-      <w:r>
-        <w:t xml:space="preserve">“asking a single question”</w:t>
-      </w:r>
-      <w:r>
-        <w:t xml:space="preserve"> </w:t>
-      </w:r>
-      <w:r>
-        <w:t xml:space="preserve">instead of</w:t>
-      </w:r>
-      <w:r>
-        <w:t xml:space="preserve"> </w:t>
-      </w:r>
-      <w:r>
-        <w:t xml:space="preserve">“downloading the entire list”</w:t>
-      </w:r>
-      <w:r>
-        <w:t xml:space="preserve"> </w:t>
-      </w:r>
-      <w:r>
-        <w:t xml:space="preserve">— but then the privacy and</w:t>
-      </w:r>
-      <w:r>
-        <w:t xml:space="preserve"> </w:t>
-      </w:r>
-      <w:r>
-        <w:t xml:space="preserve">availability trade-off above reappears.</w:t>
-      </w:r>
-    </w:p>
-    <w:p>
-      <w:pPr>
-        <w:pStyle w:val="BlockText"/>
-      </w:pPr>
-      <w:r>
-        <w:rPr>
-          <w:b/>
-          <w:bCs/>
-        </w:rPr>
-        <w:t xml:space="preserve">Common mistake: testing revocation checking only in a development environment and taking it to production as-is</w:t>
-      </w:r>
-    </w:p>
-    <w:p>
-      <w:pPr>
-        <w:pStyle w:val="BlockText"/>
-      </w:pPr>
-      <w:r>
-        <w:t xml:space="preserve">A client written without</w:t>
+    <w:p>
+      <w:pPr>
+        <w:pStyle w:val="BodyText"/>
+      </w:pPr>
+      <w:r>
+        <w:t xml:space="preserve">See why a CRL can go</w:t>
+      </w:r>
+      <w:r>
+        <w:t xml:space="preserve"> </w:t>
+      </w:r>
+      <w:r>
+        <w:rPr>
+          <w:b/>
+          <w:bCs/>
+        </w:rPr>
+        <w:t xml:space="preserve">stale</w:t>
+      </w:r>
+      <w:r>
+        <w:t xml:space="preserve"> </w:t>
+      </w:r>
+      <w:r>
+        <w:t xml:space="preserve">(once its own</w:t>
       </w:r>
       <w:r>
         <w:t xml:space="preserve"> </w:t>
@@ -24728,229 +26267,53 @@
         <w:rPr>
           <w:rStyle w:val="VerbatimChar"/>
         </w:rPr>
-        <w:t xml:space="preserve">-crl_check</w:t>
-      </w:r>
-      <w:r>
-        <w:t xml:space="preserve"> </w:t>
-      </w:r>
-      <w:r>
-        <w:t xml:space="preserve">(or the OCSP equivalent) turned on accepts, without any problem, a</w:t>
-      </w:r>
-      <w:r>
-        <w:t xml:space="preserve"> </w:t>
-      </w:r>
-      <w:r>
-        <w:t xml:space="preserve">certificate that has not expired but</w:t>
-      </w:r>
-      <w:r>
-        <w:t xml:space="preserve"> </w:t>
-      </w:r>
-      <w:r>
-        <w:rPr>
-          <w:b/>
-          <w:bCs/>
-        </w:rPr>
-        <w:t xml:space="preserve">has been revoked</w:t>
-      </w:r>
-      <w:r>
-        <w:t xml:space="preserve">. Because a CRL/OCSP server is usually not set up</w:t>
-      </w:r>
-      <w:r>
-        <w:t xml:space="preserve"> </w:t>
-      </w:r>
-      <w:r>
-        <w:t xml:space="preserve">in a test environment, this mistake is easy to overlook, and it is carried into production</w:t>
-      </w:r>
-      <w:r>
-        <w:t xml:space="preserve"> </w:t>
-      </w:r>
-      <w:r>
-        <w:t xml:space="preserve">“with revocation</w:t>
-      </w:r>
-      <w:r>
-        <w:t xml:space="preserve"> </w:t>
-      </w:r>
-      <w:r>
-        <w:t xml:space="preserve">checking off.”</w:t>
-      </w:r>
-      <w:r>
-        <w:t xml:space="preserve"> </w:t>
-      </w:r>
-      <w:r>
-        <w:t xml:space="preserve">Rule: make revocation checking an</w:t>
-      </w:r>
-      <w:r>
-        <w:t xml:space="preserve"> </w:t>
-      </w:r>
-      <w:r>
-        <w:rPr>
-          <w:b/>
-          <w:bCs/>
-        </w:rPr>
-        <w:t xml:space="preserve">explicit configuration option</w:t>
-      </w:r>
-      <w:r>
-        <w:t xml:space="preserve">, and confirm on your</w:t>
-      </w:r>
-      <w:r>
-        <w:t xml:space="preserve"> </w:t>
-      </w:r>
-      <w:r>
-        <w:t xml:space="preserve">deployment checklist that it is turned on.</w:t>
-      </w:r>
-    </w:p>
-    <w:p>
-      <w:pPr>
-        <w:pStyle w:val="BlockText"/>
-      </w:pPr>
-      <w:r>
-        <w:rPr>
-          <w:b/>
-          <w:bCs/>
-        </w:rPr>
-        <w:t xml:space="preserve">Rule</w:t>
-      </w:r>
-    </w:p>
-    <w:p>
-      <w:pPr>
-        <w:pStyle w:val="BlockText"/>
-      </w:pPr>
-      <w:r>
-        <w:t xml:space="preserve">The shorter a certificate’s lifetime, the less you need a revocation mechanism — this is why the industry</w:t>
-      </w:r>
-      <w:r>
-        <w:t xml:space="preserve"> </w:t>
-      </w:r>
-      <w:r>
-        <w:t xml:space="preserve">(Let’s Encrypt and similar) is moving toward shortening certificate lifetimes. If you use long-lived</w:t>
-      </w:r>
-      <w:r>
-        <w:t xml:space="preserve"> </w:t>
-      </w:r>
-      <w:r>
-        <w:t xml:space="preserve">certificates,</w:t>
-      </w:r>
-      <w:r>
-        <w:t xml:space="preserve"> </w:t>
-      </w:r>
-      <w:r>
-        <w:rPr>
-          <w:b/>
-          <w:bCs/>
-        </w:rPr>
-        <w:t xml:space="preserve">make sure</w:t>
-      </w:r>
-      <w:r>
-        <w:t xml:space="preserve"> </w:t>
-      </w:r>
-      <w:r>
-        <w:t xml:space="preserve">to enable and test CRL or OCSP stapling.</w:t>
-      </w:r>
-    </w:p>
-    <w:p>
-      <w:pPr>
-        <w:pStyle w:val="FirstParagraph"/>
-      </w:pPr>
-      <w:r>
-        <w:t xml:space="preserve">In Section 9 we learned to</w:t>
-      </w:r>
-      <w:r>
-        <w:t xml:space="preserve"> </w:t>
-      </w:r>
-      <w:r>
-        <w:rPr>
-          <w:b/>
-          <w:bCs/>
-        </w:rPr>
-        <w:t xml:space="preserve">build</w:t>
-      </w:r>
-      <w:r>
-        <w:t xml:space="preserve"> </w:t>
-      </w:r>
-      <w:r>
-        <w:t xml:space="preserve">a chain; in this section we learned to</w:t>
-      </w:r>
-      <w:r>
-        <w:t xml:space="preserve"> </w:t>
-      </w:r>
-      <w:r>
-        <w:rPr>
-          <w:b/>
-          <w:bCs/>
-        </w:rPr>
-        <w:t xml:space="preserve">invalidate</w:t>
-      </w:r>
-      <w:r>
-        <w:t xml:space="preserve"> </w:t>
-      </w:r>
-      <w:r>
-        <w:t xml:space="preserve">one link in a chain.</w:t>
-      </w:r>
-      <w:r>
-        <w:t xml:space="preserve"> </w:t>
-      </w:r>
-      <w:r>
-        <w:t xml:space="preserve">The next section covers how we protect the most valuable piece of this chain — the private keys themselves.</w:t>
-      </w:r>
-    </w:p>
-    <w:p>
-      <w:r>
-        <w:pict>
-          <v:rect style="width:0;height:1.5pt" o:hralign="center" o:hrstd="t" o:hr="t"/>
-        </w:pict>
-      </w:r>
-    </w:p>
-    <w:bookmarkEnd w:id="127"/>
-    <w:bookmarkEnd w:id="128"/>
-    <w:bookmarkStart w:id="135" w:name="Xccca19c18463a15dbd95c3b88a40342bc0ba76e"/>
-    <w:p>
-      <w:pPr>
-        <w:pStyle w:val="Heading2"/>
-      </w:pPr>
-      <w:r>
-        <w:t xml:space="preserve">11. Storing the key in hardware: HSM, PKCS#11, and SoftHSM</w:t>
-      </w:r>
-    </w:p>
-    <w:p>
-      <w:pPr>
-        <w:pStyle w:val="FirstParagraph"/>
-      </w:pPr>
-      <w:r>
-        <w:t xml:space="preserve">A stolen private key destroys all of PKI’s guarantees. This is why valuable keys (CA keys, payment keys, code</w:t>
-      </w:r>
-      <w:r>
-        <w:t xml:space="preserve"> </w:t>
-      </w:r>
-      <w:r>
-        <w:t xml:space="preserve">signing keys) are generated inside</w:t>
-      </w:r>
-      <w:r>
-        <w:t xml:space="preserve"> </w:t>
-      </w:r>
-      <w:r>
-        <w:rPr>
-          <w:b/>
-          <w:bCs/>
-        </w:rPr>
-        <w:t xml:space="preserve">hardware security modules</w:t>
-      </w:r>
-      <w:r>
-        <w:t xml:space="preserve"> </w:t>
-      </w:r>
-      <w:r>
-        <w:t xml:space="preserve">(HSM) and never leave them. The application</w:t>
-      </w:r>
-      <w:r>
-        <w:t xml:space="preserve"> </w:t>
-      </w:r>
-      <w:r>
-        <w:t xml:space="preserve">never sees the key; it tells the HSM</w:t>
-      </w:r>
-      <w:r>
-        <w:t xml:space="preserve"> </w:t>
-      </w:r>
-      <w:r>
-        <w:t xml:space="preserve">“sign this with that key.”</w:t>
+        <w:t xml:space="preserve">nextUpdate</w:t>
+      </w:r>
+      <w:r>
+        <w:t xml:space="preserve"> </w:t>
+      </w:r>
+      <w:r>
+        <w:t xml:space="preserve">has passed it must say</w:t>
+      </w:r>
+      <w:r>
+        <w:t xml:space="preserve"> </w:t>
+      </w:r>
+      <w:r>
+        <w:t xml:space="preserve">“stale,”</w:t>
+      </w:r>
+      <w:r>
+        <w:t xml:space="preserve"> </w:t>
+      </w:r>
+      <w:r>
+        <w:t xml:space="preserve">not</w:t>
+      </w:r>
+      <w:r>
+        <w:t xml:space="preserve"> </w:t>
+      </w:r>
+      <w:r>
+        <w:t xml:space="preserve">“good”</w:t>
+      </w:r>
+      <w:r>
+        <w:t xml:space="preserve">) and why</w:t>
+      </w:r>
+      <w:r>
+        <w:t xml:space="preserve"> </w:t>
+      </w:r>
+      <w:r>
+        <w:t xml:space="preserve">OCSP always stays</w:t>
+      </w:r>
+      <w:r>
+        <w:t xml:space="preserve"> </w:t>
+      </w:r>
+      <w:r>
+        <w:rPr>
+          <w:b/>
+          <w:bCs/>
+        </w:rPr>
+        <w:t xml:space="preserve">current</w:t>
+      </w:r>
+      <w:r>
+        <w:t xml:space="preserve">, by running both methods on the same certificate side by side:</w:t>
       </w:r>
     </w:p>
     <w:p>
@@ -24960,20 +26323,437 @@
       <w:r>
         <w:drawing>
           <wp:inline>
-            <wp:extent cx="5759999" cy="5773963"/>
+            <wp:extent cx="5111999" cy="2727033"/>
             <wp:effectExtent b="0" l="0" r="0" t="0"/>
-            <wp:docPr descr="The signing flow with PKCS#11" title="" id="130" name="Picture"/>
+            <wp:docPr descr="CRL and OCSP — step by step" title="" id="154" name="Picture"/>
             <a:graphic>
               <a:graphicData uri="http://schemas.openxmlformats.org/drawingml/2006/picture">
                 <pic:pic>
                   <pic:nvPicPr>
-                    <pic:cNvPr descr="h10-14-pkcs11-imzalama.png" id="131" name="Picture"/>
+                    <pic:cNvPr descr="crl-ocsp-revocation.en.png" id="155" name="Picture"/>
                     <pic:cNvPicPr>
                       <a:picLocks noChangeArrowheads="1" noChangeAspect="1"/>
                     </pic:cNvPicPr>
                   </pic:nvPicPr>
                   <pic:blipFill>
-                    <a:blip r:embed="rId129"/>
+                    <a:blip r:embed="rId153"/>
+                    <a:stretch>
+                      <a:fillRect/>
+                    </a:stretch>
+                  </pic:blipFill>
+                  <pic:spPr bwMode="auto">
+                    <a:xfrm>
+                      <a:off x="0" y="0"/>
+                      <a:ext cx="5111999" cy="2727033"/>
+                    </a:xfrm>
+                    <a:prstGeom prst="rect">
+                      <a:avLst/>
+                    </a:prstGeom>
+                    <a:noFill/>
+                    <a:ln w="9525">
+                      <a:noFill/>
+                      <a:headEnd/>
+                      <a:tailEnd/>
+                    </a:ln>
+                  </pic:spPr>
+                </pic:pic>
+              </a:graphicData>
+            </a:graphic>
+          </wp:inline>
+        </w:drawing>
+      </w:r>
+    </w:p>
+    <w:p>
+      <w:pPr>
+        <w:pStyle w:val="BodyText"/>
+      </w:pPr>
+      <w:r>
+        <w:t xml:space="preserve">Compare</w:t>
+      </w:r>
+      <w:r>
+        <w:t xml:space="preserve"> </w:t>
+      </w:r>
+      <w:r>
+        <w:rPr>
+          <w:b/>
+          <w:bCs/>
+        </w:rPr>
+        <w:t xml:space="preserve">Hard: the certificate is revoked</w:t>
+      </w:r>
+      <w:r>
+        <w:t xml:space="preserve"> </w:t>
+      </w:r>
+      <w:r>
+        <w:t xml:space="preserve">with</w:t>
+      </w:r>
+      <w:r>
+        <w:t xml:space="preserve"> </w:t>
+      </w:r>
+      <w:r>
+        <w:rPr>
+          <w:b/>
+          <w:bCs/>
+        </w:rPr>
+        <w:t xml:space="preserve">Edge case: the CRL is stale — the revocation is not seen</w:t>
+      </w:r>
+      <w:r>
+        <w:t xml:space="preserve"> </w:t>
+      </w:r>
+      <w:r>
+        <w:t xml:space="preserve">to see the cost of a CRL’s cacheability.</w:t>
+      </w:r>
+    </w:p>
+    <w:bookmarkEnd w:id="156"/>
+    <w:bookmarkStart w:id="157" w:name="worked-example-how-big-does-a-crl-get"/>
+    <w:p>
+      <w:pPr>
+        <w:pStyle w:val="Heading3"/>
+      </w:pPr>
+      <w:r>
+        <w:t xml:space="preserve">Worked example: how big does a CRL get?</w:t>
+      </w:r>
+    </w:p>
+    <w:p>
+      <w:pPr>
+        <w:pStyle w:val="FirstParagraph"/>
+      </w:pPr>
+      <w:r>
+        <w:t xml:space="preserve">If a CA issues 10,000 certificates a year and 1% of them (100) are revoked, since every CRL entry carries</w:t>
+      </w:r>
+      <w:r>
+        <w:t xml:space="preserve"> </w:t>
+      </w:r>
+      <w:r>
+        <w:t xml:space="preserve">~40–60 bytes (serial number + revocation date + reason code), the CRL size is ~4–6 KB — that looks small. But</w:t>
+      </w:r>
+      <w:r>
+        <w:t xml:space="preserve"> </w:t>
+      </w:r>
+      <w:r>
+        <w:t xml:space="preserve">for a large public CA (millions of certificates, hundreds of thousands of revocations), the CRL can reach</w:t>
+      </w:r>
+      <w:r>
+        <w:t xml:space="preserve"> </w:t>
+      </w:r>
+      <w:r>
+        <w:rPr>
+          <w:b/>
+          <w:bCs/>
+        </w:rPr>
+        <w:t xml:space="preserve">tens of megabytes</w:t>
+      </w:r>
+      <w:r>
+        <w:t xml:space="preserve">; every client downloading this periodically is not practical. OCSP solves this scaling</w:t>
+      </w:r>
+      <w:r>
+        <w:t xml:space="preserve"> </w:t>
+      </w:r>
+      <w:r>
+        <w:t xml:space="preserve">problem by</w:t>
+      </w:r>
+      <w:r>
+        <w:t xml:space="preserve"> </w:t>
+      </w:r>
+      <w:r>
+        <w:t xml:space="preserve">“asking a single question”</w:t>
+      </w:r>
+      <w:r>
+        <w:t xml:space="preserve"> </w:t>
+      </w:r>
+      <w:r>
+        <w:t xml:space="preserve">instead of</w:t>
+      </w:r>
+      <w:r>
+        <w:t xml:space="preserve"> </w:t>
+      </w:r>
+      <w:r>
+        <w:t xml:space="preserve">“downloading the entire list”</w:t>
+      </w:r>
+      <w:r>
+        <w:t xml:space="preserve"> </w:t>
+      </w:r>
+      <w:r>
+        <w:t xml:space="preserve">— but then the privacy and</w:t>
+      </w:r>
+      <w:r>
+        <w:t xml:space="preserve"> </w:t>
+      </w:r>
+      <w:r>
+        <w:t xml:space="preserve">availability trade-off above reappears.</w:t>
+      </w:r>
+    </w:p>
+    <w:p>
+      <w:pPr>
+        <w:pStyle w:val="BlockText"/>
+      </w:pPr>
+      <w:r>
+        <w:rPr>
+          <w:b/>
+          <w:bCs/>
+        </w:rPr>
+        <w:t xml:space="preserve">Common mistake: testing revocation checking only in a development environment and taking it to production as-is</w:t>
+      </w:r>
+    </w:p>
+    <w:p>
+      <w:pPr>
+        <w:pStyle w:val="BlockText"/>
+      </w:pPr>
+      <w:r>
+        <w:t xml:space="preserve">A client written without</w:t>
+      </w:r>
+      <w:r>
+        <w:t xml:space="preserve"> </w:t>
+      </w:r>
+      <w:r>
+        <w:rPr>
+          <w:rStyle w:val="VerbatimChar"/>
+        </w:rPr>
+        <w:t xml:space="preserve">-crl_check</w:t>
+      </w:r>
+      <w:r>
+        <w:t xml:space="preserve"> </w:t>
+      </w:r>
+      <w:r>
+        <w:t xml:space="preserve">(or the OCSP equivalent) turned on accepts, without any problem, a</w:t>
+      </w:r>
+      <w:r>
+        <w:t xml:space="preserve"> </w:t>
+      </w:r>
+      <w:r>
+        <w:t xml:space="preserve">certificate that has not expired but</w:t>
+      </w:r>
+      <w:r>
+        <w:t xml:space="preserve"> </w:t>
+      </w:r>
+      <w:r>
+        <w:rPr>
+          <w:b/>
+          <w:bCs/>
+        </w:rPr>
+        <w:t xml:space="preserve">has been revoked</w:t>
+      </w:r>
+      <w:r>
+        <w:t xml:space="preserve">. Because a CRL/OCSP server is usually not set up</w:t>
+      </w:r>
+      <w:r>
+        <w:t xml:space="preserve"> </w:t>
+      </w:r>
+      <w:r>
+        <w:t xml:space="preserve">in a test environment, this mistake is easy to overlook, and it is carried into production</w:t>
+      </w:r>
+      <w:r>
+        <w:t xml:space="preserve"> </w:t>
+      </w:r>
+      <w:r>
+        <w:t xml:space="preserve">“with revocation</w:t>
+      </w:r>
+      <w:r>
+        <w:t xml:space="preserve"> </w:t>
+      </w:r>
+      <w:r>
+        <w:t xml:space="preserve">checking off.”</w:t>
+      </w:r>
+      <w:r>
+        <w:t xml:space="preserve"> </w:t>
+      </w:r>
+      <w:r>
+        <w:t xml:space="preserve">Rule: make revocation checking an</w:t>
+      </w:r>
+      <w:r>
+        <w:t xml:space="preserve"> </w:t>
+      </w:r>
+      <w:r>
+        <w:rPr>
+          <w:b/>
+          <w:bCs/>
+        </w:rPr>
+        <w:t xml:space="preserve">explicit configuration option</w:t>
+      </w:r>
+      <w:r>
+        <w:t xml:space="preserve">, and confirm on your</w:t>
+      </w:r>
+      <w:r>
+        <w:t xml:space="preserve"> </w:t>
+      </w:r>
+      <w:r>
+        <w:t xml:space="preserve">deployment checklist that it is turned on.</w:t>
+      </w:r>
+    </w:p>
+    <w:p>
+      <w:pPr>
+        <w:pStyle w:val="BlockText"/>
+      </w:pPr>
+      <w:r>
+        <w:rPr>
+          <w:b/>
+          <w:bCs/>
+        </w:rPr>
+        <w:t xml:space="preserve">Rule</w:t>
+      </w:r>
+    </w:p>
+    <w:p>
+      <w:pPr>
+        <w:pStyle w:val="BlockText"/>
+      </w:pPr>
+      <w:r>
+        <w:t xml:space="preserve">The shorter a certificate’s lifetime, the less you need a revocation mechanism — this is why the industry</w:t>
+      </w:r>
+      <w:r>
+        <w:t xml:space="preserve"> </w:t>
+      </w:r>
+      <w:r>
+        <w:t xml:space="preserve">(Let’s Encrypt and similar) is moving toward shortening certificate lifetimes. If you use long-lived</w:t>
+      </w:r>
+      <w:r>
+        <w:t xml:space="preserve"> </w:t>
+      </w:r>
+      <w:r>
+        <w:t xml:space="preserve">certificates,</w:t>
+      </w:r>
+      <w:r>
+        <w:t xml:space="preserve"> </w:t>
+      </w:r>
+      <w:r>
+        <w:rPr>
+          <w:b/>
+          <w:bCs/>
+        </w:rPr>
+        <w:t xml:space="preserve">make sure</w:t>
+      </w:r>
+      <w:r>
+        <w:t xml:space="preserve"> </w:t>
+      </w:r>
+      <w:r>
+        <w:t xml:space="preserve">to enable and test CRL or OCSP stapling.</w:t>
+      </w:r>
+    </w:p>
+    <w:p>
+      <w:pPr>
+        <w:pStyle w:val="FirstParagraph"/>
+      </w:pPr>
+      <w:r>
+        <w:t xml:space="preserve">In Section 9 we learned to</w:t>
+      </w:r>
+      <w:r>
+        <w:t xml:space="preserve"> </w:t>
+      </w:r>
+      <w:r>
+        <w:rPr>
+          <w:b/>
+          <w:bCs/>
+        </w:rPr>
+        <w:t xml:space="preserve">build</w:t>
+      </w:r>
+      <w:r>
+        <w:t xml:space="preserve"> </w:t>
+      </w:r>
+      <w:r>
+        <w:t xml:space="preserve">a chain; in this section we learned to</w:t>
+      </w:r>
+      <w:r>
+        <w:t xml:space="preserve"> </w:t>
+      </w:r>
+      <w:r>
+        <w:rPr>
+          <w:b/>
+          <w:bCs/>
+        </w:rPr>
+        <w:t xml:space="preserve">invalidate</w:t>
+      </w:r>
+      <w:r>
+        <w:t xml:space="preserve"> </w:t>
+      </w:r>
+      <w:r>
+        <w:t xml:space="preserve">one link in a chain.</w:t>
+      </w:r>
+      <w:r>
+        <w:t xml:space="preserve"> </w:t>
+      </w:r>
+      <w:r>
+        <w:t xml:space="preserve">The next section covers how we protect the most valuable piece of this chain — the private keys themselves.</w:t>
+      </w:r>
+    </w:p>
+    <w:p>
+      <w:r>
+        <w:pict>
+          <v:rect style="width:0;height:1.5pt" o:hralign="center" o:hrstd="t" o:hr="t"/>
+        </w:pict>
+      </w:r>
+    </w:p>
+    <w:bookmarkEnd w:id="157"/>
+    <w:bookmarkEnd w:id="158"/>
+    <w:bookmarkStart w:id="168" w:name="Xccca19c18463a15dbd95c3b88a40342bc0ba76e"/>
+    <w:p>
+      <w:pPr>
+        <w:pStyle w:val="Heading2"/>
+      </w:pPr>
+      <w:r>
+        <w:t xml:space="preserve">11. Storing the key in hardware: HSM, PKCS#11, and SoftHSM</w:t>
+      </w:r>
+    </w:p>
+    <w:p>
+      <w:pPr>
+        <w:pStyle w:val="FirstParagraph"/>
+      </w:pPr>
+      <w:r>
+        <w:t xml:space="preserve">A stolen private key destroys all of PKI’s guarantees. This is why valuable keys (CA keys, payment keys, code</w:t>
+      </w:r>
+      <w:r>
+        <w:t xml:space="preserve"> </w:t>
+      </w:r>
+      <w:r>
+        <w:t xml:space="preserve">signing keys) are generated inside</w:t>
+      </w:r>
+      <w:r>
+        <w:t xml:space="preserve"> </w:t>
+      </w:r>
+      <w:r>
+        <w:rPr>
+          <w:b/>
+          <w:bCs/>
+        </w:rPr>
+        <w:t xml:space="preserve">hardware security modules</w:t>
+      </w:r>
+      <w:r>
+        <w:t xml:space="preserve"> </w:t>
+      </w:r>
+      <w:r>
+        <w:t xml:space="preserve">(HSM) and never leave them. The application</w:t>
+      </w:r>
+      <w:r>
+        <w:t xml:space="preserve"> </w:t>
+      </w:r>
+      <w:r>
+        <w:t xml:space="preserve">never sees the key; it tells the HSM</w:t>
+      </w:r>
+      <w:r>
+        <w:t xml:space="preserve"> </w:t>
+      </w:r>
+      <w:r>
+        <w:t xml:space="preserve">“sign this with that key.”</w:t>
+      </w:r>
+    </w:p>
+    <w:p>
+      <w:pPr>
+        <w:pStyle w:val="BodyText"/>
+      </w:pPr>
+      <w:r>
+        <w:drawing>
+          <wp:inline>
+            <wp:extent cx="5759999" cy="5773963"/>
+            <wp:effectExtent b="0" l="0" r="0" t="0"/>
+            <wp:docPr descr="The signing flow with PKCS#11" title="" id="160" name="Picture"/>
+            <a:graphic>
+              <a:graphicData uri="http://schemas.openxmlformats.org/drawingml/2006/picture">
+                <pic:pic>
+                  <pic:nvPicPr>
+                    <pic:cNvPr descr="h10-14-pkcs11-imzalama.png" id="161" name="Picture"/>
+                    <pic:cNvPicPr>
+                      <a:picLocks noChangeArrowheads="1" noChangeAspect="1"/>
+                    </pic:cNvPicPr>
+                  </pic:nvPicPr>
+                  <pic:blipFill>
+                    <a:blip r:embed="rId159"/>
                     <a:stretch>
                       <a:fillRect/>
                     </a:stretch>
@@ -25657,7 +27437,7 @@
       <w:r>
         <w:t xml:space="preserve"> </w:t>
       </w:r>
-      <w:hyperlink r:id="rId132">
+      <w:hyperlink r:id="rId162">
         <w:r>
           <w:rPr>
             <w:rStyle w:val="Hyperlink"/>
@@ -25706,7 +27486,7 @@
       <w:r>
         <w:t xml:space="preserve">(</w:t>
       </w:r>
-      <w:hyperlink r:id="rId84">
+      <w:hyperlink r:id="rId102">
         <w:r>
           <w:rPr>
             <w:rStyle w:val="Hyperlink"/>
@@ -25758,7 +27538,7 @@
         <w:t xml:space="preserve">algorithm it uses together with the standard it rests on (NIST FIPS, ISO/IEC 9797-1, EMV specifications).</w:t>
       </w:r>
     </w:p>
-    <w:bookmarkStart w:id="133" w:name="Xbe1fb45f6b9f5fc32a2f4c5a10722311d7e7d2b"/>
+    <w:bookmarkStart w:id="166" w:name="Xbe1fb45f6b9f5fc32a2f4c5a10722311d7e7d2b"/>
     <w:p>
       <w:pPr>
         <w:pStyle w:val="Heading3"/>
@@ -26419,8 +28199,157 @@
         <w:t xml:space="preserve">side already only needs the public key, so it does not need the HSM.</w:t>
       </w:r>
     </w:p>
-    <w:bookmarkEnd w:id="133"/>
-    <w:bookmarkStart w:id="134" w:name="X47634321569d3ed00129e9a47b5b0e8a2e6e7df"/>
+    <w:p>
+      <w:pPr>
+        <w:pStyle w:val="BodyText"/>
+      </w:pPr>
+      <w:r>
+        <w:t xml:space="preserve">See the same idea in a small simulation:</w:t>
+      </w:r>
+      <w:r>
+        <w:t xml:space="preserve"> </w:t>
+      </w:r>
+      <w:r>
+        <w:rPr>
+          <w:rStyle w:val="VerbatimChar"/>
+        </w:rPr>
+        <w:t xml:space="preserve">generate_keypair()</w:t>
+      </w:r>
+      <w:r>
+        <w:t xml:space="preserve"> </w:t>
+      </w:r>
+      <w:r>
+        <w:t xml:space="preserve">returns only a</w:t>
+      </w:r>
+      <w:r>
+        <w:t xml:space="preserve"> </w:t>
+      </w:r>
+      <w:r>
+        <w:rPr>
+          <w:b/>
+          <w:bCs/>
+        </w:rPr>
+        <w:t xml:space="preserve">handle</w:t>
+      </w:r>
+      <w:r>
+        <w:t xml:space="preserve">,</w:t>
+      </w:r>
+      <w:r>
+        <w:t xml:space="preserve"> </w:t>
+      </w:r>
+      <w:r>
+        <w:rPr>
+          <w:rStyle w:val="VerbatimChar"/>
+        </w:rPr>
+        <w:t xml:space="preserve">sign(handle, data)</w:t>
+      </w:r>
+      <w:r>
+        <w:t xml:space="preserve"> </w:t>
+      </w:r>
+      <w:r>
+        <w:t xml:space="preserve">computes the signature INSIDE the HSM, and signing is rejected with an unknown or destroyed handle:</w:t>
+      </w:r>
+    </w:p>
+    <w:p>
+      <w:pPr>
+        <w:pStyle w:val="BodyText"/>
+      </w:pPr>
+      <w:r>
+        <w:drawing>
+          <wp:inline>
+            <wp:extent cx="5111999" cy="2898066"/>
+            <wp:effectExtent b="0" l="0" r="0" t="0"/>
+            <wp:docPr descr="HSM/PKCS#11 key use — step by step" title="" id="164" name="Picture"/>
+            <a:graphic>
+              <a:graphicData uri="http://schemas.openxmlformats.org/drawingml/2006/picture">
+                <pic:pic>
+                  <pic:nvPicPr>
+                    <pic:cNvPr descr="hsm-pkcs11-key-use.en.png" id="165" name="Picture"/>
+                    <pic:cNvPicPr>
+                      <a:picLocks noChangeArrowheads="1" noChangeAspect="1"/>
+                    </pic:cNvPicPr>
+                  </pic:nvPicPr>
+                  <pic:blipFill>
+                    <a:blip r:embed="rId163"/>
+                    <a:stretch>
+                      <a:fillRect/>
+                    </a:stretch>
+                  </pic:blipFill>
+                  <pic:spPr bwMode="auto">
+                    <a:xfrm>
+                      <a:off x="0" y="0"/>
+                      <a:ext cx="5111999" cy="2898066"/>
+                    </a:xfrm>
+                    <a:prstGeom prst="rect">
+                      <a:avLst/>
+                    </a:prstGeom>
+                    <a:noFill/>
+                    <a:ln w="9525">
+                      <a:noFill/>
+                      <a:headEnd/>
+                      <a:tailEnd/>
+                    </a:ln>
+                  </pic:spPr>
+                </pic:pic>
+              </a:graphicData>
+            </a:graphic>
+          </wp:inline>
+        </w:drawing>
+      </w:r>
+    </w:p>
+    <w:p>
+      <w:pPr>
+        <w:pStyle w:val="BodyText"/>
+      </w:pPr>
+      <w:r>
+        <w:t xml:space="preserve">Try</w:t>
+      </w:r>
+      <w:r>
+        <w:t xml:space="preserve"> </w:t>
+      </w:r>
+      <w:r>
+        <w:rPr>
+          <w:b/>
+          <w:bCs/>
+        </w:rPr>
+        <w:t xml:space="preserve">Hard: signed with one handle, verified with ANOTHER</w:t>
+      </w:r>
+      <w:r>
+        <w:t xml:space="preserve"> </w:t>
+      </w:r>
+      <w:r>
+        <w:t xml:space="preserve">and</w:t>
+      </w:r>
+      <w:r>
+        <w:t xml:space="preserve"> </w:t>
+      </w:r>
+      <w:r>
+        <w:rPr>
+          <w:b/>
+          <w:bCs/>
+        </w:rPr>
+        <w:t xml:space="preserve">Edge case: a handle that was never</w:t>
+      </w:r>
+      <w:r>
+        <w:rPr>
+          <w:b/>
+          <w:bCs/>
+        </w:rPr>
+        <w:t xml:space="preserve"> </w:t>
+      </w:r>
+      <w:r>
+        <w:rPr>
+          <w:b/>
+          <w:bCs/>
+        </w:rPr>
+        <w:t xml:space="preserve">generated</w:t>
+      </w:r>
+      <w:r>
+        <w:t xml:space="preserve">.</w:t>
+      </w:r>
+    </w:p>
+    <w:bookmarkEnd w:id="166"/>
+    <w:bookmarkStart w:id="167" w:name="X47634321569d3ed00129e9a47b5b0e8a2e6e7df"/>
     <w:p>
       <w:pPr>
         <w:pStyle w:val="Heading3"/>
@@ -26794,7 +28723,7 @@
       <w:r>
         <w:t xml:space="preserve"> </w:t>
       </w:r>
-      <w:hyperlink r:id="rId132">
+      <w:hyperlink r:id="rId162">
         <w:r>
           <w:rPr>
             <w:rStyle w:val="Hyperlink"/>
@@ -26849,9 +28778,9 @@
         </w:pict>
       </w:r>
     </w:p>
-    <w:bookmarkEnd w:id="134"/>
-    <w:bookmarkEnd w:id="135"/>
-    <w:bookmarkStart w:id="142" w:name="a-look-at-post-quantum-cryptography"/>
+    <w:bookmarkEnd w:id="167"/>
+    <w:bookmarkEnd w:id="168"/>
+    <w:bookmarkStart w:id="175" w:name="a-look-at-post-quantum-cryptography"/>
     <w:p>
       <w:pPr>
         <w:pStyle w:val="Heading2"/>
@@ -26901,18 +28830,18 @@
           <wp:inline>
             <wp:extent cx="5759999" cy="1678490"/>
             <wp:effectExtent b="0" l="0" r="0" t="0"/>
-            <wp:docPr descr="Post-quantum: what changes, what doesn’t" title="" id="137" name="Picture"/>
+            <wp:docPr descr="Post-quantum: what changes, what doesn’t" title="" id="170" name="Picture"/>
             <a:graphic>
               <a:graphicData uri="http://schemas.openxmlformats.org/drawingml/2006/picture">
                 <pic:pic>
                   <pic:nvPicPr>
-                    <pic:cNvPr descr="h10-15-kuantum-sonrasi.png" id="138" name="Picture"/>
+                    <pic:cNvPr descr="h10-15-kuantum-sonrasi.png" id="171" name="Picture"/>
                     <pic:cNvPicPr>
                       <a:picLocks noChangeArrowheads="1" noChangeAspect="1"/>
                     </pic:cNvPicPr>
                   </pic:nvPicPr>
                   <pic:blipFill>
-                    <a:blip r:embed="rId136"/>
+                    <a:blip r:embed="rId169"/>
                     <a:stretch>
                       <a:fillRect/>
                     </a:stretch>
@@ -27173,7 +29102,7 @@
       <w:r>
         <w:t xml:space="preserve"> </w:t>
       </w:r>
-      <w:hyperlink r:id="rId139">
+      <w:hyperlink r:id="rId172">
         <w:r>
           <w:rPr>
             <w:rStyle w:val="Hyperlink"/>
@@ -27197,7 +29126,7 @@
         <w:t xml:space="preserve">needed.</w:t>
       </w:r>
     </w:p>
-    <w:bookmarkStart w:id="140" w:name="X0baa8ab770a18a3bcb0b146a773a112b261dd70"/>
+    <w:bookmarkStart w:id="173" w:name="X0baa8ab770a18a3bcb0b146a773a112b261dd70"/>
     <w:p>
       <w:pPr>
         <w:pStyle w:val="Heading3"/>
@@ -28111,8 +30040,8 @@
         <w:t xml:space="preserve">not-yet-proven math) is broken, the classical side keeps protecting.</w:t>
       </w:r>
     </w:p>
-    <w:bookmarkEnd w:id="140"/>
-    <w:bookmarkStart w:id="141" w:name="why-lattice-problems-a-short-intuition"/>
+    <w:bookmarkEnd w:id="173"/>
+    <w:bookmarkStart w:id="174" w:name="why-lattice-problems-a-short-intuition"/>
     <w:p>
       <w:pPr>
         <w:pStyle w:val="Heading3"/>
@@ -28463,9 +30392,9 @@
         </w:pict>
       </w:r>
     </w:p>
-    <w:bookmarkEnd w:id="141"/>
-    <w:bookmarkEnd w:id="142"/>
-    <w:bookmarkStart w:id="144" w:name="term-project-this-week"/>
+    <w:bookmarkEnd w:id="174"/>
+    <w:bookmarkEnd w:id="175"/>
+    <w:bookmarkStart w:id="177" w:name="term-project-this-week"/>
     <w:p>
       <w:pPr>
         <w:pStyle w:val="Heading2"/>
@@ -28581,7 +30510,7 @@
       <w:r>
         <w:t xml:space="preserve">(</w:t>
       </w:r>
-      <w:hyperlink r:id="rId139">
+      <w:hyperlink r:id="rId172">
         <w:r>
           <w:rPr>
             <w:rStyle w:val="Hyperlink"/>
@@ -28683,7 +30612,7 @@
         <w:t xml:space="preserve">put the root key in the repository.</w:t>
       </w:r>
     </w:p>
-    <w:bookmarkStart w:id="143" w:name="X80a6d4987256ba9d31a9109d54d0f3926e58ba4"/>
+    <w:bookmarkStart w:id="176" w:name="X80a6d4987256ba9d31a9109d54d0f3926e58ba4"/>
     <w:p>
       <w:pPr>
         <w:pStyle w:val="Heading3"/>
@@ -29216,7 +31145,7 @@
       <w:r>
         <w:t xml:space="preserve"> </w:t>
       </w:r>
-      <w:hyperlink r:id="rId139">
+      <w:hyperlink r:id="rId172">
         <w:r>
           <w:rPr>
             <w:rStyle w:val="Hyperlink"/>
@@ -29693,9 +31622,9 @@
         </w:pict>
       </w:r>
     </w:p>
-    <w:bookmarkEnd w:id="143"/>
-    <w:bookmarkEnd w:id="144"/>
-    <w:bookmarkStart w:id="145" w:name="work-on-your-own"/>
+    <w:bookmarkEnd w:id="176"/>
+    <w:bookmarkEnd w:id="177"/>
+    <w:bookmarkStart w:id="178" w:name="work-on-your-own"/>
     <w:p>
       <w:pPr>
         <w:pStyle w:val="Heading2"/>
@@ -30177,8 +32106,8 @@
         </w:pict>
       </w:r>
     </w:p>
-    <w:bookmarkEnd w:id="145"/>
-    <w:bookmarkStart w:id="146" w:name="self-check"/>
+    <w:bookmarkEnd w:id="178"/>
+    <w:bookmarkStart w:id="179" w:name="self-check"/>
     <w:p>
       <w:pPr>
         <w:pStyle w:val="Heading2"/>
@@ -31300,8 +33229,8 @@
         </w:pict>
       </w:r>
     </w:p>
-    <w:bookmarkEnd w:id="146"/>
-    <w:bookmarkStart w:id="148" w:name="resources-and-further-reading"/>
+    <w:bookmarkEnd w:id="179"/>
+    <w:bookmarkStart w:id="181" w:name="resources-and-further-reading"/>
     <w:p>
       <w:pPr>
         <w:pStyle w:val="Heading2"/>
@@ -32106,7 +34035,7 @@
       <w:pPr>
         <w:pStyle w:val="BlockText"/>
       </w:pPr>
-      <w:hyperlink r:id="rId147">
+      <w:hyperlink r:id="rId180">
         <w:r>
           <w:rPr>
             <w:rStyle w:val="Hyperlink"/>
@@ -32197,8 +34126,8 @@
         <w:t xml:space="preserve">principle.</w:t>
       </w:r>
     </w:p>
-    <w:bookmarkEnd w:id="148"/>
-    <w:bookmarkEnd w:id="149"/>
+    <w:bookmarkEnd w:id="181"/>
+    <w:bookmarkEnd w:id="182"/>
     <w:sectPr>
       <w:headerReference r:id="rId9" w:type="default"/>
       <w:footerReference r:id="rId10" w:type="default"/>
